--- a/40_AWS/04_修正依頼/20260308_MYSQLバックアップ設定.docx
+++ b/40_AWS/04_修正依頼/20260308_MYSQLバックアップ設定.docx
@@ -3201,9 +3201,9 @@
       </w:tblPr>
       <w:tblGrid>
         <w:gridCol w:w="600"/>
-        <w:gridCol w:w="4800"/>
+        <w:gridCol w:w="5400"/>
         <w:gridCol w:w="2400"/>
-        <w:gridCol w:w="1200"/>
+        <w:gridCol w:w="600"/>
       </w:tblGrid>
       <w:tr>
         <w:trPr>
@@ -3242,7 +3242,7 @@
         </w:tc>
         <w:tc>
           <w:tcPr>
-            <w:tcW w:type="dxa" w:w="4800"/>
+            <w:tcW w:type="dxa" w:w="5400"/>
             <w:tcBorders>
               <w:top w:val="single" w:color="CCCCCC" w:sz="4"/>
               <w:left w:val="single" w:color="CCCCCC" w:sz="4"/>
@@ -3267,7 +3267,7 @@
                 <w:sz w:val="22"/>
                 <w:szCs w:val="22"/>
               </w:rPr>
-              <w:t xml:space="preserve">テスト手順・確認内容</w:t>
+              <w:t xml:space="preserve">テスト手順・CloudShellコマンド</w:t>
             </w:r>
           </w:p>
         </w:tc>
@@ -3298,13 +3298,13 @@
                 <w:sz w:val="22"/>
                 <w:szCs w:val="22"/>
               </w:rPr>
-              <w:t xml:space="preserve">期待結果</w:t>
-            </w:r>
-          </w:p>
-        </w:tc>
-        <w:tc>
-          <w:tcPr>
-            <w:tcW w:type="dxa" w:w="1200"/>
+              <w:t xml:space="preserve">期待結果・確認ポイント</w:t>
+            </w:r>
+          </w:p>
+        </w:tc>
+        <w:tc>
+          <w:tcPr>
+            <w:tcW w:type="dxa" w:w="600"/>
             <w:tcBorders>
               <w:top w:val="single" w:color="CCCCCC" w:sz="4"/>
               <w:left w:val="single" w:color="CCCCCC" w:sz="4"/>
@@ -3329,7 +3329,7 @@
                 <w:sz w:val="22"/>
                 <w:szCs w:val="22"/>
               </w:rPr>
-              <w:t xml:space="preserve">結果（OK/NG）</w:t>
+              <w:t xml:space="preserve">結果</w:t>
             </w:r>
           </w:p>
         </w:tc>
@@ -3371,32 +3371,62 @@
         </w:tc>
         <w:tc>
           <w:tcPr>
-            <w:tcW w:type="dxa" w:w="4800"/>
-            <w:tcBorders>
-              <w:top w:val="single" w:color="CCCCCC" w:sz="4"/>
-              <w:left w:val="single" w:color="CCCCCC" w:sz="4"/>
-              <w:bottom w:val="single" w:color="CCCCCC" w:sz="4"/>
-              <w:right w:val="single" w:color="CCCCCC" w:sz="4"/>
-            </w:tcBorders>
-            <w:shd w:fill="FFFFFF" w:val="clear"/>
-            <w:tcMar>
-              <w:top w:type="dxa" w:w="60"/>
-              <w:left w:type="dxa" w:w="100"/>
-              <w:bottom w:type="dxa" w:w="60"/>
-              <w:right w:type="dxa" w:w="100"/>
-            </w:tcMar>
-          </w:tcPr>
-          <w:p>
-            <w:r>
-              <w:rPr>
-                <w:rFonts w:ascii="BIZ UDPゴシック" w:cs="BIZ UDPゴシック" w:eastAsia="BIZ UDPゴシック" w:hAnsi="BIZ UDPゴシック"/>
-                <w:b w:val="false"/>
-                <w:bCs w:val="false"/>
-                <w:color w:val="000000"/>
-                <w:sz w:val="22"/>
-                <w:szCs w:val="22"/>
-              </w:rPr>
-              <w:t xml:space="preserve">AWS Backup コンソールでバックアップボールト「ksm-posprd-backup-vault」が作成されていることを確認</w:t>
+            <w:tcW w:type="dxa" w:w="5400"/>
+            <w:tcBorders>
+              <w:top w:val="single" w:color="CCCCCC" w:sz="4"/>
+              <w:left w:val="single" w:color="CCCCCC" w:sz="4"/>
+              <w:bottom w:val="single" w:color="CCCCCC" w:sz="4"/>
+              <w:right w:val="single" w:color="CCCCCC" w:sz="4"/>
+            </w:tcBorders>
+            <w:tcMar>
+              <w:top w:type="dxa" w:w="60"/>
+              <w:left w:type="dxa" w:w="100"/>
+              <w:bottom w:type="dxa" w:w="60"/>
+              <w:right w:type="dxa" w:w="100"/>
+            </w:tcMar>
+          </w:tcPr>
+          <w:p>
+            <w:pPr>
+              <w:spacing w:before="40" w:after="40"/>
+            </w:pPr>
+            <w:r>
+              <w:rPr>
+                <w:rFonts w:ascii="BIZ UDPゴシック" w:cs="BIZ UDPゴシック" w:eastAsia="BIZ UDPゴシック" w:hAnsi="BIZ UDPゴシック"/>
+                <w:sz w:val="20"/>
+                <w:szCs w:val="20"/>
+              </w:rPr>
+              <w:t xml:space="preserve">バックアップボールト「ksm-posprd-backup-vault」が作成されていることを確認</w:t>
+            </w:r>
+          </w:p>
+          <w:p>
+            <w:pPr>
+              <w:spacing w:before="60" w:after="0"/>
+            </w:pPr>
+            <w:r>
+              <w:rPr>
+                <w:rFonts w:ascii="BIZ UDPゴシック" w:cs="BIZ UDPゴシック" w:eastAsia="BIZ UDPゴシック" w:hAnsi="BIZ UDPゴシック"/>
+                <w:b/>
+                <w:bCs/>
+                <w:color w:val="1F4D78"/>
+                <w:sz w:val="18"/>
+                <w:szCs w:val="18"/>
+              </w:rPr>
+              <w:t xml:space="preserve">▶ CloudShellコマンド:</w:t>
+            </w:r>
+          </w:p>
+          <w:p>
+            <w:pPr>
+              <w:shd w:fill="F0F4F8" w:val="clear"/>
+              <w:spacing w:before="0" w:after="0"/>
+            </w:pPr>
+            <w:r>
+              <w:rPr>
+                <w:rFonts w:ascii="Consolas" w:cs="Consolas" w:eastAsia="Consolas" w:hAnsi="Consolas"/>
+                <w:color w:val="333333"/>
+                <w:sz w:val="17"/>
+                <w:szCs w:val="17"/>
+              </w:rPr>
+              <w:t xml:space="preserve">aws backup list-backup-vaults --region ap-northeast-1 --query "BackupVaultList[?BackupVaultName=='ksm-posprd-backup-vault'].[BackupVaultName,EncryptionKeyArn]" --output table</w:t>
             </w:r>
           </w:p>
         </w:tc>
@@ -3409,31 +3439,88 @@
               <w:bottom w:val="single" w:color="CCCCCC" w:sz="4"/>
               <w:right w:val="single" w:color="CCCCCC" w:sz="4"/>
             </w:tcBorders>
-            <w:shd w:fill="FFFFFF" w:val="clear"/>
-            <w:tcMar>
-              <w:top w:type="dxa" w:w="60"/>
-              <w:left w:type="dxa" w:w="100"/>
-              <w:bottom w:type="dxa" w:w="60"/>
-              <w:right w:type="dxa" w:w="100"/>
-            </w:tcMar>
-          </w:tcPr>
-          <w:p>
-            <w:r>
-              <w:rPr>
-                <w:rFonts w:ascii="BIZ UDPゴシック" w:cs="BIZ UDPゴシック" w:eastAsia="BIZ UDPゴシック" w:hAnsi="BIZ UDPゴシック"/>
-                <w:b w:val="false"/>
-                <w:bCs w:val="false"/>
-                <w:color w:val="000000"/>
-                <w:sz w:val="22"/>
-                <w:szCs w:val="22"/>
-              </w:rPr>
-              <w:t xml:space="preserve">ボールトが ap-northeast-1 に存在し、暗号化キーが設定されている</w:t>
-            </w:r>
-          </w:p>
-        </w:tc>
-        <w:tc>
-          <w:tcPr>
-            <w:tcW w:type="dxa" w:w="1200"/>
+            <w:tcMar>
+              <w:top w:type="dxa" w:w="60"/>
+              <w:left w:type="dxa" w:w="100"/>
+              <w:bottom w:type="dxa" w:w="60"/>
+              <w:right w:type="dxa" w:w="100"/>
+            </w:tcMar>
+          </w:tcPr>
+          <w:p>
+            <w:pPr>
+              <w:spacing w:before="40" w:after="40"/>
+            </w:pPr>
+            <w:r>
+              <w:rPr>
+                <w:rFonts w:ascii="BIZ UDPゴシック" w:cs="BIZ UDPゴシック" w:eastAsia="BIZ UDPゴシック" w:hAnsi="BIZ UDPゴシック"/>
+                <w:sz w:val="20"/>
+                <w:szCs w:val="20"/>
+              </w:rPr>
+              <w:t xml:space="preserve">ボールトが ap-northeast-1 に存在し、暗号化キーARNが表示される</w:t>
+            </w:r>
+          </w:p>
+          <w:p>
+            <w:pPr>
+              <w:spacing w:before="60" w:after="0"/>
+            </w:pPr>
+            <w:r>
+              <w:rPr>
+                <w:rFonts w:ascii="BIZ UDPゴシック" w:cs="BIZ UDPゴシック" w:eastAsia="BIZ UDPゴシック" w:hAnsi="BIZ UDPゴシック"/>
+                <w:b/>
+                <w:bCs/>
+                <w:color w:val="1F4D78"/>
+                <w:sz w:val="18"/>
+                <w:szCs w:val="18"/>
+              </w:rPr>
+              <w:t xml:space="preserve">✔ 確認ポイント:</w:t>
+            </w:r>
+          </w:p>
+          <w:p>
+            <w:pPr>
+              <w:spacing w:before="0" w:after="0"/>
+              <w:ind w:left="200"/>
+            </w:pPr>
+            <w:r>
+              <w:rPr>
+                <w:rFonts w:ascii="BIZ UDPゴシック" w:cs="BIZ UDPゴシック" w:eastAsia="BIZ UDPゴシック" w:hAnsi="BIZ UDPゴシック"/>
+                <w:sz w:val="18"/>
+                <w:szCs w:val="18"/>
+              </w:rPr>
+              <w:t xml:space="preserve">・BackupVaultName = ksm-posprd-backup-vault</w:t>
+            </w:r>
+          </w:p>
+          <w:p>
+            <w:pPr>
+              <w:spacing w:before="0" w:after="0"/>
+              <w:ind w:left="200"/>
+            </w:pPr>
+            <w:r>
+              <w:rPr>
+                <w:rFonts w:ascii="BIZ UDPゴシック" w:cs="BIZ UDPゴシック" w:eastAsia="BIZ UDPゴシック" w:hAnsi="BIZ UDPゴシック"/>
+                <w:sz w:val="18"/>
+                <w:szCs w:val="18"/>
+              </w:rPr>
+              <w:t xml:space="preserve">・EncryptionKeyArn に KMSキーARNが表示される</w:t>
+            </w:r>
+          </w:p>
+          <w:p>
+            <w:pPr>
+              <w:spacing w:before="0" w:after="0"/>
+              <w:ind w:left="200"/>
+            </w:pPr>
+            <w:r>
+              <w:rPr>
+                <w:rFonts w:ascii="BIZ UDPゴシック" w:cs="BIZ UDPゴシック" w:eastAsia="BIZ UDPゴシック" w:hAnsi="BIZ UDPゴシック"/>
+                <w:sz w:val="18"/>
+                <w:szCs w:val="18"/>
+              </w:rPr>
+              <w:t xml:space="preserve">・コマンドがエラーなく完了する</w:t>
+            </w:r>
+          </w:p>
+        </w:tc>
+        <w:tc>
+          <w:tcPr>
+            <w:tcW w:type="dxa" w:w="600"/>
             <w:tcBorders>
               <w:top w:val="single" w:color="CCCCCC" w:sz="4"/>
               <w:left w:val="single" w:color="CCCCCC" w:sz="4"/>
@@ -3500,32 +3587,62 @@
         </w:tc>
         <w:tc>
           <w:tcPr>
-            <w:tcW w:type="dxa" w:w="4800"/>
-            <w:tcBorders>
-              <w:top w:val="single" w:color="CCCCCC" w:sz="4"/>
-              <w:left w:val="single" w:color="CCCCCC" w:sz="4"/>
-              <w:bottom w:val="single" w:color="CCCCCC" w:sz="4"/>
-              <w:right w:val="single" w:color="CCCCCC" w:sz="4"/>
-            </w:tcBorders>
-            <w:shd w:fill="FFFFFF" w:val="clear"/>
-            <w:tcMar>
-              <w:top w:type="dxa" w:w="60"/>
-              <w:left w:type="dxa" w:w="100"/>
-              <w:bottom w:type="dxa" w:w="60"/>
-              <w:right w:type="dxa" w:w="100"/>
-            </w:tcMar>
-          </w:tcPr>
-          <w:p>
-            <w:r>
-              <w:rPr>
-                <w:rFonts w:ascii="BIZ UDPゴシック" w:cs="BIZ UDPゴシック" w:eastAsia="BIZ UDPゴシック" w:hAnsi="BIZ UDPゴシック"/>
-                <w:b w:val="false"/>
-                <w:bCs w:val="false"/>
-                <w:color w:val="000000"/>
-                <w:sz w:val="22"/>
-                <w:szCs w:val="22"/>
-              </w:rPr>
-              <w:t xml:space="preserve">プラン①（毎時）が作成され、スケジュール cron(0 * * * ? *) が設定されていることを確認</w:t>
+            <w:tcW w:type="dxa" w:w="5400"/>
+            <w:tcBorders>
+              <w:top w:val="single" w:color="CCCCCC" w:sz="4"/>
+              <w:left w:val="single" w:color="CCCCCC" w:sz="4"/>
+              <w:bottom w:val="single" w:color="CCCCCC" w:sz="4"/>
+              <w:right w:val="single" w:color="CCCCCC" w:sz="4"/>
+            </w:tcBorders>
+            <w:tcMar>
+              <w:top w:type="dxa" w:w="60"/>
+              <w:left w:type="dxa" w:w="100"/>
+              <w:bottom w:type="dxa" w:w="60"/>
+              <w:right w:type="dxa" w:w="100"/>
+            </w:tcMar>
+          </w:tcPr>
+          <w:p>
+            <w:pPr>
+              <w:spacing w:before="40" w:after="40"/>
+            </w:pPr>
+            <w:r>
+              <w:rPr>
+                <w:rFonts w:ascii="BIZ UDPゴシック" w:cs="BIZ UDPゴシック" w:eastAsia="BIZ UDPゴシック" w:hAnsi="BIZ UDPゴシック"/>
+                <w:sz w:val="20"/>
+                <w:szCs w:val="20"/>
+              </w:rPr>
+              <w:t xml:space="preserve">バックアッププラン①（毎時）が作成され、スケジュールが正しく設定されていることを確認</w:t>
+            </w:r>
+          </w:p>
+          <w:p>
+            <w:pPr>
+              <w:spacing w:before="60" w:after="0"/>
+            </w:pPr>
+            <w:r>
+              <w:rPr>
+                <w:rFonts w:ascii="BIZ UDPゴシック" w:cs="BIZ UDPゴシック" w:eastAsia="BIZ UDPゴシック" w:hAnsi="BIZ UDPゴシック"/>
+                <w:b/>
+                <w:bCs/>
+                <w:color w:val="1F4D78"/>
+                <w:sz w:val="18"/>
+                <w:szCs w:val="18"/>
+              </w:rPr>
+              <w:t xml:space="preserve">▶ CloudShellコマンド:</w:t>
+            </w:r>
+          </w:p>
+          <w:p>
+            <w:pPr>
+              <w:shd w:fill="F0F4F8" w:val="clear"/>
+              <w:spacing w:before="0" w:after="0"/>
+            </w:pPr>
+            <w:r>
+              <w:rPr>
+                <w:rFonts w:ascii="Consolas" w:cs="Consolas" w:eastAsia="Consolas" w:hAnsi="Consolas"/>
+                <w:color w:val="333333"/>
+                <w:sz w:val="17"/>
+                <w:szCs w:val="17"/>
+              </w:rPr>
+              <w:t xml:space="preserve">aws backup list-backup-plans --region ap-northeast-1 --query "BackupPlansList[?BackupPlanName=='ksm-posprd-rds-hourly'].[BackupPlanName,BackupPlanId]" --output table</w:t>
             </w:r>
           </w:p>
         </w:tc>
@@ -3538,31 +3655,74 @@
               <w:bottom w:val="single" w:color="CCCCCC" w:sz="4"/>
               <w:right w:val="single" w:color="CCCCCC" w:sz="4"/>
             </w:tcBorders>
-            <w:shd w:fill="FFFFFF" w:val="clear"/>
-            <w:tcMar>
-              <w:top w:type="dxa" w:w="60"/>
-              <w:left w:type="dxa" w:w="100"/>
-              <w:bottom w:type="dxa" w:w="60"/>
-              <w:right w:type="dxa" w:w="100"/>
-            </w:tcMar>
-          </w:tcPr>
-          <w:p>
-            <w:r>
-              <w:rPr>
-                <w:rFonts w:ascii="BIZ UDPゴシック" w:cs="BIZ UDPゴシック" w:eastAsia="BIZ UDPゴシック" w:hAnsi="BIZ UDPゴシック"/>
-                <w:b w:val="false"/>
-                <w:bCs w:val="false"/>
-                <w:color w:val="000000"/>
-                <w:sz w:val="22"/>
-                <w:szCs w:val="22"/>
-              </w:rPr>
-              <w:t xml:space="preserve">ジョブが毎時0分にトリガーされ、翌時間後にスナップショットがボールトに存在する</w:t>
-            </w:r>
-          </w:p>
-        </w:tc>
-        <w:tc>
-          <w:tcPr>
-            <w:tcW w:type="dxa" w:w="1200"/>
+            <w:tcMar>
+              <w:top w:type="dxa" w:w="60"/>
+              <w:left w:type="dxa" w:w="100"/>
+              <w:bottom w:type="dxa" w:w="60"/>
+              <w:right w:type="dxa" w:w="100"/>
+            </w:tcMar>
+          </w:tcPr>
+          <w:p>
+            <w:pPr>
+              <w:spacing w:before="40" w:after="40"/>
+            </w:pPr>
+            <w:r>
+              <w:rPr>
+                <w:rFonts w:ascii="BIZ UDPゴシック" w:cs="BIZ UDPゴシック" w:eastAsia="BIZ UDPゴシック" w:hAnsi="BIZ UDPゴシック"/>
+                <w:sz w:val="20"/>
+                <w:szCs w:val="20"/>
+              </w:rPr>
+              <w:t xml:space="preserve">プラン「ksm-posprd-rds-hourly」が存在し、スケジュール cron(0 * * * ? *) が設定されている</w:t>
+            </w:r>
+          </w:p>
+          <w:p>
+            <w:pPr>
+              <w:spacing w:before="60" w:after="0"/>
+            </w:pPr>
+            <w:r>
+              <w:rPr>
+                <w:rFonts w:ascii="BIZ UDPゴシック" w:cs="BIZ UDPゴシック" w:eastAsia="BIZ UDPゴシック" w:hAnsi="BIZ UDPゴシック"/>
+                <w:b/>
+                <w:bCs/>
+                <w:color w:val="1F4D78"/>
+                <w:sz w:val="18"/>
+                <w:szCs w:val="18"/>
+              </w:rPr>
+              <w:t xml:space="preserve">✔ 確認ポイント:</w:t>
+            </w:r>
+          </w:p>
+          <w:p>
+            <w:pPr>
+              <w:spacing w:before="0" w:after="0"/>
+              <w:ind w:left="200"/>
+            </w:pPr>
+            <w:r>
+              <w:rPr>
+                <w:rFonts w:ascii="BIZ UDPゴシック" w:cs="BIZ UDPゴシック" w:eastAsia="BIZ UDPゴシック" w:hAnsi="BIZ UDPゴシック"/>
+                <w:sz w:val="18"/>
+                <w:szCs w:val="18"/>
+              </w:rPr>
+              <w:t xml:space="preserve">・BackupPlanName = ksm-posprd-rds-hourly が表示される</w:t>
+            </w:r>
+          </w:p>
+          <w:p>
+            <w:pPr>
+              <w:spacing w:before="0" w:after="0"/>
+              <w:ind w:left="200"/>
+            </w:pPr>
+            <w:r>
+              <w:rPr>
+                <w:rFonts w:ascii="BIZ UDPゴシック" w:cs="BIZ UDPゴシック" w:eastAsia="BIZ UDPゴシック" w:hAnsi="BIZ UDPゴシック"/>
+                <w:sz w:val="18"/>
+                <w:szCs w:val="18"/>
+              </w:rPr>
+              <w:t xml:space="preserve">・詳細でScheduleExpression = cron(0 * * * ? *) を確認</w:t>
+            </w:r>
+          </w:p>
+        </w:tc>
+        <w:tc>
+          <w:tcPr>
+            <w:tcW w:type="dxa" w:w="600"/>
             <w:tcBorders>
               <w:top w:val="single" w:color="CCCCCC" w:sz="4"/>
               <w:left w:val="single" w:color="CCCCCC" w:sz="4"/>
@@ -3629,32 +3789,62 @@
         </w:tc>
         <w:tc>
           <w:tcPr>
-            <w:tcW w:type="dxa" w:w="4800"/>
-            <w:tcBorders>
-              <w:top w:val="single" w:color="CCCCCC" w:sz="4"/>
-              <w:left w:val="single" w:color="CCCCCC" w:sz="4"/>
-              <w:bottom w:val="single" w:color="CCCCCC" w:sz="4"/>
-              <w:right w:val="single" w:color="CCCCCC" w:sz="4"/>
-            </w:tcBorders>
-            <w:shd w:fill="FFFFFF" w:val="clear"/>
-            <w:tcMar>
-              <w:top w:type="dxa" w:w="60"/>
-              <w:left w:type="dxa" w:w="100"/>
-              <w:bottom w:type="dxa" w:w="60"/>
-              <w:right w:type="dxa" w:w="100"/>
-            </w:tcMar>
-          </w:tcPr>
-          <w:p>
-            <w:r>
-              <w:rPr>
-                <w:rFonts w:ascii="BIZ UDPゴシック" w:cs="BIZ UDPゴシック" w:eastAsia="BIZ UDPゴシック" w:hAnsi="BIZ UDPゴシック"/>
-                <w:b w:val="false"/>
-                <w:bCs w:val="false"/>
-                <w:color w:val="000000"/>
-                <w:sz w:val="22"/>
-                <w:szCs w:val="22"/>
-              </w:rPr>
-              <w:t xml:space="preserve">プラン②（日次）が作成され、スケジュール cron(0 15 * * ? *)（JST 00:00）が設定されていることを確認</w:t>
+            <w:tcW w:type="dxa" w:w="5400"/>
+            <w:tcBorders>
+              <w:top w:val="single" w:color="CCCCCC" w:sz="4"/>
+              <w:left w:val="single" w:color="CCCCCC" w:sz="4"/>
+              <w:bottom w:val="single" w:color="CCCCCC" w:sz="4"/>
+              <w:right w:val="single" w:color="CCCCCC" w:sz="4"/>
+            </w:tcBorders>
+            <w:tcMar>
+              <w:top w:type="dxa" w:w="60"/>
+              <w:left w:type="dxa" w:w="100"/>
+              <w:bottom w:type="dxa" w:w="60"/>
+              <w:right w:type="dxa" w:w="100"/>
+            </w:tcMar>
+          </w:tcPr>
+          <w:p>
+            <w:pPr>
+              <w:spacing w:before="40" w:after="40"/>
+            </w:pPr>
+            <w:r>
+              <w:rPr>
+                <w:rFonts w:ascii="BIZ UDPゴシック" w:cs="BIZ UDPゴシック" w:eastAsia="BIZ UDPゴシック" w:hAnsi="BIZ UDPゴシック"/>
+                <w:sz w:val="20"/>
+                <w:szCs w:val="20"/>
+              </w:rPr>
+              <w:t xml:space="preserve">バックアッププラン②（日次）が作成され、スケジュールが正しく設定されていることを確認</w:t>
+            </w:r>
+          </w:p>
+          <w:p>
+            <w:pPr>
+              <w:spacing w:before="60" w:after="0"/>
+            </w:pPr>
+            <w:r>
+              <w:rPr>
+                <w:rFonts w:ascii="BIZ UDPゴシック" w:cs="BIZ UDPゴシック" w:eastAsia="BIZ UDPゴシック" w:hAnsi="BIZ UDPゴシック"/>
+                <w:b/>
+                <w:bCs/>
+                <w:color w:val="1F4D78"/>
+                <w:sz w:val="18"/>
+                <w:szCs w:val="18"/>
+              </w:rPr>
+              <w:t xml:space="preserve">▶ CloudShellコマンド:</w:t>
+            </w:r>
+          </w:p>
+          <w:p>
+            <w:pPr>
+              <w:shd w:fill="F0F4F8" w:val="clear"/>
+              <w:spacing w:before="0" w:after="0"/>
+            </w:pPr>
+            <w:r>
+              <w:rPr>
+                <w:rFonts w:ascii="Consolas" w:cs="Consolas" w:eastAsia="Consolas" w:hAnsi="Consolas"/>
+                <w:color w:val="333333"/>
+                <w:sz w:val="17"/>
+                <w:szCs w:val="17"/>
+              </w:rPr>
+              <w:t xml:space="preserve">aws backup list-backup-plans --region ap-northeast-1 --query "BackupPlansList[?BackupPlanName=='ksm-posprd-rds-daily'].[BackupPlanName,BackupPlanId]" --output table</w:t>
             </w:r>
           </w:p>
         </w:tc>
@@ -3667,31 +3857,74 @@
               <w:bottom w:val="single" w:color="CCCCCC" w:sz="4"/>
               <w:right w:val="single" w:color="CCCCCC" w:sz="4"/>
             </w:tcBorders>
-            <w:shd w:fill="FFFFFF" w:val="clear"/>
-            <w:tcMar>
-              <w:top w:type="dxa" w:w="60"/>
-              <w:left w:type="dxa" w:w="100"/>
-              <w:bottom w:type="dxa" w:w="60"/>
-              <w:right w:type="dxa" w:w="100"/>
-            </w:tcMar>
-          </w:tcPr>
-          <w:p>
-            <w:r>
-              <w:rPr>
-                <w:rFonts w:ascii="BIZ UDPゴシック" w:cs="BIZ UDPゴシック" w:eastAsia="BIZ UDPゴシック" w:hAnsi="BIZ UDPゴシック"/>
-                <w:b w:val="false"/>
-                <w:bCs w:val="false"/>
-                <w:color w:val="000000"/>
-                <w:sz w:val="22"/>
-                <w:szCs w:val="22"/>
-              </w:rPr>
-              <w:t xml:space="preserve">翌朝にスナップショットが1件ボールトに追加されている</w:t>
-            </w:r>
-          </w:p>
-        </w:tc>
-        <w:tc>
-          <w:tcPr>
-            <w:tcW w:type="dxa" w:w="1200"/>
+            <w:tcMar>
+              <w:top w:type="dxa" w:w="60"/>
+              <w:left w:type="dxa" w:w="100"/>
+              <w:bottom w:type="dxa" w:w="60"/>
+              <w:right w:type="dxa" w:w="100"/>
+            </w:tcMar>
+          </w:tcPr>
+          <w:p>
+            <w:pPr>
+              <w:spacing w:before="40" w:after="40"/>
+            </w:pPr>
+            <w:r>
+              <w:rPr>
+                <w:rFonts w:ascii="BIZ UDPゴシック" w:cs="BIZ UDPゴシック" w:eastAsia="BIZ UDPゴシック" w:hAnsi="BIZ UDPゴシック"/>
+                <w:sz w:val="20"/>
+                <w:szCs w:val="20"/>
+              </w:rPr>
+              <w:t xml:space="preserve">プラン「ksm-posprd-rds-daily」が存在し、スケジュール cron(0 15 * * ? *) が設定されている</w:t>
+            </w:r>
+          </w:p>
+          <w:p>
+            <w:pPr>
+              <w:spacing w:before="60" w:after="0"/>
+            </w:pPr>
+            <w:r>
+              <w:rPr>
+                <w:rFonts w:ascii="BIZ UDPゴシック" w:cs="BIZ UDPゴシック" w:eastAsia="BIZ UDPゴシック" w:hAnsi="BIZ UDPゴシック"/>
+                <w:b/>
+                <w:bCs/>
+                <w:color w:val="1F4D78"/>
+                <w:sz w:val="18"/>
+                <w:szCs w:val="18"/>
+              </w:rPr>
+              <w:t xml:space="preserve">✔ 確認ポイント:</w:t>
+            </w:r>
+          </w:p>
+          <w:p>
+            <w:pPr>
+              <w:spacing w:before="0" w:after="0"/>
+              <w:ind w:left="200"/>
+            </w:pPr>
+            <w:r>
+              <w:rPr>
+                <w:rFonts w:ascii="BIZ UDPゴシック" w:cs="BIZ UDPゴシック" w:eastAsia="BIZ UDPゴシック" w:hAnsi="BIZ UDPゴシック"/>
+                <w:sz w:val="18"/>
+                <w:szCs w:val="18"/>
+              </w:rPr>
+              <w:t xml:space="preserve">・BackupPlanName = ksm-posprd-rds-daily が表示される</w:t>
+            </w:r>
+          </w:p>
+          <w:p>
+            <w:pPr>
+              <w:spacing w:before="0" w:after="0"/>
+              <w:ind w:left="200"/>
+            </w:pPr>
+            <w:r>
+              <w:rPr>
+                <w:rFonts w:ascii="BIZ UDPゴシック" w:cs="BIZ UDPゴシック" w:eastAsia="BIZ UDPゴシック" w:hAnsi="BIZ UDPゴシック"/>
+                <w:sz w:val="18"/>
+                <w:szCs w:val="18"/>
+              </w:rPr>
+              <w:t xml:space="preserve">・詳細でScheduleExpression = cron(0 15 * * ? *) を確認</w:t>
+            </w:r>
+          </w:p>
+        </w:tc>
+        <w:tc>
+          <w:tcPr>
+            <w:tcW w:type="dxa" w:w="600"/>
             <w:tcBorders>
               <w:top w:val="single" w:color="CCCCCC" w:sz="4"/>
               <w:left w:val="single" w:color="CCCCCC" w:sz="4"/>
@@ -3758,32 +3991,62 @@
         </w:tc>
         <w:tc>
           <w:tcPr>
-            <w:tcW w:type="dxa" w:w="4800"/>
-            <w:tcBorders>
-              <w:top w:val="single" w:color="CCCCCC" w:sz="4"/>
-              <w:left w:val="single" w:color="CCCCCC" w:sz="4"/>
-              <w:bottom w:val="single" w:color="CCCCCC" w:sz="4"/>
-              <w:right w:val="single" w:color="CCCCCC" w:sz="4"/>
-            </w:tcBorders>
-            <w:shd w:fill="FFFFFF" w:val="clear"/>
-            <w:tcMar>
-              <w:top w:type="dxa" w:w="60"/>
-              <w:left w:type="dxa" w:w="100"/>
-              <w:bottom w:type="dxa" w:w="60"/>
-              <w:right w:type="dxa" w:w="100"/>
-            </w:tcMar>
-          </w:tcPr>
-          <w:p>
-            <w:r>
-              <w:rPr>
-                <w:rFonts w:ascii="BIZ UDPゴシック" w:cs="BIZ UDPゴシック" w:eastAsia="BIZ UDPゴシック" w:hAnsi="BIZ UDPゴシック"/>
-                <w:b w:val="false"/>
-                <w:bCs w:val="false"/>
-                <w:color w:val="000000"/>
-                <w:sz w:val="22"/>
-                <w:szCs w:val="22"/>
-              </w:rPr>
-              <w:t xml:space="preserve">翌日以降、AWS Backup ジョブ履歴でステータスが「完了」になっていることを確認</w:t>
+            <w:tcW w:type="dxa" w:w="5400"/>
+            <w:tcBorders>
+              <w:top w:val="single" w:color="CCCCCC" w:sz="4"/>
+              <w:left w:val="single" w:color="CCCCCC" w:sz="4"/>
+              <w:bottom w:val="single" w:color="CCCCCC" w:sz="4"/>
+              <w:right w:val="single" w:color="CCCCCC" w:sz="4"/>
+            </w:tcBorders>
+            <w:tcMar>
+              <w:top w:type="dxa" w:w="60"/>
+              <w:left w:type="dxa" w:w="100"/>
+              <w:bottom w:type="dxa" w:w="60"/>
+              <w:right w:type="dxa" w:w="100"/>
+            </w:tcMar>
+          </w:tcPr>
+          <w:p>
+            <w:pPr>
+              <w:spacing w:before="40" w:after="40"/>
+            </w:pPr>
+            <w:r>
+              <w:rPr>
+                <w:rFonts w:ascii="BIZ UDPゴシック" w:cs="BIZ UDPゴシック" w:eastAsia="BIZ UDPゴシック" w:hAnsi="BIZ UDPゴシック"/>
+                <w:sz w:val="20"/>
+                <w:szCs w:val="20"/>
+              </w:rPr>
+              <w:t xml:space="preserve">バックアップジョブが実行され、ジョブステータスが「COMPLETED」であることを確認（設定翌日以降）</w:t>
+            </w:r>
+          </w:p>
+          <w:p>
+            <w:pPr>
+              <w:spacing w:before="60" w:after="0"/>
+            </w:pPr>
+            <w:r>
+              <w:rPr>
+                <w:rFonts w:ascii="BIZ UDPゴシック" w:cs="BIZ UDPゴシック" w:eastAsia="BIZ UDPゴシック" w:hAnsi="BIZ UDPゴシック"/>
+                <w:b/>
+                <w:bCs/>
+                <w:color w:val="1F4D78"/>
+                <w:sz w:val="18"/>
+                <w:szCs w:val="18"/>
+              </w:rPr>
+              <w:t xml:space="preserve">▶ CloudShellコマンド:</w:t>
+            </w:r>
+          </w:p>
+          <w:p>
+            <w:pPr>
+              <w:shd w:fill="F0F4F8" w:val="clear"/>
+              <w:spacing w:before="0" w:after="0"/>
+            </w:pPr>
+            <w:r>
+              <w:rPr>
+                <w:rFonts w:ascii="Consolas" w:cs="Consolas" w:eastAsia="Consolas" w:hAnsi="Consolas"/>
+                <w:color w:val="333333"/>
+                <w:sz w:val="17"/>
+                <w:szCs w:val="17"/>
+              </w:rPr>
+              <w:t xml:space="preserve">aws backup list-backup-jobs --region ap-northeast-1 --by-resource-arn arn:aws:rds:ap-northeast-1:332802448674:cluster:ksm-posprd-db-cluster --query "BackupJobs[0:5].[CreationDate,State,BackupSizeInBytes]" --output table</w:t>
             </w:r>
           </w:p>
         </w:tc>
@@ -3796,31 +4059,88 @@
               <w:bottom w:val="single" w:color="CCCCCC" w:sz="4"/>
               <w:right w:val="single" w:color="CCCCCC" w:sz="4"/>
             </w:tcBorders>
-            <w:shd w:fill="FFFFFF" w:val="clear"/>
-            <w:tcMar>
-              <w:top w:type="dxa" w:w="60"/>
-              <w:left w:type="dxa" w:w="100"/>
-              <w:bottom w:type="dxa" w:w="60"/>
-              <w:right w:type="dxa" w:w="100"/>
-            </w:tcMar>
-          </w:tcPr>
-          <w:p>
-            <w:r>
-              <w:rPr>
-                <w:rFonts w:ascii="BIZ UDPゴシック" w:cs="BIZ UDPゴシック" w:eastAsia="BIZ UDPゴシック" w:hAnsi="BIZ UDPゴシック"/>
-                <w:b w:val="false"/>
-                <w:bCs w:val="false"/>
-                <w:color w:val="000000"/>
-                <w:sz w:val="22"/>
-                <w:szCs w:val="22"/>
-              </w:rPr>
-              <w:t xml:space="preserve">ジョブステータスが「Completed」、エラーなし</w:t>
-            </w:r>
-          </w:p>
-        </w:tc>
-        <w:tc>
-          <w:tcPr>
-            <w:tcW w:type="dxa" w:w="1200"/>
+            <w:tcMar>
+              <w:top w:type="dxa" w:w="60"/>
+              <w:left w:type="dxa" w:w="100"/>
+              <w:bottom w:type="dxa" w:w="60"/>
+              <w:right w:type="dxa" w:w="100"/>
+            </w:tcMar>
+          </w:tcPr>
+          <w:p>
+            <w:pPr>
+              <w:spacing w:before="40" w:after="40"/>
+            </w:pPr>
+            <w:r>
+              <w:rPr>
+                <w:rFonts w:ascii="BIZ UDPゴシック" w:cs="BIZ UDPゴシック" w:eastAsia="BIZ UDPゴシック" w:hAnsi="BIZ UDPゴシック"/>
+                <w:sz w:val="20"/>
+                <w:szCs w:val="20"/>
+              </w:rPr>
+              <w:t xml:space="preserve">ジョブステータスが COMPLETED、スナップショットがボールトに保存されている</w:t>
+            </w:r>
+          </w:p>
+          <w:p>
+            <w:pPr>
+              <w:spacing w:before="60" w:after="0"/>
+            </w:pPr>
+            <w:r>
+              <w:rPr>
+                <w:rFonts w:ascii="BIZ UDPゴシック" w:cs="BIZ UDPゴシック" w:eastAsia="BIZ UDPゴシック" w:hAnsi="BIZ UDPゴシック"/>
+                <w:b/>
+                <w:bCs/>
+                <w:color w:val="1F4D78"/>
+                <w:sz w:val="18"/>
+                <w:szCs w:val="18"/>
+              </w:rPr>
+              <w:t xml:space="preserve">✔ 確認ポイント:</w:t>
+            </w:r>
+          </w:p>
+          <w:p>
+            <w:pPr>
+              <w:spacing w:before="0" w:after="0"/>
+              <w:ind w:left="200"/>
+            </w:pPr>
+            <w:r>
+              <w:rPr>
+                <w:rFonts w:ascii="BIZ UDPゴシック" w:cs="BIZ UDPゴシック" w:eastAsia="BIZ UDPゴシック" w:hAnsi="BIZ UDPゴシック"/>
+                <w:sz w:val="18"/>
+                <w:szCs w:val="18"/>
+              </w:rPr>
+              <w:t xml:space="preserve">・State = COMPLETED（FAILED や EXPIRED でないこと）</w:t>
+            </w:r>
+          </w:p>
+          <w:p>
+            <w:pPr>
+              <w:spacing w:before="0" w:after="0"/>
+              <w:ind w:left="200"/>
+            </w:pPr>
+            <w:r>
+              <w:rPr>
+                <w:rFonts w:ascii="BIZ UDPゴシック" w:cs="BIZ UDPゴシック" w:eastAsia="BIZ UDPゴシック" w:hAnsi="BIZ UDPゴシック"/>
+                <w:sz w:val="18"/>
+                <w:szCs w:val="18"/>
+              </w:rPr>
+              <w:t xml:space="preserve">・BackupSizeInBytes に数値（0より大きい）が表示される</w:t>
+            </w:r>
+          </w:p>
+          <w:p>
+            <w:pPr>
+              <w:spacing w:before="0" w:after="0"/>
+              <w:ind w:left="200"/>
+            </w:pPr>
+            <w:r>
+              <w:rPr>
+                <w:rFonts w:ascii="BIZ UDPゴシック" w:cs="BIZ UDPゴシック" w:eastAsia="BIZ UDPゴシック" w:hAnsi="BIZ UDPゴシック"/>
+                <w:sz w:val="18"/>
+                <w:szCs w:val="18"/>
+              </w:rPr>
+              <w:t xml:space="preserve">・毎時プランと日次プランの両方でジョブが生成されている</w:t>
+            </w:r>
+          </w:p>
+        </w:tc>
+        <w:tc>
+          <w:tcPr>
+            <w:tcW w:type="dxa" w:w="600"/>
             <w:tcBorders>
               <w:top w:val="single" w:color="CCCCCC" w:sz="4"/>
               <w:left w:val="single" w:color="CCCCCC" w:sz="4"/>

--- a/40_AWS/04_修正依頼/20260308_MYSQLバックアップ設定.docx
+++ b/40_AWS/04_修正依頼/20260308_MYSQLバックアップ設定.docx
@@ -4205,7 +4205,1672 @@
           <w:sz w:val="32"/>
           <w:szCs w:val="32"/>
         </w:rPr>
-        <w:t xml:space="preserve">7. 承認</w:t>
+        <w:t xml:space="preserve">7. 問題発生時の切り戻し手順</w:t>
+      </w:r>
+    </w:p>
+    <w:p>
+      <w:pPr>
+        <w:spacing w:before="60" w:after="60"/>
+      </w:pPr>
+      <w:r>
+        <w:rPr>
+          <w:rFonts w:ascii="BIZ UDPゴシック" w:cs="BIZ UDPゴシック" w:eastAsia="BIZ UDPゴシック" w:hAnsi="BIZ UDPゴシック"/>
+          <w:sz w:val="22"/>
+          <w:szCs w:val="22"/>
+        </w:rPr>
+        <w:t xml:space="preserve">バックアップ設定後に以下の事象が発生した場合、バックアッププランの削除またはAurora保持期間の変更で切り戻す。バックアップ設定はDBの稼働に影響しないため、緊急性は低いが、ジョブが連続失敗する場合は速やかに対処する。</w:t>
+      </w:r>
+    </w:p>
+    <w:p>
+      <w:pPr>
+        <w:spacing w:before="40" w:after="40"/>
+      </w:pPr>
+      <w:r>
+        <w:t xml:space="preserve"/>
+      </w:r>
+    </w:p>
+    <w:p>
+      <w:pPr>
+        <w:pStyle w:val="Heading2"/>
+      </w:pPr>
+      <w:r>
+        <w:rPr>
+          <w:rFonts w:ascii="BIZ UDPゴシック" w:cs="BIZ UDPゴシック" w:eastAsia="BIZ UDPゴシック" w:hAnsi="BIZ UDPゴシック"/>
+          <w:b/>
+          <w:bCs/>
+          <w:sz w:val="24"/>
+          <w:szCs w:val="24"/>
+        </w:rPr>
+        <w:t xml:space="preserve">■ 切り戻し判断基準</w:t>
+      </w:r>
+    </w:p>
+    <w:tbl>
+      <w:tblPr>
+        <w:tblW w:type="dxa" w:w="9000"/>
+        <w:tblBorders>
+          <w:top w:val="single" w:color="auto" w:sz="4"/>
+          <w:left w:val="single" w:color="auto" w:sz="4"/>
+          <w:bottom w:val="single" w:color="auto" w:sz="4"/>
+          <w:right w:val="single" w:color="auto" w:sz="4"/>
+          <w:insideH w:val="single" w:color="auto" w:sz="4"/>
+          <w:insideV w:val="single" w:color="auto" w:sz="4"/>
+        </w:tblBorders>
+      </w:tblPr>
+      <w:tblGrid>
+        <w:gridCol w:w="500"/>
+        <w:gridCol w:w="3800"/>
+        <w:gridCol w:w="4700"/>
+      </w:tblGrid>
+      <w:tr>
+        <w:trPr>
+          <w:cantSplit/>
+        </w:trPr>
+        <w:tc>
+          <w:tcPr>
+            <w:tcW w:type="dxa" w:w="500"/>
+            <w:tcBorders>
+              <w:top w:val="single" w:color="CCCCCC" w:sz="4"/>
+              <w:left w:val="single" w:color="CCCCCC" w:sz="4"/>
+              <w:bottom w:val="single" w:color="CCCCCC" w:sz="4"/>
+              <w:right w:val="single" w:color="CCCCCC" w:sz="4"/>
+            </w:tcBorders>
+            <w:shd w:fill="F5F5F5" w:val="clear"/>
+            <w:tcMar>
+              <w:top w:type="dxa" w:w="60"/>
+              <w:left w:type="dxa" w:w="100"/>
+              <w:bottom w:type="dxa" w:w="60"/>
+              <w:right w:type="dxa" w:w="100"/>
+            </w:tcMar>
+          </w:tcPr>
+          <w:p>
+            <w:r>
+              <w:rPr>
+                <w:rFonts w:ascii="BIZ UDPゴシック" w:cs="BIZ UDPゴシック" w:eastAsia="BIZ UDPゴシック" w:hAnsi="BIZ UDPゴシック"/>
+                <w:b/>
+                <w:bCs/>
+                <w:color w:val="000000"/>
+                <w:sz w:val="22"/>
+                <w:szCs w:val="22"/>
+              </w:rPr>
+              <w:t xml:space="preserve"/>
+            </w:r>
+          </w:p>
+        </w:tc>
+        <w:tc>
+          <w:tcPr>
+            <w:tcW w:type="dxa" w:w="3800"/>
+            <w:tcBorders>
+              <w:top w:val="single" w:color="CCCCCC" w:sz="4"/>
+              <w:left w:val="single" w:color="CCCCCC" w:sz="4"/>
+              <w:bottom w:val="single" w:color="CCCCCC" w:sz="4"/>
+              <w:right w:val="single" w:color="CCCCCC" w:sz="4"/>
+            </w:tcBorders>
+            <w:shd w:fill="F5F5F5" w:val="clear"/>
+            <w:tcMar>
+              <w:top w:type="dxa" w:w="60"/>
+              <w:left w:type="dxa" w:w="100"/>
+              <w:bottom w:type="dxa" w:w="60"/>
+              <w:right w:type="dxa" w:w="100"/>
+            </w:tcMar>
+          </w:tcPr>
+          <w:p>
+            <w:r>
+              <w:rPr>
+                <w:rFonts w:ascii="BIZ UDPゴシック" w:cs="BIZ UDPゴシック" w:eastAsia="BIZ UDPゴシック" w:hAnsi="BIZ UDPゴシック"/>
+                <w:b/>
+                <w:bCs/>
+                <w:color w:val="000000"/>
+                <w:sz w:val="22"/>
+                <w:szCs w:val="22"/>
+              </w:rPr>
+              <w:t xml:space="preserve">事象</w:t>
+            </w:r>
+          </w:p>
+        </w:tc>
+        <w:tc>
+          <w:tcPr>
+            <w:tcW w:type="dxa" w:w="4700"/>
+            <w:tcBorders>
+              <w:top w:val="single" w:color="CCCCCC" w:sz="4"/>
+              <w:left w:val="single" w:color="CCCCCC" w:sz="4"/>
+              <w:bottom w:val="single" w:color="CCCCCC" w:sz="4"/>
+              <w:right w:val="single" w:color="CCCCCC" w:sz="4"/>
+            </w:tcBorders>
+            <w:shd w:fill="F5F5F5" w:val="clear"/>
+            <w:tcMar>
+              <w:top w:type="dxa" w:w="60"/>
+              <w:left w:type="dxa" w:w="100"/>
+              <w:bottom w:type="dxa" w:w="60"/>
+              <w:right w:type="dxa" w:w="100"/>
+            </w:tcMar>
+          </w:tcPr>
+          <w:p>
+            <w:r>
+              <w:rPr>
+                <w:rFonts w:ascii="BIZ UDPゴシック" w:cs="BIZ UDPゴシック" w:eastAsia="BIZ UDPゴシック" w:hAnsi="BIZ UDPゴシック"/>
+                <w:b/>
+                <w:bCs/>
+                <w:color w:val="000000"/>
+                <w:sz w:val="22"/>
+                <w:szCs w:val="22"/>
+              </w:rPr>
+              <w:t xml:space="preserve">確認方法</w:t>
+            </w:r>
+          </w:p>
+        </w:tc>
+      </w:tr>
+      <w:tr>
+        <w:trPr>
+          <w:cantSplit/>
+        </w:trPr>
+        <w:tc>
+          <w:tcPr>
+            <w:tcW w:type="dxa" w:w="500"/>
+            <w:tcBorders>
+              <w:top w:val="single" w:color="CCCCCC" w:sz="4"/>
+              <w:left w:val="single" w:color="CCCCCC" w:sz="4"/>
+              <w:bottom w:val="single" w:color="CCCCCC" w:sz="4"/>
+              <w:right w:val="single" w:color="CCCCCC" w:sz="4"/>
+            </w:tcBorders>
+            <w:shd w:fill="FFFFFF" w:val="clear"/>
+            <w:tcMar>
+              <w:top w:type="dxa" w:w="60"/>
+              <w:left w:type="dxa" w:w="100"/>
+              <w:bottom w:type="dxa" w:w="60"/>
+              <w:right w:type="dxa" w:w="100"/>
+            </w:tcMar>
+          </w:tcPr>
+          <w:p>
+            <w:r>
+              <w:rPr>
+                <w:rFonts w:ascii="BIZ UDPゴシック" w:cs="BIZ UDPゴシック" w:eastAsia="BIZ UDPゴシック" w:hAnsi="BIZ UDPゴシック"/>
+                <w:b w:val="false"/>
+                <w:bCs w:val="false"/>
+                <w:color w:val="000000"/>
+                <w:sz w:val="22"/>
+                <w:szCs w:val="22"/>
+              </w:rPr>
+              <w:t xml:space="preserve">1</w:t>
+            </w:r>
+          </w:p>
+        </w:tc>
+        <w:tc>
+          <w:tcPr>
+            <w:tcW w:type="dxa" w:w="3800"/>
+            <w:tcBorders>
+              <w:top w:val="single" w:color="CCCCCC" w:sz="4"/>
+              <w:left w:val="single" w:color="CCCCCC" w:sz="4"/>
+              <w:bottom w:val="single" w:color="CCCCCC" w:sz="4"/>
+              <w:right w:val="single" w:color="CCCCCC" w:sz="4"/>
+            </w:tcBorders>
+            <w:shd w:fill="F2DCDB" w:val="clear"/>
+            <w:tcMar>
+              <w:top w:type="dxa" w:w="60"/>
+              <w:left w:type="dxa" w:w="100"/>
+              <w:bottom w:type="dxa" w:w="60"/>
+              <w:right w:type="dxa" w:w="100"/>
+            </w:tcMar>
+          </w:tcPr>
+          <w:p>
+            <w:r>
+              <w:rPr>
+                <w:rFonts w:ascii="BIZ UDPゴシック" w:cs="BIZ UDPゴシック" w:eastAsia="BIZ UDPゴシック" w:hAnsi="BIZ UDPゴシック"/>
+                <w:b w:val="false"/>
+                <w:bCs w:val="false"/>
+                <w:color w:val="000000"/>
+                <w:sz w:val="22"/>
+                <w:szCs w:val="22"/>
+              </w:rPr>
+              <w:t xml:space="preserve">バックアップジョブが3日連続で FAILED になっている</w:t>
+            </w:r>
+          </w:p>
+        </w:tc>
+        <w:tc>
+          <w:tcPr>
+            <w:tcW w:type="dxa" w:w="4700"/>
+            <w:tcBorders>
+              <w:top w:val="single" w:color="CCCCCC" w:sz="4"/>
+              <w:left w:val="single" w:color="CCCCCC" w:sz="4"/>
+              <w:bottom w:val="single" w:color="CCCCCC" w:sz="4"/>
+              <w:right w:val="single" w:color="CCCCCC" w:sz="4"/>
+            </w:tcBorders>
+            <w:shd w:fill="FFFFFF" w:val="clear"/>
+            <w:tcMar>
+              <w:top w:type="dxa" w:w="60"/>
+              <w:left w:type="dxa" w:w="100"/>
+              <w:bottom w:type="dxa" w:w="60"/>
+              <w:right w:type="dxa" w:w="100"/>
+            </w:tcMar>
+          </w:tcPr>
+          <w:p>
+            <w:r>
+              <w:rPr>
+                <w:rFonts w:ascii="BIZ UDPゴシック" w:cs="BIZ UDPゴシック" w:eastAsia="BIZ UDPゴシック" w:hAnsi="BIZ UDPゴシック"/>
+                <w:b w:val="false"/>
+                <w:bCs w:val="false"/>
+                <w:color w:val="000000"/>
+                <w:sz w:val="22"/>
+                <w:szCs w:val="22"/>
+              </w:rPr>
+              <w:t xml:space="preserve">aws backup list-backup-jobs ... --query "...[State]" で State = FAILED を確認</w:t>
+            </w:r>
+          </w:p>
+        </w:tc>
+      </w:tr>
+      <w:tr>
+        <w:trPr>
+          <w:cantSplit/>
+        </w:trPr>
+        <w:tc>
+          <w:tcPr>
+            <w:tcW w:type="dxa" w:w="500"/>
+            <w:tcBorders>
+              <w:top w:val="single" w:color="CCCCCC" w:sz="4"/>
+              <w:left w:val="single" w:color="CCCCCC" w:sz="4"/>
+              <w:bottom w:val="single" w:color="CCCCCC" w:sz="4"/>
+              <w:right w:val="single" w:color="CCCCCC" w:sz="4"/>
+            </w:tcBorders>
+            <w:shd w:fill="FFFFFF" w:val="clear"/>
+            <w:tcMar>
+              <w:top w:type="dxa" w:w="60"/>
+              <w:left w:type="dxa" w:w="100"/>
+              <w:bottom w:type="dxa" w:w="60"/>
+              <w:right w:type="dxa" w:w="100"/>
+            </w:tcMar>
+          </w:tcPr>
+          <w:p>
+            <w:r>
+              <w:rPr>
+                <w:rFonts w:ascii="BIZ UDPゴシック" w:cs="BIZ UDPゴシック" w:eastAsia="BIZ UDPゴシック" w:hAnsi="BIZ UDPゴシック"/>
+                <w:b w:val="false"/>
+                <w:bCs w:val="false"/>
+                <w:color w:val="000000"/>
+                <w:sz w:val="22"/>
+                <w:szCs w:val="22"/>
+              </w:rPr>
+              <w:t xml:space="preserve">2</w:t>
+            </w:r>
+          </w:p>
+        </w:tc>
+        <w:tc>
+          <w:tcPr>
+            <w:tcW w:type="dxa" w:w="3800"/>
+            <w:tcBorders>
+              <w:top w:val="single" w:color="CCCCCC" w:sz="4"/>
+              <w:left w:val="single" w:color="CCCCCC" w:sz="4"/>
+              <w:bottom w:val="single" w:color="CCCCCC" w:sz="4"/>
+              <w:right w:val="single" w:color="CCCCCC" w:sz="4"/>
+            </w:tcBorders>
+            <w:shd w:fill="F2DCDB" w:val="clear"/>
+            <w:tcMar>
+              <w:top w:type="dxa" w:w="60"/>
+              <w:left w:type="dxa" w:w="100"/>
+              <w:bottom w:type="dxa" w:w="60"/>
+              <w:right w:type="dxa" w:w="100"/>
+            </w:tcMar>
+          </w:tcPr>
+          <w:p>
+            <w:r>
+              <w:rPr>
+                <w:rFonts w:ascii="BIZ UDPゴシック" w:cs="BIZ UDPゴシック" w:eastAsia="BIZ UDPゴシック" w:hAnsi="BIZ UDPゴシック"/>
+                <w:b w:val="false"/>
+                <w:bCs w:val="false"/>
+                <w:color w:val="000000"/>
+                <w:sz w:val="22"/>
+                <w:szCs w:val="22"/>
+              </w:rPr>
+              <w:t xml:space="preserve">AWS Backup のコストが想定外に増大している（月 $50 超）</w:t>
+            </w:r>
+          </w:p>
+        </w:tc>
+        <w:tc>
+          <w:tcPr>
+            <w:tcW w:type="dxa" w:w="4700"/>
+            <w:tcBorders>
+              <w:top w:val="single" w:color="CCCCCC" w:sz="4"/>
+              <w:left w:val="single" w:color="CCCCCC" w:sz="4"/>
+              <w:bottom w:val="single" w:color="CCCCCC" w:sz="4"/>
+              <w:right w:val="single" w:color="CCCCCC" w:sz="4"/>
+            </w:tcBorders>
+            <w:shd w:fill="FFFFFF" w:val="clear"/>
+            <w:tcMar>
+              <w:top w:type="dxa" w:w="60"/>
+              <w:left w:type="dxa" w:w="100"/>
+              <w:bottom w:type="dxa" w:w="60"/>
+              <w:right w:type="dxa" w:w="100"/>
+            </w:tcMar>
+          </w:tcPr>
+          <w:p>
+            <w:r>
+              <w:rPr>
+                <w:rFonts w:ascii="BIZ UDPゴシック" w:cs="BIZ UDPゴシック" w:eastAsia="BIZ UDPゴシック" w:hAnsi="BIZ UDPゴシック"/>
+                <w:b w:val="false"/>
+                <w:bCs w:val="false"/>
+                <w:color w:val="000000"/>
+                <w:sz w:val="22"/>
+                <w:szCs w:val="22"/>
+              </w:rPr>
+              <w:t xml:space="preserve">Cost Explorer で AWS Backup の BlendedCost を確認</w:t>
+            </w:r>
+          </w:p>
+        </w:tc>
+      </w:tr>
+      <w:tr>
+        <w:trPr>
+          <w:cantSplit/>
+        </w:trPr>
+        <w:tc>
+          <w:tcPr>
+            <w:tcW w:type="dxa" w:w="500"/>
+            <w:tcBorders>
+              <w:top w:val="single" w:color="CCCCCC" w:sz="4"/>
+              <w:left w:val="single" w:color="CCCCCC" w:sz="4"/>
+              <w:bottom w:val="single" w:color="CCCCCC" w:sz="4"/>
+              <w:right w:val="single" w:color="CCCCCC" w:sz="4"/>
+            </w:tcBorders>
+            <w:shd w:fill="FFFFFF" w:val="clear"/>
+            <w:tcMar>
+              <w:top w:type="dxa" w:w="60"/>
+              <w:left w:type="dxa" w:w="100"/>
+              <w:bottom w:type="dxa" w:w="60"/>
+              <w:right w:type="dxa" w:w="100"/>
+            </w:tcMar>
+          </w:tcPr>
+          <w:p>
+            <w:r>
+              <w:rPr>
+                <w:rFonts w:ascii="BIZ UDPゴシック" w:cs="BIZ UDPゴシック" w:eastAsia="BIZ UDPゴシック" w:hAnsi="BIZ UDPゴシック"/>
+                <w:b w:val="false"/>
+                <w:bCs w:val="false"/>
+                <w:color w:val="000000"/>
+                <w:sz w:val="22"/>
+                <w:szCs w:val="22"/>
+              </w:rPr>
+              <w:t xml:space="preserve">3</w:t>
+            </w:r>
+          </w:p>
+        </w:tc>
+        <w:tc>
+          <w:tcPr>
+            <w:tcW w:type="dxa" w:w="3800"/>
+            <w:tcBorders>
+              <w:top w:val="single" w:color="CCCCCC" w:sz="4"/>
+              <w:left w:val="single" w:color="CCCCCC" w:sz="4"/>
+              <w:bottom w:val="single" w:color="CCCCCC" w:sz="4"/>
+              <w:right w:val="single" w:color="CCCCCC" w:sz="4"/>
+            </w:tcBorders>
+            <w:shd w:fill="FFF2CC" w:val="clear"/>
+            <w:tcMar>
+              <w:top w:type="dxa" w:w="60"/>
+              <w:left w:type="dxa" w:w="100"/>
+              <w:bottom w:type="dxa" w:w="60"/>
+              <w:right w:type="dxa" w:w="100"/>
+            </w:tcMar>
+          </w:tcPr>
+          <w:p>
+            <w:r>
+              <w:rPr>
+                <w:rFonts w:ascii="BIZ UDPゴシック" w:cs="BIZ UDPゴシック" w:eastAsia="BIZ UDPゴシック" w:hAnsi="BIZ UDPゴシック"/>
+                <w:b w:val="false"/>
+                <w:bCs w:val="false"/>
+                <w:color w:val="000000"/>
+                <w:sz w:val="22"/>
+                <w:szCs w:val="22"/>
+              </w:rPr>
+              <w:t xml:space="preserve">バックアップ設定起因でRDSに負荷がかかっている（バッチ時間帯と競合）</w:t>
+            </w:r>
+          </w:p>
+        </w:tc>
+        <w:tc>
+          <w:tcPr>
+            <w:tcW w:type="dxa" w:w="4700"/>
+            <w:tcBorders>
+              <w:top w:val="single" w:color="CCCCCC" w:sz="4"/>
+              <w:left w:val="single" w:color="CCCCCC" w:sz="4"/>
+              <w:bottom w:val="single" w:color="CCCCCC" w:sz="4"/>
+              <w:right w:val="single" w:color="CCCCCC" w:sz="4"/>
+            </w:tcBorders>
+            <w:shd w:fill="FFFFFF" w:val="clear"/>
+            <w:tcMar>
+              <w:top w:type="dxa" w:w="60"/>
+              <w:left w:type="dxa" w:w="100"/>
+              <w:bottom w:type="dxa" w:w="60"/>
+              <w:right w:type="dxa" w:w="100"/>
+            </w:tcMar>
+          </w:tcPr>
+          <w:p>
+            <w:r>
+              <w:rPr>
+                <w:rFonts w:ascii="BIZ UDPゴシック" w:cs="BIZ UDPゴシック" w:eastAsia="BIZ UDPゴシック" w:hAnsi="BIZ UDPゴシック"/>
+                <w:b w:val="false"/>
+                <w:bCs w:val="false"/>
+                <w:color w:val="000000"/>
+                <w:sz w:val="22"/>
+                <w:szCs w:val="22"/>
+              </w:rPr>
+              <w:t xml:space="preserve">CloudWatch で CPUUtilization / WriteIOPS を確認。バックアップ時刻と重なっていないか確認</w:t>
+            </w:r>
+          </w:p>
+        </w:tc>
+      </w:tr>
+    </w:tbl>
+    <w:p>
+      <w:pPr>
+        <w:spacing w:before="40" w:after="40"/>
+      </w:pPr>
+      <w:r>
+        <w:t xml:space="preserve"/>
+      </w:r>
+    </w:p>
+    <w:p>
+      <w:pPr>
+        <w:pStyle w:val="Heading2"/>
+      </w:pPr>
+      <w:r>
+        <w:rPr>
+          <w:rFonts w:ascii="BIZ UDPゴシック" w:cs="BIZ UDPゴシック" w:eastAsia="BIZ UDPゴシック" w:hAnsi="BIZ UDPゴシック"/>
+          <w:b/>
+          <w:bCs/>
+          <w:sz w:val="24"/>
+          <w:szCs w:val="24"/>
+        </w:rPr>
+        <w:t xml:space="preserve">■ 変更前 (Before) / 変更後 (After)（切り戻し時）</w:t>
+      </w:r>
+    </w:p>
+    <w:tbl>
+      <w:tblPr>
+        <w:tblW w:type="dxa" w:w="9000"/>
+        <w:tblBorders>
+          <w:top w:val="single" w:color="auto" w:sz="4"/>
+          <w:left w:val="single" w:color="auto" w:sz="4"/>
+          <w:bottom w:val="single" w:color="auto" w:sz="4"/>
+          <w:right w:val="single" w:color="auto" w:sz="4"/>
+          <w:insideH w:val="single" w:color="auto" w:sz="4"/>
+          <w:insideV w:val="single" w:color="auto" w:sz="4"/>
+        </w:tblBorders>
+      </w:tblPr>
+      <w:tblGrid>
+        <w:gridCol w:w="4500"/>
+        <w:gridCol w:w="4500"/>
+      </w:tblGrid>
+      <w:tr>
+        <w:trPr>
+          <w:cantSplit/>
+        </w:trPr>
+        <w:tc>
+          <w:tcPr>
+            <w:tcW w:type="dxa" w:w="4500"/>
+            <w:tcBorders>
+              <w:top w:val="single" w:color="CCCCCC" w:sz="4"/>
+              <w:left w:val="single" w:color="CCCCCC" w:sz="4"/>
+              <w:bottom w:val="single" w:color="CCCCCC" w:sz="4"/>
+              <w:right w:val="single" w:color="CCCCCC" w:sz="4"/>
+            </w:tcBorders>
+            <w:shd w:fill="F5F5F5" w:val="clear"/>
+            <w:tcMar>
+              <w:top w:type="dxa" w:w="80"/>
+              <w:left w:type="dxa" w:w="120"/>
+              <w:bottom w:type="dxa" w:w="80"/>
+              <w:right w:type="dxa" w:w="120"/>
+            </w:tcMar>
+          </w:tcPr>
+          <w:p>
+            <w:r>
+              <w:rPr>
+                <w:rFonts w:ascii="BIZ UDPゴシック" w:cs="BIZ UDPゴシック" w:eastAsia="BIZ UDPゴシック" w:hAnsi="BIZ UDPゴシック"/>
+                <w:b/>
+                <w:bCs/>
+                <w:sz w:val="20"/>
+                <w:szCs w:val="20"/>
+              </w:rPr>
+              <w:t xml:space="preserve">▼ 切り戻し前（AWS Backup 設定済み）</w:t>
+            </w:r>
+          </w:p>
+        </w:tc>
+        <w:tc>
+          <w:tcPr>
+            <w:tcW w:type="dxa" w:w="4500"/>
+            <w:tcBorders>
+              <w:top w:val="single" w:color="CCCCCC" w:sz="4"/>
+              <w:left w:val="single" w:color="CCCCCC" w:sz="4"/>
+              <w:bottom w:val="single" w:color="CCCCCC" w:sz="4"/>
+              <w:right w:val="single" w:color="CCCCCC" w:sz="4"/>
+            </w:tcBorders>
+            <w:shd w:fill="F5F5F5" w:val="clear"/>
+            <w:tcMar>
+              <w:top w:type="dxa" w:w="80"/>
+              <w:left w:type="dxa" w:w="120"/>
+              <w:bottom w:type="dxa" w:w="80"/>
+              <w:right w:type="dxa" w:w="120"/>
+            </w:tcMar>
+          </w:tcPr>
+          <w:p>
+            <w:r>
+              <w:rPr>
+                <w:rFonts w:ascii="BIZ UDPゴシック" w:cs="BIZ UDPゴシック" w:eastAsia="BIZ UDPゴシック" w:hAnsi="BIZ UDPゴシック"/>
+                <w:b/>
+                <w:bCs/>
+                <w:sz w:val="20"/>
+                <w:szCs w:val="20"/>
+              </w:rPr>
+              <w:t xml:space="preserve">▲ 切り戻し後（設定前の状態）</w:t>
+            </w:r>
+          </w:p>
+        </w:tc>
+      </w:tr>
+      <w:tr>
+        <w:trPr>
+          <w:cantSplit/>
+        </w:trPr>
+        <w:tc>
+          <w:tcPr>
+            <w:tcW w:type="dxa" w:w="4500"/>
+            <w:tcBorders>
+              <w:top w:val="single" w:color="CCCCCC" w:sz="4"/>
+              <w:left w:val="single" w:color="CCCCCC" w:sz="4"/>
+              <w:bottom w:val="single" w:color="CCCCCC" w:sz="4"/>
+              <w:right w:val="single" w:color="CCCCCC" w:sz="4"/>
+            </w:tcBorders>
+            <w:shd w:fill="FFF2CC" w:val="clear"/>
+            <w:tcMar>
+              <w:top w:type="dxa" w:w="80"/>
+              <w:left w:type="dxa" w:w="120"/>
+              <w:bottom w:type="dxa" w:w="80"/>
+              <w:right w:type="dxa" w:w="120"/>
+            </w:tcMar>
+          </w:tcPr>
+          <w:p>
+            <w:r>
+              <w:rPr>
+                <w:rFonts w:ascii="Consolas" w:cs="Consolas" w:eastAsia="Consolas" w:hAnsi="Consolas"/>
+                <w:sz w:val="18"/>
+                <w:szCs w:val="18"/>
+              </w:rPr>
+              <w:t xml:space="preserve">AWS Backup プラン: 2プラン稼働中</w:t>
+            </w:r>
+          </w:p>
+          <w:p>
+            <w:r>
+              <w:rPr>
+                <w:rFonts w:ascii="Consolas" w:cs="Consolas" w:eastAsia="Consolas" w:hAnsi="Consolas"/>
+                <w:sz w:val="18"/>
+                <w:szCs w:val="18"/>
+              </w:rPr>
+              <w:t xml:space="preserve">  ksm-posprd-rds-hourly (毎時1h保持)</w:t>
+            </w:r>
+          </w:p>
+          <w:p>
+            <w:r>
+              <w:rPr>
+                <w:rFonts w:ascii="Consolas" w:cs="Consolas" w:eastAsia="Consolas" w:hAnsi="Consolas"/>
+                <w:sz w:val="18"/>
+                <w:szCs w:val="18"/>
+              </w:rPr>
+              <w:t xml:space="preserve">  ksm-posprd-rds-daily  (日次35日保持)</w:t>
+            </w:r>
+          </w:p>
+          <w:p>
+            <w:r>
+              <w:rPr>
+                <w:rFonts w:ascii="Consolas" w:cs="Consolas" w:eastAsia="Consolas" w:hAnsi="Consolas"/>
+                <w:sz w:val="18"/>
+                <w:szCs w:val="18"/>
+              </w:rPr>
+              <w:t xml:space="preserve">Aurora 保持期間: 7日</w:t>
+            </w:r>
+          </w:p>
+        </w:tc>
+        <w:tc>
+          <w:tcPr>
+            <w:tcW w:type="dxa" w:w="4500"/>
+            <w:tcBorders>
+              <w:top w:val="single" w:color="CCCCCC" w:sz="4"/>
+              <w:left w:val="single" w:color="CCCCCC" w:sz="4"/>
+              <w:bottom w:val="single" w:color="CCCCCC" w:sz="4"/>
+              <w:right w:val="single" w:color="CCCCCC" w:sz="4"/>
+            </w:tcBorders>
+            <w:shd w:fill="E2EFDA" w:val="clear"/>
+            <w:tcMar>
+              <w:top w:type="dxa" w:w="80"/>
+              <w:left w:type="dxa" w:w="120"/>
+              <w:bottom w:type="dxa" w:w="80"/>
+              <w:right w:type="dxa" w:w="120"/>
+            </w:tcMar>
+          </w:tcPr>
+          <w:p>
+            <w:r>
+              <w:rPr>
+                <w:rFonts w:ascii="Consolas" w:cs="Consolas" w:eastAsia="Consolas" w:hAnsi="Consolas"/>
+                <w:sz w:val="18"/>
+                <w:szCs w:val="18"/>
+              </w:rPr>
+              <w:t xml:space="preserve">AWS Backup プラン: 削除済み</w:t>
+            </w:r>
+          </w:p>
+          <w:p>
+            <w:r>
+              <w:rPr>
+                <w:rFonts w:ascii="Consolas" w:cs="Consolas" w:eastAsia="Consolas" w:hAnsi="Consolas"/>
+                <w:sz w:val="18"/>
+                <w:szCs w:val="18"/>
+              </w:rPr>
+              <w:t xml:space="preserve">  ksm-posprd-rds-hourly → 削除</w:t>
+            </w:r>
+          </w:p>
+          <w:p>
+            <w:r>
+              <w:rPr>
+                <w:rFonts w:ascii="Consolas" w:cs="Consolas" w:eastAsia="Consolas" w:hAnsi="Consolas"/>
+                <w:sz w:val="18"/>
+                <w:szCs w:val="18"/>
+              </w:rPr>
+              <w:t xml:space="preserve">  ksm-posprd-rds-daily  → 削除</w:t>
+            </w:r>
+          </w:p>
+          <w:p>
+            <w:r>
+              <w:rPr>
+                <w:rFonts w:ascii="Consolas" w:cs="Consolas" w:eastAsia="Consolas" w:hAnsi="Consolas"/>
+                <w:sz w:val="18"/>
+                <w:szCs w:val="18"/>
+              </w:rPr>
+              <w:t xml:space="preserve">Aurora 保持期間: 1日（元の状態）</w:t>
+            </w:r>
+          </w:p>
+        </w:tc>
+      </w:tr>
+    </w:tbl>
+    <w:p>
+      <w:pPr>
+        <w:spacing w:before="40" w:after="40"/>
+      </w:pPr>
+      <w:r>
+        <w:t xml:space="preserve"/>
+      </w:r>
+    </w:p>
+    <w:p>
+      <w:pPr>
+        <w:pStyle w:val="Heading2"/>
+      </w:pPr>
+      <w:r>
+        <w:rPr>
+          <w:rFonts w:ascii="BIZ UDPゴシック" w:cs="BIZ UDPゴシック" w:eastAsia="BIZ UDPゴシック" w:hAnsi="BIZ UDPゴシック"/>
+          <w:b/>
+          <w:bCs/>
+          <w:sz w:val="24"/>
+          <w:szCs w:val="24"/>
+        </w:rPr>
+        <w:t xml:space="preserve">■ 切り戻しコマンド（CloudShell）</w:t>
+      </w:r>
+    </w:p>
+    <w:tbl>
+      <w:tblPr>
+        <w:tblW w:type="dxa" w:w="9000"/>
+        <w:tblBorders>
+          <w:top w:val="single" w:color="auto" w:sz="4"/>
+          <w:left w:val="single" w:color="auto" w:sz="4"/>
+          <w:bottom w:val="single" w:color="auto" w:sz="4"/>
+          <w:right w:val="single" w:color="auto" w:sz="4"/>
+          <w:insideH w:val="single" w:color="auto" w:sz="4"/>
+          <w:insideV w:val="single" w:color="auto" w:sz="4"/>
+        </w:tblBorders>
+      </w:tblPr>
+      <w:tblGrid>
+        <w:gridCol w:w="9000"/>
+      </w:tblGrid>
+      <w:tr>
+        <w:trPr>
+          <w:cantSplit/>
+        </w:trPr>
+        <w:tc>
+          <w:tcPr>
+            <w:tcW w:type="dxa" w:w="9000"/>
+            <w:tcBorders>
+              <w:top w:val="single" w:color="CCCCCC" w:sz="4"/>
+              <w:left w:val="single" w:color="CCCCCC" w:sz="4"/>
+              <w:bottom w:val="single" w:color="CCCCCC" w:sz="4"/>
+              <w:right w:val="single" w:color="CCCCCC" w:sz="4"/>
+            </w:tcBorders>
+            <w:shd w:fill="F8F8F8" w:val="clear"/>
+            <w:tcMar>
+              <w:top w:type="dxa" w:w="80"/>
+              <w:left w:type="dxa" w:w="120"/>
+              <w:bottom w:type="dxa" w:w="80"/>
+              <w:right w:type="dxa" w:w="120"/>
+            </w:tcMar>
+          </w:tcPr>
+          <w:p>
+            <w:pPr>
+              <w:spacing w:before="0" w:after="0"/>
+            </w:pPr>
+            <w:r>
+              <w:rPr>
+                <w:rFonts w:ascii="Consolas" w:cs="Consolas" w:eastAsia="Consolas" w:hAnsi="Consolas"/>
+                <w:sz w:val="18"/>
+                <w:szCs w:val="18"/>
+              </w:rPr>
+              <w:t xml:space="preserve">REGION="ap-northeast-1"</w:t>
+            </w:r>
+          </w:p>
+          <w:p>
+            <w:pPr>
+              <w:spacing w:before="0" w:after="0"/>
+            </w:pPr>
+            <w:r>
+              <w:rPr>
+                <w:rFonts w:ascii="Consolas" w:cs="Consolas" w:eastAsia="Consolas" w:hAnsi="Consolas"/>
+                <w:sz w:val="18"/>
+                <w:szCs w:val="18"/>
+              </w:rPr>
+              <w:t xml:space="preserve"/>
+            </w:r>
+          </w:p>
+          <w:p>
+            <w:pPr>
+              <w:spacing w:before="0" w:after="0"/>
+            </w:pPr>
+            <w:r>
+              <w:rPr>
+                <w:rFonts w:ascii="Consolas" w:cs="Consolas" w:eastAsia="Consolas" w:hAnsi="Consolas"/>
+                <w:sz w:val="18"/>
+                <w:szCs w:val="18"/>
+              </w:rPr>
+              <w:t xml:space="preserve"># Step 1: バックアッププランのIDを取得</w:t>
+            </w:r>
+          </w:p>
+          <w:p>
+            <w:pPr>
+              <w:spacing w:before="0" w:after="0"/>
+            </w:pPr>
+            <w:r>
+              <w:rPr>
+                <w:rFonts w:ascii="Consolas" w:cs="Consolas" w:eastAsia="Consolas" w:hAnsi="Consolas"/>
+                <w:sz w:val="18"/>
+                <w:szCs w:val="18"/>
+              </w:rPr>
+              <w:t xml:space="preserve">PLAN_HOURLY=$(aws backup list-backup-plans --region $REGION \</w:t>
+            </w:r>
+          </w:p>
+          <w:p>
+            <w:pPr>
+              <w:spacing w:before="0" w:after="0"/>
+            </w:pPr>
+            <w:r>
+              <w:rPr>
+                <w:rFonts w:ascii="Consolas" w:cs="Consolas" w:eastAsia="Consolas" w:hAnsi="Consolas"/>
+                <w:sz w:val="18"/>
+                <w:szCs w:val="18"/>
+              </w:rPr>
+              <w:t xml:space="preserve">  --query "BackupPlansList[?BackupPlanName=='ksm-posprd-rds-hourly'].BackupPlanId" \</w:t>
+            </w:r>
+          </w:p>
+          <w:p>
+            <w:pPr>
+              <w:spacing w:before="0" w:after="0"/>
+            </w:pPr>
+            <w:r>
+              <w:rPr>
+                <w:rFonts w:ascii="Consolas" w:cs="Consolas" w:eastAsia="Consolas" w:hAnsi="Consolas"/>
+                <w:sz w:val="18"/>
+                <w:szCs w:val="18"/>
+              </w:rPr>
+              <w:t xml:space="preserve">  --output text)</w:t>
+            </w:r>
+          </w:p>
+          <w:p>
+            <w:pPr>
+              <w:spacing w:before="0" w:after="0"/>
+            </w:pPr>
+            <w:r>
+              <w:rPr>
+                <w:rFonts w:ascii="Consolas" w:cs="Consolas" w:eastAsia="Consolas" w:hAnsi="Consolas"/>
+                <w:sz w:val="18"/>
+                <w:szCs w:val="18"/>
+              </w:rPr>
+              <w:t xml:space="preserve">PLAN_DAILY=$(aws backup list-backup-plans --region $REGION \</w:t>
+            </w:r>
+          </w:p>
+          <w:p>
+            <w:pPr>
+              <w:spacing w:before="0" w:after="0"/>
+            </w:pPr>
+            <w:r>
+              <w:rPr>
+                <w:rFonts w:ascii="Consolas" w:cs="Consolas" w:eastAsia="Consolas" w:hAnsi="Consolas"/>
+                <w:sz w:val="18"/>
+                <w:szCs w:val="18"/>
+              </w:rPr>
+              <w:t xml:space="preserve">  --query "BackupPlansList[?BackupPlanName=='ksm-posprd-rds-daily'].BackupPlanId" \</w:t>
+            </w:r>
+          </w:p>
+          <w:p>
+            <w:pPr>
+              <w:spacing w:before="0" w:after="0"/>
+            </w:pPr>
+            <w:r>
+              <w:rPr>
+                <w:rFonts w:ascii="Consolas" w:cs="Consolas" w:eastAsia="Consolas" w:hAnsi="Consolas"/>
+                <w:sz w:val="18"/>
+                <w:szCs w:val="18"/>
+              </w:rPr>
+              <w:t xml:space="preserve">  --output text)</w:t>
+            </w:r>
+          </w:p>
+          <w:p>
+            <w:pPr>
+              <w:spacing w:before="0" w:after="0"/>
+            </w:pPr>
+            <w:r>
+              <w:rPr>
+                <w:rFonts w:ascii="Consolas" w:cs="Consolas" w:eastAsia="Consolas" w:hAnsi="Consolas"/>
+                <w:sz w:val="18"/>
+                <w:szCs w:val="18"/>
+              </w:rPr>
+              <w:t xml:space="preserve">echo "Hourly Plan ID: $PLAN_HOURLY"</w:t>
+            </w:r>
+          </w:p>
+          <w:p>
+            <w:pPr>
+              <w:spacing w:before="0" w:after="0"/>
+            </w:pPr>
+            <w:r>
+              <w:rPr>
+                <w:rFonts w:ascii="Consolas" w:cs="Consolas" w:eastAsia="Consolas" w:hAnsi="Consolas"/>
+                <w:sz w:val="18"/>
+                <w:szCs w:val="18"/>
+              </w:rPr>
+              <w:t xml:space="preserve">echo "Daily  Plan ID: $PLAN_DAILY"</w:t>
+            </w:r>
+          </w:p>
+          <w:p>
+            <w:pPr>
+              <w:spacing w:before="0" w:after="0"/>
+            </w:pPr>
+            <w:r>
+              <w:rPr>
+                <w:rFonts w:ascii="Consolas" w:cs="Consolas" w:eastAsia="Consolas" w:hAnsi="Consolas"/>
+                <w:sz w:val="18"/>
+                <w:szCs w:val="18"/>
+              </w:rPr>
+              <w:t xml:space="preserve"/>
+            </w:r>
+          </w:p>
+          <w:p>
+            <w:pPr>
+              <w:spacing w:before="0" w:after="0"/>
+            </w:pPr>
+            <w:r>
+              <w:rPr>
+                <w:rFonts w:ascii="Consolas" w:cs="Consolas" w:eastAsia="Consolas" w:hAnsi="Consolas"/>
+                <w:sz w:val="18"/>
+                <w:szCs w:val="18"/>
+              </w:rPr>
+              <w:t xml:space="preserve"># Step 2: 各プランのセレクションIDを取得して削除（プラン削除前に必須）</w:t>
+            </w:r>
+          </w:p>
+          <w:p>
+            <w:pPr>
+              <w:spacing w:before="0" w:after="0"/>
+            </w:pPr>
+            <w:r>
+              <w:rPr>
+                <w:rFonts w:ascii="Consolas" w:cs="Consolas" w:eastAsia="Consolas" w:hAnsi="Consolas"/>
+                <w:sz w:val="18"/>
+                <w:szCs w:val="18"/>
+              </w:rPr>
+              <w:t xml:space="preserve">SEL_HOURLY=$(aws backup list-backup-selections --region $REGION --backup-plan-id $PLAN_HOURLY \</w:t>
+            </w:r>
+          </w:p>
+          <w:p>
+            <w:pPr>
+              <w:spacing w:before="0" w:after="0"/>
+            </w:pPr>
+            <w:r>
+              <w:rPr>
+                <w:rFonts w:ascii="Consolas" w:cs="Consolas" w:eastAsia="Consolas" w:hAnsi="Consolas"/>
+                <w:sz w:val="18"/>
+                <w:szCs w:val="18"/>
+              </w:rPr>
+              <w:t xml:space="preserve">  --query 'BackupSelectionsList[0].SelectionId' --output text)</w:t>
+            </w:r>
+          </w:p>
+          <w:p>
+            <w:pPr>
+              <w:spacing w:before="0" w:after="0"/>
+            </w:pPr>
+            <w:r>
+              <w:rPr>
+                <w:rFonts w:ascii="Consolas" w:cs="Consolas" w:eastAsia="Consolas" w:hAnsi="Consolas"/>
+                <w:sz w:val="18"/>
+                <w:szCs w:val="18"/>
+              </w:rPr>
+              <w:t xml:space="preserve">aws backup delete-backup-selection --region $REGION \</w:t>
+            </w:r>
+          </w:p>
+          <w:p>
+            <w:pPr>
+              <w:spacing w:before="0" w:after="0"/>
+            </w:pPr>
+            <w:r>
+              <w:rPr>
+                <w:rFonts w:ascii="Consolas" w:cs="Consolas" w:eastAsia="Consolas" w:hAnsi="Consolas"/>
+                <w:sz w:val="18"/>
+                <w:szCs w:val="18"/>
+              </w:rPr>
+              <w:t xml:space="preserve">  --backup-plan-id $PLAN_HOURLY --selection-id $SEL_HOURLY</w:t>
+            </w:r>
+          </w:p>
+          <w:p>
+            <w:pPr>
+              <w:spacing w:before="0" w:after="0"/>
+            </w:pPr>
+            <w:r>
+              <w:rPr>
+                <w:rFonts w:ascii="Consolas" w:cs="Consolas" w:eastAsia="Consolas" w:hAnsi="Consolas"/>
+                <w:sz w:val="18"/>
+                <w:szCs w:val="18"/>
+              </w:rPr>
+              <w:t xml:space="preserve"/>
+            </w:r>
+          </w:p>
+          <w:p>
+            <w:pPr>
+              <w:spacing w:before="0" w:after="0"/>
+            </w:pPr>
+            <w:r>
+              <w:rPr>
+                <w:rFonts w:ascii="Consolas" w:cs="Consolas" w:eastAsia="Consolas" w:hAnsi="Consolas"/>
+                <w:sz w:val="18"/>
+                <w:szCs w:val="18"/>
+              </w:rPr>
+              <w:t xml:space="preserve">SEL_DAILY=$(aws backup list-backup-selections --region $REGION --backup-plan-id $PLAN_DAILY \</w:t>
+            </w:r>
+          </w:p>
+          <w:p>
+            <w:pPr>
+              <w:spacing w:before="0" w:after="0"/>
+            </w:pPr>
+            <w:r>
+              <w:rPr>
+                <w:rFonts w:ascii="Consolas" w:cs="Consolas" w:eastAsia="Consolas" w:hAnsi="Consolas"/>
+                <w:sz w:val="18"/>
+                <w:szCs w:val="18"/>
+              </w:rPr>
+              <w:t xml:space="preserve">  --query 'BackupSelectionsList[0].SelectionId' --output text)</w:t>
+            </w:r>
+          </w:p>
+          <w:p>
+            <w:pPr>
+              <w:spacing w:before="0" w:after="0"/>
+            </w:pPr>
+            <w:r>
+              <w:rPr>
+                <w:rFonts w:ascii="Consolas" w:cs="Consolas" w:eastAsia="Consolas" w:hAnsi="Consolas"/>
+                <w:sz w:val="18"/>
+                <w:szCs w:val="18"/>
+              </w:rPr>
+              <w:t xml:space="preserve">aws backup delete-backup-selection --region $REGION \</w:t>
+            </w:r>
+          </w:p>
+          <w:p>
+            <w:pPr>
+              <w:spacing w:before="0" w:after="0"/>
+            </w:pPr>
+            <w:r>
+              <w:rPr>
+                <w:rFonts w:ascii="Consolas" w:cs="Consolas" w:eastAsia="Consolas" w:hAnsi="Consolas"/>
+                <w:sz w:val="18"/>
+                <w:szCs w:val="18"/>
+              </w:rPr>
+              <w:t xml:space="preserve">  --backup-plan-id $PLAN_DAILY --selection-id $SEL_DAILY</w:t>
+            </w:r>
+          </w:p>
+          <w:p>
+            <w:pPr>
+              <w:spacing w:before="0" w:after="0"/>
+            </w:pPr>
+            <w:r>
+              <w:rPr>
+                <w:rFonts w:ascii="Consolas" w:cs="Consolas" w:eastAsia="Consolas" w:hAnsi="Consolas"/>
+                <w:sz w:val="18"/>
+                <w:szCs w:val="18"/>
+              </w:rPr>
+              <w:t xml:space="preserve"/>
+            </w:r>
+          </w:p>
+          <w:p>
+            <w:pPr>
+              <w:spacing w:before="0" w:after="0"/>
+            </w:pPr>
+            <w:r>
+              <w:rPr>
+                <w:rFonts w:ascii="Consolas" w:cs="Consolas" w:eastAsia="Consolas" w:hAnsi="Consolas"/>
+                <w:sz w:val="18"/>
+                <w:szCs w:val="18"/>
+              </w:rPr>
+              <w:t xml:space="preserve"># Step 3: バックアッププランを削除</w:t>
+            </w:r>
+          </w:p>
+          <w:p>
+            <w:pPr>
+              <w:spacing w:before="0" w:after="0"/>
+            </w:pPr>
+            <w:r>
+              <w:rPr>
+                <w:rFonts w:ascii="Consolas" w:cs="Consolas" w:eastAsia="Consolas" w:hAnsi="Consolas"/>
+                <w:sz w:val="18"/>
+                <w:szCs w:val="18"/>
+              </w:rPr>
+              <w:t xml:space="preserve">aws backup delete-backup-plan --region $REGION --backup-plan-id $PLAN_HOURLY</w:t>
+            </w:r>
+          </w:p>
+          <w:p>
+            <w:pPr>
+              <w:spacing w:before="0" w:after="0"/>
+            </w:pPr>
+            <w:r>
+              <w:rPr>
+                <w:rFonts w:ascii="Consolas" w:cs="Consolas" w:eastAsia="Consolas" w:hAnsi="Consolas"/>
+                <w:sz w:val="18"/>
+                <w:szCs w:val="18"/>
+              </w:rPr>
+              <w:t xml:space="preserve">aws backup delete-backup-plan --region $REGION --backup-plan-id $PLAN_DAILY</w:t>
+            </w:r>
+          </w:p>
+          <w:p>
+            <w:pPr>
+              <w:spacing w:before="0" w:after="0"/>
+            </w:pPr>
+            <w:r>
+              <w:rPr>
+                <w:rFonts w:ascii="Consolas" w:cs="Consolas" w:eastAsia="Consolas" w:hAnsi="Consolas"/>
+                <w:sz w:val="18"/>
+                <w:szCs w:val="18"/>
+              </w:rPr>
+              <w:t xml:space="preserve">echo "バックアッププラン削除完了"</w:t>
+            </w:r>
+          </w:p>
+          <w:p>
+            <w:pPr>
+              <w:spacing w:before="0" w:after="0"/>
+            </w:pPr>
+            <w:r>
+              <w:rPr>
+                <w:rFonts w:ascii="Consolas" w:cs="Consolas" w:eastAsia="Consolas" w:hAnsi="Consolas"/>
+                <w:sz w:val="18"/>
+                <w:szCs w:val="18"/>
+              </w:rPr>
+              <w:t xml:space="preserve"/>
+            </w:r>
+          </w:p>
+          <w:p>
+            <w:pPr>
+              <w:spacing w:before="0" w:after="0"/>
+            </w:pPr>
+            <w:r>
+              <w:rPr>
+                <w:rFonts w:ascii="Consolas" w:cs="Consolas" w:eastAsia="Consolas" w:hAnsi="Consolas"/>
+                <w:sz w:val="18"/>
+                <w:szCs w:val="18"/>
+              </w:rPr>
+              <w:t xml:space="preserve"># Step 4: Aurora の保持期間を1日に戻す</w:t>
+            </w:r>
+          </w:p>
+          <w:p>
+            <w:pPr>
+              <w:spacing w:before="0" w:after="0"/>
+            </w:pPr>
+            <w:r>
+              <w:rPr>
+                <w:rFonts w:ascii="Consolas" w:cs="Consolas" w:eastAsia="Consolas" w:hAnsi="Consolas"/>
+                <w:sz w:val="18"/>
+                <w:szCs w:val="18"/>
+              </w:rPr>
+              <w:t xml:space="preserve">aws rds modify-db-cluster \</w:t>
+            </w:r>
+          </w:p>
+          <w:p>
+            <w:pPr>
+              <w:spacing w:before="0" w:after="0"/>
+            </w:pPr>
+            <w:r>
+              <w:rPr>
+                <w:rFonts w:ascii="Consolas" w:cs="Consolas" w:eastAsia="Consolas" w:hAnsi="Consolas"/>
+                <w:sz w:val="18"/>
+                <w:szCs w:val="18"/>
+              </w:rPr>
+              <w:t xml:space="preserve">  --region $REGION \</w:t>
+            </w:r>
+          </w:p>
+          <w:p>
+            <w:pPr>
+              <w:spacing w:before="0" w:after="0"/>
+            </w:pPr>
+            <w:r>
+              <w:rPr>
+                <w:rFonts w:ascii="Consolas" w:cs="Consolas" w:eastAsia="Consolas" w:hAnsi="Consolas"/>
+                <w:sz w:val="18"/>
+                <w:szCs w:val="18"/>
+              </w:rPr>
+              <w:t xml:space="preserve">  --db-cluster-identifier ksm-posprd-db-cluster \</w:t>
+            </w:r>
+          </w:p>
+          <w:p>
+            <w:pPr>
+              <w:spacing w:before="0" w:after="0"/>
+            </w:pPr>
+            <w:r>
+              <w:rPr>
+                <w:rFonts w:ascii="Consolas" w:cs="Consolas" w:eastAsia="Consolas" w:hAnsi="Consolas"/>
+                <w:sz w:val="18"/>
+                <w:szCs w:val="18"/>
+              </w:rPr>
+              <w:t xml:space="preserve">  --backup-retention-period 1 \</w:t>
+            </w:r>
+          </w:p>
+          <w:p>
+            <w:pPr>
+              <w:spacing w:before="0" w:after="0"/>
+            </w:pPr>
+            <w:r>
+              <w:rPr>
+                <w:rFonts w:ascii="Consolas" w:cs="Consolas" w:eastAsia="Consolas" w:hAnsi="Consolas"/>
+                <w:sz w:val="18"/>
+                <w:szCs w:val="18"/>
+              </w:rPr>
+              <w:t xml:space="preserve">  --apply-immediately</w:t>
+            </w:r>
+          </w:p>
+          <w:p>
+            <w:pPr>
+              <w:spacing w:before="0" w:after="0"/>
+            </w:pPr>
+            <w:r>
+              <w:rPr>
+                <w:rFonts w:ascii="Consolas" w:cs="Consolas" w:eastAsia="Consolas" w:hAnsi="Consolas"/>
+                <w:sz w:val="18"/>
+                <w:szCs w:val="18"/>
+              </w:rPr>
+              <w:t xml:space="preserve">echo "Aurora 保持期間 → 1日に変更"</w:t>
+            </w:r>
+          </w:p>
+        </w:tc>
+      </w:tr>
+    </w:tbl>
+    <w:p>
+      <w:pPr>
+        <w:spacing w:before="60" w:after="60"/>
+      </w:pPr>
+      <w:r>
+        <w:rPr>
+          <w:rFonts w:ascii="BIZ UDPゴシック" w:cs="BIZ UDPゴシック" w:eastAsia="BIZ UDPゴシック" w:hAnsi="BIZ UDPゴシック"/>
+          <w:color w:val="595959"/>
+          <w:sz w:val="20"/>
+          <w:szCs w:val="20"/>
+        </w:rPr>
+        <w:t xml:space="preserve">⚠️ バックアッププラン削除後もボールト内の既存スナップショットは自動削除されない。不要な場合は aws backup delete-recovery-point で個別に削除すること。</w:t>
+      </w:r>
+    </w:p>
+    <w:p>
+      <w:pPr>
+        <w:spacing w:before="40" w:after="40"/>
+      </w:pPr>
+      <w:r>
+        <w:t xml:space="preserve"/>
+      </w:r>
+    </w:p>
+    <w:p>
+      <w:pPr>
+        <w:pStyle w:val="Heading2"/>
+      </w:pPr>
+      <w:r>
+        <w:rPr>
+          <w:rFonts w:ascii="BIZ UDPゴシック" w:cs="BIZ UDPゴシック" w:eastAsia="BIZ UDPゴシック" w:hAnsi="BIZ UDPゴシック"/>
+          <w:b/>
+          <w:bCs/>
+          <w:sz w:val="24"/>
+          <w:szCs w:val="24"/>
+        </w:rPr>
+        <w:t xml:space="preserve">■ 切り戻し後の確認</w:t>
+      </w:r>
+    </w:p>
+    <w:tbl>
+      <w:tblPr>
+        <w:tblW w:type="dxa" w:w="9000"/>
+        <w:tblBorders>
+          <w:top w:val="single" w:color="auto" w:sz="4"/>
+          <w:left w:val="single" w:color="auto" w:sz="4"/>
+          <w:bottom w:val="single" w:color="auto" w:sz="4"/>
+          <w:right w:val="single" w:color="auto" w:sz="4"/>
+          <w:insideH w:val="single" w:color="auto" w:sz="4"/>
+          <w:insideV w:val="single" w:color="auto" w:sz="4"/>
+        </w:tblBorders>
+      </w:tblPr>
+      <w:tblGrid>
+        <w:gridCol w:w="500"/>
+        <w:gridCol w:w="4500"/>
+        <w:gridCol w:w="4000"/>
+      </w:tblGrid>
+      <w:tr>
+        <w:trPr>
+          <w:cantSplit/>
+        </w:trPr>
+        <w:tc>
+          <w:tcPr>
+            <w:tcW w:type="dxa" w:w="500"/>
+            <w:tcBorders>
+              <w:top w:val="single" w:color="CCCCCC" w:sz="4"/>
+              <w:left w:val="single" w:color="CCCCCC" w:sz="4"/>
+              <w:bottom w:val="single" w:color="CCCCCC" w:sz="4"/>
+              <w:right w:val="single" w:color="CCCCCC" w:sz="4"/>
+            </w:tcBorders>
+            <w:shd w:fill="F5F5F5" w:val="clear"/>
+            <w:tcMar>
+              <w:top w:type="dxa" w:w="60"/>
+              <w:left w:type="dxa" w:w="100"/>
+              <w:bottom w:type="dxa" w:w="60"/>
+              <w:right w:type="dxa" w:w="100"/>
+            </w:tcMar>
+          </w:tcPr>
+          <w:p>
+            <w:r>
+              <w:rPr>
+                <w:rFonts w:ascii="BIZ UDPゴシック" w:cs="BIZ UDPゴシック" w:eastAsia="BIZ UDPゴシック" w:hAnsi="BIZ UDPゴシック"/>
+                <w:b/>
+                <w:bCs/>
+                <w:color w:val="000000"/>
+                <w:sz w:val="22"/>
+                <w:szCs w:val="22"/>
+              </w:rPr>
+              <w:t xml:space="preserve"/>
+            </w:r>
+          </w:p>
+        </w:tc>
+        <w:tc>
+          <w:tcPr>
+            <w:tcW w:type="dxa" w:w="4500"/>
+            <w:tcBorders>
+              <w:top w:val="single" w:color="CCCCCC" w:sz="4"/>
+              <w:left w:val="single" w:color="CCCCCC" w:sz="4"/>
+              <w:bottom w:val="single" w:color="CCCCCC" w:sz="4"/>
+              <w:right w:val="single" w:color="CCCCCC" w:sz="4"/>
+            </w:tcBorders>
+            <w:shd w:fill="F5F5F5" w:val="clear"/>
+            <w:tcMar>
+              <w:top w:type="dxa" w:w="60"/>
+              <w:left w:type="dxa" w:w="100"/>
+              <w:bottom w:type="dxa" w:w="60"/>
+              <w:right w:type="dxa" w:w="100"/>
+            </w:tcMar>
+          </w:tcPr>
+          <w:p>
+            <w:r>
+              <w:rPr>
+                <w:rFonts w:ascii="BIZ UDPゴシック" w:cs="BIZ UDPゴシック" w:eastAsia="BIZ UDPゴシック" w:hAnsi="BIZ UDPゴシック"/>
+                <w:b/>
+                <w:bCs/>
+                <w:color w:val="000000"/>
+                <w:sz w:val="22"/>
+                <w:szCs w:val="22"/>
+              </w:rPr>
+              <w:t xml:space="preserve">確認コマンド</w:t>
+            </w:r>
+          </w:p>
+        </w:tc>
+        <w:tc>
+          <w:tcPr>
+            <w:tcW w:type="dxa" w:w="4000"/>
+            <w:tcBorders>
+              <w:top w:val="single" w:color="CCCCCC" w:sz="4"/>
+              <w:left w:val="single" w:color="CCCCCC" w:sz="4"/>
+              <w:bottom w:val="single" w:color="CCCCCC" w:sz="4"/>
+              <w:right w:val="single" w:color="CCCCCC" w:sz="4"/>
+            </w:tcBorders>
+            <w:shd w:fill="F5F5F5" w:val="clear"/>
+            <w:tcMar>
+              <w:top w:type="dxa" w:w="60"/>
+              <w:left w:type="dxa" w:w="100"/>
+              <w:bottom w:type="dxa" w:w="60"/>
+              <w:right w:type="dxa" w:w="100"/>
+            </w:tcMar>
+          </w:tcPr>
+          <w:p>
+            <w:r>
+              <w:rPr>
+                <w:rFonts w:ascii="BIZ UDPゴシック" w:cs="BIZ UDPゴシック" w:eastAsia="BIZ UDPゴシック" w:hAnsi="BIZ UDPゴシック"/>
+                <w:b/>
+                <w:bCs/>
+                <w:color w:val="000000"/>
+                <w:sz w:val="22"/>
+                <w:szCs w:val="22"/>
+              </w:rPr>
+              <w:t xml:space="preserve">期待するレスポンス</w:t>
+            </w:r>
+          </w:p>
+        </w:tc>
+      </w:tr>
+      <w:tr>
+        <w:trPr>
+          <w:cantSplit/>
+        </w:trPr>
+        <w:tc>
+          <w:tcPr>
+            <w:tcW w:type="dxa" w:w="500"/>
+            <w:tcBorders>
+              <w:top w:val="single" w:color="CCCCCC" w:sz="4"/>
+              <w:left w:val="single" w:color="CCCCCC" w:sz="4"/>
+              <w:bottom w:val="single" w:color="CCCCCC" w:sz="4"/>
+              <w:right w:val="single" w:color="CCCCCC" w:sz="4"/>
+            </w:tcBorders>
+            <w:shd w:fill="FFFFFF" w:val="clear"/>
+            <w:tcMar>
+              <w:top w:type="dxa" w:w="60"/>
+              <w:left w:type="dxa" w:w="100"/>
+              <w:bottom w:type="dxa" w:w="60"/>
+              <w:right w:type="dxa" w:w="100"/>
+            </w:tcMar>
+          </w:tcPr>
+          <w:p>
+            <w:r>
+              <w:rPr>
+                <w:rFonts w:ascii="BIZ UDPゴシック" w:cs="BIZ UDPゴシック" w:eastAsia="BIZ UDPゴシック" w:hAnsi="BIZ UDPゴシック"/>
+                <w:b w:val="false"/>
+                <w:bCs w:val="false"/>
+                <w:color w:val="000000"/>
+                <w:sz w:val="22"/>
+                <w:szCs w:val="22"/>
+              </w:rPr>
+              <w:t xml:space="preserve">1</w:t>
+            </w:r>
+          </w:p>
+        </w:tc>
+        <w:tc>
+          <w:tcPr>
+            <w:tcW w:type="dxa" w:w="4500"/>
+            <w:tcBorders>
+              <w:top w:val="single" w:color="CCCCCC" w:sz="4"/>
+              <w:left w:val="single" w:color="CCCCCC" w:sz="4"/>
+              <w:bottom w:val="single" w:color="CCCCCC" w:sz="4"/>
+              <w:right w:val="single" w:color="CCCCCC" w:sz="4"/>
+            </w:tcBorders>
+            <w:shd w:fill="FFFFFF" w:val="clear"/>
+            <w:tcMar>
+              <w:top w:type="dxa" w:w="60"/>
+              <w:left w:type="dxa" w:w="100"/>
+              <w:bottom w:type="dxa" w:w="60"/>
+              <w:right w:type="dxa" w:w="100"/>
+            </w:tcMar>
+          </w:tcPr>
+          <w:p>
+            <w:r>
+              <w:rPr>
+                <w:rFonts w:ascii="BIZ UDPゴシック" w:cs="BIZ UDPゴシック" w:eastAsia="BIZ UDPゴシック" w:hAnsi="BIZ UDPゴシック"/>
+                <w:b w:val="false"/>
+                <w:bCs w:val="false"/>
+                <w:color w:val="000000"/>
+                <w:sz w:val="22"/>
+                <w:szCs w:val="22"/>
+              </w:rPr>
+              <w:t xml:space="preserve">aws backup list-backup-plans --region ap-northeast-1 --query "BackupPlansList[?contains(BackupPlanName,'ksm-posprd')]"</w:t>
+            </w:r>
+          </w:p>
+        </w:tc>
+        <w:tc>
+          <w:tcPr>
+            <w:tcW w:type="dxa" w:w="4000"/>
+            <w:tcBorders>
+              <w:top w:val="single" w:color="CCCCCC" w:sz="4"/>
+              <w:left w:val="single" w:color="CCCCCC" w:sz="4"/>
+              <w:bottom w:val="single" w:color="CCCCCC" w:sz="4"/>
+              <w:right w:val="single" w:color="CCCCCC" w:sz="4"/>
+            </w:tcBorders>
+            <w:shd w:fill="FFFFFF" w:val="clear"/>
+            <w:tcMar>
+              <w:top w:type="dxa" w:w="60"/>
+              <w:left w:type="dxa" w:w="100"/>
+              <w:bottom w:type="dxa" w:w="60"/>
+              <w:right w:type="dxa" w:w="100"/>
+            </w:tcMar>
+          </w:tcPr>
+          <w:p>
+            <w:r>
+              <w:rPr>
+                <w:rFonts w:ascii="BIZ UDPゴシック" w:cs="BIZ UDPゴシック" w:eastAsia="BIZ UDPゴシック" w:hAnsi="BIZ UDPゴシック"/>
+                <w:b w:val="false"/>
+                <w:bCs w:val="false"/>
+                <w:color w:val="000000"/>
+                <w:sz w:val="22"/>
+                <w:szCs w:val="22"/>
+              </w:rPr>
+              <w:t xml:space="preserve">[] （空リスト）が返る。プランが存在しないこと</w:t>
+            </w:r>
+          </w:p>
+        </w:tc>
+      </w:tr>
+      <w:tr>
+        <w:trPr>
+          <w:cantSplit/>
+        </w:trPr>
+        <w:tc>
+          <w:tcPr>
+            <w:tcW w:type="dxa" w:w="500"/>
+            <w:tcBorders>
+              <w:top w:val="single" w:color="CCCCCC" w:sz="4"/>
+              <w:left w:val="single" w:color="CCCCCC" w:sz="4"/>
+              <w:bottom w:val="single" w:color="CCCCCC" w:sz="4"/>
+              <w:right w:val="single" w:color="CCCCCC" w:sz="4"/>
+            </w:tcBorders>
+            <w:shd w:fill="FFFFFF" w:val="clear"/>
+            <w:tcMar>
+              <w:top w:type="dxa" w:w="60"/>
+              <w:left w:type="dxa" w:w="100"/>
+              <w:bottom w:type="dxa" w:w="60"/>
+              <w:right w:type="dxa" w:w="100"/>
+            </w:tcMar>
+          </w:tcPr>
+          <w:p>
+            <w:r>
+              <w:rPr>
+                <w:rFonts w:ascii="BIZ UDPゴシック" w:cs="BIZ UDPゴシック" w:eastAsia="BIZ UDPゴシック" w:hAnsi="BIZ UDPゴシック"/>
+                <w:b w:val="false"/>
+                <w:bCs w:val="false"/>
+                <w:color w:val="000000"/>
+                <w:sz w:val="22"/>
+                <w:szCs w:val="22"/>
+              </w:rPr>
+              <w:t xml:space="preserve">2</w:t>
+            </w:r>
+          </w:p>
+        </w:tc>
+        <w:tc>
+          <w:tcPr>
+            <w:tcW w:type="dxa" w:w="4500"/>
+            <w:tcBorders>
+              <w:top w:val="single" w:color="CCCCCC" w:sz="4"/>
+              <w:left w:val="single" w:color="CCCCCC" w:sz="4"/>
+              <w:bottom w:val="single" w:color="CCCCCC" w:sz="4"/>
+              <w:right w:val="single" w:color="CCCCCC" w:sz="4"/>
+            </w:tcBorders>
+            <w:shd w:fill="FFFFFF" w:val="clear"/>
+            <w:tcMar>
+              <w:top w:type="dxa" w:w="60"/>
+              <w:left w:type="dxa" w:w="100"/>
+              <w:bottom w:type="dxa" w:w="60"/>
+              <w:right w:type="dxa" w:w="100"/>
+            </w:tcMar>
+          </w:tcPr>
+          <w:p>
+            <w:r>
+              <w:rPr>
+                <w:rFonts w:ascii="BIZ UDPゴシック" w:cs="BIZ UDPゴシック" w:eastAsia="BIZ UDPゴシック" w:hAnsi="BIZ UDPゴシック"/>
+                <w:b w:val="false"/>
+                <w:bCs w:val="false"/>
+                <w:color w:val="000000"/>
+                <w:sz w:val="22"/>
+                <w:szCs w:val="22"/>
+              </w:rPr>
+              <w:t xml:space="preserve">aws rds describe-db-clusters --region ap-northeast-1 --db-cluster-identifier ksm-posprd-db-cluster --query 'DBClusters[0].BackupRetentionPeriod'</w:t>
+            </w:r>
+          </w:p>
+        </w:tc>
+        <w:tc>
+          <w:tcPr>
+            <w:tcW w:type="dxa" w:w="4000"/>
+            <w:tcBorders>
+              <w:top w:val="single" w:color="CCCCCC" w:sz="4"/>
+              <w:left w:val="single" w:color="CCCCCC" w:sz="4"/>
+              <w:bottom w:val="single" w:color="CCCCCC" w:sz="4"/>
+              <w:right w:val="single" w:color="CCCCCC" w:sz="4"/>
+            </w:tcBorders>
+            <w:shd w:fill="FFFFFF" w:val="clear"/>
+            <w:tcMar>
+              <w:top w:type="dxa" w:w="60"/>
+              <w:left w:type="dxa" w:w="100"/>
+              <w:bottom w:type="dxa" w:w="60"/>
+              <w:right w:type="dxa" w:w="100"/>
+            </w:tcMar>
+          </w:tcPr>
+          <w:p>
+            <w:r>
+              <w:rPr>
+                <w:rFonts w:ascii="BIZ UDPゴシック" w:cs="BIZ UDPゴシック" w:eastAsia="BIZ UDPゴシック" w:hAnsi="BIZ UDPゴシック"/>
+                <w:b w:val="false"/>
+                <w:bCs w:val="false"/>
+                <w:color w:val="000000"/>
+                <w:sz w:val="22"/>
+                <w:szCs w:val="22"/>
+              </w:rPr>
+              <w:t xml:space="preserve">1 が返る（1日保持に戻っていること）</w:t>
+            </w:r>
+          </w:p>
+        </w:tc>
+      </w:tr>
+      <w:tr>
+        <w:trPr>
+          <w:cantSplit/>
+        </w:trPr>
+        <w:tc>
+          <w:tcPr>
+            <w:tcW w:type="dxa" w:w="500"/>
+            <w:tcBorders>
+              <w:top w:val="single" w:color="CCCCCC" w:sz="4"/>
+              <w:left w:val="single" w:color="CCCCCC" w:sz="4"/>
+              <w:bottom w:val="single" w:color="CCCCCC" w:sz="4"/>
+              <w:right w:val="single" w:color="CCCCCC" w:sz="4"/>
+            </w:tcBorders>
+            <w:shd w:fill="FFFFFF" w:val="clear"/>
+            <w:tcMar>
+              <w:top w:type="dxa" w:w="60"/>
+              <w:left w:type="dxa" w:w="100"/>
+              <w:bottom w:type="dxa" w:w="60"/>
+              <w:right w:type="dxa" w:w="100"/>
+            </w:tcMar>
+          </w:tcPr>
+          <w:p>
+            <w:r>
+              <w:rPr>
+                <w:rFonts w:ascii="BIZ UDPゴシック" w:cs="BIZ UDPゴシック" w:eastAsia="BIZ UDPゴシック" w:hAnsi="BIZ UDPゴシック"/>
+                <w:b w:val="false"/>
+                <w:bCs w:val="false"/>
+                <w:color w:val="000000"/>
+                <w:sz w:val="22"/>
+                <w:szCs w:val="22"/>
+              </w:rPr>
+              <w:t xml:space="preserve">3</w:t>
+            </w:r>
+          </w:p>
+        </w:tc>
+        <w:tc>
+          <w:tcPr>
+            <w:tcW w:type="dxa" w:w="4500"/>
+            <w:tcBorders>
+              <w:top w:val="single" w:color="CCCCCC" w:sz="4"/>
+              <w:left w:val="single" w:color="CCCCCC" w:sz="4"/>
+              <w:bottom w:val="single" w:color="CCCCCC" w:sz="4"/>
+              <w:right w:val="single" w:color="CCCCCC" w:sz="4"/>
+            </w:tcBorders>
+            <w:shd w:fill="FFFFFF" w:val="clear"/>
+            <w:tcMar>
+              <w:top w:type="dxa" w:w="60"/>
+              <w:left w:type="dxa" w:w="100"/>
+              <w:bottom w:type="dxa" w:w="60"/>
+              <w:right w:type="dxa" w:w="100"/>
+            </w:tcMar>
+          </w:tcPr>
+          <w:p>
+            <w:r>
+              <w:rPr>
+                <w:rFonts w:ascii="BIZ UDPゴシック" w:cs="BIZ UDPゴシック" w:eastAsia="BIZ UDPゴシック" w:hAnsi="BIZ UDPゴシック"/>
+                <w:b w:val="false"/>
+                <w:bCs w:val="false"/>
+                <w:color w:val="000000"/>
+                <w:sz w:val="22"/>
+                <w:szCs w:val="22"/>
+              </w:rPr>
+              <w:t xml:space="preserve">aws backup list-backup-jobs --region ap-northeast-1 --by-resource-arn arn:aws:rds:ap-northeast-1:332802448674:cluster:ksm-posprd-db-cluster --query 'BackupJobs[0].State'</w:t>
+            </w:r>
+          </w:p>
+        </w:tc>
+        <w:tc>
+          <w:tcPr>
+            <w:tcW w:type="dxa" w:w="4000"/>
+            <w:tcBorders>
+              <w:top w:val="single" w:color="CCCCCC" w:sz="4"/>
+              <w:left w:val="single" w:color="CCCCCC" w:sz="4"/>
+              <w:bottom w:val="single" w:color="CCCCCC" w:sz="4"/>
+              <w:right w:val="single" w:color="CCCCCC" w:sz="4"/>
+            </w:tcBorders>
+            <w:shd w:fill="FFFFFF" w:val="clear"/>
+            <w:tcMar>
+              <w:top w:type="dxa" w:w="60"/>
+              <w:left w:type="dxa" w:w="100"/>
+              <w:bottom w:type="dxa" w:w="60"/>
+              <w:right w:type="dxa" w:w="100"/>
+            </w:tcMar>
+          </w:tcPr>
+          <w:p>
+            <w:r>
+              <w:rPr>
+                <w:rFonts w:ascii="BIZ UDPゴシック" w:cs="BIZ UDPゴシック" w:eastAsia="BIZ UDPゴシック" w:hAnsi="BIZ UDPゴシック"/>
+                <w:b w:val="false"/>
+                <w:bCs w:val="false"/>
+                <w:color w:val="000000"/>
+                <w:sz w:val="22"/>
+                <w:szCs w:val="22"/>
+              </w:rPr>
+              <w:t xml:space="preserve">新たなジョブが生成されないこと（または COMPLETED のみ）</w:t>
+            </w:r>
+          </w:p>
+        </w:tc>
+      </w:tr>
+    </w:tbl>
+    <w:p>
+      <w:pPr>
+        <w:spacing w:before="60" w:after="60"/>
+      </w:pPr>
+      <w:r>
+        <w:rPr>
+          <w:rFonts w:ascii="BIZ UDPゴシック" w:cs="BIZ UDPゴシック" w:eastAsia="BIZ UDPゴシック" w:hAnsi="BIZ UDPゴシック"/>
+          <w:color w:val="595959"/>
+          <w:sz w:val="20"/>
+          <w:szCs w:val="20"/>
+        </w:rPr>
+        <w:t xml:space="preserve">※ 切り戻し後に原因が判明した場合は Thanh Nguyên に報告し、スケジュールや保持期間を調整したうえで再設定を実施する</w:t>
+      </w:r>
+    </w:p>
+    <w:p>
+      <w:pPr>
+        <w:pStyle w:val="Heading1"/>
+      </w:pPr>
+      <w:r>
+        <w:rPr>
+          <w:rFonts w:ascii="BIZ UDPゴシック" w:cs="BIZ UDPゴシック" w:eastAsia="BIZ UDPゴシック" w:hAnsi="BIZ UDPゴシック"/>
+          <w:b/>
+          <w:bCs/>
+          <w:sz w:val="32"/>
+          <w:szCs w:val="32"/>
+        </w:rPr>
+        <w:t xml:space="preserve">8. 承認</w:t>
       </w:r>
     </w:p>
     <w:tbl>

--- a/40_AWS/04_修正依頼/20260308_MYSQLバックアップ設定.docx
+++ b/40_AWS/04_修正依頼/20260308_MYSQLバックアップ設定.docx
@@ -478,7 +478,7 @@
                 <w:sz w:val="22"/>
                 <w:szCs w:val="22"/>
               </w:rPr>
-              <w:t xml:space="preserve">1.0</w:t>
+              <w:t xml:space="preserve">1.1</w:t>
             </w:r>
           </w:p>
         </w:tc>
@@ -896,6 +896,135 @@
           </w:p>
         </w:tc>
       </w:tr>
+      <w:tr>
+        <w:trPr>
+          <w:cantSplit/>
+        </w:trPr>
+        <w:tc>
+          <w:tcPr>
+            <w:tcW w:type="dxa" w:w="800"/>
+            <w:tcBorders>
+              <w:top w:val="single" w:color="CCCCCC" w:sz="4"/>
+              <w:left w:val="single" w:color="CCCCCC" w:sz="4"/>
+              <w:bottom w:val="single" w:color="CCCCCC" w:sz="4"/>
+              <w:right w:val="single" w:color="CCCCCC" w:sz="4"/>
+            </w:tcBorders>
+            <w:shd w:fill="FFFFFF" w:val="clear"/>
+            <w:tcMar>
+              <w:top w:type="dxa" w:w="60"/>
+              <w:left w:type="dxa" w:w="100"/>
+              <w:bottom w:type="dxa" w:w="60"/>
+              <w:right w:type="dxa" w:w="100"/>
+            </w:tcMar>
+          </w:tcPr>
+          <w:p>
+            <w:r>
+              <w:rPr>
+                <w:rFonts w:ascii="BIZ UDPゴシック" w:cs="BIZ UDPゴシック" w:eastAsia="BIZ UDPゴシック" w:hAnsi="BIZ UDPゴシック"/>
+                <w:b w:val="false"/>
+                <w:bCs w:val="false"/>
+                <w:color w:val="000000"/>
+                <w:sz w:val="22"/>
+                <w:szCs w:val="22"/>
+              </w:rPr>
+              <w:t xml:space="preserve">1.1</w:t>
+            </w:r>
+          </w:p>
+        </w:tc>
+        <w:tc>
+          <w:tcPr>
+            <w:tcW w:type="dxa" w:w="1600"/>
+            <w:tcBorders>
+              <w:top w:val="single" w:color="CCCCCC" w:sz="4"/>
+              <w:left w:val="single" w:color="CCCCCC" w:sz="4"/>
+              <w:bottom w:val="single" w:color="CCCCCC" w:sz="4"/>
+              <w:right w:val="single" w:color="CCCCCC" w:sz="4"/>
+            </w:tcBorders>
+            <w:shd w:fill="FFFFFF" w:val="clear"/>
+            <w:tcMar>
+              <w:top w:type="dxa" w:w="60"/>
+              <w:left w:type="dxa" w:w="100"/>
+              <w:bottom w:type="dxa" w:w="60"/>
+              <w:right w:type="dxa" w:w="100"/>
+            </w:tcMar>
+          </w:tcPr>
+          <w:p>
+            <w:r>
+              <w:rPr>
+                <w:rFonts w:ascii="BIZ UDPゴシック" w:cs="BIZ UDPゴシック" w:eastAsia="BIZ UDPゴシック" w:hAnsi="BIZ UDPゴシック"/>
+                <w:b w:val="false"/>
+                <w:bCs w:val="false"/>
+                <w:color w:val="000000"/>
+                <w:sz w:val="22"/>
+                <w:szCs w:val="22"/>
+              </w:rPr>
+              <w:t xml:space="preserve">2026-03-08</w:t>
+            </w:r>
+          </w:p>
+        </w:tc>
+        <w:tc>
+          <w:tcPr>
+            <w:tcW w:type="dxa" w:w="2000"/>
+            <w:tcBorders>
+              <w:top w:val="single" w:color="CCCCCC" w:sz="4"/>
+              <w:left w:val="single" w:color="CCCCCC" w:sz="4"/>
+              <w:bottom w:val="single" w:color="CCCCCC" w:sz="4"/>
+              <w:right w:val="single" w:color="CCCCCC" w:sz="4"/>
+            </w:tcBorders>
+            <w:shd w:fill="FFFFFF" w:val="clear"/>
+            <w:tcMar>
+              <w:top w:type="dxa" w:w="60"/>
+              <w:left w:type="dxa" w:w="100"/>
+              <w:bottom w:type="dxa" w:w="60"/>
+              <w:right w:type="dxa" w:w="100"/>
+            </w:tcMar>
+          </w:tcPr>
+          <w:p>
+            <w:r>
+              <w:rPr>
+                <w:rFonts w:ascii="BIZ UDPゴシック" w:cs="BIZ UDPゴシック" w:eastAsia="BIZ UDPゴシック" w:hAnsi="BIZ UDPゴシック"/>
+                <w:b w:val="false"/>
+                <w:bCs w:val="false"/>
+                <w:color w:val="000000"/>
+                <w:sz w:val="22"/>
+                <w:szCs w:val="22"/>
+              </w:rPr>
+              <w:t xml:space="preserve">Thanh Nguyên</w:t>
+            </w:r>
+          </w:p>
+        </w:tc>
+        <w:tc>
+          <w:tcPr>
+            <w:tcW w:type="dxa" w:w="4600"/>
+            <w:tcBorders>
+              <w:top w:val="single" w:color="CCCCCC" w:sz="4"/>
+              <w:left w:val="single" w:color="CCCCCC" w:sz="4"/>
+              <w:bottom w:val="single" w:color="CCCCCC" w:sz="4"/>
+              <w:right w:val="single" w:color="CCCCCC" w:sz="4"/>
+            </w:tcBorders>
+            <w:shd w:fill="FFFFFF" w:val="clear"/>
+            <w:tcMar>
+              <w:top w:type="dxa" w:w="60"/>
+              <w:left w:type="dxa" w:w="100"/>
+              <w:bottom w:type="dxa" w:w="60"/>
+              <w:right w:type="dxa" w:w="100"/>
+            </w:tcMar>
+          </w:tcPr>
+          <w:p>
+            <w:r>
+              <w:rPr>
+                <w:rFonts w:ascii="BIZ UDPゴシック" w:cs="BIZ UDPゴシック" w:eastAsia="BIZ UDPゴシック" w:hAnsi="BIZ UDPゴシック"/>
+                <w:b w:val="false"/>
+                <w:bCs w:val="false"/>
+                <w:color w:val="000000"/>
+                <w:sz w:val="22"/>
+                <w:szCs w:val="22"/>
+              </w:rPr>
+              <w:t xml:space="preserve">顧客実施判断確認セクション（第0章）を追加</w:t>
+            </w:r>
+          </w:p>
+        </w:tc>
+      </w:tr>
     </w:tbl>
     <w:p>
       <w:pPr>
@@ -909,7 +1038,1112 @@
           <w:sz w:val="32"/>
           <w:szCs w:val="32"/>
         </w:rPr>
-        <w:t xml:space="preserve">1. 修正背景・目的</w:t>
+        <w:t xml:space="preserve">0. 実施判断のご確認（顧客向け）</w:t>
+      </w:r>
+    </w:p>
+    <w:p>
+      <w:pPr>
+        <w:spacing w:before="60" w:after="60"/>
+      </w:pPr>
+      <w:r>
+        <w:rPr>
+          <w:rFonts w:ascii="BIZ UDPゴシック" w:cs="BIZ UDPゴシック" w:eastAsia="BIZ UDPゴシック" w:hAnsi="BIZ UDPゴシック"/>
+          <w:sz w:val="22"/>
+          <w:szCs w:val="22"/>
+        </w:rPr>
+        <w:t xml:space="preserve">本改修の実施にあたり、以下の内容をご確認のうえ、実施可否をご判断ください。</w:t>
+      </w:r>
+    </w:p>
+    <w:p>
+      <w:pPr>
+        <w:spacing w:before="40" w:after="40"/>
+      </w:pPr>
+      <w:r>
+        <w:t xml:space="preserve"/>
+      </w:r>
+    </w:p>
+    <w:p>
+      <w:pPr>
+        <w:pStyle w:val="Heading2"/>
+      </w:pPr>
+      <w:r>
+        <w:rPr>
+          <w:rFonts w:ascii="BIZ UDPゴシック" w:cs="BIZ UDPゴシック" w:eastAsia="BIZ UDPゴシック" w:hAnsi="BIZ UDPゴシック"/>
+          <w:b/>
+          <w:bCs/>
+          <w:sz w:val="24"/>
+          <w:szCs w:val="24"/>
+        </w:rPr>
+        <w:t xml:space="preserve">■ 現状リスクと改修効果</w:t>
+      </w:r>
+    </w:p>
+    <w:tbl>
+      <w:tblPr>
+        <w:tblW w:type="dxa" w:w="9000"/>
+        <w:tblBorders>
+          <w:top w:val="single" w:color="auto" w:sz="4"/>
+          <w:left w:val="single" w:color="auto" w:sz="4"/>
+          <w:bottom w:val="single" w:color="auto" w:sz="4"/>
+          <w:right w:val="single" w:color="auto" w:sz="4"/>
+          <w:insideH w:val="single" w:color="auto" w:sz="4"/>
+          <w:insideV w:val="single" w:color="auto" w:sz="4"/>
+        </w:tblBorders>
+      </w:tblPr>
+      <w:tblGrid>
+        <w:gridCol w:w="2200"/>
+        <w:gridCol w:w="3400"/>
+        <w:gridCol w:w="3400"/>
+      </w:tblGrid>
+      <w:tr>
+        <w:trPr>
+          <w:cantSplit/>
+        </w:trPr>
+        <w:tc>
+          <w:tcPr>
+            <w:tcW w:type="dxa" w:w="2200"/>
+            <w:tcBorders>
+              <w:top w:val="single" w:color="CCCCCC" w:sz="4"/>
+              <w:left w:val="single" w:color="CCCCCC" w:sz="4"/>
+              <w:bottom w:val="single" w:color="CCCCCC" w:sz="4"/>
+              <w:right w:val="single" w:color="CCCCCC" w:sz="4"/>
+            </w:tcBorders>
+            <w:shd w:fill="F5F5F5" w:val="clear"/>
+            <w:tcMar>
+              <w:top w:type="dxa" w:w="60"/>
+              <w:left w:type="dxa" w:w="100"/>
+              <w:bottom w:type="dxa" w:w="60"/>
+              <w:right w:type="dxa" w:w="100"/>
+            </w:tcMar>
+          </w:tcPr>
+          <w:p>
+            <w:r>
+              <w:rPr>
+                <w:rFonts w:ascii="BIZ UDPゴシック" w:cs="BIZ UDPゴシック" w:eastAsia="BIZ UDPゴシック" w:hAnsi="BIZ UDPゴシック"/>
+                <w:b/>
+                <w:bCs/>
+                <w:color w:val="000000"/>
+                <w:sz w:val="22"/>
+                <w:szCs w:val="22"/>
+              </w:rPr>
+              <w:t xml:space="preserve">項目</w:t>
+            </w:r>
+          </w:p>
+        </w:tc>
+        <w:tc>
+          <w:tcPr>
+            <w:tcW w:type="dxa" w:w="3400"/>
+            <w:tcBorders>
+              <w:top w:val="single" w:color="CCCCCC" w:sz="4"/>
+              <w:left w:val="single" w:color="CCCCCC" w:sz="4"/>
+              <w:bottom w:val="single" w:color="CCCCCC" w:sz="4"/>
+              <w:right w:val="single" w:color="CCCCCC" w:sz="4"/>
+            </w:tcBorders>
+            <w:shd w:fill="F5F5F5" w:val="clear"/>
+            <w:tcMar>
+              <w:top w:type="dxa" w:w="60"/>
+              <w:left w:type="dxa" w:w="100"/>
+              <w:bottom w:type="dxa" w:w="60"/>
+              <w:right w:type="dxa" w:w="100"/>
+            </w:tcMar>
+          </w:tcPr>
+          <w:p>
+            <w:r>
+              <w:rPr>
+                <w:rFonts w:ascii="BIZ UDPゴシック" w:cs="BIZ UDPゴシック" w:eastAsia="BIZ UDPゴシック" w:hAnsi="BIZ UDPゴシック"/>
+                <w:b/>
+                <w:bCs/>
+                <w:color w:val="000000"/>
+                <w:sz w:val="22"/>
+                <w:szCs w:val="22"/>
+              </w:rPr>
+              <w:t xml:space="preserve">現状（変更前）</w:t>
+            </w:r>
+          </w:p>
+        </w:tc>
+        <w:tc>
+          <w:tcPr>
+            <w:tcW w:type="dxa" w:w="3400"/>
+            <w:tcBorders>
+              <w:top w:val="single" w:color="CCCCCC" w:sz="4"/>
+              <w:left w:val="single" w:color="CCCCCC" w:sz="4"/>
+              <w:bottom w:val="single" w:color="CCCCCC" w:sz="4"/>
+              <w:right w:val="single" w:color="CCCCCC" w:sz="4"/>
+            </w:tcBorders>
+            <w:shd w:fill="F5F5F5" w:val="clear"/>
+            <w:tcMar>
+              <w:top w:type="dxa" w:w="60"/>
+              <w:left w:type="dxa" w:w="100"/>
+              <w:bottom w:type="dxa" w:w="60"/>
+              <w:right w:type="dxa" w:w="100"/>
+            </w:tcMar>
+          </w:tcPr>
+          <w:p>
+            <w:r>
+              <w:rPr>
+                <w:rFonts w:ascii="BIZ UDPゴシック" w:cs="BIZ UDPゴシック" w:eastAsia="BIZ UDPゴシック" w:hAnsi="BIZ UDPゴシック"/>
+                <w:b/>
+                <w:bCs/>
+                <w:color w:val="000000"/>
+                <w:sz w:val="22"/>
+                <w:szCs w:val="22"/>
+              </w:rPr>
+              <w:t xml:space="preserve">変更後</w:t>
+            </w:r>
+          </w:p>
+        </w:tc>
+      </w:tr>
+      <w:tr>
+        <w:trPr>
+          <w:cantSplit/>
+        </w:trPr>
+        <w:tc>
+          <w:tcPr>
+            <w:tcW w:type="dxa" w:w="2200"/>
+            <w:tcBorders>
+              <w:top w:val="single" w:color="CCCCCC" w:sz="4"/>
+              <w:left w:val="single" w:color="CCCCCC" w:sz="4"/>
+              <w:bottom w:val="single" w:color="CCCCCC" w:sz="4"/>
+              <w:right w:val="single" w:color="CCCCCC" w:sz="4"/>
+            </w:tcBorders>
+            <w:shd w:fill="F5F5F5" w:val="clear"/>
+            <w:tcMar>
+              <w:top w:type="dxa" w:w="60"/>
+              <w:left w:type="dxa" w:w="100"/>
+              <w:bottom w:type="dxa" w:w="60"/>
+              <w:right w:type="dxa" w:w="100"/>
+            </w:tcMar>
+          </w:tcPr>
+          <w:p>
+            <w:r>
+              <w:rPr>
+                <w:rFonts w:ascii="BIZ UDPゴシック" w:cs="BIZ UDPゴシック" w:eastAsia="BIZ UDPゴシック" w:hAnsi="BIZ UDPゴシック"/>
+                <w:b/>
+                <w:bCs/>
+                <w:color w:val="000000"/>
+                <w:sz w:val="22"/>
+                <w:szCs w:val="22"/>
+              </w:rPr>
+              <w:t xml:space="preserve">バックアップ保持期間</w:t>
+            </w:r>
+          </w:p>
+        </w:tc>
+        <w:tc>
+          <w:tcPr>
+            <w:tcW w:type="dxa" w:w="3400"/>
+            <w:tcBorders>
+              <w:top w:val="single" w:color="CCCCCC" w:sz="4"/>
+              <w:left w:val="single" w:color="CCCCCC" w:sz="4"/>
+              <w:bottom w:val="single" w:color="CCCCCC" w:sz="4"/>
+              <w:right w:val="single" w:color="CCCCCC" w:sz="4"/>
+            </w:tcBorders>
+            <w:shd w:fill="F2DCDB" w:val="clear"/>
+            <w:tcMar>
+              <w:top w:type="dxa" w:w="60"/>
+              <w:left w:type="dxa" w:w="100"/>
+              <w:bottom w:type="dxa" w:w="60"/>
+              <w:right w:type="dxa" w:w="100"/>
+            </w:tcMar>
+          </w:tcPr>
+          <w:p>
+            <w:r>
+              <w:rPr>
+                <w:rFonts w:ascii="BIZ UDPゴシック" w:cs="BIZ UDPゴシック" w:eastAsia="BIZ UDPゴシック" w:hAnsi="BIZ UDPゴシック"/>
+                <w:b w:val="false"/>
+                <w:bCs w:val="false"/>
+                <w:color w:val="000000"/>
+                <w:sz w:val="22"/>
+                <w:szCs w:val="22"/>
+              </w:rPr>
+              <w:t xml:space="preserve">1日（前日分のみ復元可能）</w:t>
+            </w:r>
+          </w:p>
+        </w:tc>
+        <w:tc>
+          <w:tcPr>
+            <w:tcW w:type="dxa" w:w="3400"/>
+            <w:tcBorders>
+              <w:top w:val="single" w:color="CCCCCC" w:sz="4"/>
+              <w:left w:val="single" w:color="CCCCCC" w:sz="4"/>
+              <w:bottom w:val="single" w:color="CCCCCC" w:sz="4"/>
+              <w:right w:val="single" w:color="CCCCCC" w:sz="4"/>
+            </w:tcBorders>
+            <w:shd w:fill="E2EFDA" w:val="clear"/>
+            <w:tcMar>
+              <w:top w:type="dxa" w:w="60"/>
+              <w:left w:type="dxa" w:w="100"/>
+              <w:bottom w:type="dxa" w:w="60"/>
+              <w:right w:type="dxa" w:w="100"/>
+            </w:tcMar>
+          </w:tcPr>
+          <w:p>
+            <w:r>
+              <w:rPr>
+                <w:rFonts w:ascii="BIZ UDPゴシック" w:cs="BIZ UDPゴシック" w:eastAsia="BIZ UDPゴシック" w:hAnsi="BIZ UDPゴシック"/>
+                <w:b w:val="false"/>
+                <w:bCs w:val="false"/>
+                <w:color w:val="000000"/>
+                <w:sz w:val="22"/>
+                <w:szCs w:val="22"/>
+              </w:rPr>
+              <w:t xml:space="preserve">最大7日分（日次）＋直近48時間（毎時）</w:t>
+            </w:r>
+          </w:p>
+        </w:tc>
+      </w:tr>
+      <w:tr>
+        <w:trPr>
+          <w:cantSplit/>
+        </w:trPr>
+        <w:tc>
+          <w:tcPr>
+            <w:tcW w:type="dxa" w:w="2200"/>
+            <w:tcBorders>
+              <w:top w:val="single" w:color="CCCCCC" w:sz="4"/>
+              <w:left w:val="single" w:color="CCCCCC" w:sz="4"/>
+              <w:bottom w:val="single" w:color="CCCCCC" w:sz="4"/>
+              <w:right w:val="single" w:color="CCCCCC" w:sz="4"/>
+            </w:tcBorders>
+            <w:shd w:fill="F5F5F5" w:val="clear"/>
+            <w:tcMar>
+              <w:top w:type="dxa" w:w="60"/>
+              <w:left w:type="dxa" w:w="100"/>
+              <w:bottom w:type="dxa" w:w="60"/>
+              <w:right w:type="dxa" w:w="100"/>
+            </w:tcMar>
+          </w:tcPr>
+          <w:p>
+            <w:r>
+              <w:rPr>
+                <w:rFonts w:ascii="BIZ UDPゴシック" w:cs="BIZ UDPゴシック" w:eastAsia="BIZ UDPゴシック" w:hAnsi="BIZ UDPゴシック"/>
+                <w:b/>
+                <w:bCs/>
+                <w:color w:val="000000"/>
+                <w:sz w:val="22"/>
+                <w:szCs w:val="22"/>
+              </w:rPr>
+              <w:t xml:space="preserve">障害発生時の復元範囲</w:t>
+            </w:r>
+          </w:p>
+        </w:tc>
+        <w:tc>
+          <w:tcPr>
+            <w:tcW w:type="dxa" w:w="3400"/>
+            <w:tcBorders>
+              <w:top w:val="single" w:color="CCCCCC" w:sz="4"/>
+              <w:left w:val="single" w:color="CCCCCC" w:sz="4"/>
+              <w:bottom w:val="single" w:color="CCCCCC" w:sz="4"/>
+              <w:right w:val="single" w:color="CCCCCC" w:sz="4"/>
+            </w:tcBorders>
+            <w:shd w:fill="F2DCDB" w:val="clear"/>
+            <w:tcMar>
+              <w:top w:type="dxa" w:w="60"/>
+              <w:left w:type="dxa" w:w="100"/>
+              <w:bottom w:type="dxa" w:w="60"/>
+              <w:right w:type="dxa" w:w="100"/>
+            </w:tcMar>
+          </w:tcPr>
+          <w:p>
+            <w:r>
+              <w:rPr>
+                <w:rFonts w:ascii="BIZ UDPゴシック" w:cs="BIZ UDPゴシック" w:eastAsia="BIZ UDPゴシック" w:hAnsi="BIZ UDPゴシック"/>
+                <w:b w:val="false"/>
+                <w:bCs w:val="false"/>
+                <w:color w:val="000000"/>
+                <w:sz w:val="22"/>
+                <w:szCs w:val="22"/>
+              </w:rPr>
+              <w:t xml:space="preserve">最大24時間前の状態にしか戻せない</w:t>
+            </w:r>
+          </w:p>
+        </w:tc>
+        <w:tc>
+          <w:tcPr>
+            <w:tcW w:type="dxa" w:w="3400"/>
+            <w:tcBorders>
+              <w:top w:val="single" w:color="CCCCCC" w:sz="4"/>
+              <w:left w:val="single" w:color="CCCCCC" w:sz="4"/>
+              <w:bottom w:val="single" w:color="CCCCCC" w:sz="4"/>
+              <w:right w:val="single" w:color="CCCCCC" w:sz="4"/>
+            </w:tcBorders>
+            <w:shd w:fill="E2EFDA" w:val="clear"/>
+            <w:tcMar>
+              <w:top w:type="dxa" w:w="60"/>
+              <w:left w:type="dxa" w:w="100"/>
+              <w:bottom w:type="dxa" w:w="60"/>
+              <w:right w:type="dxa" w:w="100"/>
+            </w:tcMar>
+          </w:tcPr>
+          <w:p>
+            <w:r>
+              <w:rPr>
+                <w:rFonts w:ascii="BIZ UDPゴシック" w:cs="BIZ UDPゴシック" w:eastAsia="BIZ UDPゴシック" w:hAnsi="BIZ UDPゴシック"/>
+                <w:b w:val="false"/>
+                <w:bCs w:val="false"/>
+                <w:color w:val="000000"/>
+                <w:sz w:val="22"/>
+                <w:szCs w:val="22"/>
+              </w:rPr>
+              <w:t xml:space="preserve">過去7日の任意の時刻に近い状態に復元可能</w:t>
+            </w:r>
+          </w:p>
+        </w:tc>
+      </w:tr>
+      <w:tr>
+        <w:trPr>
+          <w:cantSplit/>
+        </w:trPr>
+        <w:tc>
+          <w:tcPr>
+            <w:tcW w:type="dxa" w:w="2200"/>
+            <w:tcBorders>
+              <w:top w:val="single" w:color="CCCCCC" w:sz="4"/>
+              <w:left w:val="single" w:color="CCCCCC" w:sz="4"/>
+              <w:bottom w:val="single" w:color="CCCCCC" w:sz="4"/>
+              <w:right w:val="single" w:color="CCCCCC" w:sz="4"/>
+            </w:tcBorders>
+            <w:shd w:fill="F5F5F5" w:val="clear"/>
+            <w:tcMar>
+              <w:top w:type="dxa" w:w="60"/>
+              <w:left w:type="dxa" w:w="100"/>
+              <w:bottom w:type="dxa" w:w="60"/>
+              <w:right w:type="dxa" w:w="100"/>
+            </w:tcMar>
+          </w:tcPr>
+          <w:p>
+            <w:r>
+              <w:rPr>
+                <w:rFonts w:ascii="BIZ UDPゴシック" w:cs="BIZ UDPゴシック" w:eastAsia="BIZ UDPゴシック" w:hAnsi="BIZ UDPゴシック"/>
+                <w:b/>
+                <w:bCs/>
+                <w:color w:val="000000"/>
+                <w:sz w:val="22"/>
+                <w:szCs w:val="22"/>
+              </w:rPr>
+              <w:t xml:space="preserve">AWS Backup</w:t>
+            </w:r>
+          </w:p>
+        </w:tc>
+        <w:tc>
+          <w:tcPr>
+            <w:tcW w:type="dxa" w:w="3400"/>
+            <w:tcBorders>
+              <w:top w:val="single" w:color="CCCCCC" w:sz="4"/>
+              <w:left w:val="single" w:color="CCCCCC" w:sz="4"/>
+              <w:bottom w:val="single" w:color="CCCCCC" w:sz="4"/>
+              <w:right w:val="single" w:color="CCCCCC" w:sz="4"/>
+            </w:tcBorders>
+            <w:shd w:fill="F2DCDB" w:val="clear"/>
+            <w:tcMar>
+              <w:top w:type="dxa" w:w="60"/>
+              <w:left w:type="dxa" w:w="100"/>
+              <w:bottom w:type="dxa" w:w="60"/>
+              <w:right w:type="dxa" w:w="100"/>
+            </w:tcMar>
+          </w:tcPr>
+          <w:p>
+            <w:r>
+              <w:rPr>
+                <w:rFonts w:ascii="BIZ UDPゴシック" w:cs="BIZ UDPゴシック" w:eastAsia="BIZ UDPゴシック" w:hAnsi="BIZ UDPゴシック"/>
+                <w:b w:val="false"/>
+                <w:bCs w:val="false"/>
+                <w:color w:val="000000"/>
+                <w:sz w:val="22"/>
+                <w:szCs w:val="22"/>
+              </w:rPr>
+              <w:t xml:space="preserve">未設定（スナップショット自動管理なし）</w:t>
+            </w:r>
+          </w:p>
+        </w:tc>
+        <w:tc>
+          <w:tcPr>
+            <w:tcW w:type="dxa" w:w="3400"/>
+            <w:tcBorders>
+              <w:top w:val="single" w:color="CCCCCC" w:sz="4"/>
+              <w:left w:val="single" w:color="CCCCCC" w:sz="4"/>
+              <w:bottom w:val="single" w:color="CCCCCC" w:sz="4"/>
+              <w:right w:val="single" w:color="CCCCCC" w:sz="4"/>
+            </w:tcBorders>
+            <w:shd w:fill="E2EFDA" w:val="clear"/>
+            <w:tcMar>
+              <w:top w:type="dxa" w:w="60"/>
+              <w:left w:type="dxa" w:w="100"/>
+              <w:bottom w:type="dxa" w:w="60"/>
+              <w:right w:type="dxa" w:w="100"/>
+            </w:tcMar>
+          </w:tcPr>
+          <w:p>
+            <w:r>
+              <w:rPr>
+                <w:rFonts w:ascii="BIZ UDPゴシック" w:cs="BIZ UDPゴシック" w:eastAsia="BIZ UDPゴシック" w:hAnsi="BIZ UDPゴシック"/>
+                <w:b w:val="false"/>
+                <w:bCs w:val="false"/>
+                <w:color w:val="000000"/>
+                <w:sz w:val="22"/>
+                <w:szCs w:val="22"/>
+              </w:rPr>
+              <w:t xml:space="preserve">毎時・日次の2プランで自動管理</w:t>
+            </w:r>
+          </w:p>
+        </w:tc>
+      </w:tr>
+      <w:tr>
+        <w:trPr>
+          <w:cantSplit/>
+        </w:trPr>
+        <w:tc>
+          <w:tcPr>
+            <w:tcW w:type="dxa" w:w="2200"/>
+            <w:tcBorders>
+              <w:top w:val="single" w:color="CCCCCC" w:sz="4"/>
+              <w:left w:val="single" w:color="CCCCCC" w:sz="4"/>
+              <w:bottom w:val="single" w:color="CCCCCC" w:sz="4"/>
+              <w:right w:val="single" w:color="CCCCCC" w:sz="4"/>
+            </w:tcBorders>
+            <w:shd w:fill="F5F5F5" w:val="clear"/>
+            <w:tcMar>
+              <w:top w:type="dxa" w:w="60"/>
+              <w:left w:type="dxa" w:w="100"/>
+              <w:bottom w:type="dxa" w:w="60"/>
+              <w:right w:type="dxa" w:w="100"/>
+            </w:tcMar>
+          </w:tcPr>
+          <w:p>
+            <w:r>
+              <w:rPr>
+                <w:rFonts w:ascii="BIZ UDPゴシック" w:cs="BIZ UDPゴシック" w:eastAsia="BIZ UDPゴシック" w:hAnsi="BIZ UDPゴシック"/>
+                <w:b/>
+                <w:bCs/>
+                <w:color w:val="000000"/>
+                <w:sz w:val="22"/>
+                <w:szCs w:val="22"/>
+              </w:rPr>
+              <w:t xml:space="preserve">コスト増加</w:t>
+            </w:r>
+          </w:p>
+        </w:tc>
+        <w:tc>
+          <w:tcPr>
+            <w:tcW w:type="dxa" w:w="3400"/>
+            <w:tcBorders>
+              <w:top w:val="single" w:color="CCCCCC" w:sz="4"/>
+              <w:left w:val="single" w:color="CCCCCC" w:sz="4"/>
+              <w:bottom w:val="single" w:color="CCCCCC" w:sz="4"/>
+              <w:right w:val="single" w:color="CCCCCC" w:sz="4"/>
+            </w:tcBorders>
+            <w:shd w:fill="FFFFFF" w:val="clear"/>
+            <w:tcMar>
+              <w:top w:type="dxa" w:w="60"/>
+              <w:left w:type="dxa" w:w="100"/>
+              <w:bottom w:type="dxa" w:w="60"/>
+              <w:right w:type="dxa" w:w="100"/>
+            </w:tcMar>
+          </w:tcPr>
+          <w:p>
+            <w:r>
+              <w:rPr>
+                <w:rFonts w:ascii="BIZ UDPゴシック" w:cs="BIZ UDPゴシック" w:eastAsia="BIZ UDPゴシック" w:hAnsi="BIZ UDPゴシック"/>
+                <w:b w:val="false"/>
+                <w:bCs w:val="false"/>
+                <w:color w:val="000000"/>
+                <w:sz w:val="22"/>
+                <w:szCs w:val="22"/>
+              </w:rPr>
+              <w:t xml:space="preserve">—</w:t>
+            </w:r>
+          </w:p>
+        </w:tc>
+        <w:tc>
+          <w:tcPr>
+            <w:tcW w:type="dxa" w:w="3400"/>
+            <w:tcBorders>
+              <w:top w:val="single" w:color="CCCCCC" w:sz="4"/>
+              <w:left w:val="single" w:color="CCCCCC" w:sz="4"/>
+              <w:bottom w:val="single" w:color="CCCCCC" w:sz="4"/>
+              <w:right w:val="single" w:color="CCCCCC" w:sz="4"/>
+            </w:tcBorders>
+            <w:shd w:fill="FFF2CC" w:val="clear"/>
+            <w:tcMar>
+              <w:top w:type="dxa" w:w="60"/>
+              <w:left w:type="dxa" w:w="100"/>
+              <w:bottom w:type="dxa" w:w="60"/>
+              <w:right w:type="dxa" w:w="100"/>
+            </w:tcMar>
+          </w:tcPr>
+          <w:p>
+            <w:r>
+              <w:rPr>
+                <w:rFonts w:ascii="BIZ UDPゴシック" w:cs="BIZ UDPゴシック" w:eastAsia="BIZ UDPゴシック" w:hAnsi="BIZ UDPゴシック"/>
+                <w:b w:val="false"/>
+                <w:bCs w:val="false"/>
+                <w:color w:val="000000"/>
+                <w:sz w:val="22"/>
+                <w:szCs w:val="22"/>
+              </w:rPr>
+              <w:t xml:space="preserve">約 +$20〜$30 / 月（約 3,200〜4,700 円 / 月）※スナップショット保存料</w:t>
+            </w:r>
+          </w:p>
+        </w:tc>
+      </w:tr>
+      <w:tr>
+        <w:trPr>
+          <w:cantSplit/>
+        </w:trPr>
+        <w:tc>
+          <w:tcPr>
+            <w:tcW w:type="dxa" w:w="2200"/>
+            <w:tcBorders>
+              <w:top w:val="single" w:color="CCCCCC" w:sz="4"/>
+              <w:left w:val="single" w:color="CCCCCC" w:sz="4"/>
+              <w:bottom w:val="single" w:color="CCCCCC" w:sz="4"/>
+              <w:right w:val="single" w:color="CCCCCC" w:sz="4"/>
+            </w:tcBorders>
+            <w:shd w:fill="F5F5F5" w:val="clear"/>
+            <w:tcMar>
+              <w:top w:type="dxa" w:w="60"/>
+              <w:left w:type="dxa" w:w="100"/>
+              <w:bottom w:type="dxa" w:w="60"/>
+              <w:right w:type="dxa" w:w="100"/>
+            </w:tcMar>
+          </w:tcPr>
+          <w:p>
+            <w:r>
+              <w:rPr>
+                <w:rFonts w:ascii="BIZ UDPゴシック" w:cs="BIZ UDPゴシック" w:eastAsia="BIZ UDPゴシック" w:hAnsi="BIZ UDPゴシック"/>
+                <w:b/>
+                <w:bCs/>
+                <w:color w:val="000000"/>
+                <w:sz w:val="22"/>
+                <w:szCs w:val="22"/>
+              </w:rPr>
+              <w:t xml:space="preserve">DBへの影響</w:t>
+            </w:r>
+          </w:p>
+        </w:tc>
+        <w:tc>
+          <w:tcPr>
+            <w:tcW w:type="dxa" w:w="3400"/>
+            <w:tcBorders>
+              <w:top w:val="single" w:color="CCCCCC" w:sz="4"/>
+              <w:left w:val="single" w:color="CCCCCC" w:sz="4"/>
+              <w:bottom w:val="single" w:color="CCCCCC" w:sz="4"/>
+              <w:right w:val="single" w:color="CCCCCC" w:sz="4"/>
+            </w:tcBorders>
+            <w:shd w:fill="FFFFFF" w:val="clear"/>
+            <w:tcMar>
+              <w:top w:type="dxa" w:w="60"/>
+              <w:left w:type="dxa" w:w="100"/>
+              <w:bottom w:type="dxa" w:w="60"/>
+              <w:right w:type="dxa" w:w="100"/>
+            </w:tcMar>
+          </w:tcPr>
+          <w:p>
+            <w:r>
+              <w:rPr>
+                <w:rFonts w:ascii="BIZ UDPゴシック" w:cs="BIZ UDPゴシック" w:eastAsia="BIZ UDPゴシック" w:hAnsi="BIZ UDPゴシック"/>
+                <w:b w:val="false"/>
+                <w:bCs w:val="false"/>
+                <w:color w:val="000000"/>
+                <w:sz w:val="22"/>
+                <w:szCs w:val="22"/>
+              </w:rPr>
+              <w:t xml:space="preserve">—</w:t>
+            </w:r>
+          </w:p>
+        </w:tc>
+        <w:tc>
+          <w:tcPr>
+            <w:tcW w:type="dxa" w:w="3400"/>
+            <w:tcBorders>
+              <w:top w:val="single" w:color="CCCCCC" w:sz="4"/>
+              <w:left w:val="single" w:color="CCCCCC" w:sz="4"/>
+              <w:bottom w:val="single" w:color="CCCCCC" w:sz="4"/>
+              <w:right w:val="single" w:color="CCCCCC" w:sz="4"/>
+            </w:tcBorders>
+            <w:shd w:fill="E2EFDA" w:val="clear"/>
+            <w:tcMar>
+              <w:top w:type="dxa" w:w="60"/>
+              <w:left w:type="dxa" w:w="100"/>
+              <w:bottom w:type="dxa" w:w="60"/>
+              <w:right w:type="dxa" w:w="100"/>
+            </w:tcMar>
+          </w:tcPr>
+          <w:p>
+            <w:r>
+              <w:rPr>
+                <w:rFonts w:ascii="BIZ UDPゴシック" w:cs="BIZ UDPゴシック" w:eastAsia="BIZ UDPゴシック" w:hAnsi="BIZ UDPゴシック"/>
+                <w:b w:val="false"/>
+                <w:bCs w:val="false"/>
+                <w:color w:val="000000"/>
+                <w:sz w:val="22"/>
+                <w:szCs w:val="22"/>
+              </w:rPr>
+              <w:t xml:space="preserve">なし（メンテナンス停止不要・アプリ影響なし）</w:t>
+            </w:r>
+          </w:p>
+        </w:tc>
+      </w:tr>
+    </w:tbl>
+    <w:p>
+      <w:pPr>
+        <w:spacing w:before="40" w:after="40"/>
+      </w:pPr>
+      <w:r>
+        <w:t xml:space="preserve"/>
+      </w:r>
+    </w:p>
+    <w:p>
+      <w:pPr>
+        <w:pStyle w:val="Heading2"/>
+      </w:pPr>
+      <w:r>
+        <w:rPr>
+          <w:rFonts w:ascii="BIZ UDPゴシック" w:cs="BIZ UDPゴシック" w:eastAsia="BIZ UDPゴシック" w:hAnsi="BIZ UDPゴシック"/>
+          <w:b/>
+          <w:bCs/>
+          <w:sz w:val="24"/>
+          <w:szCs w:val="24"/>
+        </w:rPr>
+        <w:t xml:space="preserve">■ 実施判断チェックリスト</w:t>
+      </w:r>
+    </w:p>
+    <w:tbl>
+      <w:tblPr>
+        <w:tblW w:type="dxa" w:w="9000"/>
+        <w:tblBorders>
+          <w:top w:val="single" w:color="auto" w:sz="4"/>
+          <w:left w:val="single" w:color="auto" w:sz="4"/>
+          <w:bottom w:val="single" w:color="auto" w:sz="4"/>
+          <w:right w:val="single" w:color="auto" w:sz="4"/>
+          <w:insideH w:val="single" w:color="auto" w:sz="4"/>
+          <w:insideV w:val="single" w:color="auto" w:sz="4"/>
+        </w:tblBorders>
+      </w:tblPr>
+      <w:tblGrid>
+        <w:gridCol w:w="600"/>
+        <w:gridCol w:w="6600"/>
+        <w:gridCol w:w="1800"/>
+      </w:tblGrid>
+      <w:tr>
+        <w:trPr>
+          <w:cantSplit/>
+        </w:trPr>
+        <w:tc>
+          <w:tcPr>
+            <w:tcW w:type="dxa" w:w="600"/>
+            <w:tcBorders>
+              <w:top w:val="single" w:color="CCCCCC" w:sz="4"/>
+              <w:left w:val="single" w:color="CCCCCC" w:sz="4"/>
+              <w:bottom w:val="single" w:color="CCCCCC" w:sz="4"/>
+              <w:right w:val="single" w:color="CCCCCC" w:sz="4"/>
+            </w:tcBorders>
+            <w:shd w:fill="F5F5F5" w:val="clear"/>
+            <w:tcMar>
+              <w:top w:type="dxa" w:w="60"/>
+              <w:left w:type="dxa" w:w="100"/>
+              <w:bottom w:type="dxa" w:w="60"/>
+              <w:right w:type="dxa" w:w="100"/>
+            </w:tcMar>
+          </w:tcPr>
+          <w:p>
+            <w:r>
+              <w:rPr>
+                <w:rFonts w:ascii="BIZ UDPゴシック" w:cs="BIZ UDPゴシック" w:eastAsia="BIZ UDPゴシック" w:hAnsi="BIZ UDPゴシック"/>
+                <w:b/>
+                <w:bCs/>
+                <w:color w:val="000000"/>
+                <w:sz w:val="22"/>
+                <w:szCs w:val="22"/>
+              </w:rPr>
+              <w:t xml:space="preserve">No.</w:t>
+            </w:r>
+          </w:p>
+        </w:tc>
+        <w:tc>
+          <w:tcPr>
+            <w:tcW w:type="dxa" w:w="6600"/>
+            <w:tcBorders>
+              <w:top w:val="single" w:color="CCCCCC" w:sz="4"/>
+              <w:left w:val="single" w:color="CCCCCC" w:sz="4"/>
+              <w:bottom w:val="single" w:color="CCCCCC" w:sz="4"/>
+              <w:right w:val="single" w:color="CCCCCC" w:sz="4"/>
+            </w:tcBorders>
+            <w:shd w:fill="F5F5F5" w:val="clear"/>
+            <w:tcMar>
+              <w:top w:type="dxa" w:w="60"/>
+              <w:left w:type="dxa" w:w="100"/>
+              <w:bottom w:type="dxa" w:w="60"/>
+              <w:right w:type="dxa" w:w="100"/>
+            </w:tcMar>
+          </w:tcPr>
+          <w:p>
+            <w:r>
+              <w:rPr>
+                <w:rFonts w:ascii="BIZ UDPゴシック" w:cs="BIZ UDPゴシック" w:eastAsia="BIZ UDPゴシック" w:hAnsi="BIZ UDPゴシック"/>
+                <w:b/>
+                <w:bCs/>
+                <w:color w:val="000000"/>
+                <w:sz w:val="22"/>
+                <w:szCs w:val="22"/>
+              </w:rPr>
+              <w:t xml:space="preserve">確認事項</w:t>
+            </w:r>
+          </w:p>
+        </w:tc>
+        <w:tc>
+          <w:tcPr>
+            <w:tcW w:type="dxa" w:w="1800"/>
+            <w:tcBorders>
+              <w:top w:val="single" w:color="CCCCCC" w:sz="4"/>
+              <w:left w:val="single" w:color="CCCCCC" w:sz="4"/>
+              <w:bottom w:val="single" w:color="CCCCCC" w:sz="4"/>
+              <w:right w:val="single" w:color="CCCCCC" w:sz="4"/>
+            </w:tcBorders>
+            <w:shd w:fill="F5F5F5" w:val="clear"/>
+            <w:tcMar>
+              <w:top w:type="dxa" w:w="60"/>
+              <w:left w:type="dxa" w:w="100"/>
+              <w:bottom w:type="dxa" w:w="60"/>
+              <w:right w:type="dxa" w:w="100"/>
+            </w:tcMar>
+          </w:tcPr>
+          <w:p>
+            <w:r>
+              <w:rPr>
+                <w:rFonts w:ascii="BIZ UDPゴシック" w:cs="BIZ UDPゴシック" w:eastAsia="BIZ UDPゴシック" w:hAnsi="BIZ UDPゴシック"/>
+                <w:b/>
+                <w:bCs/>
+                <w:color w:val="000000"/>
+                <w:sz w:val="22"/>
+                <w:szCs w:val="22"/>
+              </w:rPr>
+              <w:t xml:space="preserve">確認結果</w:t>
+            </w:r>
+          </w:p>
+        </w:tc>
+      </w:tr>
+      <w:tr>
+        <w:trPr>
+          <w:cantSplit/>
+        </w:trPr>
+        <w:tc>
+          <w:tcPr>
+            <w:tcW w:type="dxa" w:w="600"/>
+            <w:tcBorders>
+              <w:top w:val="single" w:color="CCCCCC" w:sz="4"/>
+              <w:left w:val="single" w:color="CCCCCC" w:sz="4"/>
+              <w:bottom w:val="single" w:color="CCCCCC" w:sz="4"/>
+              <w:right w:val="single" w:color="CCCCCC" w:sz="4"/>
+            </w:tcBorders>
+            <w:shd w:fill="FFFFFF" w:val="clear"/>
+            <w:tcMar>
+              <w:top w:type="dxa" w:w="60"/>
+              <w:left w:type="dxa" w:w="100"/>
+              <w:bottom w:type="dxa" w:w="60"/>
+              <w:right w:type="dxa" w:w="100"/>
+            </w:tcMar>
+          </w:tcPr>
+          <w:p>
+            <w:r>
+              <w:rPr>
+                <w:rFonts w:ascii="BIZ UDPゴシック" w:cs="BIZ UDPゴシック" w:eastAsia="BIZ UDPゴシック" w:hAnsi="BIZ UDPゴシック"/>
+                <w:b w:val="false"/>
+                <w:bCs w:val="false"/>
+                <w:color w:val="000000"/>
+                <w:sz w:val="22"/>
+                <w:szCs w:val="22"/>
+              </w:rPr>
+              <w:t xml:space="preserve">1</w:t>
+            </w:r>
+          </w:p>
+        </w:tc>
+        <w:tc>
+          <w:tcPr>
+            <w:tcW w:type="dxa" w:w="6600"/>
+            <w:tcBorders>
+              <w:top w:val="single" w:color="CCCCCC" w:sz="4"/>
+              <w:left w:val="single" w:color="CCCCCC" w:sz="4"/>
+              <w:bottom w:val="single" w:color="CCCCCC" w:sz="4"/>
+              <w:right w:val="single" w:color="CCCCCC" w:sz="4"/>
+            </w:tcBorders>
+            <w:shd w:fill="FFFFFF" w:val="clear"/>
+            <w:tcMar>
+              <w:top w:type="dxa" w:w="60"/>
+              <w:left w:type="dxa" w:w="100"/>
+              <w:bottom w:type="dxa" w:w="60"/>
+              <w:right w:type="dxa" w:w="100"/>
+            </w:tcMar>
+          </w:tcPr>
+          <w:p>
+            <w:r>
+              <w:rPr>
+                <w:rFonts w:ascii="BIZ UDPゴシック" w:cs="BIZ UDPゴシック" w:eastAsia="BIZ UDPゴシック" w:hAnsi="BIZ UDPゴシック"/>
+                <w:b w:val="false"/>
+                <w:bCs w:val="false"/>
+                <w:color w:val="000000"/>
+                <w:sz w:val="22"/>
+                <w:szCs w:val="22"/>
+              </w:rPr>
+              <w:t xml:space="preserve">現状のバックアップ保持期間が1日のみであり、障害発生時に前日分しか復元できないリスクを認識している</w:t>
+            </w:r>
+          </w:p>
+        </w:tc>
+        <w:tc>
+          <w:tcPr>
+            <w:tcW w:type="dxa" w:w="1800"/>
+            <w:tcBorders>
+              <w:top w:val="single" w:color="CCCCCC" w:sz="4"/>
+              <w:left w:val="single" w:color="CCCCCC" w:sz="4"/>
+              <w:bottom w:val="single" w:color="CCCCCC" w:sz="4"/>
+              <w:right w:val="single" w:color="CCCCCC" w:sz="4"/>
+            </w:tcBorders>
+            <w:shd w:fill="FFFFFF" w:val="clear"/>
+            <w:tcMar>
+              <w:top w:type="dxa" w:w="60"/>
+              <w:left w:type="dxa" w:w="100"/>
+              <w:bottom w:type="dxa" w:w="60"/>
+              <w:right w:type="dxa" w:w="100"/>
+            </w:tcMar>
+          </w:tcPr>
+          <w:p>
+            <w:r>
+              <w:rPr>
+                <w:rFonts w:ascii="BIZ UDPゴシック" w:cs="BIZ UDPゴシック" w:eastAsia="BIZ UDPゴシック" w:hAnsi="BIZ UDPゴシック"/>
+                <w:b w:val="false"/>
+                <w:bCs w:val="false"/>
+                <w:color w:val="000000"/>
+                <w:sz w:val="22"/>
+                <w:szCs w:val="22"/>
+              </w:rPr>
+              <w:t xml:space="preserve">□ YES　□ NO</w:t>
+            </w:r>
+          </w:p>
+        </w:tc>
+      </w:tr>
+      <w:tr>
+        <w:trPr>
+          <w:cantSplit/>
+        </w:trPr>
+        <w:tc>
+          <w:tcPr>
+            <w:tcW w:type="dxa" w:w="600"/>
+            <w:tcBorders>
+              <w:top w:val="single" w:color="CCCCCC" w:sz="4"/>
+              <w:left w:val="single" w:color="CCCCCC" w:sz="4"/>
+              <w:bottom w:val="single" w:color="CCCCCC" w:sz="4"/>
+              <w:right w:val="single" w:color="CCCCCC" w:sz="4"/>
+            </w:tcBorders>
+            <w:shd w:fill="FFFFFF" w:val="clear"/>
+            <w:tcMar>
+              <w:top w:type="dxa" w:w="60"/>
+              <w:left w:type="dxa" w:w="100"/>
+              <w:bottom w:type="dxa" w:w="60"/>
+              <w:right w:type="dxa" w:w="100"/>
+            </w:tcMar>
+          </w:tcPr>
+          <w:p>
+            <w:r>
+              <w:rPr>
+                <w:rFonts w:ascii="BIZ UDPゴシック" w:cs="BIZ UDPゴシック" w:eastAsia="BIZ UDPゴシック" w:hAnsi="BIZ UDPゴシック"/>
+                <w:b w:val="false"/>
+                <w:bCs w:val="false"/>
+                <w:color w:val="000000"/>
+                <w:sz w:val="22"/>
+                <w:szCs w:val="22"/>
+              </w:rPr>
+              <w:t xml:space="preserve">2</w:t>
+            </w:r>
+          </w:p>
+        </w:tc>
+        <w:tc>
+          <w:tcPr>
+            <w:tcW w:type="dxa" w:w="6600"/>
+            <w:tcBorders>
+              <w:top w:val="single" w:color="CCCCCC" w:sz="4"/>
+              <w:left w:val="single" w:color="CCCCCC" w:sz="4"/>
+              <w:bottom w:val="single" w:color="CCCCCC" w:sz="4"/>
+              <w:right w:val="single" w:color="CCCCCC" w:sz="4"/>
+            </w:tcBorders>
+            <w:shd w:fill="FFFFFF" w:val="clear"/>
+            <w:tcMar>
+              <w:top w:type="dxa" w:w="60"/>
+              <w:left w:type="dxa" w:w="100"/>
+              <w:bottom w:type="dxa" w:w="60"/>
+              <w:right w:type="dxa" w:w="100"/>
+            </w:tcMar>
+          </w:tcPr>
+          <w:p>
+            <w:r>
+              <w:rPr>
+                <w:rFonts w:ascii="BIZ UDPゴシック" w:cs="BIZ UDPゴシック" w:eastAsia="BIZ UDPゴシック" w:hAnsi="BIZ UDPゴシック"/>
+                <w:b w:val="false"/>
+                <w:bCs w:val="false"/>
+                <w:color w:val="000000"/>
+                <w:sz w:val="22"/>
+                <w:szCs w:val="22"/>
+              </w:rPr>
+              <w:t xml:space="preserve">月額コストが約 +$20〜$30（約 3,200〜4,700 円）増加することに同意する</w:t>
+            </w:r>
+          </w:p>
+        </w:tc>
+        <w:tc>
+          <w:tcPr>
+            <w:tcW w:type="dxa" w:w="1800"/>
+            <w:tcBorders>
+              <w:top w:val="single" w:color="CCCCCC" w:sz="4"/>
+              <w:left w:val="single" w:color="CCCCCC" w:sz="4"/>
+              <w:bottom w:val="single" w:color="CCCCCC" w:sz="4"/>
+              <w:right w:val="single" w:color="CCCCCC" w:sz="4"/>
+            </w:tcBorders>
+            <w:shd w:fill="FFFFFF" w:val="clear"/>
+            <w:tcMar>
+              <w:top w:type="dxa" w:w="60"/>
+              <w:left w:type="dxa" w:w="100"/>
+              <w:bottom w:type="dxa" w:w="60"/>
+              <w:right w:type="dxa" w:w="100"/>
+            </w:tcMar>
+          </w:tcPr>
+          <w:p>
+            <w:r>
+              <w:rPr>
+                <w:rFonts w:ascii="BIZ UDPゴシック" w:cs="BIZ UDPゴシック" w:eastAsia="BIZ UDPゴシック" w:hAnsi="BIZ UDPゴシック"/>
+                <w:b w:val="false"/>
+                <w:bCs w:val="false"/>
+                <w:color w:val="000000"/>
+                <w:sz w:val="22"/>
+                <w:szCs w:val="22"/>
+              </w:rPr>
+              <w:t xml:space="preserve">□ YES　□ NO</w:t>
+            </w:r>
+          </w:p>
+        </w:tc>
+      </w:tr>
+      <w:tr>
+        <w:trPr>
+          <w:cantSplit/>
+        </w:trPr>
+        <w:tc>
+          <w:tcPr>
+            <w:tcW w:type="dxa" w:w="600"/>
+            <w:tcBorders>
+              <w:top w:val="single" w:color="CCCCCC" w:sz="4"/>
+              <w:left w:val="single" w:color="CCCCCC" w:sz="4"/>
+              <w:bottom w:val="single" w:color="CCCCCC" w:sz="4"/>
+              <w:right w:val="single" w:color="CCCCCC" w:sz="4"/>
+            </w:tcBorders>
+            <w:shd w:fill="FFFFFF" w:val="clear"/>
+            <w:tcMar>
+              <w:top w:type="dxa" w:w="60"/>
+              <w:left w:type="dxa" w:w="100"/>
+              <w:bottom w:type="dxa" w:w="60"/>
+              <w:right w:type="dxa" w:w="100"/>
+            </w:tcMar>
+          </w:tcPr>
+          <w:p>
+            <w:r>
+              <w:rPr>
+                <w:rFonts w:ascii="BIZ UDPゴシック" w:cs="BIZ UDPゴシック" w:eastAsia="BIZ UDPゴシック" w:hAnsi="BIZ UDPゴシック"/>
+                <w:b w:val="false"/>
+                <w:bCs w:val="false"/>
+                <w:color w:val="000000"/>
+                <w:sz w:val="22"/>
+                <w:szCs w:val="22"/>
+              </w:rPr>
+              <w:t xml:space="preserve">3</w:t>
+            </w:r>
+          </w:p>
+        </w:tc>
+        <w:tc>
+          <w:tcPr>
+            <w:tcW w:type="dxa" w:w="6600"/>
+            <w:tcBorders>
+              <w:top w:val="single" w:color="CCCCCC" w:sz="4"/>
+              <w:left w:val="single" w:color="CCCCCC" w:sz="4"/>
+              <w:bottom w:val="single" w:color="CCCCCC" w:sz="4"/>
+              <w:right w:val="single" w:color="CCCCCC" w:sz="4"/>
+            </w:tcBorders>
+            <w:shd w:fill="FFFFFF" w:val="clear"/>
+            <w:tcMar>
+              <w:top w:type="dxa" w:w="60"/>
+              <w:left w:type="dxa" w:w="100"/>
+              <w:bottom w:type="dxa" w:w="60"/>
+              <w:right w:type="dxa" w:w="100"/>
+            </w:tcMar>
+          </w:tcPr>
+          <w:p>
+            <w:r>
+              <w:rPr>
+                <w:rFonts w:ascii="BIZ UDPゴシック" w:cs="BIZ UDPゴシック" w:eastAsia="BIZ UDPゴシック" w:hAnsi="BIZ UDPゴシック"/>
+                <w:b w:val="false"/>
+                <w:bCs w:val="false"/>
+                <w:color w:val="000000"/>
+                <w:sz w:val="22"/>
+                <w:szCs w:val="22"/>
+              </w:rPr>
+              <w:t xml:space="preserve">バックアップ保持期間を「毎時2日間 ＋ 日次7日間」に変更することを承認する</w:t>
+            </w:r>
+          </w:p>
+        </w:tc>
+        <w:tc>
+          <w:tcPr>
+            <w:tcW w:type="dxa" w:w="1800"/>
+            <w:tcBorders>
+              <w:top w:val="single" w:color="CCCCCC" w:sz="4"/>
+              <w:left w:val="single" w:color="CCCCCC" w:sz="4"/>
+              <w:bottom w:val="single" w:color="CCCCCC" w:sz="4"/>
+              <w:right w:val="single" w:color="CCCCCC" w:sz="4"/>
+            </w:tcBorders>
+            <w:shd w:fill="FFFFFF" w:val="clear"/>
+            <w:tcMar>
+              <w:top w:type="dxa" w:w="60"/>
+              <w:left w:type="dxa" w:w="100"/>
+              <w:bottom w:type="dxa" w:w="60"/>
+              <w:right w:type="dxa" w:w="100"/>
+            </w:tcMar>
+          </w:tcPr>
+          <w:p>
+            <w:r>
+              <w:rPr>
+                <w:rFonts w:ascii="BIZ UDPゴシック" w:cs="BIZ UDPゴシック" w:eastAsia="BIZ UDPゴシック" w:hAnsi="BIZ UDPゴシック"/>
+                <w:b w:val="false"/>
+                <w:bCs w:val="false"/>
+                <w:color w:val="000000"/>
+                <w:sz w:val="22"/>
+                <w:szCs w:val="22"/>
+              </w:rPr>
+              <w:t xml:space="preserve">□ 承認　□ 保留　□ 否認</w:t>
+            </w:r>
+          </w:p>
+        </w:tc>
+      </w:tr>
+    </w:tbl>
+    <w:p>
+      <w:pPr>
+        <w:spacing w:before="40" w:after="40"/>
+      </w:pPr>
+      <w:r>
+        <w:t xml:space="preserve"/>
+      </w:r>
+    </w:p>
+    <w:p>
+      <w:pPr>
+        <w:spacing w:before="60" w:after="60"/>
+      </w:pPr>
+      <w:r>
+        <w:rPr>
+          <w:rFonts w:ascii="BIZ UDPゴシック" w:cs="BIZ UDPゴシック" w:eastAsia="BIZ UDPゴシック" w:hAnsi="BIZ UDPゴシック"/>
+          <w:color w:val="595959"/>
+          <w:sz w:val="20"/>
+          <w:szCs w:val="20"/>
+        </w:rPr>
+        <w:t xml:space="preserve">※ 確認結果欄に記入・署名のうえ、LUVINA 担当者（Thanh Nguyên）へご返送ください。承認確認後に実施作業を開始します。</w:t>
+      </w:r>
+    </w:p>
+    <w:p>
+      <w:pPr>
+        <w:spacing w:before="40" w:after="40"/>
+      </w:pPr>
+      <w:r>
+        <w:t xml:space="preserve"/>
       </w:r>
     </w:p>
     <w:p>

--- a/40_AWS/04_修正依頼/20260308_MYSQLバックアップ設定.docx
+++ b/40_AWS/04_修正依頼/20260308_MYSQLバックアップ設定.docx
@@ -1285,7 +1285,7 @@
                 <w:sz w:val="22"/>
                 <w:szCs w:val="22"/>
               </w:rPr>
-              <w:t xml:space="preserve">最大7日分（日次）＋直近48時間（毎時）</w:t>
+              <w:t xml:space="preserve">最大7日分（日次）＋直近24時間（毎時）</w:t>
             </w:r>
           </w:p>
         </w:tc>

--- a/40_AWS/04_修正依頼/20260308_MYSQLバックアップ設定.docx
+++ b/40_AWS/04_修正依頼/20260308_MYSQLバックアップ設定.docx
@@ -2902,7 +2902,7 @@
                 <w:sz w:val="22"/>
                 <w:szCs w:val="22"/>
               </w:rPr>
-              <w:t xml:space="preserve">2日（48時間）※Lifecycleの最小単位が1日のため</w:t>
+              <w:t xml:space="preserve">1日（24時間）</w:t>
             </w:r>
           </w:p>
         </w:tc>
@@ -3515,7 +3515,7 @@
                 <w:sz w:val="18"/>
                 <w:szCs w:val="18"/>
               </w:rPr>
-              <w:t xml:space="preserve">  取得: 毎時0分（JST） / 保持: 48時間 / 削除: 48時間経過後に自動削除</w:t>
+              <w:t xml:space="preserve">  取得: 毎時0分（JST） / 保持: 24時間 / 削除: 24時間経過後に自動削除</w:t>
             </w:r>
           </w:p>
           <w:p>
@@ -3585,7 +3585,7 @@
                 <w:sz w:val="18"/>
                 <w:szCs w:val="18"/>
               </w:rPr>
-              <w:t xml:space="preserve">  直近48時間の毎時スナップショット</w:t>
+              <w:t xml:space="preserve">  直近24時間の毎時スナップショット</w:t>
             </w:r>
           </w:p>
           <w:p>
@@ -3816,7 +3816,7 @@
                 <w:sz w:val="18"/>
                 <w:szCs w:val="18"/>
               </w:rPr>
-              <w:t xml:space="preserve">    "RuleName": "hourly-48h",</w:t>
+              <w:t xml:space="preserve">    "RuleName": "hourly-24h",</w:t>
             </w:r>
           </w:p>
           <w:p>
@@ -3846,7 +3846,7 @@
                 <w:sz w:val="18"/>
                 <w:szCs w:val="18"/>
               </w:rPr>
-              <w:t xml:space="preserve">    "Lifecycle": { "DeleteAfterDays": 2 }</w:t>
+              <w:t xml:space="preserve">    "Lifecycle": { "DeleteAfterDays": 1 }</w:t>
             </w:r>
           </w:p>
           <w:p>

--- a/40_AWS/04_修正依頼/20260308_MYSQLバックアップ設定.docx
+++ b/40_AWS/04_修正依頼/20260308_MYSQLバックアップ設定.docx
@@ -6247,7 +6247,17 @@
       </w:rPr>
       <w:t xml:space="preserve">Luvina Software JSC.  |  Confidential  |  p. </w:t>
     </w:r>
-    <w:fldSimple w:instr="PAGE"/>
+    <w:fldSimple w:instr="PAGE">
+      <w:r>
+        <w:rPr>
+          <w:rFonts w:ascii="BIZ UDPゴシック" w:cs="BIZ UDPゴシック" w:eastAsia="BIZ UDPゴシック" w:hAnsi="BIZ UDPゴシック"/>
+          <w:color w:val="666666"/>
+          <w:sz w:val="16"/>
+          <w:szCs w:val="16"/>
+        </w:rPr>
+        <w:t>1</w:t>
+      </w:r>
+    </w:fldSimple>
   </w:p>
 </w:ftr>
 </file>

--- a/40_AWS/04_修正依頼/20260308_MYSQLバックアップ設定.docx
+++ b/40_AWS/04_修正依頼/20260308_MYSQLバックアップ設定.docx
@@ -4,7 +4,7 @@
   <w:body>
     <w:p>
       <w:pPr>
-        <w:spacing w:before="4800" w:after="120"/>
+        <w:spacing w:before="1800" w:after="120"/>
         <w:jc w:val="center"/>
       </w:pPr>
       <w:r>
@@ -12,31 +12,29 @@
           <w:rFonts w:ascii="BIZ UDPゴシック" w:cs="BIZ UDPゴシック" w:eastAsia="BIZ UDPゴシック" w:hAnsi="BIZ UDPゴシック"/>
           <w:b/>
           <w:bCs/>
-          <w:sz w:val="32"/>
-          <w:szCs w:val="32"/>
-        </w:rPr>
-        <w:t xml:space="preserve">2026/03/08  カスミPOS 本番環境 改修指示書</w:t>
-      </w:r>
-    </w:p>
-    <w:p>
-      <w:pPr>
-        <w:spacing w:before="120" w:after="120"/>
-        <w:jc w:val="center"/>
-      </w:pPr>
-      <w:r>
-        <w:rPr>
-          <w:rFonts w:ascii="BIZ UDPゴシック" w:cs="BIZ UDPゴシック" w:eastAsia="BIZ UDPゴシック" w:hAnsi="BIZ UDPゴシック"/>
-          <w:b/>
-          <w:bCs/>
-          <w:sz w:val="32"/>
-          <w:szCs w:val="32"/>
+          <w:sz w:val="56"/>
+          <w:szCs w:val="56"/>
         </w:rPr>
         <w:t xml:space="preserve">改　修　指　示　書</w:t>
       </w:r>
     </w:p>
     <w:p>
       <w:pPr>
-        <w:spacing w:before="3533" w:after="0"/>
+        <w:spacing w:before="80" w:after="240"/>
+        <w:jc w:val="center"/>
+      </w:pPr>
+      <w:r>
+        <w:rPr>
+          <w:rFonts w:ascii="BIZ UDPゴシック" w:cs="BIZ UDPゴシック" w:eastAsia="BIZ UDPゴシック" w:hAnsi="BIZ UDPゴシック"/>
+          <w:sz w:val="24"/>
+          <w:szCs w:val="24"/>
+        </w:rPr>
+        <w:t xml:space="preserve">2026/03/08  MYSQLバックアップ設定変更</w:t>
+      </w:r>
+    </w:p>
+    <w:p>
+      <w:pPr>
+        <w:spacing w:before="80" w:after="0"/>
       </w:pPr>
       <w:r>
         <w:rPr>
@@ -89,6 +87,9 @@
             <w:r>
               <w:rPr>
                 <w:rFonts w:ascii="BIZ UDPゴシック" w:cs="BIZ UDPゴシック" w:eastAsia="BIZ UDPゴシック" w:hAnsi="BIZ UDPゴシック"/>
+                <w:b w:val="false"/>
+                <w:bCs w:val="false"/>
+                <w:color w:val="000000"/>
                 <w:sz w:val="18"/>
                 <w:szCs w:val="18"/>
               </w:rPr>
@@ -105,17 +106,21 @@
               <w:bottom w:val="single" w:color="CCCCCC" w:sz="4"/>
               <w:right w:val="single" w:color="CCCCCC" w:sz="4"/>
             </w:tcBorders>
-            <w:tcMar>
-              <w:top w:type="dxa" w:w="60"/>
-              <w:left w:type="dxa" w:w="100"/>
-              <w:bottom w:type="dxa" w:w="60"/>
-              <w:right w:type="dxa" w:w="100"/>
-            </w:tcMar>
-          </w:tcPr>
-          <w:p>
-            <w:r>
-              <w:rPr>
-                <w:rFonts w:ascii="BIZ UDPゴシック" w:cs="BIZ UDPゴシック" w:eastAsia="BIZ UDPゴシック" w:hAnsi="BIZ UDPゴシック"/>
+            <w:shd w:fill="FFFFFF" w:val="clear"/>
+            <w:tcMar>
+              <w:top w:type="dxa" w:w="60"/>
+              <w:left w:type="dxa" w:w="100"/>
+              <w:bottom w:type="dxa" w:w="60"/>
+              <w:right w:type="dxa" w:w="100"/>
+            </w:tcMar>
+          </w:tcPr>
+          <w:p>
+            <w:r>
+              <w:rPr>
+                <w:rFonts w:ascii="BIZ UDPゴシック" w:cs="BIZ UDPゴシック" w:eastAsia="BIZ UDPゴシック" w:hAnsi="BIZ UDPゴシック"/>
+                <w:b w:val="false"/>
+                <w:bCs w:val="false"/>
+                <w:color w:val="000000"/>
                 <w:sz w:val="18"/>
                 <w:szCs w:val="18"/>
               </w:rPr>
@@ -149,6 +154,9 @@
             <w:r>
               <w:rPr>
                 <w:rFonts w:ascii="BIZ UDPゴシック" w:cs="BIZ UDPゴシック" w:eastAsia="BIZ UDPゴシック" w:hAnsi="BIZ UDPゴシック"/>
+                <w:b w:val="false"/>
+                <w:bCs w:val="false"/>
+                <w:color w:val="000000"/>
                 <w:sz w:val="18"/>
                 <w:szCs w:val="18"/>
               </w:rPr>
@@ -165,17 +173,21 @@
               <w:bottom w:val="single" w:color="CCCCCC" w:sz="4"/>
               <w:right w:val="single" w:color="CCCCCC" w:sz="4"/>
             </w:tcBorders>
-            <w:tcMar>
-              <w:top w:type="dxa" w:w="60"/>
-              <w:left w:type="dxa" w:w="100"/>
-              <w:bottom w:type="dxa" w:w="60"/>
-              <w:right w:type="dxa" w:w="100"/>
-            </w:tcMar>
-          </w:tcPr>
-          <w:p>
-            <w:r>
-              <w:rPr>
-                <w:rFonts w:ascii="BIZ UDPゴシック" w:cs="BIZ UDPゴシック" w:eastAsia="BIZ UDPゴシック" w:hAnsi="BIZ UDPゴシック"/>
+            <w:shd w:fill="FFFFFF" w:val="clear"/>
+            <w:tcMar>
+              <w:top w:type="dxa" w:w="60"/>
+              <w:left w:type="dxa" w:w="100"/>
+              <w:bottom w:type="dxa" w:w="60"/>
+              <w:right w:type="dxa" w:w="100"/>
+            </w:tcMar>
+          </w:tcPr>
+          <w:p>
+            <w:r>
+              <w:rPr>
+                <w:rFonts w:ascii="BIZ UDPゴシック" w:cs="BIZ UDPゴシック" w:eastAsia="BIZ UDPゴシック" w:hAnsi="BIZ UDPゴシック"/>
+                <w:b w:val="false"/>
+                <w:bCs w:val="false"/>
+                <w:color w:val="000000"/>
                 <w:sz w:val="18"/>
                 <w:szCs w:val="18"/>
               </w:rPr>
@@ -209,6 +221,9 @@
             <w:r>
               <w:rPr>
                 <w:rFonts w:ascii="BIZ UDPゴシック" w:cs="BIZ UDPゴシック" w:eastAsia="BIZ UDPゴシック" w:hAnsi="BIZ UDPゴシック"/>
+                <w:b w:val="false"/>
+                <w:bCs w:val="false"/>
+                <w:color w:val="000000"/>
                 <w:sz w:val="18"/>
                 <w:szCs w:val="18"/>
               </w:rPr>
@@ -225,17 +240,21 @@
               <w:bottom w:val="single" w:color="CCCCCC" w:sz="4"/>
               <w:right w:val="single" w:color="CCCCCC" w:sz="4"/>
             </w:tcBorders>
-            <w:tcMar>
-              <w:top w:type="dxa" w:w="60"/>
-              <w:left w:type="dxa" w:w="100"/>
-              <w:bottom w:type="dxa" w:w="60"/>
-              <w:right w:type="dxa" w:w="100"/>
-            </w:tcMar>
-          </w:tcPr>
-          <w:p>
-            <w:r>
-              <w:rPr>
-                <w:rFonts w:ascii="BIZ UDPゴシック" w:cs="BIZ UDPゴシック" w:eastAsia="BIZ UDPゴシック" w:hAnsi="BIZ UDPゴシック"/>
+            <w:shd w:fill="FFFFFF" w:val="clear"/>
+            <w:tcMar>
+              <w:top w:type="dxa" w:w="60"/>
+              <w:left w:type="dxa" w:w="100"/>
+              <w:bottom w:type="dxa" w:w="60"/>
+              <w:right w:type="dxa" w:w="100"/>
+            </w:tcMar>
+          </w:tcPr>
+          <w:p>
+            <w:r>
+              <w:rPr>
+                <w:rFonts w:ascii="BIZ UDPゴシック" w:cs="BIZ UDPゴシック" w:eastAsia="BIZ UDPゴシック" w:hAnsi="BIZ UDPゴシック"/>
+                <w:b w:val="false"/>
+                <w:bCs w:val="false"/>
+                <w:color w:val="000000"/>
                 <w:sz w:val="18"/>
                 <w:szCs w:val="18"/>
               </w:rPr>
@@ -269,6 +288,9 @@
             <w:r>
               <w:rPr>
                 <w:rFonts w:ascii="BIZ UDPゴシック" w:cs="BIZ UDPゴシック" w:eastAsia="BIZ UDPゴシック" w:hAnsi="BIZ UDPゴシック"/>
+                <w:b w:val="false"/>
+                <w:bCs w:val="false"/>
+                <w:color w:val="000000"/>
                 <w:sz w:val="18"/>
                 <w:szCs w:val="18"/>
               </w:rPr>
@@ -285,17 +307,21 @@
               <w:bottom w:val="single" w:color="CCCCCC" w:sz="4"/>
               <w:right w:val="single" w:color="CCCCCC" w:sz="4"/>
             </w:tcBorders>
-            <w:tcMar>
-              <w:top w:type="dxa" w:w="60"/>
-              <w:left w:type="dxa" w:w="100"/>
-              <w:bottom w:type="dxa" w:w="60"/>
-              <w:right w:type="dxa" w:w="100"/>
-            </w:tcMar>
-          </w:tcPr>
-          <w:p>
-            <w:r>
-              <w:rPr>
-                <w:rFonts w:ascii="BIZ UDPゴシック" w:cs="BIZ UDPゴシック" w:eastAsia="BIZ UDPゴシック" w:hAnsi="BIZ UDPゴシック"/>
+            <w:shd w:fill="FFFFFF" w:val="clear"/>
+            <w:tcMar>
+              <w:top w:type="dxa" w:w="60"/>
+              <w:left w:type="dxa" w:w="100"/>
+              <w:bottom w:type="dxa" w:w="60"/>
+              <w:right w:type="dxa" w:w="100"/>
+            </w:tcMar>
+          </w:tcPr>
+          <w:p>
+            <w:r>
+              <w:rPr>
+                <w:rFonts w:ascii="BIZ UDPゴシック" w:cs="BIZ UDPゴシック" w:eastAsia="BIZ UDPゴシック" w:hAnsi="BIZ UDPゴシック"/>
+                <w:b w:val="false"/>
+                <w:bCs w:val="false"/>
+                <w:color w:val="000000"/>
                 <w:sz w:val="18"/>
                 <w:szCs w:val="18"/>
               </w:rPr>
@@ -329,6 +355,9 @@
             <w:r>
               <w:rPr>
                 <w:rFonts w:ascii="BIZ UDPゴシック" w:cs="BIZ UDPゴシック" w:eastAsia="BIZ UDPゴシック" w:hAnsi="BIZ UDPゴシック"/>
+                <w:b w:val="false"/>
+                <w:bCs w:val="false"/>
+                <w:color w:val="000000"/>
                 <w:sz w:val="18"/>
                 <w:szCs w:val="18"/>
               </w:rPr>
@@ -345,17 +374,21 @@
               <w:bottom w:val="single" w:color="CCCCCC" w:sz="4"/>
               <w:right w:val="single" w:color="CCCCCC" w:sz="4"/>
             </w:tcBorders>
-            <w:tcMar>
-              <w:top w:type="dxa" w:w="60"/>
-              <w:left w:type="dxa" w:w="100"/>
-              <w:bottom w:type="dxa" w:w="60"/>
-              <w:right w:type="dxa" w:w="100"/>
-            </w:tcMar>
-          </w:tcPr>
-          <w:p>
-            <w:r>
-              <w:rPr>
-                <w:rFonts w:ascii="BIZ UDPゴシック" w:cs="BIZ UDPゴシック" w:eastAsia="BIZ UDPゴシック" w:hAnsi="BIZ UDPゴシック"/>
+            <w:shd w:fill="FFFFFF" w:val="clear"/>
+            <w:tcMar>
+              <w:top w:type="dxa" w:w="60"/>
+              <w:left w:type="dxa" w:w="100"/>
+              <w:bottom w:type="dxa" w:w="60"/>
+              <w:right w:type="dxa" w:w="100"/>
+            </w:tcMar>
+          </w:tcPr>
+          <w:p>
+            <w:r>
+              <w:rPr>
+                <w:rFonts w:ascii="BIZ UDPゴシック" w:cs="BIZ UDPゴシック" w:eastAsia="BIZ UDPゴシック" w:hAnsi="BIZ UDPゴシック"/>
+                <w:b w:val="false"/>
+                <w:bCs w:val="false"/>
+                <w:color w:val="000000"/>
                 <w:sz w:val="18"/>
                 <w:szCs w:val="18"/>
               </w:rPr>
@@ -389,6 +422,9 @@
             <w:r>
               <w:rPr>
                 <w:rFonts w:ascii="BIZ UDPゴシック" w:cs="BIZ UDPゴシック" w:eastAsia="BIZ UDPゴシック" w:hAnsi="BIZ UDPゴシック"/>
+                <w:b w:val="false"/>
+                <w:bCs w:val="false"/>
+                <w:color w:val="000000"/>
                 <w:sz w:val="18"/>
                 <w:szCs w:val="18"/>
               </w:rPr>
@@ -405,17 +441,21 @@
               <w:bottom w:val="single" w:color="CCCCCC" w:sz="4"/>
               <w:right w:val="single" w:color="CCCCCC" w:sz="4"/>
             </w:tcBorders>
-            <w:tcMar>
-              <w:top w:type="dxa" w:w="60"/>
-              <w:left w:type="dxa" w:w="100"/>
-              <w:bottom w:type="dxa" w:w="60"/>
-              <w:right w:type="dxa" w:w="100"/>
-            </w:tcMar>
-          </w:tcPr>
-          <w:p>
-            <w:r>
-              <w:rPr>
-                <w:rFonts w:ascii="BIZ UDPゴシック" w:cs="BIZ UDPゴシック" w:eastAsia="BIZ UDPゴシック" w:hAnsi="BIZ UDPゴシック"/>
+            <w:shd w:fill="FFFFFF" w:val="clear"/>
+            <w:tcMar>
+              <w:top w:type="dxa" w:w="60"/>
+              <w:left w:type="dxa" w:w="100"/>
+              <w:bottom w:type="dxa" w:w="60"/>
+              <w:right w:type="dxa" w:w="100"/>
+            </w:tcMar>
+          </w:tcPr>
+          <w:p>
+            <w:r>
+              <w:rPr>
+                <w:rFonts w:ascii="BIZ UDPゴシック" w:cs="BIZ UDPゴシック" w:eastAsia="BIZ UDPゴシック" w:hAnsi="BIZ UDPゴシック"/>
+                <w:b w:val="false"/>
+                <w:bCs w:val="false"/>
+                <w:color w:val="000000"/>
                 <w:sz w:val="18"/>
                 <w:szCs w:val="18"/>
               </w:rPr>
@@ -449,6 +489,9 @@
             <w:r>
               <w:rPr>
                 <w:rFonts w:ascii="BIZ UDPゴシック" w:cs="BIZ UDPゴシック" w:eastAsia="BIZ UDPゴシック" w:hAnsi="BIZ UDPゴシック"/>
+                <w:b w:val="false"/>
+                <w:bCs w:val="false"/>
+                <w:color w:val="000000"/>
                 <w:sz w:val="18"/>
                 <w:szCs w:val="18"/>
               </w:rPr>
@@ -465,17 +508,21 @@
               <w:bottom w:val="single" w:color="CCCCCC" w:sz="4"/>
               <w:right w:val="single" w:color="CCCCCC" w:sz="4"/>
             </w:tcBorders>
-            <w:tcMar>
-              <w:top w:type="dxa" w:w="60"/>
-              <w:left w:type="dxa" w:w="100"/>
-              <w:bottom w:type="dxa" w:w="60"/>
-              <w:right w:type="dxa" w:w="100"/>
-            </w:tcMar>
-          </w:tcPr>
-          <w:p>
-            <w:r>
-              <w:rPr>
-                <w:rFonts w:ascii="BIZ UDPゴシック" w:cs="BIZ UDPゴシック" w:eastAsia="BIZ UDPゴシック" w:hAnsi="BIZ UDPゴシック"/>
+            <w:shd w:fill="FFFFFF" w:val="clear"/>
+            <w:tcMar>
+              <w:top w:type="dxa" w:w="60"/>
+              <w:left w:type="dxa" w:w="100"/>
+              <w:bottom w:type="dxa" w:w="60"/>
+              <w:right w:type="dxa" w:w="100"/>
+            </w:tcMar>
+          </w:tcPr>
+          <w:p>
+            <w:r>
+              <w:rPr>
+                <w:rFonts w:ascii="BIZ UDPゴシック" w:cs="BIZ UDPゴシック" w:eastAsia="BIZ UDPゴシック" w:hAnsi="BIZ UDPゴシック"/>
+                <w:b w:val="false"/>
+                <w:bCs w:val="false"/>
+                <w:color w:val="000000"/>
                 <w:sz w:val="18"/>
                 <w:szCs w:val="18"/>
               </w:rPr>
@@ -509,6 +556,9 @@
             <w:r>
               <w:rPr>
                 <w:rFonts w:ascii="BIZ UDPゴシック" w:cs="BIZ UDPゴシック" w:eastAsia="BIZ UDPゴシック" w:hAnsi="BIZ UDPゴシック"/>
+                <w:b w:val="false"/>
+                <w:bCs w:val="false"/>
+                <w:color w:val="000000"/>
                 <w:sz w:val="18"/>
                 <w:szCs w:val="18"/>
               </w:rPr>
@@ -525,17 +575,21 @@
               <w:bottom w:val="single" w:color="CCCCCC" w:sz="4"/>
               <w:right w:val="single" w:color="CCCCCC" w:sz="4"/>
             </w:tcBorders>
-            <w:tcMar>
-              <w:top w:type="dxa" w:w="60"/>
-              <w:left w:type="dxa" w:w="100"/>
-              <w:bottom w:type="dxa" w:w="60"/>
-              <w:right w:type="dxa" w:w="100"/>
-            </w:tcMar>
-          </w:tcPr>
-          <w:p>
-            <w:r>
-              <w:rPr>
-                <w:rFonts w:ascii="BIZ UDPゴシック" w:cs="BIZ UDPゴシック" w:eastAsia="BIZ UDPゴシック" w:hAnsi="BIZ UDPゴシック"/>
+            <w:shd w:fill="FFFFFF" w:val="clear"/>
+            <w:tcMar>
+              <w:top w:type="dxa" w:w="60"/>
+              <w:left w:type="dxa" w:w="100"/>
+              <w:bottom w:type="dxa" w:w="60"/>
+              <w:right w:type="dxa" w:w="100"/>
+            </w:tcMar>
+          </w:tcPr>
+          <w:p>
+            <w:r>
+              <w:rPr>
+                <w:rFonts w:ascii="BIZ UDPゴシック" w:cs="BIZ UDPゴシック" w:eastAsia="BIZ UDPゴシック" w:hAnsi="BIZ UDPゴシック"/>
+                <w:b w:val="false"/>
+                <w:bCs w:val="false"/>
+                <w:color w:val="000000"/>
                 <w:sz w:val="18"/>
                 <w:szCs w:val="18"/>
               </w:rPr>
@@ -569,6 +623,9 @@
             <w:r>
               <w:rPr>
                 <w:rFonts w:ascii="BIZ UDPゴシック" w:cs="BIZ UDPゴシック" w:eastAsia="BIZ UDPゴシック" w:hAnsi="BIZ UDPゴシック"/>
+                <w:b w:val="false"/>
+                <w:bCs w:val="false"/>
+                <w:color w:val="000000"/>
                 <w:sz w:val="18"/>
                 <w:szCs w:val="18"/>
               </w:rPr>
@@ -585,17 +642,21 @@
               <w:bottom w:val="single" w:color="CCCCCC" w:sz="4"/>
               <w:right w:val="single" w:color="CCCCCC" w:sz="4"/>
             </w:tcBorders>
-            <w:tcMar>
-              <w:top w:type="dxa" w:w="60"/>
-              <w:left w:type="dxa" w:w="100"/>
-              <w:bottom w:type="dxa" w:w="60"/>
-              <w:right w:type="dxa" w:w="100"/>
-            </w:tcMar>
-          </w:tcPr>
-          <w:p>
-            <w:r>
-              <w:rPr>
-                <w:rFonts w:ascii="BIZ UDPゴシック" w:cs="BIZ UDPゴシック" w:eastAsia="BIZ UDPゴシック" w:hAnsi="BIZ UDPゴシック"/>
+            <w:shd w:fill="FFFFFF" w:val="clear"/>
+            <w:tcMar>
+              <w:top w:type="dxa" w:w="60"/>
+              <w:left w:type="dxa" w:w="100"/>
+              <w:bottom w:type="dxa" w:w="60"/>
+              <w:right w:type="dxa" w:w="100"/>
+            </w:tcMar>
+          </w:tcPr>
+          <w:p>
+            <w:r>
+              <w:rPr>
+                <w:rFonts w:ascii="BIZ UDPゴシック" w:cs="BIZ UDPゴシック" w:eastAsia="BIZ UDPゴシック" w:hAnsi="BIZ UDPゴシック"/>
+                <w:b w:val="false"/>
+                <w:bCs w:val="false"/>
+                <w:color w:val="000000"/>
                 <w:sz w:val="18"/>
                 <w:szCs w:val="18"/>
               </w:rPr>
@@ -607,53 +668,16 @@
     </w:tbl>
     <w:p>
       <w:pPr>
-        <w:spacing w:before="200" w:after="0"/>
-        <w:jc w:val="center"/>
+        <w:pStyle w:val="Normal"/>
+        <w:spacing w:before="0" w:after="0"/>
       </w:pPr>
       <w:r>
-        <w:drawing>
-          <wp:inline distT="0" distB="0" distL="0" distR="0">
-            <wp:extent cx="1714500" cy="857250"/>
-            <wp:effectExtent t="0" r="0" b="0" l="0"/>
-            <wp:docPr id="1" name="" descr="" title=""/>
-            <wp:cNvGraphicFramePr>
-              <a:graphicFrameLocks xmlns:a="http://schemas.openxmlformats.org/drawingml/2006/main" noChangeAspect="1"/>
-            </wp:cNvGraphicFramePr>
-            <a:graphic xmlns:a="http://schemas.openxmlformats.org/drawingml/2006/main">
-              <a:graphicData uri="http://schemas.openxmlformats.org/drawingml/2006/picture">
-                <pic:pic xmlns:pic="http://schemas.openxmlformats.org/drawingml/2006/picture">
-                  <pic:nvPicPr>
-                    <pic:cNvPr id="0" name="" descr=""/>
-                    <pic:cNvPicPr>
-                      <a:picLocks noChangeAspect="1" noChangeArrowheads="1"/>
-                    </pic:cNvPicPr>
-                  </pic:nvPicPr>
-                  <pic:blipFill>
-                    <a:blip r:embed="rId8" cstate="none"/>
-                    <a:srcRect/>
-                    <a:stretch>
-                      <a:fillRect/>
-                    </a:stretch>
-                  </pic:blipFill>
-                  <pic:spPr bwMode="auto">
-                    <a:xfrm>
-                      <a:off x="0" y="0"/>
-                      <a:ext cx="1714500" cy="857250"/>
-                    </a:xfrm>
-                    <a:prstGeom prst="rect">
-                      <a:avLst/>
-                    </a:prstGeom>
-                  </pic:spPr>
-                </pic:pic>
-              </a:graphicData>
-            </a:graphic>
-          </wp:inline>
-        </w:drawing>
+        <w:br w:type="page"/>
       </w:r>
     </w:p>
     <w:p>
       <w:pPr>
-        <w:pStyle w:val="Heading1"/>
+        <w:pStyle w:val="Heading2"/>
       </w:pPr>
       <w:r>
         <w:rPr>
@@ -700,9 +724,9 @@
             <w:shd w:fill="F5F5F5" w:val="clear"/>
             <w:tcMar>
               <w:top w:type="dxa" w:w="60"/>
-              <w:left w:type="dxa" w:w="120"/>
-              <w:bottom w:type="dxa" w:w="60"/>
-              <w:right w:type="dxa" w:w="120"/>
+              <w:left w:type="dxa" w:w="100"/>
+              <w:bottom w:type="dxa" w:w="60"/>
+              <w:right w:type="dxa" w:w="100"/>
             </w:tcMar>
           </w:tcPr>
           <w:p>
@@ -711,6 +735,7 @@
                 <w:rFonts w:ascii="BIZ UDPゴシック" w:cs="BIZ UDPゴシック" w:eastAsia="BIZ UDPゴシック" w:hAnsi="BIZ UDPゴシック"/>
                 <w:b/>
                 <w:bCs/>
+                <w:color w:val="000000"/>
                 <w:sz w:val="18"/>
                 <w:szCs w:val="18"/>
               </w:rPr>
@@ -730,9 +755,9 @@
             <w:shd w:fill="F5F5F5" w:val="clear"/>
             <w:tcMar>
               <w:top w:type="dxa" w:w="60"/>
-              <w:left w:type="dxa" w:w="120"/>
-              <w:bottom w:type="dxa" w:w="60"/>
-              <w:right w:type="dxa" w:w="120"/>
+              <w:left w:type="dxa" w:w="100"/>
+              <w:bottom w:type="dxa" w:w="60"/>
+              <w:right w:type="dxa" w:w="100"/>
             </w:tcMar>
           </w:tcPr>
           <w:p>
@@ -741,6 +766,7 @@
                 <w:rFonts w:ascii="BIZ UDPゴシック" w:cs="BIZ UDPゴシック" w:eastAsia="BIZ UDPゴシック" w:hAnsi="BIZ UDPゴシック"/>
                 <w:b/>
                 <w:bCs/>
+                <w:color w:val="000000"/>
                 <w:sz w:val="18"/>
                 <w:szCs w:val="18"/>
               </w:rPr>
@@ -760,9 +786,9 @@
             <w:shd w:fill="F5F5F5" w:val="clear"/>
             <w:tcMar>
               <w:top w:type="dxa" w:w="60"/>
-              <w:left w:type="dxa" w:w="120"/>
-              <w:bottom w:type="dxa" w:w="60"/>
-              <w:right w:type="dxa" w:w="120"/>
+              <w:left w:type="dxa" w:w="100"/>
+              <w:bottom w:type="dxa" w:w="60"/>
+              <w:right w:type="dxa" w:w="100"/>
             </w:tcMar>
           </w:tcPr>
           <w:p>
@@ -771,6 +797,7 @@
                 <w:rFonts w:ascii="BIZ UDPゴシック" w:cs="BIZ UDPゴシック" w:eastAsia="BIZ UDPゴシック" w:hAnsi="BIZ UDPゴシック"/>
                 <w:b/>
                 <w:bCs/>
+                <w:color w:val="000000"/>
                 <w:sz w:val="18"/>
                 <w:szCs w:val="18"/>
               </w:rPr>
@@ -790,9 +817,9 @@
             <w:shd w:fill="F5F5F5" w:val="clear"/>
             <w:tcMar>
               <w:top w:type="dxa" w:w="60"/>
-              <w:left w:type="dxa" w:w="120"/>
-              <w:bottom w:type="dxa" w:w="60"/>
-              <w:right w:type="dxa" w:w="120"/>
+              <w:left w:type="dxa" w:w="100"/>
+              <w:bottom w:type="dxa" w:w="60"/>
+              <w:right w:type="dxa" w:w="100"/>
             </w:tcMar>
           </w:tcPr>
           <w:p>
@@ -801,6 +828,7 @@
                 <w:rFonts w:ascii="BIZ UDPゴシック" w:cs="BIZ UDPゴシック" w:eastAsia="BIZ UDPゴシック" w:hAnsi="BIZ UDPゴシック"/>
                 <w:b/>
                 <w:bCs/>
+                <w:color w:val="000000"/>
                 <w:sz w:val="18"/>
                 <w:szCs w:val="18"/>
               </w:rPr>
@@ -822,17 +850,21 @@
               <w:bottom w:val="single" w:color="CCCCCC" w:sz="4"/>
               <w:right w:val="single" w:color="CCCCCC" w:sz="4"/>
             </w:tcBorders>
-            <w:tcMar>
-              <w:top w:type="dxa" w:w="60"/>
-              <w:left w:type="dxa" w:w="120"/>
-              <w:bottom w:type="dxa" w:w="60"/>
-              <w:right w:type="dxa" w:w="120"/>
-            </w:tcMar>
-          </w:tcPr>
-          <w:p>
-            <w:r>
-              <w:rPr>
-                <w:rFonts w:ascii="BIZ UDPゴシック" w:cs="BIZ UDPゴシック" w:eastAsia="BIZ UDPゴシック" w:hAnsi="BIZ UDPゴシック"/>
+            <w:shd w:fill="FFFFFF" w:val="clear"/>
+            <w:tcMar>
+              <w:top w:type="dxa" w:w="60"/>
+              <w:left w:type="dxa" w:w="100"/>
+              <w:bottom w:type="dxa" w:w="60"/>
+              <w:right w:type="dxa" w:w="100"/>
+            </w:tcMar>
+          </w:tcPr>
+          <w:p>
+            <w:r>
+              <w:rPr>
+                <w:rFonts w:ascii="BIZ UDPゴシック" w:cs="BIZ UDPゴシック" w:eastAsia="BIZ UDPゴシック" w:hAnsi="BIZ UDPゴシック"/>
+                <w:b w:val="false"/>
+                <w:bCs w:val="false"/>
+                <w:color w:val="000000"/>
                 <w:sz w:val="18"/>
                 <w:szCs w:val="18"/>
               </w:rPr>
@@ -849,17 +881,21 @@
               <w:bottom w:val="single" w:color="CCCCCC" w:sz="4"/>
               <w:right w:val="single" w:color="CCCCCC" w:sz="4"/>
             </w:tcBorders>
-            <w:tcMar>
-              <w:top w:type="dxa" w:w="60"/>
-              <w:left w:type="dxa" w:w="120"/>
-              <w:bottom w:type="dxa" w:w="60"/>
-              <w:right w:type="dxa" w:w="120"/>
-            </w:tcMar>
-          </w:tcPr>
-          <w:p>
-            <w:r>
-              <w:rPr>
-                <w:rFonts w:ascii="BIZ UDPゴシック" w:cs="BIZ UDPゴシック" w:eastAsia="BIZ UDPゴシック" w:hAnsi="BIZ UDPゴシック"/>
+            <w:shd w:fill="FFFFFF" w:val="clear"/>
+            <w:tcMar>
+              <w:top w:type="dxa" w:w="60"/>
+              <w:left w:type="dxa" w:w="100"/>
+              <w:bottom w:type="dxa" w:w="60"/>
+              <w:right w:type="dxa" w:w="100"/>
+            </w:tcMar>
+          </w:tcPr>
+          <w:p>
+            <w:r>
+              <w:rPr>
+                <w:rFonts w:ascii="BIZ UDPゴシック" w:cs="BIZ UDPゴシック" w:eastAsia="BIZ UDPゴシック" w:hAnsi="BIZ UDPゴシック"/>
+                <w:b w:val="false"/>
+                <w:bCs w:val="false"/>
+                <w:color w:val="000000"/>
                 <w:sz w:val="18"/>
                 <w:szCs w:val="18"/>
               </w:rPr>
@@ -876,17 +912,21 @@
               <w:bottom w:val="single" w:color="CCCCCC" w:sz="4"/>
               <w:right w:val="single" w:color="CCCCCC" w:sz="4"/>
             </w:tcBorders>
-            <w:tcMar>
-              <w:top w:type="dxa" w:w="60"/>
-              <w:left w:type="dxa" w:w="120"/>
-              <w:bottom w:type="dxa" w:w="60"/>
-              <w:right w:type="dxa" w:w="120"/>
-            </w:tcMar>
-          </w:tcPr>
-          <w:p>
-            <w:r>
-              <w:rPr>
-                <w:rFonts w:ascii="BIZ UDPゴシック" w:cs="BIZ UDPゴシック" w:eastAsia="BIZ UDPゴシック" w:hAnsi="BIZ UDPゴシック"/>
+            <w:shd w:fill="FFFFFF" w:val="clear"/>
+            <w:tcMar>
+              <w:top w:type="dxa" w:w="60"/>
+              <w:left w:type="dxa" w:w="100"/>
+              <w:bottom w:type="dxa" w:w="60"/>
+              <w:right w:type="dxa" w:w="100"/>
+            </w:tcMar>
+          </w:tcPr>
+          <w:p>
+            <w:r>
+              <w:rPr>
+                <w:rFonts w:ascii="BIZ UDPゴシック" w:cs="BIZ UDPゴシック" w:eastAsia="BIZ UDPゴシック" w:hAnsi="BIZ UDPゴシック"/>
+                <w:b w:val="false"/>
+                <w:bCs w:val="false"/>
+                <w:color w:val="000000"/>
                 <w:sz w:val="18"/>
                 <w:szCs w:val="18"/>
               </w:rPr>
@@ -903,17 +943,21 @@
               <w:bottom w:val="single" w:color="CCCCCC" w:sz="4"/>
               <w:right w:val="single" w:color="CCCCCC" w:sz="4"/>
             </w:tcBorders>
-            <w:tcMar>
-              <w:top w:type="dxa" w:w="60"/>
-              <w:left w:type="dxa" w:w="120"/>
-              <w:bottom w:type="dxa" w:w="60"/>
-              <w:right w:type="dxa" w:w="120"/>
-            </w:tcMar>
-          </w:tcPr>
-          <w:p>
-            <w:r>
-              <w:rPr>
-                <w:rFonts w:ascii="BIZ UDPゴシック" w:cs="BIZ UDPゴシック" w:eastAsia="BIZ UDPゴシック" w:hAnsi="BIZ UDPゴシック"/>
+            <w:shd w:fill="FFFFFF" w:val="clear"/>
+            <w:tcMar>
+              <w:top w:type="dxa" w:w="60"/>
+              <w:left w:type="dxa" w:w="100"/>
+              <w:bottom w:type="dxa" w:w="60"/>
+              <w:right w:type="dxa" w:w="100"/>
+            </w:tcMar>
+          </w:tcPr>
+          <w:p>
+            <w:r>
+              <w:rPr>
+                <w:rFonts w:ascii="BIZ UDPゴシック" w:cs="BIZ UDPゴシック" w:eastAsia="BIZ UDPゴシック" w:hAnsi="BIZ UDPゴシック"/>
+                <w:b w:val="false"/>
+                <w:bCs w:val="false"/>
+                <w:color w:val="000000"/>
                 <w:sz w:val="18"/>
                 <w:szCs w:val="18"/>
               </w:rPr>
@@ -935,17 +979,21 @@
               <w:bottom w:val="single" w:color="CCCCCC" w:sz="4"/>
               <w:right w:val="single" w:color="CCCCCC" w:sz="4"/>
             </w:tcBorders>
-            <w:tcMar>
-              <w:top w:type="dxa" w:w="60"/>
-              <w:left w:type="dxa" w:w="120"/>
-              <w:bottom w:type="dxa" w:w="60"/>
-              <w:right w:type="dxa" w:w="120"/>
-            </w:tcMar>
-          </w:tcPr>
-          <w:p>
-            <w:r>
-              <w:rPr>
-                <w:rFonts w:ascii="BIZ UDPゴシック" w:cs="BIZ UDPゴシック" w:eastAsia="BIZ UDPゴシック" w:hAnsi="BIZ UDPゴシック"/>
+            <w:shd w:fill="FFFFFF" w:val="clear"/>
+            <w:tcMar>
+              <w:top w:type="dxa" w:w="60"/>
+              <w:left w:type="dxa" w:w="100"/>
+              <w:bottom w:type="dxa" w:w="60"/>
+              <w:right w:type="dxa" w:w="100"/>
+            </w:tcMar>
+          </w:tcPr>
+          <w:p>
+            <w:r>
+              <w:rPr>
+                <w:rFonts w:ascii="BIZ UDPゴシック" w:cs="BIZ UDPゴシック" w:eastAsia="BIZ UDPゴシック" w:hAnsi="BIZ UDPゴシック"/>
+                <w:b w:val="false"/>
+                <w:bCs w:val="false"/>
+                <w:color w:val="000000"/>
                 <w:sz w:val="18"/>
                 <w:szCs w:val="18"/>
               </w:rPr>
@@ -962,17 +1010,21 @@
               <w:bottom w:val="single" w:color="CCCCCC" w:sz="4"/>
               <w:right w:val="single" w:color="CCCCCC" w:sz="4"/>
             </w:tcBorders>
-            <w:tcMar>
-              <w:top w:type="dxa" w:w="60"/>
-              <w:left w:type="dxa" w:w="120"/>
-              <w:bottom w:type="dxa" w:w="60"/>
-              <w:right w:type="dxa" w:w="120"/>
-            </w:tcMar>
-          </w:tcPr>
-          <w:p>
-            <w:r>
-              <w:rPr>
-                <w:rFonts w:ascii="BIZ UDPゴシック" w:cs="BIZ UDPゴシック" w:eastAsia="BIZ UDPゴシック" w:hAnsi="BIZ UDPゴシック"/>
+            <w:shd w:fill="FFFFFF" w:val="clear"/>
+            <w:tcMar>
+              <w:top w:type="dxa" w:w="60"/>
+              <w:left w:type="dxa" w:w="100"/>
+              <w:bottom w:type="dxa" w:w="60"/>
+              <w:right w:type="dxa" w:w="100"/>
+            </w:tcMar>
+          </w:tcPr>
+          <w:p>
+            <w:r>
+              <w:rPr>
+                <w:rFonts w:ascii="BIZ UDPゴシック" w:cs="BIZ UDPゴシック" w:eastAsia="BIZ UDPゴシック" w:hAnsi="BIZ UDPゴシック"/>
+                <w:b w:val="false"/>
+                <w:bCs w:val="false"/>
+                <w:color w:val="000000"/>
                 <w:sz w:val="18"/>
                 <w:szCs w:val="18"/>
               </w:rPr>
@@ -989,17 +1041,21 @@
               <w:bottom w:val="single" w:color="CCCCCC" w:sz="4"/>
               <w:right w:val="single" w:color="CCCCCC" w:sz="4"/>
             </w:tcBorders>
-            <w:tcMar>
-              <w:top w:type="dxa" w:w="60"/>
-              <w:left w:type="dxa" w:w="120"/>
-              <w:bottom w:type="dxa" w:w="60"/>
-              <w:right w:type="dxa" w:w="120"/>
-            </w:tcMar>
-          </w:tcPr>
-          <w:p>
-            <w:r>
-              <w:rPr>
-                <w:rFonts w:ascii="BIZ UDPゴシック" w:cs="BIZ UDPゴシック" w:eastAsia="BIZ UDPゴシック" w:hAnsi="BIZ UDPゴシック"/>
+            <w:shd w:fill="FFFFFF" w:val="clear"/>
+            <w:tcMar>
+              <w:top w:type="dxa" w:w="60"/>
+              <w:left w:type="dxa" w:w="100"/>
+              <w:bottom w:type="dxa" w:w="60"/>
+              <w:right w:type="dxa" w:w="100"/>
+            </w:tcMar>
+          </w:tcPr>
+          <w:p>
+            <w:r>
+              <w:rPr>
+                <w:rFonts w:ascii="BIZ UDPゴシック" w:cs="BIZ UDPゴシック" w:eastAsia="BIZ UDPゴシック" w:hAnsi="BIZ UDPゴシック"/>
+                <w:b w:val="false"/>
+                <w:bCs w:val="false"/>
+                <w:color w:val="000000"/>
                 <w:sz w:val="18"/>
                 <w:szCs w:val="18"/>
               </w:rPr>
@@ -1016,17 +1072,21 @@
               <w:bottom w:val="single" w:color="CCCCCC" w:sz="4"/>
               <w:right w:val="single" w:color="CCCCCC" w:sz="4"/>
             </w:tcBorders>
-            <w:tcMar>
-              <w:top w:type="dxa" w:w="60"/>
-              <w:left w:type="dxa" w:w="120"/>
-              <w:bottom w:type="dxa" w:w="60"/>
-              <w:right w:type="dxa" w:w="120"/>
-            </w:tcMar>
-          </w:tcPr>
-          <w:p>
-            <w:r>
-              <w:rPr>
-                <w:rFonts w:ascii="BIZ UDPゴシック" w:cs="BIZ UDPゴシック" w:eastAsia="BIZ UDPゴシック" w:hAnsi="BIZ UDPゴシック"/>
+            <w:shd w:fill="FFFFFF" w:val="clear"/>
+            <w:tcMar>
+              <w:top w:type="dxa" w:w="60"/>
+              <w:left w:type="dxa" w:w="100"/>
+              <w:bottom w:type="dxa" w:w="60"/>
+              <w:right w:type="dxa" w:w="100"/>
+            </w:tcMar>
+          </w:tcPr>
+          <w:p>
+            <w:r>
+              <w:rPr>
+                <w:rFonts w:ascii="BIZ UDPゴシック" w:cs="BIZ UDPゴシック" w:eastAsia="BIZ UDPゴシック" w:hAnsi="BIZ UDPゴシック"/>
+                <w:b w:val="false"/>
+                <w:bCs w:val="false"/>
+                <w:color w:val="000000"/>
                 <w:sz w:val="18"/>
                 <w:szCs w:val="18"/>
               </w:rPr>
@@ -1036,6 +1096,15 @@
         </w:tc>
       </w:tr>
     </w:tbl>
+    <w:p>
+      <w:pPr>
+        <w:pStyle w:val="Normal"/>
+        <w:spacing w:before="0" w:after="0"/>
+      </w:pPr>
+      <w:r>
+        <w:br w:type="page"/>
+      </w:r>
+    </w:p>
     <w:p>
       <w:pPr>
         <w:pStyle w:val="Heading1"/>
@@ -1045,13 +1114,16 @@
           <w:rFonts w:ascii="BIZ UDPゴシック" w:cs="BIZ UDPゴシック" w:eastAsia="BIZ UDPゴシック" w:hAnsi="BIZ UDPゴシック"/>
           <w:b/>
           <w:bCs/>
-          <w:sz w:val="24"/>
-          <w:szCs w:val="24"/>
+          <w:sz w:val="32"/>
+          <w:szCs w:val="32"/>
         </w:rPr>
         <w:t xml:space="preserve">0. 実施判断のご確認（顧客向け）</w:t>
       </w:r>
     </w:p>
     <w:p>
+      <w:pPr>
+        <w:spacing w:before="60" w:after="60"/>
+      </w:pPr>
       <w:r>
         <w:rPr>
           <w:rFonts w:ascii="BIZ UDPゴシック" w:cs="BIZ UDPゴシック" w:eastAsia="BIZ UDPゴシック" w:hAnsi="BIZ UDPゴシック"/>
@@ -1070,8 +1142,8 @@
           <w:rFonts w:ascii="BIZ UDPゴシック" w:cs="BIZ UDPゴシック" w:eastAsia="BIZ UDPゴシック" w:hAnsi="BIZ UDPゴシック"/>
           <w:b/>
           <w:bCs/>
-          <w:sz w:val="18"/>
-          <w:szCs w:val="18"/>
+          <w:sz w:val="24"/>
+          <w:szCs w:val="24"/>
         </w:rPr>
         <w:t xml:space="preserve">■ 現状リスクと改修効果</w:t>
       </w:r>
@@ -1109,9 +1181,9 @@
             <w:shd w:fill="F5F5F5" w:val="clear"/>
             <w:tcMar>
               <w:top w:type="dxa" w:w="60"/>
-              <w:left w:type="dxa" w:w="120"/>
-              <w:bottom w:type="dxa" w:w="60"/>
-              <w:right w:type="dxa" w:w="120"/>
+              <w:left w:type="dxa" w:w="100"/>
+              <w:bottom w:type="dxa" w:w="60"/>
+              <w:right w:type="dxa" w:w="100"/>
             </w:tcMar>
           </w:tcPr>
           <w:p>
@@ -1120,6 +1192,7 @@
                 <w:rFonts w:ascii="BIZ UDPゴシック" w:cs="BIZ UDPゴシック" w:eastAsia="BIZ UDPゴシック" w:hAnsi="BIZ UDPゴシック"/>
                 <w:b/>
                 <w:bCs/>
+                <w:color w:val="000000"/>
                 <w:sz w:val="18"/>
                 <w:szCs w:val="18"/>
               </w:rPr>
@@ -1139,9 +1212,9 @@
             <w:shd w:fill="F5F5F5" w:val="clear"/>
             <w:tcMar>
               <w:top w:type="dxa" w:w="60"/>
-              <w:left w:type="dxa" w:w="120"/>
-              <w:bottom w:type="dxa" w:w="60"/>
-              <w:right w:type="dxa" w:w="120"/>
+              <w:left w:type="dxa" w:w="100"/>
+              <w:bottom w:type="dxa" w:w="60"/>
+              <w:right w:type="dxa" w:w="100"/>
             </w:tcMar>
           </w:tcPr>
           <w:p>
@@ -1150,6 +1223,7 @@
                 <w:rFonts w:ascii="BIZ UDPゴシック" w:cs="BIZ UDPゴシック" w:eastAsia="BIZ UDPゴシック" w:hAnsi="BIZ UDPゴシック"/>
                 <w:b/>
                 <w:bCs/>
+                <w:color w:val="000000"/>
                 <w:sz w:val="18"/>
                 <w:szCs w:val="18"/>
               </w:rPr>
@@ -1169,9 +1243,9 @@
             <w:shd w:fill="F5F5F5" w:val="clear"/>
             <w:tcMar>
               <w:top w:type="dxa" w:w="60"/>
-              <w:left w:type="dxa" w:w="120"/>
-              <w:bottom w:type="dxa" w:w="60"/>
-              <w:right w:type="dxa" w:w="120"/>
+              <w:left w:type="dxa" w:w="100"/>
+              <w:bottom w:type="dxa" w:w="60"/>
+              <w:right w:type="dxa" w:w="100"/>
             </w:tcMar>
           </w:tcPr>
           <w:p>
@@ -1180,6 +1254,7 @@
                 <w:rFonts w:ascii="BIZ UDPゴシック" w:cs="BIZ UDPゴシック" w:eastAsia="BIZ UDPゴシック" w:hAnsi="BIZ UDPゴシック"/>
                 <w:b/>
                 <w:bCs/>
+                <w:color w:val="000000"/>
                 <w:sz w:val="18"/>
                 <w:szCs w:val="18"/>
               </w:rPr>
@@ -1201,17 +1276,21 @@
               <w:bottom w:val="single" w:color="CCCCCC" w:sz="4"/>
               <w:right w:val="single" w:color="CCCCCC" w:sz="4"/>
             </w:tcBorders>
-            <w:tcMar>
-              <w:top w:type="dxa" w:w="60"/>
-              <w:left w:type="dxa" w:w="120"/>
-              <w:bottom w:type="dxa" w:w="60"/>
-              <w:right w:type="dxa" w:w="120"/>
-            </w:tcMar>
-          </w:tcPr>
-          <w:p>
-            <w:r>
-              <w:rPr>
-                <w:rFonts w:ascii="BIZ UDPゴシック" w:cs="BIZ UDPゴシック" w:eastAsia="BIZ UDPゴシック" w:hAnsi="BIZ UDPゴシック"/>
+            <w:shd w:fill="FFFFFF" w:val="clear"/>
+            <w:tcMar>
+              <w:top w:type="dxa" w:w="60"/>
+              <w:left w:type="dxa" w:w="100"/>
+              <w:bottom w:type="dxa" w:w="60"/>
+              <w:right w:type="dxa" w:w="100"/>
+            </w:tcMar>
+          </w:tcPr>
+          <w:p>
+            <w:r>
+              <w:rPr>
+                <w:rFonts w:ascii="BIZ UDPゴシック" w:cs="BIZ UDPゴシック" w:eastAsia="BIZ UDPゴシック" w:hAnsi="BIZ UDPゴシック"/>
+                <w:b w:val="false"/>
+                <w:bCs w:val="false"/>
+                <w:color w:val="000000"/>
                 <w:sz w:val="18"/>
                 <w:szCs w:val="18"/>
               </w:rPr>
@@ -1228,17 +1307,21 @@
               <w:bottom w:val="single" w:color="CCCCCC" w:sz="4"/>
               <w:right w:val="single" w:color="CCCCCC" w:sz="4"/>
             </w:tcBorders>
-            <w:tcMar>
-              <w:top w:type="dxa" w:w="60"/>
-              <w:left w:type="dxa" w:w="120"/>
-              <w:bottom w:type="dxa" w:w="60"/>
-              <w:right w:type="dxa" w:w="120"/>
-            </w:tcMar>
-          </w:tcPr>
-          <w:p>
-            <w:r>
-              <w:rPr>
-                <w:rFonts w:ascii="BIZ UDPゴシック" w:cs="BIZ UDPゴシック" w:eastAsia="BIZ UDPゴシック" w:hAnsi="BIZ UDPゴシック"/>
+            <w:shd w:fill="FFFFFF" w:val="clear"/>
+            <w:tcMar>
+              <w:top w:type="dxa" w:w="60"/>
+              <w:left w:type="dxa" w:w="100"/>
+              <w:bottom w:type="dxa" w:w="60"/>
+              <w:right w:type="dxa" w:w="100"/>
+            </w:tcMar>
+          </w:tcPr>
+          <w:p>
+            <w:r>
+              <w:rPr>
+                <w:rFonts w:ascii="BIZ UDPゴシック" w:cs="BIZ UDPゴシック" w:eastAsia="BIZ UDPゴシック" w:hAnsi="BIZ UDPゴシック"/>
+                <w:b w:val="false"/>
+                <w:bCs w:val="false"/>
+                <w:color w:val="000000"/>
                 <w:sz w:val="18"/>
                 <w:szCs w:val="18"/>
               </w:rPr>
@@ -1255,17 +1338,21 @@
               <w:bottom w:val="single" w:color="CCCCCC" w:sz="4"/>
               <w:right w:val="single" w:color="CCCCCC" w:sz="4"/>
             </w:tcBorders>
-            <w:tcMar>
-              <w:top w:type="dxa" w:w="60"/>
-              <w:left w:type="dxa" w:w="120"/>
-              <w:bottom w:type="dxa" w:w="60"/>
-              <w:right w:type="dxa" w:w="120"/>
-            </w:tcMar>
-          </w:tcPr>
-          <w:p>
-            <w:r>
-              <w:rPr>
-                <w:rFonts w:ascii="BIZ UDPゴシック" w:cs="BIZ UDPゴシック" w:eastAsia="BIZ UDPゴシック" w:hAnsi="BIZ UDPゴシック"/>
+            <w:shd w:fill="FFFFFF" w:val="clear"/>
+            <w:tcMar>
+              <w:top w:type="dxa" w:w="60"/>
+              <w:left w:type="dxa" w:w="100"/>
+              <w:bottom w:type="dxa" w:w="60"/>
+              <w:right w:type="dxa" w:w="100"/>
+            </w:tcMar>
+          </w:tcPr>
+          <w:p>
+            <w:r>
+              <w:rPr>
+                <w:rFonts w:ascii="BIZ UDPゴシック" w:cs="BIZ UDPゴシック" w:eastAsia="BIZ UDPゴシック" w:hAnsi="BIZ UDPゴシック"/>
+                <w:b w:val="false"/>
+                <w:bCs w:val="false"/>
+                <w:color w:val="000000"/>
                 <w:sz w:val="18"/>
                 <w:szCs w:val="18"/>
               </w:rPr>
@@ -1287,17 +1374,21 @@
               <w:bottom w:val="single" w:color="CCCCCC" w:sz="4"/>
               <w:right w:val="single" w:color="CCCCCC" w:sz="4"/>
             </w:tcBorders>
-            <w:tcMar>
-              <w:top w:type="dxa" w:w="60"/>
-              <w:left w:type="dxa" w:w="120"/>
-              <w:bottom w:type="dxa" w:w="60"/>
-              <w:right w:type="dxa" w:w="120"/>
-            </w:tcMar>
-          </w:tcPr>
-          <w:p>
-            <w:r>
-              <w:rPr>
-                <w:rFonts w:ascii="BIZ UDPゴシック" w:cs="BIZ UDPゴシック" w:eastAsia="BIZ UDPゴシック" w:hAnsi="BIZ UDPゴシック"/>
+            <w:shd w:fill="FFFFFF" w:val="clear"/>
+            <w:tcMar>
+              <w:top w:type="dxa" w:w="60"/>
+              <w:left w:type="dxa" w:w="100"/>
+              <w:bottom w:type="dxa" w:w="60"/>
+              <w:right w:type="dxa" w:w="100"/>
+            </w:tcMar>
+          </w:tcPr>
+          <w:p>
+            <w:r>
+              <w:rPr>
+                <w:rFonts w:ascii="BIZ UDPゴシック" w:cs="BIZ UDPゴシック" w:eastAsia="BIZ UDPゴシック" w:hAnsi="BIZ UDPゴシック"/>
+                <w:b w:val="false"/>
+                <w:bCs w:val="false"/>
+                <w:color w:val="000000"/>
                 <w:sz w:val="18"/>
                 <w:szCs w:val="18"/>
               </w:rPr>
@@ -1314,17 +1405,21 @@
               <w:bottom w:val="single" w:color="CCCCCC" w:sz="4"/>
               <w:right w:val="single" w:color="CCCCCC" w:sz="4"/>
             </w:tcBorders>
-            <w:tcMar>
-              <w:top w:type="dxa" w:w="60"/>
-              <w:left w:type="dxa" w:w="120"/>
-              <w:bottom w:type="dxa" w:w="60"/>
-              <w:right w:type="dxa" w:w="120"/>
-            </w:tcMar>
-          </w:tcPr>
-          <w:p>
-            <w:r>
-              <w:rPr>
-                <w:rFonts w:ascii="BIZ UDPゴシック" w:cs="BIZ UDPゴシック" w:eastAsia="BIZ UDPゴシック" w:hAnsi="BIZ UDPゴシック"/>
+            <w:shd w:fill="FFFFFF" w:val="clear"/>
+            <w:tcMar>
+              <w:top w:type="dxa" w:w="60"/>
+              <w:left w:type="dxa" w:w="100"/>
+              <w:bottom w:type="dxa" w:w="60"/>
+              <w:right w:type="dxa" w:w="100"/>
+            </w:tcMar>
+          </w:tcPr>
+          <w:p>
+            <w:r>
+              <w:rPr>
+                <w:rFonts w:ascii="BIZ UDPゴシック" w:cs="BIZ UDPゴシック" w:eastAsia="BIZ UDPゴシック" w:hAnsi="BIZ UDPゴシック"/>
+                <w:b w:val="false"/>
+                <w:bCs w:val="false"/>
+                <w:color w:val="000000"/>
                 <w:sz w:val="18"/>
                 <w:szCs w:val="18"/>
               </w:rPr>
@@ -1341,17 +1436,21 @@
               <w:bottom w:val="single" w:color="CCCCCC" w:sz="4"/>
               <w:right w:val="single" w:color="CCCCCC" w:sz="4"/>
             </w:tcBorders>
-            <w:tcMar>
-              <w:top w:type="dxa" w:w="60"/>
-              <w:left w:type="dxa" w:w="120"/>
-              <w:bottom w:type="dxa" w:w="60"/>
-              <w:right w:type="dxa" w:w="120"/>
-            </w:tcMar>
-          </w:tcPr>
-          <w:p>
-            <w:r>
-              <w:rPr>
-                <w:rFonts w:ascii="BIZ UDPゴシック" w:cs="BIZ UDPゴシック" w:eastAsia="BIZ UDPゴシック" w:hAnsi="BIZ UDPゴシック"/>
+            <w:shd w:fill="FFFFFF" w:val="clear"/>
+            <w:tcMar>
+              <w:top w:type="dxa" w:w="60"/>
+              <w:left w:type="dxa" w:w="100"/>
+              <w:bottom w:type="dxa" w:w="60"/>
+              <w:right w:type="dxa" w:w="100"/>
+            </w:tcMar>
+          </w:tcPr>
+          <w:p>
+            <w:r>
+              <w:rPr>
+                <w:rFonts w:ascii="BIZ UDPゴシック" w:cs="BIZ UDPゴシック" w:eastAsia="BIZ UDPゴシック" w:hAnsi="BIZ UDPゴシック"/>
+                <w:b w:val="false"/>
+                <w:bCs w:val="false"/>
+                <w:color w:val="000000"/>
                 <w:sz w:val="18"/>
                 <w:szCs w:val="18"/>
               </w:rPr>
@@ -1373,17 +1472,21 @@
               <w:bottom w:val="single" w:color="CCCCCC" w:sz="4"/>
               <w:right w:val="single" w:color="CCCCCC" w:sz="4"/>
             </w:tcBorders>
-            <w:tcMar>
-              <w:top w:type="dxa" w:w="60"/>
-              <w:left w:type="dxa" w:w="120"/>
-              <w:bottom w:type="dxa" w:w="60"/>
-              <w:right w:type="dxa" w:w="120"/>
-            </w:tcMar>
-          </w:tcPr>
-          <w:p>
-            <w:r>
-              <w:rPr>
-                <w:rFonts w:ascii="BIZ UDPゴシック" w:cs="BIZ UDPゴシック" w:eastAsia="BIZ UDPゴシック" w:hAnsi="BIZ UDPゴシック"/>
+            <w:shd w:fill="FFFFFF" w:val="clear"/>
+            <w:tcMar>
+              <w:top w:type="dxa" w:w="60"/>
+              <w:left w:type="dxa" w:w="100"/>
+              <w:bottom w:type="dxa" w:w="60"/>
+              <w:right w:type="dxa" w:w="100"/>
+            </w:tcMar>
+          </w:tcPr>
+          <w:p>
+            <w:r>
+              <w:rPr>
+                <w:rFonts w:ascii="BIZ UDPゴシック" w:cs="BIZ UDPゴシック" w:eastAsia="BIZ UDPゴシック" w:hAnsi="BIZ UDPゴシック"/>
+                <w:b w:val="false"/>
+                <w:bCs w:val="false"/>
+                <w:color w:val="000000"/>
                 <w:sz w:val="18"/>
                 <w:szCs w:val="18"/>
               </w:rPr>
@@ -1400,17 +1503,21 @@
               <w:bottom w:val="single" w:color="CCCCCC" w:sz="4"/>
               <w:right w:val="single" w:color="CCCCCC" w:sz="4"/>
             </w:tcBorders>
-            <w:tcMar>
-              <w:top w:type="dxa" w:w="60"/>
-              <w:left w:type="dxa" w:w="120"/>
-              <w:bottom w:type="dxa" w:w="60"/>
-              <w:right w:type="dxa" w:w="120"/>
-            </w:tcMar>
-          </w:tcPr>
-          <w:p>
-            <w:r>
-              <w:rPr>
-                <w:rFonts w:ascii="BIZ UDPゴシック" w:cs="BIZ UDPゴシック" w:eastAsia="BIZ UDPゴシック" w:hAnsi="BIZ UDPゴシック"/>
+            <w:shd w:fill="FFFFFF" w:val="clear"/>
+            <w:tcMar>
+              <w:top w:type="dxa" w:w="60"/>
+              <w:left w:type="dxa" w:w="100"/>
+              <w:bottom w:type="dxa" w:w="60"/>
+              <w:right w:type="dxa" w:w="100"/>
+            </w:tcMar>
+          </w:tcPr>
+          <w:p>
+            <w:r>
+              <w:rPr>
+                <w:rFonts w:ascii="BIZ UDPゴシック" w:cs="BIZ UDPゴシック" w:eastAsia="BIZ UDPゴシック" w:hAnsi="BIZ UDPゴシック"/>
+                <w:b w:val="false"/>
+                <w:bCs w:val="false"/>
+                <w:color w:val="000000"/>
                 <w:sz w:val="18"/>
                 <w:szCs w:val="18"/>
               </w:rPr>
@@ -1427,17 +1534,21 @@
               <w:bottom w:val="single" w:color="CCCCCC" w:sz="4"/>
               <w:right w:val="single" w:color="CCCCCC" w:sz="4"/>
             </w:tcBorders>
-            <w:tcMar>
-              <w:top w:type="dxa" w:w="60"/>
-              <w:left w:type="dxa" w:w="120"/>
-              <w:bottom w:type="dxa" w:w="60"/>
-              <w:right w:type="dxa" w:w="120"/>
-            </w:tcMar>
-          </w:tcPr>
-          <w:p>
-            <w:r>
-              <w:rPr>
-                <w:rFonts w:ascii="BIZ UDPゴシック" w:cs="BIZ UDPゴシック" w:eastAsia="BIZ UDPゴシック" w:hAnsi="BIZ UDPゴシック"/>
+            <w:shd w:fill="FFFFFF" w:val="clear"/>
+            <w:tcMar>
+              <w:top w:type="dxa" w:w="60"/>
+              <w:left w:type="dxa" w:w="100"/>
+              <w:bottom w:type="dxa" w:w="60"/>
+              <w:right w:type="dxa" w:w="100"/>
+            </w:tcMar>
+          </w:tcPr>
+          <w:p>
+            <w:r>
+              <w:rPr>
+                <w:rFonts w:ascii="BIZ UDPゴシック" w:cs="BIZ UDPゴシック" w:eastAsia="BIZ UDPゴシック" w:hAnsi="BIZ UDPゴシック"/>
+                <w:b w:val="false"/>
+                <w:bCs w:val="false"/>
+                <w:color w:val="000000"/>
                 <w:sz w:val="18"/>
                 <w:szCs w:val="18"/>
               </w:rPr>
@@ -1459,17 +1570,21 @@
               <w:bottom w:val="single" w:color="CCCCCC" w:sz="4"/>
               <w:right w:val="single" w:color="CCCCCC" w:sz="4"/>
             </w:tcBorders>
-            <w:tcMar>
-              <w:top w:type="dxa" w:w="60"/>
-              <w:left w:type="dxa" w:w="120"/>
-              <w:bottom w:type="dxa" w:w="60"/>
-              <w:right w:type="dxa" w:w="120"/>
-            </w:tcMar>
-          </w:tcPr>
-          <w:p>
-            <w:r>
-              <w:rPr>
-                <w:rFonts w:ascii="BIZ UDPゴシック" w:cs="BIZ UDPゴシック" w:eastAsia="BIZ UDPゴシック" w:hAnsi="BIZ UDPゴシック"/>
+            <w:shd w:fill="FFFFFF" w:val="clear"/>
+            <w:tcMar>
+              <w:top w:type="dxa" w:w="60"/>
+              <w:left w:type="dxa" w:w="100"/>
+              <w:bottom w:type="dxa" w:w="60"/>
+              <w:right w:type="dxa" w:w="100"/>
+            </w:tcMar>
+          </w:tcPr>
+          <w:p>
+            <w:r>
+              <w:rPr>
+                <w:rFonts w:ascii="BIZ UDPゴシック" w:cs="BIZ UDPゴシック" w:eastAsia="BIZ UDPゴシック" w:hAnsi="BIZ UDPゴシック"/>
+                <w:b w:val="false"/>
+                <w:bCs w:val="false"/>
+                <w:color w:val="000000"/>
                 <w:sz w:val="18"/>
                 <w:szCs w:val="18"/>
               </w:rPr>
@@ -1486,17 +1601,21 @@
               <w:bottom w:val="single" w:color="CCCCCC" w:sz="4"/>
               <w:right w:val="single" w:color="CCCCCC" w:sz="4"/>
             </w:tcBorders>
-            <w:tcMar>
-              <w:top w:type="dxa" w:w="60"/>
-              <w:left w:type="dxa" w:w="120"/>
-              <w:bottom w:type="dxa" w:w="60"/>
-              <w:right w:type="dxa" w:w="120"/>
-            </w:tcMar>
-          </w:tcPr>
-          <w:p>
-            <w:r>
-              <w:rPr>
-                <w:rFonts w:ascii="BIZ UDPゴシック" w:cs="BIZ UDPゴシック" w:eastAsia="BIZ UDPゴシック" w:hAnsi="BIZ UDPゴシック"/>
+            <w:shd w:fill="FFFFFF" w:val="clear"/>
+            <w:tcMar>
+              <w:top w:type="dxa" w:w="60"/>
+              <w:left w:type="dxa" w:w="100"/>
+              <w:bottom w:type="dxa" w:w="60"/>
+              <w:right w:type="dxa" w:w="100"/>
+            </w:tcMar>
+          </w:tcPr>
+          <w:p>
+            <w:r>
+              <w:rPr>
+                <w:rFonts w:ascii="BIZ UDPゴシック" w:cs="BIZ UDPゴシック" w:eastAsia="BIZ UDPゴシック" w:hAnsi="BIZ UDPゴシック"/>
+                <w:b w:val="false"/>
+                <w:bCs w:val="false"/>
+                <w:color w:val="000000"/>
                 <w:sz w:val="18"/>
                 <w:szCs w:val="18"/>
               </w:rPr>
@@ -1513,21 +1632,25 @@
               <w:bottom w:val="single" w:color="CCCCCC" w:sz="4"/>
               <w:right w:val="single" w:color="CCCCCC" w:sz="4"/>
             </w:tcBorders>
-            <w:tcMar>
-              <w:top w:type="dxa" w:w="60"/>
-              <w:left w:type="dxa" w:w="120"/>
-              <w:bottom w:type="dxa" w:w="60"/>
-              <w:right w:type="dxa" w:w="120"/>
-            </w:tcMar>
-          </w:tcPr>
-          <w:p>
-            <w:r>
-              <w:rPr>
-                <w:rFonts w:ascii="BIZ UDPゴシック" w:cs="BIZ UDPゴシック" w:eastAsia="BIZ UDPゴシック" w:hAnsi="BIZ UDPゴシック"/>
-                <w:sz w:val="18"/>
-                <w:szCs w:val="18"/>
-              </w:rPr>
-              <w:t xml:space="preserve">約 +$20〜$30 / 月（約 3,200〜4,700 円 / 月）※スナップショット保存料</w:t>
+            <w:shd w:fill="FFFFFF" w:val="clear"/>
+            <w:tcMar>
+              <w:top w:type="dxa" w:w="60"/>
+              <w:left w:type="dxa" w:w="100"/>
+              <w:bottom w:type="dxa" w:w="60"/>
+              <w:right w:type="dxa" w:w="100"/>
+            </w:tcMar>
+          </w:tcPr>
+          <w:p>
+            <w:r>
+              <w:rPr>
+                <w:rFonts w:ascii="BIZ UDPゴシック" w:cs="BIZ UDPゴシック" w:eastAsia="BIZ UDPゴシック" w:hAnsi="BIZ UDPゴシック"/>
+                <w:b w:val="false"/>
+                <w:bCs w:val="false"/>
+                <w:color w:val="000000"/>
+                <w:sz w:val="18"/>
+                <w:szCs w:val="18"/>
+              </w:rPr>
+              <w:t xml:space="preserve">約 +$20〜$30 / 月（スナップショット保存料）</w:t>
             </w:r>
           </w:p>
         </w:tc>
@@ -1545,17 +1668,21 @@
               <w:bottom w:val="single" w:color="CCCCCC" w:sz="4"/>
               <w:right w:val="single" w:color="CCCCCC" w:sz="4"/>
             </w:tcBorders>
-            <w:tcMar>
-              <w:top w:type="dxa" w:w="60"/>
-              <w:left w:type="dxa" w:w="120"/>
-              <w:bottom w:type="dxa" w:w="60"/>
-              <w:right w:type="dxa" w:w="120"/>
-            </w:tcMar>
-          </w:tcPr>
-          <w:p>
-            <w:r>
-              <w:rPr>
-                <w:rFonts w:ascii="BIZ UDPゴシック" w:cs="BIZ UDPゴシック" w:eastAsia="BIZ UDPゴシック" w:hAnsi="BIZ UDPゴシック"/>
+            <w:shd w:fill="FFFFFF" w:val="clear"/>
+            <w:tcMar>
+              <w:top w:type="dxa" w:w="60"/>
+              <w:left w:type="dxa" w:w="100"/>
+              <w:bottom w:type="dxa" w:w="60"/>
+              <w:right w:type="dxa" w:w="100"/>
+            </w:tcMar>
+          </w:tcPr>
+          <w:p>
+            <w:r>
+              <w:rPr>
+                <w:rFonts w:ascii="BIZ UDPゴシック" w:cs="BIZ UDPゴシック" w:eastAsia="BIZ UDPゴシック" w:hAnsi="BIZ UDPゴシック"/>
+                <w:b w:val="false"/>
+                <w:bCs w:val="false"/>
+                <w:color w:val="000000"/>
                 <w:sz w:val="18"/>
                 <w:szCs w:val="18"/>
               </w:rPr>
@@ -1572,17 +1699,21 @@
               <w:bottom w:val="single" w:color="CCCCCC" w:sz="4"/>
               <w:right w:val="single" w:color="CCCCCC" w:sz="4"/>
             </w:tcBorders>
-            <w:tcMar>
-              <w:top w:type="dxa" w:w="60"/>
-              <w:left w:type="dxa" w:w="120"/>
-              <w:bottom w:type="dxa" w:w="60"/>
-              <w:right w:type="dxa" w:w="120"/>
-            </w:tcMar>
-          </w:tcPr>
-          <w:p>
-            <w:r>
-              <w:rPr>
-                <w:rFonts w:ascii="BIZ UDPゴシック" w:cs="BIZ UDPゴシック" w:eastAsia="BIZ UDPゴシック" w:hAnsi="BIZ UDPゴシック"/>
+            <w:shd w:fill="FFFFFF" w:val="clear"/>
+            <w:tcMar>
+              <w:top w:type="dxa" w:w="60"/>
+              <w:left w:type="dxa" w:w="100"/>
+              <w:bottom w:type="dxa" w:w="60"/>
+              <w:right w:type="dxa" w:w="100"/>
+            </w:tcMar>
+          </w:tcPr>
+          <w:p>
+            <w:r>
+              <w:rPr>
+                <w:rFonts w:ascii="BIZ UDPゴシック" w:cs="BIZ UDPゴシック" w:eastAsia="BIZ UDPゴシック" w:hAnsi="BIZ UDPゴシック"/>
+                <w:b w:val="false"/>
+                <w:bCs w:val="false"/>
+                <w:color w:val="000000"/>
                 <w:sz w:val="18"/>
                 <w:szCs w:val="18"/>
               </w:rPr>
@@ -1599,17 +1730,21 @@
               <w:bottom w:val="single" w:color="CCCCCC" w:sz="4"/>
               <w:right w:val="single" w:color="CCCCCC" w:sz="4"/>
             </w:tcBorders>
-            <w:tcMar>
-              <w:top w:type="dxa" w:w="60"/>
-              <w:left w:type="dxa" w:w="120"/>
-              <w:bottom w:type="dxa" w:w="60"/>
-              <w:right w:type="dxa" w:w="120"/>
-            </w:tcMar>
-          </w:tcPr>
-          <w:p>
-            <w:r>
-              <w:rPr>
-                <w:rFonts w:ascii="BIZ UDPゴシック" w:cs="BIZ UDPゴシック" w:eastAsia="BIZ UDPゴシック" w:hAnsi="BIZ UDPゴシック"/>
+            <w:shd w:fill="FFFFFF" w:val="clear"/>
+            <w:tcMar>
+              <w:top w:type="dxa" w:w="60"/>
+              <w:left w:type="dxa" w:w="100"/>
+              <w:bottom w:type="dxa" w:w="60"/>
+              <w:right w:type="dxa" w:w="100"/>
+            </w:tcMar>
+          </w:tcPr>
+          <w:p>
+            <w:r>
+              <w:rPr>
+                <w:rFonts w:ascii="BIZ UDPゴシック" w:cs="BIZ UDPゴシック" w:eastAsia="BIZ UDPゴシック" w:hAnsi="BIZ UDPゴシック"/>
+                <w:b w:val="false"/>
+                <w:bCs w:val="false"/>
+                <w:color w:val="000000"/>
                 <w:sz w:val="18"/>
                 <w:szCs w:val="18"/>
               </w:rPr>
@@ -1628,8 +1763,8 @@
           <w:rFonts w:ascii="BIZ UDPゴシック" w:cs="BIZ UDPゴシック" w:eastAsia="BIZ UDPゴシック" w:hAnsi="BIZ UDPゴシック"/>
           <w:b/>
           <w:bCs/>
-          <w:sz w:val="18"/>
-          <w:szCs w:val="18"/>
+          <w:sz w:val="24"/>
+          <w:szCs w:val="24"/>
         </w:rPr>
         <w:t xml:space="preserve">■ 実施判断チェックリスト</w:t>
       </w:r>
@@ -1648,8 +1783,8 @@
       </w:tblPr>
       <w:tblGrid>
         <w:gridCol w:w="567"/>
-        <w:gridCol w:w="6370"/>
-        <w:gridCol w:w="1567"/>
+        <w:gridCol w:w="6397"/>
+        <w:gridCol w:w="1540"/>
       </w:tblGrid>
       <w:tr>
         <w:trPr>
@@ -1667,9 +1802,9 @@
             <w:shd w:fill="F5F5F5" w:val="clear"/>
             <w:tcMar>
               <w:top w:type="dxa" w:w="60"/>
-              <w:left w:type="dxa" w:w="120"/>
-              <w:bottom w:type="dxa" w:w="60"/>
-              <w:right w:type="dxa" w:w="120"/>
+              <w:left w:type="dxa" w:w="100"/>
+              <w:bottom w:type="dxa" w:w="60"/>
+              <w:right w:type="dxa" w:w="100"/>
             </w:tcMar>
           </w:tcPr>
           <w:p>
@@ -1678,6 +1813,7 @@
                 <w:rFonts w:ascii="BIZ UDPゴシック" w:cs="BIZ UDPゴシック" w:eastAsia="BIZ UDPゴシック" w:hAnsi="BIZ UDPゴシック"/>
                 <w:b/>
                 <w:bCs/>
+                <w:color w:val="000000"/>
                 <w:sz w:val="18"/>
                 <w:szCs w:val="18"/>
               </w:rPr>
@@ -1687,7 +1823,7 @@
         </w:tc>
         <w:tc>
           <w:tcPr>
-            <w:tcW w:type="dxa" w:w="6370"/>
+            <w:tcW w:type="dxa" w:w="6397"/>
             <w:tcBorders>
               <w:top w:val="single" w:color="CCCCCC" w:sz="4"/>
               <w:left w:val="single" w:color="CCCCCC" w:sz="4"/>
@@ -1697,9 +1833,9 @@
             <w:shd w:fill="F5F5F5" w:val="clear"/>
             <w:tcMar>
               <w:top w:type="dxa" w:w="60"/>
-              <w:left w:type="dxa" w:w="120"/>
-              <w:bottom w:type="dxa" w:w="60"/>
-              <w:right w:type="dxa" w:w="120"/>
+              <w:left w:type="dxa" w:w="100"/>
+              <w:bottom w:type="dxa" w:w="60"/>
+              <w:right w:type="dxa" w:w="100"/>
             </w:tcMar>
           </w:tcPr>
           <w:p>
@@ -1708,6 +1844,7 @@
                 <w:rFonts w:ascii="BIZ UDPゴシック" w:cs="BIZ UDPゴシック" w:eastAsia="BIZ UDPゴシック" w:hAnsi="BIZ UDPゴシック"/>
                 <w:b/>
                 <w:bCs/>
+                <w:color w:val="000000"/>
                 <w:sz w:val="18"/>
                 <w:szCs w:val="18"/>
               </w:rPr>
@@ -1717,7 +1854,7 @@
         </w:tc>
         <w:tc>
           <w:tcPr>
-            <w:tcW w:type="dxa" w:w="1567"/>
+            <w:tcW w:type="dxa" w:w="1540"/>
             <w:tcBorders>
               <w:top w:val="single" w:color="CCCCCC" w:sz="4"/>
               <w:left w:val="single" w:color="CCCCCC" w:sz="4"/>
@@ -1727,9 +1864,9 @@
             <w:shd w:fill="F5F5F5" w:val="clear"/>
             <w:tcMar>
               <w:top w:type="dxa" w:w="60"/>
-              <w:left w:type="dxa" w:w="120"/>
-              <w:bottom w:type="dxa" w:w="60"/>
-              <w:right w:type="dxa" w:w="120"/>
+              <w:left w:type="dxa" w:w="100"/>
+              <w:bottom w:type="dxa" w:w="60"/>
+              <w:right w:type="dxa" w:w="100"/>
             </w:tcMar>
           </w:tcPr>
           <w:p>
@@ -1738,6 +1875,7 @@
                 <w:rFonts w:ascii="BIZ UDPゴシック" w:cs="BIZ UDPゴシック" w:eastAsia="BIZ UDPゴシック" w:hAnsi="BIZ UDPゴシック"/>
                 <w:b/>
                 <w:bCs/>
+                <w:color w:val="000000"/>
                 <w:sz w:val="18"/>
                 <w:szCs w:val="18"/>
               </w:rPr>
@@ -1759,17 +1897,21 @@
               <w:bottom w:val="single" w:color="CCCCCC" w:sz="4"/>
               <w:right w:val="single" w:color="CCCCCC" w:sz="4"/>
             </w:tcBorders>
-            <w:tcMar>
-              <w:top w:type="dxa" w:w="60"/>
-              <w:left w:type="dxa" w:w="120"/>
-              <w:bottom w:type="dxa" w:w="60"/>
-              <w:right w:type="dxa" w:w="120"/>
-            </w:tcMar>
-          </w:tcPr>
-          <w:p>
-            <w:r>
-              <w:rPr>
-                <w:rFonts w:ascii="BIZ UDPゴシック" w:cs="BIZ UDPゴシック" w:eastAsia="BIZ UDPゴシック" w:hAnsi="BIZ UDPゴシック"/>
+            <w:shd w:fill="FFFFFF" w:val="clear"/>
+            <w:tcMar>
+              <w:top w:type="dxa" w:w="60"/>
+              <w:left w:type="dxa" w:w="100"/>
+              <w:bottom w:type="dxa" w:w="60"/>
+              <w:right w:type="dxa" w:w="100"/>
+            </w:tcMar>
+          </w:tcPr>
+          <w:p>
+            <w:r>
+              <w:rPr>
+                <w:rFonts w:ascii="BIZ UDPゴシック" w:cs="BIZ UDPゴシック" w:eastAsia="BIZ UDPゴシック" w:hAnsi="BIZ UDPゴシック"/>
+                <w:b w:val="false"/>
+                <w:bCs w:val="false"/>
+                <w:color w:val="000000"/>
                 <w:sz w:val="18"/>
                 <w:szCs w:val="18"/>
               </w:rPr>
@@ -1779,24 +1921,28 @@
         </w:tc>
         <w:tc>
           <w:tcPr>
-            <w:tcW w:type="dxa" w:w="6370"/>
-            <w:tcBorders>
-              <w:top w:val="single" w:color="CCCCCC" w:sz="4"/>
-              <w:left w:val="single" w:color="CCCCCC" w:sz="4"/>
-              <w:bottom w:val="single" w:color="CCCCCC" w:sz="4"/>
-              <w:right w:val="single" w:color="CCCCCC" w:sz="4"/>
-            </w:tcBorders>
-            <w:tcMar>
-              <w:top w:type="dxa" w:w="60"/>
-              <w:left w:type="dxa" w:w="120"/>
-              <w:bottom w:type="dxa" w:w="60"/>
-              <w:right w:type="dxa" w:w="120"/>
-            </w:tcMar>
-          </w:tcPr>
-          <w:p>
-            <w:r>
-              <w:rPr>
-                <w:rFonts w:ascii="BIZ UDPゴシック" w:cs="BIZ UDPゴシック" w:eastAsia="BIZ UDPゴシック" w:hAnsi="BIZ UDPゴシック"/>
+            <w:tcW w:type="dxa" w:w="6397"/>
+            <w:tcBorders>
+              <w:top w:val="single" w:color="CCCCCC" w:sz="4"/>
+              <w:left w:val="single" w:color="CCCCCC" w:sz="4"/>
+              <w:bottom w:val="single" w:color="CCCCCC" w:sz="4"/>
+              <w:right w:val="single" w:color="CCCCCC" w:sz="4"/>
+            </w:tcBorders>
+            <w:shd w:fill="FFFFFF" w:val="clear"/>
+            <w:tcMar>
+              <w:top w:type="dxa" w:w="60"/>
+              <w:left w:type="dxa" w:w="100"/>
+              <w:bottom w:type="dxa" w:w="60"/>
+              <w:right w:type="dxa" w:w="100"/>
+            </w:tcMar>
+          </w:tcPr>
+          <w:p>
+            <w:r>
+              <w:rPr>
+                <w:rFonts w:ascii="BIZ UDPゴシック" w:cs="BIZ UDPゴシック" w:eastAsia="BIZ UDPゴシック" w:hAnsi="BIZ UDPゴシック"/>
+                <w:b w:val="false"/>
+                <w:bCs w:val="false"/>
+                <w:color w:val="000000"/>
                 <w:sz w:val="18"/>
                 <w:szCs w:val="18"/>
               </w:rPr>
@@ -1806,24 +1952,28 @@
         </w:tc>
         <w:tc>
           <w:tcPr>
-            <w:tcW w:type="dxa" w:w="1567"/>
-            <w:tcBorders>
-              <w:top w:val="single" w:color="CCCCCC" w:sz="4"/>
-              <w:left w:val="single" w:color="CCCCCC" w:sz="4"/>
-              <w:bottom w:val="single" w:color="CCCCCC" w:sz="4"/>
-              <w:right w:val="single" w:color="CCCCCC" w:sz="4"/>
-            </w:tcBorders>
-            <w:tcMar>
-              <w:top w:type="dxa" w:w="60"/>
-              <w:left w:type="dxa" w:w="120"/>
-              <w:bottom w:type="dxa" w:w="60"/>
-              <w:right w:type="dxa" w:w="120"/>
-            </w:tcMar>
-          </w:tcPr>
-          <w:p>
-            <w:r>
-              <w:rPr>
-                <w:rFonts w:ascii="BIZ UDPゴシック" w:cs="BIZ UDPゴシック" w:eastAsia="BIZ UDPゴシック" w:hAnsi="BIZ UDPゴシック"/>
+            <w:tcW w:type="dxa" w:w="1540"/>
+            <w:tcBorders>
+              <w:top w:val="single" w:color="CCCCCC" w:sz="4"/>
+              <w:left w:val="single" w:color="CCCCCC" w:sz="4"/>
+              <w:bottom w:val="single" w:color="CCCCCC" w:sz="4"/>
+              <w:right w:val="single" w:color="CCCCCC" w:sz="4"/>
+            </w:tcBorders>
+            <w:shd w:fill="FFFFFF" w:val="clear"/>
+            <w:tcMar>
+              <w:top w:type="dxa" w:w="60"/>
+              <w:left w:type="dxa" w:w="100"/>
+              <w:bottom w:type="dxa" w:w="60"/>
+              <w:right w:type="dxa" w:w="100"/>
+            </w:tcMar>
+          </w:tcPr>
+          <w:p>
+            <w:r>
+              <w:rPr>
+                <w:rFonts w:ascii="BIZ UDPゴシック" w:cs="BIZ UDPゴシック" w:eastAsia="BIZ UDPゴシック" w:hAnsi="BIZ UDPゴシック"/>
+                <w:b w:val="false"/>
+                <w:bCs w:val="false"/>
+                <w:color w:val="000000"/>
                 <w:sz w:val="18"/>
                 <w:szCs w:val="18"/>
               </w:rPr>
@@ -1845,17 +1995,21 @@
               <w:bottom w:val="single" w:color="CCCCCC" w:sz="4"/>
               <w:right w:val="single" w:color="CCCCCC" w:sz="4"/>
             </w:tcBorders>
-            <w:tcMar>
-              <w:top w:type="dxa" w:w="60"/>
-              <w:left w:type="dxa" w:w="120"/>
-              <w:bottom w:type="dxa" w:w="60"/>
-              <w:right w:type="dxa" w:w="120"/>
-            </w:tcMar>
-          </w:tcPr>
-          <w:p>
-            <w:r>
-              <w:rPr>
-                <w:rFonts w:ascii="BIZ UDPゴシック" w:cs="BIZ UDPゴシック" w:eastAsia="BIZ UDPゴシック" w:hAnsi="BIZ UDPゴシック"/>
+            <w:shd w:fill="FFFFFF" w:val="clear"/>
+            <w:tcMar>
+              <w:top w:type="dxa" w:w="60"/>
+              <w:left w:type="dxa" w:w="100"/>
+              <w:bottom w:type="dxa" w:w="60"/>
+              <w:right w:type="dxa" w:w="100"/>
+            </w:tcMar>
+          </w:tcPr>
+          <w:p>
+            <w:r>
+              <w:rPr>
+                <w:rFonts w:ascii="BIZ UDPゴシック" w:cs="BIZ UDPゴシック" w:eastAsia="BIZ UDPゴシック" w:hAnsi="BIZ UDPゴシック"/>
+                <w:b w:val="false"/>
+                <w:bCs w:val="false"/>
+                <w:color w:val="000000"/>
                 <w:sz w:val="18"/>
                 <w:szCs w:val="18"/>
               </w:rPr>
@@ -1865,51 +2019,59 @@
         </w:tc>
         <w:tc>
           <w:tcPr>
-            <w:tcW w:type="dxa" w:w="6370"/>
-            <w:tcBorders>
-              <w:top w:val="single" w:color="CCCCCC" w:sz="4"/>
-              <w:left w:val="single" w:color="CCCCCC" w:sz="4"/>
-              <w:bottom w:val="single" w:color="CCCCCC" w:sz="4"/>
-              <w:right w:val="single" w:color="CCCCCC" w:sz="4"/>
-            </w:tcBorders>
-            <w:tcMar>
-              <w:top w:type="dxa" w:w="60"/>
-              <w:left w:type="dxa" w:w="120"/>
-              <w:bottom w:type="dxa" w:w="60"/>
-              <w:right w:type="dxa" w:w="120"/>
-            </w:tcMar>
-          </w:tcPr>
-          <w:p>
-            <w:r>
-              <w:rPr>
-                <w:rFonts w:ascii="BIZ UDPゴシック" w:cs="BIZ UDPゴシック" w:eastAsia="BIZ UDPゴシック" w:hAnsi="BIZ UDPゴシック"/>
-                <w:sz w:val="18"/>
-                <w:szCs w:val="18"/>
-              </w:rPr>
-              <w:t xml:space="preserve">月額コストが約 +$20〜$30（約 3,200〜4,700 円）増加することに同意する</w:t>
-            </w:r>
-          </w:p>
-        </w:tc>
-        <w:tc>
-          <w:tcPr>
-            <w:tcW w:type="dxa" w:w="1567"/>
-            <w:tcBorders>
-              <w:top w:val="single" w:color="CCCCCC" w:sz="4"/>
-              <w:left w:val="single" w:color="CCCCCC" w:sz="4"/>
-              <w:bottom w:val="single" w:color="CCCCCC" w:sz="4"/>
-              <w:right w:val="single" w:color="CCCCCC" w:sz="4"/>
-            </w:tcBorders>
-            <w:tcMar>
-              <w:top w:type="dxa" w:w="60"/>
-              <w:left w:type="dxa" w:w="120"/>
-              <w:bottom w:type="dxa" w:w="60"/>
-              <w:right w:type="dxa" w:w="120"/>
-            </w:tcMar>
-          </w:tcPr>
-          <w:p>
-            <w:r>
-              <w:rPr>
-                <w:rFonts w:ascii="BIZ UDPゴシック" w:cs="BIZ UDPゴシック" w:eastAsia="BIZ UDPゴシック" w:hAnsi="BIZ UDPゴシック"/>
+            <w:tcW w:type="dxa" w:w="6397"/>
+            <w:tcBorders>
+              <w:top w:val="single" w:color="CCCCCC" w:sz="4"/>
+              <w:left w:val="single" w:color="CCCCCC" w:sz="4"/>
+              <w:bottom w:val="single" w:color="CCCCCC" w:sz="4"/>
+              <w:right w:val="single" w:color="CCCCCC" w:sz="4"/>
+            </w:tcBorders>
+            <w:shd w:fill="FFFFFF" w:val="clear"/>
+            <w:tcMar>
+              <w:top w:type="dxa" w:w="60"/>
+              <w:left w:type="dxa" w:w="100"/>
+              <w:bottom w:type="dxa" w:w="60"/>
+              <w:right w:type="dxa" w:w="100"/>
+            </w:tcMar>
+          </w:tcPr>
+          <w:p>
+            <w:r>
+              <w:rPr>
+                <w:rFonts w:ascii="BIZ UDPゴシック" w:cs="BIZ UDPゴシック" w:eastAsia="BIZ UDPゴシック" w:hAnsi="BIZ UDPゴシック"/>
+                <w:b w:val="false"/>
+                <w:bCs w:val="false"/>
+                <w:color w:val="000000"/>
+                <w:sz w:val="18"/>
+                <w:szCs w:val="18"/>
+              </w:rPr>
+              <w:t xml:space="preserve">月額コストが約 +$20〜$30（約3,200〜4,700円）増加することに同意する</w:t>
+            </w:r>
+          </w:p>
+        </w:tc>
+        <w:tc>
+          <w:tcPr>
+            <w:tcW w:type="dxa" w:w="1540"/>
+            <w:tcBorders>
+              <w:top w:val="single" w:color="CCCCCC" w:sz="4"/>
+              <w:left w:val="single" w:color="CCCCCC" w:sz="4"/>
+              <w:bottom w:val="single" w:color="CCCCCC" w:sz="4"/>
+              <w:right w:val="single" w:color="CCCCCC" w:sz="4"/>
+            </w:tcBorders>
+            <w:shd w:fill="FFFFFF" w:val="clear"/>
+            <w:tcMar>
+              <w:top w:type="dxa" w:w="60"/>
+              <w:left w:type="dxa" w:w="100"/>
+              <w:bottom w:type="dxa" w:w="60"/>
+              <w:right w:type="dxa" w:w="100"/>
+            </w:tcMar>
+          </w:tcPr>
+          <w:p>
+            <w:r>
+              <w:rPr>
+                <w:rFonts w:ascii="BIZ UDPゴシック" w:cs="BIZ UDPゴシック" w:eastAsia="BIZ UDPゴシック" w:hAnsi="BIZ UDPゴシック"/>
+                <w:b w:val="false"/>
+                <w:bCs w:val="false"/>
+                <w:color w:val="000000"/>
                 <w:sz w:val="18"/>
                 <w:szCs w:val="18"/>
               </w:rPr>
@@ -1931,17 +2093,21 @@
               <w:bottom w:val="single" w:color="CCCCCC" w:sz="4"/>
               <w:right w:val="single" w:color="CCCCCC" w:sz="4"/>
             </w:tcBorders>
-            <w:tcMar>
-              <w:top w:type="dxa" w:w="60"/>
-              <w:left w:type="dxa" w:w="120"/>
-              <w:bottom w:type="dxa" w:w="60"/>
-              <w:right w:type="dxa" w:w="120"/>
-            </w:tcMar>
-          </w:tcPr>
-          <w:p>
-            <w:r>
-              <w:rPr>
-                <w:rFonts w:ascii="BIZ UDPゴシック" w:cs="BIZ UDPゴシック" w:eastAsia="BIZ UDPゴシック" w:hAnsi="BIZ UDPゴシック"/>
+            <w:shd w:fill="FFFFFF" w:val="clear"/>
+            <w:tcMar>
+              <w:top w:type="dxa" w:w="60"/>
+              <w:left w:type="dxa" w:w="100"/>
+              <w:bottom w:type="dxa" w:w="60"/>
+              <w:right w:type="dxa" w:w="100"/>
+            </w:tcMar>
+          </w:tcPr>
+          <w:p>
+            <w:r>
+              <w:rPr>
+                <w:rFonts w:ascii="BIZ UDPゴシック" w:cs="BIZ UDPゴシック" w:eastAsia="BIZ UDPゴシック" w:hAnsi="BIZ UDPゴシック"/>
+                <w:b w:val="false"/>
+                <w:bCs w:val="false"/>
+                <w:color w:val="000000"/>
                 <w:sz w:val="18"/>
                 <w:szCs w:val="18"/>
               </w:rPr>
@@ -1951,51 +2117,59 @@
         </w:tc>
         <w:tc>
           <w:tcPr>
-            <w:tcW w:type="dxa" w:w="6370"/>
-            <w:tcBorders>
-              <w:top w:val="single" w:color="CCCCCC" w:sz="4"/>
-              <w:left w:val="single" w:color="CCCCCC" w:sz="4"/>
-              <w:bottom w:val="single" w:color="CCCCCC" w:sz="4"/>
-              <w:right w:val="single" w:color="CCCCCC" w:sz="4"/>
-            </w:tcBorders>
-            <w:tcMar>
-              <w:top w:type="dxa" w:w="60"/>
-              <w:left w:type="dxa" w:w="120"/>
-              <w:bottom w:type="dxa" w:w="60"/>
-              <w:right w:type="dxa" w:w="120"/>
-            </w:tcMar>
-          </w:tcPr>
-          <w:p>
-            <w:r>
-              <w:rPr>
-                <w:rFonts w:ascii="BIZ UDPゴシック" w:cs="BIZ UDPゴシック" w:eastAsia="BIZ UDPゴシック" w:hAnsi="BIZ UDPゴシック"/>
-                <w:sz w:val="18"/>
-                <w:szCs w:val="18"/>
-              </w:rPr>
-              <w:t xml:space="preserve">バックアップ保持期間を「毎時2日間 ＋ 日次7日間」に変更することを承認する</w:t>
-            </w:r>
-          </w:p>
-        </w:tc>
-        <w:tc>
-          <w:tcPr>
-            <w:tcW w:type="dxa" w:w="1567"/>
-            <w:tcBorders>
-              <w:top w:val="single" w:color="CCCCCC" w:sz="4"/>
-              <w:left w:val="single" w:color="CCCCCC" w:sz="4"/>
-              <w:bottom w:val="single" w:color="CCCCCC" w:sz="4"/>
-              <w:right w:val="single" w:color="CCCCCC" w:sz="4"/>
-            </w:tcBorders>
-            <w:tcMar>
-              <w:top w:type="dxa" w:w="60"/>
-              <w:left w:type="dxa" w:w="120"/>
-              <w:bottom w:type="dxa" w:w="60"/>
-              <w:right w:type="dxa" w:w="120"/>
-            </w:tcMar>
-          </w:tcPr>
-          <w:p>
-            <w:r>
-              <w:rPr>
-                <w:rFonts w:ascii="BIZ UDPゴシック" w:cs="BIZ UDPゴシック" w:eastAsia="BIZ UDPゴシック" w:hAnsi="BIZ UDPゴシック"/>
+            <w:tcW w:type="dxa" w:w="6397"/>
+            <w:tcBorders>
+              <w:top w:val="single" w:color="CCCCCC" w:sz="4"/>
+              <w:left w:val="single" w:color="CCCCCC" w:sz="4"/>
+              <w:bottom w:val="single" w:color="CCCCCC" w:sz="4"/>
+              <w:right w:val="single" w:color="CCCCCC" w:sz="4"/>
+            </w:tcBorders>
+            <w:shd w:fill="FFFFFF" w:val="clear"/>
+            <w:tcMar>
+              <w:top w:type="dxa" w:w="60"/>
+              <w:left w:type="dxa" w:w="100"/>
+              <w:bottom w:type="dxa" w:w="60"/>
+              <w:right w:type="dxa" w:w="100"/>
+            </w:tcMar>
+          </w:tcPr>
+          <w:p>
+            <w:r>
+              <w:rPr>
+                <w:rFonts w:ascii="BIZ UDPゴシック" w:cs="BIZ UDPゴシック" w:eastAsia="BIZ UDPゴシック" w:hAnsi="BIZ UDPゴシック"/>
+                <w:b w:val="false"/>
+                <w:bCs w:val="false"/>
+                <w:color w:val="000000"/>
+                <w:sz w:val="18"/>
+                <w:szCs w:val="18"/>
+              </w:rPr>
+              <w:t xml:space="preserve">バックアップ保持期間を「毎時2日間＋日次7日間」に変更することを承認する</w:t>
+            </w:r>
+          </w:p>
+        </w:tc>
+        <w:tc>
+          <w:tcPr>
+            <w:tcW w:type="dxa" w:w="1540"/>
+            <w:tcBorders>
+              <w:top w:val="single" w:color="CCCCCC" w:sz="4"/>
+              <w:left w:val="single" w:color="CCCCCC" w:sz="4"/>
+              <w:bottom w:val="single" w:color="CCCCCC" w:sz="4"/>
+              <w:right w:val="single" w:color="CCCCCC" w:sz="4"/>
+            </w:tcBorders>
+            <w:shd w:fill="FFFFFF" w:val="clear"/>
+            <w:tcMar>
+              <w:top w:type="dxa" w:w="60"/>
+              <w:left w:type="dxa" w:w="100"/>
+              <w:bottom w:type="dxa" w:w="60"/>
+              <w:right w:type="dxa" w:w="100"/>
+            </w:tcMar>
+          </w:tcPr>
+          <w:p>
+            <w:r>
+              <w:rPr>
+                <w:rFonts w:ascii="BIZ UDPゴシック" w:cs="BIZ UDPゴシック" w:eastAsia="BIZ UDPゴシック" w:hAnsi="BIZ UDPゴシック"/>
+                <w:b w:val="false"/>
+                <w:bCs w:val="false"/>
+                <w:color w:val="000000"/>
                 <w:sz w:val="18"/>
                 <w:szCs w:val="18"/>
               </w:rPr>
@@ -2006,13 +2180,16 @@
       </w:tr>
     </w:tbl>
     <w:p>
+      <w:pPr>
+        <w:spacing w:before="60" w:after="60"/>
+      </w:pPr>
       <w:r>
         <w:rPr>
           <w:rFonts w:ascii="BIZ UDPゴシック" w:cs="BIZ UDPゴシック" w:eastAsia="BIZ UDPゴシック" w:hAnsi="BIZ UDPゴシック"/>
           <w:sz w:val="18"/>
           <w:szCs w:val="18"/>
         </w:rPr>
-        <w:t xml:space="preserve">※ 確認結果欄に記入・署名のうえ、LUVINA 担当者（Thanh Nguyên）へご返送ください。承認確認後に実施作業を開始します。</w:t>
+        <w:t xml:space="preserve">※ 確認結果欄に記入・署名のうえ、LUVINA 担当者（Thanh Nguyên）へご返送ください。</w:t>
       </w:r>
     </w:p>
     <w:p>
@@ -2024,13 +2201,16 @@
           <w:rFonts w:ascii="BIZ UDPゴシック" w:cs="BIZ UDPゴシック" w:eastAsia="BIZ UDPゴシック" w:hAnsi="BIZ UDPゴシック"/>
           <w:b/>
           <w:bCs/>
-          <w:sz w:val="24"/>
-          <w:szCs w:val="24"/>
+          <w:sz w:val="32"/>
+          <w:szCs w:val="32"/>
         </w:rPr>
         <w:t xml:space="preserve">1. 概要・背景</w:t>
       </w:r>
     </w:p>
     <w:p>
+      <w:pPr>
+        <w:spacing w:before="60" w:after="60"/>
+      </w:pPr>
       <w:r>
         <w:rPr>
           <w:rFonts w:ascii="BIZ UDPゴシック" w:cs="BIZ UDPゴシック" w:eastAsia="BIZ UDPゴシック" w:hAnsi="BIZ UDPゴシック"/>
@@ -2042,7 +2222,7 @@
     </w:p>
     <w:p>
       <w:pPr>
-        <w:pStyle w:val="Heading1"/>
+        <w:pStyle w:val="Heading2"/>
       </w:pPr>
       <w:r>
         <w:rPr>
@@ -2051,6 +2231,681 @@
           <w:bCs/>
           <w:sz w:val="24"/>
           <w:szCs w:val="24"/>
+        </w:rPr>
+        <w:t xml:space="preserve">■ 改修一覧</w:t>
+      </w:r>
+    </w:p>
+    <w:tbl>
+      <w:tblPr>
+        <w:tblW w:type="dxa" w:w="8504"/>
+        <w:tblBorders>
+          <w:top w:val="single" w:color="auto" w:sz="4"/>
+          <w:left w:val="single" w:color="auto" w:sz="4"/>
+          <w:bottom w:val="single" w:color="auto" w:sz="4"/>
+          <w:right w:val="single" w:color="auto" w:sz="4"/>
+          <w:insideH w:val="single" w:color="auto" w:sz="4"/>
+          <w:insideV w:val="single" w:color="auto" w:sz="4"/>
+        </w:tblBorders>
+      </w:tblPr>
+      <w:tblGrid>
+        <w:gridCol w:w="850"/>
+        <w:gridCol w:w="2362"/>
+        <w:gridCol w:w="3401"/>
+        <w:gridCol w:w="946"/>
+        <w:gridCol w:w="945"/>
+      </w:tblGrid>
+      <w:tr>
+        <w:trPr>
+          <w:cantSplit/>
+        </w:trPr>
+        <w:tc>
+          <w:tcPr>
+            <w:tcW w:type="dxa" w:w="850"/>
+            <w:tcBorders>
+              <w:top w:val="single" w:color="CCCCCC" w:sz="4"/>
+              <w:left w:val="single" w:color="CCCCCC" w:sz="4"/>
+              <w:bottom w:val="single" w:color="CCCCCC" w:sz="4"/>
+              <w:right w:val="single" w:color="CCCCCC" w:sz="4"/>
+            </w:tcBorders>
+            <w:shd w:fill="F5F5F5" w:val="clear"/>
+            <w:tcMar>
+              <w:top w:type="dxa" w:w="60"/>
+              <w:left w:type="dxa" w:w="100"/>
+              <w:bottom w:type="dxa" w:w="60"/>
+              <w:right w:type="dxa" w:w="100"/>
+            </w:tcMar>
+          </w:tcPr>
+          <w:p>
+            <w:r>
+              <w:rPr>
+                <w:rFonts w:ascii="BIZ UDPゴシック" w:cs="BIZ UDPゴシック" w:eastAsia="BIZ UDPゴシック" w:hAnsi="BIZ UDPゴシック"/>
+                <w:b/>
+                <w:bCs/>
+                <w:color w:val="000000"/>
+                <w:sz w:val="18"/>
+                <w:szCs w:val="18"/>
+              </w:rPr>
+              <w:t xml:space="preserve">No.</w:t>
+            </w:r>
+          </w:p>
+        </w:tc>
+        <w:tc>
+          <w:tcPr>
+            <w:tcW w:type="dxa" w:w="2362"/>
+            <w:tcBorders>
+              <w:top w:val="single" w:color="CCCCCC" w:sz="4"/>
+              <w:left w:val="single" w:color="CCCCCC" w:sz="4"/>
+              <w:bottom w:val="single" w:color="CCCCCC" w:sz="4"/>
+              <w:right w:val="single" w:color="CCCCCC" w:sz="4"/>
+            </w:tcBorders>
+            <w:shd w:fill="F5F5F5" w:val="clear"/>
+            <w:tcMar>
+              <w:top w:type="dxa" w:w="60"/>
+              <w:left w:type="dxa" w:w="100"/>
+              <w:bottom w:type="dxa" w:w="60"/>
+              <w:right w:type="dxa" w:w="100"/>
+            </w:tcMar>
+          </w:tcPr>
+          <w:p>
+            <w:r>
+              <w:rPr>
+                <w:rFonts w:ascii="BIZ UDPゴシック" w:cs="BIZ UDPゴシック" w:eastAsia="BIZ UDPゴシック" w:hAnsi="BIZ UDPゴシック"/>
+                <w:b/>
+                <w:bCs/>
+                <w:color w:val="000000"/>
+                <w:sz w:val="18"/>
+                <w:szCs w:val="18"/>
+              </w:rPr>
+              <w:t xml:space="preserve">改修タイトル</w:t>
+            </w:r>
+          </w:p>
+        </w:tc>
+        <w:tc>
+          <w:tcPr>
+            <w:tcW w:type="dxa" w:w="3401"/>
+            <w:tcBorders>
+              <w:top w:val="single" w:color="CCCCCC" w:sz="4"/>
+              <w:left w:val="single" w:color="CCCCCC" w:sz="4"/>
+              <w:bottom w:val="single" w:color="CCCCCC" w:sz="4"/>
+              <w:right w:val="single" w:color="CCCCCC" w:sz="4"/>
+            </w:tcBorders>
+            <w:shd w:fill="F5F5F5" w:val="clear"/>
+            <w:tcMar>
+              <w:top w:type="dxa" w:w="60"/>
+              <w:left w:type="dxa" w:w="100"/>
+              <w:bottom w:type="dxa" w:w="60"/>
+              <w:right w:type="dxa" w:w="100"/>
+            </w:tcMar>
+          </w:tcPr>
+          <w:p>
+            <w:r>
+              <w:rPr>
+                <w:rFonts w:ascii="BIZ UDPゴシック" w:cs="BIZ UDPゴシック" w:eastAsia="BIZ UDPゴシック" w:hAnsi="BIZ UDPゴシック"/>
+                <w:b/>
+                <w:bCs/>
+                <w:color w:val="000000"/>
+                <w:sz w:val="18"/>
+                <w:szCs w:val="18"/>
+              </w:rPr>
+              <w:t xml:space="preserve">概要</w:t>
+            </w:r>
+          </w:p>
+        </w:tc>
+        <w:tc>
+          <w:tcPr>
+            <w:tcW w:type="dxa" w:w="946"/>
+            <w:tcBorders>
+              <w:top w:val="single" w:color="CCCCCC" w:sz="4"/>
+              <w:left w:val="single" w:color="CCCCCC" w:sz="4"/>
+              <w:bottom w:val="single" w:color="CCCCCC" w:sz="4"/>
+              <w:right w:val="single" w:color="CCCCCC" w:sz="4"/>
+            </w:tcBorders>
+            <w:shd w:fill="F5F5F5" w:val="clear"/>
+            <w:tcMar>
+              <w:top w:type="dxa" w:w="60"/>
+              <w:left w:type="dxa" w:w="100"/>
+              <w:bottom w:type="dxa" w:w="60"/>
+              <w:right w:type="dxa" w:w="100"/>
+            </w:tcMar>
+          </w:tcPr>
+          <w:p>
+            <w:r>
+              <w:rPr>
+                <w:rFonts w:ascii="BIZ UDPゴシック" w:cs="BIZ UDPゴシック" w:eastAsia="BIZ UDPゴシック" w:hAnsi="BIZ UDPゴシック"/>
+                <w:b/>
+                <w:bCs/>
+                <w:color w:val="000000"/>
+                <w:sz w:val="18"/>
+                <w:szCs w:val="18"/>
+              </w:rPr>
+              <w:t xml:space="preserve">工数</w:t>
+            </w:r>
+          </w:p>
+        </w:tc>
+        <w:tc>
+          <w:tcPr>
+            <w:tcW w:type="dxa" w:w="945"/>
+            <w:tcBorders>
+              <w:top w:val="single" w:color="CCCCCC" w:sz="4"/>
+              <w:left w:val="single" w:color="CCCCCC" w:sz="4"/>
+              <w:bottom w:val="single" w:color="CCCCCC" w:sz="4"/>
+              <w:right w:val="single" w:color="CCCCCC" w:sz="4"/>
+            </w:tcBorders>
+            <w:shd w:fill="F5F5F5" w:val="clear"/>
+            <w:tcMar>
+              <w:top w:type="dxa" w:w="60"/>
+              <w:left w:type="dxa" w:w="100"/>
+              <w:bottom w:type="dxa" w:w="60"/>
+              <w:right w:type="dxa" w:w="100"/>
+            </w:tcMar>
+          </w:tcPr>
+          <w:p>
+            <w:r>
+              <w:rPr>
+                <w:rFonts w:ascii="BIZ UDPゴシック" w:cs="BIZ UDPゴシック" w:eastAsia="BIZ UDPゴシック" w:hAnsi="BIZ UDPゴシック"/>
+                <w:b/>
+                <w:bCs/>
+                <w:color w:val="000000"/>
+                <w:sz w:val="18"/>
+                <w:szCs w:val="18"/>
+              </w:rPr>
+              <w:t xml:space="preserve">リスク</w:t>
+            </w:r>
+          </w:p>
+        </w:tc>
+      </w:tr>
+      <w:tr>
+        <w:trPr>
+          <w:cantSplit/>
+        </w:trPr>
+        <w:tc>
+          <w:tcPr>
+            <w:tcW w:type="dxa" w:w="850"/>
+            <w:tcBorders>
+              <w:top w:val="single" w:color="CCCCCC" w:sz="4"/>
+              <w:left w:val="single" w:color="CCCCCC" w:sz="4"/>
+              <w:bottom w:val="single" w:color="CCCCCC" w:sz="4"/>
+              <w:right w:val="single" w:color="CCCCCC" w:sz="4"/>
+            </w:tcBorders>
+            <w:shd w:fill="FFFFFF" w:val="clear"/>
+            <w:tcMar>
+              <w:top w:type="dxa" w:w="60"/>
+              <w:left w:type="dxa" w:w="100"/>
+              <w:bottom w:type="dxa" w:w="60"/>
+              <w:right w:type="dxa" w:w="100"/>
+            </w:tcMar>
+          </w:tcPr>
+          <w:p>
+            <w:r>
+              <w:rPr>
+                <w:rFonts w:ascii="BIZ UDPゴシック" w:cs="BIZ UDPゴシック" w:eastAsia="BIZ UDPゴシック" w:hAnsi="BIZ UDPゴシック"/>
+                <w:b w:val="false"/>
+                <w:bCs w:val="false"/>
+                <w:color w:val="000000"/>
+                <w:sz w:val="18"/>
+                <w:szCs w:val="18"/>
+              </w:rPr>
+              <w:t xml:space="preserve">1</w:t>
+            </w:r>
+          </w:p>
+        </w:tc>
+        <w:tc>
+          <w:tcPr>
+            <w:tcW w:type="dxa" w:w="2362"/>
+            <w:tcBorders>
+              <w:top w:val="single" w:color="CCCCCC" w:sz="4"/>
+              <w:left w:val="single" w:color="CCCCCC" w:sz="4"/>
+              <w:bottom w:val="single" w:color="CCCCCC" w:sz="4"/>
+              <w:right w:val="single" w:color="CCCCCC" w:sz="4"/>
+            </w:tcBorders>
+            <w:shd w:fill="FFFFFF" w:val="clear"/>
+            <w:tcMar>
+              <w:top w:type="dxa" w:w="60"/>
+              <w:left w:type="dxa" w:w="100"/>
+              <w:bottom w:type="dxa" w:w="60"/>
+              <w:right w:type="dxa" w:w="100"/>
+            </w:tcMar>
+          </w:tcPr>
+          <w:p>
+            <w:r>
+              <w:rPr>
+                <w:rFonts w:ascii="BIZ UDPゴシック" w:cs="BIZ UDPゴシック" w:eastAsia="BIZ UDPゴシック" w:hAnsi="BIZ UDPゴシック"/>
+                <w:b w:val="false"/>
+                <w:bCs w:val="false"/>
+                <w:color w:val="000000"/>
+                <w:sz w:val="18"/>
+                <w:szCs w:val="18"/>
+              </w:rPr>
+              <w:t xml:space="preserve">AWS Backup プラン①（毎時）作成</w:t>
+            </w:r>
+          </w:p>
+        </w:tc>
+        <w:tc>
+          <w:tcPr>
+            <w:tcW w:type="dxa" w:w="3401"/>
+            <w:tcBorders>
+              <w:top w:val="single" w:color="CCCCCC" w:sz="4"/>
+              <w:left w:val="single" w:color="CCCCCC" w:sz="4"/>
+              <w:bottom w:val="single" w:color="CCCCCC" w:sz="4"/>
+              <w:right w:val="single" w:color="CCCCCC" w:sz="4"/>
+            </w:tcBorders>
+            <w:shd w:fill="FFFFFF" w:val="clear"/>
+            <w:tcMar>
+              <w:top w:type="dxa" w:w="60"/>
+              <w:left w:type="dxa" w:w="100"/>
+              <w:bottom w:type="dxa" w:w="60"/>
+              <w:right w:type="dxa" w:w="100"/>
+            </w:tcMar>
+          </w:tcPr>
+          <w:p>
+            <w:r>
+              <w:rPr>
+                <w:rFonts w:ascii="BIZ UDPゴシック" w:cs="BIZ UDPゴシック" w:eastAsia="BIZ UDPゴシック" w:hAnsi="BIZ UDPゴシック"/>
+                <w:b w:val="false"/>
+                <w:bCs w:val="false"/>
+                <w:color w:val="000000"/>
+                <w:sz w:val="18"/>
+                <w:szCs w:val="18"/>
+              </w:rPr>
+              <w:t xml:space="preserve">毎時バックアップ保持期間1日を新規設定</w:t>
+            </w:r>
+          </w:p>
+        </w:tc>
+        <w:tc>
+          <w:tcPr>
+            <w:tcW w:type="dxa" w:w="946"/>
+            <w:tcBorders>
+              <w:top w:val="single" w:color="CCCCCC" w:sz="4"/>
+              <w:left w:val="single" w:color="CCCCCC" w:sz="4"/>
+              <w:bottom w:val="single" w:color="CCCCCC" w:sz="4"/>
+              <w:right w:val="single" w:color="CCCCCC" w:sz="4"/>
+            </w:tcBorders>
+            <w:shd w:fill="FFFFFF" w:val="clear"/>
+            <w:tcMar>
+              <w:top w:type="dxa" w:w="60"/>
+              <w:left w:type="dxa" w:w="100"/>
+              <w:bottom w:type="dxa" w:w="60"/>
+              <w:right w:type="dxa" w:w="100"/>
+            </w:tcMar>
+          </w:tcPr>
+          <w:p>
+            <w:r>
+              <w:rPr>
+                <w:rFonts w:ascii="BIZ UDPゴシック" w:cs="BIZ UDPゴシック" w:eastAsia="BIZ UDPゴシック" w:hAnsi="BIZ UDPゴシック"/>
+                <w:b w:val="false"/>
+                <w:bCs w:val="false"/>
+                <w:color w:val="000000"/>
+                <w:sz w:val="18"/>
+                <w:szCs w:val="18"/>
+              </w:rPr>
+              <w:t xml:space="preserve">0.5d</w:t>
+            </w:r>
+          </w:p>
+        </w:tc>
+        <w:tc>
+          <w:tcPr>
+            <w:tcW w:type="dxa" w:w="945"/>
+            <w:tcBorders>
+              <w:top w:val="single" w:color="CCCCCC" w:sz="4"/>
+              <w:left w:val="single" w:color="CCCCCC" w:sz="4"/>
+              <w:bottom w:val="single" w:color="CCCCCC" w:sz="4"/>
+              <w:right w:val="single" w:color="CCCCCC" w:sz="4"/>
+            </w:tcBorders>
+            <w:shd w:fill="FFFFFF" w:val="clear"/>
+            <w:tcMar>
+              <w:top w:type="dxa" w:w="60"/>
+              <w:left w:type="dxa" w:w="100"/>
+              <w:bottom w:type="dxa" w:w="60"/>
+              <w:right w:type="dxa" w:w="100"/>
+            </w:tcMar>
+          </w:tcPr>
+          <w:p>
+            <w:r>
+              <w:rPr>
+                <w:rFonts w:ascii="BIZ UDPゴシック" w:cs="BIZ UDPゴシック" w:eastAsia="BIZ UDPゴシック" w:hAnsi="BIZ UDPゴシック"/>
+                <w:b w:val="false"/>
+                <w:bCs w:val="false"/>
+                <w:color w:val="000000"/>
+                <w:sz w:val="18"/>
+                <w:szCs w:val="18"/>
+              </w:rPr>
+              <w:t xml:space="preserve">低</w:t>
+            </w:r>
+          </w:p>
+        </w:tc>
+      </w:tr>
+      <w:tr>
+        <w:trPr>
+          <w:cantSplit/>
+        </w:trPr>
+        <w:tc>
+          <w:tcPr>
+            <w:tcW w:type="dxa" w:w="850"/>
+            <w:tcBorders>
+              <w:top w:val="single" w:color="CCCCCC" w:sz="4"/>
+              <w:left w:val="single" w:color="CCCCCC" w:sz="4"/>
+              <w:bottom w:val="single" w:color="CCCCCC" w:sz="4"/>
+              <w:right w:val="single" w:color="CCCCCC" w:sz="4"/>
+            </w:tcBorders>
+            <w:shd w:fill="FFFFFF" w:val="clear"/>
+            <w:tcMar>
+              <w:top w:type="dxa" w:w="60"/>
+              <w:left w:type="dxa" w:w="100"/>
+              <w:bottom w:type="dxa" w:w="60"/>
+              <w:right w:type="dxa" w:w="100"/>
+            </w:tcMar>
+          </w:tcPr>
+          <w:p>
+            <w:r>
+              <w:rPr>
+                <w:rFonts w:ascii="BIZ UDPゴシック" w:cs="BIZ UDPゴシック" w:eastAsia="BIZ UDPゴシック" w:hAnsi="BIZ UDPゴシック"/>
+                <w:b w:val="false"/>
+                <w:bCs w:val="false"/>
+                <w:color w:val="000000"/>
+                <w:sz w:val="18"/>
+                <w:szCs w:val="18"/>
+              </w:rPr>
+              <w:t xml:space="preserve">2</w:t>
+            </w:r>
+          </w:p>
+        </w:tc>
+        <w:tc>
+          <w:tcPr>
+            <w:tcW w:type="dxa" w:w="2362"/>
+            <w:tcBorders>
+              <w:top w:val="single" w:color="CCCCCC" w:sz="4"/>
+              <w:left w:val="single" w:color="CCCCCC" w:sz="4"/>
+              <w:bottom w:val="single" w:color="CCCCCC" w:sz="4"/>
+              <w:right w:val="single" w:color="CCCCCC" w:sz="4"/>
+            </w:tcBorders>
+            <w:shd w:fill="FFFFFF" w:val="clear"/>
+            <w:tcMar>
+              <w:top w:type="dxa" w:w="60"/>
+              <w:left w:type="dxa" w:w="100"/>
+              <w:bottom w:type="dxa" w:w="60"/>
+              <w:right w:type="dxa" w:w="100"/>
+            </w:tcMar>
+          </w:tcPr>
+          <w:p>
+            <w:r>
+              <w:rPr>
+                <w:rFonts w:ascii="BIZ UDPゴシック" w:cs="BIZ UDPゴシック" w:eastAsia="BIZ UDPゴシック" w:hAnsi="BIZ UDPゴシック"/>
+                <w:b w:val="false"/>
+                <w:bCs w:val="false"/>
+                <w:color w:val="000000"/>
+                <w:sz w:val="18"/>
+                <w:szCs w:val="18"/>
+              </w:rPr>
+              <w:t xml:space="preserve">AWS Backup プラン②（日次）作成</w:t>
+            </w:r>
+          </w:p>
+        </w:tc>
+        <w:tc>
+          <w:tcPr>
+            <w:tcW w:type="dxa" w:w="3401"/>
+            <w:tcBorders>
+              <w:top w:val="single" w:color="CCCCCC" w:sz="4"/>
+              <w:left w:val="single" w:color="CCCCCC" w:sz="4"/>
+              <w:bottom w:val="single" w:color="CCCCCC" w:sz="4"/>
+              <w:right w:val="single" w:color="CCCCCC" w:sz="4"/>
+            </w:tcBorders>
+            <w:shd w:fill="FFFFFF" w:val="clear"/>
+            <w:tcMar>
+              <w:top w:type="dxa" w:w="60"/>
+              <w:left w:type="dxa" w:w="100"/>
+              <w:bottom w:type="dxa" w:w="60"/>
+              <w:right w:type="dxa" w:w="100"/>
+            </w:tcMar>
+          </w:tcPr>
+          <w:p>
+            <w:r>
+              <w:rPr>
+                <w:rFonts w:ascii="BIZ UDPゴシック" w:cs="BIZ UDPゴシック" w:eastAsia="BIZ UDPゴシック" w:hAnsi="BIZ UDPゴシック"/>
+                <w:b w:val="false"/>
+                <w:bCs w:val="false"/>
+                <w:color w:val="000000"/>
+                <w:sz w:val="18"/>
+                <w:szCs w:val="18"/>
+              </w:rPr>
+              <w:t xml:space="preserve">日次バックアップ保持期間7日を新規設定</w:t>
+            </w:r>
+          </w:p>
+        </w:tc>
+        <w:tc>
+          <w:tcPr>
+            <w:tcW w:type="dxa" w:w="946"/>
+            <w:tcBorders>
+              <w:top w:val="single" w:color="CCCCCC" w:sz="4"/>
+              <w:left w:val="single" w:color="CCCCCC" w:sz="4"/>
+              <w:bottom w:val="single" w:color="CCCCCC" w:sz="4"/>
+              <w:right w:val="single" w:color="CCCCCC" w:sz="4"/>
+            </w:tcBorders>
+            <w:shd w:fill="FFFFFF" w:val="clear"/>
+            <w:tcMar>
+              <w:top w:type="dxa" w:w="60"/>
+              <w:left w:type="dxa" w:w="100"/>
+              <w:bottom w:type="dxa" w:w="60"/>
+              <w:right w:type="dxa" w:w="100"/>
+            </w:tcMar>
+          </w:tcPr>
+          <w:p>
+            <w:r>
+              <w:rPr>
+                <w:rFonts w:ascii="BIZ UDPゴシック" w:cs="BIZ UDPゴシック" w:eastAsia="BIZ UDPゴシック" w:hAnsi="BIZ UDPゴシック"/>
+                <w:b w:val="false"/>
+                <w:bCs w:val="false"/>
+                <w:color w:val="000000"/>
+                <w:sz w:val="18"/>
+                <w:szCs w:val="18"/>
+              </w:rPr>
+              <w:t xml:space="preserve">0.5d</w:t>
+            </w:r>
+          </w:p>
+        </w:tc>
+        <w:tc>
+          <w:tcPr>
+            <w:tcW w:type="dxa" w:w="945"/>
+            <w:tcBorders>
+              <w:top w:val="single" w:color="CCCCCC" w:sz="4"/>
+              <w:left w:val="single" w:color="CCCCCC" w:sz="4"/>
+              <w:bottom w:val="single" w:color="CCCCCC" w:sz="4"/>
+              <w:right w:val="single" w:color="CCCCCC" w:sz="4"/>
+            </w:tcBorders>
+            <w:shd w:fill="FFFFFF" w:val="clear"/>
+            <w:tcMar>
+              <w:top w:type="dxa" w:w="60"/>
+              <w:left w:type="dxa" w:w="100"/>
+              <w:bottom w:type="dxa" w:w="60"/>
+              <w:right w:type="dxa" w:w="100"/>
+            </w:tcMar>
+          </w:tcPr>
+          <w:p>
+            <w:r>
+              <w:rPr>
+                <w:rFonts w:ascii="BIZ UDPゴシック" w:cs="BIZ UDPゴシック" w:eastAsia="BIZ UDPゴシック" w:hAnsi="BIZ UDPゴシック"/>
+                <w:b w:val="false"/>
+                <w:bCs w:val="false"/>
+                <w:color w:val="000000"/>
+                <w:sz w:val="18"/>
+                <w:szCs w:val="18"/>
+              </w:rPr>
+              <w:t xml:space="preserve">低</w:t>
+            </w:r>
+          </w:p>
+        </w:tc>
+      </w:tr>
+      <w:tr>
+        <w:trPr>
+          <w:cantSplit/>
+        </w:trPr>
+        <w:tc>
+          <w:tcPr>
+            <w:tcW w:type="dxa" w:w="850"/>
+            <w:tcBorders>
+              <w:top w:val="single" w:color="CCCCCC" w:sz="4"/>
+              <w:left w:val="single" w:color="CCCCCC" w:sz="4"/>
+              <w:bottom w:val="single" w:color="CCCCCC" w:sz="4"/>
+              <w:right w:val="single" w:color="CCCCCC" w:sz="4"/>
+            </w:tcBorders>
+            <w:shd w:fill="FFFFFF" w:val="clear"/>
+            <w:tcMar>
+              <w:top w:type="dxa" w:w="60"/>
+              <w:left w:type="dxa" w:w="100"/>
+              <w:bottom w:type="dxa" w:w="60"/>
+              <w:right w:type="dxa" w:w="100"/>
+            </w:tcMar>
+          </w:tcPr>
+          <w:p>
+            <w:r>
+              <w:rPr>
+                <w:rFonts w:ascii="BIZ UDPゴシック" w:cs="BIZ UDPゴシック" w:eastAsia="BIZ UDPゴシック" w:hAnsi="BIZ UDPゴシック"/>
+                <w:b w:val="false"/>
+                <w:bCs w:val="false"/>
+                <w:color w:val="000000"/>
+                <w:sz w:val="18"/>
+                <w:szCs w:val="18"/>
+              </w:rPr>
+              <w:t xml:space="preserve">3</w:t>
+            </w:r>
+          </w:p>
+        </w:tc>
+        <w:tc>
+          <w:tcPr>
+            <w:tcW w:type="dxa" w:w="2362"/>
+            <w:tcBorders>
+              <w:top w:val="single" w:color="CCCCCC" w:sz="4"/>
+              <w:left w:val="single" w:color="CCCCCC" w:sz="4"/>
+              <w:bottom w:val="single" w:color="CCCCCC" w:sz="4"/>
+              <w:right w:val="single" w:color="CCCCCC" w:sz="4"/>
+            </w:tcBorders>
+            <w:shd w:fill="FFFFFF" w:val="clear"/>
+            <w:tcMar>
+              <w:top w:type="dxa" w:w="60"/>
+              <w:left w:type="dxa" w:w="100"/>
+              <w:bottom w:type="dxa" w:w="60"/>
+              <w:right w:type="dxa" w:w="100"/>
+            </w:tcMar>
+          </w:tcPr>
+          <w:p>
+            <w:r>
+              <w:rPr>
+                <w:rFonts w:ascii="BIZ UDPゴシック" w:cs="BIZ UDPゴシック" w:eastAsia="BIZ UDPゴシック" w:hAnsi="BIZ UDPゴシック"/>
+                <w:b w:val="false"/>
+                <w:bCs w:val="false"/>
+                <w:color w:val="000000"/>
+                <w:sz w:val="18"/>
+                <w:szCs w:val="18"/>
+              </w:rPr>
+              <w:t xml:space="preserve">動作確認</w:t>
+            </w:r>
+          </w:p>
+        </w:tc>
+        <w:tc>
+          <w:tcPr>
+            <w:tcW w:type="dxa" w:w="3401"/>
+            <w:tcBorders>
+              <w:top w:val="single" w:color="CCCCCC" w:sz="4"/>
+              <w:left w:val="single" w:color="CCCCCC" w:sz="4"/>
+              <w:bottom w:val="single" w:color="CCCCCC" w:sz="4"/>
+              <w:right w:val="single" w:color="CCCCCC" w:sz="4"/>
+            </w:tcBorders>
+            <w:shd w:fill="FFFFFF" w:val="clear"/>
+            <w:tcMar>
+              <w:top w:type="dxa" w:w="60"/>
+              <w:left w:type="dxa" w:w="100"/>
+              <w:bottom w:type="dxa" w:w="60"/>
+              <w:right w:type="dxa" w:w="100"/>
+            </w:tcMar>
+          </w:tcPr>
+          <w:p>
+            <w:r>
+              <w:rPr>
+                <w:rFonts w:ascii="BIZ UDPゴシック" w:cs="BIZ UDPゴシック" w:eastAsia="BIZ UDPゴシック" w:hAnsi="BIZ UDPゴシック"/>
+                <w:b w:val="false"/>
+                <w:bCs w:val="false"/>
+                <w:color w:val="000000"/>
+                <w:sz w:val="18"/>
+                <w:szCs w:val="18"/>
+              </w:rPr>
+              <w:t xml:space="preserve">バックアップジョブが COMPLETED になることを確認</w:t>
+            </w:r>
+          </w:p>
+        </w:tc>
+        <w:tc>
+          <w:tcPr>
+            <w:tcW w:type="dxa" w:w="946"/>
+            <w:tcBorders>
+              <w:top w:val="single" w:color="CCCCCC" w:sz="4"/>
+              <w:left w:val="single" w:color="CCCCCC" w:sz="4"/>
+              <w:bottom w:val="single" w:color="CCCCCC" w:sz="4"/>
+              <w:right w:val="single" w:color="CCCCCC" w:sz="4"/>
+            </w:tcBorders>
+            <w:shd w:fill="FFFFFF" w:val="clear"/>
+            <w:tcMar>
+              <w:top w:type="dxa" w:w="60"/>
+              <w:left w:type="dxa" w:w="100"/>
+              <w:bottom w:type="dxa" w:w="60"/>
+              <w:right w:type="dxa" w:w="100"/>
+            </w:tcMar>
+          </w:tcPr>
+          <w:p>
+            <w:r>
+              <w:rPr>
+                <w:rFonts w:ascii="BIZ UDPゴシック" w:cs="BIZ UDPゴシック" w:eastAsia="BIZ UDPゴシック" w:hAnsi="BIZ UDPゴシック"/>
+                <w:b w:val="false"/>
+                <w:bCs w:val="false"/>
+                <w:color w:val="000000"/>
+                <w:sz w:val="18"/>
+                <w:szCs w:val="18"/>
+              </w:rPr>
+              <w:t xml:space="preserve">0.5d</w:t>
+            </w:r>
+          </w:p>
+        </w:tc>
+        <w:tc>
+          <w:tcPr>
+            <w:tcW w:type="dxa" w:w="945"/>
+            <w:tcBorders>
+              <w:top w:val="single" w:color="CCCCCC" w:sz="4"/>
+              <w:left w:val="single" w:color="CCCCCC" w:sz="4"/>
+              <w:bottom w:val="single" w:color="CCCCCC" w:sz="4"/>
+              <w:right w:val="single" w:color="CCCCCC" w:sz="4"/>
+            </w:tcBorders>
+            <w:shd w:fill="FFFFFF" w:val="clear"/>
+            <w:tcMar>
+              <w:top w:type="dxa" w:w="60"/>
+              <w:left w:type="dxa" w:w="100"/>
+              <w:bottom w:type="dxa" w:w="60"/>
+              <w:right w:type="dxa" w:w="100"/>
+            </w:tcMar>
+          </w:tcPr>
+          <w:p>
+            <w:r>
+              <w:rPr>
+                <w:rFonts w:ascii="BIZ UDPゴシック" w:cs="BIZ UDPゴシック" w:eastAsia="BIZ UDPゴシック" w:hAnsi="BIZ UDPゴシック"/>
+                <w:b w:val="false"/>
+                <w:bCs w:val="false"/>
+                <w:color w:val="000000"/>
+                <w:sz w:val="18"/>
+                <w:szCs w:val="18"/>
+              </w:rPr>
+              <w:t xml:space="preserve">低</w:t>
+            </w:r>
+          </w:p>
+        </w:tc>
+      </w:tr>
+    </w:tbl>
+    <w:p>
+      <w:pPr>
+        <w:pStyle w:val="Heading1"/>
+      </w:pPr>
+      <w:r>
+        <w:rPr>
+          <w:rFonts w:ascii="BIZ UDPゴシック" w:cs="BIZ UDPゴシック" w:eastAsia="BIZ UDPゴシック" w:hAnsi="BIZ UDPゴシック"/>
+          <w:b/>
+          <w:bCs/>
+          <w:sz w:val="32"/>
+          <w:szCs w:val="32"/>
         </w:rPr>
         <w:t xml:space="preserve">2. 現状設定</w:t>
       </w:r>
@@ -2087,9 +2942,9 @@
             <w:shd w:fill="F5F5F5" w:val="clear"/>
             <w:tcMar>
               <w:top w:type="dxa" w:w="60"/>
-              <w:left w:type="dxa" w:w="120"/>
-              <w:bottom w:type="dxa" w:w="60"/>
-              <w:right w:type="dxa" w:w="120"/>
+              <w:left w:type="dxa" w:w="100"/>
+              <w:bottom w:type="dxa" w:w="60"/>
+              <w:right w:type="dxa" w:w="100"/>
             </w:tcMar>
           </w:tcPr>
           <w:p>
@@ -2098,6 +2953,7 @@
                 <w:rFonts w:ascii="BIZ UDPゴシック" w:cs="BIZ UDPゴシック" w:eastAsia="BIZ UDPゴシック" w:hAnsi="BIZ UDPゴシック"/>
                 <w:b/>
                 <w:bCs/>
+                <w:color w:val="000000"/>
                 <w:sz w:val="18"/>
                 <w:szCs w:val="18"/>
               </w:rPr>
@@ -2117,9 +2973,9 @@
             <w:shd w:fill="F5F5F5" w:val="clear"/>
             <w:tcMar>
               <w:top w:type="dxa" w:w="60"/>
-              <w:left w:type="dxa" w:w="120"/>
-              <w:bottom w:type="dxa" w:w="60"/>
-              <w:right w:type="dxa" w:w="120"/>
+              <w:left w:type="dxa" w:w="100"/>
+              <w:bottom w:type="dxa" w:w="60"/>
+              <w:right w:type="dxa" w:w="100"/>
             </w:tcMar>
           </w:tcPr>
           <w:p>
@@ -2128,6 +2984,7 @@
                 <w:rFonts w:ascii="BIZ UDPゴシック" w:cs="BIZ UDPゴシック" w:eastAsia="BIZ UDPゴシック" w:hAnsi="BIZ UDPゴシック"/>
                 <w:b/>
                 <w:bCs/>
+                <w:color w:val="000000"/>
                 <w:sz w:val="18"/>
                 <w:szCs w:val="18"/>
               </w:rPr>
@@ -2149,17 +3006,21 @@
               <w:bottom w:val="single" w:color="CCCCCC" w:sz="4"/>
               <w:right w:val="single" w:color="CCCCCC" w:sz="4"/>
             </w:tcBorders>
-            <w:tcMar>
-              <w:top w:type="dxa" w:w="60"/>
-              <w:left w:type="dxa" w:w="120"/>
-              <w:bottom w:type="dxa" w:w="60"/>
-              <w:right w:type="dxa" w:w="120"/>
-            </w:tcMar>
-          </w:tcPr>
-          <w:p>
-            <w:r>
-              <w:rPr>
-                <w:rFonts w:ascii="BIZ UDPゴシック" w:cs="BIZ UDPゴシック" w:eastAsia="BIZ UDPゴシック" w:hAnsi="BIZ UDPゴシック"/>
+            <w:shd w:fill="FFFFFF" w:val="clear"/>
+            <w:tcMar>
+              <w:top w:type="dxa" w:w="60"/>
+              <w:left w:type="dxa" w:w="100"/>
+              <w:bottom w:type="dxa" w:w="60"/>
+              <w:right w:type="dxa" w:w="100"/>
+            </w:tcMar>
+          </w:tcPr>
+          <w:p>
+            <w:r>
+              <w:rPr>
+                <w:rFonts w:ascii="BIZ UDPゴシック" w:cs="BIZ UDPゴシック" w:eastAsia="BIZ UDPゴシック" w:hAnsi="BIZ UDPゴシック"/>
+                <w:b w:val="false"/>
+                <w:bCs w:val="false"/>
+                <w:color w:val="000000"/>
                 <w:sz w:val="18"/>
                 <w:szCs w:val="18"/>
               </w:rPr>
@@ -2176,17 +3037,21 @@
               <w:bottom w:val="single" w:color="CCCCCC" w:sz="4"/>
               <w:right w:val="single" w:color="CCCCCC" w:sz="4"/>
             </w:tcBorders>
-            <w:tcMar>
-              <w:top w:type="dxa" w:w="60"/>
-              <w:left w:type="dxa" w:w="120"/>
-              <w:bottom w:type="dxa" w:w="60"/>
-              <w:right w:type="dxa" w:w="120"/>
-            </w:tcMar>
-          </w:tcPr>
-          <w:p>
-            <w:r>
-              <w:rPr>
-                <w:rFonts w:ascii="BIZ UDPゴシック" w:cs="BIZ UDPゴシック" w:eastAsia="BIZ UDPゴシック" w:hAnsi="BIZ UDPゴシック"/>
+            <w:shd w:fill="FFFFFF" w:val="clear"/>
+            <w:tcMar>
+              <w:top w:type="dxa" w:w="60"/>
+              <w:left w:type="dxa" w:w="100"/>
+              <w:bottom w:type="dxa" w:w="60"/>
+              <w:right w:type="dxa" w:w="100"/>
+            </w:tcMar>
+          </w:tcPr>
+          <w:p>
+            <w:r>
+              <w:rPr>
+                <w:rFonts w:ascii="BIZ UDPゴシック" w:cs="BIZ UDPゴシック" w:eastAsia="BIZ UDPゴシック" w:hAnsi="BIZ UDPゴシック"/>
+                <w:b w:val="false"/>
+                <w:bCs w:val="false"/>
+                <w:color w:val="000000"/>
                 <w:sz w:val="18"/>
                 <w:szCs w:val="18"/>
               </w:rPr>
@@ -2208,17 +3073,21 @@
               <w:bottom w:val="single" w:color="CCCCCC" w:sz="4"/>
               <w:right w:val="single" w:color="CCCCCC" w:sz="4"/>
             </w:tcBorders>
-            <w:tcMar>
-              <w:top w:type="dxa" w:w="60"/>
-              <w:left w:type="dxa" w:w="120"/>
-              <w:bottom w:type="dxa" w:w="60"/>
-              <w:right w:type="dxa" w:w="120"/>
-            </w:tcMar>
-          </w:tcPr>
-          <w:p>
-            <w:r>
-              <w:rPr>
-                <w:rFonts w:ascii="BIZ UDPゴシック" w:cs="BIZ UDPゴシック" w:eastAsia="BIZ UDPゴシック" w:hAnsi="BIZ UDPゴシック"/>
+            <w:shd w:fill="FFFFFF" w:val="clear"/>
+            <w:tcMar>
+              <w:top w:type="dxa" w:w="60"/>
+              <w:left w:type="dxa" w:w="100"/>
+              <w:bottom w:type="dxa" w:w="60"/>
+              <w:right w:type="dxa" w:w="100"/>
+            </w:tcMar>
+          </w:tcPr>
+          <w:p>
+            <w:r>
+              <w:rPr>
+                <w:rFonts w:ascii="BIZ UDPゴシック" w:cs="BIZ UDPゴシック" w:eastAsia="BIZ UDPゴシック" w:hAnsi="BIZ UDPゴシック"/>
+                <w:b w:val="false"/>
+                <w:bCs w:val="false"/>
+                <w:color w:val="000000"/>
                 <w:sz w:val="18"/>
                 <w:szCs w:val="18"/>
               </w:rPr>
@@ -2235,17 +3104,21 @@
               <w:bottom w:val="single" w:color="CCCCCC" w:sz="4"/>
               <w:right w:val="single" w:color="CCCCCC" w:sz="4"/>
             </w:tcBorders>
-            <w:tcMar>
-              <w:top w:type="dxa" w:w="60"/>
-              <w:left w:type="dxa" w:w="120"/>
-              <w:bottom w:type="dxa" w:w="60"/>
-              <w:right w:type="dxa" w:w="120"/>
-            </w:tcMar>
-          </w:tcPr>
-          <w:p>
-            <w:r>
-              <w:rPr>
-                <w:rFonts w:ascii="BIZ UDPゴシック" w:cs="BIZ UDPゴシック" w:eastAsia="BIZ UDPゴシック" w:hAnsi="BIZ UDPゴシック"/>
+            <w:shd w:fill="FFFFFF" w:val="clear"/>
+            <w:tcMar>
+              <w:top w:type="dxa" w:w="60"/>
+              <w:left w:type="dxa" w:w="100"/>
+              <w:bottom w:type="dxa" w:w="60"/>
+              <w:right w:type="dxa" w:w="100"/>
+            </w:tcMar>
+          </w:tcPr>
+          <w:p>
+            <w:r>
+              <w:rPr>
+                <w:rFonts w:ascii="BIZ UDPゴシック" w:cs="BIZ UDPゴシック" w:eastAsia="BIZ UDPゴシック" w:hAnsi="BIZ UDPゴシック"/>
+                <w:b w:val="false"/>
+                <w:bCs w:val="false"/>
+                <w:color w:val="000000"/>
                 <w:sz w:val="18"/>
                 <w:szCs w:val="18"/>
               </w:rPr>
@@ -2267,17 +3140,21 @@
               <w:bottom w:val="single" w:color="CCCCCC" w:sz="4"/>
               <w:right w:val="single" w:color="CCCCCC" w:sz="4"/>
             </w:tcBorders>
-            <w:tcMar>
-              <w:top w:type="dxa" w:w="60"/>
-              <w:left w:type="dxa" w:w="120"/>
-              <w:bottom w:type="dxa" w:w="60"/>
-              <w:right w:type="dxa" w:w="120"/>
-            </w:tcMar>
-          </w:tcPr>
-          <w:p>
-            <w:r>
-              <w:rPr>
-                <w:rFonts w:ascii="BIZ UDPゴシック" w:cs="BIZ UDPゴシック" w:eastAsia="BIZ UDPゴシック" w:hAnsi="BIZ UDPゴシック"/>
+            <w:shd w:fill="FFFFFF" w:val="clear"/>
+            <w:tcMar>
+              <w:top w:type="dxa" w:w="60"/>
+              <w:left w:type="dxa" w:w="100"/>
+              <w:bottom w:type="dxa" w:w="60"/>
+              <w:right w:type="dxa" w:w="100"/>
+            </w:tcMar>
+          </w:tcPr>
+          <w:p>
+            <w:r>
+              <w:rPr>
+                <w:rFonts w:ascii="BIZ UDPゴシック" w:cs="BIZ UDPゴシック" w:eastAsia="BIZ UDPゴシック" w:hAnsi="BIZ UDPゴシック"/>
+                <w:b w:val="false"/>
+                <w:bCs w:val="false"/>
+                <w:color w:val="000000"/>
                 <w:sz w:val="18"/>
                 <w:szCs w:val="18"/>
               </w:rPr>
@@ -2294,17 +3171,21 @@
               <w:bottom w:val="single" w:color="CCCCCC" w:sz="4"/>
               <w:right w:val="single" w:color="CCCCCC" w:sz="4"/>
             </w:tcBorders>
-            <w:tcMar>
-              <w:top w:type="dxa" w:w="60"/>
-              <w:left w:type="dxa" w:w="120"/>
-              <w:bottom w:type="dxa" w:w="60"/>
-              <w:right w:type="dxa" w:w="120"/>
-            </w:tcMar>
-          </w:tcPr>
-          <w:p>
-            <w:r>
-              <w:rPr>
-                <w:rFonts w:ascii="BIZ UDPゴシック" w:cs="BIZ UDPゴシック" w:eastAsia="BIZ UDPゴシック" w:hAnsi="BIZ UDPゴシック"/>
+            <w:shd w:fill="FFFFFF" w:val="clear"/>
+            <w:tcMar>
+              <w:top w:type="dxa" w:w="60"/>
+              <w:left w:type="dxa" w:w="100"/>
+              <w:bottom w:type="dxa" w:w="60"/>
+              <w:right w:type="dxa" w:w="100"/>
+            </w:tcMar>
+          </w:tcPr>
+          <w:p>
+            <w:r>
+              <w:rPr>
+                <w:rFonts w:ascii="BIZ UDPゴシック" w:cs="BIZ UDPゴシック" w:eastAsia="BIZ UDPゴシック" w:hAnsi="BIZ UDPゴシック"/>
+                <w:b w:val="false"/>
+                <w:bCs w:val="false"/>
+                <w:color w:val="000000"/>
                 <w:sz w:val="18"/>
                 <w:szCs w:val="18"/>
               </w:rPr>
@@ -2326,17 +3207,21 @@
               <w:bottom w:val="single" w:color="CCCCCC" w:sz="4"/>
               <w:right w:val="single" w:color="CCCCCC" w:sz="4"/>
             </w:tcBorders>
-            <w:tcMar>
-              <w:top w:type="dxa" w:w="60"/>
-              <w:left w:type="dxa" w:w="120"/>
-              <w:bottom w:type="dxa" w:w="60"/>
-              <w:right w:type="dxa" w:w="120"/>
-            </w:tcMar>
-          </w:tcPr>
-          <w:p>
-            <w:r>
-              <w:rPr>
-                <w:rFonts w:ascii="BIZ UDPゴシック" w:cs="BIZ UDPゴシック" w:eastAsia="BIZ UDPゴシック" w:hAnsi="BIZ UDPゴシック"/>
+            <w:shd w:fill="FFFFFF" w:val="clear"/>
+            <w:tcMar>
+              <w:top w:type="dxa" w:w="60"/>
+              <w:left w:type="dxa" w:w="100"/>
+              <w:bottom w:type="dxa" w:w="60"/>
+              <w:right w:type="dxa" w:w="100"/>
+            </w:tcMar>
+          </w:tcPr>
+          <w:p>
+            <w:r>
+              <w:rPr>
+                <w:rFonts w:ascii="BIZ UDPゴシック" w:cs="BIZ UDPゴシック" w:eastAsia="BIZ UDPゴシック" w:hAnsi="BIZ UDPゴシック"/>
+                <w:b w:val="false"/>
+                <w:bCs w:val="false"/>
+                <w:color w:val="000000"/>
                 <w:sz w:val="18"/>
                 <w:szCs w:val="18"/>
               </w:rPr>
@@ -2353,17 +3238,21 @@
               <w:bottom w:val="single" w:color="CCCCCC" w:sz="4"/>
               <w:right w:val="single" w:color="CCCCCC" w:sz="4"/>
             </w:tcBorders>
-            <w:tcMar>
-              <w:top w:type="dxa" w:w="60"/>
-              <w:left w:type="dxa" w:w="120"/>
-              <w:bottom w:type="dxa" w:w="60"/>
-              <w:right w:type="dxa" w:w="120"/>
-            </w:tcMar>
-          </w:tcPr>
-          <w:p>
-            <w:r>
-              <w:rPr>
-                <w:rFonts w:ascii="BIZ UDPゴシック" w:cs="BIZ UDPゴシック" w:eastAsia="BIZ UDPゴシック" w:hAnsi="BIZ UDPゴシック"/>
+            <w:shd w:fill="FFFFFF" w:val="clear"/>
+            <w:tcMar>
+              <w:top w:type="dxa" w:w="60"/>
+              <w:left w:type="dxa" w:w="100"/>
+              <w:bottom w:type="dxa" w:w="60"/>
+              <w:right w:type="dxa" w:w="100"/>
+            </w:tcMar>
+          </w:tcPr>
+          <w:p>
+            <w:r>
+              <w:rPr>
+                <w:rFonts w:ascii="BIZ UDPゴシック" w:cs="BIZ UDPゴシック" w:eastAsia="BIZ UDPゴシック" w:hAnsi="BIZ UDPゴシック"/>
+                <w:b w:val="false"/>
+                <w:bCs w:val="false"/>
+                <w:color w:val="000000"/>
                 <w:sz w:val="18"/>
                 <w:szCs w:val="18"/>
               </w:rPr>
@@ -2385,17 +3274,21 @@
               <w:bottom w:val="single" w:color="CCCCCC" w:sz="4"/>
               <w:right w:val="single" w:color="CCCCCC" w:sz="4"/>
             </w:tcBorders>
-            <w:tcMar>
-              <w:top w:type="dxa" w:w="60"/>
-              <w:left w:type="dxa" w:w="120"/>
-              <w:bottom w:type="dxa" w:w="60"/>
-              <w:right w:type="dxa" w:w="120"/>
-            </w:tcMar>
-          </w:tcPr>
-          <w:p>
-            <w:r>
-              <w:rPr>
-                <w:rFonts w:ascii="BIZ UDPゴシック" w:cs="BIZ UDPゴシック" w:eastAsia="BIZ UDPゴシック" w:hAnsi="BIZ UDPゴシック"/>
+            <w:shd w:fill="FFFFFF" w:val="clear"/>
+            <w:tcMar>
+              <w:top w:type="dxa" w:w="60"/>
+              <w:left w:type="dxa" w:w="100"/>
+              <w:bottom w:type="dxa" w:w="60"/>
+              <w:right w:type="dxa" w:w="100"/>
+            </w:tcMar>
+          </w:tcPr>
+          <w:p>
+            <w:r>
+              <w:rPr>
+                <w:rFonts w:ascii="BIZ UDPゴシック" w:cs="BIZ UDPゴシック" w:eastAsia="BIZ UDPゴシック" w:hAnsi="BIZ UDPゴシック"/>
+                <w:b w:val="false"/>
+                <w:bCs w:val="false"/>
+                <w:color w:val="000000"/>
                 <w:sz w:val="18"/>
                 <w:szCs w:val="18"/>
               </w:rPr>
@@ -2412,17 +3305,21 @@
               <w:bottom w:val="single" w:color="CCCCCC" w:sz="4"/>
               <w:right w:val="single" w:color="CCCCCC" w:sz="4"/>
             </w:tcBorders>
-            <w:tcMar>
-              <w:top w:type="dxa" w:w="60"/>
-              <w:left w:type="dxa" w:w="120"/>
-              <w:bottom w:type="dxa" w:w="60"/>
-              <w:right w:type="dxa" w:w="120"/>
-            </w:tcMar>
-          </w:tcPr>
-          <w:p>
-            <w:r>
-              <w:rPr>
-                <w:rFonts w:ascii="BIZ UDPゴシック" w:cs="BIZ UDPゴシック" w:eastAsia="BIZ UDPゴシック" w:hAnsi="BIZ UDPゴシック"/>
+            <w:shd w:fill="FFFFFF" w:val="clear"/>
+            <w:tcMar>
+              <w:top w:type="dxa" w:w="60"/>
+              <w:left w:type="dxa" w:w="100"/>
+              <w:bottom w:type="dxa" w:w="60"/>
+              <w:right w:type="dxa" w:w="100"/>
+            </w:tcMar>
+          </w:tcPr>
+          <w:p>
+            <w:r>
+              <w:rPr>
+                <w:rFonts w:ascii="BIZ UDPゴシック" w:cs="BIZ UDPゴシック" w:eastAsia="BIZ UDPゴシック" w:hAnsi="BIZ UDPゴシック"/>
+                <w:b w:val="false"/>
+                <w:bCs w:val="false"/>
+                <w:color w:val="000000"/>
                 <w:sz w:val="18"/>
                 <w:szCs w:val="18"/>
               </w:rPr>
@@ -2441,8 +3338,8 @@
           <w:rFonts w:ascii="BIZ UDPゴシック" w:cs="BIZ UDPゴシック" w:eastAsia="BIZ UDPゴシック" w:hAnsi="BIZ UDPゴシック"/>
           <w:b/>
           <w:bCs/>
-          <w:sz w:val="24"/>
-          <w:szCs w:val="24"/>
+          <w:sz w:val="32"/>
+          <w:szCs w:val="32"/>
         </w:rPr>
         <w:t xml:space="preserve">3. 修正内容</w:t>
       </w:r>
@@ -2456,10 +3353,10 @@
           <w:rFonts w:ascii="BIZ UDPゴシック" w:cs="BIZ UDPゴシック" w:eastAsia="BIZ UDPゴシック" w:hAnsi="BIZ UDPゴシック"/>
           <w:b/>
           <w:bCs/>
-          <w:sz w:val="18"/>
-          <w:szCs w:val="18"/>
+          <w:sz w:val="24"/>
+          <w:szCs w:val="24"/>
         </w:rPr>
-        <w:t xml:space="preserve">■ 3-1. 時間単位バックアップ（AWS Backup プラン①）</w:t>
+        <w:t xml:space="preserve">■ No.1 AWS Backup プラン①（毎時）</w:t>
       </w:r>
     </w:p>
     <w:tbl>
@@ -2494,9 +3391,9 @@
             <w:shd w:fill="F5F5F5" w:val="clear"/>
             <w:tcMar>
               <w:top w:type="dxa" w:w="60"/>
-              <w:left w:type="dxa" w:w="120"/>
-              <w:bottom w:type="dxa" w:w="60"/>
-              <w:right w:type="dxa" w:w="120"/>
+              <w:left w:type="dxa" w:w="100"/>
+              <w:bottom w:type="dxa" w:w="60"/>
+              <w:right w:type="dxa" w:w="100"/>
             </w:tcMar>
           </w:tcPr>
           <w:p>
@@ -2505,6 +3402,7 @@
                 <w:rFonts w:ascii="BIZ UDPゴシック" w:cs="BIZ UDPゴシック" w:eastAsia="BIZ UDPゴシック" w:hAnsi="BIZ UDPゴシック"/>
                 <w:b/>
                 <w:bCs/>
+                <w:color w:val="000000"/>
                 <w:sz w:val="18"/>
                 <w:szCs w:val="18"/>
               </w:rPr>
@@ -2524,9 +3422,9 @@
             <w:shd w:fill="F5F5F5" w:val="clear"/>
             <w:tcMar>
               <w:top w:type="dxa" w:w="60"/>
-              <w:left w:type="dxa" w:w="120"/>
-              <w:bottom w:type="dxa" w:w="60"/>
-              <w:right w:type="dxa" w:w="120"/>
+              <w:left w:type="dxa" w:w="100"/>
+              <w:bottom w:type="dxa" w:w="60"/>
+              <w:right w:type="dxa" w:w="100"/>
             </w:tcMar>
           </w:tcPr>
           <w:p>
@@ -2535,6 +3433,7 @@
                 <w:rFonts w:ascii="BIZ UDPゴシック" w:cs="BIZ UDPゴシック" w:eastAsia="BIZ UDPゴシック" w:hAnsi="BIZ UDPゴシック"/>
                 <w:b/>
                 <w:bCs/>
+                <w:color w:val="000000"/>
                 <w:sz w:val="18"/>
                 <w:szCs w:val="18"/>
               </w:rPr>
@@ -2556,17 +3455,21 @@
               <w:bottom w:val="single" w:color="CCCCCC" w:sz="4"/>
               <w:right w:val="single" w:color="CCCCCC" w:sz="4"/>
             </w:tcBorders>
-            <w:tcMar>
-              <w:top w:type="dxa" w:w="60"/>
-              <w:left w:type="dxa" w:w="120"/>
-              <w:bottom w:type="dxa" w:w="60"/>
-              <w:right w:type="dxa" w:w="120"/>
-            </w:tcMar>
-          </w:tcPr>
-          <w:p>
-            <w:r>
-              <w:rPr>
-                <w:rFonts w:ascii="BIZ UDPゴシック" w:cs="BIZ UDPゴシック" w:eastAsia="BIZ UDPゴシック" w:hAnsi="BIZ UDPゴシック"/>
+            <w:shd w:fill="FFFFFF" w:val="clear"/>
+            <w:tcMar>
+              <w:top w:type="dxa" w:w="60"/>
+              <w:left w:type="dxa" w:w="100"/>
+              <w:bottom w:type="dxa" w:w="60"/>
+              <w:right w:type="dxa" w:w="100"/>
+            </w:tcMar>
+          </w:tcPr>
+          <w:p>
+            <w:r>
+              <w:rPr>
+                <w:rFonts w:ascii="BIZ UDPゴシック" w:cs="BIZ UDPゴシック" w:eastAsia="BIZ UDPゴシック" w:hAnsi="BIZ UDPゴシック"/>
+                <w:b w:val="false"/>
+                <w:bCs w:val="false"/>
+                <w:color w:val="000000"/>
                 <w:sz w:val="18"/>
                 <w:szCs w:val="18"/>
               </w:rPr>
@@ -2583,17 +3486,21 @@
               <w:bottom w:val="single" w:color="CCCCCC" w:sz="4"/>
               <w:right w:val="single" w:color="CCCCCC" w:sz="4"/>
             </w:tcBorders>
-            <w:tcMar>
-              <w:top w:type="dxa" w:w="60"/>
-              <w:left w:type="dxa" w:w="120"/>
-              <w:bottom w:type="dxa" w:w="60"/>
-              <w:right w:type="dxa" w:w="120"/>
-            </w:tcMar>
-          </w:tcPr>
-          <w:p>
-            <w:r>
-              <w:rPr>
-                <w:rFonts w:ascii="BIZ UDPゴシック" w:cs="BIZ UDPゴシック" w:eastAsia="BIZ UDPゴシック" w:hAnsi="BIZ UDPゴシック"/>
+            <w:shd w:fill="FFFFFF" w:val="clear"/>
+            <w:tcMar>
+              <w:top w:type="dxa" w:w="60"/>
+              <w:left w:type="dxa" w:w="100"/>
+              <w:bottom w:type="dxa" w:w="60"/>
+              <w:right w:type="dxa" w:w="100"/>
+            </w:tcMar>
+          </w:tcPr>
+          <w:p>
+            <w:r>
+              <w:rPr>
+                <w:rFonts w:ascii="BIZ UDPゴシック" w:cs="BIZ UDPゴシック" w:eastAsia="BIZ UDPゴシック" w:hAnsi="BIZ UDPゴシック"/>
+                <w:b w:val="false"/>
+                <w:bCs w:val="false"/>
+                <w:color w:val="000000"/>
                 <w:sz w:val="18"/>
                 <w:szCs w:val="18"/>
               </w:rPr>
@@ -2615,17 +3522,21 @@
               <w:bottom w:val="single" w:color="CCCCCC" w:sz="4"/>
               <w:right w:val="single" w:color="CCCCCC" w:sz="4"/>
             </w:tcBorders>
-            <w:tcMar>
-              <w:top w:type="dxa" w:w="60"/>
-              <w:left w:type="dxa" w:w="120"/>
-              <w:bottom w:type="dxa" w:w="60"/>
-              <w:right w:type="dxa" w:w="120"/>
-            </w:tcMar>
-          </w:tcPr>
-          <w:p>
-            <w:r>
-              <w:rPr>
-                <w:rFonts w:ascii="BIZ UDPゴシック" w:cs="BIZ UDPゴシック" w:eastAsia="BIZ UDPゴシック" w:hAnsi="BIZ UDPゴシック"/>
+            <w:shd w:fill="FFFFFF" w:val="clear"/>
+            <w:tcMar>
+              <w:top w:type="dxa" w:w="60"/>
+              <w:left w:type="dxa" w:w="100"/>
+              <w:bottom w:type="dxa" w:w="60"/>
+              <w:right w:type="dxa" w:w="100"/>
+            </w:tcMar>
+          </w:tcPr>
+          <w:p>
+            <w:r>
+              <w:rPr>
+                <w:rFonts w:ascii="BIZ UDPゴシック" w:cs="BIZ UDPゴシック" w:eastAsia="BIZ UDPゴシック" w:hAnsi="BIZ UDPゴシック"/>
+                <w:b w:val="false"/>
+                <w:bCs w:val="false"/>
+                <w:color w:val="000000"/>
                 <w:sz w:val="18"/>
                 <w:szCs w:val="18"/>
               </w:rPr>
@@ -2642,17 +3553,21 @@
               <w:bottom w:val="single" w:color="CCCCCC" w:sz="4"/>
               <w:right w:val="single" w:color="CCCCCC" w:sz="4"/>
             </w:tcBorders>
-            <w:tcMar>
-              <w:top w:type="dxa" w:w="60"/>
-              <w:left w:type="dxa" w:w="120"/>
-              <w:bottom w:type="dxa" w:w="60"/>
-              <w:right w:type="dxa" w:w="120"/>
-            </w:tcMar>
-          </w:tcPr>
-          <w:p>
-            <w:r>
-              <w:rPr>
-                <w:rFonts w:ascii="BIZ UDPゴシック" w:cs="BIZ UDPゴシック" w:eastAsia="BIZ UDPゴシック" w:hAnsi="BIZ UDPゴシック"/>
+            <w:shd w:fill="FFFFFF" w:val="clear"/>
+            <w:tcMar>
+              <w:top w:type="dxa" w:w="60"/>
+              <w:left w:type="dxa" w:w="100"/>
+              <w:bottom w:type="dxa" w:w="60"/>
+              <w:right w:type="dxa" w:w="100"/>
+            </w:tcMar>
+          </w:tcPr>
+          <w:p>
+            <w:r>
+              <w:rPr>
+                <w:rFonts w:ascii="BIZ UDPゴシック" w:cs="BIZ UDPゴシック" w:eastAsia="BIZ UDPゴシック" w:hAnsi="BIZ UDPゴシック"/>
+                <w:b w:val="false"/>
+                <w:bCs w:val="false"/>
+                <w:color w:val="000000"/>
                 <w:sz w:val="18"/>
                 <w:szCs w:val="18"/>
               </w:rPr>
@@ -2674,17 +3589,21 @@
               <w:bottom w:val="single" w:color="CCCCCC" w:sz="4"/>
               <w:right w:val="single" w:color="CCCCCC" w:sz="4"/>
             </w:tcBorders>
-            <w:tcMar>
-              <w:top w:type="dxa" w:w="60"/>
-              <w:left w:type="dxa" w:w="120"/>
-              <w:bottom w:type="dxa" w:w="60"/>
-              <w:right w:type="dxa" w:w="120"/>
-            </w:tcMar>
-          </w:tcPr>
-          <w:p>
-            <w:r>
-              <w:rPr>
-                <w:rFonts w:ascii="BIZ UDPゴシック" w:cs="BIZ UDPゴシック" w:eastAsia="BIZ UDPゴシック" w:hAnsi="BIZ UDPゴシック"/>
+            <w:shd w:fill="FFFFFF" w:val="clear"/>
+            <w:tcMar>
+              <w:top w:type="dxa" w:w="60"/>
+              <w:left w:type="dxa" w:w="100"/>
+              <w:bottom w:type="dxa" w:w="60"/>
+              <w:right w:type="dxa" w:w="100"/>
+            </w:tcMar>
+          </w:tcPr>
+          <w:p>
+            <w:r>
+              <w:rPr>
+                <w:rFonts w:ascii="BIZ UDPゴシック" w:cs="BIZ UDPゴシック" w:eastAsia="BIZ UDPゴシック" w:hAnsi="BIZ UDPゴシック"/>
+                <w:b w:val="false"/>
+                <w:bCs w:val="false"/>
+                <w:color w:val="000000"/>
                 <w:sz w:val="18"/>
                 <w:szCs w:val="18"/>
               </w:rPr>
@@ -2701,17 +3620,21 @@
               <w:bottom w:val="single" w:color="CCCCCC" w:sz="4"/>
               <w:right w:val="single" w:color="CCCCCC" w:sz="4"/>
             </w:tcBorders>
-            <w:tcMar>
-              <w:top w:type="dxa" w:w="60"/>
-              <w:left w:type="dxa" w:w="120"/>
-              <w:bottom w:type="dxa" w:w="60"/>
-              <w:right w:type="dxa" w:w="120"/>
-            </w:tcMar>
-          </w:tcPr>
-          <w:p>
-            <w:r>
-              <w:rPr>
-                <w:rFonts w:ascii="BIZ UDPゴシック" w:cs="BIZ UDPゴシック" w:eastAsia="BIZ UDPゴシック" w:hAnsi="BIZ UDPゴシック"/>
+            <w:shd w:fill="FFFFFF" w:val="clear"/>
+            <w:tcMar>
+              <w:top w:type="dxa" w:w="60"/>
+              <w:left w:type="dxa" w:w="100"/>
+              <w:bottom w:type="dxa" w:w="60"/>
+              <w:right w:type="dxa" w:w="100"/>
+            </w:tcMar>
+          </w:tcPr>
+          <w:p>
+            <w:r>
+              <w:rPr>
+                <w:rFonts w:ascii="BIZ UDPゴシック" w:cs="BIZ UDPゴシック" w:eastAsia="BIZ UDPゴシック" w:hAnsi="BIZ UDPゴシック"/>
+                <w:b w:val="false"/>
+                <w:bCs w:val="false"/>
+                <w:color w:val="000000"/>
                 <w:sz w:val="18"/>
                 <w:szCs w:val="18"/>
               </w:rPr>
@@ -2733,17 +3656,21 @@
               <w:bottom w:val="single" w:color="CCCCCC" w:sz="4"/>
               <w:right w:val="single" w:color="CCCCCC" w:sz="4"/>
             </w:tcBorders>
-            <w:tcMar>
-              <w:top w:type="dxa" w:w="60"/>
-              <w:left w:type="dxa" w:w="120"/>
-              <w:bottom w:type="dxa" w:w="60"/>
-              <w:right w:type="dxa" w:w="120"/>
-            </w:tcMar>
-          </w:tcPr>
-          <w:p>
-            <w:r>
-              <w:rPr>
-                <w:rFonts w:ascii="BIZ UDPゴシック" w:cs="BIZ UDPゴシック" w:eastAsia="BIZ UDPゴシック" w:hAnsi="BIZ UDPゴシック"/>
+            <w:shd w:fill="FFFFFF" w:val="clear"/>
+            <w:tcMar>
+              <w:top w:type="dxa" w:w="60"/>
+              <w:left w:type="dxa" w:w="100"/>
+              <w:bottom w:type="dxa" w:w="60"/>
+              <w:right w:type="dxa" w:w="100"/>
+            </w:tcMar>
+          </w:tcPr>
+          <w:p>
+            <w:r>
+              <w:rPr>
+                <w:rFonts w:ascii="BIZ UDPゴシック" w:cs="BIZ UDPゴシック" w:eastAsia="BIZ UDPゴシック" w:hAnsi="BIZ UDPゴシック"/>
+                <w:b w:val="false"/>
+                <w:bCs w:val="false"/>
+                <w:color w:val="000000"/>
                 <w:sz w:val="18"/>
                 <w:szCs w:val="18"/>
               </w:rPr>
@@ -2760,17 +3687,21 @@
               <w:bottom w:val="single" w:color="CCCCCC" w:sz="4"/>
               <w:right w:val="single" w:color="CCCCCC" w:sz="4"/>
             </w:tcBorders>
-            <w:tcMar>
-              <w:top w:type="dxa" w:w="60"/>
-              <w:left w:type="dxa" w:w="120"/>
-              <w:bottom w:type="dxa" w:w="60"/>
-              <w:right w:type="dxa" w:w="120"/>
-            </w:tcMar>
-          </w:tcPr>
-          <w:p>
-            <w:r>
-              <w:rPr>
-                <w:rFonts w:ascii="BIZ UDPゴシック" w:cs="BIZ UDPゴシック" w:eastAsia="BIZ UDPゴシック" w:hAnsi="BIZ UDPゴシック"/>
+            <w:shd w:fill="FFFFFF" w:val="clear"/>
+            <w:tcMar>
+              <w:top w:type="dxa" w:w="60"/>
+              <w:left w:type="dxa" w:w="100"/>
+              <w:bottom w:type="dxa" w:w="60"/>
+              <w:right w:type="dxa" w:w="100"/>
+            </w:tcMar>
+          </w:tcPr>
+          <w:p>
+            <w:r>
+              <w:rPr>
+                <w:rFonts w:ascii="BIZ UDPゴシック" w:cs="BIZ UDPゴシック" w:eastAsia="BIZ UDPゴシック" w:hAnsi="BIZ UDPゴシック"/>
+                <w:b w:val="false"/>
+                <w:bCs w:val="false"/>
+                <w:color w:val="000000"/>
                 <w:sz w:val="18"/>
                 <w:szCs w:val="18"/>
               </w:rPr>
@@ -2792,17 +3723,21 @@
               <w:bottom w:val="single" w:color="CCCCCC" w:sz="4"/>
               <w:right w:val="single" w:color="CCCCCC" w:sz="4"/>
             </w:tcBorders>
-            <w:tcMar>
-              <w:top w:type="dxa" w:w="60"/>
-              <w:left w:type="dxa" w:w="120"/>
-              <w:bottom w:type="dxa" w:w="60"/>
-              <w:right w:type="dxa" w:w="120"/>
-            </w:tcMar>
-          </w:tcPr>
-          <w:p>
-            <w:r>
-              <w:rPr>
-                <w:rFonts w:ascii="BIZ UDPゴシック" w:cs="BIZ UDPゴシック" w:eastAsia="BIZ UDPゴシック" w:hAnsi="BIZ UDPゴシック"/>
+            <w:shd w:fill="FFFFFF" w:val="clear"/>
+            <w:tcMar>
+              <w:top w:type="dxa" w:w="60"/>
+              <w:left w:type="dxa" w:w="100"/>
+              <w:bottom w:type="dxa" w:w="60"/>
+              <w:right w:type="dxa" w:w="100"/>
+            </w:tcMar>
+          </w:tcPr>
+          <w:p>
+            <w:r>
+              <w:rPr>
+                <w:rFonts w:ascii="BIZ UDPゴシック" w:cs="BIZ UDPゴシック" w:eastAsia="BIZ UDPゴシック" w:hAnsi="BIZ UDPゴシック"/>
+                <w:b w:val="false"/>
+                <w:bCs w:val="false"/>
+                <w:color w:val="000000"/>
                 <w:sz w:val="18"/>
                 <w:szCs w:val="18"/>
               </w:rPr>
@@ -2819,17 +3754,21 @@
               <w:bottom w:val="single" w:color="CCCCCC" w:sz="4"/>
               <w:right w:val="single" w:color="CCCCCC" w:sz="4"/>
             </w:tcBorders>
-            <w:tcMar>
-              <w:top w:type="dxa" w:w="60"/>
-              <w:left w:type="dxa" w:w="120"/>
-              <w:bottom w:type="dxa" w:w="60"/>
-              <w:right w:type="dxa" w:w="120"/>
-            </w:tcMar>
-          </w:tcPr>
-          <w:p>
-            <w:r>
-              <w:rPr>
-                <w:rFonts w:ascii="BIZ UDPゴシック" w:cs="BIZ UDPゴシック" w:eastAsia="BIZ UDPゴシック" w:hAnsi="BIZ UDPゴシック"/>
+            <w:shd w:fill="FFFFFF" w:val="clear"/>
+            <w:tcMar>
+              <w:top w:type="dxa" w:w="60"/>
+              <w:left w:type="dxa" w:w="100"/>
+              <w:bottom w:type="dxa" w:w="60"/>
+              <w:right w:type="dxa" w:w="100"/>
+            </w:tcMar>
+          </w:tcPr>
+          <w:p>
+            <w:r>
+              <w:rPr>
+                <w:rFonts w:ascii="BIZ UDPゴシック" w:cs="BIZ UDPゴシック" w:eastAsia="BIZ UDPゴシック" w:hAnsi="BIZ UDPゴシック"/>
+                <w:b w:val="false"/>
+                <w:bCs w:val="false"/>
+                <w:color w:val="000000"/>
                 <w:sz w:val="18"/>
                 <w:szCs w:val="18"/>
               </w:rPr>
@@ -2848,10 +3787,10 @@
           <w:rFonts w:ascii="BIZ UDPゴシック" w:cs="BIZ UDPゴシック" w:eastAsia="BIZ UDPゴシック" w:hAnsi="BIZ UDPゴシック"/>
           <w:b/>
           <w:bCs/>
-          <w:sz w:val="18"/>
-          <w:szCs w:val="18"/>
+          <w:sz w:val="24"/>
+          <w:szCs w:val="24"/>
         </w:rPr>
-        <w:t xml:space="preserve">■ 3-2. 日次バックアップ（AWS Backup プラン②）</w:t>
+        <w:t xml:space="preserve">■ No.2 AWS Backup プラン②（日次）</w:t>
       </w:r>
     </w:p>
     <w:tbl>
@@ -2886,9 +3825,9 @@
             <w:shd w:fill="F5F5F5" w:val="clear"/>
             <w:tcMar>
               <w:top w:type="dxa" w:w="60"/>
-              <w:left w:type="dxa" w:w="120"/>
-              <w:bottom w:type="dxa" w:w="60"/>
-              <w:right w:type="dxa" w:w="120"/>
+              <w:left w:type="dxa" w:w="100"/>
+              <w:bottom w:type="dxa" w:w="60"/>
+              <w:right w:type="dxa" w:w="100"/>
             </w:tcMar>
           </w:tcPr>
           <w:p>
@@ -2897,6 +3836,7 @@
                 <w:rFonts w:ascii="BIZ UDPゴシック" w:cs="BIZ UDPゴシック" w:eastAsia="BIZ UDPゴシック" w:hAnsi="BIZ UDPゴシック"/>
                 <w:b/>
                 <w:bCs/>
+                <w:color w:val="000000"/>
                 <w:sz w:val="18"/>
                 <w:szCs w:val="18"/>
               </w:rPr>
@@ -2916,9 +3856,9 @@
             <w:shd w:fill="F5F5F5" w:val="clear"/>
             <w:tcMar>
               <w:top w:type="dxa" w:w="60"/>
-              <w:left w:type="dxa" w:w="120"/>
-              <w:bottom w:type="dxa" w:w="60"/>
-              <w:right w:type="dxa" w:w="120"/>
+              <w:left w:type="dxa" w:w="100"/>
+              <w:bottom w:type="dxa" w:w="60"/>
+              <w:right w:type="dxa" w:w="100"/>
             </w:tcMar>
           </w:tcPr>
           <w:p>
@@ -2927,6 +3867,7 @@
                 <w:rFonts w:ascii="BIZ UDPゴシック" w:cs="BIZ UDPゴシック" w:eastAsia="BIZ UDPゴシック" w:hAnsi="BIZ UDPゴシック"/>
                 <w:b/>
                 <w:bCs/>
+                <w:color w:val="000000"/>
                 <w:sz w:val="18"/>
                 <w:szCs w:val="18"/>
               </w:rPr>
@@ -2948,17 +3889,21 @@
               <w:bottom w:val="single" w:color="CCCCCC" w:sz="4"/>
               <w:right w:val="single" w:color="CCCCCC" w:sz="4"/>
             </w:tcBorders>
-            <w:tcMar>
-              <w:top w:type="dxa" w:w="60"/>
-              <w:left w:type="dxa" w:w="120"/>
-              <w:bottom w:type="dxa" w:w="60"/>
-              <w:right w:type="dxa" w:w="120"/>
-            </w:tcMar>
-          </w:tcPr>
-          <w:p>
-            <w:r>
-              <w:rPr>
-                <w:rFonts w:ascii="BIZ UDPゴシック" w:cs="BIZ UDPゴシック" w:eastAsia="BIZ UDPゴシック" w:hAnsi="BIZ UDPゴシック"/>
+            <w:shd w:fill="FFFFFF" w:val="clear"/>
+            <w:tcMar>
+              <w:top w:type="dxa" w:w="60"/>
+              <w:left w:type="dxa" w:w="100"/>
+              <w:bottom w:type="dxa" w:w="60"/>
+              <w:right w:type="dxa" w:w="100"/>
+            </w:tcMar>
+          </w:tcPr>
+          <w:p>
+            <w:r>
+              <w:rPr>
+                <w:rFonts w:ascii="BIZ UDPゴシック" w:cs="BIZ UDPゴシック" w:eastAsia="BIZ UDPゴシック" w:hAnsi="BIZ UDPゴシック"/>
+                <w:b w:val="false"/>
+                <w:bCs w:val="false"/>
+                <w:color w:val="000000"/>
                 <w:sz w:val="18"/>
                 <w:szCs w:val="18"/>
               </w:rPr>
@@ -2975,17 +3920,21 @@
               <w:bottom w:val="single" w:color="CCCCCC" w:sz="4"/>
               <w:right w:val="single" w:color="CCCCCC" w:sz="4"/>
             </w:tcBorders>
-            <w:tcMar>
-              <w:top w:type="dxa" w:w="60"/>
-              <w:left w:type="dxa" w:w="120"/>
-              <w:bottom w:type="dxa" w:w="60"/>
-              <w:right w:type="dxa" w:w="120"/>
-            </w:tcMar>
-          </w:tcPr>
-          <w:p>
-            <w:r>
-              <w:rPr>
-                <w:rFonts w:ascii="BIZ UDPゴシック" w:cs="BIZ UDPゴシック" w:eastAsia="BIZ UDPゴシック" w:hAnsi="BIZ UDPゴシック"/>
+            <w:shd w:fill="FFFFFF" w:val="clear"/>
+            <w:tcMar>
+              <w:top w:type="dxa" w:w="60"/>
+              <w:left w:type="dxa" w:w="100"/>
+              <w:bottom w:type="dxa" w:w="60"/>
+              <w:right w:type="dxa" w:w="100"/>
+            </w:tcMar>
+          </w:tcPr>
+          <w:p>
+            <w:r>
+              <w:rPr>
+                <w:rFonts w:ascii="BIZ UDPゴシック" w:cs="BIZ UDPゴシック" w:eastAsia="BIZ UDPゴシック" w:hAnsi="BIZ UDPゴシック"/>
+                <w:b w:val="false"/>
+                <w:bCs w:val="false"/>
+                <w:color w:val="000000"/>
                 <w:sz w:val="18"/>
                 <w:szCs w:val="18"/>
               </w:rPr>
@@ -3007,17 +3956,21 @@
               <w:bottom w:val="single" w:color="CCCCCC" w:sz="4"/>
               <w:right w:val="single" w:color="CCCCCC" w:sz="4"/>
             </w:tcBorders>
-            <w:tcMar>
-              <w:top w:type="dxa" w:w="60"/>
-              <w:left w:type="dxa" w:w="120"/>
-              <w:bottom w:type="dxa" w:w="60"/>
-              <w:right w:type="dxa" w:w="120"/>
-            </w:tcMar>
-          </w:tcPr>
-          <w:p>
-            <w:r>
-              <w:rPr>
-                <w:rFonts w:ascii="BIZ UDPゴシック" w:cs="BIZ UDPゴシック" w:eastAsia="BIZ UDPゴシック" w:hAnsi="BIZ UDPゴシック"/>
+            <w:shd w:fill="FFFFFF" w:val="clear"/>
+            <w:tcMar>
+              <w:top w:type="dxa" w:w="60"/>
+              <w:left w:type="dxa" w:w="100"/>
+              <w:bottom w:type="dxa" w:w="60"/>
+              <w:right w:type="dxa" w:w="100"/>
+            </w:tcMar>
+          </w:tcPr>
+          <w:p>
+            <w:r>
+              <w:rPr>
+                <w:rFonts w:ascii="BIZ UDPゴシック" w:cs="BIZ UDPゴシック" w:eastAsia="BIZ UDPゴシック" w:hAnsi="BIZ UDPゴシック"/>
+                <w:b w:val="false"/>
+                <w:bCs w:val="false"/>
+                <w:color w:val="000000"/>
                 <w:sz w:val="18"/>
                 <w:szCs w:val="18"/>
               </w:rPr>
@@ -3034,17 +3987,21 @@
               <w:bottom w:val="single" w:color="CCCCCC" w:sz="4"/>
               <w:right w:val="single" w:color="CCCCCC" w:sz="4"/>
             </w:tcBorders>
-            <w:tcMar>
-              <w:top w:type="dxa" w:w="60"/>
-              <w:left w:type="dxa" w:w="120"/>
-              <w:bottom w:type="dxa" w:w="60"/>
-              <w:right w:type="dxa" w:w="120"/>
-            </w:tcMar>
-          </w:tcPr>
-          <w:p>
-            <w:r>
-              <w:rPr>
-                <w:rFonts w:ascii="BIZ UDPゴシック" w:cs="BIZ UDPゴシック" w:eastAsia="BIZ UDPゴシック" w:hAnsi="BIZ UDPゴシック"/>
+            <w:shd w:fill="FFFFFF" w:val="clear"/>
+            <w:tcMar>
+              <w:top w:type="dxa" w:w="60"/>
+              <w:left w:type="dxa" w:w="100"/>
+              <w:bottom w:type="dxa" w:w="60"/>
+              <w:right w:type="dxa" w:w="100"/>
+            </w:tcMar>
+          </w:tcPr>
+          <w:p>
+            <w:r>
+              <w:rPr>
+                <w:rFonts w:ascii="BIZ UDPゴシック" w:cs="BIZ UDPゴシック" w:eastAsia="BIZ UDPゴシック" w:hAnsi="BIZ UDPゴシック"/>
+                <w:b w:val="false"/>
+                <w:bCs w:val="false"/>
+                <w:color w:val="000000"/>
                 <w:sz w:val="18"/>
                 <w:szCs w:val="18"/>
               </w:rPr>
@@ -3066,17 +4023,21 @@
               <w:bottom w:val="single" w:color="CCCCCC" w:sz="4"/>
               <w:right w:val="single" w:color="CCCCCC" w:sz="4"/>
             </w:tcBorders>
-            <w:tcMar>
-              <w:top w:type="dxa" w:w="60"/>
-              <w:left w:type="dxa" w:w="120"/>
-              <w:bottom w:type="dxa" w:w="60"/>
-              <w:right w:type="dxa" w:w="120"/>
-            </w:tcMar>
-          </w:tcPr>
-          <w:p>
-            <w:r>
-              <w:rPr>
-                <w:rFonts w:ascii="BIZ UDPゴシック" w:cs="BIZ UDPゴシック" w:eastAsia="BIZ UDPゴシック" w:hAnsi="BIZ UDPゴシック"/>
+            <w:shd w:fill="FFFFFF" w:val="clear"/>
+            <w:tcMar>
+              <w:top w:type="dxa" w:w="60"/>
+              <w:left w:type="dxa" w:w="100"/>
+              <w:bottom w:type="dxa" w:w="60"/>
+              <w:right w:type="dxa" w:w="100"/>
+            </w:tcMar>
+          </w:tcPr>
+          <w:p>
+            <w:r>
+              <w:rPr>
+                <w:rFonts w:ascii="BIZ UDPゴシック" w:cs="BIZ UDPゴシック" w:eastAsia="BIZ UDPゴシック" w:hAnsi="BIZ UDPゴシック"/>
+                <w:b w:val="false"/>
+                <w:bCs w:val="false"/>
+                <w:color w:val="000000"/>
                 <w:sz w:val="18"/>
                 <w:szCs w:val="18"/>
               </w:rPr>
@@ -3093,17 +4054,21 @@
               <w:bottom w:val="single" w:color="CCCCCC" w:sz="4"/>
               <w:right w:val="single" w:color="CCCCCC" w:sz="4"/>
             </w:tcBorders>
-            <w:tcMar>
-              <w:top w:type="dxa" w:w="60"/>
-              <w:left w:type="dxa" w:w="120"/>
-              <w:bottom w:type="dxa" w:w="60"/>
-              <w:right w:type="dxa" w:w="120"/>
-            </w:tcMar>
-          </w:tcPr>
-          <w:p>
-            <w:r>
-              <w:rPr>
-                <w:rFonts w:ascii="BIZ UDPゴシック" w:cs="BIZ UDPゴシック" w:eastAsia="BIZ UDPゴシック" w:hAnsi="BIZ UDPゴシック"/>
+            <w:shd w:fill="FFFFFF" w:val="clear"/>
+            <w:tcMar>
+              <w:top w:type="dxa" w:w="60"/>
+              <w:left w:type="dxa" w:w="100"/>
+              <w:bottom w:type="dxa" w:w="60"/>
+              <w:right w:type="dxa" w:w="100"/>
+            </w:tcMar>
+          </w:tcPr>
+          <w:p>
+            <w:r>
+              <w:rPr>
+                <w:rFonts w:ascii="BIZ UDPゴシック" w:cs="BIZ UDPゴシック" w:eastAsia="BIZ UDPゴシック" w:hAnsi="BIZ UDPゴシック"/>
+                <w:b w:val="false"/>
+                <w:bCs w:val="false"/>
+                <w:color w:val="000000"/>
                 <w:sz w:val="18"/>
                 <w:szCs w:val="18"/>
               </w:rPr>
@@ -3125,17 +4090,21 @@
               <w:bottom w:val="single" w:color="CCCCCC" w:sz="4"/>
               <w:right w:val="single" w:color="CCCCCC" w:sz="4"/>
             </w:tcBorders>
-            <w:tcMar>
-              <w:top w:type="dxa" w:w="60"/>
-              <w:left w:type="dxa" w:w="120"/>
-              <w:bottom w:type="dxa" w:w="60"/>
-              <w:right w:type="dxa" w:w="120"/>
-            </w:tcMar>
-          </w:tcPr>
-          <w:p>
-            <w:r>
-              <w:rPr>
-                <w:rFonts w:ascii="BIZ UDPゴシック" w:cs="BIZ UDPゴシック" w:eastAsia="BIZ UDPゴシック" w:hAnsi="BIZ UDPゴシック"/>
+            <w:shd w:fill="FFFFFF" w:val="clear"/>
+            <w:tcMar>
+              <w:top w:type="dxa" w:w="60"/>
+              <w:left w:type="dxa" w:w="100"/>
+              <w:bottom w:type="dxa" w:w="60"/>
+              <w:right w:type="dxa" w:w="100"/>
+            </w:tcMar>
+          </w:tcPr>
+          <w:p>
+            <w:r>
+              <w:rPr>
+                <w:rFonts w:ascii="BIZ UDPゴシック" w:cs="BIZ UDPゴシック" w:eastAsia="BIZ UDPゴシック" w:hAnsi="BIZ UDPゴシック"/>
+                <w:b w:val="false"/>
+                <w:bCs w:val="false"/>
+                <w:color w:val="000000"/>
                 <w:sz w:val="18"/>
                 <w:szCs w:val="18"/>
               </w:rPr>
@@ -3152,17 +4121,21 @@
               <w:bottom w:val="single" w:color="CCCCCC" w:sz="4"/>
               <w:right w:val="single" w:color="CCCCCC" w:sz="4"/>
             </w:tcBorders>
-            <w:tcMar>
-              <w:top w:type="dxa" w:w="60"/>
-              <w:left w:type="dxa" w:w="120"/>
-              <w:bottom w:type="dxa" w:w="60"/>
-              <w:right w:type="dxa" w:w="120"/>
-            </w:tcMar>
-          </w:tcPr>
-          <w:p>
-            <w:r>
-              <w:rPr>
-                <w:rFonts w:ascii="BIZ UDPゴシック" w:cs="BIZ UDPゴシック" w:eastAsia="BIZ UDPゴシック" w:hAnsi="BIZ UDPゴシック"/>
+            <w:shd w:fill="FFFFFF" w:val="clear"/>
+            <w:tcMar>
+              <w:top w:type="dxa" w:w="60"/>
+              <w:left w:type="dxa" w:w="100"/>
+              <w:bottom w:type="dxa" w:w="60"/>
+              <w:right w:type="dxa" w:w="100"/>
+            </w:tcMar>
+          </w:tcPr>
+          <w:p>
+            <w:r>
+              <w:rPr>
+                <w:rFonts w:ascii="BIZ UDPゴシック" w:cs="BIZ UDPゴシック" w:eastAsia="BIZ UDPゴシック" w:hAnsi="BIZ UDPゴシック"/>
+                <w:b w:val="false"/>
+                <w:bCs w:val="false"/>
+                <w:color w:val="000000"/>
                 <w:sz w:val="18"/>
                 <w:szCs w:val="18"/>
               </w:rPr>
@@ -3181,10 +4154,10 @@
           <w:rFonts w:ascii="BIZ UDPゴシック" w:cs="BIZ UDPゴシック" w:eastAsia="BIZ UDPゴシック" w:hAnsi="BIZ UDPゴシック"/>
           <w:b/>
           <w:bCs/>
-          <w:sz w:val="18"/>
-          <w:szCs w:val="18"/>
+          <w:sz w:val="24"/>
+          <w:szCs w:val="24"/>
         </w:rPr>
-        <w:t xml:space="preserve">■ 3-3. バックアップ体系まとめ</w:t>
+        <w:t xml:space="preserve">■ バックアップ体系まとめ</w:t>
       </w:r>
     </w:p>
     <w:p>
@@ -3194,6 +4167,7 @@
           <w:ilvl w:val="0"/>
           <w:numId w:val="2"/>
         </w:numPr>
+        <w:spacing w:before="40" w:after="40"/>
       </w:pPr>
       <w:r>
         <w:rPr>
@@ -3201,7 +4175,7 @@
           <w:sz w:val="18"/>
           <w:szCs w:val="18"/>
         </w:rPr>
-        <w:t xml:space="preserve">【毎時バックアップ】取得: 毎時0分（JST） / 保持: 24時間 / 削除: 24時間経過後に自動削除</w:t>
+        <w:t xml:space="preserve">【毎時バックアップ】取得: 毎時0分（JST）/ 保持: 24時間 / 削除: 24時間経過後に自動削除</w:t>
       </w:r>
     </w:p>
     <w:p>
@@ -3211,6 +4185,7 @@
           <w:ilvl w:val="0"/>
           <w:numId w:val="2"/>
         </w:numPr>
+        <w:spacing w:before="40" w:after="40"/>
       </w:pPr>
       <w:r>
         <w:rPr>
@@ -3218,7 +4193,7 @@
           <w:sz w:val="18"/>
           <w:szCs w:val="18"/>
         </w:rPr>
-        <w:t xml:space="preserve">【日次バックアップ（JST 00:00）】取得: 毎日 00:00（JST）= 前日 15:00（UTC） / 保持: 7日間</w:t>
+        <w:t xml:space="preserve">【日次バックアップ（JST 00:00）】取得: 毎日 00:00（JST）= 前日 15:00（UTC）/ 保持: 7日間</w:t>
       </w:r>
     </w:p>
     <w:p>
@@ -3228,6 +4203,7 @@
           <w:ilvl w:val="0"/>
           <w:numId w:val="2"/>
         </w:numPr>
+        <w:spacing w:before="40" w:after="40"/>
       </w:pPr>
       <w:r>
         <w:rPr>
@@ -3235,7 +4211,7 @@
           <w:sz w:val="18"/>
           <w:szCs w:val="18"/>
         </w:rPr>
-        <w:t xml:space="preserve">【復元可能範囲（当日15:00時点）】過去7日分の 00:00 スナップショット（日次）＋ 直近24時間の毎時スナップショット → 直近7日間の任意の時刻に近い状態へ復元可能</w:t>
+        <w:t xml:space="preserve">【復元可能範囲（当日時点）】過去7日分の日次スナップショット＋直近24時間の毎時スナップショット → 直近7日間の任意の時刻に近い状態へ復元可能</w:t>
       </w:r>
     </w:p>
     <w:p>
@@ -3247,8 +4223,8 @@
           <w:rFonts w:ascii="BIZ UDPゴシック" w:cs="BIZ UDPゴシック" w:eastAsia="BIZ UDPゴシック" w:hAnsi="BIZ UDPゴシック"/>
           <w:b/>
           <w:bCs/>
-          <w:sz w:val="24"/>
-          <w:szCs w:val="24"/>
+          <w:sz w:val="32"/>
+          <w:szCs w:val="32"/>
         </w:rPr>
         <w:t xml:space="preserve">4. 実装コマンド（CloudShell）</w:t>
       </w:r>
@@ -3262,8 +4238,8 @@
           <w:rFonts w:ascii="BIZ UDPゴシック" w:cs="BIZ UDPゴシック" w:eastAsia="BIZ UDPゴシック" w:hAnsi="BIZ UDPゴシック"/>
           <w:b/>
           <w:bCs/>
-          <w:sz w:val="18"/>
-          <w:szCs w:val="18"/>
+          <w:sz w:val="24"/>
+          <w:szCs w:val="24"/>
         </w:rPr>
         <w:t xml:space="preserve">■ バックアップボールト作成</w:t>
       </w:r>
@@ -3287,11 +4263,6 @@
         <w:trPr>
           <w:cantSplit/>
         </w:trPr>
-      </w:tr>
-      <w:tr>
-        <w:trPr>
-          <w:cantSplit/>
-        </w:trPr>
         <w:tc>
           <w:tcPr>
             <w:tcW w:type="dxa" w:w="8504"/>
@@ -3301,149 +4272,52 @@
               <w:bottom w:val="single" w:color="CCCCCC" w:sz="4"/>
               <w:right w:val="single" w:color="CCCCCC" w:sz="4"/>
             </w:tcBorders>
-            <w:tcMar>
-              <w:top w:type="dxa" w:w="60"/>
-              <w:left w:type="dxa" w:w="120"/>
-              <w:bottom w:type="dxa" w:w="60"/>
-              <w:right w:type="dxa" w:w="120"/>
-            </w:tcMar>
-          </w:tcPr>
-          <w:p>
-            <w:r>
-              <w:rPr>
-                <w:rFonts w:ascii="BIZ UDPゴシック" w:cs="BIZ UDPゴシック" w:eastAsia="BIZ UDPゴシック" w:hAnsi="BIZ UDPゴシック"/>
+            <w:shd w:fill="F5F5F5" w:val="clear"/>
+            <w:tcMar>
+              <w:top w:type="dxa" w:w="60"/>
+              <w:left w:type="dxa" w:w="100"/>
+              <w:bottom w:type="dxa" w:w="60"/>
+              <w:right w:type="dxa" w:w="100"/>
+            </w:tcMar>
+          </w:tcPr>
+          <w:p>
+            <w:r>
+              <w:rPr>
+                <w:rFonts w:ascii="Consolas" w:cs="Consolas" w:eastAsia="Consolas" w:hAnsi="Consolas"/>
                 <w:sz w:val="18"/>
                 <w:szCs w:val="18"/>
               </w:rPr>
               <w:t xml:space="preserve">aws backup create-backup-vault \</w:t>
             </w:r>
           </w:p>
-        </w:tc>
-      </w:tr>
-      <w:tr>
-        <w:trPr>
-          <w:cantSplit/>
-        </w:trPr>
-        <w:tc>
-          <w:tcPr>
-            <w:tcW w:type="dxa" w:w="8504"/>
-            <w:tcBorders>
-              <w:top w:val="single" w:color="CCCCCC" w:sz="4"/>
-              <w:left w:val="single" w:color="CCCCCC" w:sz="4"/>
-              <w:bottom w:val="single" w:color="CCCCCC" w:sz="4"/>
-              <w:right w:val="single" w:color="CCCCCC" w:sz="4"/>
-            </w:tcBorders>
-            <w:tcMar>
-              <w:top w:type="dxa" w:w="60"/>
-              <w:left w:type="dxa" w:w="120"/>
-              <w:bottom w:type="dxa" w:w="60"/>
-              <w:right w:type="dxa" w:w="120"/>
-            </w:tcMar>
-          </w:tcPr>
-          <w:p>
-            <w:r>
-              <w:rPr>
-                <w:rFonts w:ascii="BIZ UDPゴシック" w:cs="BIZ UDPゴシック" w:eastAsia="BIZ UDPゴシック" w:hAnsi="BIZ UDPゴシック"/>
+          <w:p>
+            <w:r>
+              <w:rPr>
+                <w:rFonts w:ascii="Consolas" w:cs="Consolas" w:eastAsia="Consolas" w:hAnsi="Consolas"/>
                 <w:sz w:val="18"/>
                 <w:szCs w:val="18"/>
               </w:rPr>
               <w:t xml:space="preserve">  --region ap-northeast-1 \</w:t>
             </w:r>
           </w:p>
-        </w:tc>
-      </w:tr>
-      <w:tr>
-        <w:trPr>
-          <w:cantSplit/>
-        </w:trPr>
-        <w:tc>
-          <w:tcPr>
-            <w:tcW w:type="dxa" w:w="8504"/>
-            <w:tcBorders>
-              <w:top w:val="single" w:color="CCCCCC" w:sz="4"/>
-              <w:left w:val="single" w:color="CCCCCC" w:sz="4"/>
-              <w:bottom w:val="single" w:color="CCCCCC" w:sz="4"/>
-              <w:right w:val="single" w:color="CCCCCC" w:sz="4"/>
-            </w:tcBorders>
-            <w:tcMar>
-              <w:top w:type="dxa" w:w="60"/>
-              <w:left w:type="dxa" w:w="120"/>
-              <w:bottom w:type="dxa" w:w="60"/>
-              <w:right w:type="dxa" w:w="120"/>
-            </w:tcMar>
-          </w:tcPr>
-          <w:p>
-            <w:r>
-              <w:rPr>
-                <w:rFonts w:ascii="BIZ UDPゴシック" w:cs="BIZ UDPゴシック" w:eastAsia="BIZ UDPゴシック" w:hAnsi="BIZ UDPゴシック"/>
+          <w:p>
+            <w:r>
+              <w:rPr>
+                <w:rFonts w:ascii="Consolas" w:cs="Consolas" w:eastAsia="Consolas" w:hAnsi="Consolas"/>
                 <w:sz w:val="18"/>
                 <w:szCs w:val="18"/>
               </w:rPr>
               <w:t xml:space="preserve">  --backup-vault-name ksm-posprd-backup-vault \</w:t>
             </w:r>
           </w:p>
-        </w:tc>
-      </w:tr>
-      <w:tr>
-        <w:trPr>
-          <w:cantSplit/>
-        </w:trPr>
-        <w:tc>
-          <w:tcPr>
-            <w:tcW w:type="dxa" w:w="8504"/>
-            <w:tcBorders>
-              <w:top w:val="single" w:color="CCCCCC" w:sz="4"/>
-              <w:left w:val="single" w:color="CCCCCC" w:sz="4"/>
-              <w:bottom w:val="single" w:color="CCCCCC" w:sz="4"/>
-              <w:right w:val="single" w:color="CCCCCC" w:sz="4"/>
-            </w:tcBorders>
-            <w:tcMar>
-              <w:top w:type="dxa" w:w="60"/>
-              <w:left w:type="dxa" w:w="120"/>
-              <w:bottom w:type="dxa" w:w="60"/>
-              <w:right w:type="dxa" w:w="120"/>
-            </w:tcMar>
-          </w:tcPr>
-          <w:p>
-            <w:r>
-              <w:rPr>
-                <w:rFonts w:ascii="BIZ UDPゴシック" w:cs="BIZ UDPゴシック" w:eastAsia="BIZ UDPゴシック" w:hAnsi="BIZ UDPゴシック"/>
-                <w:sz w:val="18"/>
-                <w:szCs w:val="18"/>
-              </w:rPr>
-              <w:t xml:space="preserve">  --encryption-key-arn arn:aws:kms:ap-northeast-1:332802448674:key/f63b92c0-a810-4665-a45e-ffb926b21496 \</w:t>
-            </w:r>
-          </w:p>
-        </w:tc>
-      </w:tr>
-      <w:tr>
-        <w:trPr>
-          <w:cantSplit/>
-        </w:trPr>
-        <w:tc>
-          <w:tcPr>
-            <w:tcW w:type="dxa" w:w="8504"/>
-            <w:tcBorders>
-              <w:top w:val="single" w:color="CCCCCC" w:sz="4"/>
-              <w:left w:val="single" w:color="CCCCCC" w:sz="4"/>
-              <w:bottom w:val="single" w:color="CCCCCC" w:sz="4"/>
-              <w:right w:val="single" w:color="CCCCCC" w:sz="4"/>
-            </w:tcBorders>
-            <w:tcMar>
-              <w:top w:type="dxa" w:w="60"/>
-              <w:left w:type="dxa" w:w="120"/>
-              <w:bottom w:type="dxa" w:w="60"/>
-              <w:right w:type="dxa" w:w="120"/>
-            </w:tcMar>
-          </w:tcPr>
-          <w:p>
-            <w:r>
-              <w:rPr>
-                <w:rFonts w:ascii="BIZ UDPゴシック" w:cs="BIZ UDPゴシック" w:eastAsia="BIZ UDPゴシック" w:hAnsi="BIZ UDPゴシック"/>
-                <w:sz w:val="18"/>
-                <w:szCs w:val="18"/>
-              </w:rPr>
-              <w:t xml:space="preserve">  --tags SystemName=pos,EnvType=prd</w:t>
+          <w:p>
+            <w:r>
+              <w:rPr>
+                <w:rFonts w:ascii="Consolas" w:cs="Consolas" w:eastAsia="Consolas" w:hAnsi="Consolas"/>
+                <w:sz w:val="18"/>
+                <w:szCs w:val="18"/>
+              </w:rPr>
+              <w:t xml:space="preserve">  --encryption-key-arn arn:aws:kms:ap-northeast-1:332802448674:key/f63b92c0-a810-4665-a45e-ffb926b21496</w:t>
             </w:r>
           </w:p>
         </w:tc>
@@ -3458,10 +4332,10 @@
           <w:rFonts w:ascii="BIZ UDPゴシック" w:cs="BIZ UDPゴシック" w:eastAsia="BIZ UDPゴシック" w:hAnsi="BIZ UDPゴシック"/>
           <w:b/>
           <w:bCs/>
-          <w:sz w:val="18"/>
-          <w:szCs w:val="18"/>
+          <w:sz w:val="24"/>
+          <w:szCs w:val="24"/>
         </w:rPr>
-        <w:t xml:space="preserve">■ プラン①（毎時）作成 JSON</w:t>
+        <w:t xml:space="preserve">■ プラン①（毎時）作成コマンド</w:t>
       </w:r>
     </w:p>
     <w:tbl>
@@ -3483,11 +4357,6 @@
         <w:trPr>
           <w:cantSplit/>
         </w:trPr>
-      </w:tr>
-      <w:tr>
-        <w:trPr>
-          <w:cantSplit/>
-        </w:trPr>
         <w:tc>
           <w:tcPr>
             <w:tcW w:type="dxa" w:w="8504"/>
@@ -3497,149 +4366,142 @@
               <w:bottom w:val="single" w:color="CCCCCC" w:sz="4"/>
               <w:right w:val="single" w:color="CCCCCC" w:sz="4"/>
             </w:tcBorders>
-            <w:tcMar>
-              <w:top w:type="dxa" w:w="60"/>
-              <w:left w:type="dxa" w:w="120"/>
-              <w:bottom w:type="dxa" w:w="60"/>
-              <w:right w:type="dxa" w:w="120"/>
-            </w:tcMar>
-          </w:tcPr>
-          <w:p>
-            <w:r>
-              <w:rPr>
-                <w:rFonts w:ascii="BIZ UDPゴシック" w:cs="BIZ UDPゴシック" w:eastAsia="BIZ UDPゴシック" w:hAnsi="BIZ UDPゴシック"/>
-                <w:sz w:val="18"/>
-                <w:szCs w:val="18"/>
-              </w:rPr>
-              <w:t xml:space="preserve">{ "BackupPlanName": "ksm-posprd-rds-hourly",</w:t>
-            </w:r>
-          </w:p>
-        </w:tc>
-      </w:tr>
-      <w:tr>
-        <w:trPr>
-          <w:cantSplit/>
-        </w:trPr>
-        <w:tc>
-          <w:tcPr>
-            <w:tcW w:type="dxa" w:w="8504"/>
-            <w:tcBorders>
-              <w:top w:val="single" w:color="CCCCCC" w:sz="4"/>
-              <w:left w:val="single" w:color="CCCCCC" w:sz="4"/>
-              <w:bottom w:val="single" w:color="CCCCCC" w:sz="4"/>
-              <w:right w:val="single" w:color="CCCCCC" w:sz="4"/>
-            </w:tcBorders>
-            <w:tcMar>
-              <w:top w:type="dxa" w:w="60"/>
-              <w:left w:type="dxa" w:w="120"/>
-              <w:bottom w:type="dxa" w:w="60"/>
-              <w:right w:type="dxa" w:w="120"/>
-            </w:tcMar>
-          </w:tcPr>
-          <w:p>
-            <w:r>
-              <w:rPr>
-                <w:rFonts w:ascii="BIZ UDPゴシック" w:cs="BIZ UDPゴシック" w:eastAsia="BIZ UDPゴシック" w:hAnsi="BIZ UDPゴシック"/>
-                <w:sz w:val="18"/>
-                <w:szCs w:val="18"/>
-              </w:rPr>
-              <w:t xml:space="preserve">  "Rules": [{ "RuleName": "hourly-24h",</w:t>
-            </w:r>
-          </w:p>
-        </w:tc>
-      </w:tr>
-      <w:tr>
-        <w:trPr>
-          <w:cantSplit/>
-        </w:trPr>
-        <w:tc>
-          <w:tcPr>
-            <w:tcW w:type="dxa" w:w="8504"/>
-            <w:tcBorders>
-              <w:top w:val="single" w:color="CCCCCC" w:sz="4"/>
-              <w:left w:val="single" w:color="CCCCCC" w:sz="4"/>
-              <w:bottom w:val="single" w:color="CCCCCC" w:sz="4"/>
-              <w:right w:val="single" w:color="CCCCCC" w:sz="4"/>
-            </w:tcBorders>
-            <w:tcMar>
-              <w:top w:type="dxa" w:w="60"/>
-              <w:left w:type="dxa" w:w="120"/>
-              <w:bottom w:type="dxa" w:w="60"/>
-              <w:right w:type="dxa" w:w="120"/>
-            </w:tcMar>
-          </w:tcPr>
-          <w:p>
-            <w:r>
-              <w:rPr>
-                <w:rFonts w:ascii="BIZ UDPゴシック" w:cs="BIZ UDPゴシック" w:eastAsia="BIZ UDPゴシック" w:hAnsi="BIZ UDPゴシック"/>
+            <w:shd w:fill="F5F5F5" w:val="clear"/>
+            <w:tcMar>
+              <w:top w:type="dxa" w:w="60"/>
+              <w:left w:type="dxa" w:w="100"/>
+              <w:bottom w:type="dxa" w:w="60"/>
+              <w:right w:type="dxa" w:w="100"/>
+            </w:tcMar>
+          </w:tcPr>
+          <w:p>
+            <w:r>
+              <w:rPr>
+                <w:rFonts w:ascii="Consolas" w:cs="Consolas" w:eastAsia="Consolas" w:hAnsi="Consolas"/>
+                <w:sz w:val="18"/>
+                <w:szCs w:val="18"/>
+              </w:rPr>
+              <w:t xml:space="preserve">PLAN_ID=$(aws backup create-backup-plan --region ap-northeast-1 --backup-plan '{</w:t>
+            </w:r>
+          </w:p>
+          <w:p>
+            <w:r>
+              <w:rPr>
+                <w:rFonts w:ascii="Consolas" w:cs="Consolas" w:eastAsia="Consolas" w:hAnsi="Consolas"/>
+                <w:sz w:val="18"/>
+                <w:szCs w:val="18"/>
+              </w:rPr>
+              <w:t xml:space="preserve">  "BackupPlanName": "ksm-posprd-rds-hourly",</w:t>
+            </w:r>
+          </w:p>
+          <w:p>
+            <w:r>
+              <w:rPr>
+                <w:rFonts w:ascii="Consolas" w:cs="Consolas" w:eastAsia="Consolas" w:hAnsi="Consolas"/>
+                <w:sz w:val="18"/>
+                <w:szCs w:val="18"/>
+              </w:rPr>
+              <w:t xml:space="preserve">  "Rules": [{"RuleName": "hourly-24h",</w:t>
+            </w:r>
+          </w:p>
+          <w:p>
+            <w:r>
+              <w:rPr>
+                <w:rFonts w:ascii="Consolas" w:cs="Consolas" w:eastAsia="Consolas" w:hAnsi="Consolas"/>
                 <w:sz w:val="18"/>
                 <w:szCs w:val="18"/>
               </w:rPr>
               <w:t xml:space="preserve">    "TargetBackupVaultName": "ksm-posprd-backup-vault",</w:t>
             </w:r>
           </w:p>
-        </w:tc>
-      </w:tr>
-      <w:tr>
-        <w:trPr>
-          <w:cantSplit/>
-        </w:trPr>
-        <w:tc>
-          <w:tcPr>
-            <w:tcW w:type="dxa" w:w="8504"/>
-            <w:tcBorders>
-              <w:top w:val="single" w:color="CCCCCC" w:sz="4"/>
-              <w:left w:val="single" w:color="CCCCCC" w:sz="4"/>
-              <w:bottom w:val="single" w:color="CCCCCC" w:sz="4"/>
-              <w:right w:val="single" w:color="CCCCCC" w:sz="4"/>
-            </w:tcBorders>
-            <w:tcMar>
-              <w:top w:type="dxa" w:w="60"/>
-              <w:left w:type="dxa" w:w="120"/>
-              <w:bottom w:type="dxa" w:w="60"/>
-              <w:right w:type="dxa" w:w="120"/>
-            </w:tcMar>
-          </w:tcPr>
-          <w:p>
-            <w:r>
-              <w:rPr>
-                <w:rFonts w:ascii="BIZ UDPゴシック" w:cs="BIZ UDPゴシック" w:eastAsia="BIZ UDPゴシック" w:hAnsi="BIZ UDPゴシック"/>
+          <w:p>
+            <w:r>
+              <w:rPr>
+                <w:rFonts w:ascii="Consolas" w:cs="Consolas" w:eastAsia="Consolas" w:hAnsi="Consolas"/>
                 <w:sz w:val="18"/>
                 <w:szCs w:val="18"/>
               </w:rPr>
               <w:t xml:space="preserve">    "ScheduleExpression": "cron(0 * * * ? *)",</w:t>
             </w:r>
           </w:p>
-        </w:tc>
-      </w:tr>
-      <w:tr>
-        <w:trPr>
-          <w:cantSplit/>
-        </w:trPr>
-        <w:tc>
-          <w:tcPr>
-            <w:tcW w:type="dxa" w:w="8504"/>
-            <w:tcBorders>
-              <w:top w:val="single" w:color="CCCCCC" w:sz="4"/>
-              <w:left w:val="single" w:color="CCCCCC" w:sz="4"/>
-              <w:bottom w:val="single" w:color="CCCCCC" w:sz="4"/>
-              <w:right w:val="single" w:color="CCCCCC" w:sz="4"/>
-            </w:tcBorders>
-            <w:tcMar>
-              <w:top w:type="dxa" w:w="60"/>
-              <w:left w:type="dxa" w:w="120"/>
-              <w:bottom w:type="dxa" w:w="60"/>
-              <w:right w:type="dxa" w:w="120"/>
-            </w:tcMar>
-          </w:tcPr>
-          <w:p>
-            <w:r>
-              <w:rPr>
-                <w:rFonts w:ascii="BIZ UDPゴシック" w:cs="BIZ UDPゴシック" w:eastAsia="BIZ UDPゴシック" w:hAnsi="BIZ UDPゴシック"/>
-                <w:sz w:val="18"/>
-                <w:szCs w:val="18"/>
-              </w:rPr>
-              <w:t xml:space="preserve">    "Lifecycle": { "DeleteAfterDays": 1 } }]}</w:t>
+          <w:p>
+            <w:r>
+              <w:rPr>
+                <w:rFonts w:ascii="Consolas" w:cs="Consolas" w:eastAsia="Consolas" w:hAnsi="Consolas"/>
+                <w:sz w:val="18"/>
+                <w:szCs w:val="18"/>
+              </w:rPr>
+              <w:t xml:space="preserve">    "Lifecycle": {"DeleteAfterDays": 1}}]}'</w:t>
+            </w:r>
+          </w:p>
+          <w:p>
+            <w:r>
+              <w:rPr>
+                <w:rFonts w:ascii="Consolas" w:cs="Consolas" w:eastAsia="Consolas" w:hAnsi="Consolas"/>
+                <w:sz w:val="18"/>
+                <w:szCs w:val="18"/>
+              </w:rPr>
+              <w:t xml:space="preserve">  --query BackupPlanId --output text)</w:t>
+            </w:r>
+          </w:p>
+          <w:p>
+            <w:r>
+              <w:rPr>
+                <w:rFonts w:ascii="Consolas" w:cs="Consolas" w:eastAsia="Consolas" w:hAnsi="Consolas"/>
+                <w:sz w:val="18"/>
+                <w:szCs w:val="18"/>
+              </w:rPr>
+              <w:t xml:space="preserve"/>
+            </w:r>
+          </w:p>
+          <w:p>
+            <w:r>
+              <w:rPr>
+                <w:rFonts w:ascii="Consolas" w:cs="Consolas" w:eastAsia="Consolas" w:hAnsi="Consolas"/>
+                <w:sz w:val="18"/>
+                <w:szCs w:val="18"/>
+              </w:rPr>
+              <w:t xml:space="preserve">aws backup create-backup-selection --region ap-northeast-1 \</w:t>
+            </w:r>
+          </w:p>
+          <w:p>
+            <w:r>
+              <w:rPr>
+                <w:rFonts w:ascii="Consolas" w:cs="Consolas" w:eastAsia="Consolas" w:hAnsi="Consolas"/>
+                <w:sz w:val="18"/>
+                <w:szCs w:val="18"/>
+              </w:rPr>
+              <w:t xml:space="preserve">  --backup-plan-id $PLAN_ID --backup-selection '{</w:t>
+            </w:r>
+          </w:p>
+          <w:p>
+            <w:r>
+              <w:rPr>
+                <w:rFonts w:ascii="Consolas" w:cs="Consolas" w:eastAsia="Consolas" w:hAnsi="Consolas"/>
+                <w:sz w:val="18"/>
+                <w:szCs w:val="18"/>
+              </w:rPr>
+              <w:t xml:space="preserve">  "SelectionName": "rds-cluster",</w:t>
+            </w:r>
+          </w:p>
+          <w:p>
+            <w:r>
+              <w:rPr>
+                <w:rFonts w:ascii="Consolas" w:cs="Consolas" w:eastAsia="Consolas" w:hAnsi="Consolas"/>
+                <w:sz w:val="18"/>
+                <w:szCs w:val="18"/>
+              </w:rPr>
+              <w:t xml:space="preserve">  "IamRoleArn": "arn:aws:iam::332802448674:role/AWSBackupDefaultServiceRole",</w:t>
+            </w:r>
+          </w:p>
+          <w:p>
+            <w:r>
+              <w:rPr>
+                <w:rFonts w:ascii="Consolas" w:cs="Consolas" w:eastAsia="Consolas" w:hAnsi="Consolas"/>
+                <w:sz w:val="18"/>
+                <w:szCs w:val="18"/>
+              </w:rPr>
+              <w:t xml:space="preserve">  "Resources": ["arn:aws:rds:ap-northeast-1:332802448674:cluster:ksm-posprd-db-cluster"]}'</w:t>
             </w:r>
           </w:p>
         </w:tc>
@@ -3654,10 +4516,10 @@
           <w:rFonts w:ascii="BIZ UDPゴシック" w:cs="BIZ UDPゴシック" w:eastAsia="BIZ UDPゴシック" w:hAnsi="BIZ UDPゴシック"/>
           <w:b/>
           <w:bCs/>
-          <w:sz w:val="18"/>
-          <w:szCs w:val="18"/>
+          <w:sz w:val="24"/>
+          <w:szCs w:val="24"/>
         </w:rPr>
-        <w:t xml:space="preserve">■ プラン②（日次）作成 JSON</w:t>
+        <w:t xml:space="preserve">■ プラン②（日次）作成コマンド</w:t>
       </w:r>
     </w:p>
     <w:tbl>
@@ -3679,11 +4541,6 @@
         <w:trPr>
           <w:cantSplit/>
         </w:trPr>
-      </w:tr>
-      <w:tr>
-        <w:trPr>
-          <w:cantSplit/>
-        </w:trPr>
         <w:tc>
           <w:tcPr>
             <w:tcW w:type="dxa" w:w="8504"/>
@@ -3693,149 +4550,142 @@
               <w:bottom w:val="single" w:color="CCCCCC" w:sz="4"/>
               <w:right w:val="single" w:color="CCCCCC" w:sz="4"/>
             </w:tcBorders>
-            <w:tcMar>
-              <w:top w:type="dxa" w:w="60"/>
-              <w:left w:type="dxa" w:w="120"/>
-              <w:bottom w:type="dxa" w:w="60"/>
-              <w:right w:type="dxa" w:w="120"/>
-            </w:tcMar>
-          </w:tcPr>
-          <w:p>
-            <w:r>
-              <w:rPr>
-                <w:rFonts w:ascii="BIZ UDPゴシック" w:cs="BIZ UDPゴシック" w:eastAsia="BIZ UDPゴシック" w:hAnsi="BIZ UDPゴシック"/>
-                <w:sz w:val="18"/>
-                <w:szCs w:val="18"/>
-              </w:rPr>
-              <w:t xml:space="preserve">{ "BackupPlanName": "ksm-posprd-rds-daily",</w:t>
-            </w:r>
-          </w:p>
-        </w:tc>
-      </w:tr>
-      <w:tr>
-        <w:trPr>
-          <w:cantSplit/>
-        </w:trPr>
-        <w:tc>
-          <w:tcPr>
-            <w:tcW w:type="dxa" w:w="8504"/>
-            <w:tcBorders>
-              <w:top w:val="single" w:color="CCCCCC" w:sz="4"/>
-              <w:left w:val="single" w:color="CCCCCC" w:sz="4"/>
-              <w:bottom w:val="single" w:color="CCCCCC" w:sz="4"/>
-              <w:right w:val="single" w:color="CCCCCC" w:sz="4"/>
-            </w:tcBorders>
-            <w:tcMar>
-              <w:top w:type="dxa" w:w="60"/>
-              <w:left w:type="dxa" w:w="120"/>
-              <w:bottom w:type="dxa" w:w="60"/>
-              <w:right w:type="dxa" w:w="120"/>
-            </w:tcMar>
-          </w:tcPr>
-          <w:p>
-            <w:r>
-              <w:rPr>
-                <w:rFonts w:ascii="BIZ UDPゴシック" w:cs="BIZ UDPゴシック" w:eastAsia="BIZ UDPゴシック" w:hAnsi="BIZ UDPゴシック"/>
-                <w:sz w:val="18"/>
-                <w:szCs w:val="18"/>
-              </w:rPr>
-              <w:t xml:space="preserve">  "Rules": [{ "RuleName": "daily-7d",</w:t>
-            </w:r>
-          </w:p>
-        </w:tc>
-      </w:tr>
-      <w:tr>
-        <w:trPr>
-          <w:cantSplit/>
-        </w:trPr>
-        <w:tc>
-          <w:tcPr>
-            <w:tcW w:type="dxa" w:w="8504"/>
-            <w:tcBorders>
-              <w:top w:val="single" w:color="CCCCCC" w:sz="4"/>
-              <w:left w:val="single" w:color="CCCCCC" w:sz="4"/>
-              <w:bottom w:val="single" w:color="CCCCCC" w:sz="4"/>
-              <w:right w:val="single" w:color="CCCCCC" w:sz="4"/>
-            </w:tcBorders>
-            <w:tcMar>
-              <w:top w:type="dxa" w:w="60"/>
-              <w:left w:type="dxa" w:w="120"/>
-              <w:bottom w:type="dxa" w:w="60"/>
-              <w:right w:type="dxa" w:w="120"/>
-            </w:tcMar>
-          </w:tcPr>
-          <w:p>
-            <w:r>
-              <w:rPr>
-                <w:rFonts w:ascii="BIZ UDPゴシック" w:cs="BIZ UDPゴシック" w:eastAsia="BIZ UDPゴシック" w:hAnsi="BIZ UDPゴシック"/>
+            <w:shd w:fill="F5F5F5" w:val="clear"/>
+            <w:tcMar>
+              <w:top w:type="dxa" w:w="60"/>
+              <w:left w:type="dxa" w:w="100"/>
+              <w:bottom w:type="dxa" w:w="60"/>
+              <w:right w:type="dxa" w:w="100"/>
+            </w:tcMar>
+          </w:tcPr>
+          <w:p>
+            <w:r>
+              <w:rPr>
+                <w:rFonts w:ascii="Consolas" w:cs="Consolas" w:eastAsia="Consolas" w:hAnsi="Consolas"/>
+                <w:sz w:val="18"/>
+                <w:szCs w:val="18"/>
+              </w:rPr>
+              <w:t xml:space="preserve">PLAN_ID2=$(aws backup create-backup-plan --region ap-northeast-1 --backup-plan '{</w:t>
+            </w:r>
+          </w:p>
+          <w:p>
+            <w:r>
+              <w:rPr>
+                <w:rFonts w:ascii="Consolas" w:cs="Consolas" w:eastAsia="Consolas" w:hAnsi="Consolas"/>
+                <w:sz w:val="18"/>
+                <w:szCs w:val="18"/>
+              </w:rPr>
+              <w:t xml:space="preserve">  "BackupPlanName": "ksm-posprd-rds-daily",</w:t>
+            </w:r>
+          </w:p>
+          <w:p>
+            <w:r>
+              <w:rPr>
+                <w:rFonts w:ascii="Consolas" w:cs="Consolas" w:eastAsia="Consolas" w:hAnsi="Consolas"/>
+                <w:sz w:val="18"/>
+                <w:szCs w:val="18"/>
+              </w:rPr>
+              <w:t xml:space="preserve">  "Rules": [{"RuleName": "daily-7d",</w:t>
+            </w:r>
+          </w:p>
+          <w:p>
+            <w:r>
+              <w:rPr>
+                <w:rFonts w:ascii="Consolas" w:cs="Consolas" w:eastAsia="Consolas" w:hAnsi="Consolas"/>
                 <w:sz w:val="18"/>
                 <w:szCs w:val="18"/>
               </w:rPr>
               <w:t xml:space="preserve">    "TargetBackupVaultName": "ksm-posprd-backup-vault",</w:t>
             </w:r>
           </w:p>
-        </w:tc>
-      </w:tr>
-      <w:tr>
-        <w:trPr>
-          <w:cantSplit/>
-        </w:trPr>
-        <w:tc>
-          <w:tcPr>
-            <w:tcW w:type="dxa" w:w="8504"/>
-            <w:tcBorders>
-              <w:top w:val="single" w:color="CCCCCC" w:sz="4"/>
-              <w:left w:val="single" w:color="CCCCCC" w:sz="4"/>
-              <w:bottom w:val="single" w:color="CCCCCC" w:sz="4"/>
-              <w:right w:val="single" w:color="CCCCCC" w:sz="4"/>
-            </w:tcBorders>
-            <w:tcMar>
-              <w:top w:type="dxa" w:w="60"/>
-              <w:left w:type="dxa" w:w="120"/>
-              <w:bottom w:type="dxa" w:w="60"/>
-              <w:right w:type="dxa" w:w="120"/>
-            </w:tcMar>
-          </w:tcPr>
-          <w:p>
-            <w:r>
-              <w:rPr>
-                <w:rFonts w:ascii="BIZ UDPゴシック" w:cs="BIZ UDPゴシック" w:eastAsia="BIZ UDPゴシック" w:hAnsi="BIZ UDPゴシック"/>
+          <w:p>
+            <w:r>
+              <w:rPr>
+                <w:rFonts w:ascii="Consolas" w:cs="Consolas" w:eastAsia="Consolas" w:hAnsi="Consolas"/>
                 <w:sz w:val="18"/>
                 <w:szCs w:val="18"/>
               </w:rPr>
               <w:t xml:space="preserve">    "ScheduleExpression": "cron(0 15 * * ? *)",</w:t>
             </w:r>
           </w:p>
-        </w:tc>
-      </w:tr>
-      <w:tr>
-        <w:trPr>
-          <w:cantSplit/>
-        </w:trPr>
-        <w:tc>
-          <w:tcPr>
-            <w:tcW w:type="dxa" w:w="8504"/>
-            <w:tcBorders>
-              <w:top w:val="single" w:color="CCCCCC" w:sz="4"/>
-              <w:left w:val="single" w:color="CCCCCC" w:sz="4"/>
-              <w:bottom w:val="single" w:color="CCCCCC" w:sz="4"/>
-              <w:right w:val="single" w:color="CCCCCC" w:sz="4"/>
-            </w:tcBorders>
-            <w:tcMar>
-              <w:top w:type="dxa" w:w="60"/>
-              <w:left w:type="dxa" w:w="120"/>
-              <w:bottom w:type="dxa" w:w="60"/>
-              <w:right w:type="dxa" w:w="120"/>
-            </w:tcMar>
-          </w:tcPr>
-          <w:p>
-            <w:r>
-              <w:rPr>
-                <w:rFonts w:ascii="BIZ UDPゴシック" w:cs="BIZ UDPゴシック" w:eastAsia="BIZ UDPゴシック" w:hAnsi="BIZ UDPゴシック"/>
-                <w:sz w:val="18"/>
-                <w:szCs w:val="18"/>
-              </w:rPr>
-              <w:t xml:space="preserve">    "Lifecycle": { "DeleteAfterDays": 7 } }]}</w:t>
+          <w:p>
+            <w:r>
+              <w:rPr>
+                <w:rFonts w:ascii="Consolas" w:cs="Consolas" w:eastAsia="Consolas" w:hAnsi="Consolas"/>
+                <w:sz w:val="18"/>
+                <w:szCs w:val="18"/>
+              </w:rPr>
+              <w:t xml:space="preserve">    "Lifecycle": {"DeleteAfterDays": 7}}]}'</w:t>
+            </w:r>
+          </w:p>
+          <w:p>
+            <w:r>
+              <w:rPr>
+                <w:rFonts w:ascii="Consolas" w:cs="Consolas" w:eastAsia="Consolas" w:hAnsi="Consolas"/>
+                <w:sz w:val="18"/>
+                <w:szCs w:val="18"/>
+              </w:rPr>
+              <w:t xml:space="preserve">  --query BackupPlanId --output text)</w:t>
+            </w:r>
+          </w:p>
+          <w:p>
+            <w:r>
+              <w:rPr>
+                <w:rFonts w:ascii="Consolas" w:cs="Consolas" w:eastAsia="Consolas" w:hAnsi="Consolas"/>
+                <w:sz w:val="18"/>
+                <w:szCs w:val="18"/>
+              </w:rPr>
+              <w:t xml:space="preserve"/>
+            </w:r>
+          </w:p>
+          <w:p>
+            <w:r>
+              <w:rPr>
+                <w:rFonts w:ascii="Consolas" w:cs="Consolas" w:eastAsia="Consolas" w:hAnsi="Consolas"/>
+                <w:sz w:val="18"/>
+                <w:szCs w:val="18"/>
+              </w:rPr>
+              <w:t xml:space="preserve">aws backup create-backup-selection --region ap-northeast-1 \</w:t>
+            </w:r>
+          </w:p>
+          <w:p>
+            <w:r>
+              <w:rPr>
+                <w:rFonts w:ascii="Consolas" w:cs="Consolas" w:eastAsia="Consolas" w:hAnsi="Consolas"/>
+                <w:sz w:val="18"/>
+                <w:szCs w:val="18"/>
+              </w:rPr>
+              <w:t xml:space="preserve">  --backup-plan-id $PLAN_ID2 --backup-selection '{</w:t>
+            </w:r>
+          </w:p>
+          <w:p>
+            <w:r>
+              <w:rPr>
+                <w:rFonts w:ascii="Consolas" w:cs="Consolas" w:eastAsia="Consolas" w:hAnsi="Consolas"/>
+                <w:sz w:val="18"/>
+                <w:szCs w:val="18"/>
+              </w:rPr>
+              <w:t xml:space="preserve">  "SelectionName": "rds-cluster-daily",</w:t>
+            </w:r>
+          </w:p>
+          <w:p>
+            <w:r>
+              <w:rPr>
+                <w:rFonts w:ascii="Consolas" w:cs="Consolas" w:eastAsia="Consolas" w:hAnsi="Consolas"/>
+                <w:sz w:val="18"/>
+                <w:szCs w:val="18"/>
+              </w:rPr>
+              <w:t xml:space="preserve">  "IamRoleArn": "arn:aws:iam::332802448674:role/AWSBackupDefaultServiceRole",</w:t>
+            </w:r>
+          </w:p>
+          <w:p>
+            <w:r>
+              <w:rPr>
+                <w:rFonts w:ascii="Consolas" w:cs="Consolas" w:eastAsia="Consolas" w:hAnsi="Consolas"/>
+                <w:sz w:val="18"/>
+                <w:szCs w:val="18"/>
+              </w:rPr>
+              <w:t xml:space="preserve">  "Resources": ["arn:aws:rds:ap-northeast-1:332802448674:cluster:ksm-posprd-db-cluster"]}'</w:t>
             </w:r>
           </w:p>
         </w:tc>
@@ -3850,8 +4700,8 @@
           <w:rFonts w:ascii="BIZ UDPゴシック" w:cs="BIZ UDPゴシック" w:eastAsia="BIZ UDPゴシック" w:hAnsi="BIZ UDPゴシック"/>
           <w:b/>
           <w:bCs/>
-          <w:sz w:val="24"/>
-          <w:szCs w:val="24"/>
+          <w:sz w:val="32"/>
+          <w:szCs w:val="32"/>
         </w:rPr>
         <w:t xml:space="preserve">5. 影響範囲</w:t>
       </w:r>
@@ -3888,9 +4738,9 @@
             <w:shd w:fill="F5F5F5" w:val="clear"/>
             <w:tcMar>
               <w:top w:type="dxa" w:w="60"/>
-              <w:left w:type="dxa" w:w="120"/>
-              <w:bottom w:type="dxa" w:w="60"/>
-              <w:right w:type="dxa" w:w="120"/>
+              <w:left w:type="dxa" w:w="100"/>
+              <w:bottom w:type="dxa" w:w="60"/>
+              <w:right w:type="dxa" w:w="100"/>
             </w:tcMar>
           </w:tcPr>
           <w:p>
@@ -3899,6 +4749,7 @@
                 <w:rFonts w:ascii="BIZ UDPゴシック" w:cs="BIZ UDPゴシック" w:eastAsia="BIZ UDPゴシック" w:hAnsi="BIZ UDPゴシック"/>
                 <w:b/>
                 <w:bCs/>
+                <w:color w:val="000000"/>
                 <w:sz w:val="18"/>
                 <w:szCs w:val="18"/>
               </w:rPr>
@@ -3918,9 +4769,9 @@
             <w:shd w:fill="F5F5F5" w:val="clear"/>
             <w:tcMar>
               <w:top w:type="dxa" w:w="60"/>
-              <w:left w:type="dxa" w:w="120"/>
-              <w:bottom w:type="dxa" w:w="60"/>
-              <w:right w:type="dxa" w:w="120"/>
+              <w:left w:type="dxa" w:w="100"/>
+              <w:bottom w:type="dxa" w:w="60"/>
+              <w:right w:type="dxa" w:w="100"/>
             </w:tcMar>
           </w:tcPr>
           <w:p>
@@ -3929,6 +4780,7 @@
                 <w:rFonts w:ascii="BIZ UDPゴシック" w:cs="BIZ UDPゴシック" w:eastAsia="BIZ UDPゴシック" w:hAnsi="BIZ UDPゴシック"/>
                 <w:b/>
                 <w:bCs/>
+                <w:color w:val="000000"/>
                 <w:sz w:val="18"/>
                 <w:szCs w:val="18"/>
               </w:rPr>
@@ -3950,17 +4802,21 @@
               <w:bottom w:val="single" w:color="CCCCCC" w:sz="4"/>
               <w:right w:val="single" w:color="CCCCCC" w:sz="4"/>
             </w:tcBorders>
-            <w:tcMar>
-              <w:top w:type="dxa" w:w="60"/>
-              <w:left w:type="dxa" w:w="120"/>
-              <w:bottom w:type="dxa" w:w="60"/>
-              <w:right w:type="dxa" w:w="120"/>
-            </w:tcMar>
-          </w:tcPr>
-          <w:p>
-            <w:r>
-              <w:rPr>
-                <w:rFonts w:ascii="BIZ UDPゴシック" w:cs="BIZ UDPゴシック" w:eastAsia="BIZ UDPゴシック" w:hAnsi="BIZ UDPゴシック"/>
+            <w:shd w:fill="FFFFFF" w:val="clear"/>
+            <w:tcMar>
+              <w:top w:type="dxa" w:w="60"/>
+              <w:left w:type="dxa" w:w="100"/>
+              <w:bottom w:type="dxa" w:w="60"/>
+              <w:right w:type="dxa" w:w="100"/>
+            </w:tcMar>
+          </w:tcPr>
+          <w:p>
+            <w:r>
+              <w:rPr>
+                <w:rFonts w:ascii="BIZ UDPゴシック" w:cs="BIZ UDPゴシック" w:eastAsia="BIZ UDPゴシック" w:hAnsi="BIZ UDPゴシック"/>
+                <w:b w:val="false"/>
+                <w:bCs w:val="false"/>
+                <w:color w:val="000000"/>
                 <w:sz w:val="18"/>
                 <w:szCs w:val="18"/>
               </w:rPr>
@@ -3977,17 +4833,21 @@
               <w:bottom w:val="single" w:color="CCCCCC" w:sz="4"/>
               <w:right w:val="single" w:color="CCCCCC" w:sz="4"/>
             </w:tcBorders>
-            <w:tcMar>
-              <w:top w:type="dxa" w:w="60"/>
-              <w:left w:type="dxa" w:w="120"/>
-              <w:bottom w:type="dxa" w:w="60"/>
-              <w:right w:type="dxa" w:w="120"/>
-            </w:tcMar>
-          </w:tcPr>
-          <w:p>
-            <w:r>
-              <w:rPr>
-                <w:rFonts w:ascii="BIZ UDPゴシック" w:cs="BIZ UDPゴシック" w:eastAsia="BIZ UDPゴシック" w:hAnsi="BIZ UDPゴシック"/>
+            <w:shd w:fill="FFFFFF" w:val="clear"/>
+            <w:tcMar>
+              <w:top w:type="dxa" w:w="60"/>
+              <w:left w:type="dxa" w:w="100"/>
+              <w:bottom w:type="dxa" w:w="60"/>
+              <w:right w:type="dxa" w:w="100"/>
+            </w:tcMar>
+          </w:tcPr>
+          <w:p>
+            <w:r>
+              <w:rPr>
+                <w:rFonts w:ascii="BIZ UDPゴシック" w:cs="BIZ UDPゴシック" w:eastAsia="BIZ UDPゴシック" w:hAnsi="BIZ UDPゴシック"/>
+                <w:b w:val="false"/>
+                <w:bCs w:val="false"/>
+                <w:color w:val="000000"/>
                 <w:sz w:val="18"/>
                 <w:szCs w:val="18"/>
               </w:rPr>
@@ -4009,17 +4869,21 @@
               <w:bottom w:val="single" w:color="CCCCCC" w:sz="4"/>
               <w:right w:val="single" w:color="CCCCCC" w:sz="4"/>
             </w:tcBorders>
-            <w:tcMar>
-              <w:top w:type="dxa" w:w="60"/>
-              <w:left w:type="dxa" w:w="120"/>
-              <w:bottom w:type="dxa" w:w="60"/>
-              <w:right w:type="dxa" w:w="120"/>
-            </w:tcMar>
-          </w:tcPr>
-          <w:p>
-            <w:r>
-              <w:rPr>
-                <w:rFonts w:ascii="BIZ UDPゴシック" w:cs="BIZ UDPゴシック" w:eastAsia="BIZ UDPゴシック" w:hAnsi="BIZ UDPゴシック"/>
+            <w:shd w:fill="FFFFFF" w:val="clear"/>
+            <w:tcMar>
+              <w:top w:type="dxa" w:w="60"/>
+              <w:left w:type="dxa" w:w="100"/>
+              <w:bottom w:type="dxa" w:w="60"/>
+              <w:right w:type="dxa" w:w="100"/>
+            </w:tcMar>
+          </w:tcPr>
+          <w:p>
+            <w:r>
+              <w:rPr>
+                <w:rFonts w:ascii="BIZ UDPゴシック" w:cs="BIZ UDPゴシック" w:eastAsia="BIZ UDPゴシック" w:hAnsi="BIZ UDPゴシック"/>
+                <w:b w:val="false"/>
+                <w:bCs w:val="false"/>
+                <w:color w:val="000000"/>
                 <w:sz w:val="18"/>
                 <w:szCs w:val="18"/>
               </w:rPr>
@@ -4036,21 +4900,25 @@
               <w:bottom w:val="single" w:color="CCCCCC" w:sz="4"/>
               <w:right w:val="single" w:color="CCCCCC" w:sz="4"/>
             </w:tcBorders>
-            <w:tcMar>
-              <w:top w:type="dxa" w:w="60"/>
-              <w:left w:type="dxa" w:w="120"/>
-              <w:bottom w:type="dxa" w:w="60"/>
-              <w:right w:type="dxa" w:w="120"/>
-            </w:tcMar>
-          </w:tcPr>
-          <w:p>
-            <w:r>
-              <w:rPr>
-                <w:rFonts w:ascii="BIZ UDPゴシック" w:cs="BIZ UDPゴシック" w:eastAsia="BIZ UDPゴシック" w:hAnsi="BIZ UDPゴシック"/>
-                <w:sz w:val="18"/>
-                <w:szCs w:val="18"/>
-              </w:rPr>
-              <w:t xml:space="preserve">なし（パフォーマンスへの軽微な影響はありうる）</w:t>
+            <w:shd w:fill="FFFFFF" w:val="clear"/>
+            <w:tcMar>
+              <w:top w:type="dxa" w:w="60"/>
+              <w:left w:type="dxa" w:w="100"/>
+              <w:bottom w:type="dxa" w:w="60"/>
+              <w:right w:type="dxa" w:w="100"/>
+            </w:tcMar>
+          </w:tcPr>
+          <w:p>
+            <w:r>
+              <w:rPr>
+                <w:rFonts w:ascii="BIZ UDPゴシック" w:cs="BIZ UDPゴシック" w:eastAsia="BIZ UDPゴシック" w:hAnsi="BIZ UDPゴシック"/>
+                <w:b w:val="false"/>
+                <w:bCs w:val="false"/>
+                <w:color w:val="000000"/>
+                <w:sz w:val="18"/>
+                <w:szCs w:val="18"/>
+              </w:rPr>
+              <w:t xml:space="preserve">なし（パフォーマンスへの影響は軽微）</w:t>
             </w:r>
           </w:p>
         </w:tc>
@@ -4068,17 +4936,21 @@
               <w:bottom w:val="single" w:color="CCCCCC" w:sz="4"/>
               <w:right w:val="single" w:color="CCCCCC" w:sz="4"/>
             </w:tcBorders>
-            <w:tcMar>
-              <w:top w:type="dxa" w:w="60"/>
-              <w:left w:type="dxa" w:w="120"/>
-              <w:bottom w:type="dxa" w:w="60"/>
-              <w:right w:type="dxa" w:w="120"/>
-            </w:tcMar>
-          </w:tcPr>
-          <w:p>
-            <w:r>
-              <w:rPr>
-                <w:rFonts w:ascii="BIZ UDPゴシック" w:cs="BIZ UDPゴシック" w:eastAsia="BIZ UDPゴシック" w:hAnsi="BIZ UDPゴシック"/>
+            <w:shd w:fill="FFFFFF" w:val="clear"/>
+            <w:tcMar>
+              <w:top w:type="dxa" w:w="60"/>
+              <w:left w:type="dxa" w:w="100"/>
+              <w:bottom w:type="dxa" w:w="60"/>
+              <w:right w:type="dxa" w:w="100"/>
+            </w:tcMar>
+          </w:tcPr>
+          <w:p>
+            <w:r>
+              <w:rPr>
+                <w:rFonts w:ascii="BIZ UDPゴシック" w:cs="BIZ UDPゴシック" w:eastAsia="BIZ UDPゴシック" w:hAnsi="BIZ UDPゴシック"/>
+                <w:b w:val="false"/>
+                <w:bCs w:val="false"/>
+                <w:color w:val="000000"/>
                 <w:sz w:val="18"/>
                 <w:szCs w:val="18"/>
               </w:rPr>
@@ -4095,17 +4967,21 @@
               <w:bottom w:val="single" w:color="CCCCCC" w:sz="4"/>
               <w:right w:val="single" w:color="CCCCCC" w:sz="4"/>
             </w:tcBorders>
-            <w:tcMar>
-              <w:top w:type="dxa" w:w="60"/>
-              <w:left w:type="dxa" w:w="120"/>
-              <w:bottom w:type="dxa" w:w="60"/>
-              <w:right w:type="dxa" w:w="120"/>
-            </w:tcMar>
-          </w:tcPr>
-          <w:p>
-            <w:r>
-              <w:rPr>
-                <w:rFonts w:ascii="BIZ UDPゴシック" w:cs="BIZ UDPゴシック" w:eastAsia="BIZ UDPゴシック" w:hAnsi="BIZ UDPゴシック"/>
+            <w:shd w:fill="FFFFFF" w:val="clear"/>
+            <w:tcMar>
+              <w:top w:type="dxa" w:w="60"/>
+              <w:left w:type="dxa" w:w="100"/>
+              <w:bottom w:type="dxa" w:w="60"/>
+              <w:right w:type="dxa" w:w="100"/>
+            </w:tcMar>
+          </w:tcPr>
+          <w:p>
+            <w:r>
+              <w:rPr>
+                <w:rFonts w:ascii="BIZ UDPゴシック" w:cs="BIZ UDPゴシック" w:eastAsia="BIZ UDPゴシック" w:hAnsi="BIZ UDPゴシック"/>
+                <w:b w:val="false"/>
+                <w:bCs w:val="false"/>
+                <w:color w:val="000000"/>
                 <w:sz w:val="18"/>
                 <w:szCs w:val="18"/>
               </w:rPr>
@@ -4127,17 +5003,21 @@
               <w:bottom w:val="single" w:color="CCCCCC" w:sz="4"/>
               <w:right w:val="single" w:color="CCCCCC" w:sz="4"/>
             </w:tcBorders>
-            <w:tcMar>
-              <w:top w:type="dxa" w:w="60"/>
-              <w:left w:type="dxa" w:w="120"/>
-              <w:bottom w:type="dxa" w:w="60"/>
-              <w:right w:type="dxa" w:w="120"/>
-            </w:tcMar>
-          </w:tcPr>
-          <w:p>
-            <w:r>
-              <w:rPr>
-                <w:rFonts w:ascii="BIZ UDPゴシック" w:cs="BIZ UDPゴシック" w:eastAsia="BIZ UDPゴシック" w:hAnsi="BIZ UDPゴシック"/>
+            <w:shd w:fill="FFFFFF" w:val="clear"/>
+            <w:tcMar>
+              <w:top w:type="dxa" w:w="60"/>
+              <w:left w:type="dxa" w:w="100"/>
+              <w:bottom w:type="dxa" w:w="60"/>
+              <w:right w:type="dxa" w:w="100"/>
+            </w:tcMar>
+          </w:tcPr>
+          <w:p>
+            <w:r>
+              <w:rPr>
+                <w:rFonts w:ascii="BIZ UDPゴシック" w:cs="BIZ UDPゴシック" w:eastAsia="BIZ UDPゴシック" w:hAnsi="BIZ UDPゴシック"/>
+                <w:b w:val="false"/>
+                <w:bCs w:val="false"/>
+                <w:color w:val="000000"/>
                 <w:sz w:val="18"/>
                 <w:szCs w:val="18"/>
               </w:rPr>
@@ -4154,17 +5034,21 @@
               <w:bottom w:val="single" w:color="CCCCCC" w:sz="4"/>
               <w:right w:val="single" w:color="CCCCCC" w:sz="4"/>
             </w:tcBorders>
-            <w:tcMar>
-              <w:top w:type="dxa" w:w="60"/>
-              <w:left w:type="dxa" w:w="120"/>
-              <w:bottom w:type="dxa" w:w="60"/>
-              <w:right w:type="dxa" w:w="120"/>
-            </w:tcMar>
-          </w:tcPr>
-          <w:p>
-            <w:r>
-              <w:rPr>
-                <w:rFonts w:ascii="BIZ UDPゴシック" w:cs="BIZ UDPゴシック" w:eastAsia="BIZ UDPゴシック" w:hAnsi="BIZ UDPゴシック"/>
+            <w:shd w:fill="FFFFFF" w:val="clear"/>
+            <w:tcMar>
+              <w:top w:type="dxa" w:w="60"/>
+              <w:left w:type="dxa" w:w="100"/>
+              <w:bottom w:type="dxa" w:w="60"/>
+              <w:right w:type="dxa" w:w="100"/>
+            </w:tcMar>
+          </w:tcPr>
+          <w:p>
+            <w:r>
+              <w:rPr>
+                <w:rFonts w:ascii="BIZ UDPゴシック" w:cs="BIZ UDPゴシック" w:eastAsia="BIZ UDPゴシック" w:hAnsi="BIZ UDPゴシック"/>
+                <w:b w:val="false"/>
+                <w:bCs w:val="false"/>
+                <w:color w:val="000000"/>
                 <w:sz w:val="18"/>
                 <w:szCs w:val="18"/>
               </w:rPr>
@@ -4183,8 +5067,8 @@
           <w:rFonts w:ascii="BIZ UDPゴシック" w:cs="BIZ UDPゴシック" w:eastAsia="BIZ UDPゴシック" w:hAnsi="BIZ UDPゴシック"/>
           <w:b/>
           <w:bCs/>
-          <w:sz w:val="24"/>
-          <w:szCs w:val="24"/>
+          <w:sz w:val="32"/>
+          <w:szCs w:val="32"/>
         </w:rPr>
         <w:t xml:space="preserve">6. テスト手順・報告</w:t>
       </w:r>
@@ -4223,9 +5107,9 @@
             <w:shd w:fill="D6E4F0" w:val="clear"/>
             <w:tcMar>
               <w:top w:type="dxa" w:w="60"/>
-              <w:left w:type="dxa" w:w="120"/>
-              <w:bottom w:type="dxa" w:w="60"/>
-              <w:right w:type="dxa" w:w="120"/>
+              <w:left w:type="dxa" w:w="100"/>
+              <w:bottom w:type="dxa" w:w="60"/>
+              <w:right w:type="dxa" w:w="100"/>
             </w:tcMar>
           </w:tcPr>
           <w:p>
@@ -4234,6 +5118,7 @@
                 <w:rFonts w:ascii="BIZ UDPゴシック" w:cs="BIZ UDPゴシック" w:eastAsia="BIZ UDPゴシック" w:hAnsi="BIZ UDPゴシック"/>
                 <w:b/>
                 <w:bCs/>
+                <w:color w:val="000000"/>
                 <w:sz w:val="18"/>
                 <w:szCs w:val="18"/>
               </w:rPr>
@@ -4253,9 +5138,9 @@
             <w:shd w:fill="D6E4F0" w:val="clear"/>
             <w:tcMar>
               <w:top w:type="dxa" w:w="60"/>
-              <w:left w:type="dxa" w:w="120"/>
-              <w:bottom w:type="dxa" w:w="60"/>
-              <w:right w:type="dxa" w:w="120"/>
+              <w:left w:type="dxa" w:w="100"/>
+              <w:bottom w:type="dxa" w:w="60"/>
+              <w:right w:type="dxa" w:w="100"/>
             </w:tcMar>
           </w:tcPr>
           <w:p>
@@ -4264,6 +5149,7 @@
                 <w:rFonts w:ascii="BIZ UDPゴシック" w:cs="BIZ UDPゴシック" w:eastAsia="BIZ UDPゴシック" w:hAnsi="BIZ UDPゴシック"/>
                 <w:b/>
                 <w:bCs/>
+                <w:color w:val="000000"/>
                 <w:sz w:val="18"/>
                 <w:szCs w:val="18"/>
               </w:rPr>
@@ -4283,9 +5169,9 @@
             <w:shd w:fill="D6E4F0" w:val="clear"/>
             <w:tcMar>
               <w:top w:type="dxa" w:w="60"/>
-              <w:left w:type="dxa" w:w="120"/>
-              <w:bottom w:type="dxa" w:w="60"/>
-              <w:right w:type="dxa" w:w="120"/>
+              <w:left w:type="dxa" w:w="100"/>
+              <w:bottom w:type="dxa" w:w="60"/>
+              <w:right w:type="dxa" w:w="100"/>
             </w:tcMar>
           </w:tcPr>
           <w:p>
@@ -4294,6 +5180,7 @@
                 <w:rFonts w:ascii="BIZ UDPゴシック" w:cs="BIZ UDPゴシック" w:eastAsia="BIZ UDPゴシック" w:hAnsi="BIZ UDPゴシック"/>
                 <w:b/>
                 <w:bCs/>
+                <w:color w:val="000000"/>
                 <w:sz w:val="18"/>
                 <w:szCs w:val="18"/>
               </w:rPr>
@@ -4313,9 +5200,9 @@
             <w:shd w:fill="D6E4F0" w:val="clear"/>
             <w:tcMar>
               <w:top w:type="dxa" w:w="60"/>
-              <w:left w:type="dxa" w:w="120"/>
-              <w:bottom w:type="dxa" w:w="60"/>
-              <w:right w:type="dxa" w:w="120"/>
+              <w:left w:type="dxa" w:w="100"/>
+              <w:bottom w:type="dxa" w:w="60"/>
+              <w:right w:type="dxa" w:w="100"/>
             </w:tcMar>
           </w:tcPr>
           <w:p>
@@ -4324,6 +5211,7 @@
                 <w:rFonts w:ascii="BIZ UDPゴシック" w:cs="BIZ UDPゴシック" w:eastAsia="BIZ UDPゴシック" w:hAnsi="BIZ UDPゴシック"/>
                 <w:b/>
                 <w:bCs/>
+                <w:color w:val="000000"/>
                 <w:sz w:val="18"/>
                 <w:szCs w:val="18"/>
               </w:rPr>
@@ -4345,17 +5233,21 @@
               <w:bottom w:val="single" w:color="CCCCCC" w:sz="4"/>
               <w:right w:val="single" w:color="CCCCCC" w:sz="4"/>
             </w:tcBorders>
-            <w:tcMar>
-              <w:top w:type="dxa" w:w="60"/>
-              <w:left w:type="dxa" w:w="120"/>
-              <w:bottom w:type="dxa" w:w="60"/>
-              <w:right w:type="dxa" w:w="120"/>
-            </w:tcMar>
-          </w:tcPr>
-          <w:p>
-            <w:r>
-              <w:rPr>
-                <w:rFonts w:ascii="BIZ UDPゴシック" w:cs="BIZ UDPゴシック" w:eastAsia="BIZ UDPゴシック" w:hAnsi="BIZ UDPゴシック"/>
+            <w:shd w:fill="FFFFFF" w:val="clear"/>
+            <w:tcMar>
+              <w:top w:type="dxa" w:w="60"/>
+              <w:left w:type="dxa" w:w="100"/>
+              <w:bottom w:type="dxa" w:w="60"/>
+              <w:right w:type="dxa" w:w="100"/>
+            </w:tcMar>
+          </w:tcPr>
+          <w:p>
+            <w:r>
+              <w:rPr>
+                <w:rFonts w:ascii="BIZ UDPゴシック" w:cs="BIZ UDPゴシック" w:eastAsia="BIZ UDPゴシック" w:hAnsi="BIZ UDPゴシック"/>
+                <w:b w:val="false"/>
+                <w:bCs w:val="false"/>
+                <w:color w:val="000000"/>
                 <w:sz w:val="18"/>
                 <w:szCs w:val="18"/>
               </w:rPr>
@@ -4372,17 +5264,21 @@
               <w:bottom w:val="single" w:color="CCCCCC" w:sz="4"/>
               <w:right w:val="single" w:color="CCCCCC" w:sz="4"/>
             </w:tcBorders>
-            <w:tcMar>
-              <w:top w:type="dxa" w:w="60"/>
-              <w:left w:type="dxa" w:w="120"/>
-              <w:bottom w:type="dxa" w:w="60"/>
-              <w:right w:type="dxa" w:w="120"/>
-            </w:tcMar>
-          </w:tcPr>
-          <w:p>
-            <w:r>
-              <w:rPr>
-                <w:rFonts w:ascii="BIZ UDPゴシック" w:cs="BIZ UDPゴシック" w:eastAsia="BIZ UDPゴシック" w:hAnsi="BIZ UDPゴシック"/>
+            <w:shd w:fill="FFFFFF" w:val="clear"/>
+            <w:tcMar>
+              <w:top w:type="dxa" w:w="60"/>
+              <w:left w:type="dxa" w:w="100"/>
+              <w:bottom w:type="dxa" w:w="60"/>
+              <w:right w:type="dxa" w:w="100"/>
+            </w:tcMar>
+          </w:tcPr>
+          <w:p>
+            <w:r>
+              <w:rPr>
+                <w:rFonts w:ascii="BIZ UDPゴシック" w:cs="BIZ UDPゴシック" w:eastAsia="BIZ UDPゴシック" w:hAnsi="BIZ UDPゴシック"/>
+                <w:b w:val="false"/>
+                <w:bCs w:val="false"/>
+                <w:color w:val="000000"/>
                 <w:sz w:val="18"/>
                 <w:szCs w:val="18"/>
               </w:rPr>
@@ -4400,17 +5296,21 @@
               <w:bottom w:val="single" w:color="CCCCCC" w:sz="4"/>
               <w:right w:val="single" w:color="CCCCCC" w:sz="4"/>
             </w:tcBorders>
-            <w:tcMar>
-              <w:top w:type="dxa" w:w="60"/>
-              <w:left w:type="dxa" w:w="120"/>
-              <w:bottom w:type="dxa" w:w="60"/>
-              <w:right w:type="dxa" w:w="120"/>
-            </w:tcMar>
-          </w:tcPr>
-          <w:p>
-            <w:r>
-              <w:rPr>
-                <w:rFonts w:ascii="BIZ UDPゴシック" w:cs="BIZ UDPゴシック" w:eastAsia="BIZ UDPゴシック" w:hAnsi="BIZ UDPゴシック"/>
+            <w:shd w:fill="FFFFFF" w:val="clear"/>
+            <w:tcMar>
+              <w:top w:type="dxa" w:w="60"/>
+              <w:left w:type="dxa" w:w="100"/>
+              <w:bottom w:type="dxa" w:w="60"/>
+              <w:right w:type="dxa" w:w="100"/>
+            </w:tcMar>
+          </w:tcPr>
+          <w:p>
+            <w:r>
+              <w:rPr>
+                <w:rFonts w:ascii="BIZ UDPゴシック" w:cs="BIZ UDPゴシック" w:eastAsia="BIZ UDPゴシック" w:hAnsi="BIZ UDPゴシック"/>
+                <w:b w:val="false"/>
+                <w:bCs w:val="false"/>
+                <w:color w:val="000000"/>
                 <w:sz w:val="18"/>
                 <w:szCs w:val="18"/>
               </w:rPr>
@@ -4427,17 +5327,21 @@
               <w:bottom w:val="single" w:color="CCCCCC" w:sz="4"/>
               <w:right w:val="single" w:color="CCCCCC" w:sz="4"/>
             </w:tcBorders>
-            <w:tcMar>
-              <w:top w:type="dxa" w:w="60"/>
-              <w:left w:type="dxa" w:w="120"/>
-              <w:bottom w:type="dxa" w:w="60"/>
-              <w:right w:type="dxa" w:w="120"/>
-            </w:tcMar>
-          </w:tcPr>
-          <w:p>
-            <w:r>
-              <w:rPr>
-                <w:rFonts w:ascii="BIZ UDPゴシック" w:cs="BIZ UDPゴシック" w:eastAsia="BIZ UDPゴシック" w:hAnsi="BIZ UDPゴシック"/>
+            <w:shd w:fill="FFFFFF" w:val="clear"/>
+            <w:tcMar>
+              <w:top w:type="dxa" w:w="60"/>
+              <w:left w:type="dxa" w:w="100"/>
+              <w:bottom w:type="dxa" w:w="60"/>
+              <w:right w:type="dxa" w:w="100"/>
+            </w:tcMar>
+          </w:tcPr>
+          <w:p>
+            <w:r>
+              <w:rPr>
+                <w:rFonts w:ascii="BIZ UDPゴシック" w:cs="BIZ UDPゴシック" w:eastAsia="BIZ UDPゴシック" w:hAnsi="BIZ UDPゴシック"/>
+                <w:b w:val="false"/>
+                <w:bCs w:val="false"/>
+                <w:color w:val="000000"/>
                 <w:sz w:val="18"/>
                 <w:szCs w:val="18"/>
               </w:rPr>
@@ -4459,17 +5363,21 @@
               <w:bottom w:val="single" w:color="CCCCCC" w:sz="4"/>
               <w:right w:val="single" w:color="CCCCCC" w:sz="4"/>
             </w:tcBorders>
-            <w:tcMar>
-              <w:top w:type="dxa" w:w="60"/>
-              <w:left w:type="dxa" w:w="120"/>
-              <w:bottom w:type="dxa" w:w="60"/>
-              <w:right w:type="dxa" w:w="120"/>
-            </w:tcMar>
-          </w:tcPr>
-          <w:p>
-            <w:r>
-              <w:rPr>
-                <w:rFonts w:ascii="BIZ UDPゴシック" w:cs="BIZ UDPゴシック" w:eastAsia="BIZ UDPゴシック" w:hAnsi="BIZ UDPゴシック"/>
+            <w:shd w:fill="FFFFFF" w:val="clear"/>
+            <w:tcMar>
+              <w:top w:type="dxa" w:w="60"/>
+              <w:left w:type="dxa" w:w="100"/>
+              <w:bottom w:type="dxa" w:w="60"/>
+              <w:right w:type="dxa" w:w="100"/>
+            </w:tcMar>
+          </w:tcPr>
+          <w:p>
+            <w:r>
+              <w:rPr>
+                <w:rFonts w:ascii="BIZ UDPゴシック" w:cs="BIZ UDPゴシック" w:eastAsia="BIZ UDPゴシック" w:hAnsi="BIZ UDPゴシック"/>
+                <w:b w:val="false"/>
+                <w:bCs w:val="false"/>
+                <w:color w:val="000000"/>
                 <w:sz w:val="18"/>
                 <w:szCs w:val="18"/>
               </w:rPr>
@@ -4486,21 +5394,25 @@
               <w:bottom w:val="single" w:color="CCCCCC" w:sz="4"/>
               <w:right w:val="single" w:color="CCCCCC" w:sz="4"/>
             </w:tcBorders>
-            <w:tcMar>
-              <w:top w:type="dxa" w:w="60"/>
-              <w:left w:type="dxa" w:w="120"/>
-              <w:bottom w:type="dxa" w:w="60"/>
-              <w:right w:type="dxa" w:w="120"/>
-            </w:tcMar>
-          </w:tcPr>
-          <w:p>
-            <w:r>
-              <w:rPr>
-                <w:rFonts w:ascii="BIZ UDPゴシック" w:cs="BIZ UDPゴシック" w:eastAsia="BIZ UDPゴシック" w:hAnsi="BIZ UDPゴシック"/>
-                <w:sz w:val="18"/>
-                <w:szCs w:val="18"/>
-              </w:rPr>
-              <w:t xml:space="preserve">バックアッププラン①（毎時）が作成されスケジュールが正しく設定されていることを確認
+            <w:shd w:fill="FFFFFF" w:val="clear"/>
+            <w:tcMar>
+              <w:top w:type="dxa" w:w="60"/>
+              <w:left w:type="dxa" w:w="100"/>
+              <w:bottom w:type="dxa" w:w="60"/>
+              <w:right w:type="dxa" w:w="100"/>
+            </w:tcMar>
+          </w:tcPr>
+          <w:p>
+            <w:r>
+              <w:rPr>
+                <w:rFonts w:ascii="BIZ UDPゴシック" w:cs="BIZ UDPゴシック" w:eastAsia="BIZ UDPゴシック" w:hAnsi="BIZ UDPゴシック"/>
+                <w:b w:val="false"/>
+                <w:bCs w:val="false"/>
+                <w:color w:val="000000"/>
+                <w:sz w:val="18"/>
+                <w:szCs w:val="18"/>
+              </w:rPr>
+              <w:t xml:space="preserve">プラン①（毎時）が作成されスケジュールが正しく設定されていることを確認
 ▶ aws backup list-backup-plans --region ap-northeast-1 --query "BackupPlansList[?BackupPlanName=='ksm-posprd-rds-hourly'].[BackupPlanName,BackupPlanId]" --output table</w:t>
             </w:r>
           </w:p>
@@ -4514,21 +5426,25 @@
               <w:bottom w:val="single" w:color="CCCCCC" w:sz="4"/>
               <w:right w:val="single" w:color="CCCCCC" w:sz="4"/>
             </w:tcBorders>
-            <w:tcMar>
-              <w:top w:type="dxa" w:w="60"/>
-              <w:left w:type="dxa" w:w="120"/>
-              <w:bottom w:type="dxa" w:w="60"/>
-              <w:right w:type="dxa" w:w="120"/>
-            </w:tcMar>
-          </w:tcPr>
-          <w:p>
-            <w:r>
-              <w:rPr>
-                <w:rFonts w:ascii="BIZ UDPゴシック" w:cs="BIZ UDPゴシック" w:eastAsia="BIZ UDPゴシック" w:hAnsi="BIZ UDPゴシック"/>
-                <w:sz w:val="18"/>
-                <w:szCs w:val="18"/>
-              </w:rPr>
-              <w:t xml:space="preserve">プラン「ksm-posprd-rds-hourly」が存在し、ScheduleExpression = cron(0 * * * ? *)</w:t>
+            <w:shd w:fill="FFFFFF" w:val="clear"/>
+            <w:tcMar>
+              <w:top w:type="dxa" w:w="60"/>
+              <w:left w:type="dxa" w:w="100"/>
+              <w:bottom w:type="dxa" w:w="60"/>
+              <w:right w:type="dxa" w:w="100"/>
+            </w:tcMar>
+          </w:tcPr>
+          <w:p>
+            <w:r>
+              <w:rPr>
+                <w:rFonts w:ascii="BIZ UDPゴシック" w:cs="BIZ UDPゴシック" w:eastAsia="BIZ UDPゴシック" w:hAnsi="BIZ UDPゴシック"/>
+                <w:b w:val="false"/>
+                <w:bCs w:val="false"/>
+                <w:color w:val="000000"/>
+                <w:sz w:val="18"/>
+                <w:szCs w:val="18"/>
+              </w:rPr>
+              <w:t xml:space="preserve">プラン「ksm-posprd-rds-hourly」が存在し ScheduleExpression = cron(0 * * * ? *)</w:t>
             </w:r>
           </w:p>
         </w:tc>
@@ -4541,17 +5457,21 @@
               <w:bottom w:val="single" w:color="CCCCCC" w:sz="4"/>
               <w:right w:val="single" w:color="CCCCCC" w:sz="4"/>
             </w:tcBorders>
-            <w:tcMar>
-              <w:top w:type="dxa" w:w="60"/>
-              <w:left w:type="dxa" w:w="120"/>
-              <w:bottom w:type="dxa" w:w="60"/>
-              <w:right w:type="dxa" w:w="120"/>
-            </w:tcMar>
-          </w:tcPr>
-          <w:p>
-            <w:r>
-              <w:rPr>
-                <w:rFonts w:ascii="BIZ UDPゴシック" w:cs="BIZ UDPゴシック" w:eastAsia="BIZ UDPゴシック" w:hAnsi="BIZ UDPゴシック"/>
+            <w:shd w:fill="FFFFFF" w:val="clear"/>
+            <w:tcMar>
+              <w:top w:type="dxa" w:w="60"/>
+              <w:left w:type="dxa" w:w="100"/>
+              <w:bottom w:type="dxa" w:w="60"/>
+              <w:right w:type="dxa" w:w="100"/>
+            </w:tcMar>
+          </w:tcPr>
+          <w:p>
+            <w:r>
+              <w:rPr>
+                <w:rFonts w:ascii="BIZ UDPゴシック" w:cs="BIZ UDPゴシック" w:eastAsia="BIZ UDPゴシック" w:hAnsi="BIZ UDPゴシック"/>
+                <w:b w:val="false"/>
+                <w:bCs w:val="false"/>
+                <w:color w:val="000000"/>
                 <w:sz w:val="18"/>
                 <w:szCs w:val="18"/>
               </w:rPr>
@@ -4573,17 +5493,21 @@
               <w:bottom w:val="single" w:color="CCCCCC" w:sz="4"/>
               <w:right w:val="single" w:color="CCCCCC" w:sz="4"/>
             </w:tcBorders>
-            <w:tcMar>
-              <w:top w:type="dxa" w:w="60"/>
-              <w:left w:type="dxa" w:w="120"/>
-              <w:bottom w:type="dxa" w:w="60"/>
-              <w:right w:type="dxa" w:w="120"/>
-            </w:tcMar>
-          </w:tcPr>
-          <w:p>
-            <w:r>
-              <w:rPr>
-                <w:rFonts w:ascii="BIZ UDPゴシック" w:cs="BIZ UDPゴシック" w:eastAsia="BIZ UDPゴシック" w:hAnsi="BIZ UDPゴシック"/>
+            <w:shd w:fill="FFFFFF" w:val="clear"/>
+            <w:tcMar>
+              <w:top w:type="dxa" w:w="60"/>
+              <w:left w:type="dxa" w:w="100"/>
+              <w:bottom w:type="dxa" w:w="60"/>
+              <w:right w:type="dxa" w:w="100"/>
+            </w:tcMar>
+          </w:tcPr>
+          <w:p>
+            <w:r>
+              <w:rPr>
+                <w:rFonts w:ascii="BIZ UDPゴシック" w:cs="BIZ UDPゴシック" w:eastAsia="BIZ UDPゴシック" w:hAnsi="BIZ UDPゴシック"/>
+                <w:b w:val="false"/>
+                <w:bCs w:val="false"/>
+                <w:color w:val="000000"/>
                 <w:sz w:val="18"/>
                 <w:szCs w:val="18"/>
               </w:rPr>
@@ -4600,21 +5524,25 @@
               <w:bottom w:val="single" w:color="CCCCCC" w:sz="4"/>
               <w:right w:val="single" w:color="CCCCCC" w:sz="4"/>
             </w:tcBorders>
-            <w:tcMar>
-              <w:top w:type="dxa" w:w="60"/>
-              <w:left w:type="dxa" w:w="120"/>
-              <w:bottom w:type="dxa" w:w="60"/>
-              <w:right w:type="dxa" w:w="120"/>
-            </w:tcMar>
-          </w:tcPr>
-          <w:p>
-            <w:r>
-              <w:rPr>
-                <w:rFonts w:ascii="BIZ UDPゴシック" w:cs="BIZ UDPゴシック" w:eastAsia="BIZ UDPゴシック" w:hAnsi="BIZ UDPゴシック"/>
-                <w:sz w:val="18"/>
-                <w:szCs w:val="18"/>
-              </w:rPr>
-              <w:t xml:space="preserve">バックアッププラン②（日次）が作成されスケジュールが正しく設定されていることを確認
+            <w:shd w:fill="FFFFFF" w:val="clear"/>
+            <w:tcMar>
+              <w:top w:type="dxa" w:w="60"/>
+              <w:left w:type="dxa" w:w="100"/>
+              <w:bottom w:type="dxa" w:w="60"/>
+              <w:right w:type="dxa" w:w="100"/>
+            </w:tcMar>
+          </w:tcPr>
+          <w:p>
+            <w:r>
+              <w:rPr>
+                <w:rFonts w:ascii="BIZ UDPゴシック" w:cs="BIZ UDPゴシック" w:eastAsia="BIZ UDPゴシック" w:hAnsi="BIZ UDPゴシック"/>
+                <w:b w:val="false"/>
+                <w:bCs w:val="false"/>
+                <w:color w:val="000000"/>
+                <w:sz w:val="18"/>
+                <w:szCs w:val="18"/>
+              </w:rPr>
+              <w:t xml:space="preserve">プラン②（日次）が作成されスケジュールが正しく設定されていることを確認
 ▶ aws backup list-backup-plans --region ap-northeast-1 --query "BackupPlansList[?BackupPlanName=='ksm-posprd-rds-daily'].[BackupPlanName,BackupPlanId]" --output table</w:t>
             </w:r>
           </w:p>
@@ -4628,21 +5556,25 @@
               <w:bottom w:val="single" w:color="CCCCCC" w:sz="4"/>
               <w:right w:val="single" w:color="CCCCCC" w:sz="4"/>
             </w:tcBorders>
-            <w:tcMar>
-              <w:top w:type="dxa" w:w="60"/>
-              <w:left w:type="dxa" w:w="120"/>
-              <w:bottom w:type="dxa" w:w="60"/>
-              <w:right w:type="dxa" w:w="120"/>
-            </w:tcMar>
-          </w:tcPr>
-          <w:p>
-            <w:r>
-              <w:rPr>
-                <w:rFonts w:ascii="BIZ UDPゴシック" w:cs="BIZ UDPゴシック" w:eastAsia="BIZ UDPゴシック" w:hAnsi="BIZ UDPゴシック"/>
-                <w:sz w:val="18"/>
-                <w:szCs w:val="18"/>
-              </w:rPr>
-              <w:t xml:space="preserve">プラン「ksm-posprd-rds-daily」が存在し、ScheduleExpression = cron(0 15 * * ? *)</w:t>
+            <w:shd w:fill="FFFFFF" w:val="clear"/>
+            <w:tcMar>
+              <w:top w:type="dxa" w:w="60"/>
+              <w:left w:type="dxa" w:w="100"/>
+              <w:bottom w:type="dxa" w:w="60"/>
+              <w:right w:type="dxa" w:w="100"/>
+            </w:tcMar>
+          </w:tcPr>
+          <w:p>
+            <w:r>
+              <w:rPr>
+                <w:rFonts w:ascii="BIZ UDPゴシック" w:cs="BIZ UDPゴシック" w:eastAsia="BIZ UDPゴシック" w:hAnsi="BIZ UDPゴシック"/>
+                <w:b w:val="false"/>
+                <w:bCs w:val="false"/>
+                <w:color w:val="000000"/>
+                <w:sz w:val="18"/>
+                <w:szCs w:val="18"/>
+              </w:rPr>
+              <w:t xml:space="preserve">プラン「ksm-posprd-rds-daily」が存在し ScheduleExpression = cron(0 15 * * ? *)</w:t>
             </w:r>
           </w:p>
         </w:tc>
@@ -4655,17 +5587,21 @@
               <w:bottom w:val="single" w:color="CCCCCC" w:sz="4"/>
               <w:right w:val="single" w:color="CCCCCC" w:sz="4"/>
             </w:tcBorders>
-            <w:tcMar>
-              <w:top w:type="dxa" w:w="60"/>
-              <w:left w:type="dxa" w:w="120"/>
-              <w:bottom w:type="dxa" w:w="60"/>
-              <w:right w:type="dxa" w:w="120"/>
-            </w:tcMar>
-          </w:tcPr>
-          <w:p>
-            <w:r>
-              <w:rPr>
-                <w:rFonts w:ascii="BIZ UDPゴシック" w:cs="BIZ UDPゴシック" w:eastAsia="BIZ UDPゴシック" w:hAnsi="BIZ UDPゴシック"/>
+            <w:shd w:fill="FFFFFF" w:val="clear"/>
+            <w:tcMar>
+              <w:top w:type="dxa" w:w="60"/>
+              <w:left w:type="dxa" w:w="100"/>
+              <w:bottom w:type="dxa" w:w="60"/>
+              <w:right w:type="dxa" w:w="100"/>
+            </w:tcMar>
+          </w:tcPr>
+          <w:p>
+            <w:r>
+              <w:rPr>
+                <w:rFonts w:ascii="BIZ UDPゴシック" w:cs="BIZ UDPゴシック" w:eastAsia="BIZ UDPゴシック" w:hAnsi="BIZ UDPゴシック"/>
+                <w:b w:val="false"/>
+                <w:bCs w:val="false"/>
+                <w:color w:val="000000"/>
                 <w:sz w:val="18"/>
                 <w:szCs w:val="18"/>
               </w:rPr>
@@ -4687,17 +5623,21 @@
               <w:bottom w:val="single" w:color="CCCCCC" w:sz="4"/>
               <w:right w:val="single" w:color="CCCCCC" w:sz="4"/>
             </w:tcBorders>
-            <w:tcMar>
-              <w:top w:type="dxa" w:w="60"/>
-              <w:left w:type="dxa" w:w="120"/>
-              <w:bottom w:type="dxa" w:w="60"/>
-              <w:right w:type="dxa" w:w="120"/>
-            </w:tcMar>
-          </w:tcPr>
-          <w:p>
-            <w:r>
-              <w:rPr>
-                <w:rFonts w:ascii="BIZ UDPゴシック" w:cs="BIZ UDPゴシック" w:eastAsia="BIZ UDPゴシック" w:hAnsi="BIZ UDPゴシック"/>
+            <w:shd w:fill="FFFFFF" w:val="clear"/>
+            <w:tcMar>
+              <w:top w:type="dxa" w:w="60"/>
+              <w:left w:type="dxa" w:w="100"/>
+              <w:bottom w:type="dxa" w:w="60"/>
+              <w:right w:type="dxa" w:w="100"/>
+            </w:tcMar>
+          </w:tcPr>
+          <w:p>
+            <w:r>
+              <w:rPr>
+                <w:rFonts w:ascii="BIZ UDPゴシック" w:cs="BIZ UDPゴシック" w:eastAsia="BIZ UDPゴシック" w:hAnsi="BIZ UDPゴシック"/>
+                <w:b w:val="false"/>
+                <w:bCs w:val="false"/>
+                <w:color w:val="000000"/>
                 <w:sz w:val="18"/>
                 <w:szCs w:val="18"/>
               </w:rPr>
@@ -4714,21 +5654,25 @@
               <w:bottom w:val="single" w:color="CCCCCC" w:sz="4"/>
               <w:right w:val="single" w:color="CCCCCC" w:sz="4"/>
             </w:tcBorders>
-            <w:tcMar>
-              <w:top w:type="dxa" w:w="60"/>
-              <w:left w:type="dxa" w:w="120"/>
-              <w:bottom w:type="dxa" w:w="60"/>
-              <w:right w:type="dxa" w:w="120"/>
-            </w:tcMar>
-          </w:tcPr>
-          <w:p>
-            <w:r>
-              <w:rPr>
-                <w:rFonts w:ascii="BIZ UDPゴシック" w:cs="BIZ UDPゴシック" w:eastAsia="BIZ UDPゴシック" w:hAnsi="BIZ UDPゴシック"/>
-                <w:sz w:val="18"/>
-                <w:szCs w:val="18"/>
-              </w:rPr>
-              <w:t xml:space="preserve">バックアップジョブが実行されジョブステータスが「COMPLETED」であることを確認（設定翌日以降）
+            <w:shd w:fill="FFFFFF" w:val="clear"/>
+            <w:tcMar>
+              <w:top w:type="dxa" w:w="60"/>
+              <w:left w:type="dxa" w:w="100"/>
+              <w:bottom w:type="dxa" w:w="60"/>
+              <w:right w:type="dxa" w:w="100"/>
+            </w:tcMar>
+          </w:tcPr>
+          <w:p>
+            <w:r>
+              <w:rPr>
+                <w:rFonts w:ascii="BIZ UDPゴシック" w:cs="BIZ UDPゴシック" w:eastAsia="BIZ UDPゴシック" w:hAnsi="BIZ UDPゴシック"/>
+                <w:b w:val="false"/>
+                <w:bCs w:val="false"/>
+                <w:color w:val="000000"/>
+                <w:sz w:val="18"/>
+                <w:szCs w:val="18"/>
+              </w:rPr>
+              <w:t xml:space="preserve">バックアップジョブが実行されステータスが「COMPLETED」であることを確認（設定翌日以降）
 ▶ aws backup list-backup-jobs --region ap-northeast-1 --by-resource-arn arn:aws:rds:ap-northeast-1:332802448674:cluster:ksm-posprd-db-cluster --query "BackupJobs[0:5].[CreationDate,State,BackupSizeInBytes]" --output table</w:t>
             </w:r>
           </w:p>
@@ -4742,21 +5686,25 @@
               <w:bottom w:val="single" w:color="CCCCCC" w:sz="4"/>
               <w:right w:val="single" w:color="CCCCCC" w:sz="4"/>
             </w:tcBorders>
-            <w:tcMar>
-              <w:top w:type="dxa" w:w="60"/>
-              <w:left w:type="dxa" w:w="120"/>
-              <w:bottom w:type="dxa" w:w="60"/>
-              <w:right w:type="dxa" w:w="120"/>
-            </w:tcMar>
-          </w:tcPr>
-          <w:p>
-            <w:r>
-              <w:rPr>
-                <w:rFonts w:ascii="BIZ UDPゴシック" w:cs="BIZ UDPゴシック" w:eastAsia="BIZ UDPゴシック" w:hAnsi="BIZ UDPゴシック"/>
-                <w:sz w:val="18"/>
-                <w:szCs w:val="18"/>
-              </w:rPr>
-              <w:t xml:space="preserve">State = COMPLETED。毎時プランと日次プランの両方でジョブが生成されている</w:t>
+            <w:shd w:fill="FFFFFF" w:val="clear"/>
+            <w:tcMar>
+              <w:top w:type="dxa" w:w="60"/>
+              <w:left w:type="dxa" w:w="100"/>
+              <w:bottom w:type="dxa" w:w="60"/>
+              <w:right w:type="dxa" w:w="100"/>
+            </w:tcMar>
+          </w:tcPr>
+          <w:p>
+            <w:r>
+              <w:rPr>
+                <w:rFonts w:ascii="BIZ UDPゴシック" w:cs="BIZ UDPゴシック" w:eastAsia="BIZ UDPゴシック" w:hAnsi="BIZ UDPゴシック"/>
+                <w:b w:val="false"/>
+                <w:bCs w:val="false"/>
+                <w:color w:val="000000"/>
+                <w:sz w:val="18"/>
+                <w:szCs w:val="18"/>
+              </w:rPr>
+              <w:t xml:space="preserve">State = COMPLETED。毎時・日次プランの両方でジョブが生成されている</w:t>
             </w:r>
           </w:p>
         </w:tc>
@@ -4769,17 +5717,21 @@
               <w:bottom w:val="single" w:color="CCCCCC" w:sz="4"/>
               <w:right w:val="single" w:color="CCCCCC" w:sz="4"/>
             </w:tcBorders>
-            <w:tcMar>
-              <w:top w:type="dxa" w:w="60"/>
-              <w:left w:type="dxa" w:w="120"/>
-              <w:bottom w:type="dxa" w:w="60"/>
-              <w:right w:type="dxa" w:w="120"/>
-            </w:tcMar>
-          </w:tcPr>
-          <w:p>
-            <w:r>
-              <w:rPr>
-                <w:rFonts w:ascii="BIZ UDPゴシック" w:cs="BIZ UDPゴシック" w:eastAsia="BIZ UDPゴシック" w:hAnsi="BIZ UDPゴシック"/>
+            <w:shd w:fill="FFFFFF" w:val="clear"/>
+            <w:tcMar>
+              <w:top w:type="dxa" w:w="60"/>
+              <w:left w:type="dxa" w:w="100"/>
+              <w:bottom w:type="dxa" w:w="60"/>
+              <w:right w:type="dxa" w:w="100"/>
+            </w:tcMar>
+          </w:tcPr>
+          <w:p>
+            <w:r>
+              <w:rPr>
+                <w:rFonts w:ascii="BIZ UDPゴシック" w:cs="BIZ UDPゴシック" w:eastAsia="BIZ UDPゴシック" w:hAnsi="BIZ UDPゴシック"/>
+                <w:b w:val="false"/>
+                <w:bCs w:val="false"/>
+                <w:color w:val="000000"/>
                 <w:sz w:val="18"/>
                 <w:szCs w:val="18"/>
               </w:rPr>
@@ -4790,6 +5742,9 @@
       </w:tr>
     </w:tbl>
     <w:p>
+      <w:pPr>
+        <w:spacing w:before="60" w:after="60"/>
+      </w:pPr>
       <w:r>
         <w:rPr>
           <w:rFonts w:ascii="BIZ UDPゴシック" w:cs="BIZ UDPゴシック" w:eastAsia="BIZ UDPゴシック" w:hAnsi="BIZ UDPゴシック"/>
@@ -4808,10 +5763,10 @@
           <w:rFonts w:ascii="BIZ UDPゴシック" w:cs="BIZ UDPゴシック" w:eastAsia="BIZ UDPゴシック" w:hAnsi="BIZ UDPゴシック"/>
           <w:b/>
           <w:bCs/>
-          <w:sz w:val="24"/>
-          <w:szCs w:val="24"/>
+          <w:sz w:val="32"/>
+          <w:szCs w:val="32"/>
         </w:rPr>
-        <w:t xml:space="preserve">7. 問題発生時の切り戻し手順</w:t>
+        <w:t xml:space="preserve">7. 切り戻し手順</w:t>
       </w:r>
     </w:p>
     <w:p>
@@ -4823,610 +5778,8 @@
           <w:rFonts w:ascii="BIZ UDPゴシック" w:cs="BIZ UDPゴシック" w:eastAsia="BIZ UDPゴシック" w:hAnsi="BIZ UDPゴシック"/>
           <w:b/>
           <w:bCs/>
-          <w:sz w:val="18"/>
-          <w:szCs w:val="18"/>
-        </w:rPr>
-        <w:t xml:space="preserve">■ 切り戻し判断基準</w:t>
-      </w:r>
-    </w:p>
-    <w:tbl>
-      <w:tblPr>
-        <w:tblW w:type="dxa" w:w="8504"/>
-        <w:tblBorders>
-          <w:top w:val="single" w:color="auto" w:sz="4"/>
-          <w:left w:val="single" w:color="auto" w:sz="4"/>
-          <w:bottom w:val="single" w:color="auto" w:sz="4"/>
-          <w:right w:val="single" w:color="auto" w:sz="4"/>
-          <w:insideH w:val="single" w:color="auto" w:sz="4"/>
-          <w:insideV w:val="single" w:color="auto" w:sz="4"/>
-        </w:tblBorders>
-      </w:tblPr>
-      <w:tblGrid>
-        <w:gridCol w:w="567"/>
-        <w:gridCol w:w="3969"/>
-        <w:gridCol w:w="3968"/>
-      </w:tblGrid>
-      <w:tr>
-        <w:trPr>
-          <w:cantSplit/>
-        </w:trPr>
-        <w:tc>
-          <w:tcPr>
-            <w:tcW w:type="dxa" w:w="567"/>
-            <w:tcBorders>
-              <w:top w:val="single" w:color="CCCCCC" w:sz="4"/>
-              <w:left w:val="single" w:color="CCCCCC" w:sz="4"/>
-              <w:bottom w:val="single" w:color="CCCCCC" w:sz="4"/>
-              <w:right w:val="single" w:color="CCCCCC" w:sz="4"/>
-            </w:tcBorders>
-            <w:shd w:fill="F5F5F5" w:val="clear"/>
-            <w:tcMar>
-              <w:top w:type="dxa" w:w="60"/>
-              <w:left w:type="dxa" w:w="120"/>
-              <w:bottom w:type="dxa" w:w="60"/>
-              <w:right w:type="dxa" w:w="120"/>
-            </w:tcMar>
-          </w:tcPr>
-          <w:p>
-            <w:r>
-              <w:rPr>
-                <w:rFonts w:ascii="BIZ UDPゴシック" w:cs="BIZ UDPゴシック" w:eastAsia="BIZ UDPゴシック" w:hAnsi="BIZ UDPゴシック"/>
-                <w:b/>
-                <w:bCs/>
-                <w:sz w:val="18"/>
-                <w:szCs w:val="18"/>
-              </w:rPr>
-              <w:t xml:space="preserve"/>
-            </w:r>
-          </w:p>
-        </w:tc>
-        <w:tc>
-          <w:tcPr>
-            <w:tcW w:type="dxa" w:w="3969"/>
-            <w:tcBorders>
-              <w:top w:val="single" w:color="CCCCCC" w:sz="4"/>
-              <w:left w:val="single" w:color="CCCCCC" w:sz="4"/>
-              <w:bottom w:val="single" w:color="CCCCCC" w:sz="4"/>
-              <w:right w:val="single" w:color="CCCCCC" w:sz="4"/>
-            </w:tcBorders>
-            <w:shd w:fill="F5F5F5" w:val="clear"/>
-            <w:tcMar>
-              <w:top w:type="dxa" w:w="60"/>
-              <w:left w:type="dxa" w:w="120"/>
-              <w:bottom w:type="dxa" w:w="60"/>
-              <w:right w:type="dxa" w:w="120"/>
-            </w:tcMar>
-          </w:tcPr>
-          <w:p>
-            <w:r>
-              <w:rPr>
-                <w:rFonts w:ascii="BIZ UDPゴシック" w:cs="BIZ UDPゴシック" w:eastAsia="BIZ UDPゴシック" w:hAnsi="BIZ UDPゴシック"/>
-                <w:b/>
-                <w:bCs/>
-                <w:sz w:val="18"/>
-                <w:szCs w:val="18"/>
-              </w:rPr>
-              <w:t xml:space="preserve">事象</w:t>
-            </w:r>
-          </w:p>
-        </w:tc>
-        <w:tc>
-          <w:tcPr>
-            <w:tcW w:type="dxa" w:w="3968"/>
-            <w:tcBorders>
-              <w:top w:val="single" w:color="CCCCCC" w:sz="4"/>
-              <w:left w:val="single" w:color="CCCCCC" w:sz="4"/>
-              <w:bottom w:val="single" w:color="CCCCCC" w:sz="4"/>
-              <w:right w:val="single" w:color="CCCCCC" w:sz="4"/>
-            </w:tcBorders>
-            <w:shd w:fill="F5F5F5" w:val="clear"/>
-            <w:tcMar>
-              <w:top w:type="dxa" w:w="60"/>
-              <w:left w:type="dxa" w:w="120"/>
-              <w:bottom w:type="dxa" w:w="60"/>
-              <w:right w:type="dxa" w:w="120"/>
-            </w:tcMar>
-          </w:tcPr>
-          <w:p>
-            <w:r>
-              <w:rPr>
-                <w:rFonts w:ascii="BIZ UDPゴシック" w:cs="BIZ UDPゴシック" w:eastAsia="BIZ UDPゴシック" w:hAnsi="BIZ UDPゴシック"/>
-                <w:b/>
-                <w:bCs/>
-                <w:sz w:val="18"/>
-                <w:szCs w:val="18"/>
-              </w:rPr>
-              <w:t xml:space="preserve">確認方法</w:t>
-            </w:r>
-          </w:p>
-        </w:tc>
-      </w:tr>
-      <w:tr>
-        <w:trPr>
-          <w:cantSplit/>
-        </w:trPr>
-        <w:tc>
-          <w:tcPr>
-            <w:tcW w:type="dxa" w:w="567"/>
-            <w:tcBorders>
-              <w:top w:val="single" w:color="CCCCCC" w:sz="4"/>
-              <w:left w:val="single" w:color="CCCCCC" w:sz="4"/>
-              <w:bottom w:val="single" w:color="CCCCCC" w:sz="4"/>
-              <w:right w:val="single" w:color="CCCCCC" w:sz="4"/>
-            </w:tcBorders>
-            <w:tcMar>
-              <w:top w:type="dxa" w:w="60"/>
-              <w:left w:type="dxa" w:w="120"/>
-              <w:bottom w:type="dxa" w:w="60"/>
-              <w:right w:type="dxa" w:w="120"/>
-            </w:tcMar>
-          </w:tcPr>
-          <w:p>
-            <w:r>
-              <w:rPr>
-                <w:rFonts w:ascii="BIZ UDPゴシック" w:cs="BIZ UDPゴシック" w:eastAsia="BIZ UDPゴシック" w:hAnsi="BIZ UDPゴシック"/>
-                <w:sz w:val="18"/>
-                <w:szCs w:val="18"/>
-              </w:rPr>
-              <w:t xml:space="preserve">1</w:t>
-            </w:r>
-          </w:p>
-        </w:tc>
-        <w:tc>
-          <w:tcPr>
-            <w:tcW w:type="dxa" w:w="3969"/>
-            <w:tcBorders>
-              <w:top w:val="single" w:color="CCCCCC" w:sz="4"/>
-              <w:left w:val="single" w:color="CCCCCC" w:sz="4"/>
-              <w:bottom w:val="single" w:color="CCCCCC" w:sz="4"/>
-              <w:right w:val="single" w:color="CCCCCC" w:sz="4"/>
-            </w:tcBorders>
-            <w:tcMar>
-              <w:top w:type="dxa" w:w="60"/>
-              <w:left w:type="dxa" w:w="120"/>
-              <w:bottom w:type="dxa" w:w="60"/>
-              <w:right w:type="dxa" w:w="120"/>
-            </w:tcMar>
-          </w:tcPr>
-          <w:p>
-            <w:r>
-              <w:rPr>
-                <w:rFonts w:ascii="BIZ UDPゴシック" w:cs="BIZ UDPゴシック" w:eastAsia="BIZ UDPゴシック" w:hAnsi="BIZ UDPゴシック"/>
-                <w:sz w:val="18"/>
-                <w:szCs w:val="18"/>
-              </w:rPr>
-              <w:t xml:space="preserve">バックアップジョブが3日連続で FAILED になっている</w:t>
-            </w:r>
-          </w:p>
-        </w:tc>
-        <w:tc>
-          <w:tcPr>
-            <w:tcW w:type="dxa" w:w="3968"/>
-            <w:tcBorders>
-              <w:top w:val="single" w:color="CCCCCC" w:sz="4"/>
-              <w:left w:val="single" w:color="CCCCCC" w:sz="4"/>
-              <w:bottom w:val="single" w:color="CCCCCC" w:sz="4"/>
-              <w:right w:val="single" w:color="CCCCCC" w:sz="4"/>
-            </w:tcBorders>
-            <w:tcMar>
-              <w:top w:type="dxa" w:w="60"/>
-              <w:left w:type="dxa" w:w="120"/>
-              <w:bottom w:type="dxa" w:w="60"/>
-              <w:right w:type="dxa" w:w="120"/>
-            </w:tcMar>
-          </w:tcPr>
-          <w:p>
-            <w:r>
-              <w:rPr>
-                <w:rFonts w:ascii="BIZ UDPゴシック" w:cs="BIZ UDPゴシック" w:eastAsia="BIZ UDPゴシック" w:hAnsi="BIZ UDPゴシック"/>
-                <w:sz w:val="18"/>
-                <w:szCs w:val="18"/>
-              </w:rPr>
-              <w:t xml:space="preserve">aws backup list-backup-jobs ... で State = FAILED を確認</w:t>
-            </w:r>
-          </w:p>
-        </w:tc>
-      </w:tr>
-      <w:tr>
-        <w:trPr>
-          <w:cantSplit/>
-        </w:trPr>
-        <w:tc>
-          <w:tcPr>
-            <w:tcW w:type="dxa" w:w="567"/>
-            <w:tcBorders>
-              <w:top w:val="single" w:color="CCCCCC" w:sz="4"/>
-              <w:left w:val="single" w:color="CCCCCC" w:sz="4"/>
-              <w:bottom w:val="single" w:color="CCCCCC" w:sz="4"/>
-              <w:right w:val="single" w:color="CCCCCC" w:sz="4"/>
-            </w:tcBorders>
-            <w:tcMar>
-              <w:top w:type="dxa" w:w="60"/>
-              <w:left w:type="dxa" w:w="120"/>
-              <w:bottom w:type="dxa" w:w="60"/>
-              <w:right w:type="dxa" w:w="120"/>
-            </w:tcMar>
-          </w:tcPr>
-          <w:p>
-            <w:r>
-              <w:rPr>
-                <w:rFonts w:ascii="BIZ UDPゴシック" w:cs="BIZ UDPゴシック" w:eastAsia="BIZ UDPゴシック" w:hAnsi="BIZ UDPゴシック"/>
-                <w:sz w:val="18"/>
-                <w:szCs w:val="18"/>
-              </w:rPr>
-              <w:t xml:space="preserve">2</w:t>
-            </w:r>
-          </w:p>
-        </w:tc>
-        <w:tc>
-          <w:tcPr>
-            <w:tcW w:type="dxa" w:w="3969"/>
-            <w:tcBorders>
-              <w:top w:val="single" w:color="CCCCCC" w:sz="4"/>
-              <w:left w:val="single" w:color="CCCCCC" w:sz="4"/>
-              <w:bottom w:val="single" w:color="CCCCCC" w:sz="4"/>
-              <w:right w:val="single" w:color="CCCCCC" w:sz="4"/>
-            </w:tcBorders>
-            <w:tcMar>
-              <w:top w:type="dxa" w:w="60"/>
-              <w:left w:type="dxa" w:w="120"/>
-              <w:bottom w:type="dxa" w:w="60"/>
-              <w:right w:type="dxa" w:w="120"/>
-            </w:tcMar>
-          </w:tcPr>
-          <w:p>
-            <w:r>
-              <w:rPr>
-                <w:rFonts w:ascii="BIZ UDPゴシック" w:cs="BIZ UDPゴシック" w:eastAsia="BIZ UDPゴシック" w:hAnsi="BIZ UDPゴシック"/>
-                <w:sz w:val="18"/>
-                <w:szCs w:val="18"/>
-              </w:rPr>
-              <w:t xml:space="preserve">AWS Backup のコストが想定外に増大している（月 $50 超）</w:t>
-            </w:r>
-          </w:p>
-        </w:tc>
-        <w:tc>
-          <w:tcPr>
-            <w:tcW w:type="dxa" w:w="3968"/>
-            <w:tcBorders>
-              <w:top w:val="single" w:color="CCCCCC" w:sz="4"/>
-              <w:left w:val="single" w:color="CCCCCC" w:sz="4"/>
-              <w:bottom w:val="single" w:color="CCCCCC" w:sz="4"/>
-              <w:right w:val="single" w:color="CCCCCC" w:sz="4"/>
-            </w:tcBorders>
-            <w:tcMar>
-              <w:top w:type="dxa" w:w="60"/>
-              <w:left w:type="dxa" w:w="120"/>
-              <w:bottom w:type="dxa" w:w="60"/>
-              <w:right w:type="dxa" w:w="120"/>
-            </w:tcMar>
-          </w:tcPr>
-          <w:p>
-            <w:r>
-              <w:rPr>
-                <w:rFonts w:ascii="BIZ UDPゴシック" w:cs="BIZ UDPゴシック" w:eastAsia="BIZ UDPゴシック" w:hAnsi="BIZ UDPゴシック"/>
-                <w:sz w:val="18"/>
-                <w:szCs w:val="18"/>
-              </w:rPr>
-              <w:t xml:space="preserve">Cost Explorer で AWS Backup の BlendedCost を確認</w:t>
-            </w:r>
-          </w:p>
-        </w:tc>
-      </w:tr>
-      <w:tr>
-        <w:trPr>
-          <w:cantSplit/>
-        </w:trPr>
-        <w:tc>
-          <w:tcPr>
-            <w:tcW w:type="dxa" w:w="567"/>
-            <w:tcBorders>
-              <w:top w:val="single" w:color="CCCCCC" w:sz="4"/>
-              <w:left w:val="single" w:color="CCCCCC" w:sz="4"/>
-              <w:bottom w:val="single" w:color="CCCCCC" w:sz="4"/>
-              <w:right w:val="single" w:color="CCCCCC" w:sz="4"/>
-            </w:tcBorders>
-            <w:tcMar>
-              <w:top w:type="dxa" w:w="60"/>
-              <w:left w:type="dxa" w:w="120"/>
-              <w:bottom w:type="dxa" w:w="60"/>
-              <w:right w:type="dxa" w:w="120"/>
-            </w:tcMar>
-          </w:tcPr>
-          <w:p>
-            <w:r>
-              <w:rPr>
-                <w:rFonts w:ascii="BIZ UDPゴシック" w:cs="BIZ UDPゴシック" w:eastAsia="BIZ UDPゴシック" w:hAnsi="BIZ UDPゴシック"/>
-                <w:sz w:val="18"/>
-                <w:szCs w:val="18"/>
-              </w:rPr>
-              <w:t xml:space="preserve">3</w:t>
-            </w:r>
-          </w:p>
-        </w:tc>
-        <w:tc>
-          <w:tcPr>
-            <w:tcW w:type="dxa" w:w="3969"/>
-            <w:tcBorders>
-              <w:top w:val="single" w:color="CCCCCC" w:sz="4"/>
-              <w:left w:val="single" w:color="CCCCCC" w:sz="4"/>
-              <w:bottom w:val="single" w:color="CCCCCC" w:sz="4"/>
-              <w:right w:val="single" w:color="CCCCCC" w:sz="4"/>
-            </w:tcBorders>
-            <w:tcMar>
-              <w:top w:type="dxa" w:w="60"/>
-              <w:left w:type="dxa" w:w="120"/>
-              <w:bottom w:type="dxa" w:w="60"/>
-              <w:right w:type="dxa" w:w="120"/>
-            </w:tcMar>
-          </w:tcPr>
-          <w:p>
-            <w:r>
-              <w:rPr>
-                <w:rFonts w:ascii="BIZ UDPゴシック" w:cs="BIZ UDPゴシック" w:eastAsia="BIZ UDPゴシック" w:hAnsi="BIZ UDPゴシック"/>
-                <w:sz w:val="18"/>
-                <w:szCs w:val="18"/>
-              </w:rPr>
-              <w:t xml:space="preserve">バックアップ設定起因でRDSに負荷がかかっている</w:t>
-            </w:r>
-          </w:p>
-        </w:tc>
-        <w:tc>
-          <w:tcPr>
-            <w:tcW w:type="dxa" w:w="3968"/>
-            <w:tcBorders>
-              <w:top w:val="single" w:color="CCCCCC" w:sz="4"/>
-              <w:left w:val="single" w:color="CCCCCC" w:sz="4"/>
-              <w:bottom w:val="single" w:color="CCCCCC" w:sz="4"/>
-              <w:right w:val="single" w:color="CCCCCC" w:sz="4"/>
-            </w:tcBorders>
-            <w:tcMar>
-              <w:top w:type="dxa" w:w="60"/>
-              <w:left w:type="dxa" w:w="120"/>
-              <w:bottom w:type="dxa" w:w="60"/>
-              <w:right w:type="dxa" w:w="120"/>
-            </w:tcMar>
-          </w:tcPr>
-          <w:p>
-            <w:r>
-              <w:rPr>
-                <w:rFonts w:ascii="BIZ UDPゴシック" w:cs="BIZ UDPゴシック" w:eastAsia="BIZ UDPゴシック" w:hAnsi="BIZ UDPゴシック"/>
-                <w:sz w:val="18"/>
-                <w:szCs w:val="18"/>
-              </w:rPr>
-              <w:t xml:space="preserve">CloudWatch で CPUUtilization / WriteIOPS を確認</w:t>
-            </w:r>
-          </w:p>
-        </w:tc>
-      </w:tr>
-    </w:tbl>
-    <w:p>
-      <w:pPr>
-        <w:pStyle w:val="Heading2"/>
-      </w:pPr>
-      <w:r>
-        <w:rPr>
-          <w:rFonts w:ascii="BIZ UDPゴシック" w:cs="BIZ UDPゴシック" w:eastAsia="BIZ UDPゴシック" w:hAnsi="BIZ UDPゴシック"/>
-          <w:b/>
-          <w:bCs/>
-          <w:sz w:val="18"/>
-          <w:szCs w:val="18"/>
-        </w:rPr>
-        <w:t xml:space="preserve">■ 切り戻しコード差分</w:t>
-      </w:r>
-    </w:p>
-    <w:tbl>
-      <w:tblPr>
-        <w:tblW w:type="dxa" w:w="8504"/>
-        <w:tblBorders>
-          <w:top w:val="single" w:color="auto" w:sz="4"/>
-          <w:left w:val="single" w:color="auto" w:sz="4"/>
-          <w:bottom w:val="single" w:color="auto" w:sz="4"/>
-          <w:right w:val="single" w:color="auto" w:sz="4"/>
-          <w:insideH w:val="single" w:color="auto" w:sz="4"/>
-          <w:insideV w:val="single" w:color="auto" w:sz="4"/>
-        </w:tblBorders>
-      </w:tblPr>
-      <w:tblGrid>
-        <w:gridCol w:w="4252"/>
-        <w:gridCol w:w="4252"/>
-      </w:tblGrid>
-      <w:tr>
-        <w:trPr>
-          <w:cantSplit/>
-        </w:trPr>
-        <w:tc>
-          <w:tcPr>
-            <w:tcW w:type="dxa" w:w="4252"/>
-            <w:tcBorders>
-              <w:top w:val="single" w:color="CCCCCC" w:sz="4"/>
-              <w:left w:val="single" w:color="CCCCCC" w:sz="4"/>
-              <w:bottom w:val="single" w:color="CCCCCC" w:sz="4"/>
-              <w:right w:val="single" w:color="CCCCCC" w:sz="4"/>
-            </w:tcBorders>
-            <w:shd w:fill="F5F5F5" w:val="clear"/>
-            <w:tcMar>
-              <w:top w:type="dxa" w:w="60"/>
-              <w:left w:type="dxa" w:w="120"/>
-              <w:bottom w:type="dxa" w:w="60"/>
-              <w:right w:type="dxa" w:w="120"/>
-            </w:tcMar>
-          </w:tcPr>
-          <w:p>
-            <w:r>
-              <w:rPr>
-                <w:rFonts w:ascii="BIZ UDPゴシック" w:cs="BIZ UDPゴシック" w:eastAsia="BIZ UDPゴシック" w:hAnsi="BIZ UDPゴシック"/>
-                <w:b/>
-                <w:bCs/>
-                <w:sz w:val="18"/>
-                <w:szCs w:val="18"/>
-              </w:rPr>
-              <w:t xml:space="preserve">▼ 変更前 (Before)</w:t>
-            </w:r>
-          </w:p>
-        </w:tc>
-        <w:tc>
-          <w:tcPr>
-            <w:tcW w:type="dxa" w:w="4252"/>
-            <w:tcBorders>
-              <w:top w:val="single" w:color="CCCCCC" w:sz="4"/>
-              <w:left w:val="single" w:color="CCCCCC" w:sz="4"/>
-              <w:bottom w:val="single" w:color="CCCCCC" w:sz="4"/>
-              <w:right w:val="single" w:color="CCCCCC" w:sz="4"/>
-            </w:tcBorders>
-            <w:shd w:fill="F5F5F5" w:val="clear"/>
-            <w:tcMar>
-              <w:top w:type="dxa" w:w="60"/>
-              <w:left w:type="dxa" w:w="120"/>
-              <w:bottom w:type="dxa" w:w="60"/>
-              <w:right w:type="dxa" w:w="120"/>
-            </w:tcMar>
-          </w:tcPr>
-          <w:p>
-            <w:r>
-              <w:rPr>
-                <w:rFonts w:ascii="BIZ UDPゴシック" w:cs="BIZ UDPゴシック" w:eastAsia="BIZ UDPゴシック" w:hAnsi="BIZ UDPゴシック"/>
-                <w:b/>
-                <w:bCs/>
-                <w:sz w:val="18"/>
-                <w:szCs w:val="18"/>
-              </w:rPr>
-              <w:t xml:space="preserve">▲ 変更後 (After)</w:t>
-            </w:r>
-          </w:p>
-        </w:tc>
-      </w:tr>
-      <w:tr>
-        <w:trPr>
-          <w:cantSplit/>
-        </w:trPr>
-        <w:tc>
-          <w:tcPr>
-            <w:tcW w:type="dxa" w:w="4252"/>
-            <w:tcBorders>
-              <w:top w:val="single" w:color="CCCCCC" w:sz="4"/>
-              <w:left w:val="single" w:color="CCCCCC" w:sz="4"/>
-              <w:bottom w:val="single" w:color="CCCCCC" w:sz="4"/>
-              <w:right w:val="single" w:color="CCCCCC" w:sz="4"/>
-            </w:tcBorders>
-            <w:tcMar>
-              <w:top w:type="dxa" w:w="80"/>
-              <w:left w:type="dxa" w:w="120"/>
-              <w:bottom w:type="dxa" w:w="80"/>
-              <w:right w:type="dxa" w:w="120"/>
-            </w:tcMar>
-          </w:tcPr>
-          <w:p>
-            <w:r>
-              <w:rPr>
-                <w:rFonts w:ascii="Consolas" w:cs="Consolas" w:eastAsia="Consolas" w:hAnsi="Consolas"/>
-                <w:sz w:val="16"/>
-                <w:szCs w:val="16"/>
-              </w:rPr>
-              <w:t xml:space="preserve">AWS Backup プラン: 2プラン稼働中</w:t>
-            </w:r>
-          </w:p>
-          <w:p>
-            <w:r>
-              <w:rPr>
-                <w:rFonts w:ascii="Consolas" w:cs="Consolas" w:eastAsia="Consolas" w:hAnsi="Consolas"/>
-                <w:sz w:val="16"/>
-                <w:szCs w:val="16"/>
-              </w:rPr>
-              <w:t xml:space="preserve"> ksm-posprd-rds-hourly (毎時1h保持)</w:t>
-            </w:r>
-          </w:p>
-          <w:p>
-            <w:r>
-              <w:rPr>
-                <w:rFonts w:ascii="Consolas" w:cs="Consolas" w:eastAsia="Consolas" w:hAnsi="Consolas"/>
-                <w:sz w:val="16"/>
-                <w:szCs w:val="16"/>
-              </w:rPr>
-              <w:t xml:space="preserve"> ksm-posprd-rds-daily (日次7日保持)</w:t>
-            </w:r>
-          </w:p>
-          <w:p>
-            <w:r>
-              <w:rPr>
-                <w:rFonts w:ascii="Consolas" w:cs="Consolas" w:eastAsia="Consolas" w:hAnsi="Consolas"/>
-                <w:sz w:val="16"/>
-                <w:szCs w:val="16"/>
-              </w:rPr>
-              <w:t xml:space="preserve">Aurora 保持期間: 7日</w:t>
-            </w:r>
-          </w:p>
-        </w:tc>
-        <w:tc>
-          <w:tcPr>
-            <w:tcW w:type="dxa" w:w="4252"/>
-            <w:tcBorders>
-              <w:top w:val="single" w:color="CCCCCC" w:sz="4"/>
-              <w:left w:val="single" w:color="CCCCCC" w:sz="4"/>
-              <w:bottom w:val="single" w:color="CCCCCC" w:sz="4"/>
-              <w:right w:val="single" w:color="CCCCCC" w:sz="4"/>
-            </w:tcBorders>
-            <w:tcMar>
-              <w:top w:type="dxa" w:w="80"/>
-              <w:left w:type="dxa" w:w="120"/>
-              <w:bottom w:type="dxa" w:w="80"/>
-              <w:right w:type="dxa" w:w="120"/>
-            </w:tcMar>
-          </w:tcPr>
-          <w:p>
-            <w:r>
-              <w:rPr>
-                <w:rFonts w:ascii="Consolas" w:cs="Consolas" w:eastAsia="Consolas" w:hAnsi="Consolas"/>
-                <w:sz w:val="16"/>
-                <w:szCs w:val="16"/>
-              </w:rPr>
-              <w:t xml:space="preserve">AWS Backup プラン: 削除済み</w:t>
-            </w:r>
-          </w:p>
-          <w:p>
-            <w:r>
-              <w:rPr>
-                <w:rFonts w:ascii="Consolas" w:cs="Consolas" w:eastAsia="Consolas" w:hAnsi="Consolas"/>
-                <w:sz w:val="16"/>
-                <w:szCs w:val="16"/>
-              </w:rPr>
-              <w:t xml:space="preserve"> ksm-posprd-rds-hourly → 削除</w:t>
-            </w:r>
-          </w:p>
-          <w:p>
-            <w:r>
-              <w:rPr>
-                <w:rFonts w:ascii="Consolas" w:cs="Consolas" w:eastAsia="Consolas" w:hAnsi="Consolas"/>
-                <w:sz w:val="16"/>
-                <w:szCs w:val="16"/>
-              </w:rPr>
-              <w:t xml:space="preserve"> ksm-posprd-rds-daily → 削除</w:t>
-            </w:r>
-          </w:p>
-          <w:p>
-            <w:r>
-              <w:rPr>
-                <w:rFonts w:ascii="Consolas" w:cs="Consolas" w:eastAsia="Consolas" w:hAnsi="Consolas"/>
-                <w:sz w:val="16"/>
-                <w:szCs w:val="16"/>
-              </w:rPr>
-              <w:t xml:space="preserve">Aurora 保持期間: 1日（元の状態）</w:t>
-            </w:r>
-          </w:p>
-        </w:tc>
-      </w:tr>
-    </w:tbl>
-    <w:p>
-      <w:pPr>
-        <w:pStyle w:val="Heading2"/>
-      </w:pPr>
-      <w:r>
-        <w:rPr>
-          <w:rFonts w:ascii="BIZ UDPゴシック" w:cs="BIZ UDPゴシック" w:eastAsia="BIZ UDPゴシック" w:hAnsi="BIZ UDPゴシック"/>
-          <w:b/>
-          <w:bCs/>
-          <w:sz w:val="18"/>
-          <w:szCs w:val="18"/>
+          <w:sz w:val="24"/>
+          <w:szCs w:val="24"/>
         </w:rPr>
         <w:t xml:space="preserve">■ 切り戻しコマンド（CloudShell）</w:t>
       </w:r>
@@ -5450,11 +5803,6 @@
         <w:trPr>
           <w:cantSplit/>
         </w:trPr>
-      </w:tr>
-      <w:tr>
-        <w:trPr>
-          <w:cantSplit/>
-        </w:trPr>
         <w:tc>
           <w:tcPr>
             <w:tcW w:type="dxa" w:w="8504"/>
@@ -5464,277 +5812,82 @@
               <w:bottom w:val="single" w:color="CCCCCC" w:sz="4"/>
               <w:right w:val="single" w:color="CCCCCC" w:sz="4"/>
             </w:tcBorders>
-            <w:tcMar>
-              <w:top w:type="dxa" w:w="60"/>
-              <w:left w:type="dxa" w:w="120"/>
-              <w:bottom w:type="dxa" w:w="60"/>
-              <w:right w:type="dxa" w:w="120"/>
-            </w:tcMar>
-          </w:tcPr>
-          <w:p>
-            <w:r>
-              <w:rPr>
-                <w:rFonts w:ascii="BIZ UDPゴシック" w:cs="BIZ UDPゴシック" w:eastAsia="BIZ UDPゴシック" w:hAnsi="BIZ UDPゴシック"/>
+            <w:shd w:fill="F5F5F5" w:val="clear"/>
+            <w:tcMar>
+              <w:top w:type="dxa" w:w="60"/>
+              <w:left w:type="dxa" w:w="100"/>
+              <w:bottom w:type="dxa" w:w="60"/>
+              <w:right w:type="dxa" w:w="100"/>
+            </w:tcMar>
+          </w:tcPr>
+          <w:p>
+            <w:r>
+              <w:rPr>
+                <w:rFonts w:ascii="Consolas" w:cs="Consolas" w:eastAsia="Consolas" w:hAnsi="Consolas"/>
                 <w:sz w:val="18"/>
                 <w:szCs w:val="18"/>
               </w:rPr>
               <w:t xml:space="preserve">REGION="ap-northeast-1"</w:t>
             </w:r>
           </w:p>
-        </w:tc>
-      </w:tr>
-      <w:tr>
-        <w:trPr>
-          <w:cantSplit/>
-        </w:trPr>
-        <w:tc>
-          <w:tcPr>
-            <w:tcW w:type="dxa" w:w="8504"/>
-            <w:tcBorders>
-              <w:top w:val="single" w:color="CCCCCC" w:sz="4"/>
-              <w:left w:val="single" w:color="CCCCCC" w:sz="4"/>
-              <w:bottom w:val="single" w:color="CCCCCC" w:sz="4"/>
-              <w:right w:val="single" w:color="CCCCCC" w:sz="4"/>
-            </w:tcBorders>
-            <w:tcMar>
-              <w:top w:type="dxa" w:w="60"/>
-              <w:left w:type="dxa" w:w="120"/>
-              <w:bottom w:type="dxa" w:w="60"/>
-              <w:right w:type="dxa" w:w="120"/>
-            </w:tcMar>
-          </w:tcPr>
-          <w:p>
-            <w:r>
-              <w:rPr>
-                <w:rFonts w:ascii="BIZ UDPゴシック" w:cs="BIZ UDPゴシック" w:eastAsia="BIZ UDPゴシック" w:hAnsi="BIZ UDPゴシック"/>
+          <w:p>
+            <w:r>
+              <w:rPr>
+                <w:rFonts w:ascii="Consolas" w:cs="Consolas" w:eastAsia="Consolas" w:hAnsi="Consolas"/>
                 <w:sz w:val="18"/>
                 <w:szCs w:val="18"/>
               </w:rPr>
               <w:t xml:space="preserve">PLAN_HOURLY=$(aws backup list-backup-plans --region $REGION \</w:t>
             </w:r>
           </w:p>
-        </w:tc>
-      </w:tr>
-      <w:tr>
-        <w:trPr>
-          <w:cantSplit/>
-        </w:trPr>
-        <w:tc>
-          <w:tcPr>
-            <w:tcW w:type="dxa" w:w="8504"/>
-            <w:tcBorders>
-              <w:top w:val="single" w:color="CCCCCC" w:sz="4"/>
-              <w:left w:val="single" w:color="CCCCCC" w:sz="4"/>
-              <w:bottom w:val="single" w:color="CCCCCC" w:sz="4"/>
-              <w:right w:val="single" w:color="CCCCCC" w:sz="4"/>
-            </w:tcBorders>
-            <w:tcMar>
-              <w:top w:type="dxa" w:w="60"/>
-              <w:left w:type="dxa" w:w="120"/>
-              <w:bottom w:type="dxa" w:w="60"/>
-              <w:right w:type="dxa" w:w="120"/>
-            </w:tcMar>
-          </w:tcPr>
-          <w:p>
-            <w:r>
-              <w:rPr>
-                <w:rFonts w:ascii="BIZ UDPゴシック" w:cs="BIZ UDPゴシック" w:eastAsia="BIZ UDPゴシック" w:hAnsi="BIZ UDPゴシック"/>
+          <w:p>
+            <w:r>
+              <w:rPr>
+                <w:rFonts w:ascii="Consolas" w:cs="Consolas" w:eastAsia="Consolas" w:hAnsi="Consolas"/>
                 <w:sz w:val="18"/>
                 <w:szCs w:val="18"/>
               </w:rPr>
               <w:t xml:space="preserve">  --query "BackupPlansList[?BackupPlanName=='ksm-posprd-rds-hourly'].BackupPlanId" --output text)</w:t>
             </w:r>
           </w:p>
-        </w:tc>
-      </w:tr>
-      <w:tr>
-        <w:trPr>
-          <w:cantSplit/>
-        </w:trPr>
-        <w:tc>
-          <w:tcPr>
-            <w:tcW w:type="dxa" w:w="8504"/>
-            <w:tcBorders>
-              <w:top w:val="single" w:color="CCCCCC" w:sz="4"/>
-              <w:left w:val="single" w:color="CCCCCC" w:sz="4"/>
-              <w:bottom w:val="single" w:color="CCCCCC" w:sz="4"/>
-              <w:right w:val="single" w:color="CCCCCC" w:sz="4"/>
-            </w:tcBorders>
-            <w:tcMar>
-              <w:top w:type="dxa" w:w="60"/>
-              <w:left w:type="dxa" w:w="120"/>
-              <w:bottom w:type="dxa" w:w="60"/>
-              <w:right w:type="dxa" w:w="120"/>
-            </w:tcMar>
-          </w:tcPr>
-          <w:p>
-            <w:r>
-              <w:rPr>
-                <w:rFonts w:ascii="BIZ UDPゴシック" w:cs="BIZ UDPゴシック" w:eastAsia="BIZ UDPゴシック" w:hAnsi="BIZ UDPゴシック"/>
+          <w:p>
+            <w:r>
+              <w:rPr>
+                <w:rFonts w:ascii="Consolas" w:cs="Consolas" w:eastAsia="Consolas" w:hAnsi="Consolas"/>
                 <w:sz w:val="18"/>
                 <w:szCs w:val="18"/>
               </w:rPr>
               <w:t xml:space="preserve">PLAN_DAILY=$(aws backup list-backup-plans --region $REGION \</w:t>
             </w:r>
           </w:p>
-        </w:tc>
-      </w:tr>
-      <w:tr>
-        <w:trPr>
-          <w:cantSplit/>
-        </w:trPr>
-        <w:tc>
-          <w:tcPr>
-            <w:tcW w:type="dxa" w:w="8504"/>
-            <w:tcBorders>
-              <w:top w:val="single" w:color="CCCCCC" w:sz="4"/>
-              <w:left w:val="single" w:color="CCCCCC" w:sz="4"/>
-              <w:bottom w:val="single" w:color="CCCCCC" w:sz="4"/>
-              <w:right w:val="single" w:color="CCCCCC" w:sz="4"/>
-            </w:tcBorders>
-            <w:tcMar>
-              <w:top w:type="dxa" w:w="60"/>
-              <w:left w:type="dxa" w:w="120"/>
-              <w:bottom w:type="dxa" w:w="60"/>
-              <w:right w:type="dxa" w:w="120"/>
-            </w:tcMar>
-          </w:tcPr>
-          <w:p>
-            <w:r>
-              <w:rPr>
-                <w:rFonts w:ascii="BIZ UDPゴシック" w:cs="BIZ UDPゴシック" w:eastAsia="BIZ UDPゴシック" w:hAnsi="BIZ UDPゴシック"/>
+          <w:p>
+            <w:r>
+              <w:rPr>
+                <w:rFonts w:ascii="Consolas" w:cs="Consolas" w:eastAsia="Consolas" w:hAnsi="Consolas"/>
                 <w:sz w:val="18"/>
                 <w:szCs w:val="18"/>
               </w:rPr>
               <w:t xml:space="preserve">  --query "BackupPlansList[?BackupPlanName=='ksm-posprd-rds-daily'].BackupPlanId" --output text)</w:t>
             </w:r>
           </w:p>
-        </w:tc>
-      </w:tr>
-      <w:tr>
-        <w:trPr>
-          <w:cantSplit/>
-        </w:trPr>
-        <w:tc>
-          <w:tcPr>
-            <w:tcW w:type="dxa" w:w="8504"/>
-            <w:tcBorders>
-              <w:top w:val="single" w:color="CCCCCC" w:sz="4"/>
-              <w:left w:val="single" w:color="CCCCCC" w:sz="4"/>
-              <w:bottom w:val="single" w:color="CCCCCC" w:sz="4"/>
-              <w:right w:val="single" w:color="CCCCCC" w:sz="4"/>
-            </w:tcBorders>
-            <w:tcMar>
-              <w:top w:type="dxa" w:w="60"/>
-              <w:left w:type="dxa" w:w="120"/>
-              <w:bottom w:type="dxa" w:w="60"/>
-              <w:right w:type="dxa" w:w="120"/>
-            </w:tcMar>
-          </w:tcPr>
-          <w:p>
-            <w:r>
-              <w:rPr>
-                <w:rFonts w:ascii="BIZ UDPゴシック" w:cs="BIZ UDPゴシック" w:eastAsia="BIZ UDPゴシック" w:hAnsi="BIZ UDPゴシック"/>
+          <w:p>
+            <w:r>
+              <w:rPr>
+                <w:rFonts w:ascii="Consolas" w:cs="Consolas" w:eastAsia="Consolas" w:hAnsi="Consolas"/>
                 <w:sz w:val="18"/>
                 <w:szCs w:val="18"/>
               </w:rPr>
               <w:t xml:space="preserve">aws backup delete-backup-plan --region $REGION --backup-plan-id $PLAN_HOURLY</w:t>
             </w:r>
           </w:p>
-        </w:tc>
-      </w:tr>
-      <w:tr>
-        <w:trPr>
-          <w:cantSplit/>
-        </w:trPr>
-        <w:tc>
-          <w:tcPr>
-            <w:tcW w:type="dxa" w:w="8504"/>
-            <w:tcBorders>
-              <w:top w:val="single" w:color="CCCCCC" w:sz="4"/>
-              <w:left w:val="single" w:color="CCCCCC" w:sz="4"/>
-              <w:bottom w:val="single" w:color="CCCCCC" w:sz="4"/>
-              <w:right w:val="single" w:color="CCCCCC" w:sz="4"/>
-            </w:tcBorders>
-            <w:tcMar>
-              <w:top w:type="dxa" w:w="60"/>
-              <w:left w:type="dxa" w:w="120"/>
-              <w:bottom w:type="dxa" w:w="60"/>
-              <w:right w:type="dxa" w:w="120"/>
-            </w:tcMar>
-          </w:tcPr>
-          <w:p>
-            <w:r>
-              <w:rPr>
-                <w:rFonts w:ascii="BIZ UDPゴシック" w:cs="BIZ UDPゴシック" w:eastAsia="BIZ UDPゴシック" w:hAnsi="BIZ UDPゴシック"/>
+          <w:p>
+            <w:r>
+              <w:rPr>
+                <w:rFonts w:ascii="Consolas" w:cs="Consolas" w:eastAsia="Consolas" w:hAnsi="Consolas"/>
                 <w:sz w:val="18"/>
                 <w:szCs w:val="18"/>
               </w:rPr>
               <w:t xml:space="preserve">aws backup delete-backup-plan --region $REGION --backup-plan-id $PLAN_DAILY</w:t>
-            </w:r>
-          </w:p>
-        </w:tc>
-      </w:tr>
-      <w:tr>
-        <w:trPr>
-          <w:cantSplit/>
-        </w:trPr>
-        <w:tc>
-          <w:tcPr>
-            <w:tcW w:type="dxa" w:w="8504"/>
-            <w:tcBorders>
-              <w:top w:val="single" w:color="CCCCCC" w:sz="4"/>
-              <w:left w:val="single" w:color="CCCCCC" w:sz="4"/>
-              <w:bottom w:val="single" w:color="CCCCCC" w:sz="4"/>
-              <w:right w:val="single" w:color="CCCCCC" w:sz="4"/>
-            </w:tcBorders>
-            <w:tcMar>
-              <w:top w:type="dxa" w:w="60"/>
-              <w:left w:type="dxa" w:w="120"/>
-              <w:bottom w:type="dxa" w:w="60"/>
-              <w:right w:type="dxa" w:w="120"/>
-            </w:tcMar>
-          </w:tcPr>
-          <w:p>
-            <w:r>
-              <w:rPr>
-                <w:rFonts w:ascii="BIZ UDPゴシック" w:cs="BIZ UDPゴシック" w:eastAsia="BIZ UDPゴシック" w:hAnsi="BIZ UDPゴシック"/>
-                <w:sz w:val="18"/>
-                <w:szCs w:val="18"/>
-              </w:rPr>
-              <w:t xml:space="preserve">aws rds modify-db-cluster --region $REGION --db-cluster-identifier ksm-posprd-db-cluster \</w:t>
-            </w:r>
-          </w:p>
-        </w:tc>
-      </w:tr>
-      <w:tr>
-        <w:trPr>
-          <w:cantSplit/>
-        </w:trPr>
-        <w:tc>
-          <w:tcPr>
-            <w:tcW w:type="dxa" w:w="8504"/>
-            <w:tcBorders>
-              <w:top w:val="single" w:color="CCCCCC" w:sz="4"/>
-              <w:left w:val="single" w:color="CCCCCC" w:sz="4"/>
-              <w:bottom w:val="single" w:color="CCCCCC" w:sz="4"/>
-              <w:right w:val="single" w:color="CCCCCC" w:sz="4"/>
-            </w:tcBorders>
-            <w:tcMar>
-              <w:top w:type="dxa" w:w="60"/>
-              <w:left w:type="dxa" w:w="120"/>
-              <w:bottom w:type="dxa" w:w="60"/>
-              <w:right w:type="dxa" w:w="120"/>
-            </w:tcMar>
-          </w:tcPr>
-          <w:p>
-            <w:r>
-              <w:rPr>
-                <w:rFonts w:ascii="BIZ UDPゴシック" w:cs="BIZ UDPゴシック" w:eastAsia="BIZ UDPゴシック" w:hAnsi="BIZ UDPゴシック"/>
-                <w:sz w:val="18"/>
-                <w:szCs w:val="18"/>
-              </w:rPr>
-              <w:t xml:space="preserve">  --backup-retention-period 1 --apply-immediately</w:t>
             </w:r>
           </w:p>
         </w:tc>
@@ -5749,469 +5902,66 @@
           <w:rFonts w:ascii="BIZ UDPゴシック" w:cs="BIZ UDPゴシック" w:eastAsia="BIZ UDPゴシック" w:hAnsi="BIZ UDPゴシック"/>
           <w:b/>
           <w:bCs/>
-          <w:sz w:val="24"/>
-          <w:szCs w:val="24"/>
+          <w:sz w:val="32"/>
+          <w:szCs w:val="32"/>
         </w:rPr>
-        <w:t xml:space="preserve">8. 承認</w:t>
+        <w:t xml:space="preserve">8. 報告方法</w:t>
       </w:r>
     </w:p>
-    <w:tbl>
-      <w:tblPr>
-        <w:tblW w:type="dxa" w:w="8504"/>
-        <w:tblBorders>
-          <w:top w:val="single" w:color="auto" w:sz="4"/>
-          <w:left w:val="single" w:color="auto" w:sz="4"/>
-          <w:bottom w:val="single" w:color="auto" w:sz="4"/>
-          <w:right w:val="single" w:color="auto" w:sz="4"/>
-          <w:insideH w:val="single" w:color="auto" w:sz="4"/>
-          <w:insideV w:val="single" w:color="auto" w:sz="4"/>
-        </w:tblBorders>
-      </w:tblPr>
-      <w:tblGrid>
-        <w:gridCol w:w="2835"/>
-        <w:gridCol w:w="2835"/>
-        <w:gridCol w:w="2834"/>
-      </w:tblGrid>
-      <w:tr>
-        <w:trPr>
-          <w:cantSplit/>
-        </w:trPr>
-        <w:tc>
-          <w:tcPr>
-            <w:tcW w:type="dxa" w:w="2835"/>
-            <w:tcBorders>
-              <w:top w:val="single" w:color="CCCCCC" w:sz="4"/>
-              <w:left w:val="single" w:color="CCCCCC" w:sz="4"/>
-              <w:bottom w:val="single" w:color="CCCCCC" w:sz="4"/>
-              <w:right w:val="single" w:color="CCCCCC" w:sz="4"/>
-            </w:tcBorders>
-            <w:shd w:fill="F5F5F5" w:val="clear"/>
-            <w:tcMar>
-              <w:top w:type="dxa" w:w="60"/>
-              <w:left w:type="dxa" w:w="120"/>
-              <w:bottom w:type="dxa" w:w="60"/>
-              <w:right w:type="dxa" w:w="120"/>
-            </w:tcMar>
-          </w:tcPr>
-          <w:p>
-            <w:r>
-              <w:rPr>
-                <w:rFonts w:ascii="BIZ UDPゴシック" w:cs="BIZ UDPゴシック" w:eastAsia="BIZ UDPゴシック" w:hAnsi="BIZ UDPゴシック"/>
-                <w:b/>
-                <w:bCs/>
-                <w:sz w:val="18"/>
-                <w:szCs w:val="18"/>
-              </w:rPr>
-              <w:t xml:space="preserve">役割</w:t>
-            </w:r>
-          </w:p>
-        </w:tc>
-        <w:tc>
-          <w:tcPr>
-            <w:tcW w:type="dxa" w:w="2835"/>
-            <w:tcBorders>
-              <w:top w:val="single" w:color="CCCCCC" w:sz="4"/>
-              <w:left w:val="single" w:color="CCCCCC" w:sz="4"/>
-              <w:bottom w:val="single" w:color="CCCCCC" w:sz="4"/>
-              <w:right w:val="single" w:color="CCCCCC" w:sz="4"/>
-            </w:tcBorders>
-            <w:shd w:fill="F5F5F5" w:val="clear"/>
-            <w:tcMar>
-              <w:top w:type="dxa" w:w="60"/>
-              <w:left w:type="dxa" w:w="120"/>
-              <w:bottom w:type="dxa" w:w="60"/>
-              <w:right w:type="dxa" w:w="120"/>
-            </w:tcMar>
-          </w:tcPr>
-          <w:p>
-            <w:r>
-              <w:rPr>
-                <w:rFonts w:ascii="BIZ UDPゴシック" w:cs="BIZ UDPゴシック" w:eastAsia="BIZ UDPゴシック" w:hAnsi="BIZ UDPゴシック"/>
-                <w:b/>
-                <w:bCs/>
-                <w:sz w:val="18"/>
-                <w:szCs w:val="18"/>
-              </w:rPr>
-              <w:t xml:space="preserve">担当者</w:t>
-            </w:r>
-          </w:p>
-        </w:tc>
-        <w:tc>
-          <w:tcPr>
-            <w:tcW w:type="dxa" w:w="2834"/>
-            <w:tcBorders>
-              <w:top w:val="single" w:color="CCCCCC" w:sz="4"/>
-              <w:left w:val="single" w:color="CCCCCC" w:sz="4"/>
-              <w:bottom w:val="single" w:color="CCCCCC" w:sz="4"/>
-              <w:right w:val="single" w:color="CCCCCC" w:sz="4"/>
-            </w:tcBorders>
-            <w:shd w:fill="F5F5F5" w:val="clear"/>
-            <w:tcMar>
-              <w:top w:type="dxa" w:w="60"/>
-              <w:left w:type="dxa" w:w="120"/>
-              <w:bottom w:type="dxa" w:w="60"/>
-              <w:right w:type="dxa" w:w="120"/>
-            </w:tcMar>
-          </w:tcPr>
-          <w:p>
-            <w:r>
-              <w:rPr>
-                <w:rFonts w:ascii="BIZ UDPゴシック" w:cs="BIZ UDPゴシック" w:eastAsia="BIZ UDPゴシック" w:hAnsi="BIZ UDPゴシック"/>
-                <w:b/>
-                <w:bCs/>
-                <w:sz w:val="18"/>
-                <w:szCs w:val="18"/>
-              </w:rPr>
-              <w:t xml:space="preserve">承認日</w:t>
-            </w:r>
-          </w:p>
-        </w:tc>
-      </w:tr>
-      <w:tr>
-        <w:trPr>
-          <w:cantSplit/>
-        </w:trPr>
-        <w:tc>
-          <w:tcPr>
-            <w:tcW w:type="dxa" w:w="2835"/>
-            <w:tcBorders>
-              <w:top w:val="single" w:color="CCCCCC" w:sz="4"/>
-              <w:left w:val="single" w:color="CCCCCC" w:sz="4"/>
-              <w:bottom w:val="single" w:color="CCCCCC" w:sz="4"/>
-              <w:right w:val="single" w:color="CCCCCC" w:sz="4"/>
-            </w:tcBorders>
-            <w:tcMar>
-              <w:top w:type="dxa" w:w="60"/>
-              <w:left w:type="dxa" w:w="120"/>
-              <w:bottom w:type="dxa" w:w="60"/>
-              <w:right w:type="dxa" w:w="120"/>
-            </w:tcMar>
-          </w:tcPr>
-          <w:p>
-            <w:r>
-              <w:rPr>
-                <w:rFonts w:ascii="BIZ UDPゴシック" w:cs="BIZ UDPゴシック" w:eastAsia="BIZ UDPゴシック" w:hAnsi="BIZ UDPゴシック"/>
-                <w:sz w:val="18"/>
-                <w:szCs w:val="18"/>
-              </w:rPr>
-              <w:t xml:space="preserve">申請者</w:t>
-            </w:r>
-          </w:p>
-        </w:tc>
-        <w:tc>
-          <w:tcPr>
-            <w:tcW w:type="dxa" w:w="2835"/>
-            <w:tcBorders>
-              <w:top w:val="single" w:color="CCCCCC" w:sz="4"/>
-              <w:left w:val="single" w:color="CCCCCC" w:sz="4"/>
-              <w:bottom w:val="single" w:color="CCCCCC" w:sz="4"/>
-              <w:right w:val="single" w:color="CCCCCC" w:sz="4"/>
-            </w:tcBorders>
-            <w:tcMar>
-              <w:top w:type="dxa" w:w="60"/>
-              <w:left w:type="dxa" w:w="120"/>
-              <w:bottom w:type="dxa" w:w="60"/>
-              <w:right w:type="dxa" w:w="120"/>
-            </w:tcMar>
-          </w:tcPr>
-          <w:p>
-            <w:r>
-              <w:rPr>
-                <w:rFonts w:ascii="BIZ UDPゴシック" w:cs="BIZ UDPゴシック" w:eastAsia="BIZ UDPゴシック" w:hAnsi="BIZ UDPゴシック"/>
-                <w:sz w:val="18"/>
-                <w:szCs w:val="18"/>
-              </w:rPr>
-              <w:t xml:space="preserve">Thanh Nguyên</w:t>
-            </w:r>
-          </w:p>
-        </w:tc>
-        <w:tc>
-          <w:tcPr>
-            <w:tcW w:type="dxa" w:w="2834"/>
-            <w:tcBorders>
-              <w:top w:val="single" w:color="CCCCCC" w:sz="4"/>
-              <w:left w:val="single" w:color="CCCCCC" w:sz="4"/>
-              <w:bottom w:val="single" w:color="CCCCCC" w:sz="4"/>
-              <w:right w:val="single" w:color="CCCCCC" w:sz="4"/>
-            </w:tcBorders>
-            <w:tcMar>
-              <w:top w:type="dxa" w:w="60"/>
-              <w:left w:type="dxa" w:w="120"/>
-              <w:bottom w:type="dxa" w:w="60"/>
-              <w:right w:type="dxa" w:w="120"/>
-            </w:tcMar>
-          </w:tcPr>
-          <w:p>
-            <w:r>
-              <w:rPr>
-                <w:rFonts w:ascii="BIZ UDPゴシック" w:cs="BIZ UDPゴシック" w:eastAsia="BIZ UDPゴシック" w:hAnsi="BIZ UDPゴシック"/>
-                <w:sz w:val="18"/>
-                <w:szCs w:val="18"/>
-              </w:rPr>
-              <w:t xml:space="preserve">2026/03/08</w:t>
-            </w:r>
-          </w:p>
-        </w:tc>
-      </w:tr>
-      <w:tr>
-        <w:trPr>
-          <w:cantSplit/>
-        </w:trPr>
-        <w:tc>
-          <w:tcPr>
-            <w:tcW w:type="dxa" w:w="2835"/>
-            <w:tcBorders>
-              <w:top w:val="single" w:color="CCCCCC" w:sz="4"/>
-              <w:left w:val="single" w:color="CCCCCC" w:sz="4"/>
-              <w:bottom w:val="single" w:color="CCCCCC" w:sz="4"/>
-              <w:right w:val="single" w:color="CCCCCC" w:sz="4"/>
-            </w:tcBorders>
-            <w:tcMar>
-              <w:top w:type="dxa" w:w="60"/>
-              <w:left w:type="dxa" w:w="120"/>
-              <w:bottom w:type="dxa" w:w="60"/>
-              <w:right w:type="dxa" w:w="120"/>
-            </w:tcMar>
-          </w:tcPr>
-          <w:p>
-            <w:r>
-              <w:rPr>
-                <w:rFonts w:ascii="BIZ UDPゴシック" w:cs="BIZ UDPゴシック" w:eastAsia="BIZ UDPゴシック" w:hAnsi="BIZ UDPゴシック"/>
-                <w:sz w:val="18"/>
-                <w:szCs w:val="18"/>
-              </w:rPr>
-              <w:t xml:space="preserve">承認者</w:t>
-            </w:r>
-          </w:p>
-        </w:tc>
-        <w:tc>
-          <w:tcPr>
-            <w:tcW w:type="dxa" w:w="2835"/>
-            <w:tcBorders>
-              <w:top w:val="single" w:color="CCCCCC" w:sz="4"/>
-              <w:left w:val="single" w:color="CCCCCC" w:sz="4"/>
-              <w:bottom w:val="single" w:color="CCCCCC" w:sz="4"/>
-              <w:right w:val="single" w:color="CCCCCC" w:sz="4"/>
-            </w:tcBorders>
-            <w:tcMar>
-              <w:top w:type="dxa" w:w="60"/>
-              <w:left w:type="dxa" w:w="120"/>
-              <w:bottom w:type="dxa" w:w="60"/>
-              <w:right w:type="dxa" w:w="120"/>
-            </w:tcMar>
-          </w:tcPr>
-          <w:p>
-            <w:r>
-              <w:rPr>
-                <w:rFonts w:ascii="BIZ UDPゴシック" w:cs="BIZ UDPゴシック" w:eastAsia="BIZ UDPゴシック" w:hAnsi="BIZ UDPゴシック"/>
-                <w:sz w:val="18"/>
-                <w:szCs w:val="18"/>
-              </w:rPr>
-              <w:t xml:space="preserve"/>
-            </w:r>
-          </w:p>
-        </w:tc>
-        <w:tc>
-          <w:tcPr>
-            <w:tcW w:type="dxa" w:w="2834"/>
-            <w:tcBorders>
-              <w:top w:val="single" w:color="CCCCCC" w:sz="4"/>
-              <w:left w:val="single" w:color="CCCCCC" w:sz="4"/>
-              <w:bottom w:val="single" w:color="CCCCCC" w:sz="4"/>
-              <w:right w:val="single" w:color="CCCCCC" w:sz="4"/>
-            </w:tcBorders>
-            <w:tcMar>
-              <w:top w:type="dxa" w:w="60"/>
-              <w:left w:type="dxa" w:w="120"/>
-              <w:bottom w:type="dxa" w:w="60"/>
-              <w:right w:type="dxa" w:w="120"/>
-            </w:tcMar>
-          </w:tcPr>
-          <w:p>
-            <w:r>
-              <w:rPr>
-                <w:rFonts w:ascii="BIZ UDPゴシック" w:cs="BIZ UDPゴシック" w:eastAsia="BIZ UDPゴシック" w:hAnsi="BIZ UDPゴシック"/>
-                <w:sz w:val="18"/>
-                <w:szCs w:val="18"/>
-              </w:rPr>
-              <w:t xml:space="preserve"/>
-            </w:r>
-          </w:p>
-        </w:tc>
-      </w:tr>
-      <w:tr>
-        <w:trPr>
-          <w:cantSplit/>
-        </w:trPr>
-        <w:tc>
-          <w:tcPr>
-            <w:tcW w:type="dxa" w:w="2835"/>
-            <w:tcBorders>
-              <w:top w:val="single" w:color="CCCCCC" w:sz="4"/>
-              <w:left w:val="single" w:color="CCCCCC" w:sz="4"/>
-              <w:bottom w:val="single" w:color="CCCCCC" w:sz="4"/>
-              <w:right w:val="single" w:color="CCCCCC" w:sz="4"/>
-            </w:tcBorders>
-            <w:tcMar>
-              <w:top w:type="dxa" w:w="60"/>
-              <w:left w:type="dxa" w:w="120"/>
-              <w:bottom w:type="dxa" w:w="60"/>
-              <w:right w:type="dxa" w:w="120"/>
-            </w:tcMar>
-          </w:tcPr>
-          <w:p>
-            <w:r>
-              <w:rPr>
-                <w:rFonts w:ascii="BIZ UDPゴシック" w:cs="BIZ UDPゴシック" w:eastAsia="BIZ UDPゴシック" w:hAnsi="BIZ UDPゴシック"/>
-                <w:sz w:val="18"/>
-                <w:szCs w:val="18"/>
-              </w:rPr>
-              <w:t xml:space="preserve">実施者</w:t>
-            </w:r>
-          </w:p>
-        </w:tc>
-        <w:tc>
-          <w:tcPr>
-            <w:tcW w:type="dxa" w:w="2835"/>
-            <w:tcBorders>
-              <w:top w:val="single" w:color="CCCCCC" w:sz="4"/>
-              <w:left w:val="single" w:color="CCCCCC" w:sz="4"/>
-              <w:bottom w:val="single" w:color="CCCCCC" w:sz="4"/>
-              <w:right w:val="single" w:color="CCCCCC" w:sz="4"/>
-            </w:tcBorders>
-            <w:tcMar>
-              <w:top w:type="dxa" w:w="60"/>
-              <w:left w:type="dxa" w:w="120"/>
-              <w:bottom w:type="dxa" w:w="60"/>
-              <w:right w:type="dxa" w:w="120"/>
-            </w:tcMar>
-          </w:tcPr>
-          <w:p>
-            <w:r>
-              <w:rPr>
-                <w:rFonts w:ascii="BIZ UDPゴシック" w:cs="BIZ UDPゴシック" w:eastAsia="BIZ UDPゴシック" w:hAnsi="BIZ UDPゴシック"/>
-                <w:sz w:val="18"/>
-                <w:szCs w:val="18"/>
-              </w:rPr>
-              <w:t xml:space="preserve">Thanh Nguyên</w:t>
-            </w:r>
-          </w:p>
-        </w:tc>
-        <w:tc>
-          <w:tcPr>
-            <w:tcW w:type="dxa" w:w="2834"/>
-            <w:tcBorders>
-              <w:top w:val="single" w:color="CCCCCC" w:sz="4"/>
-              <w:left w:val="single" w:color="CCCCCC" w:sz="4"/>
-              <w:bottom w:val="single" w:color="CCCCCC" w:sz="4"/>
-              <w:right w:val="single" w:color="CCCCCC" w:sz="4"/>
-            </w:tcBorders>
-            <w:tcMar>
-              <w:top w:type="dxa" w:w="60"/>
-              <w:left w:type="dxa" w:w="120"/>
-              <w:bottom w:type="dxa" w:w="60"/>
-              <w:right w:type="dxa" w:w="120"/>
-            </w:tcMar>
-          </w:tcPr>
-          <w:p>
-            <w:r>
-              <w:rPr>
-                <w:rFonts w:ascii="BIZ UDPゴシック" w:cs="BIZ UDPゴシック" w:eastAsia="BIZ UDPゴシック" w:hAnsi="BIZ UDPゴシック"/>
-                <w:sz w:val="18"/>
-                <w:szCs w:val="18"/>
-              </w:rPr>
-              <w:t xml:space="preserve"/>
-            </w:r>
-          </w:p>
-        </w:tc>
-      </w:tr>
-      <w:tr>
-        <w:trPr>
-          <w:cantSplit/>
-        </w:trPr>
-        <w:tc>
-          <w:tcPr>
-            <w:tcW w:type="dxa" w:w="2835"/>
-            <w:tcBorders>
-              <w:top w:val="single" w:color="CCCCCC" w:sz="4"/>
-              <w:left w:val="single" w:color="CCCCCC" w:sz="4"/>
-              <w:bottom w:val="single" w:color="CCCCCC" w:sz="4"/>
-              <w:right w:val="single" w:color="CCCCCC" w:sz="4"/>
-            </w:tcBorders>
-            <w:tcMar>
-              <w:top w:type="dxa" w:w="60"/>
-              <w:left w:type="dxa" w:w="120"/>
-              <w:bottom w:type="dxa" w:w="60"/>
-              <w:right w:type="dxa" w:w="120"/>
-            </w:tcMar>
-          </w:tcPr>
-          <w:p>
-            <w:r>
-              <w:rPr>
-                <w:rFonts w:ascii="BIZ UDPゴシック" w:cs="BIZ UDPゴシック" w:eastAsia="BIZ UDPゴシック" w:hAnsi="BIZ UDPゴシック"/>
-                <w:sz w:val="18"/>
-                <w:szCs w:val="18"/>
-              </w:rPr>
-              <w:t xml:space="preserve">完了確認</w:t>
-            </w:r>
-          </w:p>
-        </w:tc>
-        <w:tc>
-          <w:tcPr>
-            <w:tcW w:type="dxa" w:w="2835"/>
-            <w:tcBorders>
-              <w:top w:val="single" w:color="CCCCCC" w:sz="4"/>
-              <w:left w:val="single" w:color="CCCCCC" w:sz="4"/>
-              <w:bottom w:val="single" w:color="CCCCCC" w:sz="4"/>
-              <w:right w:val="single" w:color="CCCCCC" w:sz="4"/>
-            </w:tcBorders>
-            <w:tcMar>
-              <w:top w:type="dxa" w:w="60"/>
-              <w:left w:type="dxa" w:w="120"/>
-              <w:bottom w:type="dxa" w:w="60"/>
-              <w:right w:type="dxa" w:w="120"/>
-            </w:tcMar>
-          </w:tcPr>
-          <w:p>
-            <w:r>
-              <w:rPr>
-                <w:rFonts w:ascii="BIZ UDPゴシック" w:cs="BIZ UDPゴシック" w:eastAsia="BIZ UDPゴシック" w:hAnsi="BIZ UDPゴシック"/>
-                <w:sz w:val="18"/>
-                <w:szCs w:val="18"/>
-              </w:rPr>
-              <w:t xml:space="preserve"/>
-            </w:r>
-          </w:p>
-        </w:tc>
-        <w:tc>
-          <w:tcPr>
-            <w:tcW w:type="dxa" w:w="2834"/>
-            <w:tcBorders>
-              <w:top w:val="single" w:color="CCCCCC" w:sz="4"/>
-              <w:left w:val="single" w:color="CCCCCC" w:sz="4"/>
-              <w:bottom w:val="single" w:color="CCCCCC" w:sz="4"/>
-              <w:right w:val="single" w:color="CCCCCC" w:sz="4"/>
-            </w:tcBorders>
-            <w:tcMar>
-              <w:top w:type="dxa" w:w="60"/>
-              <w:left w:type="dxa" w:w="120"/>
-              <w:bottom w:type="dxa" w:w="60"/>
-              <w:right w:type="dxa" w:w="120"/>
-            </w:tcMar>
-          </w:tcPr>
-          <w:p>
-            <w:r>
-              <w:rPr>
-                <w:rFonts w:ascii="BIZ UDPゴシック" w:cs="BIZ UDPゴシック" w:eastAsia="BIZ UDPゴシック" w:hAnsi="BIZ UDPゴシック"/>
-                <w:sz w:val="18"/>
-                <w:szCs w:val="18"/>
-              </w:rPr>
-              <w:t xml:space="preserve"/>
-            </w:r>
-          </w:p>
-        </w:tc>
-      </w:tr>
-    </w:tbl>
+    <w:p>
+      <w:pPr>
+        <w:pStyle w:val="ListParagraph"/>
+        <w:numPr>
+          <w:ilvl w:val="0"/>
+          <w:numId w:val="2"/>
+        </w:numPr>
+        <w:spacing w:before="40" w:after="40"/>
+      </w:pPr>
+      <w:r>
+        <w:rPr>
+          <w:rFonts w:ascii="BIZ UDPゴシック" w:cs="BIZ UDPゴシック" w:eastAsia="BIZ UDPゴシック" w:hAnsi="BIZ UDPゴシック"/>
+          <w:sz w:val="18"/>
+          <w:szCs w:val="18"/>
+        </w:rPr>
+        <w:t xml:space="preserve">テスト完了後、本書のテスト結果欄（OK/NG）を記入する</w:t>
+      </w:r>
+    </w:p>
+    <w:p>
+      <w:pPr>
+        <w:pStyle w:val="ListParagraph"/>
+        <w:numPr>
+          <w:ilvl w:val="0"/>
+          <w:numId w:val="2"/>
+        </w:numPr>
+        <w:spacing w:before="40" w:after="40"/>
+      </w:pPr>
+      <w:r>
+        <w:rPr>
+          <w:rFonts w:ascii="BIZ UDPゴシック" w:cs="BIZ UDPゴシック" w:eastAsia="BIZ UDPゴシック" w:hAnsi="BIZ UDPゴシック"/>
+          <w:sz w:val="18"/>
+          <w:szCs w:val="18"/>
+        </w:rPr>
+        <w:t xml:space="preserve">バックアップジョブ COMPLETED のスクリーンショットを Thanh Nguyên に提出する</w:t>
+      </w:r>
+    </w:p>
+    <w:p>
+      <w:pPr>
+        <w:pStyle w:val="ListParagraph"/>
+        <w:numPr>
+          <w:ilvl w:val="0"/>
+          <w:numId w:val="2"/>
+        </w:numPr>
+        <w:spacing w:before="40" w:after="40"/>
+      </w:pPr>
+      <w:r>
+        <w:rPr>
+          <w:rFonts w:ascii="BIZ UDPゴシック" w:cs="BIZ UDPゴシック" w:eastAsia="BIZ UDPゴシック" w:hAnsi="BIZ UDPゴシック"/>
+          <w:sz w:val="18"/>
+          <w:szCs w:val="18"/>
+        </w:rPr>
+        <w:t xml:space="preserve">翌月 Cost Explorer で AWS Backup のコスト増加（+$20〜$30）を確認して報告する</w:t>
+      </w:r>
+    </w:p>
     <w:sectPr>
       <w:headerReference w:type="default" r:id="rId6"/>
       <w:footerReference w:type="default" r:id="rId7"/>
@@ -6245,7 +5995,7 @@
         <w:sz w:val="16"/>
         <w:szCs w:val="16"/>
       </w:rPr>
-      <w:t xml:space="preserve">Luvina Software JSC.  |  Confidential  |  p. </w:t>
+      <w:t xml:space="preserve">Luvina Software JSC.  |  Confidential  |  p.</w:t>
     </w:r>
     <w:fldSimple w:instr="PAGE">
       <w:r>
@@ -6255,7 +6005,6 @@
           <w:sz w:val="16"/>
           <w:szCs w:val="16"/>
         </w:rPr>
-        <w:t>1</w:t>
       </w:r>
     </w:fldSimple>
   </w:p>
@@ -6317,10 +6066,10 @@
         <w:b/>
         <w:bCs/>
         <w:color w:val="C8102E"/>
-        <w:sz w:val="26"/>
-        <w:szCs w:val="26"/>
+        <w:sz w:val="22"/>
+        <w:szCs w:val="22"/>
       </w:rPr>
-      <w:t xml:space="preserve">カスミPOS  改修指示書  MySQL バックアップ設定変更</w:t>
+      <w:t xml:space="preserve">カスミPOS 改修指示書</w:t>
     </w:r>
     <w:r>
       <w:rPr>
@@ -6429,16 +6178,7 @@
       <w:lvlText w:val="・"/>
       <w:lvlJc w:val="left"/>
       <w:pPr>
-        <w:ind w:left="420" w:hanging="280"/>
-      </w:pPr>
-    </w:lvl>
-    <w:lvl w:ilvl="1" w15:tentative="1">
-      <w:start w:val="1"/>
-      <w:numFmt w:val="bullet"/>
-      <w:lvlText w:val="－"/>
-      <w:lvlJc w:val="left"/>
-      <w:pPr>
-        <w:ind w:left="720" w:hanging="280"/>
+        <w:ind w:left="600" w:hanging="300"/>
       </w:pPr>
     </w:lvl>
   </w:abstractNum>
@@ -6609,12 +6349,25 @@
     <w:next w:val="Normal"/>
     <w:qFormat/>
     <w:pPr>
-      <w:pageBreakBefore/>
-      <w:pBdr>
-        <w:bottom w:val="single" w:color="E8A0A8" w:sz="2" w:space="4"/>
-      </w:pBdr>
-      <w:spacing w:before="0" w:after="120"/>
+      <w:spacing w:before="300" w:after="120"/>
       <w:outlineLvl w:val="0"/>
+    </w:pPr>
+    <w:rPr>
+      <w:rFonts w:ascii="BIZ UDPゴシック" w:cs="BIZ UDPゴシック" w:eastAsia="BIZ UDPゴシック" w:hAnsi="BIZ UDPゴシック"/>
+      <w:b/>
+      <w:bCs/>
+      <w:sz w:val="32"/>
+      <w:szCs w:val="32"/>
+    </w:rPr>
+  </w:style>
+  <w:style w:type="paragraph" w:styleId="Heading2">
+    <w:name w:val="Heading 2"/>
+    <w:basedOn w:val="Normal"/>
+    <w:next w:val="Normal"/>
+    <w:qFormat/>
+    <w:pPr>
+      <w:spacing w:before="200" w:after="80"/>
+      <w:outlineLvl w:val="1"/>
     </w:pPr>
     <w:rPr>
       <w:rFonts w:ascii="BIZ UDPゴシック" w:cs="BIZ UDPゴシック" w:eastAsia="BIZ UDPゴシック" w:hAnsi="BIZ UDPゴシック"/>
@@ -6624,21 +6377,21 @@
       <w:szCs w:val="24"/>
     </w:rPr>
   </w:style>
-  <w:style w:type="paragraph" w:styleId="Heading2">
-    <w:name w:val="Heading 2"/>
+  <w:style w:type="paragraph" w:styleId="Heading3">
+    <w:name w:val="Heading 3"/>
     <w:basedOn w:val="Normal"/>
     <w:next w:val="Normal"/>
     <w:qFormat/>
     <w:pPr>
       <w:spacing w:before="160" w:after="60"/>
-      <w:outlineLvl w:val="1"/>
+      <w:outlineLvl w:val="2"/>
     </w:pPr>
     <w:rPr>
       <w:rFonts w:ascii="BIZ UDPゴシック" w:cs="BIZ UDPゴシック" w:eastAsia="BIZ UDPゴシック" w:hAnsi="BIZ UDPゴシック"/>
       <w:b/>
       <w:bCs/>
-      <w:sz w:val="18"/>
-      <w:szCs w:val="18"/>
+      <w:sz w:val="22"/>
+      <w:szCs w:val="22"/>
     </w:rPr>
   </w:style>
 </w:styles>

--- a/40_AWS/04_修正依頼/20260308_MYSQLバックアップ設定.docx
+++ b/40_AWS/04_修正依頼/20260308_MYSQLバックアップ設定.docx
@@ -20,7 +20,7 @@
     </w:p>
     <w:p>
       <w:pPr>
-        <w:spacing w:before="80" w:after="240"/>
+        <w:spacing w:before="80" w:after="300"/>
         <w:jc w:val="center"/>
       </w:pPr>
       <w:r>
@@ -29,20 +29,7 @@
           <w:sz w:val="24"/>
           <w:szCs w:val="24"/>
         </w:rPr>
-        <w:t xml:space="preserve">2026/03/08  MYSQLバックアップ設定変更</w:t>
-      </w:r>
-    </w:p>
-    <w:p>
-      <w:pPr>
-        <w:spacing w:before="80" w:after="0"/>
-      </w:pPr>
-      <w:r>
-        <w:rPr>
-          <w:rFonts w:ascii="BIZ UDPゴシック" w:cs="BIZ UDPゴシック" w:eastAsia="BIZ UDPゴシック" w:hAnsi="BIZ UDPゴシック"/>
-          <w:sz w:val="18"/>
-          <w:szCs w:val="18"/>
-        </w:rPr>
-        <w:t xml:space="preserve"/>
+        <w:t xml:space="preserve">2026/03/08  AWS Backup によるRDSバックアップ設定強化</w:t>
       </w:r>
     </w:p>
     <w:tbl>
@@ -89,7 +76,6 @@
                 <w:rFonts w:ascii="BIZ UDPゴシック" w:cs="BIZ UDPゴシック" w:eastAsia="BIZ UDPゴシック" w:hAnsi="BIZ UDPゴシック"/>
                 <w:b w:val="false"/>
                 <w:bCs w:val="false"/>
-                <w:color w:val="000000"/>
                 <w:sz w:val="18"/>
                 <w:szCs w:val="18"/>
               </w:rPr>
@@ -120,11 +106,10 @@
                 <w:rFonts w:ascii="BIZ UDPゴシック" w:cs="BIZ UDPゴシック" w:eastAsia="BIZ UDPゴシック" w:hAnsi="BIZ UDPゴシック"/>
                 <w:b w:val="false"/>
                 <w:bCs w:val="false"/>
-                <w:color w:val="000000"/>
-                <w:sz w:val="18"/>
-                <w:szCs w:val="18"/>
-              </w:rPr>
-              <w:t xml:space="preserve">カスミPOS 本番環境</w:t>
+                <w:sz w:val="18"/>
+                <w:szCs w:val="18"/>
+              </w:rPr>
+              <w:t xml:space="preserve">カスミ POS システム</w:t>
             </w:r>
           </w:p>
         </w:tc>
@@ -156,7 +141,6 @@
                 <w:rFonts w:ascii="BIZ UDPゴシック" w:cs="BIZ UDPゴシック" w:eastAsia="BIZ UDPゴシック" w:hAnsi="BIZ UDPゴシック"/>
                 <w:b w:val="false"/>
                 <w:bCs w:val="false"/>
-                <w:color w:val="000000"/>
                 <w:sz w:val="18"/>
                 <w:szCs w:val="18"/>
               </w:rPr>
@@ -187,7 +171,6 @@
                 <w:rFonts w:ascii="BIZ UDPゴシック" w:cs="BIZ UDPゴシック" w:eastAsia="BIZ UDPゴシック" w:hAnsi="BIZ UDPゴシック"/>
                 <w:b w:val="false"/>
                 <w:bCs w:val="false"/>
-                <w:color w:val="000000"/>
                 <w:sz w:val="18"/>
                 <w:szCs w:val="18"/>
               </w:rPr>
@@ -223,7 +206,6 @@
                 <w:rFonts w:ascii="BIZ UDPゴシック" w:cs="BIZ UDPゴシック" w:eastAsia="BIZ UDPゴシック" w:hAnsi="BIZ UDPゴシック"/>
                 <w:b w:val="false"/>
                 <w:bCs w:val="false"/>
-                <w:color w:val="000000"/>
                 <w:sz w:val="18"/>
                 <w:szCs w:val="18"/>
               </w:rPr>
@@ -254,7 +236,6 @@
                 <w:rFonts w:ascii="BIZ UDPゴシック" w:cs="BIZ UDPゴシック" w:eastAsia="BIZ UDPゴシック" w:hAnsi="BIZ UDPゴシック"/>
                 <w:b w:val="false"/>
                 <w:bCs w:val="false"/>
-                <w:color w:val="000000"/>
                 <w:sz w:val="18"/>
                 <w:szCs w:val="18"/>
               </w:rPr>
@@ -290,7 +271,6 @@
                 <w:rFonts w:ascii="BIZ UDPゴシック" w:cs="BIZ UDPゴシック" w:eastAsia="BIZ UDPゴシック" w:hAnsi="BIZ UDPゴシック"/>
                 <w:b w:val="false"/>
                 <w:bCs w:val="false"/>
-                <w:color w:val="000000"/>
                 <w:sz w:val="18"/>
                 <w:szCs w:val="18"/>
               </w:rPr>
@@ -321,7 +301,6 @@
                 <w:rFonts w:ascii="BIZ UDPゴシック" w:cs="BIZ UDPゴシック" w:eastAsia="BIZ UDPゴシック" w:hAnsi="BIZ UDPゴシック"/>
                 <w:b w:val="false"/>
                 <w:bCs w:val="false"/>
-                <w:color w:val="000000"/>
                 <w:sz w:val="18"/>
                 <w:szCs w:val="18"/>
               </w:rPr>
@@ -357,7 +336,6 @@
                 <w:rFonts w:ascii="BIZ UDPゴシック" w:cs="BIZ UDPゴシック" w:eastAsia="BIZ UDPゴシック" w:hAnsi="BIZ UDPゴシック"/>
                 <w:b w:val="false"/>
                 <w:bCs w:val="false"/>
-                <w:color w:val="000000"/>
                 <w:sz w:val="18"/>
                 <w:szCs w:val="18"/>
               </w:rPr>
@@ -388,7 +366,6 @@
                 <w:rFonts w:ascii="BIZ UDPゴシック" w:cs="BIZ UDPゴシック" w:eastAsia="BIZ UDPゴシック" w:hAnsi="BIZ UDPゴシック"/>
                 <w:b w:val="false"/>
                 <w:bCs w:val="false"/>
-                <w:color w:val="000000"/>
                 <w:sz w:val="18"/>
                 <w:szCs w:val="18"/>
               </w:rPr>
@@ -424,7 +401,6 @@
                 <w:rFonts w:ascii="BIZ UDPゴシック" w:cs="BIZ UDPゴシック" w:eastAsia="BIZ UDPゴシック" w:hAnsi="BIZ UDPゴシック"/>
                 <w:b w:val="false"/>
                 <w:bCs w:val="false"/>
-                <w:color w:val="000000"/>
                 <w:sz w:val="18"/>
                 <w:szCs w:val="18"/>
               </w:rPr>
@@ -455,7 +431,6 @@
                 <w:rFonts w:ascii="BIZ UDPゴシック" w:cs="BIZ UDPゴシック" w:eastAsia="BIZ UDPゴシック" w:hAnsi="BIZ UDPゴシック"/>
                 <w:b w:val="false"/>
                 <w:bCs w:val="false"/>
-                <w:color w:val="000000"/>
                 <w:sz w:val="18"/>
                 <w:szCs w:val="18"/>
               </w:rPr>
@@ -491,7 +466,6 @@
                 <w:rFonts w:ascii="BIZ UDPゴシック" w:cs="BIZ UDPゴシック" w:eastAsia="BIZ UDPゴシック" w:hAnsi="BIZ UDPゴシック"/>
                 <w:b w:val="false"/>
                 <w:bCs w:val="false"/>
-                <w:color w:val="000000"/>
                 <w:sz w:val="18"/>
                 <w:szCs w:val="18"/>
               </w:rPr>
@@ -522,7 +496,6 @@
                 <w:rFonts w:ascii="BIZ UDPゴシック" w:cs="BIZ UDPゴシック" w:eastAsia="BIZ UDPゴシック" w:hAnsi="BIZ UDPゴシック"/>
                 <w:b w:val="false"/>
                 <w:bCs w:val="false"/>
-                <w:color w:val="000000"/>
                 <w:sz w:val="18"/>
                 <w:szCs w:val="18"/>
               </w:rPr>
@@ -558,7 +531,6 @@
                 <w:rFonts w:ascii="BIZ UDPゴシック" w:cs="BIZ UDPゴシック" w:eastAsia="BIZ UDPゴシック" w:hAnsi="BIZ UDPゴシック"/>
                 <w:b w:val="false"/>
                 <w:bCs w:val="false"/>
-                <w:color w:val="000000"/>
                 <w:sz w:val="18"/>
                 <w:szCs w:val="18"/>
               </w:rPr>
@@ -589,7 +561,6 @@
                 <w:rFonts w:ascii="BIZ UDPゴシック" w:cs="BIZ UDPゴシック" w:eastAsia="BIZ UDPゴシック" w:hAnsi="BIZ UDPゴシック"/>
                 <w:b w:val="false"/>
                 <w:bCs w:val="false"/>
-                <w:color w:val="000000"/>
                 <w:sz w:val="18"/>
                 <w:szCs w:val="18"/>
               </w:rPr>
@@ -625,7 +596,6 @@
                 <w:rFonts w:ascii="BIZ UDPゴシック" w:cs="BIZ UDPゴシック" w:eastAsia="BIZ UDPゴシック" w:hAnsi="BIZ UDPゴシック"/>
                 <w:b w:val="false"/>
                 <w:bCs w:val="false"/>
-                <w:color w:val="000000"/>
                 <w:sz w:val="18"/>
                 <w:szCs w:val="18"/>
               </w:rPr>
@@ -656,7 +626,6 @@
                 <w:rFonts w:ascii="BIZ UDPゴシック" w:cs="BIZ UDPゴシック" w:eastAsia="BIZ UDPゴシック" w:hAnsi="BIZ UDPゴシック"/>
                 <w:b w:val="false"/>
                 <w:bCs w:val="false"/>
-                <w:color w:val="000000"/>
                 <w:sz w:val="18"/>
                 <w:szCs w:val="18"/>
               </w:rPr>
@@ -668,7 +637,6 @@
     </w:tbl>
     <w:p>
       <w:pPr>
-        <w:pStyle w:val="Normal"/>
         <w:spacing w:before="0" w:after="0"/>
       </w:pPr>
       <w:r>
@@ -735,7 +703,6 @@
                 <w:rFonts w:ascii="BIZ UDPゴシック" w:cs="BIZ UDPゴシック" w:eastAsia="BIZ UDPゴシック" w:hAnsi="BIZ UDPゴシック"/>
                 <w:b/>
                 <w:bCs/>
-                <w:color w:val="000000"/>
                 <w:sz w:val="18"/>
                 <w:szCs w:val="18"/>
               </w:rPr>
@@ -766,7 +733,6 @@
                 <w:rFonts w:ascii="BIZ UDPゴシック" w:cs="BIZ UDPゴシック" w:eastAsia="BIZ UDPゴシック" w:hAnsi="BIZ UDPゴシック"/>
                 <w:b/>
                 <w:bCs/>
-                <w:color w:val="000000"/>
                 <w:sz w:val="18"/>
                 <w:szCs w:val="18"/>
               </w:rPr>
@@ -797,7 +763,6 @@
                 <w:rFonts w:ascii="BIZ UDPゴシック" w:cs="BIZ UDPゴシック" w:eastAsia="BIZ UDPゴシック" w:hAnsi="BIZ UDPゴシック"/>
                 <w:b/>
                 <w:bCs/>
-                <w:color w:val="000000"/>
                 <w:sz w:val="18"/>
                 <w:szCs w:val="18"/>
               </w:rPr>
@@ -828,7 +793,6 @@
                 <w:rFonts w:ascii="BIZ UDPゴシック" w:cs="BIZ UDPゴシック" w:eastAsia="BIZ UDPゴシック" w:hAnsi="BIZ UDPゴシック"/>
                 <w:b/>
                 <w:bCs/>
-                <w:color w:val="000000"/>
                 <w:sz w:val="18"/>
                 <w:szCs w:val="18"/>
               </w:rPr>
@@ -864,7 +828,6 @@
                 <w:rFonts w:ascii="BIZ UDPゴシック" w:cs="BIZ UDPゴシック" w:eastAsia="BIZ UDPゴシック" w:hAnsi="BIZ UDPゴシック"/>
                 <w:b w:val="false"/>
                 <w:bCs w:val="false"/>
-                <w:color w:val="000000"/>
                 <w:sz w:val="18"/>
                 <w:szCs w:val="18"/>
               </w:rPr>
@@ -895,7 +858,6 @@
                 <w:rFonts w:ascii="BIZ UDPゴシック" w:cs="BIZ UDPゴシック" w:eastAsia="BIZ UDPゴシック" w:hAnsi="BIZ UDPゴシック"/>
                 <w:b w:val="false"/>
                 <w:bCs w:val="false"/>
-                <w:color w:val="000000"/>
                 <w:sz w:val="18"/>
                 <w:szCs w:val="18"/>
               </w:rPr>
@@ -926,7 +888,6 @@
                 <w:rFonts w:ascii="BIZ UDPゴシック" w:cs="BIZ UDPゴシック" w:eastAsia="BIZ UDPゴシック" w:hAnsi="BIZ UDPゴシック"/>
                 <w:b w:val="false"/>
                 <w:bCs w:val="false"/>
-                <w:color w:val="000000"/>
                 <w:sz w:val="18"/>
                 <w:szCs w:val="18"/>
               </w:rPr>
@@ -957,7 +918,6 @@
                 <w:rFonts w:ascii="BIZ UDPゴシック" w:cs="BIZ UDPゴシック" w:eastAsia="BIZ UDPゴシック" w:hAnsi="BIZ UDPゴシック"/>
                 <w:b w:val="false"/>
                 <w:bCs w:val="false"/>
-                <w:color w:val="000000"/>
                 <w:sz w:val="18"/>
                 <w:szCs w:val="18"/>
               </w:rPr>
@@ -993,7 +953,6 @@
                 <w:rFonts w:ascii="BIZ UDPゴシック" w:cs="BIZ UDPゴシック" w:eastAsia="BIZ UDPゴシック" w:hAnsi="BIZ UDPゴシック"/>
                 <w:b w:val="false"/>
                 <w:bCs w:val="false"/>
-                <w:color w:val="000000"/>
                 <w:sz w:val="18"/>
                 <w:szCs w:val="18"/>
               </w:rPr>
@@ -1024,7 +983,6 @@
                 <w:rFonts w:ascii="BIZ UDPゴシック" w:cs="BIZ UDPゴシック" w:eastAsia="BIZ UDPゴシック" w:hAnsi="BIZ UDPゴシック"/>
                 <w:b w:val="false"/>
                 <w:bCs w:val="false"/>
-                <w:color w:val="000000"/>
                 <w:sz w:val="18"/>
                 <w:szCs w:val="18"/>
               </w:rPr>
@@ -1055,7 +1013,6 @@
                 <w:rFonts w:ascii="BIZ UDPゴシック" w:cs="BIZ UDPゴシック" w:eastAsia="BIZ UDPゴシック" w:hAnsi="BIZ UDPゴシック"/>
                 <w:b w:val="false"/>
                 <w:bCs w:val="false"/>
-                <w:color w:val="000000"/>
                 <w:sz w:val="18"/>
                 <w:szCs w:val="18"/>
               </w:rPr>
@@ -1086,7 +1043,6 @@
                 <w:rFonts w:ascii="BIZ UDPゴシック" w:cs="BIZ UDPゴシック" w:eastAsia="BIZ UDPゴシック" w:hAnsi="BIZ UDPゴシック"/>
                 <w:b w:val="false"/>
                 <w:bCs w:val="false"/>
-                <w:color w:val="000000"/>
                 <w:sz w:val="18"/>
                 <w:szCs w:val="18"/>
               </w:rPr>
@@ -1098,7 +1054,6 @@
     </w:tbl>
     <w:p>
       <w:pPr>
-        <w:pStyle w:val="Normal"/>
         <w:spacing w:before="0" w:after="0"/>
       </w:pPr>
       <w:r>
@@ -1192,7 +1147,6 @@
                 <w:rFonts w:ascii="BIZ UDPゴシック" w:cs="BIZ UDPゴシック" w:eastAsia="BIZ UDPゴシック" w:hAnsi="BIZ UDPゴシック"/>
                 <w:b/>
                 <w:bCs/>
-                <w:color w:val="000000"/>
                 <w:sz w:val="18"/>
                 <w:szCs w:val="18"/>
               </w:rPr>
@@ -1223,7 +1177,6 @@
                 <w:rFonts w:ascii="BIZ UDPゴシック" w:cs="BIZ UDPゴシック" w:eastAsia="BIZ UDPゴシック" w:hAnsi="BIZ UDPゴシック"/>
                 <w:b/>
                 <w:bCs/>
-                <w:color w:val="000000"/>
                 <w:sz w:val="18"/>
                 <w:szCs w:val="18"/>
               </w:rPr>
@@ -1254,7 +1207,6 @@
                 <w:rFonts w:ascii="BIZ UDPゴシック" w:cs="BIZ UDPゴシック" w:eastAsia="BIZ UDPゴシック" w:hAnsi="BIZ UDPゴシック"/>
                 <w:b/>
                 <w:bCs/>
-                <w:color w:val="000000"/>
                 <w:sz w:val="18"/>
                 <w:szCs w:val="18"/>
               </w:rPr>
@@ -1290,7 +1242,6 @@
                 <w:rFonts w:ascii="BIZ UDPゴシック" w:cs="BIZ UDPゴシック" w:eastAsia="BIZ UDPゴシック" w:hAnsi="BIZ UDPゴシック"/>
                 <w:b w:val="false"/>
                 <w:bCs w:val="false"/>
-                <w:color w:val="000000"/>
                 <w:sz w:val="18"/>
                 <w:szCs w:val="18"/>
               </w:rPr>
@@ -1321,7 +1272,6 @@
                 <w:rFonts w:ascii="BIZ UDPゴシック" w:cs="BIZ UDPゴシック" w:eastAsia="BIZ UDPゴシック" w:hAnsi="BIZ UDPゴシック"/>
                 <w:b w:val="false"/>
                 <w:bCs w:val="false"/>
-                <w:color w:val="000000"/>
                 <w:sz w:val="18"/>
                 <w:szCs w:val="18"/>
               </w:rPr>
@@ -1352,7 +1302,6 @@
                 <w:rFonts w:ascii="BIZ UDPゴシック" w:cs="BIZ UDPゴシック" w:eastAsia="BIZ UDPゴシック" w:hAnsi="BIZ UDPゴシック"/>
                 <w:b w:val="false"/>
                 <w:bCs w:val="false"/>
-                <w:color w:val="000000"/>
                 <w:sz w:val="18"/>
                 <w:szCs w:val="18"/>
               </w:rPr>
@@ -1388,7 +1337,6 @@
                 <w:rFonts w:ascii="BIZ UDPゴシック" w:cs="BIZ UDPゴシック" w:eastAsia="BIZ UDPゴシック" w:hAnsi="BIZ UDPゴシック"/>
                 <w:b w:val="false"/>
                 <w:bCs w:val="false"/>
-                <w:color w:val="000000"/>
                 <w:sz w:val="18"/>
                 <w:szCs w:val="18"/>
               </w:rPr>
@@ -1419,7 +1367,6 @@
                 <w:rFonts w:ascii="BIZ UDPゴシック" w:cs="BIZ UDPゴシック" w:eastAsia="BIZ UDPゴシック" w:hAnsi="BIZ UDPゴシック"/>
                 <w:b w:val="false"/>
                 <w:bCs w:val="false"/>
-                <w:color w:val="000000"/>
                 <w:sz w:val="18"/>
                 <w:szCs w:val="18"/>
               </w:rPr>
@@ -1450,7 +1397,6 @@
                 <w:rFonts w:ascii="BIZ UDPゴシック" w:cs="BIZ UDPゴシック" w:eastAsia="BIZ UDPゴシック" w:hAnsi="BIZ UDPゴシック"/>
                 <w:b w:val="false"/>
                 <w:bCs w:val="false"/>
-                <w:color w:val="000000"/>
                 <w:sz w:val="18"/>
                 <w:szCs w:val="18"/>
               </w:rPr>
@@ -1486,7 +1432,6 @@
                 <w:rFonts w:ascii="BIZ UDPゴシック" w:cs="BIZ UDPゴシック" w:eastAsia="BIZ UDPゴシック" w:hAnsi="BIZ UDPゴシック"/>
                 <w:b w:val="false"/>
                 <w:bCs w:val="false"/>
-                <w:color w:val="000000"/>
                 <w:sz w:val="18"/>
                 <w:szCs w:val="18"/>
               </w:rPr>
@@ -1517,7 +1462,6 @@
                 <w:rFonts w:ascii="BIZ UDPゴシック" w:cs="BIZ UDPゴシック" w:eastAsia="BIZ UDPゴシック" w:hAnsi="BIZ UDPゴシック"/>
                 <w:b w:val="false"/>
                 <w:bCs w:val="false"/>
-                <w:color w:val="000000"/>
                 <w:sz w:val="18"/>
                 <w:szCs w:val="18"/>
               </w:rPr>
@@ -1548,7 +1492,6 @@
                 <w:rFonts w:ascii="BIZ UDPゴシック" w:cs="BIZ UDPゴシック" w:eastAsia="BIZ UDPゴシック" w:hAnsi="BIZ UDPゴシック"/>
                 <w:b w:val="false"/>
                 <w:bCs w:val="false"/>
-                <w:color w:val="000000"/>
                 <w:sz w:val="18"/>
                 <w:szCs w:val="18"/>
               </w:rPr>
@@ -1584,7 +1527,6 @@
                 <w:rFonts w:ascii="BIZ UDPゴシック" w:cs="BIZ UDPゴシック" w:eastAsia="BIZ UDPゴシック" w:hAnsi="BIZ UDPゴシック"/>
                 <w:b w:val="false"/>
                 <w:bCs w:val="false"/>
-                <w:color w:val="000000"/>
                 <w:sz w:val="18"/>
                 <w:szCs w:val="18"/>
               </w:rPr>
@@ -1615,7 +1557,6 @@
                 <w:rFonts w:ascii="BIZ UDPゴシック" w:cs="BIZ UDPゴシック" w:eastAsia="BIZ UDPゴシック" w:hAnsi="BIZ UDPゴシック"/>
                 <w:b w:val="false"/>
                 <w:bCs w:val="false"/>
-                <w:color w:val="000000"/>
                 <w:sz w:val="18"/>
                 <w:szCs w:val="18"/>
               </w:rPr>
@@ -1646,7 +1587,6 @@
                 <w:rFonts w:ascii="BIZ UDPゴシック" w:cs="BIZ UDPゴシック" w:eastAsia="BIZ UDPゴシック" w:hAnsi="BIZ UDPゴシック"/>
                 <w:b w:val="false"/>
                 <w:bCs w:val="false"/>
-                <w:color w:val="000000"/>
                 <w:sz w:val="18"/>
                 <w:szCs w:val="18"/>
               </w:rPr>
@@ -1682,7 +1622,6 @@
                 <w:rFonts w:ascii="BIZ UDPゴシック" w:cs="BIZ UDPゴシック" w:eastAsia="BIZ UDPゴシック" w:hAnsi="BIZ UDPゴシック"/>
                 <w:b w:val="false"/>
                 <w:bCs w:val="false"/>
-                <w:color w:val="000000"/>
                 <w:sz w:val="18"/>
                 <w:szCs w:val="18"/>
               </w:rPr>
@@ -1713,7 +1652,6 @@
                 <w:rFonts w:ascii="BIZ UDPゴシック" w:cs="BIZ UDPゴシック" w:eastAsia="BIZ UDPゴシック" w:hAnsi="BIZ UDPゴシック"/>
                 <w:b w:val="false"/>
                 <w:bCs w:val="false"/>
-                <w:color w:val="000000"/>
                 <w:sz w:val="18"/>
                 <w:szCs w:val="18"/>
               </w:rPr>
@@ -1744,7 +1682,6 @@
                 <w:rFonts w:ascii="BIZ UDPゴシック" w:cs="BIZ UDPゴシック" w:eastAsia="BIZ UDPゴシック" w:hAnsi="BIZ UDPゴシック"/>
                 <w:b w:val="false"/>
                 <w:bCs w:val="false"/>
-                <w:color w:val="000000"/>
                 <w:sz w:val="18"/>
                 <w:szCs w:val="18"/>
               </w:rPr>
@@ -1813,7 +1750,6 @@
                 <w:rFonts w:ascii="BIZ UDPゴシック" w:cs="BIZ UDPゴシック" w:eastAsia="BIZ UDPゴシック" w:hAnsi="BIZ UDPゴシック"/>
                 <w:b/>
                 <w:bCs/>
-                <w:color w:val="000000"/>
                 <w:sz w:val="18"/>
                 <w:szCs w:val="18"/>
               </w:rPr>
@@ -1844,7 +1780,6 @@
                 <w:rFonts w:ascii="BIZ UDPゴシック" w:cs="BIZ UDPゴシック" w:eastAsia="BIZ UDPゴシック" w:hAnsi="BIZ UDPゴシック"/>
                 <w:b/>
                 <w:bCs/>
-                <w:color w:val="000000"/>
                 <w:sz w:val="18"/>
                 <w:szCs w:val="18"/>
               </w:rPr>
@@ -1875,7 +1810,6 @@
                 <w:rFonts w:ascii="BIZ UDPゴシック" w:cs="BIZ UDPゴシック" w:eastAsia="BIZ UDPゴシック" w:hAnsi="BIZ UDPゴシック"/>
                 <w:b/>
                 <w:bCs/>
-                <w:color w:val="000000"/>
                 <w:sz w:val="18"/>
                 <w:szCs w:val="18"/>
               </w:rPr>
@@ -1911,7 +1845,6 @@
                 <w:rFonts w:ascii="BIZ UDPゴシック" w:cs="BIZ UDPゴシック" w:eastAsia="BIZ UDPゴシック" w:hAnsi="BIZ UDPゴシック"/>
                 <w:b w:val="false"/>
                 <w:bCs w:val="false"/>
-                <w:color w:val="000000"/>
                 <w:sz w:val="18"/>
                 <w:szCs w:val="18"/>
               </w:rPr>
@@ -1942,7 +1875,6 @@
                 <w:rFonts w:ascii="BIZ UDPゴシック" w:cs="BIZ UDPゴシック" w:eastAsia="BIZ UDPゴシック" w:hAnsi="BIZ UDPゴシック"/>
                 <w:b w:val="false"/>
                 <w:bCs w:val="false"/>
-                <w:color w:val="000000"/>
                 <w:sz w:val="18"/>
                 <w:szCs w:val="18"/>
               </w:rPr>
@@ -1973,7 +1905,6 @@
                 <w:rFonts w:ascii="BIZ UDPゴシック" w:cs="BIZ UDPゴシック" w:eastAsia="BIZ UDPゴシック" w:hAnsi="BIZ UDPゴシック"/>
                 <w:b w:val="false"/>
                 <w:bCs w:val="false"/>
-                <w:color w:val="000000"/>
                 <w:sz w:val="18"/>
                 <w:szCs w:val="18"/>
               </w:rPr>
@@ -2009,7 +1940,6 @@
                 <w:rFonts w:ascii="BIZ UDPゴシック" w:cs="BIZ UDPゴシック" w:eastAsia="BIZ UDPゴシック" w:hAnsi="BIZ UDPゴシック"/>
                 <w:b w:val="false"/>
                 <w:bCs w:val="false"/>
-                <w:color w:val="000000"/>
                 <w:sz w:val="18"/>
                 <w:szCs w:val="18"/>
               </w:rPr>
@@ -2040,7 +1970,6 @@
                 <w:rFonts w:ascii="BIZ UDPゴシック" w:cs="BIZ UDPゴシック" w:eastAsia="BIZ UDPゴシック" w:hAnsi="BIZ UDPゴシック"/>
                 <w:b w:val="false"/>
                 <w:bCs w:val="false"/>
-                <w:color w:val="000000"/>
                 <w:sz w:val="18"/>
                 <w:szCs w:val="18"/>
               </w:rPr>
@@ -2071,7 +2000,6 @@
                 <w:rFonts w:ascii="BIZ UDPゴシック" w:cs="BIZ UDPゴシック" w:eastAsia="BIZ UDPゴシック" w:hAnsi="BIZ UDPゴシック"/>
                 <w:b w:val="false"/>
                 <w:bCs w:val="false"/>
-                <w:color w:val="000000"/>
                 <w:sz w:val="18"/>
                 <w:szCs w:val="18"/>
               </w:rPr>
@@ -2107,7 +2035,6 @@
                 <w:rFonts w:ascii="BIZ UDPゴシック" w:cs="BIZ UDPゴシック" w:eastAsia="BIZ UDPゴシック" w:hAnsi="BIZ UDPゴシック"/>
                 <w:b w:val="false"/>
                 <w:bCs w:val="false"/>
-                <w:color w:val="000000"/>
                 <w:sz w:val="18"/>
                 <w:szCs w:val="18"/>
               </w:rPr>
@@ -2138,7 +2065,6 @@
                 <w:rFonts w:ascii="BIZ UDPゴシック" w:cs="BIZ UDPゴシック" w:eastAsia="BIZ UDPゴシック" w:hAnsi="BIZ UDPゴシック"/>
                 <w:b w:val="false"/>
                 <w:bCs w:val="false"/>
-                <w:color w:val="000000"/>
                 <w:sz w:val="18"/>
                 <w:szCs w:val="18"/>
               </w:rPr>
@@ -2169,7 +2095,6 @@
                 <w:rFonts w:ascii="BIZ UDPゴシック" w:cs="BIZ UDPゴシック" w:eastAsia="BIZ UDPゴシック" w:hAnsi="BIZ UDPゴシック"/>
                 <w:b w:val="false"/>
                 <w:bCs w:val="false"/>
-                <w:color w:val="000000"/>
                 <w:sz w:val="18"/>
                 <w:szCs w:val="18"/>
               </w:rPr>
@@ -2281,7 +2206,6 @@
                 <w:rFonts w:ascii="BIZ UDPゴシック" w:cs="BIZ UDPゴシック" w:eastAsia="BIZ UDPゴシック" w:hAnsi="BIZ UDPゴシック"/>
                 <w:b/>
                 <w:bCs/>
-                <w:color w:val="000000"/>
                 <w:sz w:val="18"/>
                 <w:szCs w:val="18"/>
               </w:rPr>
@@ -2312,7 +2236,6 @@
                 <w:rFonts w:ascii="BIZ UDPゴシック" w:cs="BIZ UDPゴシック" w:eastAsia="BIZ UDPゴシック" w:hAnsi="BIZ UDPゴシック"/>
                 <w:b/>
                 <w:bCs/>
-                <w:color w:val="000000"/>
                 <w:sz w:val="18"/>
                 <w:szCs w:val="18"/>
               </w:rPr>
@@ -2343,7 +2266,6 @@
                 <w:rFonts w:ascii="BIZ UDPゴシック" w:cs="BIZ UDPゴシック" w:eastAsia="BIZ UDPゴシック" w:hAnsi="BIZ UDPゴシック"/>
                 <w:b/>
                 <w:bCs/>
-                <w:color w:val="000000"/>
                 <w:sz w:val="18"/>
                 <w:szCs w:val="18"/>
               </w:rPr>
@@ -2374,7 +2296,6 @@
                 <w:rFonts w:ascii="BIZ UDPゴシック" w:cs="BIZ UDPゴシック" w:eastAsia="BIZ UDPゴシック" w:hAnsi="BIZ UDPゴシック"/>
                 <w:b/>
                 <w:bCs/>
-                <w:color w:val="000000"/>
                 <w:sz w:val="18"/>
                 <w:szCs w:val="18"/>
               </w:rPr>
@@ -2405,7 +2326,6 @@
                 <w:rFonts w:ascii="BIZ UDPゴシック" w:cs="BIZ UDPゴシック" w:eastAsia="BIZ UDPゴシック" w:hAnsi="BIZ UDPゴシック"/>
                 <w:b/>
                 <w:bCs/>
-                <w:color w:val="000000"/>
                 <w:sz w:val="18"/>
                 <w:szCs w:val="18"/>
               </w:rPr>
@@ -2441,7 +2361,6 @@
                 <w:rFonts w:ascii="BIZ UDPゴシック" w:cs="BIZ UDPゴシック" w:eastAsia="BIZ UDPゴシック" w:hAnsi="BIZ UDPゴシック"/>
                 <w:b w:val="false"/>
                 <w:bCs w:val="false"/>
-                <w:color w:val="000000"/>
                 <w:sz w:val="18"/>
                 <w:szCs w:val="18"/>
               </w:rPr>
@@ -2472,7 +2391,6 @@
                 <w:rFonts w:ascii="BIZ UDPゴシック" w:cs="BIZ UDPゴシック" w:eastAsia="BIZ UDPゴシック" w:hAnsi="BIZ UDPゴシック"/>
                 <w:b w:val="false"/>
                 <w:bCs w:val="false"/>
-                <w:color w:val="000000"/>
                 <w:sz w:val="18"/>
                 <w:szCs w:val="18"/>
               </w:rPr>
@@ -2503,11 +2421,10 @@
                 <w:rFonts w:ascii="BIZ UDPゴシック" w:cs="BIZ UDPゴシック" w:eastAsia="BIZ UDPゴシック" w:hAnsi="BIZ UDPゴシック"/>
                 <w:b w:val="false"/>
                 <w:bCs w:val="false"/>
-                <w:color w:val="000000"/>
-                <w:sz w:val="18"/>
-                <w:szCs w:val="18"/>
-              </w:rPr>
-              <w:t xml:space="preserve">毎時バックアップ保持期間1日を新規設定</w:t>
+                <w:sz w:val="18"/>
+                <w:szCs w:val="18"/>
+              </w:rPr>
+              <w:t xml:space="preserve">毎時バックアップ・保持期間1日を新規設定</w:t>
             </w:r>
           </w:p>
         </w:tc>
@@ -2534,7 +2451,6 @@
                 <w:rFonts w:ascii="BIZ UDPゴシック" w:cs="BIZ UDPゴシック" w:eastAsia="BIZ UDPゴシック" w:hAnsi="BIZ UDPゴシック"/>
                 <w:b w:val="false"/>
                 <w:bCs w:val="false"/>
-                <w:color w:val="000000"/>
                 <w:sz w:val="18"/>
                 <w:szCs w:val="18"/>
               </w:rPr>
@@ -2565,7 +2481,6 @@
                 <w:rFonts w:ascii="BIZ UDPゴシック" w:cs="BIZ UDPゴシック" w:eastAsia="BIZ UDPゴシック" w:hAnsi="BIZ UDPゴシック"/>
                 <w:b w:val="false"/>
                 <w:bCs w:val="false"/>
-                <w:color w:val="000000"/>
                 <w:sz w:val="18"/>
                 <w:szCs w:val="18"/>
               </w:rPr>
@@ -2601,7 +2516,6 @@
                 <w:rFonts w:ascii="BIZ UDPゴシック" w:cs="BIZ UDPゴシック" w:eastAsia="BIZ UDPゴシック" w:hAnsi="BIZ UDPゴシック"/>
                 <w:b w:val="false"/>
                 <w:bCs w:val="false"/>
-                <w:color w:val="000000"/>
                 <w:sz w:val="18"/>
                 <w:szCs w:val="18"/>
               </w:rPr>
@@ -2632,7 +2546,6 @@
                 <w:rFonts w:ascii="BIZ UDPゴシック" w:cs="BIZ UDPゴシック" w:eastAsia="BIZ UDPゴシック" w:hAnsi="BIZ UDPゴシック"/>
                 <w:b w:val="false"/>
                 <w:bCs w:val="false"/>
-                <w:color w:val="000000"/>
                 <w:sz w:val="18"/>
                 <w:szCs w:val="18"/>
               </w:rPr>
@@ -2663,11 +2576,10 @@
                 <w:rFonts w:ascii="BIZ UDPゴシック" w:cs="BIZ UDPゴシック" w:eastAsia="BIZ UDPゴシック" w:hAnsi="BIZ UDPゴシック"/>
                 <w:b w:val="false"/>
                 <w:bCs w:val="false"/>
-                <w:color w:val="000000"/>
-                <w:sz w:val="18"/>
-                <w:szCs w:val="18"/>
-              </w:rPr>
-              <w:t xml:space="preserve">日次バックアップ保持期間7日を新規設定</w:t>
+                <w:sz w:val="18"/>
+                <w:szCs w:val="18"/>
+              </w:rPr>
+              <w:t xml:space="preserve">日次バックアップ・保持期間7日を新規設定</w:t>
             </w:r>
           </w:p>
         </w:tc>
@@ -2694,7 +2606,6 @@
                 <w:rFonts w:ascii="BIZ UDPゴシック" w:cs="BIZ UDPゴシック" w:eastAsia="BIZ UDPゴシック" w:hAnsi="BIZ UDPゴシック"/>
                 <w:b w:val="false"/>
                 <w:bCs w:val="false"/>
-                <w:color w:val="000000"/>
                 <w:sz w:val="18"/>
                 <w:szCs w:val="18"/>
               </w:rPr>
@@ -2725,7 +2636,6 @@
                 <w:rFonts w:ascii="BIZ UDPゴシック" w:cs="BIZ UDPゴシック" w:eastAsia="BIZ UDPゴシック" w:hAnsi="BIZ UDPゴシック"/>
                 <w:b w:val="false"/>
                 <w:bCs w:val="false"/>
-                <w:color w:val="000000"/>
                 <w:sz w:val="18"/>
                 <w:szCs w:val="18"/>
               </w:rPr>
@@ -2761,7 +2671,6 @@
                 <w:rFonts w:ascii="BIZ UDPゴシック" w:cs="BIZ UDPゴシック" w:eastAsia="BIZ UDPゴシック" w:hAnsi="BIZ UDPゴシック"/>
                 <w:b w:val="false"/>
                 <w:bCs w:val="false"/>
-                <w:color w:val="000000"/>
                 <w:sz w:val="18"/>
                 <w:szCs w:val="18"/>
               </w:rPr>
@@ -2792,7 +2701,6 @@
                 <w:rFonts w:ascii="BIZ UDPゴシック" w:cs="BIZ UDPゴシック" w:eastAsia="BIZ UDPゴシック" w:hAnsi="BIZ UDPゴシック"/>
                 <w:b w:val="false"/>
                 <w:bCs w:val="false"/>
-                <w:color w:val="000000"/>
                 <w:sz w:val="18"/>
                 <w:szCs w:val="18"/>
               </w:rPr>
@@ -2823,7 +2731,6 @@
                 <w:rFonts w:ascii="BIZ UDPゴシック" w:cs="BIZ UDPゴシック" w:eastAsia="BIZ UDPゴシック" w:hAnsi="BIZ UDPゴシック"/>
                 <w:b w:val="false"/>
                 <w:bCs w:val="false"/>
-                <w:color w:val="000000"/>
                 <w:sz w:val="18"/>
                 <w:szCs w:val="18"/>
               </w:rPr>
@@ -2854,7 +2761,6 @@
                 <w:rFonts w:ascii="BIZ UDPゴシック" w:cs="BIZ UDPゴシック" w:eastAsia="BIZ UDPゴシック" w:hAnsi="BIZ UDPゴシック"/>
                 <w:b w:val="false"/>
                 <w:bCs w:val="false"/>
-                <w:color w:val="000000"/>
                 <w:sz w:val="18"/>
                 <w:szCs w:val="18"/>
               </w:rPr>
@@ -2885,7 +2791,6 @@
                 <w:rFonts w:ascii="BIZ UDPゴシック" w:cs="BIZ UDPゴシック" w:eastAsia="BIZ UDPゴシック" w:hAnsi="BIZ UDPゴシック"/>
                 <w:b w:val="false"/>
                 <w:bCs w:val="false"/>
-                <w:color w:val="000000"/>
                 <w:sz w:val="18"/>
                 <w:szCs w:val="18"/>
               </w:rPr>
@@ -2953,7 +2858,6 @@
                 <w:rFonts w:ascii="BIZ UDPゴシック" w:cs="BIZ UDPゴシック" w:eastAsia="BIZ UDPゴシック" w:hAnsi="BIZ UDPゴシック"/>
                 <w:b/>
                 <w:bCs/>
-                <w:color w:val="000000"/>
                 <w:sz w:val="18"/>
                 <w:szCs w:val="18"/>
               </w:rPr>
@@ -2984,7 +2888,6 @@
                 <w:rFonts w:ascii="BIZ UDPゴシック" w:cs="BIZ UDPゴシック" w:eastAsia="BIZ UDPゴシック" w:hAnsi="BIZ UDPゴシック"/>
                 <w:b/>
                 <w:bCs/>
-                <w:color w:val="000000"/>
                 <w:sz w:val="18"/>
                 <w:szCs w:val="18"/>
               </w:rPr>
@@ -3020,7 +2923,6 @@
                 <w:rFonts w:ascii="BIZ UDPゴシック" w:cs="BIZ UDPゴシック" w:eastAsia="BIZ UDPゴシック" w:hAnsi="BIZ UDPゴシック"/>
                 <w:b w:val="false"/>
                 <w:bCs w:val="false"/>
-                <w:color w:val="000000"/>
                 <w:sz w:val="18"/>
                 <w:szCs w:val="18"/>
               </w:rPr>
@@ -3051,7 +2953,6 @@
                 <w:rFonts w:ascii="BIZ UDPゴシック" w:cs="BIZ UDPゴシック" w:eastAsia="BIZ UDPゴシック" w:hAnsi="BIZ UDPゴシック"/>
                 <w:b w:val="false"/>
                 <w:bCs w:val="false"/>
-                <w:color w:val="000000"/>
                 <w:sz w:val="18"/>
                 <w:szCs w:val="18"/>
               </w:rPr>
@@ -3087,7 +2988,6 @@
                 <w:rFonts w:ascii="BIZ UDPゴシック" w:cs="BIZ UDPゴシック" w:eastAsia="BIZ UDPゴシック" w:hAnsi="BIZ UDPゴシック"/>
                 <w:b w:val="false"/>
                 <w:bCs w:val="false"/>
-                <w:color w:val="000000"/>
                 <w:sz w:val="18"/>
                 <w:szCs w:val="18"/>
               </w:rPr>
@@ -3118,11 +3018,10 @@
                 <w:rFonts w:ascii="BIZ UDPゴシック" w:cs="BIZ UDPゴシック" w:eastAsia="BIZ UDPゴシック" w:hAnsi="BIZ UDPゴシック"/>
                 <w:b w:val="false"/>
                 <w:bCs w:val="false"/>
-                <w:color w:val="000000"/>
-                <w:sz w:val="18"/>
-                <w:szCs w:val="18"/>
-              </w:rPr>
-              <w:t xml:space="preserve">Aurora自動バックアップ（1日1回、15:00-15:30 UTC）</w:t>
+                <w:sz w:val="18"/>
+                <w:szCs w:val="18"/>
+              </w:rPr>
+              <w:t xml:space="preserve">Aurora 自動バックアップ（1日1回、JST 00:00〜00:30）</w:t>
             </w:r>
           </w:p>
         </w:tc>
@@ -3154,7 +3053,6 @@
                 <w:rFonts w:ascii="BIZ UDPゴシック" w:cs="BIZ UDPゴシック" w:eastAsia="BIZ UDPゴシック" w:hAnsi="BIZ UDPゴシック"/>
                 <w:b w:val="false"/>
                 <w:bCs w:val="false"/>
-                <w:color w:val="000000"/>
                 <w:sz w:val="18"/>
                 <w:szCs w:val="18"/>
               </w:rPr>
@@ -3185,7 +3083,6 @@
                 <w:rFonts w:ascii="BIZ UDPゴシック" w:cs="BIZ UDPゴシック" w:eastAsia="BIZ UDPゴシック" w:hAnsi="BIZ UDPゴシック"/>
                 <w:b w:val="false"/>
                 <w:bCs w:val="false"/>
-                <w:color w:val="000000"/>
                 <w:sz w:val="18"/>
                 <w:szCs w:val="18"/>
               </w:rPr>
@@ -3221,7 +3118,6 @@
                 <w:rFonts w:ascii="BIZ UDPゴシック" w:cs="BIZ UDPゴシック" w:eastAsia="BIZ UDPゴシック" w:hAnsi="BIZ UDPゴシック"/>
                 <w:b w:val="false"/>
                 <w:bCs w:val="false"/>
-                <w:color w:val="000000"/>
                 <w:sz w:val="18"/>
                 <w:szCs w:val="18"/>
               </w:rPr>
@@ -3252,7 +3148,6 @@
                 <w:rFonts w:ascii="BIZ UDPゴシック" w:cs="BIZ UDPゴシック" w:eastAsia="BIZ UDPゴシック" w:hAnsi="BIZ UDPゴシック"/>
                 <w:b w:val="false"/>
                 <w:bCs w:val="false"/>
-                <w:color w:val="000000"/>
                 <w:sz w:val="18"/>
                 <w:szCs w:val="18"/>
               </w:rPr>
@@ -3288,7 +3183,6 @@
                 <w:rFonts w:ascii="BIZ UDPゴシック" w:cs="BIZ UDPゴシック" w:eastAsia="BIZ UDPゴシック" w:hAnsi="BIZ UDPゴシック"/>
                 <w:b w:val="false"/>
                 <w:bCs w:val="false"/>
-                <w:color w:val="000000"/>
                 <w:sz w:val="18"/>
                 <w:szCs w:val="18"/>
               </w:rPr>
@@ -3319,7 +3213,6 @@
                 <w:rFonts w:ascii="BIZ UDPゴシック" w:cs="BIZ UDPゴシック" w:eastAsia="BIZ UDPゴシック" w:hAnsi="BIZ UDPゴシック"/>
                 <w:b w:val="false"/>
                 <w:bCs w:val="false"/>
-                <w:color w:val="000000"/>
                 <w:sz w:val="18"/>
                 <w:szCs w:val="18"/>
               </w:rPr>
@@ -3356,7 +3249,7 @@
           <w:sz w:val="24"/>
           <w:szCs w:val="24"/>
         </w:rPr>
-        <w:t xml:space="preserve">■ No.1 AWS Backup プラン①（毎時）</w:t>
+        <w:t xml:space="preserve">■ No.1  AWS Backup プラン①（毎時）</w:t>
       </w:r>
     </w:p>
     <w:tbl>
@@ -3402,7 +3295,6 @@
                 <w:rFonts w:ascii="BIZ UDPゴシック" w:cs="BIZ UDPゴシック" w:eastAsia="BIZ UDPゴシック" w:hAnsi="BIZ UDPゴシック"/>
                 <w:b/>
                 <w:bCs/>
-                <w:color w:val="000000"/>
                 <w:sz w:val="18"/>
                 <w:szCs w:val="18"/>
               </w:rPr>
@@ -3433,7 +3325,6 @@
                 <w:rFonts w:ascii="BIZ UDPゴシック" w:cs="BIZ UDPゴシック" w:eastAsia="BIZ UDPゴシック" w:hAnsi="BIZ UDPゴシック"/>
                 <w:b/>
                 <w:bCs/>
-                <w:color w:val="000000"/>
                 <w:sz w:val="18"/>
                 <w:szCs w:val="18"/>
               </w:rPr>
@@ -3469,7 +3360,6 @@
                 <w:rFonts w:ascii="BIZ UDPゴシック" w:cs="BIZ UDPゴシック" w:eastAsia="BIZ UDPゴシック" w:hAnsi="BIZ UDPゴシック"/>
                 <w:b w:val="false"/>
                 <w:bCs w:val="false"/>
-                <w:color w:val="000000"/>
                 <w:sz w:val="18"/>
                 <w:szCs w:val="18"/>
               </w:rPr>
@@ -3500,7 +3390,6 @@
                 <w:rFonts w:ascii="BIZ UDPゴシック" w:cs="BIZ UDPゴシック" w:eastAsia="BIZ UDPゴシック" w:hAnsi="BIZ UDPゴシック"/>
                 <w:b w:val="false"/>
                 <w:bCs w:val="false"/>
-                <w:color w:val="000000"/>
                 <w:sz w:val="18"/>
                 <w:szCs w:val="18"/>
               </w:rPr>
@@ -3536,7 +3425,6 @@
                 <w:rFonts w:ascii="BIZ UDPゴシック" w:cs="BIZ UDPゴシック" w:eastAsia="BIZ UDPゴシック" w:hAnsi="BIZ UDPゴシック"/>
                 <w:b w:val="false"/>
                 <w:bCs w:val="false"/>
-                <w:color w:val="000000"/>
                 <w:sz w:val="18"/>
                 <w:szCs w:val="18"/>
               </w:rPr>
@@ -3567,7 +3455,6 @@
                 <w:rFonts w:ascii="BIZ UDPゴシック" w:cs="BIZ UDPゴシック" w:eastAsia="BIZ UDPゴシック" w:hAnsi="BIZ UDPゴシック"/>
                 <w:b w:val="false"/>
                 <w:bCs w:val="false"/>
-                <w:color w:val="000000"/>
                 <w:sz w:val="18"/>
                 <w:szCs w:val="18"/>
               </w:rPr>
@@ -3603,7 +3490,6 @@
                 <w:rFonts w:ascii="BIZ UDPゴシック" w:cs="BIZ UDPゴシック" w:eastAsia="BIZ UDPゴシック" w:hAnsi="BIZ UDPゴシック"/>
                 <w:b w:val="false"/>
                 <w:bCs w:val="false"/>
-                <w:color w:val="000000"/>
                 <w:sz w:val="18"/>
                 <w:szCs w:val="18"/>
               </w:rPr>
@@ -3634,7 +3520,6 @@
                 <w:rFonts w:ascii="BIZ UDPゴシック" w:cs="BIZ UDPゴシック" w:eastAsia="BIZ UDPゴシック" w:hAnsi="BIZ UDPゴシック"/>
                 <w:b w:val="false"/>
                 <w:bCs w:val="false"/>
-                <w:color w:val="000000"/>
                 <w:sz w:val="18"/>
                 <w:szCs w:val="18"/>
               </w:rPr>
@@ -3670,7 +3555,6 @@
                 <w:rFonts w:ascii="BIZ UDPゴシック" w:cs="BIZ UDPゴシック" w:eastAsia="BIZ UDPゴシック" w:hAnsi="BIZ UDPゴシック"/>
                 <w:b w:val="false"/>
                 <w:bCs w:val="false"/>
-                <w:color w:val="000000"/>
                 <w:sz w:val="18"/>
                 <w:szCs w:val="18"/>
               </w:rPr>
@@ -3701,7 +3585,6 @@
                 <w:rFonts w:ascii="BIZ UDPゴシック" w:cs="BIZ UDPゴシック" w:eastAsia="BIZ UDPゴシック" w:hAnsi="BIZ UDPゴシック"/>
                 <w:b w:val="false"/>
                 <w:bCs w:val="false"/>
-                <w:color w:val="000000"/>
                 <w:sz w:val="18"/>
                 <w:szCs w:val="18"/>
               </w:rPr>
@@ -3737,7 +3620,6 @@
                 <w:rFonts w:ascii="BIZ UDPゴシック" w:cs="BIZ UDPゴシック" w:eastAsia="BIZ UDPゴシック" w:hAnsi="BIZ UDPゴシック"/>
                 <w:b w:val="false"/>
                 <w:bCs w:val="false"/>
-                <w:color w:val="000000"/>
                 <w:sz w:val="18"/>
                 <w:szCs w:val="18"/>
               </w:rPr>
@@ -3768,11 +3650,10 @@
                 <w:rFonts w:ascii="BIZ UDPゴシック" w:cs="BIZ UDPゴシック" w:eastAsia="BIZ UDPゴシック" w:hAnsi="BIZ UDPゴシック"/>
                 <w:b w:val="false"/>
                 <w:bCs w:val="false"/>
-                <w:color w:val="000000"/>
-                <w:sz w:val="18"/>
-                <w:szCs w:val="18"/>
-              </w:rPr>
-              <w:t xml:space="preserve">毎時0分 開始</w:t>
+                <w:sz w:val="18"/>
+                <w:szCs w:val="18"/>
+              </w:rPr>
+              <w:t xml:space="preserve">毎時 0分 開始</w:t>
             </w:r>
           </w:p>
         </w:tc>
@@ -3790,7 +3671,7 @@
           <w:sz w:val="24"/>
           <w:szCs w:val="24"/>
         </w:rPr>
-        <w:t xml:space="preserve">■ No.2 AWS Backup プラン②（日次）</w:t>
+        <w:t xml:space="preserve">■ No.2  AWS Backup プラン②（日次）</w:t>
       </w:r>
     </w:p>
     <w:tbl>
@@ -3836,7 +3717,6 @@
                 <w:rFonts w:ascii="BIZ UDPゴシック" w:cs="BIZ UDPゴシック" w:eastAsia="BIZ UDPゴシック" w:hAnsi="BIZ UDPゴシック"/>
                 <w:b/>
                 <w:bCs/>
-                <w:color w:val="000000"/>
                 <w:sz w:val="18"/>
                 <w:szCs w:val="18"/>
               </w:rPr>
@@ -3867,7 +3747,6 @@
                 <w:rFonts w:ascii="BIZ UDPゴシック" w:cs="BIZ UDPゴシック" w:eastAsia="BIZ UDPゴシック" w:hAnsi="BIZ UDPゴシック"/>
                 <w:b/>
                 <w:bCs/>
-                <w:color w:val="000000"/>
                 <w:sz w:val="18"/>
                 <w:szCs w:val="18"/>
               </w:rPr>
@@ -3903,7 +3782,6 @@
                 <w:rFonts w:ascii="BIZ UDPゴシック" w:cs="BIZ UDPゴシック" w:eastAsia="BIZ UDPゴシック" w:hAnsi="BIZ UDPゴシック"/>
                 <w:b w:val="false"/>
                 <w:bCs w:val="false"/>
-                <w:color w:val="000000"/>
                 <w:sz w:val="18"/>
                 <w:szCs w:val="18"/>
               </w:rPr>
@@ -3934,7 +3812,6 @@
                 <w:rFonts w:ascii="BIZ UDPゴシック" w:cs="BIZ UDPゴシック" w:eastAsia="BIZ UDPゴシック" w:hAnsi="BIZ UDPゴシック"/>
                 <w:b w:val="false"/>
                 <w:bCs w:val="false"/>
-                <w:color w:val="000000"/>
                 <w:sz w:val="18"/>
                 <w:szCs w:val="18"/>
               </w:rPr>
@@ -3970,7 +3847,6 @@
                 <w:rFonts w:ascii="BIZ UDPゴシック" w:cs="BIZ UDPゴシック" w:eastAsia="BIZ UDPゴシック" w:hAnsi="BIZ UDPゴシック"/>
                 <w:b w:val="false"/>
                 <w:bCs w:val="false"/>
-                <w:color w:val="000000"/>
                 <w:sz w:val="18"/>
                 <w:szCs w:val="18"/>
               </w:rPr>
@@ -4001,11 +3877,10 @@
                 <w:rFonts w:ascii="BIZ UDPゴシック" w:cs="BIZ UDPゴシック" w:eastAsia="BIZ UDPゴシック" w:hAnsi="BIZ UDPゴシック"/>
                 <w:b w:val="false"/>
                 <w:bCs w:val="false"/>
-                <w:color w:val="000000"/>
-                <w:sz w:val="18"/>
-                <w:szCs w:val="18"/>
-              </w:rPr>
-              <w:t xml:space="preserve">cron(0 15 * * ? *) = JST 00:00 毎日</w:t>
+                <w:sz w:val="18"/>
+                <w:szCs w:val="18"/>
+              </w:rPr>
+              <w:t xml:space="preserve">cron(0 15 * * ? *)  = JST 00:00 毎日</w:t>
             </w:r>
           </w:p>
         </w:tc>
@@ -4037,7 +3912,6 @@
                 <w:rFonts w:ascii="BIZ UDPゴシック" w:cs="BIZ UDPゴシック" w:eastAsia="BIZ UDPゴシック" w:hAnsi="BIZ UDPゴシック"/>
                 <w:b w:val="false"/>
                 <w:bCs w:val="false"/>
-                <w:color w:val="000000"/>
                 <w:sz w:val="18"/>
                 <w:szCs w:val="18"/>
               </w:rPr>
@@ -4068,7 +3942,6 @@
                 <w:rFonts w:ascii="BIZ UDPゴシック" w:cs="BIZ UDPゴシック" w:eastAsia="BIZ UDPゴシック" w:hAnsi="BIZ UDPゴシック"/>
                 <w:b w:val="false"/>
                 <w:bCs w:val="false"/>
-                <w:color w:val="000000"/>
                 <w:sz w:val="18"/>
                 <w:szCs w:val="18"/>
               </w:rPr>
@@ -4104,7 +3977,6 @@
                 <w:rFonts w:ascii="BIZ UDPゴシック" w:cs="BIZ UDPゴシック" w:eastAsia="BIZ UDPゴシック" w:hAnsi="BIZ UDPゴシック"/>
                 <w:b w:val="false"/>
                 <w:bCs w:val="false"/>
-                <w:color w:val="000000"/>
                 <w:sz w:val="18"/>
                 <w:szCs w:val="18"/>
               </w:rPr>
@@ -4135,7 +4007,6 @@
                 <w:rFonts w:ascii="BIZ UDPゴシック" w:cs="BIZ UDPゴシック" w:eastAsia="BIZ UDPゴシック" w:hAnsi="BIZ UDPゴシック"/>
                 <w:b w:val="false"/>
                 <w:bCs w:val="false"/>
-                <w:color w:val="000000"/>
                 <w:sz w:val="18"/>
                 <w:szCs w:val="18"/>
               </w:rPr>
@@ -4175,7 +4046,7 @@
           <w:sz w:val="18"/>
           <w:szCs w:val="18"/>
         </w:rPr>
-        <w:t xml:space="preserve">【毎時バックアップ】取得: 毎時0分（JST）/ 保持: 24時間 / 削除: 24時間経過後に自動削除</w:t>
+        <w:t xml:space="preserve">【毎時バックアップ】取得: 毎時 0分 / 保持: 24時間 / 自動削除: 24時間経過後</w:t>
       </w:r>
     </w:p>
     <w:p>
@@ -4193,7 +4064,7 @@
           <w:sz w:val="18"/>
           <w:szCs w:val="18"/>
         </w:rPr>
-        <w:t xml:space="preserve">【日次バックアップ（JST 00:00）】取得: 毎日 00:00（JST）= 前日 15:00（UTC）/ 保持: 7日間</w:t>
+        <w:t xml:space="preserve">【日次バックアップ】取得: 毎日 JST 00:00 / 保持: 7日間</w:t>
       </w:r>
     </w:p>
     <w:p>
@@ -4211,7 +4082,7 @@
           <w:sz w:val="18"/>
           <w:szCs w:val="18"/>
         </w:rPr>
-        <w:t xml:space="preserve">【復元可能範囲（当日時点）】過去7日分の日次スナップショット＋直近24時間の毎時スナップショット → 直近7日間の任意の時刻に近い状態へ復元可能</w:t>
+        <w:t xml:space="preserve">【復元可能範囲】過去 7日間の日次スナップショット＋直近 24時間の毎時スナップショット → 直近 7日間の任意の時刻に近い状態へ復元可能</w:t>
       </w:r>
     </w:p>
     <w:p>
@@ -4226,7 +4097,7 @@
           <w:sz w:val="32"/>
           <w:szCs w:val="32"/>
         </w:rPr>
-        <w:t xml:space="preserve">4. 実装コマンド（CloudShell）</w:t>
+        <w:t xml:space="preserve">4. 実装コマンド（AWS CloudShell）</w:t>
       </w:r>
     </w:p>
     <w:p>
@@ -4281,6 +4152,9 @@
             </w:tcMar>
           </w:tcPr>
           <w:p>
+            <w:pPr>
+              <w:spacing w:before="0" w:after="0"/>
+            </w:pPr>
             <w:r>
               <w:rPr>
                 <w:rFonts w:ascii="Consolas" w:cs="Consolas" w:eastAsia="Consolas" w:hAnsi="Consolas"/>
@@ -4291,6 +4165,9 @@
             </w:r>
           </w:p>
           <w:p>
+            <w:pPr>
+              <w:spacing w:before="0" w:after="0"/>
+            </w:pPr>
             <w:r>
               <w:rPr>
                 <w:rFonts w:ascii="Consolas" w:cs="Consolas" w:eastAsia="Consolas" w:hAnsi="Consolas"/>
@@ -4301,6 +4178,9 @@
             </w:r>
           </w:p>
           <w:p>
+            <w:pPr>
+              <w:spacing w:before="0" w:after="0"/>
+            </w:pPr>
             <w:r>
               <w:rPr>
                 <w:rFonts w:ascii="Consolas" w:cs="Consolas" w:eastAsia="Consolas" w:hAnsi="Consolas"/>
@@ -4311,6 +4191,9 @@
             </w:r>
           </w:p>
           <w:p>
+            <w:pPr>
+              <w:spacing w:before="0" w:after="0"/>
+            </w:pPr>
             <w:r>
               <w:rPr>
                 <w:rFonts w:ascii="Consolas" w:cs="Consolas" w:eastAsia="Consolas" w:hAnsi="Consolas"/>
@@ -4335,7 +4218,7 @@
           <w:sz w:val="24"/>
           <w:szCs w:val="24"/>
         </w:rPr>
-        <w:t xml:space="preserve">■ プラン①（毎時）作成コマンド</w:t>
+        <w:t xml:space="preserve">■ プラン①（毎時）作成</w:t>
       </w:r>
     </w:p>
     <w:tbl>
@@ -4375,76 +4258,113 @@
             </w:tcMar>
           </w:tcPr>
           <w:p>
+            <w:pPr>
+              <w:spacing w:before="0" w:after="0"/>
+            </w:pPr>
             <w:r>
               <w:rPr>
                 <w:rFonts w:ascii="Consolas" w:cs="Consolas" w:eastAsia="Consolas" w:hAnsi="Consolas"/>
                 <w:sz w:val="18"/>
                 <w:szCs w:val="18"/>
               </w:rPr>
-              <w:t xml:space="preserve">PLAN_ID=$(aws backup create-backup-plan --region ap-northeast-1 --backup-plan '{</w:t>
-            </w:r>
-          </w:p>
-          <w:p>
+              <w:t xml:space="preserve">PLAN_ID=$(aws backup create-backup-plan --region ap-northeast-1 \</w:t>
+            </w:r>
+          </w:p>
+          <w:p>
+            <w:pPr>
+              <w:spacing w:before="0" w:after="0"/>
+            </w:pPr>
             <w:r>
               <w:rPr>
                 <w:rFonts w:ascii="Consolas" w:cs="Consolas" w:eastAsia="Consolas" w:hAnsi="Consolas"/>
                 <w:sz w:val="18"/>
                 <w:szCs w:val="18"/>
               </w:rPr>
-              <w:t xml:space="preserve">  "BackupPlanName": "ksm-posprd-rds-hourly",</w:t>
-            </w:r>
-          </w:p>
-          <w:p>
+              <w:t xml:space="preserve">  --backup-plan '{</w:t>
+            </w:r>
+          </w:p>
+          <w:p>
+            <w:pPr>
+              <w:spacing w:before="0" w:after="0"/>
+            </w:pPr>
             <w:r>
               <w:rPr>
                 <w:rFonts w:ascii="Consolas" w:cs="Consolas" w:eastAsia="Consolas" w:hAnsi="Consolas"/>
                 <w:sz w:val="18"/>
                 <w:szCs w:val="18"/>
               </w:rPr>
-              <w:t xml:space="preserve">  "Rules": [{"RuleName": "hourly-24h",</w:t>
-            </w:r>
-          </w:p>
-          <w:p>
+              <w:t xml:space="preserve">    "BackupPlanName": "ksm-posprd-rds-hourly",</w:t>
+            </w:r>
+          </w:p>
+          <w:p>
+            <w:pPr>
+              <w:spacing w:before="0" w:after="0"/>
+            </w:pPr>
             <w:r>
               <w:rPr>
                 <w:rFonts w:ascii="Consolas" w:cs="Consolas" w:eastAsia="Consolas" w:hAnsi="Consolas"/>
                 <w:sz w:val="18"/>
                 <w:szCs w:val="18"/>
               </w:rPr>
-              <w:t xml:space="preserve">    "TargetBackupVaultName": "ksm-posprd-backup-vault",</w:t>
-            </w:r>
-          </w:p>
-          <w:p>
+              <w:t xml:space="preserve">    "Rules": [{"RuleName":"hourly-24h",</w:t>
+            </w:r>
+          </w:p>
+          <w:p>
+            <w:pPr>
+              <w:spacing w:before="0" w:after="0"/>
+            </w:pPr>
             <w:r>
               <w:rPr>
                 <w:rFonts w:ascii="Consolas" w:cs="Consolas" w:eastAsia="Consolas" w:hAnsi="Consolas"/>
                 <w:sz w:val="18"/>
                 <w:szCs w:val="18"/>
               </w:rPr>
-              <w:t xml:space="preserve">    "ScheduleExpression": "cron(0 * * * ? *)",</w:t>
-            </w:r>
-          </w:p>
-          <w:p>
+              <w:t xml:space="preserve">      "TargetBackupVaultName":"ksm-posprd-backup-vault",</w:t>
+            </w:r>
+          </w:p>
+          <w:p>
+            <w:pPr>
+              <w:spacing w:before="0" w:after="0"/>
+            </w:pPr>
             <w:r>
               <w:rPr>
                 <w:rFonts w:ascii="Consolas" w:cs="Consolas" w:eastAsia="Consolas" w:hAnsi="Consolas"/>
                 <w:sz w:val="18"/>
                 <w:szCs w:val="18"/>
               </w:rPr>
-              <w:t xml:space="preserve">    "Lifecycle": {"DeleteAfterDays": 1}}]}'</w:t>
-            </w:r>
-          </w:p>
-          <w:p>
+              <w:t xml:space="preserve">      "ScheduleExpression":"cron(0 * * * ? *)",</w:t>
+            </w:r>
+          </w:p>
+          <w:p>
+            <w:pPr>
+              <w:spacing w:before="0" w:after="0"/>
+            </w:pPr>
             <w:r>
               <w:rPr>
                 <w:rFonts w:ascii="Consolas" w:cs="Consolas" w:eastAsia="Consolas" w:hAnsi="Consolas"/>
                 <w:sz w:val="18"/>
                 <w:szCs w:val="18"/>
               </w:rPr>
+              <w:t xml:space="preserve">      "Lifecycle":{"DeleteAfterDays":1}}]}' \</w:t>
+            </w:r>
+          </w:p>
+          <w:p>
+            <w:pPr>
+              <w:spacing w:before="0" w:after="0"/>
+            </w:pPr>
+            <w:r>
+              <w:rPr>
+                <w:rFonts w:ascii="Consolas" w:cs="Consolas" w:eastAsia="Consolas" w:hAnsi="Consolas"/>
+                <w:sz w:val="18"/>
+                <w:szCs w:val="18"/>
+              </w:rPr>
               <w:t xml:space="preserve">  --query BackupPlanId --output text)</w:t>
             </w:r>
           </w:p>
           <w:p>
+            <w:pPr>
+              <w:spacing w:before="0" w:after="0"/>
+            </w:pPr>
             <w:r>
               <w:rPr>
                 <w:rFonts w:ascii="Consolas" w:cs="Consolas" w:eastAsia="Consolas" w:hAnsi="Consolas"/>
@@ -4455,6 +4375,9 @@
             </w:r>
           </w:p>
           <w:p>
+            <w:pPr>
+              <w:spacing w:before="0" w:after="0"/>
+            </w:pPr>
             <w:r>
               <w:rPr>
                 <w:rFonts w:ascii="Consolas" w:cs="Consolas" w:eastAsia="Consolas" w:hAnsi="Consolas"/>
@@ -4465,6 +4388,9 @@
             </w:r>
           </w:p>
           <w:p>
+            <w:pPr>
+              <w:spacing w:before="0" w:after="0"/>
+            </w:pPr>
             <w:r>
               <w:rPr>
                 <w:rFonts w:ascii="Consolas" w:cs="Consolas" w:eastAsia="Consolas" w:hAnsi="Consolas"/>
@@ -4475,33 +4401,42 @@
             </w:r>
           </w:p>
           <w:p>
+            <w:pPr>
+              <w:spacing w:before="0" w:after="0"/>
+            </w:pPr>
             <w:r>
               <w:rPr>
                 <w:rFonts w:ascii="Consolas" w:cs="Consolas" w:eastAsia="Consolas" w:hAnsi="Consolas"/>
                 <w:sz w:val="18"/>
                 <w:szCs w:val="18"/>
               </w:rPr>
-              <w:t xml:space="preserve">  "SelectionName": "rds-cluster",</w:t>
-            </w:r>
-          </w:p>
-          <w:p>
+              <w:t xml:space="preserve">    "SelectionName":"rds-cluster-hourly",</w:t>
+            </w:r>
+          </w:p>
+          <w:p>
+            <w:pPr>
+              <w:spacing w:before="0" w:after="0"/>
+            </w:pPr>
             <w:r>
               <w:rPr>
                 <w:rFonts w:ascii="Consolas" w:cs="Consolas" w:eastAsia="Consolas" w:hAnsi="Consolas"/>
                 <w:sz w:val="18"/>
                 <w:szCs w:val="18"/>
               </w:rPr>
-              <w:t xml:space="preserve">  "IamRoleArn": "arn:aws:iam::332802448674:role/AWSBackupDefaultServiceRole",</w:t>
-            </w:r>
-          </w:p>
-          <w:p>
+              <w:t xml:space="preserve">    "IamRoleArn":"arn:aws:iam::332802448674:role/AWSBackupDefaultServiceRole",</w:t>
+            </w:r>
+          </w:p>
+          <w:p>
+            <w:pPr>
+              <w:spacing w:before="0" w:after="0"/>
+            </w:pPr>
             <w:r>
               <w:rPr>
                 <w:rFonts w:ascii="Consolas" w:cs="Consolas" w:eastAsia="Consolas" w:hAnsi="Consolas"/>
                 <w:sz w:val="18"/>
                 <w:szCs w:val="18"/>
               </w:rPr>
-              <w:t xml:space="preserve">  "Resources": ["arn:aws:rds:ap-northeast-1:332802448674:cluster:ksm-posprd-db-cluster"]}'</w:t>
+              <w:t xml:space="preserve">    "Resources":["arn:aws:rds:ap-northeast-1:332802448674:cluster:ksm-posprd-db-cluster"]}'</w:t>
             </w:r>
           </w:p>
         </w:tc>
@@ -4519,7 +4454,7 @@
           <w:sz w:val="24"/>
           <w:szCs w:val="24"/>
         </w:rPr>
-        <w:t xml:space="preserve">■ プラン②（日次）作成コマンド</w:t>
+        <w:t xml:space="preserve">■ プラン②（日次）作成</w:t>
       </w:r>
     </w:p>
     <w:tbl>
@@ -4559,76 +4494,113 @@
             </w:tcMar>
           </w:tcPr>
           <w:p>
+            <w:pPr>
+              <w:spacing w:before="0" w:after="0"/>
+            </w:pPr>
             <w:r>
               <w:rPr>
                 <w:rFonts w:ascii="Consolas" w:cs="Consolas" w:eastAsia="Consolas" w:hAnsi="Consolas"/>
                 <w:sz w:val="18"/>
                 <w:szCs w:val="18"/>
               </w:rPr>
-              <w:t xml:space="preserve">PLAN_ID2=$(aws backup create-backup-plan --region ap-northeast-1 --backup-plan '{</w:t>
-            </w:r>
-          </w:p>
-          <w:p>
+              <w:t xml:space="preserve">PLAN_ID2=$(aws backup create-backup-plan --region ap-northeast-1 \</w:t>
+            </w:r>
+          </w:p>
+          <w:p>
+            <w:pPr>
+              <w:spacing w:before="0" w:after="0"/>
+            </w:pPr>
             <w:r>
               <w:rPr>
                 <w:rFonts w:ascii="Consolas" w:cs="Consolas" w:eastAsia="Consolas" w:hAnsi="Consolas"/>
                 <w:sz w:val="18"/>
                 <w:szCs w:val="18"/>
               </w:rPr>
-              <w:t xml:space="preserve">  "BackupPlanName": "ksm-posprd-rds-daily",</w:t>
-            </w:r>
-          </w:p>
-          <w:p>
+              <w:t xml:space="preserve">  --backup-plan '{</w:t>
+            </w:r>
+          </w:p>
+          <w:p>
+            <w:pPr>
+              <w:spacing w:before="0" w:after="0"/>
+            </w:pPr>
             <w:r>
               <w:rPr>
                 <w:rFonts w:ascii="Consolas" w:cs="Consolas" w:eastAsia="Consolas" w:hAnsi="Consolas"/>
                 <w:sz w:val="18"/>
                 <w:szCs w:val="18"/>
               </w:rPr>
-              <w:t xml:space="preserve">  "Rules": [{"RuleName": "daily-7d",</w:t>
-            </w:r>
-          </w:p>
-          <w:p>
+              <w:t xml:space="preserve">    "BackupPlanName": "ksm-posprd-rds-daily",</w:t>
+            </w:r>
+          </w:p>
+          <w:p>
+            <w:pPr>
+              <w:spacing w:before="0" w:after="0"/>
+            </w:pPr>
             <w:r>
               <w:rPr>
                 <w:rFonts w:ascii="Consolas" w:cs="Consolas" w:eastAsia="Consolas" w:hAnsi="Consolas"/>
                 <w:sz w:val="18"/>
                 <w:szCs w:val="18"/>
               </w:rPr>
-              <w:t xml:space="preserve">    "TargetBackupVaultName": "ksm-posprd-backup-vault",</w:t>
-            </w:r>
-          </w:p>
-          <w:p>
+              <w:t xml:space="preserve">    "Rules": [{"RuleName":"daily-7d",</w:t>
+            </w:r>
+          </w:p>
+          <w:p>
+            <w:pPr>
+              <w:spacing w:before="0" w:after="0"/>
+            </w:pPr>
             <w:r>
               <w:rPr>
                 <w:rFonts w:ascii="Consolas" w:cs="Consolas" w:eastAsia="Consolas" w:hAnsi="Consolas"/>
                 <w:sz w:val="18"/>
                 <w:szCs w:val="18"/>
               </w:rPr>
-              <w:t xml:space="preserve">    "ScheduleExpression": "cron(0 15 * * ? *)",</w:t>
-            </w:r>
-          </w:p>
-          <w:p>
+              <w:t xml:space="preserve">      "TargetBackupVaultName":"ksm-posprd-backup-vault",</w:t>
+            </w:r>
+          </w:p>
+          <w:p>
+            <w:pPr>
+              <w:spacing w:before="0" w:after="0"/>
+            </w:pPr>
             <w:r>
               <w:rPr>
                 <w:rFonts w:ascii="Consolas" w:cs="Consolas" w:eastAsia="Consolas" w:hAnsi="Consolas"/>
                 <w:sz w:val="18"/>
                 <w:szCs w:val="18"/>
               </w:rPr>
-              <w:t xml:space="preserve">    "Lifecycle": {"DeleteAfterDays": 7}}]}'</w:t>
-            </w:r>
-          </w:p>
-          <w:p>
+              <w:t xml:space="preserve">      "ScheduleExpression":"cron(0 15 * * ? *)",</w:t>
+            </w:r>
+          </w:p>
+          <w:p>
+            <w:pPr>
+              <w:spacing w:before="0" w:after="0"/>
+            </w:pPr>
             <w:r>
               <w:rPr>
                 <w:rFonts w:ascii="Consolas" w:cs="Consolas" w:eastAsia="Consolas" w:hAnsi="Consolas"/>
                 <w:sz w:val="18"/>
                 <w:szCs w:val="18"/>
               </w:rPr>
+              <w:t xml:space="preserve">      "Lifecycle":{"DeleteAfterDays":7}}]}' \</w:t>
+            </w:r>
+          </w:p>
+          <w:p>
+            <w:pPr>
+              <w:spacing w:before="0" w:after="0"/>
+            </w:pPr>
+            <w:r>
+              <w:rPr>
+                <w:rFonts w:ascii="Consolas" w:cs="Consolas" w:eastAsia="Consolas" w:hAnsi="Consolas"/>
+                <w:sz w:val="18"/>
+                <w:szCs w:val="18"/>
+              </w:rPr>
               <w:t xml:space="preserve">  --query BackupPlanId --output text)</w:t>
             </w:r>
           </w:p>
           <w:p>
+            <w:pPr>
+              <w:spacing w:before="0" w:after="0"/>
+            </w:pPr>
             <w:r>
               <w:rPr>
                 <w:rFonts w:ascii="Consolas" w:cs="Consolas" w:eastAsia="Consolas" w:hAnsi="Consolas"/>
@@ -4639,6 +4611,9 @@
             </w:r>
           </w:p>
           <w:p>
+            <w:pPr>
+              <w:spacing w:before="0" w:after="0"/>
+            </w:pPr>
             <w:r>
               <w:rPr>
                 <w:rFonts w:ascii="Consolas" w:cs="Consolas" w:eastAsia="Consolas" w:hAnsi="Consolas"/>
@@ -4649,6 +4624,9 @@
             </w:r>
           </w:p>
           <w:p>
+            <w:pPr>
+              <w:spacing w:before="0" w:after="0"/>
+            </w:pPr>
             <w:r>
               <w:rPr>
                 <w:rFonts w:ascii="Consolas" w:cs="Consolas" w:eastAsia="Consolas" w:hAnsi="Consolas"/>
@@ -4659,33 +4637,42 @@
             </w:r>
           </w:p>
           <w:p>
+            <w:pPr>
+              <w:spacing w:before="0" w:after="0"/>
+            </w:pPr>
             <w:r>
               <w:rPr>
                 <w:rFonts w:ascii="Consolas" w:cs="Consolas" w:eastAsia="Consolas" w:hAnsi="Consolas"/>
                 <w:sz w:val="18"/>
                 <w:szCs w:val="18"/>
               </w:rPr>
-              <w:t xml:space="preserve">  "SelectionName": "rds-cluster-daily",</w:t>
-            </w:r>
-          </w:p>
-          <w:p>
+              <w:t xml:space="preserve">    "SelectionName":"rds-cluster-daily",</w:t>
+            </w:r>
+          </w:p>
+          <w:p>
+            <w:pPr>
+              <w:spacing w:before="0" w:after="0"/>
+            </w:pPr>
             <w:r>
               <w:rPr>
                 <w:rFonts w:ascii="Consolas" w:cs="Consolas" w:eastAsia="Consolas" w:hAnsi="Consolas"/>
                 <w:sz w:val="18"/>
                 <w:szCs w:val="18"/>
               </w:rPr>
-              <w:t xml:space="preserve">  "IamRoleArn": "arn:aws:iam::332802448674:role/AWSBackupDefaultServiceRole",</w:t>
-            </w:r>
-          </w:p>
-          <w:p>
+              <w:t xml:space="preserve">    "IamRoleArn":"arn:aws:iam::332802448674:role/AWSBackupDefaultServiceRole",</w:t>
+            </w:r>
+          </w:p>
+          <w:p>
+            <w:pPr>
+              <w:spacing w:before="0" w:after="0"/>
+            </w:pPr>
             <w:r>
               <w:rPr>
                 <w:rFonts w:ascii="Consolas" w:cs="Consolas" w:eastAsia="Consolas" w:hAnsi="Consolas"/>
                 <w:sz w:val="18"/>
                 <w:szCs w:val="18"/>
               </w:rPr>
-              <w:t xml:space="preserve">  "Resources": ["arn:aws:rds:ap-northeast-1:332802448674:cluster:ksm-posprd-db-cluster"]}'</w:t>
+              <w:t xml:space="preserve">    "Resources":["arn:aws:rds:ap-northeast-1:332802448674:cluster:ksm-posprd-db-cluster"]}'</w:t>
             </w:r>
           </w:p>
         </w:tc>
@@ -4749,7 +4736,6 @@
                 <w:rFonts w:ascii="BIZ UDPゴシック" w:cs="BIZ UDPゴシック" w:eastAsia="BIZ UDPゴシック" w:hAnsi="BIZ UDPゴシック"/>
                 <w:b/>
                 <w:bCs/>
-                <w:color w:val="000000"/>
                 <w:sz w:val="18"/>
                 <w:szCs w:val="18"/>
               </w:rPr>
@@ -4780,7 +4766,6 @@
                 <w:rFonts w:ascii="BIZ UDPゴシック" w:cs="BIZ UDPゴシック" w:eastAsia="BIZ UDPゴシック" w:hAnsi="BIZ UDPゴシック"/>
                 <w:b/>
                 <w:bCs/>
-                <w:color w:val="000000"/>
                 <w:sz w:val="18"/>
                 <w:szCs w:val="18"/>
               </w:rPr>
@@ -4816,7 +4801,6 @@
                 <w:rFonts w:ascii="BIZ UDPゴシック" w:cs="BIZ UDPゴシック" w:eastAsia="BIZ UDPゴシック" w:hAnsi="BIZ UDPゴシック"/>
                 <w:b w:val="false"/>
                 <w:bCs w:val="false"/>
-                <w:color w:val="000000"/>
                 <w:sz w:val="18"/>
                 <w:szCs w:val="18"/>
               </w:rPr>
@@ -4847,7 +4831,6 @@
                 <w:rFonts w:ascii="BIZ UDPゴシック" w:cs="BIZ UDPゴシック" w:eastAsia="BIZ UDPゴシック" w:hAnsi="BIZ UDPゴシック"/>
                 <w:b w:val="false"/>
                 <w:bCs w:val="false"/>
-                <w:color w:val="000000"/>
                 <w:sz w:val="18"/>
                 <w:szCs w:val="18"/>
               </w:rPr>
@@ -4883,11 +4866,10 @@
                 <w:rFonts w:ascii="BIZ UDPゴシック" w:cs="BIZ UDPゴシック" w:eastAsia="BIZ UDPゴシック" w:hAnsi="BIZ UDPゴシック"/>
                 <w:b w:val="false"/>
                 <w:bCs w:val="false"/>
-                <w:color w:val="000000"/>
-                <w:sz w:val="18"/>
-                <w:szCs w:val="18"/>
-              </w:rPr>
-              <w:t xml:space="preserve">DB接続</w:t>
+                <w:sz w:val="18"/>
+                <w:szCs w:val="18"/>
+              </w:rPr>
+              <w:t xml:space="preserve">DB 接続</w:t>
             </w:r>
           </w:p>
         </w:tc>
@@ -4914,7 +4896,6 @@
                 <w:rFonts w:ascii="BIZ UDPゴシック" w:cs="BIZ UDPゴシック" w:eastAsia="BIZ UDPゴシック" w:hAnsi="BIZ UDPゴシック"/>
                 <w:b w:val="false"/>
                 <w:bCs w:val="false"/>
-                <w:color w:val="000000"/>
                 <w:sz w:val="18"/>
                 <w:szCs w:val="18"/>
               </w:rPr>
@@ -4950,7 +4931,6 @@
                 <w:rFonts w:ascii="BIZ UDPゴシック" w:cs="BIZ UDPゴシック" w:eastAsia="BIZ UDPゴシック" w:hAnsi="BIZ UDPゴシック"/>
                 <w:b w:val="false"/>
                 <w:bCs w:val="false"/>
-                <w:color w:val="000000"/>
                 <w:sz w:val="18"/>
                 <w:szCs w:val="18"/>
               </w:rPr>
@@ -4981,11 +4961,10 @@
                 <w:rFonts w:ascii="BIZ UDPゴシック" w:cs="BIZ UDPゴシック" w:eastAsia="BIZ UDPゴシック" w:hAnsi="BIZ UDPゴシック"/>
                 <w:b w:val="false"/>
                 <w:bCs w:val="false"/>
-                <w:color w:val="000000"/>
-                <w:sz w:val="18"/>
-                <w:szCs w:val="18"/>
-              </w:rPr>
-              <w:t xml:space="preserve">約 +$20〜$30/月（スナップショット保存料）</w:t>
+                <w:sz w:val="18"/>
+                <w:szCs w:val="18"/>
+              </w:rPr>
+              <w:t xml:space="preserve">約 +$20〜$30 / 月（スナップショット保存料）</w:t>
             </w:r>
           </w:p>
         </w:tc>
@@ -5017,7 +4996,6 @@
                 <w:rFonts w:ascii="BIZ UDPゴシック" w:cs="BIZ UDPゴシック" w:eastAsia="BIZ UDPゴシック" w:hAnsi="BIZ UDPゴシック"/>
                 <w:b w:val="false"/>
                 <w:bCs w:val="false"/>
-                <w:color w:val="000000"/>
                 <w:sz w:val="18"/>
                 <w:szCs w:val="18"/>
               </w:rPr>
@@ -5048,7 +5026,6 @@
                 <w:rFonts w:ascii="BIZ UDPゴシック" w:cs="BIZ UDPゴシック" w:eastAsia="BIZ UDPゴシック" w:hAnsi="BIZ UDPゴシック"/>
                 <w:b w:val="false"/>
                 <w:bCs w:val="false"/>
-                <w:color w:val="000000"/>
                 <w:sz w:val="18"/>
                 <w:szCs w:val="18"/>
               </w:rPr>
@@ -5118,7 +5095,6 @@
                 <w:rFonts w:ascii="BIZ UDPゴシック" w:cs="BIZ UDPゴシック" w:eastAsia="BIZ UDPゴシック" w:hAnsi="BIZ UDPゴシック"/>
                 <w:b/>
                 <w:bCs/>
-                <w:color w:val="000000"/>
                 <w:sz w:val="18"/>
                 <w:szCs w:val="18"/>
               </w:rPr>
@@ -5149,7 +5125,6 @@
                 <w:rFonts w:ascii="BIZ UDPゴシック" w:cs="BIZ UDPゴシック" w:eastAsia="BIZ UDPゴシック" w:hAnsi="BIZ UDPゴシック"/>
                 <w:b/>
                 <w:bCs/>
-                <w:color w:val="000000"/>
                 <w:sz w:val="18"/>
                 <w:szCs w:val="18"/>
               </w:rPr>
@@ -5180,7 +5155,6 @@
                 <w:rFonts w:ascii="BIZ UDPゴシック" w:cs="BIZ UDPゴシック" w:eastAsia="BIZ UDPゴシック" w:hAnsi="BIZ UDPゴシック"/>
                 <w:b/>
                 <w:bCs/>
-                <w:color w:val="000000"/>
                 <w:sz w:val="18"/>
                 <w:szCs w:val="18"/>
               </w:rPr>
@@ -5211,7 +5185,6 @@
                 <w:rFonts w:ascii="BIZ UDPゴシック" w:cs="BIZ UDPゴシック" w:eastAsia="BIZ UDPゴシック" w:hAnsi="BIZ UDPゴシック"/>
                 <w:b/>
                 <w:bCs/>
-                <w:color w:val="000000"/>
                 <w:sz w:val="18"/>
                 <w:szCs w:val="18"/>
               </w:rPr>
@@ -5247,7 +5220,6 @@
                 <w:rFonts w:ascii="BIZ UDPゴシック" w:cs="BIZ UDPゴシック" w:eastAsia="BIZ UDPゴシック" w:hAnsi="BIZ UDPゴシック"/>
                 <w:b w:val="false"/>
                 <w:bCs w:val="false"/>
-                <w:color w:val="000000"/>
                 <w:sz w:val="18"/>
                 <w:szCs w:val="18"/>
               </w:rPr>
@@ -5273,17 +5245,42 @@
             </w:tcMar>
           </w:tcPr>
           <w:p>
-            <w:r>
-              <w:rPr>
-                <w:rFonts w:ascii="BIZ UDPゴシック" w:cs="BIZ UDPゴシック" w:eastAsia="BIZ UDPゴシック" w:hAnsi="BIZ UDPゴシック"/>
-                <w:b w:val="false"/>
-                <w:bCs w:val="false"/>
-                <w:color w:val="000000"/>
-                <w:sz w:val="18"/>
-                <w:szCs w:val="18"/>
-              </w:rPr>
-              <w:t xml:space="preserve">バックアップボールト「ksm-posprd-backup-vault」が作成されていることを確認
-▶ aws backup list-backup-vaults --region ap-northeast-1 --query "BackupVaultList[?BackupVaultName=='ksm-posprd-backup-vault'].[BackupVaultName,EncryptionKeyArn]" --output table</w:t>
+            <w:pPr>
+              <w:spacing w:before="0" w:after="0"/>
+            </w:pPr>
+            <w:r>
+              <w:rPr>
+                <w:rFonts w:ascii="BIZ UDPゴシック" w:cs="BIZ UDPゴシック" w:eastAsia="BIZ UDPゴシック" w:hAnsi="BIZ UDPゴシック"/>
+                <w:sz w:val="18"/>
+                <w:szCs w:val="18"/>
+              </w:rPr>
+              <w:t xml:space="preserve">バックアップボールト「ksm-posprd-backup-vault」が作成されていることを確認</w:t>
+            </w:r>
+          </w:p>
+          <w:p>
+            <w:pPr>
+              <w:spacing w:before="0" w:after="0"/>
+            </w:pPr>
+            <w:r>
+              <w:rPr>
+                <w:rFonts w:ascii="BIZ UDPゴシック" w:cs="BIZ UDPゴシック" w:eastAsia="BIZ UDPゴシック" w:hAnsi="BIZ UDPゴシック"/>
+                <w:sz w:val="18"/>
+                <w:szCs w:val="18"/>
+              </w:rPr>
+              <w:t xml:space="preserve">▶ aws backup list-backup-vaults --region ap-northeast-1 \</w:t>
+            </w:r>
+          </w:p>
+          <w:p>
+            <w:pPr>
+              <w:spacing w:before="0" w:after="0"/>
+            </w:pPr>
+            <w:r>
+              <w:rPr>
+                <w:rFonts w:ascii="BIZ UDPゴシック" w:cs="BIZ UDPゴシック" w:eastAsia="BIZ UDPゴシック" w:hAnsi="BIZ UDPゴシック"/>
+                <w:sz w:val="18"/>
+                <w:szCs w:val="18"/>
+              </w:rPr>
+              <w:t xml:space="preserve">    --query "BackupVaultList[?BackupVaultName=='ksm-posprd-backup-vault'].[BackupVaultName,EncryptionKeyArn]" --output table</w:t>
             </w:r>
           </w:p>
         </w:tc>
@@ -5310,11 +5307,10 @@
                 <w:rFonts w:ascii="BIZ UDPゴシック" w:cs="BIZ UDPゴシック" w:eastAsia="BIZ UDPゴシック" w:hAnsi="BIZ UDPゴシック"/>
                 <w:b w:val="false"/>
                 <w:bCs w:val="false"/>
-                <w:color w:val="000000"/>
-                <w:sz w:val="18"/>
-                <w:szCs w:val="18"/>
-              </w:rPr>
-              <w:t xml:space="preserve">ボールトが ap-northeast-1 に存在し、暗号化キーARNが表示される</w:t>
+                <w:sz w:val="18"/>
+                <w:szCs w:val="18"/>
+              </w:rPr>
+              <w:t xml:space="preserve">ボールトが ap-northeast-1 に存在し、暗号化キー ARN が表示される</w:t>
             </w:r>
           </w:p>
         </w:tc>
@@ -5341,7 +5337,6 @@
                 <w:rFonts w:ascii="BIZ UDPゴシック" w:cs="BIZ UDPゴシック" w:eastAsia="BIZ UDPゴシック" w:hAnsi="BIZ UDPゴシック"/>
                 <w:b w:val="false"/>
                 <w:bCs w:val="false"/>
-                <w:color w:val="000000"/>
                 <w:sz w:val="18"/>
                 <w:szCs w:val="18"/>
               </w:rPr>
@@ -5377,7 +5372,6 @@
                 <w:rFonts w:ascii="BIZ UDPゴシック" w:cs="BIZ UDPゴシック" w:eastAsia="BIZ UDPゴシック" w:hAnsi="BIZ UDPゴシック"/>
                 <w:b w:val="false"/>
                 <w:bCs w:val="false"/>
-                <w:color w:val="000000"/>
                 <w:sz w:val="18"/>
                 <w:szCs w:val="18"/>
               </w:rPr>
@@ -5403,17 +5397,42 @@
             </w:tcMar>
           </w:tcPr>
           <w:p>
-            <w:r>
-              <w:rPr>
-                <w:rFonts w:ascii="BIZ UDPゴシック" w:cs="BIZ UDPゴシック" w:eastAsia="BIZ UDPゴシック" w:hAnsi="BIZ UDPゴシック"/>
-                <w:b w:val="false"/>
-                <w:bCs w:val="false"/>
-                <w:color w:val="000000"/>
-                <w:sz w:val="18"/>
-                <w:szCs w:val="18"/>
-              </w:rPr>
-              <w:t xml:space="preserve">プラン①（毎時）が作成されスケジュールが正しく設定されていることを確認
-▶ aws backup list-backup-plans --region ap-northeast-1 --query "BackupPlansList[?BackupPlanName=='ksm-posprd-rds-hourly'].[BackupPlanName,BackupPlanId]" --output table</w:t>
+            <w:pPr>
+              <w:spacing w:before="0" w:after="0"/>
+            </w:pPr>
+            <w:r>
+              <w:rPr>
+                <w:rFonts w:ascii="BIZ UDPゴシック" w:cs="BIZ UDPゴシック" w:eastAsia="BIZ UDPゴシック" w:hAnsi="BIZ UDPゴシック"/>
+                <w:sz w:val="18"/>
+                <w:szCs w:val="18"/>
+              </w:rPr>
+              <w:t xml:space="preserve">プラン①（毎時）が作成されスケジュールが正しく設定されていることを確認</w:t>
+            </w:r>
+          </w:p>
+          <w:p>
+            <w:pPr>
+              <w:spacing w:before="0" w:after="0"/>
+            </w:pPr>
+            <w:r>
+              <w:rPr>
+                <w:rFonts w:ascii="BIZ UDPゴシック" w:cs="BIZ UDPゴシック" w:eastAsia="BIZ UDPゴシック" w:hAnsi="BIZ UDPゴシック"/>
+                <w:sz w:val="18"/>
+                <w:szCs w:val="18"/>
+              </w:rPr>
+              <w:t xml:space="preserve">▶ aws backup list-backup-plans --region ap-northeast-1 \</w:t>
+            </w:r>
+          </w:p>
+          <w:p>
+            <w:pPr>
+              <w:spacing w:before="0" w:after="0"/>
+            </w:pPr>
+            <w:r>
+              <w:rPr>
+                <w:rFonts w:ascii="BIZ UDPゴシック" w:cs="BIZ UDPゴシック" w:eastAsia="BIZ UDPゴシック" w:hAnsi="BIZ UDPゴシック"/>
+                <w:sz w:val="18"/>
+                <w:szCs w:val="18"/>
+              </w:rPr>
+              <w:t xml:space="preserve">    --query "BackupPlansList[?BackupPlanName=='ksm-posprd-rds-hourly'].[BackupPlanName,BackupPlanId]" --output table</w:t>
             </w:r>
           </w:p>
         </w:tc>
@@ -5440,11 +5459,11 @@
                 <w:rFonts w:ascii="BIZ UDPゴシック" w:cs="BIZ UDPゴシック" w:eastAsia="BIZ UDPゴシック" w:hAnsi="BIZ UDPゴシック"/>
                 <w:b w:val="false"/>
                 <w:bCs w:val="false"/>
-                <w:color w:val="000000"/>
-                <w:sz w:val="18"/>
-                <w:szCs w:val="18"/>
-              </w:rPr>
-              <w:t xml:space="preserve">プラン「ksm-posprd-rds-hourly」が存在し ScheduleExpression = cron(0 * * * ? *)</w:t>
+                <w:sz w:val="18"/>
+                <w:szCs w:val="18"/>
+              </w:rPr>
+              <w:t xml:space="preserve">プラン「ksm-posprd-rds-hourly」が存在し
+ScheduleExpression = cron(0 * * * ? *)</w:t>
             </w:r>
           </w:p>
         </w:tc>
@@ -5471,7 +5490,6 @@
                 <w:rFonts w:ascii="BIZ UDPゴシック" w:cs="BIZ UDPゴシック" w:eastAsia="BIZ UDPゴシック" w:hAnsi="BIZ UDPゴシック"/>
                 <w:b w:val="false"/>
                 <w:bCs w:val="false"/>
-                <w:color w:val="000000"/>
                 <w:sz w:val="18"/>
                 <w:szCs w:val="18"/>
               </w:rPr>
@@ -5507,7 +5525,6 @@
                 <w:rFonts w:ascii="BIZ UDPゴシック" w:cs="BIZ UDPゴシック" w:eastAsia="BIZ UDPゴシック" w:hAnsi="BIZ UDPゴシック"/>
                 <w:b w:val="false"/>
                 <w:bCs w:val="false"/>
-                <w:color w:val="000000"/>
                 <w:sz w:val="18"/>
                 <w:szCs w:val="18"/>
               </w:rPr>
@@ -5533,17 +5550,42 @@
             </w:tcMar>
           </w:tcPr>
           <w:p>
-            <w:r>
-              <w:rPr>
-                <w:rFonts w:ascii="BIZ UDPゴシック" w:cs="BIZ UDPゴシック" w:eastAsia="BIZ UDPゴシック" w:hAnsi="BIZ UDPゴシック"/>
-                <w:b w:val="false"/>
-                <w:bCs w:val="false"/>
-                <w:color w:val="000000"/>
-                <w:sz w:val="18"/>
-                <w:szCs w:val="18"/>
-              </w:rPr>
-              <w:t xml:space="preserve">プラン②（日次）が作成されスケジュールが正しく設定されていることを確認
-▶ aws backup list-backup-plans --region ap-northeast-1 --query "BackupPlansList[?BackupPlanName=='ksm-posprd-rds-daily'].[BackupPlanName,BackupPlanId]" --output table</w:t>
+            <w:pPr>
+              <w:spacing w:before="0" w:after="0"/>
+            </w:pPr>
+            <w:r>
+              <w:rPr>
+                <w:rFonts w:ascii="BIZ UDPゴシック" w:cs="BIZ UDPゴシック" w:eastAsia="BIZ UDPゴシック" w:hAnsi="BIZ UDPゴシック"/>
+                <w:sz w:val="18"/>
+                <w:szCs w:val="18"/>
+              </w:rPr>
+              <w:t xml:space="preserve">プラン②（日次）が作成されスケジュールが正しく設定されていることを確認</w:t>
+            </w:r>
+          </w:p>
+          <w:p>
+            <w:pPr>
+              <w:spacing w:before="0" w:after="0"/>
+            </w:pPr>
+            <w:r>
+              <w:rPr>
+                <w:rFonts w:ascii="BIZ UDPゴシック" w:cs="BIZ UDPゴシック" w:eastAsia="BIZ UDPゴシック" w:hAnsi="BIZ UDPゴシック"/>
+                <w:sz w:val="18"/>
+                <w:szCs w:val="18"/>
+              </w:rPr>
+              <w:t xml:space="preserve">▶ aws backup list-backup-plans --region ap-northeast-1 \</w:t>
+            </w:r>
+          </w:p>
+          <w:p>
+            <w:pPr>
+              <w:spacing w:before="0" w:after="0"/>
+            </w:pPr>
+            <w:r>
+              <w:rPr>
+                <w:rFonts w:ascii="BIZ UDPゴシック" w:cs="BIZ UDPゴシック" w:eastAsia="BIZ UDPゴシック" w:hAnsi="BIZ UDPゴシック"/>
+                <w:sz w:val="18"/>
+                <w:szCs w:val="18"/>
+              </w:rPr>
+              <w:t xml:space="preserve">    --query "BackupPlansList[?BackupPlanName=='ksm-posprd-rds-daily'].[BackupPlanName,BackupPlanId]" --output table</w:t>
             </w:r>
           </w:p>
         </w:tc>
@@ -5570,11 +5612,11 @@
                 <w:rFonts w:ascii="BIZ UDPゴシック" w:cs="BIZ UDPゴシック" w:eastAsia="BIZ UDPゴシック" w:hAnsi="BIZ UDPゴシック"/>
                 <w:b w:val="false"/>
                 <w:bCs w:val="false"/>
-                <w:color w:val="000000"/>
-                <w:sz w:val="18"/>
-                <w:szCs w:val="18"/>
-              </w:rPr>
-              <w:t xml:space="preserve">プラン「ksm-posprd-rds-daily」が存在し ScheduleExpression = cron(0 15 * * ? *)</w:t>
+                <w:sz w:val="18"/>
+                <w:szCs w:val="18"/>
+              </w:rPr>
+              <w:t xml:space="preserve">プラン「ksm-posprd-rds-daily」が存在し
+ScheduleExpression = cron(0 15 * * ? *)</w:t>
             </w:r>
           </w:p>
         </w:tc>
@@ -5601,7 +5643,6 @@
                 <w:rFonts w:ascii="BIZ UDPゴシック" w:cs="BIZ UDPゴシック" w:eastAsia="BIZ UDPゴシック" w:hAnsi="BIZ UDPゴシック"/>
                 <w:b w:val="false"/>
                 <w:bCs w:val="false"/>
-                <w:color w:val="000000"/>
                 <w:sz w:val="18"/>
                 <w:szCs w:val="18"/>
               </w:rPr>
@@ -5637,7 +5678,6 @@
                 <w:rFonts w:ascii="BIZ UDPゴシック" w:cs="BIZ UDPゴシック" w:eastAsia="BIZ UDPゴシック" w:hAnsi="BIZ UDPゴシック"/>
                 <w:b w:val="false"/>
                 <w:bCs w:val="false"/>
-                <w:color w:val="000000"/>
                 <w:sz w:val="18"/>
                 <w:szCs w:val="18"/>
               </w:rPr>
@@ -5663,17 +5703,55 @@
             </w:tcMar>
           </w:tcPr>
           <w:p>
-            <w:r>
-              <w:rPr>
-                <w:rFonts w:ascii="BIZ UDPゴシック" w:cs="BIZ UDPゴシック" w:eastAsia="BIZ UDPゴシック" w:hAnsi="BIZ UDPゴシック"/>
-                <w:b w:val="false"/>
-                <w:bCs w:val="false"/>
-                <w:color w:val="000000"/>
-                <w:sz w:val="18"/>
-                <w:szCs w:val="18"/>
-              </w:rPr>
-              <w:t xml:space="preserve">バックアップジョブが実行されステータスが「COMPLETED」であることを確認（設定翌日以降）
-▶ aws backup list-backup-jobs --region ap-northeast-1 --by-resource-arn arn:aws:rds:ap-northeast-1:332802448674:cluster:ksm-posprd-db-cluster --query "BackupJobs[0:5].[CreationDate,State,BackupSizeInBytes]" --output table</w:t>
+            <w:pPr>
+              <w:spacing w:before="0" w:after="0"/>
+            </w:pPr>
+            <w:r>
+              <w:rPr>
+                <w:rFonts w:ascii="BIZ UDPゴシック" w:cs="BIZ UDPゴシック" w:eastAsia="BIZ UDPゴシック" w:hAnsi="BIZ UDPゴシック"/>
+                <w:sz w:val="18"/>
+                <w:szCs w:val="18"/>
+              </w:rPr>
+              <w:t xml:space="preserve">バックアップジョブが「COMPLETED」になっていることを確認（設定翌日以降）</w:t>
+            </w:r>
+          </w:p>
+          <w:p>
+            <w:pPr>
+              <w:spacing w:before="0" w:after="0"/>
+            </w:pPr>
+            <w:r>
+              <w:rPr>
+                <w:rFonts w:ascii="BIZ UDPゴシック" w:cs="BIZ UDPゴシック" w:eastAsia="BIZ UDPゴシック" w:hAnsi="BIZ UDPゴシック"/>
+                <w:sz w:val="18"/>
+                <w:szCs w:val="18"/>
+              </w:rPr>
+              <w:t xml:space="preserve">▶ aws backup list-backup-jobs --region ap-northeast-1 \</w:t>
+            </w:r>
+          </w:p>
+          <w:p>
+            <w:pPr>
+              <w:spacing w:before="0" w:after="0"/>
+            </w:pPr>
+            <w:r>
+              <w:rPr>
+                <w:rFonts w:ascii="BIZ UDPゴシック" w:cs="BIZ UDPゴシック" w:eastAsia="BIZ UDPゴシック" w:hAnsi="BIZ UDPゴシック"/>
+                <w:sz w:val="18"/>
+                <w:szCs w:val="18"/>
+              </w:rPr>
+              <w:t xml:space="preserve">    --by-resource-arn arn:aws:rds:ap-northeast-1:332802448674:cluster:ksm-posprd-db-cluster \</w:t>
+            </w:r>
+          </w:p>
+          <w:p>
+            <w:pPr>
+              <w:spacing w:before="0" w:after="0"/>
+            </w:pPr>
+            <w:r>
+              <w:rPr>
+                <w:rFonts w:ascii="BIZ UDPゴシック" w:cs="BIZ UDPゴシック" w:eastAsia="BIZ UDPゴシック" w:hAnsi="BIZ UDPゴシック"/>
+                <w:sz w:val="18"/>
+                <w:szCs w:val="18"/>
+              </w:rPr>
+              <w:t xml:space="preserve">    --query "BackupJobs[0:5].[CreationDate,State,BackupSizeInBytes]" --output table</w:t>
             </w:r>
           </w:p>
         </w:tc>
@@ -5700,11 +5778,11 @@
                 <w:rFonts w:ascii="BIZ UDPゴシック" w:cs="BIZ UDPゴシック" w:eastAsia="BIZ UDPゴシック" w:hAnsi="BIZ UDPゴシック"/>
                 <w:b w:val="false"/>
                 <w:bCs w:val="false"/>
-                <w:color w:val="000000"/>
-                <w:sz w:val="18"/>
-                <w:szCs w:val="18"/>
-              </w:rPr>
-              <w:t xml:space="preserve">State = COMPLETED。毎時・日次プランの両方でジョブが生成されている</w:t>
+                <w:sz w:val="18"/>
+                <w:szCs w:val="18"/>
+              </w:rPr>
+              <w:t xml:space="preserve">State = COMPLETED
+毎時・日次プランの両方でジョブが生成されている</w:t>
             </w:r>
           </w:p>
         </w:tc>
@@ -5731,7 +5809,6 @@
                 <w:rFonts w:ascii="BIZ UDPゴシック" w:cs="BIZ UDPゴシック" w:eastAsia="BIZ UDPゴシック" w:hAnsi="BIZ UDPゴシック"/>
                 <w:b w:val="false"/>
                 <w:bCs w:val="false"/>
-                <w:color w:val="000000"/>
                 <w:sz w:val="18"/>
                 <w:szCs w:val="18"/>
               </w:rPr>
@@ -5751,7 +5828,7 @@
           <w:sz w:val="18"/>
           <w:szCs w:val="18"/>
         </w:rPr>
-        <w:t xml:space="preserve">→ 全テスト完了後、結果欄を記入して Thanh Nguyên へ提出すること。</w:t>
+        <w:t xml:space="preserve">→ 全テスト完了後、結果欄（OK/NG）を記入して Thanh Nguyên へ提出すること。</w:t>
       </w:r>
     </w:p>
     <w:p>
@@ -5821,6 +5898,9 @@
             </w:tcMar>
           </w:tcPr>
           <w:p>
+            <w:pPr>
+              <w:spacing w:before="0" w:after="0"/>
+            </w:pPr>
             <w:r>
               <w:rPr>
                 <w:rFonts w:ascii="Consolas" w:cs="Consolas" w:eastAsia="Consolas" w:hAnsi="Consolas"/>
@@ -5831,36 +5911,74 @@
             </w:r>
           </w:p>
           <w:p>
+            <w:pPr>
+              <w:spacing w:before="0" w:after="0"/>
+            </w:pPr>
             <w:r>
               <w:rPr>
                 <w:rFonts w:ascii="Consolas" w:cs="Consolas" w:eastAsia="Consolas" w:hAnsi="Consolas"/>
                 <w:sz w:val="18"/>
                 <w:szCs w:val="18"/>
               </w:rPr>
-              <w:t xml:space="preserve">PLAN_HOURLY=$(aws backup list-backup-plans --region $REGION \</w:t>
-            </w:r>
-          </w:p>
-          <w:p>
+              <w:t xml:space="preserve"/>
+            </w:r>
+          </w:p>
+          <w:p>
+            <w:pPr>
+              <w:spacing w:before="0" w:after="0"/>
+            </w:pPr>
             <w:r>
               <w:rPr>
                 <w:rFonts w:ascii="Consolas" w:cs="Consolas" w:eastAsia="Consolas" w:hAnsi="Consolas"/>
                 <w:sz w:val="18"/>
                 <w:szCs w:val="18"/>
               </w:rPr>
+              <w:t xml:space="preserve"># バックアッププラン ID を取得</w:t>
+            </w:r>
+          </w:p>
+          <w:p>
+            <w:pPr>
+              <w:spacing w:before="0" w:after="0"/>
+            </w:pPr>
+            <w:r>
+              <w:rPr>
+                <w:rFonts w:ascii="Consolas" w:cs="Consolas" w:eastAsia="Consolas" w:hAnsi="Consolas"/>
+                <w:sz w:val="18"/>
+                <w:szCs w:val="18"/>
+              </w:rPr>
+              <w:t xml:space="preserve">PLAN_H=$(aws backup list-backup-plans --region $REGION \</w:t>
+            </w:r>
+          </w:p>
+          <w:p>
+            <w:pPr>
+              <w:spacing w:before="0" w:after="0"/>
+            </w:pPr>
+            <w:r>
+              <w:rPr>
+                <w:rFonts w:ascii="Consolas" w:cs="Consolas" w:eastAsia="Consolas" w:hAnsi="Consolas"/>
+                <w:sz w:val="18"/>
+                <w:szCs w:val="18"/>
+              </w:rPr>
               <w:t xml:space="preserve">  --query "BackupPlansList[?BackupPlanName=='ksm-posprd-rds-hourly'].BackupPlanId" --output text)</w:t>
             </w:r>
           </w:p>
           <w:p>
+            <w:pPr>
+              <w:spacing w:before="0" w:after="0"/>
+            </w:pPr>
             <w:r>
               <w:rPr>
                 <w:rFonts w:ascii="Consolas" w:cs="Consolas" w:eastAsia="Consolas" w:hAnsi="Consolas"/>
                 <w:sz w:val="18"/>
                 <w:szCs w:val="18"/>
               </w:rPr>
-              <w:t xml:space="preserve">PLAN_DAILY=$(aws backup list-backup-plans --region $REGION \</w:t>
-            </w:r>
-          </w:p>
-          <w:p>
+              <w:t xml:space="preserve">PLAN_D=$(aws backup list-backup-plans --region $REGION \</w:t>
+            </w:r>
+          </w:p>
+          <w:p>
+            <w:pPr>
+              <w:spacing w:before="0" w:after="0"/>
+            </w:pPr>
             <w:r>
               <w:rPr>
                 <w:rFonts w:ascii="Consolas" w:cs="Consolas" w:eastAsia="Consolas" w:hAnsi="Consolas"/>
@@ -5871,23 +5989,55 @@
             </w:r>
           </w:p>
           <w:p>
+            <w:pPr>
+              <w:spacing w:before="0" w:after="0"/>
+            </w:pPr>
             <w:r>
               <w:rPr>
                 <w:rFonts w:ascii="Consolas" w:cs="Consolas" w:eastAsia="Consolas" w:hAnsi="Consolas"/>
                 <w:sz w:val="18"/>
                 <w:szCs w:val="18"/>
               </w:rPr>
-              <w:t xml:space="preserve">aws backup delete-backup-plan --region $REGION --backup-plan-id $PLAN_HOURLY</w:t>
-            </w:r>
-          </w:p>
-          <w:p>
+              <w:t xml:space="preserve"/>
+            </w:r>
+          </w:p>
+          <w:p>
+            <w:pPr>
+              <w:spacing w:before="0" w:after="0"/>
+            </w:pPr>
             <w:r>
               <w:rPr>
                 <w:rFonts w:ascii="Consolas" w:cs="Consolas" w:eastAsia="Consolas" w:hAnsi="Consolas"/>
                 <w:sz w:val="18"/>
                 <w:szCs w:val="18"/>
               </w:rPr>
-              <w:t xml:space="preserve">aws backup delete-backup-plan --region $REGION --backup-plan-id $PLAN_DAILY</w:t>
+              <w:t xml:space="preserve"># プランを削除</w:t>
+            </w:r>
+          </w:p>
+          <w:p>
+            <w:pPr>
+              <w:spacing w:before="0" w:after="0"/>
+            </w:pPr>
+            <w:r>
+              <w:rPr>
+                <w:rFonts w:ascii="Consolas" w:cs="Consolas" w:eastAsia="Consolas" w:hAnsi="Consolas"/>
+                <w:sz w:val="18"/>
+                <w:szCs w:val="18"/>
+              </w:rPr>
+              <w:t xml:space="preserve">aws backup delete-backup-plan --region $REGION --backup-plan-id $PLAN_H</w:t>
+            </w:r>
+          </w:p>
+          <w:p>
+            <w:pPr>
+              <w:spacing w:before="0" w:after="0"/>
+            </w:pPr>
+            <w:r>
+              <w:rPr>
+                <w:rFonts w:ascii="Consolas" w:cs="Consolas" w:eastAsia="Consolas" w:hAnsi="Consolas"/>
+                <w:sz w:val="18"/>
+                <w:szCs w:val="18"/>
+              </w:rPr>
+              <w:t xml:space="preserve">aws backup delete-backup-plan --region $REGION --backup-plan-id $PLAN_D</w:t>
             </w:r>
           </w:p>
         </w:tc>
@@ -6069,7 +6219,7 @@
         <w:sz w:val="22"/>
         <w:szCs w:val="22"/>
       </w:rPr>
-      <w:t xml:space="preserve">カスミPOS 改修指示書</w:t>
+      <w:t xml:space="preserve">カスミ POS  改修指示書</w:t>
     </w:r>
     <w:r>
       <w:rPr>
@@ -6349,7 +6499,7 @@
     <w:next w:val="Normal"/>
     <w:qFormat/>
     <w:pPr>
-      <w:spacing w:before="300" w:after="120"/>
+      <w:spacing w:before="360" w:after="120"/>
       <w:outlineLvl w:val="0"/>
     </w:pPr>
     <w:rPr>
@@ -6366,7 +6516,7 @@
     <w:next w:val="Normal"/>
     <w:qFormat/>
     <w:pPr>
-      <w:spacing w:before="200" w:after="80"/>
+      <w:spacing w:before="240" w:after="80"/>
       <w:outlineLvl w:val="1"/>
     </w:pPr>
     <w:rPr>

--- a/40_AWS/04_修正依頼/20260308_MYSQLバックアップ設定.docx
+++ b/40_AWS/04_修正依頼/20260308_MYSQLバックアップ設定.docx
@@ -4,7 +4,7 @@
   <w:body>
     <w:p>
       <w:pPr>
-        <w:spacing w:before="1800" w:after="120"/>
+        <w:spacing w:before="1600" w:after="120"/>
         <w:jc w:val="center"/>
       </w:pPr>
       <w:r>
@@ -20,7 +20,7 @@
     </w:p>
     <w:p>
       <w:pPr>
-        <w:spacing w:before="80" w:after="300"/>
+        <w:spacing w:before="60" w:after="300"/>
         <w:jc w:val="center"/>
       </w:pPr>
       <w:r>
@@ -29,7 +29,7 @@
           <w:sz w:val="24"/>
           <w:szCs w:val="24"/>
         </w:rPr>
-        <w:t xml:space="preserve">2026/03/08  AWS Backup によるRDSバックアップ設定強化</w:t>
+        <w:t xml:space="preserve">AWS Backup によるRDSバックアップ設定強化</w:t>
       </w:r>
     </w:p>
     <w:tbl>
@@ -76,6 +76,9 @@
                 <w:rFonts w:ascii="BIZ UDPゴシック" w:cs="BIZ UDPゴシック" w:eastAsia="BIZ UDPゴシック" w:hAnsi="BIZ UDPゴシック"/>
                 <w:b w:val="false"/>
                 <w:bCs w:val="false"/>
+                <w:i w:val="false"/>
+                <w:iCs w:val="false"/>
+                <w:color w:val="000000"/>
                 <w:sz w:val="18"/>
                 <w:szCs w:val="18"/>
               </w:rPr>
@@ -106,6 +109,9 @@
                 <w:rFonts w:ascii="BIZ UDPゴシック" w:cs="BIZ UDPゴシック" w:eastAsia="BIZ UDPゴシック" w:hAnsi="BIZ UDPゴシック"/>
                 <w:b w:val="false"/>
                 <w:bCs w:val="false"/>
+                <w:i w:val="false"/>
+                <w:iCs w:val="false"/>
+                <w:color w:val="000000"/>
                 <w:sz w:val="18"/>
                 <w:szCs w:val="18"/>
               </w:rPr>
@@ -141,6 +147,9 @@
                 <w:rFonts w:ascii="BIZ UDPゴシック" w:cs="BIZ UDPゴシック" w:eastAsia="BIZ UDPゴシック" w:hAnsi="BIZ UDPゴシック"/>
                 <w:b w:val="false"/>
                 <w:bCs w:val="false"/>
+                <w:i w:val="false"/>
+                <w:iCs w:val="false"/>
+                <w:color w:val="000000"/>
                 <w:sz w:val="18"/>
                 <w:szCs w:val="18"/>
               </w:rPr>
@@ -171,6 +180,9 @@
                 <w:rFonts w:ascii="BIZ UDPゴシック" w:cs="BIZ UDPゴシック" w:eastAsia="BIZ UDPゴシック" w:hAnsi="BIZ UDPゴシック"/>
                 <w:b w:val="false"/>
                 <w:bCs w:val="false"/>
+                <w:i w:val="false"/>
+                <w:iCs w:val="false"/>
+                <w:color w:val="000000"/>
                 <w:sz w:val="18"/>
                 <w:szCs w:val="18"/>
               </w:rPr>
@@ -206,6 +218,9 @@
                 <w:rFonts w:ascii="BIZ UDPゴシック" w:cs="BIZ UDPゴシック" w:eastAsia="BIZ UDPゴシック" w:hAnsi="BIZ UDPゴシック"/>
                 <w:b w:val="false"/>
                 <w:bCs w:val="false"/>
+                <w:i w:val="false"/>
+                <w:iCs w:val="false"/>
+                <w:color w:val="000000"/>
                 <w:sz w:val="18"/>
                 <w:szCs w:val="18"/>
               </w:rPr>
@@ -236,6 +251,9 @@
                 <w:rFonts w:ascii="BIZ UDPゴシック" w:cs="BIZ UDPゴシック" w:eastAsia="BIZ UDPゴシック" w:hAnsi="BIZ UDPゴシック"/>
                 <w:b w:val="false"/>
                 <w:bCs w:val="false"/>
+                <w:i w:val="false"/>
+                <w:iCs w:val="false"/>
+                <w:color w:val="000000"/>
                 <w:sz w:val="18"/>
                 <w:szCs w:val="18"/>
               </w:rPr>
@@ -271,6 +289,9 @@
                 <w:rFonts w:ascii="BIZ UDPゴシック" w:cs="BIZ UDPゴシック" w:eastAsia="BIZ UDPゴシック" w:hAnsi="BIZ UDPゴシック"/>
                 <w:b w:val="false"/>
                 <w:bCs w:val="false"/>
+                <w:i w:val="false"/>
+                <w:iCs w:val="false"/>
+                <w:color w:val="000000"/>
                 <w:sz w:val="18"/>
                 <w:szCs w:val="18"/>
               </w:rPr>
@@ -301,6 +322,9 @@
                 <w:rFonts w:ascii="BIZ UDPゴシック" w:cs="BIZ UDPゴシック" w:eastAsia="BIZ UDPゴシック" w:hAnsi="BIZ UDPゴシック"/>
                 <w:b w:val="false"/>
                 <w:bCs w:val="false"/>
+                <w:i w:val="false"/>
+                <w:iCs w:val="false"/>
+                <w:color w:val="000000"/>
                 <w:sz w:val="18"/>
                 <w:szCs w:val="18"/>
               </w:rPr>
@@ -336,6 +360,9 @@
                 <w:rFonts w:ascii="BIZ UDPゴシック" w:cs="BIZ UDPゴシック" w:eastAsia="BIZ UDPゴシック" w:hAnsi="BIZ UDPゴシック"/>
                 <w:b w:val="false"/>
                 <w:bCs w:val="false"/>
+                <w:i w:val="false"/>
+                <w:iCs w:val="false"/>
+                <w:color w:val="000000"/>
                 <w:sz w:val="18"/>
                 <w:szCs w:val="18"/>
               </w:rPr>
@@ -366,6 +393,9 @@
                 <w:rFonts w:ascii="BIZ UDPゴシック" w:cs="BIZ UDPゴシック" w:eastAsia="BIZ UDPゴシック" w:hAnsi="BIZ UDPゴシック"/>
                 <w:b w:val="false"/>
                 <w:bCs w:val="false"/>
+                <w:i w:val="false"/>
+                <w:iCs w:val="false"/>
+                <w:color w:val="000000"/>
                 <w:sz w:val="18"/>
                 <w:szCs w:val="18"/>
               </w:rPr>
@@ -401,6 +431,9 @@
                 <w:rFonts w:ascii="BIZ UDPゴシック" w:cs="BIZ UDPゴシック" w:eastAsia="BIZ UDPゴシック" w:hAnsi="BIZ UDPゴシック"/>
                 <w:b w:val="false"/>
                 <w:bCs w:val="false"/>
+                <w:i w:val="false"/>
+                <w:iCs w:val="false"/>
+                <w:color w:val="000000"/>
                 <w:sz w:val="18"/>
                 <w:szCs w:val="18"/>
               </w:rPr>
@@ -431,6 +464,9 @@
                 <w:rFonts w:ascii="BIZ UDPゴシック" w:cs="BIZ UDPゴシック" w:eastAsia="BIZ UDPゴシック" w:hAnsi="BIZ UDPゴシック"/>
                 <w:b w:val="false"/>
                 <w:bCs w:val="false"/>
+                <w:i w:val="false"/>
+                <w:iCs w:val="false"/>
+                <w:color w:val="000000"/>
                 <w:sz w:val="18"/>
                 <w:szCs w:val="18"/>
               </w:rPr>
@@ -466,6 +502,9 @@
                 <w:rFonts w:ascii="BIZ UDPゴシック" w:cs="BIZ UDPゴシック" w:eastAsia="BIZ UDPゴシック" w:hAnsi="BIZ UDPゴシック"/>
                 <w:b w:val="false"/>
                 <w:bCs w:val="false"/>
+                <w:i w:val="false"/>
+                <w:iCs w:val="false"/>
+                <w:color w:val="000000"/>
                 <w:sz w:val="18"/>
                 <w:szCs w:val="18"/>
               </w:rPr>
@@ -496,6 +535,9 @@
                 <w:rFonts w:ascii="BIZ UDPゴシック" w:cs="BIZ UDPゴシック" w:eastAsia="BIZ UDPゴシック" w:hAnsi="BIZ UDPゴシック"/>
                 <w:b w:val="false"/>
                 <w:bCs w:val="false"/>
+                <w:i w:val="false"/>
+                <w:iCs w:val="false"/>
+                <w:color w:val="000000"/>
                 <w:sz w:val="18"/>
                 <w:szCs w:val="18"/>
               </w:rPr>
@@ -531,6 +573,9 @@
                 <w:rFonts w:ascii="BIZ UDPゴシック" w:cs="BIZ UDPゴシック" w:eastAsia="BIZ UDPゴシック" w:hAnsi="BIZ UDPゴシック"/>
                 <w:b w:val="false"/>
                 <w:bCs w:val="false"/>
+                <w:i w:val="false"/>
+                <w:iCs w:val="false"/>
+                <w:color w:val="000000"/>
                 <w:sz w:val="18"/>
                 <w:szCs w:val="18"/>
               </w:rPr>
@@ -561,6 +606,9 @@
                 <w:rFonts w:ascii="BIZ UDPゴシック" w:cs="BIZ UDPゴシック" w:eastAsia="BIZ UDPゴシック" w:hAnsi="BIZ UDPゴシック"/>
                 <w:b w:val="false"/>
                 <w:bCs w:val="false"/>
+                <w:i w:val="false"/>
+                <w:iCs w:val="false"/>
+                <w:color w:val="000000"/>
                 <w:sz w:val="18"/>
                 <w:szCs w:val="18"/>
               </w:rPr>
@@ -596,6 +644,9 @@
                 <w:rFonts w:ascii="BIZ UDPゴシック" w:cs="BIZ UDPゴシック" w:eastAsia="BIZ UDPゴシック" w:hAnsi="BIZ UDPゴシック"/>
                 <w:b w:val="false"/>
                 <w:bCs w:val="false"/>
+                <w:i w:val="false"/>
+                <w:iCs w:val="false"/>
+                <w:color w:val="000000"/>
                 <w:sz w:val="18"/>
                 <w:szCs w:val="18"/>
               </w:rPr>
@@ -626,10 +677,13 @@
                 <w:rFonts w:ascii="BIZ UDPゴシック" w:cs="BIZ UDPゴシック" w:eastAsia="BIZ UDPゴシック" w:hAnsi="BIZ UDPゴシック"/>
                 <w:b w:val="false"/>
                 <w:bCs w:val="false"/>
-                <w:sz w:val="18"/>
-                <w:szCs w:val="18"/>
-              </w:rPr>
-              <w:t xml:space="preserve"/>
+                <w:i w:val="false"/>
+                <w:iCs w:val="false"/>
+                <w:color w:val="000000"/>
+                <w:sz w:val="18"/>
+                <w:szCs w:val="18"/>
+              </w:rPr>
+              <w:t xml:space="preserve">（承認後記入）</w:t>
             </w:r>
           </w:p>
         </w:tc>
@@ -703,6 +757,9 @@
                 <w:rFonts w:ascii="BIZ UDPゴシック" w:cs="BIZ UDPゴシック" w:eastAsia="BIZ UDPゴシック" w:hAnsi="BIZ UDPゴシック"/>
                 <w:b/>
                 <w:bCs/>
+                <w:i w:val="false"/>
+                <w:iCs w:val="false"/>
+                <w:color w:val="000000"/>
                 <w:sz w:val="18"/>
                 <w:szCs w:val="18"/>
               </w:rPr>
@@ -733,6 +790,9 @@
                 <w:rFonts w:ascii="BIZ UDPゴシック" w:cs="BIZ UDPゴシック" w:eastAsia="BIZ UDPゴシック" w:hAnsi="BIZ UDPゴシック"/>
                 <w:b/>
                 <w:bCs/>
+                <w:i w:val="false"/>
+                <w:iCs w:val="false"/>
+                <w:color w:val="000000"/>
                 <w:sz w:val="18"/>
                 <w:szCs w:val="18"/>
               </w:rPr>
@@ -763,6 +823,9 @@
                 <w:rFonts w:ascii="BIZ UDPゴシック" w:cs="BIZ UDPゴシック" w:eastAsia="BIZ UDPゴシック" w:hAnsi="BIZ UDPゴシック"/>
                 <w:b/>
                 <w:bCs/>
+                <w:i w:val="false"/>
+                <w:iCs w:val="false"/>
+                <w:color w:val="000000"/>
                 <w:sz w:val="18"/>
                 <w:szCs w:val="18"/>
               </w:rPr>
@@ -793,6 +856,9 @@
                 <w:rFonts w:ascii="BIZ UDPゴシック" w:cs="BIZ UDPゴシック" w:eastAsia="BIZ UDPゴシック" w:hAnsi="BIZ UDPゴシック"/>
                 <w:b/>
                 <w:bCs/>
+                <w:i w:val="false"/>
+                <w:iCs w:val="false"/>
+                <w:color w:val="000000"/>
                 <w:sz w:val="18"/>
                 <w:szCs w:val="18"/>
               </w:rPr>
@@ -828,6 +894,9 @@
                 <w:rFonts w:ascii="BIZ UDPゴシック" w:cs="BIZ UDPゴシック" w:eastAsia="BIZ UDPゴシック" w:hAnsi="BIZ UDPゴシック"/>
                 <w:b w:val="false"/>
                 <w:bCs w:val="false"/>
+                <w:i w:val="false"/>
+                <w:iCs w:val="false"/>
+                <w:color w:val="000000"/>
                 <w:sz w:val="18"/>
                 <w:szCs w:val="18"/>
               </w:rPr>
@@ -858,6 +927,9 @@
                 <w:rFonts w:ascii="BIZ UDPゴシック" w:cs="BIZ UDPゴシック" w:eastAsia="BIZ UDPゴシック" w:hAnsi="BIZ UDPゴシック"/>
                 <w:b w:val="false"/>
                 <w:bCs w:val="false"/>
+                <w:i w:val="false"/>
+                <w:iCs w:val="false"/>
+                <w:color w:val="000000"/>
                 <w:sz w:val="18"/>
                 <w:szCs w:val="18"/>
               </w:rPr>
@@ -888,6 +960,9 @@
                 <w:rFonts w:ascii="BIZ UDPゴシック" w:cs="BIZ UDPゴシック" w:eastAsia="BIZ UDPゴシック" w:hAnsi="BIZ UDPゴシック"/>
                 <w:b w:val="false"/>
                 <w:bCs w:val="false"/>
+                <w:i w:val="false"/>
+                <w:iCs w:val="false"/>
+                <w:color w:val="000000"/>
                 <w:sz w:val="18"/>
                 <w:szCs w:val="18"/>
               </w:rPr>
@@ -918,6 +993,9 @@
                 <w:rFonts w:ascii="BIZ UDPゴシック" w:cs="BIZ UDPゴシック" w:eastAsia="BIZ UDPゴシック" w:hAnsi="BIZ UDPゴシック"/>
                 <w:b w:val="false"/>
                 <w:bCs w:val="false"/>
+                <w:i w:val="false"/>
+                <w:iCs w:val="false"/>
+                <w:color w:val="000000"/>
                 <w:sz w:val="18"/>
                 <w:szCs w:val="18"/>
               </w:rPr>
@@ -953,6 +1031,9 @@
                 <w:rFonts w:ascii="BIZ UDPゴシック" w:cs="BIZ UDPゴシック" w:eastAsia="BIZ UDPゴシック" w:hAnsi="BIZ UDPゴシック"/>
                 <w:b w:val="false"/>
                 <w:bCs w:val="false"/>
+                <w:i w:val="false"/>
+                <w:iCs w:val="false"/>
+                <w:color w:val="000000"/>
                 <w:sz w:val="18"/>
                 <w:szCs w:val="18"/>
               </w:rPr>
@@ -983,6 +1064,9 @@
                 <w:rFonts w:ascii="BIZ UDPゴシック" w:cs="BIZ UDPゴシック" w:eastAsia="BIZ UDPゴシック" w:hAnsi="BIZ UDPゴシック"/>
                 <w:b w:val="false"/>
                 <w:bCs w:val="false"/>
+                <w:i w:val="false"/>
+                <w:iCs w:val="false"/>
+                <w:color w:val="000000"/>
                 <w:sz w:val="18"/>
                 <w:szCs w:val="18"/>
               </w:rPr>
@@ -1013,6 +1097,9 @@
                 <w:rFonts w:ascii="BIZ UDPゴシック" w:cs="BIZ UDPゴシック" w:eastAsia="BIZ UDPゴシック" w:hAnsi="BIZ UDPゴシック"/>
                 <w:b w:val="false"/>
                 <w:bCs w:val="false"/>
+                <w:i w:val="false"/>
+                <w:iCs w:val="false"/>
+                <w:color w:val="000000"/>
                 <w:sz w:val="18"/>
                 <w:szCs w:val="18"/>
               </w:rPr>
@@ -1043,10 +1130,150 @@
                 <w:rFonts w:ascii="BIZ UDPゴシック" w:cs="BIZ UDPゴシック" w:eastAsia="BIZ UDPゴシック" w:hAnsi="BIZ UDPゴシック"/>
                 <w:b w:val="false"/>
                 <w:bCs w:val="false"/>
+                <w:i w:val="false"/>
+                <w:iCs w:val="false"/>
+                <w:color w:val="000000"/>
                 <w:sz w:val="18"/>
                 <w:szCs w:val="18"/>
               </w:rPr>
               <w:t xml:space="preserve">顧客実施判断確認セクション（第0章）を追加</w:t>
+            </w:r>
+          </w:p>
+        </w:tc>
+      </w:tr>
+      <w:tr>
+        <w:trPr>
+          <w:cantSplit/>
+        </w:trPr>
+        <w:tc>
+          <w:tcPr>
+            <w:tcW w:type="dxa" w:w="756"/>
+            <w:tcBorders>
+              <w:top w:val="single" w:color="CCCCCC" w:sz="4"/>
+              <w:left w:val="single" w:color="CCCCCC" w:sz="4"/>
+              <w:bottom w:val="single" w:color="CCCCCC" w:sz="4"/>
+              <w:right w:val="single" w:color="CCCCCC" w:sz="4"/>
+            </w:tcBorders>
+            <w:shd w:fill="F5F5F5" w:val="clear"/>
+            <w:tcMar>
+              <w:top w:type="dxa" w:w="60"/>
+              <w:left w:type="dxa" w:w="100"/>
+              <w:bottom w:type="dxa" w:w="60"/>
+              <w:right w:type="dxa" w:w="100"/>
+            </w:tcMar>
+          </w:tcPr>
+          <w:p>
+            <w:r>
+              <w:rPr>
+                <w:rFonts w:ascii="BIZ UDPゴシック" w:cs="BIZ UDPゴシック" w:eastAsia="BIZ UDPゴシック" w:hAnsi="BIZ UDPゴシック"/>
+                <w:b w:val="false"/>
+                <w:bCs w:val="false"/>
+                <w:i/>
+                <w:iCs/>
+                <w:color w:val="AAAAAA"/>
+                <w:sz w:val="18"/>
+                <w:szCs w:val="18"/>
+              </w:rPr>
+              <w:t xml:space="preserve">1.0</w:t>
+            </w:r>
+          </w:p>
+        </w:tc>
+        <w:tc>
+          <w:tcPr>
+            <w:tcW w:type="dxa" w:w="1512"/>
+            <w:tcBorders>
+              <w:top w:val="single" w:color="CCCCCC" w:sz="4"/>
+              <w:left w:val="single" w:color="CCCCCC" w:sz="4"/>
+              <w:bottom w:val="single" w:color="CCCCCC" w:sz="4"/>
+              <w:right w:val="single" w:color="CCCCCC" w:sz="4"/>
+            </w:tcBorders>
+            <w:shd w:fill="F5F5F5" w:val="clear"/>
+            <w:tcMar>
+              <w:top w:type="dxa" w:w="60"/>
+              <w:left w:type="dxa" w:w="100"/>
+              <w:bottom w:type="dxa" w:w="60"/>
+              <w:right w:type="dxa" w:w="100"/>
+            </w:tcMar>
+          </w:tcPr>
+          <w:p>
+            <w:r>
+              <w:rPr>
+                <w:rFonts w:ascii="BIZ UDPゴシック" w:cs="BIZ UDPゴシック" w:eastAsia="BIZ UDPゴシック" w:hAnsi="BIZ UDPゴシック"/>
+                <w:b w:val="false"/>
+                <w:bCs w:val="false"/>
+                <w:i/>
+                <w:iCs/>
+                <w:color w:val="AAAAAA"/>
+                <w:sz w:val="18"/>
+                <w:szCs w:val="18"/>
+              </w:rPr>
+              <w:t xml:space="preserve"/>
+            </w:r>
+          </w:p>
+        </w:tc>
+        <w:tc>
+          <w:tcPr>
+            <w:tcW w:type="dxa" w:w="1890"/>
+            <w:tcBorders>
+              <w:top w:val="single" w:color="CCCCCC" w:sz="4"/>
+              <w:left w:val="single" w:color="CCCCCC" w:sz="4"/>
+              <w:bottom w:val="single" w:color="CCCCCC" w:sz="4"/>
+              <w:right w:val="single" w:color="CCCCCC" w:sz="4"/>
+            </w:tcBorders>
+            <w:shd w:fill="F5F5F5" w:val="clear"/>
+            <w:tcMar>
+              <w:top w:type="dxa" w:w="60"/>
+              <w:left w:type="dxa" w:w="100"/>
+              <w:bottom w:type="dxa" w:w="60"/>
+              <w:right w:type="dxa" w:w="100"/>
+            </w:tcMar>
+          </w:tcPr>
+          <w:p>
+            <w:r>
+              <w:rPr>
+                <w:rFonts w:ascii="BIZ UDPゴシック" w:cs="BIZ UDPゴシック" w:eastAsia="BIZ UDPゴシック" w:hAnsi="BIZ UDPゴシック"/>
+                <w:b w:val="false"/>
+                <w:bCs w:val="false"/>
+                <w:i/>
+                <w:iCs/>
+                <w:color w:val="AAAAAA"/>
+                <w:sz w:val="18"/>
+                <w:szCs w:val="18"/>
+              </w:rPr>
+              <w:t xml:space="preserve"/>
+            </w:r>
+          </w:p>
+        </w:tc>
+        <w:tc>
+          <w:tcPr>
+            <w:tcW w:type="dxa" w:w="4346"/>
+            <w:tcBorders>
+              <w:top w:val="single" w:color="CCCCCC" w:sz="4"/>
+              <w:left w:val="single" w:color="CCCCCC" w:sz="4"/>
+              <w:bottom w:val="single" w:color="CCCCCC" w:sz="4"/>
+              <w:right w:val="single" w:color="CCCCCC" w:sz="4"/>
+            </w:tcBorders>
+            <w:shd w:fill="F5F5F5" w:val="clear"/>
+            <w:tcMar>
+              <w:top w:type="dxa" w:w="60"/>
+              <w:left w:type="dxa" w:w="100"/>
+              <w:bottom w:type="dxa" w:w="60"/>
+              <w:right w:type="dxa" w:w="100"/>
+            </w:tcMar>
+          </w:tcPr>
+          <w:p>
+            <w:r>
+              <w:rPr>
+                <w:rFonts w:ascii="BIZ UDPゴシック" w:cs="BIZ UDPゴシック" w:eastAsia="BIZ UDPゴシック" w:hAnsi="BIZ UDPゴシック"/>
+                <w:b w:val="false"/>
+                <w:bCs w:val="false"/>
+                <w:i/>
+                <w:iCs/>
+                <w:color w:val="AAAAAA"/>
+                <w:sz w:val="18"/>
+                <w:szCs w:val="18"/>
+              </w:rPr>
+              <w:t xml:space="preserve">（顧客承認後に記入）</w:t>
             </w:r>
           </w:p>
         </w:tc>
@@ -1063,6 +1290,7 @@
     <w:p>
       <w:pPr>
         <w:pStyle w:val="Heading1"/>
+        <w:pageBreakBefore/>
       </w:pPr>
       <w:r>
         <w:rPr>
@@ -1147,6 +1375,9 @@
                 <w:rFonts w:ascii="BIZ UDPゴシック" w:cs="BIZ UDPゴシック" w:eastAsia="BIZ UDPゴシック" w:hAnsi="BIZ UDPゴシック"/>
                 <w:b/>
                 <w:bCs/>
+                <w:i w:val="false"/>
+                <w:iCs w:val="false"/>
+                <w:color w:val="000000"/>
                 <w:sz w:val="18"/>
                 <w:szCs w:val="18"/>
               </w:rPr>
@@ -1177,6 +1408,9 @@
                 <w:rFonts w:ascii="BIZ UDPゴシック" w:cs="BIZ UDPゴシック" w:eastAsia="BIZ UDPゴシック" w:hAnsi="BIZ UDPゴシック"/>
                 <w:b/>
                 <w:bCs/>
+                <w:i w:val="false"/>
+                <w:iCs w:val="false"/>
+                <w:color w:val="000000"/>
                 <w:sz w:val="18"/>
                 <w:szCs w:val="18"/>
               </w:rPr>
@@ -1207,6 +1441,9 @@
                 <w:rFonts w:ascii="BIZ UDPゴシック" w:cs="BIZ UDPゴシック" w:eastAsia="BIZ UDPゴシック" w:hAnsi="BIZ UDPゴシック"/>
                 <w:b/>
                 <w:bCs/>
+                <w:i w:val="false"/>
+                <w:iCs w:val="false"/>
+                <w:color w:val="000000"/>
                 <w:sz w:val="18"/>
                 <w:szCs w:val="18"/>
               </w:rPr>
@@ -1242,6 +1479,9 @@
                 <w:rFonts w:ascii="BIZ UDPゴシック" w:cs="BIZ UDPゴシック" w:eastAsia="BIZ UDPゴシック" w:hAnsi="BIZ UDPゴシック"/>
                 <w:b w:val="false"/>
                 <w:bCs w:val="false"/>
+                <w:i w:val="false"/>
+                <w:iCs w:val="false"/>
+                <w:color w:val="000000"/>
                 <w:sz w:val="18"/>
                 <w:szCs w:val="18"/>
               </w:rPr>
@@ -1272,6 +1512,9 @@
                 <w:rFonts w:ascii="BIZ UDPゴシック" w:cs="BIZ UDPゴシック" w:eastAsia="BIZ UDPゴシック" w:hAnsi="BIZ UDPゴシック"/>
                 <w:b w:val="false"/>
                 <w:bCs w:val="false"/>
+                <w:i w:val="false"/>
+                <w:iCs w:val="false"/>
+                <w:color w:val="000000"/>
                 <w:sz w:val="18"/>
                 <w:szCs w:val="18"/>
               </w:rPr>
@@ -1302,6 +1545,9 @@
                 <w:rFonts w:ascii="BIZ UDPゴシック" w:cs="BIZ UDPゴシック" w:eastAsia="BIZ UDPゴシック" w:hAnsi="BIZ UDPゴシック"/>
                 <w:b w:val="false"/>
                 <w:bCs w:val="false"/>
+                <w:i w:val="false"/>
+                <w:iCs w:val="false"/>
+                <w:color w:val="000000"/>
                 <w:sz w:val="18"/>
                 <w:szCs w:val="18"/>
               </w:rPr>
@@ -1337,6 +1583,9 @@
                 <w:rFonts w:ascii="BIZ UDPゴシック" w:cs="BIZ UDPゴシック" w:eastAsia="BIZ UDPゴシック" w:hAnsi="BIZ UDPゴシック"/>
                 <w:b w:val="false"/>
                 <w:bCs w:val="false"/>
+                <w:i w:val="false"/>
+                <w:iCs w:val="false"/>
+                <w:color w:val="000000"/>
                 <w:sz w:val="18"/>
                 <w:szCs w:val="18"/>
               </w:rPr>
@@ -1367,6 +1616,9 @@
                 <w:rFonts w:ascii="BIZ UDPゴシック" w:cs="BIZ UDPゴシック" w:eastAsia="BIZ UDPゴシック" w:hAnsi="BIZ UDPゴシック"/>
                 <w:b w:val="false"/>
                 <w:bCs w:val="false"/>
+                <w:i w:val="false"/>
+                <w:iCs w:val="false"/>
+                <w:color w:val="000000"/>
                 <w:sz w:val="18"/>
                 <w:szCs w:val="18"/>
               </w:rPr>
@@ -1397,6 +1649,9 @@
                 <w:rFonts w:ascii="BIZ UDPゴシック" w:cs="BIZ UDPゴシック" w:eastAsia="BIZ UDPゴシック" w:hAnsi="BIZ UDPゴシック"/>
                 <w:b w:val="false"/>
                 <w:bCs w:val="false"/>
+                <w:i w:val="false"/>
+                <w:iCs w:val="false"/>
+                <w:color w:val="000000"/>
                 <w:sz w:val="18"/>
                 <w:szCs w:val="18"/>
               </w:rPr>
@@ -1432,6 +1687,9 @@
                 <w:rFonts w:ascii="BIZ UDPゴシック" w:cs="BIZ UDPゴシック" w:eastAsia="BIZ UDPゴシック" w:hAnsi="BIZ UDPゴシック"/>
                 <w:b w:val="false"/>
                 <w:bCs w:val="false"/>
+                <w:i w:val="false"/>
+                <w:iCs w:val="false"/>
+                <w:color w:val="000000"/>
                 <w:sz w:val="18"/>
                 <w:szCs w:val="18"/>
               </w:rPr>
@@ -1462,6 +1720,9 @@
                 <w:rFonts w:ascii="BIZ UDPゴシック" w:cs="BIZ UDPゴシック" w:eastAsia="BIZ UDPゴシック" w:hAnsi="BIZ UDPゴシック"/>
                 <w:b w:val="false"/>
                 <w:bCs w:val="false"/>
+                <w:i w:val="false"/>
+                <w:iCs w:val="false"/>
+                <w:color w:val="000000"/>
                 <w:sz w:val="18"/>
                 <w:szCs w:val="18"/>
               </w:rPr>
@@ -1492,6 +1753,9 @@
                 <w:rFonts w:ascii="BIZ UDPゴシック" w:cs="BIZ UDPゴシック" w:eastAsia="BIZ UDPゴシック" w:hAnsi="BIZ UDPゴシック"/>
                 <w:b w:val="false"/>
                 <w:bCs w:val="false"/>
+                <w:i w:val="false"/>
+                <w:iCs w:val="false"/>
+                <w:color w:val="000000"/>
                 <w:sz w:val="18"/>
                 <w:szCs w:val="18"/>
               </w:rPr>
@@ -1527,6 +1791,9 @@
                 <w:rFonts w:ascii="BIZ UDPゴシック" w:cs="BIZ UDPゴシック" w:eastAsia="BIZ UDPゴシック" w:hAnsi="BIZ UDPゴシック"/>
                 <w:b w:val="false"/>
                 <w:bCs w:val="false"/>
+                <w:i w:val="false"/>
+                <w:iCs w:val="false"/>
+                <w:color w:val="000000"/>
                 <w:sz w:val="18"/>
                 <w:szCs w:val="18"/>
               </w:rPr>
@@ -1557,6 +1824,9 @@
                 <w:rFonts w:ascii="BIZ UDPゴシック" w:cs="BIZ UDPゴシック" w:eastAsia="BIZ UDPゴシック" w:hAnsi="BIZ UDPゴシック"/>
                 <w:b w:val="false"/>
                 <w:bCs w:val="false"/>
+                <w:i w:val="false"/>
+                <w:iCs w:val="false"/>
+                <w:color w:val="000000"/>
                 <w:sz w:val="18"/>
                 <w:szCs w:val="18"/>
               </w:rPr>
@@ -1587,6 +1857,9 @@
                 <w:rFonts w:ascii="BIZ UDPゴシック" w:cs="BIZ UDPゴシック" w:eastAsia="BIZ UDPゴシック" w:hAnsi="BIZ UDPゴシック"/>
                 <w:b w:val="false"/>
                 <w:bCs w:val="false"/>
+                <w:i w:val="false"/>
+                <w:iCs w:val="false"/>
+                <w:color w:val="000000"/>
                 <w:sz w:val="18"/>
                 <w:szCs w:val="18"/>
               </w:rPr>
@@ -1622,6 +1895,9 @@
                 <w:rFonts w:ascii="BIZ UDPゴシック" w:cs="BIZ UDPゴシック" w:eastAsia="BIZ UDPゴシック" w:hAnsi="BIZ UDPゴシック"/>
                 <w:b w:val="false"/>
                 <w:bCs w:val="false"/>
+                <w:i w:val="false"/>
+                <w:iCs w:val="false"/>
+                <w:color w:val="000000"/>
                 <w:sz w:val="18"/>
                 <w:szCs w:val="18"/>
               </w:rPr>
@@ -1652,6 +1928,9 @@
                 <w:rFonts w:ascii="BIZ UDPゴシック" w:cs="BIZ UDPゴシック" w:eastAsia="BIZ UDPゴシック" w:hAnsi="BIZ UDPゴシック"/>
                 <w:b w:val="false"/>
                 <w:bCs w:val="false"/>
+                <w:i w:val="false"/>
+                <w:iCs w:val="false"/>
+                <w:color w:val="000000"/>
                 <w:sz w:val="18"/>
                 <w:szCs w:val="18"/>
               </w:rPr>
@@ -1682,6 +1961,9 @@
                 <w:rFonts w:ascii="BIZ UDPゴシック" w:cs="BIZ UDPゴシック" w:eastAsia="BIZ UDPゴシック" w:hAnsi="BIZ UDPゴシック"/>
                 <w:b w:val="false"/>
                 <w:bCs w:val="false"/>
+                <w:i w:val="false"/>
+                <w:iCs w:val="false"/>
+                <w:color w:val="000000"/>
                 <w:sz w:val="18"/>
                 <w:szCs w:val="18"/>
               </w:rPr>
@@ -1750,6 +2032,9 @@
                 <w:rFonts w:ascii="BIZ UDPゴシック" w:cs="BIZ UDPゴシック" w:eastAsia="BIZ UDPゴシック" w:hAnsi="BIZ UDPゴシック"/>
                 <w:b/>
                 <w:bCs/>
+                <w:i w:val="false"/>
+                <w:iCs w:val="false"/>
+                <w:color w:val="000000"/>
                 <w:sz w:val="18"/>
                 <w:szCs w:val="18"/>
               </w:rPr>
@@ -1780,6 +2065,9 @@
                 <w:rFonts w:ascii="BIZ UDPゴシック" w:cs="BIZ UDPゴシック" w:eastAsia="BIZ UDPゴシック" w:hAnsi="BIZ UDPゴシック"/>
                 <w:b/>
                 <w:bCs/>
+                <w:i w:val="false"/>
+                <w:iCs w:val="false"/>
+                <w:color w:val="000000"/>
                 <w:sz w:val="18"/>
                 <w:szCs w:val="18"/>
               </w:rPr>
@@ -1810,6 +2098,9 @@
                 <w:rFonts w:ascii="BIZ UDPゴシック" w:cs="BIZ UDPゴシック" w:eastAsia="BIZ UDPゴシック" w:hAnsi="BIZ UDPゴシック"/>
                 <w:b/>
                 <w:bCs/>
+                <w:i w:val="false"/>
+                <w:iCs w:val="false"/>
+                <w:color w:val="000000"/>
                 <w:sz w:val="18"/>
                 <w:szCs w:val="18"/>
               </w:rPr>
@@ -1845,6 +2136,9 @@
                 <w:rFonts w:ascii="BIZ UDPゴシック" w:cs="BIZ UDPゴシック" w:eastAsia="BIZ UDPゴシック" w:hAnsi="BIZ UDPゴシック"/>
                 <w:b w:val="false"/>
                 <w:bCs w:val="false"/>
+                <w:i w:val="false"/>
+                <w:iCs w:val="false"/>
+                <w:color w:val="000000"/>
                 <w:sz w:val="18"/>
                 <w:szCs w:val="18"/>
               </w:rPr>
@@ -1875,6 +2169,9 @@
                 <w:rFonts w:ascii="BIZ UDPゴシック" w:cs="BIZ UDPゴシック" w:eastAsia="BIZ UDPゴシック" w:hAnsi="BIZ UDPゴシック"/>
                 <w:b w:val="false"/>
                 <w:bCs w:val="false"/>
+                <w:i w:val="false"/>
+                <w:iCs w:val="false"/>
+                <w:color w:val="000000"/>
                 <w:sz w:val="18"/>
                 <w:szCs w:val="18"/>
               </w:rPr>
@@ -1905,6 +2202,9 @@
                 <w:rFonts w:ascii="BIZ UDPゴシック" w:cs="BIZ UDPゴシック" w:eastAsia="BIZ UDPゴシック" w:hAnsi="BIZ UDPゴシック"/>
                 <w:b w:val="false"/>
                 <w:bCs w:val="false"/>
+                <w:i w:val="false"/>
+                <w:iCs w:val="false"/>
+                <w:color w:val="000000"/>
                 <w:sz w:val="18"/>
                 <w:szCs w:val="18"/>
               </w:rPr>
@@ -1940,6 +2240,9 @@
                 <w:rFonts w:ascii="BIZ UDPゴシック" w:cs="BIZ UDPゴシック" w:eastAsia="BIZ UDPゴシック" w:hAnsi="BIZ UDPゴシック"/>
                 <w:b w:val="false"/>
                 <w:bCs w:val="false"/>
+                <w:i w:val="false"/>
+                <w:iCs w:val="false"/>
+                <w:color w:val="000000"/>
                 <w:sz w:val="18"/>
                 <w:szCs w:val="18"/>
               </w:rPr>
@@ -1970,6 +2273,9 @@
                 <w:rFonts w:ascii="BIZ UDPゴシック" w:cs="BIZ UDPゴシック" w:eastAsia="BIZ UDPゴシック" w:hAnsi="BIZ UDPゴシック"/>
                 <w:b w:val="false"/>
                 <w:bCs w:val="false"/>
+                <w:i w:val="false"/>
+                <w:iCs w:val="false"/>
+                <w:color w:val="000000"/>
                 <w:sz w:val="18"/>
                 <w:szCs w:val="18"/>
               </w:rPr>
@@ -2000,6 +2306,9 @@
                 <w:rFonts w:ascii="BIZ UDPゴシック" w:cs="BIZ UDPゴシック" w:eastAsia="BIZ UDPゴシック" w:hAnsi="BIZ UDPゴシック"/>
                 <w:b w:val="false"/>
                 <w:bCs w:val="false"/>
+                <w:i w:val="false"/>
+                <w:iCs w:val="false"/>
+                <w:color w:val="000000"/>
                 <w:sz w:val="18"/>
                 <w:szCs w:val="18"/>
               </w:rPr>
@@ -2035,6 +2344,9 @@
                 <w:rFonts w:ascii="BIZ UDPゴシック" w:cs="BIZ UDPゴシック" w:eastAsia="BIZ UDPゴシック" w:hAnsi="BIZ UDPゴシック"/>
                 <w:b w:val="false"/>
                 <w:bCs w:val="false"/>
+                <w:i w:val="false"/>
+                <w:iCs w:val="false"/>
+                <w:color w:val="000000"/>
                 <w:sz w:val="18"/>
                 <w:szCs w:val="18"/>
               </w:rPr>
@@ -2065,6 +2377,9 @@
                 <w:rFonts w:ascii="BIZ UDPゴシック" w:cs="BIZ UDPゴシック" w:eastAsia="BIZ UDPゴシック" w:hAnsi="BIZ UDPゴシック"/>
                 <w:b w:val="false"/>
                 <w:bCs w:val="false"/>
+                <w:i w:val="false"/>
+                <w:iCs w:val="false"/>
+                <w:color w:val="000000"/>
                 <w:sz w:val="18"/>
                 <w:szCs w:val="18"/>
               </w:rPr>
@@ -2095,6 +2410,9 @@
                 <w:rFonts w:ascii="BIZ UDPゴシック" w:cs="BIZ UDPゴシック" w:eastAsia="BIZ UDPゴシック" w:hAnsi="BIZ UDPゴシック"/>
                 <w:b w:val="false"/>
                 <w:bCs w:val="false"/>
+                <w:i w:val="false"/>
+                <w:iCs w:val="false"/>
+                <w:color w:val="000000"/>
                 <w:sz w:val="18"/>
                 <w:szCs w:val="18"/>
               </w:rPr>
@@ -2120,6 +2438,7 @@
     <w:p>
       <w:pPr>
         <w:pStyle w:val="Heading1"/>
+        <w:pageBreakBefore/>
       </w:pPr>
       <w:r>
         <w:rPr>
@@ -2142,7 +2461,7 @@
           <w:sz w:val="18"/>
           <w:szCs w:val="18"/>
         </w:rPr>
-        <w:t xml:space="preserve">現在のバックアップ設定では保持期間が1日のみであり、障害発生時に前日分のスナップショットしか復元できないリスクがある。以下の設定に変更し、障害時の復元範囲を拡大する。</w:t>
+        <w:t xml:space="preserve">現在のバックアップ設定では保持期間が1日のみであり、障害発生時に前日分のスナップショットしか復元できないリスクがある。以下の設定変更により、障害時の復元範囲を大幅に拡大する。</w:t>
       </w:r>
     </w:p>
     <w:p>
@@ -2173,10 +2492,10 @@
         </w:tblBorders>
       </w:tblPr>
       <w:tblGrid>
-        <w:gridCol w:w="850"/>
+        <w:gridCol w:w="851"/>
         <w:gridCol w:w="2362"/>
         <w:gridCol w:w="3401"/>
-        <w:gridCol w:w="946"/>
+        <w:gridCol w:w="945"/>
         <w:gridCol w:w="945"/>
       </w:tblGrid>
       <w:tr>
@@ -2185,7 +2504,7 @@
         </w:trPr>
         <w:tc>
           <w:tcPr>
-            <w:tcW w:type="dxa" w:w="850"/>
+            <w:tcW w:type="dxa" w:w="851"/>
             <w:tcBorders>
               <w:top w:val="single" w:color="CCCCCC" w:sz="4"/>
               <w:left w:val="single" w:color="CCCCCC" w:sz="4"/>
@@ -2206,6 +2525,9 @@
                 <w:rFonts w:ascii="BIZ UDPゴシック" w:cs="BIZ UDPゴシック" w:eastAsia="BIZ UDPゴシック" w:hAnsi="BIZ UDPゴシック"/>
                 <w:b/>
                 <w:bCs/>
+                <w:i w:val="false"/>
+                <w:iCs w:val="false"/>
+                <w:color w:val="000000"/>
                 <w:sz w:val="18"/>
                 <w:szCs w:val="18"/>
               </w:rPr>
@@ -2236,6 +2558,9 @@
                 <w:rFonts w:ascii="BIZ UDPゴシック" w:cs="BIZ UDPゴシック" w:eastAsia="BIZ UDPゴシック" w:hAnsi="BIZ UDPゴシック"/>
                 <w:b/>
                 <w:bCs/>
+                <w:i w:val="false"/>
+                <w:iCs w:val="false"/>
+                <w:color w:val="000000"/>
                 <w:sz w:val="18"/>
                 <w:szCs w:val="18"/>
               </w:rPr>
@@ -2266,6 +2591,9 @@
                 <w:rFonts w:ascii="BIZ UDPゴシック" w:cs="BIZ UDPゴシック" w:eastAsia="BIZ UDPゴシック" w:hAnsi="BIZ UDPゴシック"/>
                 <w:b/>
                 <w:bCs/>
+                <w:i w:val="false"/>
+                <w:iCs w:val="false"/>
+                <w:color w:val="000000"/>
                 <w:sz w:val="18"/>
                 <w:szCs w:val="18"/>
               </w:rPr>
@@ -2275,7 +2603,7 @@
         </w:tc>
         <w:tc>
           <w:tcPr>
-            <w:tcW w:type="dxa" w:w="946"/>
+            <w:tcW w:type="dxa" w:w="945"/>
             <w:tcBorders>
               <w:top w:val="single" w:color="CCCCCC" w:sz="4"/>
               <w:left w:val="single" w:color="CCCCCC" w:sz="4"/>
@@ -2296,6 +2624,9 @@
                 <w:rFonts w:ascii="BIZ UDPゴシック" w:cs="BIZ UDPゴシック" w:eastAsia="BIZ UDPゴシック" w:hAnsi="BIZ UDPゴシック"/>
                 <w:b/>
                 <w:bCs/>
+                <w:i w:val="false"/>
+                <w:iCs w:val="false"/>
+                <w:color w:val="000000"/>
                 <w:sz w:val="18"/>
                 <w:szCs w:val="18"/>
               </w:rPr>
@@ -2326,6 +2657,9 @@
                 <w:rFonts w:ascii="BIZ UDPゴシック" w:cs="BIZ UDPゴシック" w:eastAsia="BIZ UDPゴシック" w:hAnsi="BIZ UDPゴシック"/>
                 <w:b/>
                 <w:bCs/>
+                <w:i w:val="false"/>
+                <w:iCs w:val="false"/>
+                <w:color w:val="000000"/>
                 <w:sz w:val="18"/>
                 <w:szCs w:val="18"/>
               </w:rPr>
@@ -2340,27 +2674,30 @@
         </w:trPr>
         <w:tc>
           <w:tcPr>
-            <w:tcW w:type="dxa" w:w="850"/>
-            <w:tcBorders>
-              <w:top w:val="single" w:color="CCCCCC" w:sz="4"/>
-              <w:left w:val="single" w:color="CCCCCC" w:sz="4"/>
-              <w:bottom w:val="single" w:color="CCCCCC" w:sz="4"/>
-              <w:right w:val="single" w:color="CCCCCC" w:sz="4"/>
-            </w:tcBorders>
-            <w:shd w:fill="FFFFFF" w:val="clear"/>
-            <w:tcMar>
-              <w:top w:type="dxa" w:w="60"/>
-              <w:left w:type="dxa" w:w="100"/>
-              <w:bottom w:type="dxa" w:w="60"/>
-              <w:right w:type="dxa" w:w="100"/>
-            </w:tcMar>
-          </w:tcPr>
-          <w:p>
-            <w:r>
-              <w:rPr>
-                <w:rFonts w:ascii="BIZ UDPゴシック" w:cs="BIZ UDPゴシック" w:eastAsia="BIZ UDPゴシック" w:hAnsi="BIZ UDPゴシック"/>
-                <w:b w:val="false"/>
-                <w:bCs w:val="false"/>
+            <w:tcW w:type="dxa" w:w="851"/>
+            <w:tcBorders>
+              <w:top w:val="single" w:color="CCCCCC" w:sz="4"/>
+              <w:left w:val="single" w:color="CCCCCC" w:sz="4"/>
+              <w:bottom w:val="single" w:color="CCCCCC" w:sz="4"/>
+              <w:right w:val="single" w:color="CCCCCC" w:sz="4"/>
+            </w:tcBorders>
+            <w:shd w:fill="FFFFFF" w:val="clear"/>
+            <w:tcMar>
+              <w:top w:type="dxa" w:w="60"/>
+              <w:left w:type="dxa" w:w="100"/>
+              <w:bottom w:type="dxa" w:w="60"/>
+              <w:right w:type="dxa" w:w="100"/>
+            </w:tcMar>
+          </w:tcPr>
+          <w:p>
+            <w:r>
+              <w:rPr>
+                <w:rFonts w:ascii="BIZ UDPゴシック" w:cs="BIZ UDPゴシック" w:eastAsia="BIZ UDPゴシック" w:hAnsi="BIZ UDPゴシック"/>
+                <w:b w:val="false"/>
+                <w:bCs w:val="false"/>
+                <w:i w:val="false"/>
+                <w:iCs w:val="false"/>
+                <w:color w:val="000000"/>
                 <w:sz w:val="18"/>
                 <w:szCs w:val="18"/>
               </w:rPr>
@@ -2391,6 +2728,9 @@
                 <w:rFonts w:ascii="BIZ UDPゴシック" w:cs="BIZ UDPゴシック" w:eastAsia="BIZ UDPゴシック" w:hAnsi="BIZ UDPゴシック"/>
                 <w:b w:val="false"/>
                 <w:bCs w:val="false"/>
+                <w:i w:val="false"/>
+                <w:iCs w:val="false"/>
+                <w:color w:val="000000"/>
                 <w:sz w:val="18"/>
                 <w:szCs w:val="18"/>
               </w:rPr>
@@ -2421,36 +2761,42 @@
                 <w:rFonts w:ascii="BIZ UDPゴシック" w:cs="BIZ UDPゴシック" w:eastAsia="BIZ UDPゴシック" w:hAnsi="BIZ UDPゴシック"/>
                 <w:b w:val="false"/>
                 <w:bCs w:val="false"/>
-                <w:sz w:val="18"/>
-                <w:szCs w:val="18"/>
-              </w:rPr>
-              <w:t xml:space="preserve">毎時バックアップ・保持期間1日を新規設定</w:t>
-            </w:r>
-          </w:p>
-        </w:tc>
-        <w:tc>
-          <w:tcPr>
-            <w:tcW w:type="dxa" w:w="946"/>
-            <w:tcBorders>
-              <w:top w:val="single" w:color="CCCCCC" w:sz="4"/>
-              <w:left w:val="single" w:color="CCCCCC" w:sz="4"/>
-              <w:bottom w:val="single" w:color="CCCCCC" w:sz="4"/>
-              <w:right w:val="single" w:color="CCCCCC" w:sz="4"/>
-            </w:tcBorders>
-            <w:shd w:fill="FFFFFF" w:val="clear"/>
-            <w:tcMar>
-              <w:top w:type="dxa" w:w="60"/>
-              <w:left w:type="dxa" w:w="100"/>
-              <w:bottom w:type="dxa" w:w="60"/>
-              <w:right w:type="dxa" w:w="100"/>
-            </w:tcMar>
-          </w:tcPr>
-          <w:p>
-            <w:r>
-              <w:rPr>
-                <w:rFonts w:ascii="BIZ UDPゴシック" w:cs="BIZ UDPゴシック" w:eastAsia="BIZ UDPゴシック" w:hAnsi="BIZ UDPゴシック"/>
-                <w:b w:val="false"/>
-                <w:bCs w:val="false"/>
+                <w:i w:val="false"/>
+                <w:iCs w:val="false"/>
+                <w:color w:val="000000"/>
+                <w:sz w:val="18"/>
+                <w:szCs w:val="18"/>
+              </w:rPr>
+              <w:t xml:space="preserve">ksm-posprd-db-cluster の毎時バックアップ（保持 24h）を新規設定</w:t>
+            </w:r>
+          </w:p>
+        </w:tc>
+        <w:tc>
+          <w:tcPr>
+            <w:tcW w:type="dxa" w:w="945"/>
+            <w:tcBorders>
+              <w:top w:val="single" w:color="CCCCCC" w:sz="4"/>
+              <w:left w:val="single" w:color="CCCCCC" w:sz="4"/>
+              <w:bottom w:val="single" w:color="CCCCCC" w:sz="4"/>
+              <w:right w:val="single" w:color="CCCCCC" w:sz="4"/>
+            </w:tcBorders>
+            <w:shd w:fill="FFFFFF" w:val="clear"/>
+            <w:tcMar>
+              <w:top w:type="dxa" w:w="60"/>
+              <w:left w:type="dxa" w:w="100"/>
+              <w:bottom w:type="dxa" w:w="60"/>
+              <w:right w:type="dxa" w:w="100"/>
+            </w:tcMar>
+          </w:tcPr>
+          <w:p>
+            <w:r>
+              <w:rPr>
+                <w:rFonts w:ascii="BIZ UDPゴシック" w:cs="BIZ UDPゴシック" w:eastAsia="BIZ UDPゴシック" w:hAnsi="BIZ UDPゴシック"/>
+                <w:b w:val="false"/>
+                <w:bCs w:val="false"/>
+                <w:i w:val="false"/>
+                <w:iCs w:val="false"/>
+                <w:color w:val="000000"/>
                 <w:sz w:val="18"/>
                 <w:szCs w:val="18"/>
               </w:rPr>
@@ -2481,6 +2827,9 @@
                 <w:rFonts w:ascii="BIZ UDPゴシック" w:cs="BIZ UDPゴシック" w:eastAsia="BIZ UDPゴシック" w:hAnsi="BIZ UDPゴシック"/>
                 <w:b w:val="false"/>
                 <w:bCs w:val="false"/>
+                <w:i w:val="false"/>
+                <w:iCs w:val="false"/>
+                <w:color w:val="000000"/>
                 <w:sz w:val="18"/>
                 <w:szCs w:val="18"/>
               </w:rPr>
@@ -2495,27 +2844,30 @@
         </w:trPr>
         <w:tc>
           <w:tcPr>
-            <w:tcW w:type="dxa" w:w="850"/>
-            <w:tcBorders>
-              <w:top w:val="single" w:color="CCCCCC" w:sz="4"/>
-              <w:left w:val="single" w:color="CCCCCC" w:sz="4"/>
-              <w:bottom w:val="single" w:color="CCCCCC" w:sz="4"/>
-              <w:right w:val="single" w:color="CCCCCC" w:sz="4"/>
-            </w:tcBorders>
-            <w:shd w:fill="FFFFFF" w:val="clear"/>
-            <w:tcMar>
-              <w:top w:type="dxa" w:w="60"/>
-              <w:left w:type="dxa" w:w="100"/>
-              <w:bottom w:type="dxa" w:w="60"/>
-              <w:right w:type="dxa" w:w="100"/>
-            </w:tcMar>
-          </w:tcPr>
-          <w:p>
-            <w:r>
-              <w:rPr>
-                <w:rFonts w:ascii="BIZ UDPゴシック" w:cs="BIZ UDPゴシック" w:eastAsia="BIZ UDPゴシック" w:hAnsi="BIZ UDPゴシック"/>
-                <w:b w:val="false"/>
-                <w:bCs w:val="false"/>
+            <w:tcW w:type="dxa" w:w="851"/>
+            <w:tcBorders>
+              <w:top w:val="single" w:color="CCCCCC" w:sz="4"/>
+              <w:left w:val="single" w:color="CCCCCC" w:sz="4"/>
+              <w:bottom w:val="single" w:color="CCCCCC" w:sz="4"/>
+              <w:right w:val="single" w:color="CCCCCC" w:sz="4"/>
+            </w:tcBorders>
+            <w:shd w:fill="FFFFFF" w:val="clear"/>
+            <w:tcMar>
+              <w:top w:type="dxa" w:w="60"/>
+              <w:left w:type="dxa" w:w="100"/>
+              <w:bottom w:type="dxa" w:w="60"/>
+              <w:right w:type="dxa" w:w="100"/>
+            </w:tcMar>
+          </w:tcPr>
+          <w:p>
+            <w:r>
+              <w:rPr>
+                <w:rFonts w:ascii="BIZ UDPゴシック" w:cs="BIZ UDPゴシック" w:eastAsia="BIZ UDPゴシック" w:hAnsi="BIZ UDPゴシック"/>
+                <w:b w:val="false"/>
+                <w:bCs w:val="false"/>
+                <w:i w:val="false"/>
+                <w:iCs w:val="false"/>
+                <w:color w:val="000000"/>
                 <w:sz w:val="18"/>
                 <w:szCs w:val="18"/>
               </w:rPr>
@@ -2546,6 +2898,9 @@
                 <w:rFonts w:ascii="BIZ UDPゴシック" w:cs="BIZ UDPゴシック" w:eastAsia="BIZ UDPゴシック" w:hAnsi="BIZ UDPゴシック"/>
                 <w:b w:val="false"/>
                 <w:bCs w:val="false"/>
+                <w:i w:val="false"/>
+                <w:iCs w:val="false"/>
+                <w:color w:val="000000"/>
                 <w:sz w:val="18"/>
                 <w:szCs w:val="18"/>
               </w:rPr>
@@ -2576,36 +2931,42 @@
                 <w:rFonts w:ascii="BIZ UDPゴシック" w:cs="BIZ UDPゴシック" w:eastAsia="BIZ UDPゴシック" w:hAnsi="BIZ UDPゴシック"/>
                 <w:b w:val="false"/>
                 <w:bCs w:val="false"/>
-                <w:sz w:val="18"/>
-                <w:szCs w:val="18"/>
-              </w:rPr>
-              <w:t xml:space="preserve">日次バックアップ・保持期間7日を新規設定</w:t>
-            </w:r>
-          </w:p>
-        </w:tc>
-        <w:tc>
-          <w:tcPr>
-            <w:tcW w:type="dxa" w:w="946"/>
-            <w:tcBorders>
-              <w:top w:val="single" w:color="CCCCCC" w:sz="4"/>
-              <w:left w:val="single" w:color="CCCCCC" w:sz="4"/>
-              <w:bottom w:val="single" w:color="CCCCCC" w:sz="4"/>
-              <w:right w:val="single" w:color="CCCCCC" w:sz="4"/>
-            </w:tcBorders>
-            <w:shd w:fill="FFFFFF" w:val="clear"/>
-            <w:tcMar>
-              <w:top w:type="dxa" w:w="60"/>
-              <w:left w:type="dxa" w:w="100"/>
-              <w:bottom w:type="dxa" w:w="60"/>
-              <w:right w:type="dxa" w:w="100"/>
-            </w:tcMar>
-          </w:tcPr>
-          <w:p>
-            <w:r>
-              <w:rPr>
-                <w:rFonts w:ascii="BIZ UDPゴシック" w:cs="BIZ UDPゴシック" w:eastAsia="BIZ UDPゴシック" w:hAnsi="BIZ UDPゴシック"/>
-                <w:b w:val="false"/>
-                <w:bCs w:val="false"/>
+                <w:i w:val="false"/>
+                <w:iCs w:val="false"/>
+                <w:color w:val="000000"/>
+                <w:sz w:val="18"/>
+                <w:szCs w:val="18"/>
+              </w:rPr>
+              <w:t xml:space="preserve">ksm-posprd-db-cluster の日次バックアップ（保持 7日）を新規設定</w:t>
+            </w:r>
+          </w:p>
+        </w:tc>
+        <w:tc>
+          <w:tcPr>
+            <w:tcW w:type="dxa" w:w="945"/>
+            <w:tcBorders>
+              <w:top w:val="single" w:color="CCCCCC" w:sz="4"/>
+              <w:left w:val="single" w:color="CCCCCC" w:sz="4"/>
+              <w:bottom w:val="single" w:color="CCCCCC" w:sz="4"/>
+              <w:right w:val="single" w:color="CCCCCC" w:sz="4"/>
+            </w:tcBorders>
+            <w:shd w:fill="FFFFFF" w:val="clear"/>
+            <w:tcMar>
+              <w:top w:type="dxa" w:w="60"/>
+              <w:left w:type="dxa" w:w="100"/>
+              <w:bottom w:type="dxa" w:w="60"/>
+              <w:right w:type="dxa" w:w="100"/>
+            </w:tcMar>
+          </w:tcPr>
+          <w:p>
+            <w:r>
+              <w:rPr>
+                <w:rFonts w:ascii="BIZ UDPゴシック" w:cs="BIZ UDPゴシック" w:eastAsia="BIZ UDPゴシック" w:hAnsi="BIZ UDPゴシック"/>
+                <w:b w:val="false"/>
+                <w:bCs w:val="false"/>
+                <w:i w:val="false"/>
+                <w:iCs w:val="false"/>
+                <w:color w:val="000000"/>
                 <w:sz w:val="18"/>
                 <w:szCs w:val="18"/>
               </w:rPr>
@@ -2636,161 +2997,9 @@
                 <w:rFonts w:ascii="BIZ UDPゴシック" w:cs="BIZ UDPゴシック" w:eastAsia="BIZ UDPゴシック" w:hAnsi="BIZ UDPゴシック"/>
                 <w:b w:val="false"/>
                 <w:bCs w:val="false"/>
-                <w:sz w:val="18"/>
-                <w:szCs w:val="18"/>
-              </w:rPr>
-              <w:t xml:space="preserve">低</w:t>
-            </w:r>
-          </w:p>
-        </w:tc>
-      </w:tr>
-      <w:tr>
-        <w:trPr>
-          <w:cantSplit/>
-        </w:trPr>
-        <w:tc>
-          <w:tcPr>
-            <w:tcW w:type="dxa" w:w="850"/>
-            <w:tcBorders>
-              <w:top w:val="single" w:color="CCCCCC" w:sz="4"/>
-              <w:left w:val="single" w:color="CCCCCC" w:sz="4"/>
-              <w:bottom w:val="single" w:color="CCCCCC" w:sz="4"/>
-              <w:right w:val="single" w:color="CCCCCC" w:sz="4"/>
-            </w:tcBorders>
-            <w:shd w:fill="FFFFFF" w:val="clear"/>
-            <w:tcMar>
-              <w:top w:type="dxa" w:w="60"/>
-              <w:left w:type="dxa" w:w="100"/>
-              <w:bottom w:type="dxa" w:w="60"/>
-              <w:right w:type="dxa" w:w="100"/>
-            </w:tcMar>
-          </w:tcPr>
-          <w:p>
-            <w:r>
-              <w:rPr>
-                <w:rFonts w:ascii="BIZ UDPゴシック" w:cs="BIZ UDPゴシック" w:eastAsia="BIZ UDPゴシック" w:hAnsi="BIZ UDPゴシック"/>
-                <w:b w:val="false"/>
-                <w:bCs w:val="false"/>
-                <w:sz w:val="18"/>
-                <w:szCs w:val="18"/>
-              </w:rPr>
-              <w:t xml:space="preserve">3</w:t>
-            </w:r>
-          </w:p>
-        </w:tc>
-        <w:tc>
-          <w:tcPr>
-            <w:tcW w:type="dxa" w:w="2362"/>
-            <w:tcBorders>
-              <w:top w:val="single" w:color="CCCCCC" w:sz="4"/>
-              <w:left w:val="single" w:color="CCCCCC" w:sz="4"/>
-              <w:bottom w:val="single" w:color="CCCCCC" w:sz="4"/>
-              <w:right w:val="single" w:color="CCCCCC" w:sz="4"/>
-            </w:tcBorders>
-            <w:shd w:fill="FFFFFF" w:val="clear"/>
-            <w:tcMar>
-              <w:top w:type="dxa" w:w="60"/>
-              <w:left w:type="dxa" w:w="100"/>
-              <w:bottom w:type="dxa" w:w="60"/>
-              <w:right w:type="dxa" w:w="100"/>
-            </w:tcMar>
-          </w:tcPr>
-          <w:p>
-            <w:r>
-              <w:rPr>
-                <w:rFonts w:ascii="BIZ UDPゴシック" w:cs="BIZ UDPゴシック" w:eastAsia="BIZ UDPゴシック" w:hAnsi="BIZ UDPゴシック"/>
-                <w:b w:val="false"/>
-                <w:bCs w:val="false"/>
-                <w:sz w:val="18"/>
-                <w:szCs w:val="18"/>
-              </w:rPr>
-              <w:t xml:space="preserve">動作確認</w:t>
-            </w:r>
-          </w:p>
-        </w:tc>
-        <w:tc>
-          <w:tcPr>
-            <w:tcW w:type="dxa" w:w="3401"/>
-            <w:tcBorders>
-              <w:top w:val="single" w:color="CCCCCC" w:sz="4"/>
-              <w:left w:val="single" w:color="CCCCCC" w:sz="4"/>
-              <w:bottom w:val="single" w:color="CCCCCC" w:sz="4"/>
-              <w:right w:val="single" w:color="CCCCCC" w:sz="4"/>
-            </w:tcBorders>
-            <w:shd w:fill="FFFFFF" w:val="clear"/>
-            <w:tcMar>
-              <w:top w:type="dxa" w:w="60"/>
-              <w:left w:type="dxa" w:w="100"/>
-              <w:bottom w:type="dxa" w:w="60"/>
-              <w:right w:type="dxa" w:w="100"/>
-            </w:tcMar>
-          </w:tcPr>
-          <w:p>
-            <w:r>
-              <w:rPr>
-                <w:rFonts w:ascii="BIZ UDPゴシック" w:cs="BIZ UDPゴシック" w:eastAsia="BIZ UDPゴシック" w:hAnsi="BIZ UDPゴシック"/>
-                <w:b w:val="false"/>
-                <w:bCs w:val="false"/>
-                <w:sz w:val="18"/>
-                <w:szCs w:val="18"/>
-              </w:rPr>
-              <w:t xml:space="preserve">バックアップジョブが COMPLETED になることを確認</w:t>
-            </w:r>
-          </w:p>
-        </w:tc>
-        <w:tc>
-          <w:tcPr>
-            <w:tcW w:type="dxa" w:w="946"/>
-            <w:tcBorders>
-              <w:top w:val="single" w:color="CCCCCC" w:sz="4"/>
-              <w:left w:val="single" w:color="CCCCCC" w:sz="4"/>
-              <w:bottom w:val="single" w:color="CCCCCC" w:sz="4"/>
-              <w:right w:val="single" w:color="CCCCCC" w:sz="4"/>
-            </w:tcBorders>
-            <w:shd w:fill="FFFFFF" w:val="clear"/>
-            <w:tcMar>
-              <w:top w:type="dxa" w:w="60"/>
-              <w:left w:type="dxa" w:w="100"/>
-              <w:bottom w:type="dxa" w:w="60"/>
-              <w:right w:type="dxa" w:w="100"/>
-            </w:tcMar>
-          </w:tcPr>
-          <w:p>
-            <w:r>
-              <w:rPr>
-                <w:rFonts w:ascii="BIZ UDPゴシック" w:cs="BIZ UDPゴシック" w:eastAsia="BIZ UDPゴシック" w:hAnsi="BIZ UDPゴシック"/>
-                <w:b w:val="false"/>
-                <w:bCs w:val="false"/>
-                <w:sz w:val="18"/>
-                <w:szCs w:val="18"/>
-              </w:rPr>
-              <w:t xml:space="preserve">0.5d</w:t>
-            </w:r>
-          </w:p>
-        </w:tc>
-        <w:tc>
-          <w:tcPr>
-            <w:tcW w:type="dxa" w:w="945"/>
-            <w:tcBorders>
-              <w:top w:val="single" w:color="CCCCCC" w:sz="4"/>
-              <w:left w:val="single" w:color="CCCCCC" w:sz="4"/>
-              <w:bottom w:val="single" w:color="CCCCCC" w:sz="4"/>
-              <w:right w:val="single" w:color="CCCCCC" w:sz="4"/>
-            </w:tcBorders>
-            <w:shd w:fill="FFFFFF" w:val="clear"/>
-            <w:tcMar>
-              <w:top w:type="dxa" w:w="60"/>
-              <w:left w:type="dxa" w:w="100"/>
-              <w:bottom w:type="dxa" w:w="60"/>
-              <w:right w:type="dxa" w:w="100"/>
-            </w:tcMar>
-          </w:tcPr>
-          <w:p>
-            <w:r>
-              <w:rPr>
-                <w:rFonts w:ascii="BIZ UDPゴシック" w:cs="BIZ UDPゴシック" w:eastAsia="BIZ UDPゴシック" w:hAnsi="BIZ UDPゴシック"/>
-                <w:b w:val="false"/>
-                <w:bCs w:val="false"/>
+                <w:i w:val="false"/>
+                <w:iCs w:val="false"/>
+                <w:color w:val="000000"/>
                 <w:sz w:val="18"/>
                 <w:szCs w:val="18"/>
               </w:rPr>
@@ -2802,17 +3011,17 @@
     </w:tbl>
     <w:p>
       <w:pPr>
-        <w:pStyle w:val="Heading1"/>
+        <w:pStyle w:val="Heading2"/>
       </w:pPr>
       <w:r>
         <w:rPr>
           <w:rFonts w:ascii="BIZ UDPゴシック" w:cs="BIZ UDPゴシック" w:eastAsia="BIZ UDPゴシック" w:hAnsi="BIZ UDPゴシック"/>
           <w:b/>
           <w:bCs/>
-          <w:sz w:val="32"/>
-          <w:szCs w:val="32"/>
+          <w:sz w:val="24"/>
+          <w:szCs w:val="24"/>
         </w:rPr>
-        <w:t xml:space="preserve">2. 現状設定</w:t>
+        <w:t xml:space="preserve">■ 現状設定</w:t>
       </w:r>
     </w:p>
     <w:tbl>
@@ -2858,6 +3067,9 @@
                 <w:rFonts w:ascii="BIZ UDPゴシック" w:cs="BIZ UDPゴシック" w:eastAsia="BIZ UDPゴシック" w:hAnsi="BIZ UDPゴシック"/>
                 <w:b/>
                 <w:bCs/>
+                <w:i w:val="false"/>
+                <w:iCs w:val="false"/>
+                <w:color w:val="000000"/>
                 <w:sz w:val="18"/>
                 <w:szCs w:val="18"/>
               </w:rPr>
@@ -2888,6 +3100,9 @@
                 <w:rFonts w:ascii="BIZ UDPゴシック" w:cs="BIZ UDPゴシック" w:eastAsia="BIZ UDPゴシック" w:hAnsi="BIZ UDPゴシック"/>
                 <w:b/>
                 <w:bCs/>
+                <w:i w:val="false"/>
+                <w:iCs w:val="false"/>
+                <w:color w:val="000000"/>
                 <w:sz w:val="18"/>
                 <w:szCs w:val="18"/>
               </w:rPr>
@@ -2923,6 +3138,9 @@
                 <w:rFonts w:ascii="BIZ UDPゴシック" w:cs="BIZ UDPゴシック" w:eastAsia="BIZ UDPゴシック" w:hAnsi="BIZ UDPゴシック"/>
                 <w:b w:val="false"/>
                 <w:bCs w:val="false"/>
+                <w:i w:val="false"/>
+                <w:iCs w:val="false"/>
+                <w:color w:val="000000"/>
                 <w:sz w:val="18"/>
                 <w:szCs w:val="18"/>
               </w:rPr>
@@ -2953,6 +3171,9 @@
                 <w:rFonts w:ascii="BIZ UDPゴシック" w:cs="BIZ UDPゴシック" w:eastAsia="BIZ UDPゴシック" w:hAnsi="BIZ UDPゴシック"/>
                 <w:b w:val="false"/>
                 <w:bCs w:val="false"/>
+                <w:i w:val="false"/>
+                <w:iCs w:val="false"/>
+                <w:color w:val="000000"/>
                 <w:sz w:val="18"/>
                 <w:szCs w:val="18"/>
               </w:rPr>
@@ -2988,6 +3209,9 @@
                 <w:rFonts w:ascii="BIZ UDPゴシック" w:cs="BIZ UDPゴシック" w:eastAsia="BIZ UDPゴシック" w:hAnsi="BIZ UDPゴシック"/>
                 <w:b w:val="false"/>
                 <w:bCs w:val="false"/>
+                <w:i w:val="false"/>
+                <w:iCs w:val="false"/>
+                <w:color w:val="000000"/>
                 <w:sz w:val="18"/>
                 <w:szCs w:val="18"/>
               </w:rPr>
@@ -3018,6 +3242,9 @@
                 <w:rFonts w:ascii="BIZ UDPゴシック" w:cs="BIZ UDPゴシック" w:eastAsia="BIZ UDPゴシック" w:hAnsi="BIZ UDPゴシック"/>
                 <w:b w:val="false"/>
                 <w:bCs w:val="false"/>
+                <w:i w:val="false"/>
+                <w:iCs w:val="false"/>
+                <w:color w:val="000000"/>
                 <w:sz w:val="18"/>
                 <w:szCs w:val="18"/>
               </w:rPr>
@@ -3053,6 +3280,9 @@
                 <w:rFonts w:ascii="BIZ UDPゴシック" w:cs="BIZ UDPゴシック" w:eastAsia="BIZ UDPゴシック" w:hAnsi="BIZ UDPゴシック"/>
                 <w:b w:val="false"/>
                 <w:bCs w:val="false"/>
+                <w:i w:val="false"/>
+                <w:iCs w:val="false"/>
+                <w:color w:val="000000"/>
                 <w:sz w:val="18"/>
                 <w:szCs w:val="18"/>
               </w:rPr>
@@ -3083,6 +3313,9 @@
                 <w:rFonts w:ascii="BIZ UDPゴシック" w:cs="BIZ UDPゴシック" w:eastAsia="BIZ UDPゴシック" w:hAnsi="BIZ UDPゴシック"/>
                 <w:b w:val="false"/>
                 <w:bCs w:val="false"/>
+                <w:i w:val="false"/>
+                <w:iCs w:val="false"/>
+                <w:color w:val="000000"/>
                 <w:sz w:val="18"/>
                 <w:szCs w:val="18"/>
               </w:rPr>
@@ -3118,6 +3351,9 @@
                 <w:rFonts w:ascii="BIZ UDPゴシック" w:cs="BIZ UDPゴシック" w:eastAsia="BIZ UDPゴシック" w:hAnsi="BIZ UDPゴシック"/>
                 <w:b w:val="false"/>
                 <w:bCs w:val="false"/>
+                <w:i w:val="false"/>
+                <w:iCs w:val="false"/>
+                <w:color w:val="000000"/>
                 <w:sz w:val="18"/>
                 <w:szCs w:val="18"/>
               </w:rPr>
@@ -3148,6 +3384,9 @@
                 <w:rFonts w:ascii="BIZ UDPゴシック" w:cs="BIZ UDPゴシック" w:eastAsia="BIZ UDPゴシック" w:hAnsi="BIZ UDPゴシック"/>
                 <w:b w:val="false"/>
                 <w:bCs w:val="false"/>
+                <w:i w:val="false"/>
+                <w:iCs w:val="false"/>
+                <w:color w:val="000000"/>
                 <w:sz w:val="18"/>
                 <w:szCs w:val="18"/>
               </w:rPr>
@@ -3183,6 +3422,9 @@
                 <w:rFonts w:ascii="BIZ UDPゴシック" w:cs="BIZ UDPゴシック" w:eastAsia="BIZ UDPゴシック" w:hAnsi="BIZ UDPゴシック"/>
                 <w:b w:val="false"/>
                 <w:bCs w:val="false"/>
+                <w:i w:val="false"/>
+                <w:iCs w:val="false"/>
+                <w:color w:val="000000"/>
                 <w:sz w:val="18"/>
                 <w:szCs w:val="18"/>
               </w:rPr>
@@ -3213,447 +3455,13 @@
                 <w:rFonts w:ascii="BIZ UDPゴシック" w:cs="BIZ UDPゴシック" w:eastAsia="BIZ UDPゴシック" w:hAnsi="BIZ UDPゴシック"/>
                 <w:b w:val="false"/>
                 <w:bCs w:val="false"/>
+                <w:i w:val="false"/>
+                <w:iCs w:val="false"/>
+                <w:color w:val="000000"/>
                 <w:sz w:val="18"/>
                 <w:szCs w:val="18"/>
               </w:rPr>
               <w:t xml:space="preserve">なし</w:t>
-            </w:r>
-          </w:p>
-        </w:tc>
-      </w:tr>
-    </w:tbl>
-    <w:p>
-      <w:pPr>
-        <w:pStyle w:val="Heading1"/>
-      </w:pPr>
-      <w:r>
-        <w:rPr>
-          <w:rFonts w:ascii="BIZ UDPゴシック" w:cs="BIZ UDPゴシック" w:eastAsia="BIZ UDPゴシック" w:hAnsi="BIZ UDPゴシック"/>
-          <w:b/>
-          <w:bCs/>
-          <w:sz w:val="32"/>
-          <w:szCs w:val="32"/>
-        </w:rPr>
-        <w:t xml:space="preserve">3. 修正内容</w:t>
-      </w:r>
-    </w:p>
-    <w:p>
-      <w:pPr>
-        <w:pStyle w:val="Heading2"/>
-      </w:pPr>
-      <w:r>
-        <w:rPr>
-          <w:rFonts w:ascii="BIZ UDPゴシック" w:cs="BIZ UDPゴシック" w:eastAsia="BIZ UDPゴシック" w:hAnsi="BIZ UDPゴシック"/>
-          <w:b/>
-          <w:bCs/>
-          <w:sz w:val="24"/>
-          <w:szCs w:val="24"/>
-        </w:rPr>
-        <w:t xml:space="preserve">■ No.1  AWS Backup プラン①（毎時）</w:t>
-      </w:r>
-    </w:p>
-    <w:tbl>
-      <w:tblPr>
-        <w:tblW w:type="dxa" w:w="8504"/>
-        <w:tblBorders>
-          <w:top w:val="single" w:color="auto" w:sz="4"/>
-          <w:left w:val="single" w:color="auto" w:sz="4"/>
-          <w:bottom w:val="single" w:color="auto" w:sz="4"/>
-          <w:right w:val="single" w:color="auto" w:sz="4"/>
-          <w:insideH w:val="single" w:color="auto" w:sz="4"/>
-          <w:insideV w:val="single" w:color="auto" w:sz="4"/>
-        </w:tblBorders>
-      </w:tblPr>
-      <w:tblGrid>
-        <w:gridCol w:w="3000"/>
-        <w:gridCol w:w="5504"/>
-      </w:tblGrid>
-      <w:tr>
-        <w:trPr>
-          <w:cantSplit/>
-        </w:trPr>
-        <w:tc>
-          <w:tcPr>
-            <w:tcW w:type="dxa" w:w="3000"/>
-            <w:tcBorders>
-              <w:top w:val="single" w:color="CCCCCC" w:sz="4"/>
-              <w:left w:val="single" w:color="CCCCCC" w:sz="4"/>
-              <w:bottom w:val="single" w:color="CCCCCC" w:sz="4"/>
-              <w:right w:val="single" w:color="CCCCCC" w:sz="4"/>
-            </w:tcBorders>
-            <w:shd w:fill="F5F5F5" w:val="clear"/>
-            <w:tcMar>
-              <w:top w:type="dxa" w:w="60"/>
-              <w:left w:type="dxa" w:w="100"/>
-              <w:bottom w:type="dxa" w:w="60"/>
-              <w:right w:type="dxa" w:w="100"/>
-            </w:tcMar>
-          </w:tcPr>
-          <w:p>
-            <w:r>
-              <w:rPr>
-                <w:rFonts w:ascii="BIZ UDPゴシック" w:cs="BIZ UDPゴシック" w:eastAsia="BIZ UDPゴシック" w:hAnsi="BIZ UDPゴシック"/>
-                <w:b/>
-                <w:bCs/>
-                <w:sz w:val="18"/>
-                <w:szCs w:val="18"/>
-              </w:rPr>
-              <w:t xml:space="preserve">設定項目</w:t>
-            </w:r>
-          </w:p>
-        </w:tc>
-        <w:tc>
-          <w:tcPr>
-            <w:tcW w:type="dxa" w:w="5504"/>
-            <w:tcBorders>
-              <w:top w:val="single" w:color="CCCCCC" w:sz="4"/>
-              <w:left w:val="single" w:color="CCCCCC" w:sz="4"/>
-              <w:bottom w:val="single" w:color="CCCCCC" w:sz="4"/>
-              <w:right w:val="single" w:color="CCCCCC" w:sz="4"/>
-            </w:tcBorders>
-            <w:shd w:fill="F5F5F5" w:val="clear"/>
-            <w:tcMar>
-              <w:top w:type="dxa" w:w="60"/>
-              <w:left w:type="dxa" w:w="100"/>
-              <w:bottom w:type="dxa" w:w="60"/>
-              <w:right w:type="dxa" w:w="100"/>
-            </w:tcMar>
-          </w:tcPr>
-          <w:p>
-            <w:r>
-              <w:rPr>
-                <w:rFonts w:ascii="BIZ UDPゴシック" w:cs="BIZ UDPゴシック" w:eastAsia="BIZ UDPゴシック" w:hAnsi="BIZ UDPゴシック"/>
-                <w:b/>
-                <w:bCs/>
-                <w:sz w:val="18"/>
-                <w:szCs w:val="18"/>
-              </w:rPr>
-              <w:t xml:space="preserve">設定値</w:t>
-            </w:r>
-          </w:p>
-        </w:tc>
-      </w:tr>
-      <w:tr>
-        <w:trPr>
-          <w:cantSplit/>
-        </w:trPr>
-        <w:tc>
-          <w:tcPr>
-            <w:tcW w:type="dxa" w:w="3000"/>
-            <w:tcBorders>
-              <w:top w:val="single" w:color="CCCCCC" w:sz="4"/>
-              <w:left w:val="single" w:color="CCCCCC" w:sz="4"/>
-              <w:bottom w:val="single" w:color="CCCCCC" w:sz="4"/>
-              <w:right w:val="single" w:color="CCCCCC" w:sz="4"/>
-            </w:tcBorders>
-            <w:shd w:fill="FFFFFF" w:val="clear"/>
-            <w:tcMar>
-              <w:top w:type="dxa" w:w="60"/>
-              <w:left w:type="dxa" w:w="100"/>
-              <w:bottom w:type="dxa" w:w="60"/>
-              <w:right w:type="dxa" w:w="100"/>
-            </w:tcMar>
-          </w:tcPr>
-          <w:p>
-            <w:r>
-              <w:rPr>
-                <w:rFonts w:ascii="BIZ UDPゴシック" w:cs="BIZ UDPゴシック" w:eastAsia="BIZ UDPゴシック" w:hAnsi="BIZ UDPゴシック"/>
-                <w:b w:val="false"/>
-                <w:bCs w:val="false"/>
-                <w:sz w:val="18"/>
-                <w:szCs w:val="18"/>
-              </w:rPr>
-              <w:t xml:space="preserve">バックアッププラン名</w:t>
-            </w:r>
-          </w:p>
-        </w:tc>
-        <w:tc>
-          <w:tcPr>
-            <w:tcW w:type="dxa" w:w="5504"/>
-            <w:tcBorders>
-              <w:top w:val="single" w:color="CCCCCC" w:sz="4"/>
-              <w:left w:val="single" w:color="CCCCCC" w:sz="4"/>
-              <w:bottom w:val="single" w:color="CCCCCC" w:sz="4"/>
-              <w:right w:val="single" w:color="CCCCCC" w:sz="4"/>
-            </w:tcBorders>
-            <w:shd w:fill="FFFFFF" w:val="clear"/>
-            <w:tcMar>
-              <w:top w:type="dxa" w:w="60"/>
-              <w:left w:type="dxa" w:w="100"/>
-              <w:bottom w:type="dxa" w:w="60"/>
-              <w:right w:type="dxa" w:w="100"/>
-            </w:tcMar>
-          </w:tcPr>
-          <w:p>
-            <w:r>
-              <w:rPr>
-                <w:rFonts w:ascii="BIZ UDPゴシック" w:cs="BIZ UDPゴシック" w:eastAsia="BIZ UDPゴシック" w:hAnsi="BIZ UDPゴシック"/>
-                <w:b w:val="false"/>
-                <w:bCs w:val="false"/>
-                <w:sz w:val="18"/>
-                <w:szCs w:val="18"/>
-              </w:rPr>
-              <w:t xml:space="preserve">ksm-posprd-rds-hourly</w:t>
-            </w:r>
-          </w:p>
-        </w:tc>
-      </w:tr>
-      <w:tr>
-        <w:trPr>
-          <w:cantSplit/>
-        </w:trPr>
-        <w:tc>
-          <w:tcPr>
-            <w:tcW w:type="dxa" w:w="3000"/>
-            <w:tcBorders>
-              <w:top w:val="single" w:color="CCCCCC" w:sz="4"/>
-              <w:left w:val="single" w:color="CCCCCC" w:sz="4"/>
-              <w:bottom w:val="single" w:color="CCCCCC" w:sz="4"/>
-              <w:right w:val="single" w:color="CCCCCC" w:sz="4"/>
-            </w:tcBorders>
-            <w:shd w:fill="FFFFFF" w:val="clear"/>
-            <w:tcMar>
-              <w:top w:type="dxa" w:w="60"/>
-              <w:left w:type="dxa" w:w="100"/>
-              <w:bottom w:type="dxa" w:w="60"/>
-              <w:right w:type="dxa" w:w="100"/>
-            </w:tcMar>
-          </w:tcPr>
-          <w:p>
-            <w:r>
-              <w:rPr>
-                <w:rFonts w:ascii="BIZ UDPゴシック" w:cs="BIZ UDPゴシック" w:eastAsia="BIZ UDPゴシック" w:hAnsi="BIZ UDPゴシック"/>
-                <w:b w:val="false"/>
-                <w:bCs w:val="false"/>
-                <w:sz w:val="18"/>
-                <w:szCs w:val="18"/>
-              </w:rPr>
-              <w:t xml:space="preserve">バックアップ頻度</w:t>
-            </w:r>
-          </w:p>
-        </w:tc>
-        <w:tc>
-          <w:tcPr>
-            <w:tcW w:type="dxa" w:w="5504"/>
-            <w:tcBorders>
-              <w:top w:val="single" w:color="CCCCCC" w:sz="4"/>
-              <w:left w:val="single" w:color="CCCCCC" w:sz="4"/>
-              <w:bottom w:val="single" w:color="CCCCCC" w:sz="4"/>
-              <w:right w:val="single" w:color="CCCCCC" w:sz="4"/>
-            </w:tcBorders>
-            <w:shd w:fill="FFFFFF" w:val="clear"/>
-            <w:tcMar>
-              <w:top w:type="dxa" w:w="60"/>
-              <w:left w:type="dxa" w:w="100"/>
-              <w:bottom w:type="dxa" w:w="60"/>
-              <w:right w:type="dxa" w:w="100"/>
-            </w:tcMar>
-          </w:tcPr>
-          <w:p>
-            <w:r>
-              <w:rPr>
-                <w:rFonts w:ascii="BIZ UDPゴシック" w:cs="BIZ UDPゴシック" w:eastAsia="BIZ UDPゴシック" w:hAnsi="BIZ UDPゴシック"/>
-                <w:b w:val="false"/>
-                <w:bCs w:val="false"/>
-                <w:sz w:val="18"/>
-                <w:szCs w:val="18"/>
-              </w:rPr>
-              <w:t xml:space="preserve">1時間ごと（cron(0 * * * ? *)）</w:t>
-            </w:r>
-          </w:p>
-        </w:tc>
-      </w:tr>
-      <w:tr>
-        <w:trPr>
-          <w:cantSplit/>
-        </w:trPr>
-        <w:tc>
-          <w:tcPr>
-            <w:tcW w:type="dxa" w:w="3000"/>
-            <w:tcBorders>
-              <w:top w:val="single" w:color="CCCCCC" w:sz="4"/>
-              <w:left w:val="single" w:color="CCCCCC" w:sz="4"/>
-              <w:bottom w:val="single" w:color="CCCCCC" w:sz="4"/>
-              <w:right w:val="single" w:color="CCCCCC" w:sz="4"/>
-            </w:tcBorders>
-            <w:shd w:fill="FFFFFF" w:val="clear"/>
-            <w:tcMar>
-              <w:top w:type="dxa" w:w="60"/>
-              <w:left w:type="dxa" w:w="100"/>
-              <w:bottom w:type="dxa" w:w="60"/>
-              <w:right w:type="dxa" w:w="100"/>
-            </w:tcMar>
-          </w:tcPr>
-          <w:p>
-            <w:r>
-              <w:rPr>
-                <w:rFonts w:ascii="BIZ UDPゴシック" w:cs="BIZ UDPゴシック" w:eastAsia="BIZ UDPゴシック" w:hAnsi="BIZ UDPゴシック"/>
-                <w:b w:val="false"/>
-                <w:bCs w:val="false"/>
-                <w:sz w:val="18"/>
-                <w:szCs w:val="18"/>
-              </w:rPr>
-              <w:t xml:space="preserve">保持期間</w:t>
-            </w:r>
-          </w:p>
-        </w:tc>
-        <w:tc>
-          <w:tcPr>
-            <w:tcW w:type="dxa" w:w="5504"/>
-            <w:tcBorders>
-              <w:top w:val="single" w:color="CCCCCC" w:sz="4"/>
-              <w:left w:val="single" w:color="CCCCCC" w:sz="4"/>
-              <w:bottom w:val="single" w:color="CCCCCC" w:sz="4"/>
-              <w:right w:val="single" w:color="CCCCCC" w:sz="4"/>
-            </w:tcBorders>
-            <w:shd w:fill="FFFFFF" w:val="clear"/>
-            <w:tcMar>
-              <w:top w:type="dxa" w:w="60"/>
-              <w:left w:type="dxa" w:w="100"/>
-              <w:bottom w:type="dxa" w:w="60"/>
-              <w:right w:type="dxa" w:w="100"/>
-            </w:tcMar>
-          </w:tcPr>
-          <w:p>
-            <w:r>
-              <w:rPr>
-                <w:rFonts w:ascii="BIZ UDPゴシック" w:cs="BIZ UDPゴシック" w:eastAsia="BIZ UDPゴシック" w:hAnsi="BIZ UDPゴシック"/>
-                <w:b w:val="false"/>
-                <w:bCs w:val="false"/>
-                <w:sz w:val="18"/>
-                <w:szCs w:val="18"/>
-              </w:rPr>
-              <w:t xml:space="preserve">1日（24時間）</w:t>
-            </w:r>
-          </w:p>
-        </w:tc>
-      </w:tr>
-      <w:tr>
-        <w:trPr>
-          <w:cantSplit/>
-        </w:trPr>
-        <w:tc>
-          <w:tcPr>
-            <w:tcW w:type="dxa" w:w="3000"/>
-            <w:tcBorders>
-              <w:top w:val="single" w:color="CCCCCC" w:sz="4"/>
-              <w:left w:val="single" w:color="CCCCCC" w:sz="4"/>
-              <w:bottom w:val="single" w:color="CCCCCC" w:sz="4"/>
-              <w:right w:val="single" w:color="CCCCCC" w:sz="4"/>
-            </w:tcBorders>
-            <w:shd w:fill="FFFFFF" w:val="clear"/>
-            <w:tcMar>
-              <w:top w:type="dxa" w:w="60"/>
-              <w:left w:type="dxa" w:w="100"/>
-              <w:bottom w:type="dxa" w:w="60"/>
-              <w:right w:type="dxa" w:w="100"/>
-            </w:tcMar>
-          </w:tcPr>
-          <w:p>
-            <w:r>
-              <w:rPr>
-                <w:rFonts w:ascii="BIZ UDPゴシック" w:cs="BIZ UDPゴシック" w:eastAsia="BIZ UDPゴシック" w:hAnsi="BIZ UDPゴシック"/>
-                <w:b w:val="false"/>
-                <w:bCs w:val="false"/>
-                <w:sz w:val="18"/>
-                <w:szCs w:val="18"/>
-              </w:rPr>
-              <w:t xml:space="preserve">対象</w:t>
-            </w:r>
-          </w:p>
-        </w:tc>
-        <w:tc>
-          <w:tcPr>
-            <w:tcW w:type="dxa" w:w="5504"/>
-            <w:tcBorders>
-              <w:top w:val="single" w:color="CCCCCC" w:sz="4"/>
-              <w:left w:val="single" w:color="CCCCCC" w:sz="4"/>
-              <w:bottom w:val="single" w:color="CCCCCC" w:sz="4"/>
-              <w:right w:val="single" w:color="CCCCCC" w:sz="4"/>
-            </w:tcBorders>
-            <w:shd w:fill="FFFFFF" w:val="clear"/>
-            <w:tcMar>
-              <w:top w:type="dxa" w:w="60"/>
-              <w:left w:type="dxa" w:w="100"/>
-              <w:bottom w:type="dxa" w:w="60"/>
-              <w:right w:type="dxa" w:w="100"/>
-            </w:tcMar>
-          </w:tcPr>
-          <w:p>
-            <w:r>
-              <w:rPr>
-                <w:rFonts w:ascii="BIZ UDPゴシック" w:cs="BIZ UDPゴシック" w:eastAsia="BIZ UDPゴシック" w:hAnsi="BIZ UDPゴシック"/>
-                <w:b w:val="false"/>
-                <w:bCs w:val="false"/>
-                <w:sz w:val="18"/>
-                <w:szCs w:val="18"/>
-              </w:rPr>
-              <w:t xml:space="preserve">ksm-posprd-db-cluster</w:t>
-            </w:r>
-          </w:p>
-        </w:tc>
-      </w:tr>
-      <w:tr>
-        <w:trPr>
-          <w:cantSplit/>
-        </w:trPr>
-        <w:tc>
-          <w:tcPr>
-            <w:tcW w:type="dxa" w:w="3000"/>
-            <w:tcBorders>
-              <w:top w:val="single" w:color="CCCCCC" w:sz="4"/>
-              <w:left w:val="single" w:color="CCCCCC" w:sz="4"/>
-              <w:bottom w:val="single" w:color="CCCCCC" w:sz="4"/>
-              <w:right w:val="single" w:color="CCCCCC" w:sz="4"/>
-            </w:tcBorders>
-            <w:shd w:fill="FFFFFF" w:val="clear"/>
-            <w:tcMar>
-              <w:top w:type="dxa" w:w="60"/>
-              <w:left w:type="dxa" w:w="100"/>
-              <w:bottom w:type="dxa" w:w="60"/>
-              <w:right w:type="dxa" w:w="100"/>
-            </w:tcMar>
-          </w:tcPr>
-          <w:p>
-            <w:r>
-              <w:rPr>
-                <w:rFonts w:ascii="BIZ UDPゴシック" w:cs="BIZ UDPゴシック" w:eastAsia="BIZ UDPゴシック" w:hAnsi="BIZ UDPゴシック"/>
-                <w:b w:val="false"/>
-                <w:bCs w:val="false"/>
-                <w:sz w:val="18"/>
-                <w:szCs w:val="18"/>
-              </w:rPr>
-              <w:t xml:space="preserve">バックアップウィンドウ</w:t>
-            </w:r>
-          </w:p>
-        </w:tc>
-        <w:tc>
-          <w:tcPr>
-            <w:tcW w:type="dxa" w:w="5504"/>
-            <w:tcBorders>
-              <w:top w:val="single" w:color="CCCCCC" w:sz="4"/>
-              <w:left w:val="single" w:color="CCCCCC" w:sz="4"/>
-              <w:bottom w:val="single" w:color="CCCCCC" w:sz="4"/>
-              <w:right w:val="single" w:color="CCCCCC" w:sz="4"/>
-            </w:tcBorders>
-            <w:shd w:fill="FFFFFF" w:val="clear"/>
-            <w:tcMar>
-              <w:top w:type="dxa" w:w="60"/>
-              <w:left w:type="dxa" w:w="100"/>
-              <w:bottom w:type="dxa" w:w="60"/>
-              <w:right w:type="dxa" w:w="100"/>
-            </w:tcMar>
-          </w:tcPr>
-          <w:p>
-            <w:r>
-              <w:rPr>
-                <w:rFonts w:ascii="BIZ UDPゴシック" w:cs="BIZ UDPゴシック" w:eastAsia="BIZ UDPゴシック" w:hAnsi="BIZ UDPゴシック"/>
-                <w:b w:val="false"/>
-                <w:bCs w:val="false"/>
-                <w:sz w:val="18"/>
-                <w:szCs w:val="18"/>
-              </w:rPr>
-              <w:t xml:space="preserve">毎時 0分 開始</w:t>
             </w:r>
           </w:p>
         </w:tc>
@@ -3671,364 +3479,7 @@
           <w:sz w:val="24"/>
           <w:szCs w:val="24"/>
         </w:rPr>
-        <w:t xml:space="preserve">■ No.2  AWS Backup プラン②（日次）</w:t>
-      </w:r>
-    </w:p>
-    <w:tbl>
-      <w:tblPr>
-        <w:tblW w:type="dxa" w:w="8504"/>
-        <w:tblBorders>
-          <w:top w:val="single" w:color="auto" w:sz="4"/>
-          <w:left w:val="single" w:color="auto" w:sz="4"/>
-          <w:bottom w:val="single" w:color="auto" w:sz="4"/>
-          <w:right w:val="single" w:color="auto" w:sz="4"/>
-          <w:insideH w:val="single" w:color="auto" w:sz="4"/>
-          <w:insideV w:val="single" w:color="auto" w:sz="4"/>
-        </w:tblBorders>
-      </w:tblPr>
-      <w:tblGrid>
-        <w:gridCol w:w="3000"/>
-        <w:gridCol w:w="5504"/>
-      </w:tblGrid>
-      <w:tr>
-        <w:trPr>
-          <w:cantSplit/>
-        </w:trPr>
-        <w:tc>
-          <w:tcPr>
-            <w:tcW w:type="dxa" w:w="3000"/>
-            <w:tcBorders>
-              <w:top w:val="single" w:color="CCCCCC" w:sz="4"/>
-              <w:left w:val="single" w:color="CCCCCC" w:sz="4"/>
-              <w:bottom w:val="single" w:color="CCCCCC" w:sz="4"/>
-              <w:right w:val="single" w:color="CCCCCC" w:sz="4"/>
-            </w:tcBorders>
-            <w:shd w:fill="F5F5F5" w:val="clear"/>
-            <w:tcMar>
-              <w:top w:type="dxa" w:w="60"/>
-              <w:left w:type="dxa" w:w="100"/>
-              <w:bottom w:type="dxa" w:w="60"/>
-              <w:right w:type="dxa" w:w="100"/>
-            </w:tcMar>
-          </w:tcPr>
-          <w:p>
-            <w:r>
-              <w:rPr>
-                <w:rFonts w:ascii="BIZ UDPゴシック" w:cs="BIZ UDPゴシック" w:eastAsia="BIZ UDPゴシック" w:hAnsi="BIZ UDPゴシック"/>
-                <w:b/>
-                <w:bCs/>
-                <w:sz w:val="18"/>
-                <w:szCs w:val="18"/>
-              </w:rPr>
-              <w:t xml:space="preserve">設定項目</w:t>
-            </w:r>
-          </w:p>
-        </w:tc>
-        <w:tc>
-          <w:tcPr>
-            <w:tcW w:type="dxa" w:w="5504"/>
-            <w:tcBorders>
-              <w:top w:val="single" w:color="CCCCCC" w:sz="4"/>
-              <w:left w:val="single" w:color="CCCCCC" w:sz="4"/>
-              <w:bottom w:val="single" w:color="CCCCCC" w:sz="4"/>
-              <w:right w:val="single" w:color="CCCCCC" w:sz="4"/>
-            </w:tcBorders>
-            <w:shd w:fill="F5F5F5" w:val="clear"/>
-            <w:tcMar>
-              <w:top w:type="dxa" w:w="60"/>
-              <w:left w:type="dxa" w:w="100"/>
-              <w:bottom w:type="dxa" w:w="60"/>
-              <w:right w:type="dxa" w:w="100"/>
-            </w:tcMar>
-          </w:tcPr>
-          <w:p>
-            <w:r>
-              <w:rPr>
-                <w:rFonts w:ascii="BIZ UDPゴシック" w:cs="BIZ UDPゴシック" w:eastAsia="BIZ UDPゴシック" w:hAnsi="BIZ UDPゴシック"/>
-                <w:b/>
-                <w:bCs/>
-                <w:sz w:val="18"/>
-                <w:szCs w:val="18"/>
-              </w:rPr>
-              <w:t xml:space="preserve">設定値</w:t>
-            </w:r>
-          </w:p>
-        </w:tc>
-      </w:tr>
-      <w:tr>
-        <w:trPr>
-          <w:cantSplit/>
-        </w:trPr>
-        <w:tc>
-          <w:tcPr>
-            <w:tcW w:type="dxa" w:w="3000"/>
-            <w:tcBorders>
-              <w:top w:val="single" w:color="CCCCCC" w:sz="4"/>
-              <w:left w:val="single" w:color="CCCCCC" w:sz="4"/>
-              <w:bottom w:val="single" w:color="CCCCCC" w:sz="4"/>
-              <w:right w:val="single" w:color="CCCCCC" w:sz="4"/>
-            </w:tcBorders>
-            <w:shd w:fill="FFFFFF" w:val="clear"/>
-            <w:tcMar>
-              <w:top w:type="dxa" w:w="60"/>
-              <w:left w:type="dxa" w:w="100"/>
-              <w:bottom w:type="dxa" w:w="60"/>
-              <w:right w:type="dxa" w:w="100"/>
-            </w:tcMar>
-          </w:tcPr>
-          <w:p>
-            <w:r>
-              <w:rPr>
-                <w:rFonts w:ascii="BIZ UDPゴシック" w:cs="BIZ UDPゴシック" w:eastAsia="BIZ UDPゴシック" w:hAnsi="BIZ UDPゴシック"/>
-                <w:b w:val="false"/>
-                <w:bCs w:val="false"/>
-                <w:sz w:val="18"/>
-                <w:szCs w:val="18"/>
-              </w:rPr>
-              <w:t xml:space="preserve">バックアッププラン名</w:t>
-            </w:r>
-          </w:p>
-        </w:tc>
-        <w:tc>
-          <w:tcPr>
-            <w:tcW w:type="dxa" w:w="5504"/>
-            <w:tcBorders>
-              <w:top w:val="single" w:color="CCCCCC" w:sz="4"/>
-              <w:left w:val="single" w:color="CCCCCC" w:sz="4"/>
-              <w:bottom w:val="single" w:color="CCCCCC" w:sz="4"/>
-              <w:right w:val="single" w:color="CCCCCC" w:sz="4"/>
-            </w:tcBorders>
-            <w:shd w:fill="FFFFFF" w:val="clear"/>
-            <w:tcMar>
-              <w:top w:type="dxa" w:w="60"/>
-              <w:left w:type="dxa" w:w="100"/>
-              <w:bottom w:type="dxa" w:w="60"/>
-              <w:right w:type="dxa" w:w="100"/>
-            </w:tcMar>
-          </w:tcPr>
-          <w:p>
-            <w:r>
-              <w:rPr>
-                <w:rFonts w:ascii="BIZ UDPゴシック" w:cs="BIZ UDPゴシック" w:eastAsia="BIZ UDPゴシック" w:hAnsi="BIZ UDPゴシック"/>
-                <w:b w:val="false"/>
-                <w:bCs w:val="false"/>
-                <w:sz w:val="18"/>
-                <w:szCs w:val="18"/>
-              </w:rPr>
-              <w:t xml:space="preserve">ksm-posprd-rds-daily</w:t>
-            </w:r>
-          </w:p>
-        </w:tc>
-      </w:tr>
-      <w:tr>
-        <w:trPr>
-          <w:cantSplit/>
-        </w:trPr>
-        <w:tc>
-          <w:tcPr>
-            <w:tcW w:type="dxa" w:w="3000"/>
-            <w:tcBorders>
-              <w:top w:val="single" w:color="CCCCCC" w:sz="4"/>
-              <w:left w:val="single" w:color="CCCCCC" w:sz="4"/>
-              <w:bottom w:val="single" w:color="CCCCCC" w:sz="4"/>
-              <w:right w:val="single" w:color="CCCCCC" w:sz="4"/>
-            </w:tcBorders>
-            <w:shd w:fill="FFFFFF" w:val="clear"/>
-            <w:tcMar>
-              <w:top w:type="dxa" w:w="60"/>
-              <w:left w:type="dxa" w:w="100"/>
-              <w:bottom w:type="dxa" w:w="60"/>
-              <w:right w:type="dxa" w:w="100"/>
-            </w:tcMar>
-          </w:tcPr>
-          <w:p>
-            <w:r>
-              <w:rPr>
-                <w:rFonts w:ascii="BIZ UDPゴシック" w:cs="BIZ UDPゴシック" w:eastAsia="BIZ UDPゴシック" w:hAnsi="BIZ UDPゴシック"/>
-                <w:b w:val="false"/>
-                <w:bCs w:val="false"/>
-                <w:sz w:val="18"/>
-                <w:szCs w:val="18"/>
-              </w:rPr>
-              <w:t xml:space="preserve">スケジュール</w:t>
-            </w:r>
-          </w:p>
-        </w:tc>
-        <w:tc>
-          <w:tcPr>
-            <w:tcW w:type="dxa" w:w="5504"/>
-            <w:tcBorders>
-              <w:top w:val="single" w:color="CCCCCC" w:sz="4"/>
-              <w:left w:val="single" w:color="CCCCCC" w:sz="4"/>
-              <w:bottom w:val="single" w:color="CCCCCC" w:sz="4"/>
-              <w:right w:val="single" w:color="CCCCCC" w:sz="4"/>
-            </w:tcBorders>
-            <w:shd w:fill="FFFFFF" w:val="clear"/>
-            <w:tcMar>
-              <w:top w:type="dxa" w:w="60"/>
-              <w:left w:type="dxa" w:w="100"/>
-              <w:bottom w:type="dxa" w:w="60"/>
-              <w:right w:type="dxa" w:w="100"/>
-            </w:tcMar>
-          </w:tcPr>
-          <w:p>
-            <w:r>
-              <w:rPr>
-                <w:rFonts w:ascii="BIZ UDPゴシック" w:cs="BIZ UDPゴシック" w:eastAsia="BIZ UDPゴシック" w:hAnsi="BIZ UDPゴシック"/>
-                <w:b w:val="false"/>
-                <w:bCs w:val="false"/>
-                <w:sz w:val="18"/>
-                <w:szCs w:val="18"/>
-              </w:rPr>
-              <w:t xml:space="preserve">cron(0 15 * * ? *)  = JST 00:00 毎日</w:t>
-            </w:r>
-          </w:p>
-        </w:tc>
-      </w:tr>
-      <w:tr>
-        <w:trPr>
-          <w:cantSplit/>
-        </w:trPr>
-        <w:tc>
-          <w:tcPr>
-            <w:tcW w:type="dxa" w:w="3000"/>
-            <w:tcBorders>
-              <w:top w:val="single" w:color="CCCCCC" w:sz="4"/>
-              <w:left w:val="single" w:color="CCCCCC" w:sz="4"/>
-              <w:bottom w:val="single" w:color="CCCCCC" w:sz="4"/>
-              <w:right w:val="single" w:color="CCCCCC" w:sz="4"/>
-            </w:tcBorders>
-            <w:shd w:fill="FFFFFF" w:val="clear"/>
-            <w:tcMar>
-              <w:top w:type="dxa" w:w="60"/>
-              <w:left w:type="dxa" w:w="100"/>
-              <w:bottom w:type="dxa" w:w="60"/>
-              <w:right w:type="dxa" w:w="100"/>
-            </w:tcMar>
-          </w:tcPr>
-          <w:p>
-            <w:r>
-              <w:rPr>
-                <w:rFonts w:ascii="BIZ UDPゴシック" w:cs="BIZ UDPゴシック" w:eastAsia="BIZ UDPゴシック" w:hAnsi="BIZ UDPゴシック"/>
-                <w:b w:val="false"/>
-                <w:bCs w:val="false"/>
-                <w:sz w:val="18"/>
-                <w:szCs w:val="18"/>
-              </w:rPr>
-              <w:t xml:space="preserve">保持期間</w:t>
-            </w:r>
-          </w:p>
-        </w:tc>
-        <w:tc>
-          <w:tcPr>
-            <w:tcW w:type="dxa" w:w="5504"/>
-            <w:tcBorders>
-              <w:top w:val="single" w:color="CCCCCC" w:sz="4"/>
-              <w:left w:val="single" w:color="CCCCCC" w:sz="4"/>
-              <w:bottom w:val="single" w:color="CCCCCC" w:sz="4"/>
-              <w:right w:val="single" w:color="CCCCCC" w:sz="4"/>
-            </w:tcBorders>
-            <w:shd w:fill="FFFFFF" w:val="clear"/>
-            <w:tcMar>
-              <w:top w:type="dxa" w:w="60"/>
-              <w:left w:type="dxa" w:w="100"/>
-              <w:bottom w:type="dxa" w:w="60"/>
-              <w:right w:type="dxa" w:w="100"/>
-            </w:tcMar>
-          </w:tcPr>
-          <w:p>
-            <w:r>
-              <w:rPr>
-                <w:rFonts w:ascii="BIZ UDPゴシック" w:cs="BIZ UDPゴシック" w:eastAsia="BIZ UDPゴシック" w:hAnsi="BIZ UDPゴシック"/>
-                <w:b w:val="false"/>
-                <w:bCs w:val="false"/>
-                <w:sz w:val="18"/>
-                <w:szCs w:val="18"/>
-              </w:rPr>
-              <w:t xml:space="preserve">7日間</w:t>
-            </w:r>
-          </w:p>
-        </w:tc>
-      </w:tr>
-      <w:tr>
-        <w:trPr>
-          <w:cantSplit/>
-        </w:trPr>
-        <w:tc>
-          <w:tcPr>
-            <w:tcW w:type="dxa" w:w="3000"/>
-            <w:tcBorders>
-              <w:top w:val="single" w:color="CCCCCC" w:sz="4"/>
-              <w:left w:val="single" w:color="CCCCCC" w:sz="4"/>
-              <w:bottom w:val="single" w:color="CCCCCC" w:sz="4"/>
-              <w:right w:val="single" w:color="CCCCCC" w:sz="4"/>
-            </w:tcBorders>
-            <w:shd w:fill="FFFFFF" w:val="clear"/>
-            <w:tcMar>
-              <w:top w:type="dxa" w:w="60"/>
-              <w:left w:type="dxa" w:w="100"/>
-              <w:bottom w:type="dxa" w:w="60"/>
-              <w:right w:type="dxa" w:w="100"/>
-            </w:tcMar>
-          </w:tcPr>
-          <w:p>
-            <w:r>
-              <w:rPr>
-                <w:rFonts w:ascii="BIZ UDPゴシック" w:cs="BIZ UDPゴシック" w:eastAsia="BIZ UDPゴシック" w:hAnsi="BIZ UDPゴシック"/>
-                <w:b w:val="false"/>
-                <w:bCs w:val="false"/>
-                <w:sz w:val="18"/>
-                <w:szCs w:val="18"/>
-              </w:rPr>
-              <w:t xml:space="preserve">対象</w:t>
-            </w:r>
-          </w:p>
-        </w:tc>
-        <w:tc>
-          <w:tcPr>
-            <w:tcW w:type="dxa" w:w="5504"/>
-            <w:tcBorders>
-              <w:top w:val="single" w:color="CCCCCC" w:sz="4"/>
-              <w:left w:val="single" w:color="CCCCCC" w:sz="4"/>
-              <w:bottom w:val="single" w:color="CCCCCC" w:sz="4"/>
-              <w:right w:val="single" w:color="CCCCCC" w:sz="4"/>
-            </w:tcBorders>
-            <w:shd w:fill="FFFFFF" w:val="clear"/>
-            <w:tcMar>
-              <w:top w:type="dxa" w:w="60"/>
-              <w:left w:type="dxa" w:w="100"/>
-              <w:bottom w:type="dxa" w:w="60"/>
-              <w:right w:type="dxa" w:w="100"/>
-            </w:tcMar>
-          </w:tcPr>
-          <w:p>
-            <w:r>
-              <w:rPr>
-                <w:rFonts w:ascii="BIZ UDPゴシック" w:cs="BIZ UDPゴシック" w:eastAsia="BIZ UDPゴシック" w:hAnsi="BIZ UDPゴシック"/>
-                <w:b w:val="false"/>
-                <w:bCs w:val="false"/>
-                <w:sz w:val="18"/>
-                <w:szCs w:val="18"/>
-              </w:rPr>
-              <w:t xml:space="preserve">ksm-posprd-db-cluster</w:t>
-            </w:r>
-          </w:p>
-        </w:tc>
-      </w:tr>
-    </w:tbl>
-    <w:p>
-      <w:pPr>
-        <w:pStyle w:val="Heading2"/>
-      </w:pPr>
-      <w:r>
-        <w:rPr>
-          <w:rFonts w:ascii="BIZ UDPゴシック" w:cs="BIZ UDPゴシック" w:eastAsia="BIZ UDPゴシック" w:hAnsi="BIZ UDPゴシック"/>
-          <w:b/>
-          <w:bCs/>
-          <w:sz w:val="24"/>
-          <w:szCs w:val="24"/>
-        </w:rPr>
-        <w:t xml:space="preserve">■ バックアップ体系まとめ</w:t>
+        <w:t xml:space="preserve">■ バックアップ体系まとめ（変更後）</w:t>
       </w:r>
     </w:p>
     <w:p>
@@ -4082,12 +3533,13 @@
           <w:sz w:val="18"/>
           <w:szCs w:val="18"/>
         </w:rPr>
-        <w:t xml:space="preserve">【復元可能範囲】過去 7日間の日次スナップショット＋直近 24時間の毎時スナップショット → 直近 7日間の任意の時刻に近い状態へ復元可能</w:t>
+        <w:t xml:space="preserve">【復元可能範囲】過去7日間の日次スナップショット＋直近24時間の毎時スナップショット → 直近7日間の任意の時刻に近い状態へ復元可能</w:t>
       </w:r>
     </w:p>
     <w:p>
       <w:pPr>
         <w:pStyle w:val="Heading1"/>
+        <w:pageBreakBefore/>
       </w:pPr>
       <w:r>
         <w:rPr>
@@ -4097,7 +3549,7 @@
           <w:sz w:val="32"/>
           <w:szCs w:val="32"/>
         </w:rPr>
-        <w:t xml:space="preserve">4. 実装コマンド（AWS CloudShell）</w:t>
+        <w:t xml:space="preserve">No.1  AWS Backup プラン①（毎時）作成</w:t>
       </w:r>
     </w:p>
     <w:p>
@@ -4112,7 +3564,7 @@
           <w:sz w:val="24"/>
           <w:szCs w:val="24"/>
         </w:rPr>
-        <w:t xml:space="preserve">■ バックアップボールト作成</w:t>
+        <w:t xml:space="preserve">■ 対象ファイル</w:t>
       </w:r>
     </w:p>
     <w:tbl>
@@ -4128,7 +3580,8 @@
         </w:tblBorders>
       </w:tblPr>
       <w:tblGrid>
-        <w:gridCol w:w="8504"/>
+        <w:gridCol w:w="2126"/>
+        <w:gridCol w:w="6378"/>
       </w:tblGrid>
       <w:tr>
         <w:trPr>
@@ -4136,7 +3589,7 @@
         </w:trPr>
         <w:tc>
           <w:tcPr>
-            <w:tcW w:type="dxa" w:w="8504"/>
+            <w:tcW w:type="dxa" w:w="2126"/>
             <w:tcBorders>
               <w:top w:val="single" w:color="CCCCCC" w:sz="4"/>
               <w:left w:val="single" w:color="CCCCCC" w:sz="4"/>
@@ -4152,55 +3605,122 @@
             </w:tcMar>
           </w:tcPr>
           <w:p>
-            <w:pPr>
-              <w:spacing w:before="0" w:after="0"/>
-            </w:pPr>
-            <w:r>
-              <w:rPr>
-                <w:rFonts w:ascii="Consolas" w:cs="Consolas" w:eastAsia="Consolas" w:hAnsi="Consolas"/>
-                <w:sz w:val="18"/>
-                <w:szCs w:val="18"/>
-              </w:rPr>
-              <w:t xml:space="preserve">aws backup create-backup-vault \</w:t>
-            </w:r>
-          </w:p>
-          <w:p>
-            <w:pPr>
-              <w:spacing w:before="0" w:after="0"/>
-            </w:pPr>
-            <w:r>
-              <w:rPr>
-                <w:rFonts w:ascii="Consolas" w:cs="Consolas" w:eastAsia="Consolas" w:hAnsi="Consolas"/>
-                <w:sz w:val="18"/>
-                <w:szCs w:val="18"/>
-              </w:rPr>
-              <w:t xml:space="preserve">  --region ap-northeast-1 \</w:t>
-            </w:r>
-          </w:p>
-          <w:p>
-            <w:pPr>
-              <w:spacing w:before="0" w:after="0"/>
-            </w:pPr>
-            <w:r>
-              <w:rPr>
-                <w:rFonts w:ascii="Consolas" w:cs="Consolas" w:eastAsia="Consolas" w:hAnsi="Consolas"/>
-                <w:sz w:val="18"/>
-                <w:szCs w:val="18"/>
-              </w:rPr>
-              <w:t xml:space="preserve">  --backup-vault-name ksm-posprd-backup-vault \</w:t>
-            </w:r>
-          </w:p>
-          <w:p>
-            <w:pPr>
-              <w:spacing w:before="0" w:after="0"/>
-            </w:pPr>
-            <w:r>
-              <w:rPr>
-                <w:rFonts w:ascii="Consolas" w:cs="Consolas" w:eastAsia="Consolas" w:hAnsi="Consolas"/>
-                <w:sz w:val="18"/>
-                <w:szCs w:val="18"/>
-              </w:rPr>
-              <w:t xml:space="preserve">  --encryption-key-arn arn:aws:kms:ap-northeast-1:332802448674:key/f63b92c0-a810-4665-a45e-ffb926b21496</w:t>
+            <w:r>
+              <w:rPr>
+                <w:rFonts w:ascii="BIZ UDPゴシック" w:cs="BIZ UDPゴシック" w:eastAsia="BIZ UDPゴシック" w:hAnsi="BIZ UDPゴシック"/>
+                <w:b/>
+                <w:bCs/>
+                <w:i w:val="false"/>
+                <w:iCs w:val="false"/>
+                <w:color w:val="000000"/>
+                <w:sz w:val="18"/>
+                <w:szCs w:val="18"/>
+              </w:rPr>
+              <w:t xml:space="preserve">ファイルパス</w:t>
+            </w:r>
+          </w:p>
+        </w:tc>
+        <w:tc>
+          <w:tcPr>
+            <w:tcW w:type="dxa" w:w="6378"/>
+            <w:tcBorders>
+              <w:top w:val="single" w:color="CCCCCC" w:sz="4"/>
+              <w:left w:val="single" w:color="CCCCCC" w:sz="4"/>
+              <w:bottom w:val="single" w:color="CCCCCC" w:sz="4"/>
+              <w:right w:val="single" w:color="CCCCCC" w:sz="4"/>
+            </w:tcBorders>
+            <w:shd w:fill="FFFFFF" w:val="clear"/>
+            <w:tcMar>
+              <w:top w:type="dxa" w:w="60"/>
+              <w:left w:type="dxa" w:w="100"/>
+              <w:bottom w:type="dxa" w:w="60"/>
+              <w:right w:type="dxa" w:w="100"/>
+            </w:tcMar>
+          </w:tcPr>
+          <w:p>
+            <w:r>
+              <w:rPr>
+                <w:rFonts w:ascii="BIZ UDPゴシック" w:cs="BIZ UDPゴシック" w:eastAsia="BIZ UDPゴシック" w:hAnsi="BIZ UDPゴシック"/>
+                <w:b w:val="false"/>
+                <w:bCs w:val="false"/>
+                <w:i w:val="false"/>
+                <w:iCs w:val="false"/>
+                <w:color w:val="000000"/>
+                <w:sz w:val="18"/>
+                <w:szCs w:val="18"/>
+              </w:rPr>
+              <w:t xml:space="preserve">AWS Backup コンソール / CloudShell</w:t>
+            </w:r>
+          </w:p>
+        </w:tc>
+      </w:tr>
+      <w:tr>
+        <w:trPr>
+          <w:cantSplit/>
+        </w:trPr>
+        <w:tc>
+          <w:tcPr>
+            <w:tcW w:type="dxa" w:w="2126"/>
+            <w:tcBorders>
+              <w:top w:val="single" w:color="CCCCCC" w:sz="4"/>
+              <w:left w:val="single" w:color="CCCCCC" w:sz="4"/>
+              <w:bottom w:val="single" w:color="CCCCCC" w:sz="4"/>
+              <w:right w:val="single" w:color="CCCCCC" w:sz="4"/>
+            </w:tcBorders>
+            <w:shd w:fill="F5F5F5" w:val="clear"/>
+            <w:tcMar>
+              <w:top w:type="dxa" w:w="60"/>
+              <w:left w:type="dxa" w:w="100"/>
+              <w:bottom w:type="dxa" w:w="60"/>
+              <w:right w:type="dxa" w:w="100"/>
+            </w:tcMar>
+          </w:tcPr>
+          <w:p>
+            <w:r>
+              <w:rPr>
+                <w:rFonts w:ascii="BIZ UDPゴシック" w:cs="BIZ UDPゴシック" w:eastAsia="BIZ UDPゴシック" w:hAnsi="BIZ UDPゴシック"/>
+                <w:b/>
+                <w:bCs/>
+                <w:i w:val="false"/>
+                <w:iCs w:val="false"/>
+                <w:color w:val="000000"/>
+                <w:sz w:val="18"/>
+                <w:szCs w:val="18"/>
+              </w:rPr>
+              <w:t xml:space="preserve">変更種別</w:t>
+            </w:r>
+          </w:p>
+        </w:tc>
+        <w:tc>
+          <w:tcPr>
+            <w:tcW w:type="dxa" w:w="6378"/>
+            <w:tcBorders>
+              <w:top w:val="single" w:color="CCCCCC" w:sz="4"/>
+              <w:left w:val="single" w:color="CCCCCC" w:sz="4"/>
+              <w:bottom w:val="single" w:color="CCCCCC" w:sz="4"/>
+              <w:right w:val="single" w:color="CCCCCC" w:sz="4"/>
+            </w:tcBorders>
+            <w:shd w:fill="FFFFFF" w:val="clear"/>
+            <w:tcMar>
+              <w:top w:type="dxa" w:w="60"/>
+              <w:left w:type="dxa" w:w="100"/>
+              <w:bottom w:type="dxa" w:w="60"/>
+              <w:right w:type="dxa" w:w="100"/>
+            </w:tcMar>
+          </w:tcPr>
+          <w:p>
+            <w:r>
+              <w:rPr>
+                <w:rFonts w:ascii="BIZ UDPゴシック" w:cs="BIZ UDPゴシック" w:eastAsia="BIZ UDPゴシック" w:hAnsi="BIZ UDPゴシック"/>
+                <w:b w:val="false"/>
+                <w:bCs w:val="false"/>
+                <w:i w:val="false"/>
+                <w:iCs w:val="false"/>
+                <w:color w:val="000000"/>
+                <w:sz w:val="18"/>
+                <w:szCs w:val="18"/>
+              </w:rPr>
+              <w:t xml:space="preserve">新規設定</w:t>
             </w:r>
           </w:p>
         </w:tc>
@@ -4218,7 +3738,112 @@
           <w:sz w:val="24"/>
           <w:szCs w:val="24"/>
         </w:rPr>
-        <w:t xml:space="preserve">■ プラン①（毎時）作成</w:t>
+        <w:t xml:space="preserve">■ 改修内容</w:t>
+      </w:r>
+    </w:p>
+    <w:p>
+      <w:pPr>
+        <w:pStyle w:val="ListParagraph"/>
+        <w:numPr>
+          <w:ilvl w:val="0"/>
+          <w:numId w:val="2"/>
+        </w:numPr>
+        <w:spacing w:before="40" w:after="40"/>
+      </w:pPr>
+      <w:r>
+        <w:rPr>
+          <w:rFonts w:ascii="BIZ UDPゴシック" w:cs="BIZ UDPゴシック" w:eastAsia="BIZ UDPゴシック" w:hAnsi="BIZ UDPゴシック"/>
+          <w:sz w:val="18"/>
+          <w:szCs w:val="18"/>
+        </w:rPr>
+        <w:t xml:space="preserve">ksm-posprd-backup-vault（KMSキー暗号化済み）を新規作成する</w:t>
+      </w:r>
+    </w:p>
+    <w:p>
+      <w:pPr>
+        <w:pStyle w:val="ListParagraph"/>
+        <w:numPr>
+          <w:ilvl w:val="0"/>
+          <w:numId w:val="2"/>
+        </w:numPr>
+        <w:spacing w:before="40" w:after="40"/>
+      </w:pPr>
+      <w:r>
+        <w:rPr>
+          <w:rFonts w:ascii="BIZ UDPゴシック" w:cs="BIZ UDPゴシック" w:eastAsia="BIZ UDPゴシック" w:hAnsi="BIZ UDPゴシック"/>
+          <w:sz w:val="18"/>
+          <w:szCs w:val="18"/>
+        </w:rPr>
+        <w:t xml:space="preserve">バックアッププラン「ksm-posprd-rds-hourly」を作成する</w:t>
+      </w:r>
+    </w:p>
+    <w:p>
+      <w:pPr>
+        <w:pStyle w:val="ListParagraph"/>
+        <w:numPr>
+          <w:ilvl w:val="0"/>
+          <w:numId w:val="2"/>
+        </w:numPr>
+        <w:spacing w:before="40" w:after="40"/>
+      </w:pPr>
+      <w:r>
+        <w:rPr>
+          <w:rFonts w:ascii="BIZ UDPゴシック" w:cs="BIZ UDPゴシック" w:eastAsia="BIZ UDPゴシック" w:hAnsi="BIZ UDPゴシック"/>
+          <w:sz w:val="18"/>
+          <w:szCs w:val="18"/>
+        </w:rPr>
+        <w:t xml:space="preserve">スケジュール: cron(0 * * * ? *)  = 毎時 0分（UTC）</w:t>
+      </w:r>
+    </w:p>
+    <w:p>
+      <w:pPr>
+        <w:pStyle w:val="ListParagraph"/>
+        <w:numPr>
+          <w:ilvl w:val="0"/>
+          <w:numId w:val="2"/>
+        </w:numPr>
+        <w:spacing w:before="40" w:after="40"/>
+      </w:pPr>
+      <w:r>
+        <w:rPr>
+          <w:rFonts w:ascii="BIZ UDPゴシック" w:cs="BIZ UDPゴシック" w:eastAsia="BIZ UDPゴシック" w:hAnsi="BIZ UDPゴシック"/>
+          <w:sz w:val="18"/>
+          <w:szCs w:val="18"/>
+        </w:rPr>
+        <w:t xml:space="preserve">保持期間: 1日（24時間経過後に自動削除）</w:t>
+      </w:r>
+    </w:p>
+    <w:p>
+      <w:pPr>
+        <w:pStyle w:val="ListParagraph"/>
+        <w:numPr>
+          <w:ilvl w:val="0"/>
+          <w:numId w:val="2"/>
+        </w:numPr>
+        <w:spacing w:before="40" w:after="40"/>
+      </w:pPr>
+      <w:r>
+        <w:rPr>
+          <w:rFonts w:ascii="BIZ UDPゴシック" w:cs="BIZ UDPゴシック" w:eastAsia="BIZ UDPゴシック" w:hAnsi="BIZ UDPゴシック"/>
+          <w:sz w:val="18"/>
+          <w:szCs w:val="18"/>
+        </w:rPr>
+        <w:t xml:space="preserve">対象: ksm-posprd-db-cluster（Aurora MySQL 8.0）</w:t>
+      </w:r>
+    </w:p>
+    <w:p>
+      <w:pPr>
+        <w:pStyle w:val="Heading2"/>
+      </w:pPr>
+      <w:r>
+        <w:rPr>
+          <w:rFonts w:ascii="BIZ UDPゴシック" w:cs="BIZ UDPゴシック" w:eastAsia="BIZ UDPゴシック" w:hAnsi="BIZ UDPゴシック"/>
+          <w:b/>
+          <w:bCs/>
+          <w:sz w:val="24"/>
+          <w:szCs w:val="24"/>
+        </w:rPr>
+        <w:t xml:space="preserve">■ コード差分</w:t>
       </w:r>
     </w:p>
     <w:tbl>
@@ -4234,7 +3859,8 @@
         </w:tblBorders>
       </w:tblPr>
       <w:tblGrid>
-        <w:gridCol w:w="8504"/>
+        <w:gridCol w:w="4252"/>
+        <w:gridCol w:w="4252"/>
       </w:tblGrid>
       <w:tr>
         <w:trPr>
@@ -4242,7 +3868,7 @@
         </w:trPr>
         <w:tc>
           <w:tcPr>
-            <w:tcW w:type="dxa" w:w="8504"/>
+            <w:tcW w:type="dxa" w:w="4252"/>
             <w:tcBorders>
               <w:top w:val="single" w:color="CCCCCC" w:sz="4"/>
               <w:left w:val="single" w:color="CCCCCC" w:sz="4"/>
@@ -4250,6 +3876,77 @@
               <w:right w:val="single" w:color="CCCCCC" w:sz="4"/>
             </w:tcBorders>
             <w:shd w:fill="F5F5F5" w:val="clear"/>
+            <w:tcMar>
+              <w:top w:type="dxa" w:w="60"/>
+              <w:left w:type="dxa" w:w="100"/>
+              <w:bottom w:type="dxa" w:w="60"/>
+              <w:right w:type="dxa" w:w="100"/>
+            </w:tcMar>
+          </w:tcPr>
+          <w:p>
+            <w:r>
+              <w:rPr>
+                <w:rFonts w:ascii="BIZ UDPゴシック" w:cs="BIZ UDPゴシック" w:eastAsia="BIZ UDPゴシック" w:hAnsi="BIZ UDPゴシック"/>
+                <w:b/>
+                <w:bCs/>
+                <w:i w:val="false"/>
+                <w:iCs w:val="false"/>
+                <w:color w:val="000000"/>
+                <w:sz w:val="18"/>
+                <w:szCs w:val="18"/>
+              </w:rPr>
+              <w:t xml:space="preserve">▼ 変更前 (Before)</w:t>
+            </w:r>
+          </w:p>
+        </w:tc>
+        <w:tc>
+          <w:tcPr>
+            <w:tcW w:type="dxa" w:w="4252"/>
+            <w:tcBorders>
+              <w:top w:val="single" w:color="CCCCCC" w:sz="4"/>
+              <w:left w:val="single" w:color="CCCCCC" w:sz="4"/>
+              <w:bottom w:val="single" w:color="CCCCCC" w:sz="4"/>
+              <w:right w:val="single" w:color="CCCCCC" w:sz="4"/>
+            </w:tcBorders>
+            <w:shd w:fill="F5F5F5" w:val="clear"/>
+            <w:tcMar>
+              <w:top w:type="dxa" w:w="60"/>
+              <w:left w:type="dxa" w:w="100"/>
+              <w:bottom w:type="dxa" w:w="60"/>
+              <w:right w:type="dxa" w:w="100"/>
+            </w:tcMar>
+          </w:tcPr>
+          <w:p>
+            <w:r>
+              <w:rPr>
+                <w:rFonts w:ascii="BIZ UDPゴシック" w:cs="BIZ UDPゴシック" w:eastAsia="BIZ UDPゴシック" w:hAnsi="BIZ UDPゴシック"/>
+                <w:b/>
+                <w:bCs/>
+                <w:i w:val="false"/>
+                <w:iCs w:val="false"/>
+                <w:color w:val="000000"/>
+                <w:sz w:val="18"/>
+                <w:szCs w:val="18"/>
+              </w:rPr>
+              <w:t xml:space="preserve">▲ 変更後 (After)</w:t>
+            </w:r>
+          </w:p>
+        </w:tc>
+      </w:tr>
+      <w:tr>
+        <w:trPr>
+          <w:cantSplit/>
+        </w:trPr>
+        <w:tc>
+          <w:tcPr>
+            <w:tcW w:type="dxa" w:w="4252"/>
+            <w:tcBorders>
+              <w:top w:val="single" w:color="CCCCCC" w:sz="4"/>
+              <w:left w:val="single" w:color="CCCCCC" w:sz="4"/>
+              <w:bottom w:val="single" w:color="CCCCCC" w:sz="4"/>
+              <w:right w:val="single" w:color="CCCCCC" w:sz="4"/>
+            </w:tcBorders>
+            <w:shd w:fill="FFFFFF" w:val="clear"/>
             <w:tcMar>
               <w:top w:type="dxa" w:w="60"/>
               <w:left w:type="dxa" w:w="100"/>
@@ -4267,9 +3964,27 @@
                 <w:sz w:val="18"/>
                 <w:szCs w:val="18"/>
               </w:rPr>
-              <w:t xml:space="preserve">PLAN_ID=$(aws backup create-backup-plan --region ap-northeast-1 \</w:t>
-            </w:r>
-          </w:p>
+              <w:t xml:space="preserve">（設定なし）</w:t>
+            </w:r>
+          </w:p>
+        </w:tc>
+        <w:tc>
+          <w:tcPr>
+            <w:tcW w:type="dxa" w:w="4252"/>
+            <w:tcBorders>
+              <w:top w:val="single" w:color="CCCCCC" w:sz="4"/>
+              <w:left w:val="single" w:color="CCCCCC" w:sz="4"/>
+              <w:bottom w:val="single" w:color="CCCCCC" w:sz="4"/>
+              <w:right w:val="single" w:color="CCCCCC" w:sz="4"/>
+            </w:tcBorders>
+            <w:shd w:fill="FFFFFF" w:val="clear"/>
+            <w:tcMar>
+              <w:top w:type="dxa" w:w="60"/>
+              <w:left w:type="dxa" w:w="100"/>
+              <w:bottom w:type="dxa" w:w="60"/>
+              <w:right w:type="dxa" w:w="100"/>
+            </w:tcMar>
+          </w:tcPr>
           <w:p>
             <w:pPr>
               <w:spacing w:before="0" w:after="0"/>
@@ -4280,7 +3995,7 @@
                 <w:sz w:val="18"/>
                 <w:szCs w:val="18"/>
               </w:rPr>
-              <w:t xml:space="preserve">  --backup-plan '{</w:t>
+              <w:t xml:space="preserve">aws backup create-backup-vault \</w:t>
             </w:r>
           </w:p>
           <w:p>
@@ -4293,7 +4008,7 @@
                 <w:sz w:val="18"/>
                 <w:szCs w:val="18"/>
               </w:rPr>
-              <w:t xml:space="preserve">    "BackupPlanName": "ksm-posprd-rds-hourly",</w:t>
+              <w:t xml:space="preserve">  --backup-vault-name ksm-posprd-backup-vault \</w:t>
             </w:r>
           </w:p>
           <w:p>
@@ -4306,7 +4021,7 @@
                 <w:sz w:val="18"/>
                 <w:szCs w:val="18"/>
               </w:rPr>
-              <w:t xml:space="preserve">    "Rules": [{"RuleName":"hourly-24h",</w:t>
+              <w:t xml:space="preserve">  --encryption-key-arn arn:aws:kms:ap-northeast-1:332802448674:key/f63b92c0-...</w:t>
             </w:r>
           </w:p>
           <w:p>
@@ -4319,7 +4034,7 @@
                 <w:sz w:val="18"/>
                 <w:szCs w:val="18"/>
               </w:rPr>
-              <w:t xml:space="preserve">      "TargetBackupVaultName":"ksm-posprd-backup-vault",</w:t>
+              <w:t xml:space="preserve"/>
             </w:r>
           </w:p>
           <w:p>
@@ -4332,7 +4047,7 @@
                 <w:sz w:val="18"/>
                 <w:szCs w:val="18"/>
               </w:rPr>
-              <w:t xml:space="preserve">      "ScheduleExpression":"cron(0 * * * ? *)",</w:t>
+              <w:t xml:space="preserve">aws backup create-backup-plan \</w:t>
             </w:r>
           </w:p>
           <w:p>
@@ -4345,7 +4060,7 @@
                 <w:sz w:val="18"/>
                 <w:szCs w:val="18"/>
               </w:rPr>
-              <w:t xml:space="preserve">      "Lifecycle":{"DeleteAfterDays":1}}]}' \</w:t>
+              <w:t xml:space="preserve">  --backup-plan '{"BackupPlanName":"ksm-posprd-rds-hourly",</w:t>
             </w:r>
           </w:p>
           <w:p>
@@ -4358,7 +4073,7 @@
                 <w:sz w:val="18"/>
                 <w:szCs w:val="18"/>
               </w:rPr>
-              <w:t xml:space="preserve">  --query BackupPlanId --output text)</w:t>
+              <w:t xml:space="preserve">    "Rules":[{"RuleName":"hourly-24h",</w:t>
             </w:r>
           </w:p>
           <w:p>
@@ -4371,7 +4086,7 @@
                 <w:sz w:val="18"/>
                 <w:szCs w:val="18"/>
               </w:rPr>
-              <w:t xml:space="preserve"/>
+              <w:t xml:space="preserve">    "TargetBackupVaultName":"ksm-posprd-backup-vault",</w:t>
             </w:r>
           </w:p>
           <w:p>
@@ -4384,7 +4099,7 @@
                 <w:sz w:val="18"/>
                 <w:szCs w:val="18"/>
               </w:rPr>
-              <w:t xml:space="preserve">aws backup create-backup-selection --region ap-northeast-1 \</w:t>
+              <w:t xml:space="preserve">    "ScheduleExpression":"cron(0 * * * ? *)",</w:t>
             </w:r>
           </w:p>
           <w:p>
@@ -4397,46 +4112,7 @@
                 <w:sz w:val="18"/>
                 <w:szCs w:val="18"/>
               </w:rPr>
-              <w:t xml:space="preserve">  --backup-plan-id $PLAN_ID --backup-selection '{</w:t>
-            </w:r>
-          </w:p>
-          <w:p>
-            <w:pPr>
-              <w:spacing w:before="0" w:after="0"/>
-            </w:pPr>
-            <w:r>
-              <w:rPr>
-                <w:rFonts w:ascii="Consolas" w:cs="Consolas" w:eastAsia="Consolas" w:hAnsi="Consolas"/>
-                <w:sz w:val="18"/>
-                <w:szCs w:val="18"/>
-              </w:rPr>
-              <w:t xml:space="preserve">    "SelectionName":"rds-cluster-hourly",</w:t>
-            </w:r>
-          </w:p>
-          <w:p>
-            <w:pPr>
-              <w:spacing w:before="0" w:after="0"/>
-            </w:pPr>
-            <w:r>
-              <w:rPr>
-                <w:rFonts w:ascii="Consolas" w:cs="Consolas" w:eastAsia="Consolas" w:hAnsi="Consolas"/>
-                <w:sz w:val="18"/>
-                <w:szCs w:val="18"/>
-              </w:rPr>
-              <w:t xml:space="preserve">    "IamRoleArn":"arn:aws:iam::332802448674:role/AWSBackupDefaultServiceRole",</w:t>
-            </w:r>
-          </w:p>
-          <w:p>
-            <w:pPr>
-              <w:spacing w:before="0" w:after="0"/>
-            </w:pPr>
-            <w:r>
-              <w:rPr>
-                <w:rFonts w:ascii="Consolas" w:cs="Consolas" w:eastAsia="Consolas" w:hAnsi="Consolas"/>
-                <w:sz w:val="18"/>
-                <w:szCs w:val="18"/>
-              </w:rPr>
-              <w:t xml:space="preserve">    "Resources":["arn:aws:rds:ap-northeast-1:332802448674:cluster:ksm-posprd-db-cluster"]}'</w:t>
+              <w:t xml:space="preserve">    "Lifecycle":{"DeleteAfterDays":1}}]}'</w:t>
             </w:r>
           </w:p>
         </w:tc>
@@ -4454,600 +4130,7 @@
           <w:sz w:val="24"/>
           <w:szCs w:val="24"/>
         </w:rPr>
-        <w:t xml:space="preserve">■ プラン②（日次）作成</w:t>
-      </w:r>
-    </w:p>
-    <w:tbl>
-      <w:tblPr>
-        <w:tblW w:type="dxa" w:w="8504"/>
-        <w:tblBorders>
-          <w:top w:val="single" w:color="auto" w:sz="4"/>
-          <w:left w:val="single" w:color="auto" w:sz="4"/>
-          <w:bottom w:val="single" w:color="auto" w:sz="4"/>
-          <w:right w:val="single" w:color="auto" w:sz="4"/>
-          <w:insideH w:val="single" w:color="auto" w:sz="4"/>
-          <w:insideV w:val="single" w:color="auto" w:sz="4"/>
-        </w:tblBorders>
-      </w:tblPr>
-      <w:tblGrid>
-        <w:gridCol w:w="8504"/>
-      </w:tblGrid>
-      <w:tr>
-        <w:trPr>
-          <w:cantSplit/>
-        </w:trPr>
-        <w:tc>
-          <w:tcPr>
-            <w:tcW w:type="dxa" w:w="8504"/>
-            <w:tcBorders>
-              <w:top w:val="single" w:color="CCCCCC" w:sz="4"/>
-              <w:left w:val="single" w:color="CCCCCC" w:sz="4"/>
-              <w:bottom w:val="single" w:color="CCCCCC" w:sz="4"/>
-              <w:right w:val="single" w:color="CCCCCC" w:sz="4"/>
-            </w:tcBorders>
-            <w:shd w:fill="F5F5F5" w:val="clear"/>
-            <w:tcMar>
-              <w:top w:type="dxa" w:w="60"/>
-              <w:left w:type="dxa" w:w="100"/>
-              <w:bottom w:type="dxa" w:w="60"/>
-              <w:right w:type="dxa" w:w="100"/>
-            </w:tcMar>
-          </w:tcPr>
-          <w:p>
-            <w:pPr>
-              <w:spacing w:before="0" w:after="0"/>
-            </w:pPr>
-            <w:r>
-              <w:rPr>
-                <w:rFonts w:ascii="Consolas" w:cs="Consolas" w:eastAsia="Consolas" w:hAnsi="Consolas"/>
-                <w:sz w:val="18"/>
-                <w:szCs w:val="18"/>
-              </w:rPr>
-              <w:t xml:space="preserve">PLAN_ID2=$(aws backup create-backup-plan --region ap-northeast-1 \</w:t>
-            </w:r>
-          </w:p>
-          <w:p>
-            <w:pPr>
-              <w:spacing w:before="0" w:after="0"/>
-            </w:pPr>
-            <w:r>
-              <w:rPr>
-                <w:rFonts w:ascii="Consolas" w:cs="Consolas" w:eastAsia="Consolas" w:hAnsi="Consolas"/>
-                <w:sz w:val="18"/>
-                <w:szCs w:val="18"/>
-              </w:rPr>
-              <w:t xml:space="preserve">  --backup-plan '{</w:t>
-            </w:r>
-          </w:p>
-          <w:p>
-            <w:pPr>
-              <w:spacing w:before="0" w:after="0"/>
-            </w:pPr>
-            <w:r>
-              <w:rPr>
-                <w:rFonts w:ascii="Consolas" w:cs="Consolas" w:eastAsia="Consolas" w:hAnsi="Consolas"/>
-                <w:sz w:val="18"/>
-                <w:szCs w:val="18"/>
-              </w:rPr>
-              <w:t xml:space="preserve">    "BackupPlanName": "ksm-posprd-rds-daily",</w:t>
-            </w:r>
-          </w:p>
-          <w:p>
-            <w:pPr>
-              <w:spacing w:before="0" w:after="0"/>
-            </w:pPr>
-            <w:r>
-              <w:rPr>
-                <w:rFonts w:ascii="Consolas" w:cs="Consolas" w:eastAsia="Consolas" w:hAnsi="Consolas"/>
-                <w:sz w:val="18"/>
-                <w:szCs w:val="18"/>
-              </w:rPr>
-              <w:t xml:space="preserve">    "Rules": [{"RuleName":"daily-7d",</w:t>
-            </w:r>
-          </w:p>
-          <w:p>
-            <w:pPr>
-              <w:spacing w:before="0" w:after="0"/>
-            </w:pPr>
-            <w:r>
-              <w:rPr>
-                <w:rFonts w:ascii="Consolas" w:cs="Consolas" w:eastAsia="Consolas" w:hAnsi="Consolas"/>
-                <w:sz w:val="18"/>
-                <w:szCs w:val="18"/>
-              </w:rPr>
-              <w:t xml:space="preserve">      "TargetBackupVaultName":"ksm-posprd-backup-vault",</w:t>
-            </w:r>
-          </w:p>
-          <w:p>
-            <w:pPr>
-              <w:spacing w:before="0" w:after="0"/>
-            </w:pPr>
-            <w:r>
-              <w:rPr>
-                <w:rFonts w:ascii="Consolas" w:cs="Consolas" w:eastAsia="Consolas" w:hAnsi="Consolas"/>
-                <w:sz w:val="18"/>
-                <w:szCs w:val="18"/>
-              </w:rPr>
-              <w:t xml:space="preserve">      "ScheduleExpression":"cron(0 15 * * ? *)",</w:t>
-            </w:r>
-          </w:p>
-          <w:p>
-            <w:pPr>
-              <w:spacing w:before="0" w:after="0"/>
-            </w:pPr>
-            <w:r>
-              <w:rPr>
-                <w:rFonts w:ascii="Consolas" w:cs="Consolas" w:eastAsia="Consolas" w:hAnsi="Consolas"/>
-                <w:sz w:val="18"/>
-                <w:szCs w:val="18"/>
-              </w:rPr>
-              <w:t xml:space="preserve">      "Lifecycle":{"DeleteAfterDays":7}}]}' \</w:t>
-            </w:r>
-          </w:p>
-          <w:p>
-            <w:pPr>
-              <w:spacing w:before="0" w:after="0"/>
-            </w:pPr>
-            <w:r>
-              <w:rPr>
-                <w:rFonts w:ascii="Consolas" w:cs="Consolas" w:eastAsia="Consolas" w:hAnsi="Consolas"/>
-                <w:sz w:val="18"/>
-                <w:szCs w:val="18"/>
-              </w:rPr>
-              <w:t xml:space="preserve">  --query BackupPlanId --output text)</w:t>
-            </w:r>
-          </w:p>
-          <w:p>
-            <w:pPr>
-              <w:spacing w:before="0" w:after="0"/>
-            </w:pPr>
-            <w:r>
-              <w:rPr>
-                <w:rFonts w:ascii="Consolas" w:cs="Consolas" w:eastAsia="Consolas" w:hAnsi="Consolas"/>
-                <w:sz w:val="18"/>
-                <w:szCs w:val="18"/>
-              </w:rPr>
-              <w:t xml:space="preserve"/>
-            </w:r>
-          </w:p>
-          <w:p>
-            <w:pPr>
-              <w:spacing w:before="0" w:after="0"/>
-            </w:pPr>
-            <w:r>
-              <w:rPr>
-                <w:rFonts w:ascii="Consolas" w:cs="Consolas" w:eastAsia="Consolas" w:hAnsi="Consolas"/>
-                <w:sz w:val="18"/>
-                <w:szCs w:val="18"/>
-              </w:rPr>
-              <w:t xml:space="preserve">aws backup create-backup-selection --region ap-northeast-1 \</w:t>
-            </w:r>
-          </w:p>
-          <w:p>
-            <w:pPr>
-              <w:spacing w:before="0" w:after="0"/>
-            </w:pPr>
-            <w:r>
-              <w:rPr>
-                <w:rFonts w:ascii="Consolas" w:cs="Consolas" w:eastAsia="Consolas" w:hAnsi="Consolas"/>
-                <w:sz w:val="18"/>
-                <w:szCs w:val="18"/>
-              </w:rPr>
-              <w:t xml:space="preserve">  --backup-plan-id $PLAN_ID2 --backup-selection '{</w:t>
-            </w:r>
-          </w:p>
-          <w:p>
-            <w:pPr>
-              <w:spacing w:before="0" w:after="0"/>
-            </w:pPr>
-            <w:r>
-              <w:rPr>
-                <w:rFonts w:ascii="Consolas" w:cs="Consolas" w:eastAsia="Consolas" w:hAnsi="Consolas"/>
-                <w:sz w:val="18"/>
-                <w:szCs w:val="18"/>
-              </w:rPr>
-              <w:t xml:space="preserve">    "SelectionName":"rds-cluster-daily",</w:t>
-            </w:r>
-          </w:p>
-          <w:p>
-            <w:pPr>
-              <w:spacing w:before="0" w:after="0"/>
-            </w:pPr>
-            <w:r>
-              <w:rPr>
-                <w:rFonts w:ascii="Consolas" w:cs="Consolas" w:eastAsia="Consolas" w:hAnsi="Consolas"/>
-                <w:sz w:val="18"/>
-                <w:szCs w:val="18"/>
-              </w:rPr>
-              <w:t xml:space="preserve">    "IamRoleArn":"arn:aws:iam::332802448674:role/AWSBackupDefaultServiceRole",</w:t>
-            </w:r>
-          </w:p>
-          <w:p>
-            <w:pPr>
-              <w:spacing w:before="0" w:after="0"/>
-            </w:pPr>
-            <w:r>
-              <w:rPr>
-                <w:rFonts w:ascii="Consolas" w:cs="Consolas" w:eastAsia="Consolas" w:hAnsi="Consolas"/>
-                <w:sz w:val="18"/>
-                <w:szCs w:val="18"/>
-              </w:rPr>
-              <w:t xml:space="preserve">    "Resources":["arn:aws:rds:ap-northeast-1:332802448674:cluster:ksm-posprd-db-cluster"]}'</w:t>
-            </w:r>
-          </w:p>
-        </w:tc>
-      </w:tr>
-    </w:tbl>
-    <w:p>
-      <w:pPr>
-        <w:pStyle w:val="Heading1"/>
-      </w:pPr>
-      <w:r>
-        <w:rPr>
-          <w:rFonts w:ascii="BIZ UDPゴシック" w:cs="BIZ UDPゴシック" w:eastAsia="BIZ UDPゴシック" w:hAnsi="BIZ UDPゴシック"/>
-          <w:b/>
-          <w:bCs/>
-          <w:sz w:val="32"/>
-          <w:szCs w:val="32"/>
-        </w:rPr>
-        <w:t xml:space="preserve">5. 影響範囲</w:t>
-      </w:r>
-    </w:p>
-    <w:tbl>
-      <w:tblPr>
-        <w:tblW w:type="dxa" w:w="8504"/>
-        <w:tblBorders>
-          <w:top w:val="single" w:color="auto" w:sz="4"/>
-          <w:left w:val="single" w:color="auto" w:sz="4"/>
-          <w:bottom w:val="single" w:color="auto" w:sz="4"/>
-          <w:right w:val="single" w:color="auto" w:sz="4"/>
-          <w:insideH w:val="single" w:color="auto" w:sz="4"/>
-          <w:insideV w:val="single" w:color="auto" w:sz="4"/>
-        </w:tblBorders>
-      </w:tblPr>
-      <w:tblGrid>
-        <w:gridCol w:w="3000"/>
-        <w:gridCol w:w="5504"/>
-      </w:tblGrid>
-      <w:tr>
-        <w:trPr>
-          <w:cantSplit/>
-        </w:trPr>
-        <w:tc>
-          <w:tcPr>
-            <w:tcW w:type="dxa" w:w="3000"/>
-            <w:tcBorders>
-              <w:top w:val="single" w:color="CCCCCC" w:sz="4"/>
-              <w:left w:val="single" w:color="CCCCCC" w:sz="4"/>
-              <w:bottom w:val="single" w:color="CCCCCC" w:sz="4"/>
-              <w:right w:val="single" w:color="CCCCCC" w:sz="4"/>
-            </w:tcBorders>
-            <w:shd w:fill="F5F5F5" w:val="clear"/>
-            <w:tcMar>
-              <w:top w:type="dxa" w:w="60"/>
-              <w:left w:type="dxa" w:w="100"/>
-              <w:bottom w:type="dxa" w:w="60"/>
-              <w:right w:type="dxa" w:w="100"/>
-            </w:tcMar>
-          </w:tcPr>
-          <w:p>
-            <w:r>
-              <w:rPr>
-                <w:rFonts w:ascii="BIZ UDPゴシック" w:cs="BIZ UDPゴシック" w:eastAsia="BIZ UDPゴシック" w:hAnsi="BIZ UDPゴシック"/>
-                <w:b/>
-                <w:bCs/>
-                <w:sz w:val="18"/>
-                <w:szCs w:val="18"/>
-              </w:rPr>
-              <w:t xml:space="preserve">項目</w:t>
-            </w:r>
-          </w:p>
-        </w:tc>
-        <w:tc>
-          <w:tcPr>
-            <w:tcW w:type="dxa" w:w="5504"/>
-            <w:tcBorders>
-              <w:top w:val="single" w:color="CCCCCC" w:sz="4"/>
-              <w:left w:val="single" w:color="CCCCCC" w:sz="4"/>
-              <w:bottom w:val="single" w:color="CCCCCC" w:sz="4"/>
-              <w:right w:val="single" w:color="CCCCCC" w:sz="4"/>
-            </w:tcBorders>
-            <w:shd w:fill="F5F5F5" w:val="clear"/>
-            <w:tcMar>
-              <w:top w:type="dxa" w:w="60"/>
-              <w:left w:type="dxa" w:w="100"/>
-              <w:bottom w:type="dxa" w:w="60"/>
-              <w:right w:type="dxa" w:w="100"/>
-            </w:tcMar>
-          </w:tcPr>
-          <w:p>
-            <w:r>
-              <w:rPr>
-                <w:rFonts w:ascii="BIZ UDPゴシック" w:cs="BIZ UDPゴシック" w:eastAsia="BIZ UDPゴシック" w:hAnsi="BIZ UDPゴシック"/>
-                <w:b/>
-                <w:bCs/>
-                <w:sz w:val="18"/>
-                <w:szCs w:val="18"/>
-              </w:rPr>
-              <w:t xml:space="preserve">影響</w:t>
-            </w:r>
-          </w:p>
-        </w:tc>
-      </w:tr>
-      <w:tr>
-        <w:trPr>
-          <w:cantSplit/>
-        </w:trPr>
-        <w:tc>
-          <w:tcPr>
-            <w:tcW w:type="dxa" w:w="3000"/>
-            <w:tcBorders>
-              <w:top w:val="single" w:color="CCCCCC" w:sz="4"/>
-              <w:left w:val="single" w:color="CCCCCC" w:sz="4"/>
-              <w:bottom w:val="single" w:color="CCCCCC" w:sz="4"/>
-              <w:right w:val="single" w:color="CCCCCC" w:sz="4"/>
-            </w:tcBorders>
-            <w:shd w:fill="FFFFFF" w:val="clear"/>
-            <w:tcMar>
-              <w:top w:type="dxa" w:w="60"/>
-              <w:left w:type="dxa" w:w="100"/>
-              <w:bottom w:type="dxa" w:w="60"/>
-              <w:right w:type="dxa" w:w="100"/>
-            </w:tcMar>
-          </w:tcPr>
-          <w:p>
-            <w:r>
-              <w:rPr>
-                <w:rFonts w:ascii="BIZ UDPゴシック" w:cs="BIZ UDPゴシック" w:eastAsia="BIZ UDPゴシック" w:hAnsi="BIZ UDPゴシック"/>
-                <w:b w:val="false"/>
-                <w:bCs w:val="false"/>
-                <w:sz w:val="18"/>
-                <w:szCs w:val="18"/>
-              </w:rPr>
-              <w:t xml:space="preserve">アプリケーション</w:t>
-            </w:r>
-          </w:p>
-        </w:tc>
-        <w:tc>
-          <w:tcPr>
-            <w:tcW w:type="dxa" w:w="5504"/>
-            <w:tcBorders>
-              <w:top w:val="single" w:color="CCCCCC" w:sz="4"/>
-              <w:left w:val="single" w:color="CCCCCC" w:sz="4"/>
-              <w:bottom w:val="single" w:color="CCCCCC" w:sz="4"/>
-              <w:right w:val="single" w:color="CCCCCC" w:sz="4"/>
-            </w:tcBorders>
-            <w:shd w:fill="FFFFFF" w:val="clear"/>
-            <w:tcMar>
-              <w:top w:type="dxa" w:w="60"/>
-              <w:left w:type="dxa" w:w="100"/>
-              <w:bottom w:type="dxa" w:w="60"/>
-              <w:right w:type="dxa" w:w="100"/>
-            </w:tcMar>
-          </w:tcPr>
-          <w:p>
-            <w:r>
-              <w:rPr>
-                <w:rFonts w:ascii="BIZ UDPゴシック" w:cs="BIZ UDPゴシック" w:eastAsia="BIZ UDPゴシック" w:hAnsi="BIZ UDPゴシック"/>
-                <w:b w:val="false"/>
-                <w:bCs w:val="false"/>
-                <w:sz w:val="18"/>
-                <w:szCs w:val="18"/>
-              </w:rPr>
-              <w:t xml:space="preserve">なし（バックアップはオフラインで実行）</w:t>
-            </w:r>
-          </w:p>
-        </w:tc>
-      </w:tr>
-      <w:tr>
-        <w:trPr>
-          <w:cantSplit/>
-        </w:trPr>
-        <w:tc>
-          <w:tcPr>
-            <w:tcW w:type="dxa" w:w="3000"/>
-            <w:tcBorders>
-              <w:top w:val="single" w:color="CCCCCC" w:sz="4"/>
-              <w:left w:val="single" w:color="CCCCCC" w:sz="4"/>
-              <w:bottom w:val="single" w:color="CCCCCC" w:sz="4"/>
-              <w:right w:val="single" w:color="CCCCCC" w:sz="4"/>
-            </w:tcBorders>
-            <w:shd w:fill="FFFFFF" w:val="clear"/>
-            <w:tcMar>
-              <w:top w:type="dxa" w:w="60"/>
-              <w:left w:type="dxa" w:w="100"/>
-              <w:bottom w:type="dxa" w:w="60"/>
-              <w:right w:type="dxa" w:w="100"/>
-            </w:tcMar>
-          </w:tcPr>
-          <w:p>
-            <w:r>
-              <w:rPr>
-                <w:rFonts w:ascii="BIZ UDPゴシック" w:cs="BIZ UDPゴシック" w:eastAsia="BIZ UDPゴシック" w:hAnsi="BIZ UDPゴシック"/>
-                <w:b w:val="false"/>
-                <w:bCs w:val="false"/>
-                <w:sz w:val="18"/>
-                <w:szCs w:val="18"/>
-              </w:rPr>
-              <w:t xml:space="preserve">DB 接続</w:t>
-            </w:r>
-          </w:p>
-        </w:tc>
-        <w:tc>
-          <w:tcPr>
-            <w:tcW w:type="dxa" w:w="5504"/>
-            <w:tcBorders>
-              <w:top w:val="single" w:color="CCCCCC" w:sz="4"/>
-              <w:left w:val="single" w:color="CCCCCC" w:sz="4"/>
-              <w:bottom w:val="single" w:color="CCCCCC" w:sz="4"/>
-              <w:right w:val="single" w:color="CCCCCC" w:sz="4"/>
-            </w:tcBorders>
-            <w:shd w:fill="FFFFFF" w:val="clear"/>
-            <w:tcMar>
-              <w:top w:type="dxa" w:w="60"/>
-              <w:left w:type="dxa" w:w="100"/>
-              <w:bottom w:type="dxa" w:w="60"/>
-              <w:right w:type="dxa" w:w="100"/>
-            </w:tcMar>
-          </w:tcPr>
-          <w:p>
-            <w:r>
-              <w:rPr>
-                <w:rFonts w:ascii="BIZ UDPゴシック" w:cs="BIZ UDPゴシック" w:eastAsia="BIZ UDPゴシック" w:hAnsi="BIZ UDPゴシック"/>
-                <w:b w:val="false"/>
-                <w:bCs w:val="false"/>
-                <w:sz w:val="18"/>
-                <w:szCs w:val="18"/>
-              </w:rPr>
-              <w:t xml:space="preserve">なし（パフォーマンスへの影響は軽微）</w:t>
-            </w:r>
-          </w:p>
-        </w:tc>
-      </w:tr>
-      <w:tr>
-        <w:trPr>
-          <w:cantSplit/>
-        </w:trPr>
-        <w:tc>
-          <w:tcPr>
-            <w:tcW w:type="dxa" w:w="3000"/>
-            <w:tcBorders>
-              <w:top w:val="single" w:color="CCCCCC" w:sz="4"/>
-              <w:left w:val="single" w:color="CCCCCC" w:sz="4"/>
-              <w:bottom w:val="single" w:color="CCCCCC" w:sz="4"/>
-              <w:right w:val="single" w:color="CCCCCC" w:sz="4"/>
-            </w:tcBorders>
-            <w:shd w:fill="FFFFFF" w:val="clear"/>
-            <w:tcMar>
-              <w:top w:type="dxa" w:w="60"/>
-              <w:left w:type="dxa" w:w="100"/>
-              <w:bottom w:type="dxa" w:w="60"/>
-              <w:right w:type="dxa" w:w="100"/>
-            </w:tcMar>
-          </w:tcPr>
-          <w:p>
-            <w:r>
-              <w:rPr>
-                <w:rFonts w:ascii="BIZ UDPゴシック" w:cs="BIZ UDPゴシック" w:eastAsia="BIZ UDPゴシック" w:hAnsi="BIZ UDPゴシック"/>
-                <w:b w:val="false"/>
-                <w:bCs w:val="false"/>
-                <w:sz w:val="18"/>
-                <w:szCs w:val="18"/>
-              </w:rPr>
-              <w:t xml:space="preserve">コスト増加（概算）</w:t>
-            </w:r>
-          </w:p>
-        </w:tc>
-        <w:tc>
-          <w:tcPr>
-            <w:tcW w:type="dxa" w:w="5504"/>
-            <w:tcBorders>
-              <w:top w:val="single" w:color="CCCCCC" w:sz="4"/>
-              <w:left w:val="single" w:color="CCCCCC" w:sz="4"/>
-              <w:bottom w:val="single" w:color="CCCCCC" w:sz="4"/>
-              <w:right w:val="single" w:color="CCCCCC" w:sz="4"/>
-            </w:tcBorders>
-            <w:shd w:fill="FFFFFF" w:val="clear"/>
-            <w:tcMar>
-              <w:top w:type="dxa" w:w="60"/>
-              <w:left w:type="dxa" w:w="100"/>
-              <w:bottom w:type="dxa" w:w="60"/>
-              <w:right w:type="dxa" w:w="100"/>
-            </w:tcMar>
-          </w:tcPr>
-          <w:p>
-            <w:r>
-              <w:rPr>
-                <w:rFonts w:ascii="BIZ UDPゴシック" w:cs="BIZ UDPゴシック" w:eastAsia="BIZ UDPゴシック" w:hAnsi="BIZ UDPゴシック"/>
-                <w:b w:val="false"/>
-                <w:bCs w:val="false"/>
-                <w:sz w:val="18"/>
-                <w:szCs w:val="18"/>
-              </w:rPr>
-              <w:t xml:space="preserve">約 +$20〜$30 / 月（スナップショット保存料）</w:t>
-            </w:r>
-          </w:p>
-        </w:tc>
-      </w:tr>
-      <w:tr>
-        <w:trPr>
-          <w:cantSplit/>
-        </w:trPr>
-        <w:tc>
-          <w:tcPr>
-            <w:tcW w:type="dxa" w:w="3000"/>
-            <w:tcBorders>
-              <w:top w:val="single" w:color="CCCCCC" w:sz="4"/>
-              <w:left w:val="single" w:color="CCCCCC" w:sz="4"/>
-              <w:bottom w:val="single" w:color="CCCCCC" w:sz="4"/>
-              <w:right w:val="single" w:color="CCCCCC" w:sz="4"/>
-            </w:tcBorders>
-            <w:shd w:fill="FFFFFF" w:val="clear"/>
-            <w:tcMar>
-              <w:top w:type="dxa" w:w="60"/>
-              <w:left w:type="dxa" w:w="100"/>
-              <w:bottom w:type="dxa" w:w="60"/>
-              <w:right w:type="dxa" w:w="100"/>
-            </w:tcMar>
-          </w:tcPr>
-          <w:p>
-            <w:r>
-              <w:rPr>
-                <w:rFonts w:ascii="BIZ UDPゴシック" w:cs="BIZ UDPゴシック" w:eastAsia="BIZ UDPゴシック" w:hAnsi="BIZ UDPゴシック"/>
-                <w:b w:val="false"/>
-                <w:bCs w:val="false"/>
-                <w:sz w:val="18"/>
-                <w:szCs w:val="18"/>
-              </w:rPr>
-              <w:t xml:space="preserve">メンテナンス停止</w:t>
-            </w:r>
-          </w:p>
-        </w:tc>
-        <w:tc>
-          <w:tcPr>
-            <w:tcW w:type="dxa" w:w="5504"/>
-            <w:tcBorders>
-              <w:top w:val="single" w:color="CCCCCC" w:sz="4"/>
-              <w:left w:val="single" w:color="CCCCCC" w:sz="4"/>
-              <w:bottom w:val="single" w:color="CCCCCC" w:sz="4"/>
-              <w:right w:val="single" w:color="CCCCCC" w:sz="4"/>
-            </w:tcBorders>
-            <w:shd w:fill="FFFFFF" w:val="clear"/>
-            <w:tcMar>
-              <w:top w:type="dxa" w:w="60"/>
-              <w:left w:type="dxa" w:w="100"/>
-              <w:bottom w:type="dxa" w:w="60"/>
-              <w:right w:type="dxa" w:w="100"/>
-            </w:tcMar>
-          </w:tcPr>
-          <w:p>
-            <w:r>
-              <w:rPr>
-                <w:rFonts w:ascii="BIZ UDPゴシック" w:cs="BIZ UDPゴシック" w:eastAsia="BIZ UDPゴシック" w:hAnsi="BIZ UDPゴシック"/>
-                <w:b w:val="false"/>
-                <w:bCs w:val="false"/>
-                <w:sz w:val="18"/>
-                <w:szCs w:val="18"/>
-              </w:rPr>
-              <w:t xml:space="preserve">不要</w:t>
-            </w:r>
-          </w:p>
-        </w:tc>
-      </w:tr>
-    </w:tbl>
-    <w:p>
-      <w:pPr>
-        <w:pStyle w:val="Heading1"/>
-      </w:pPr>
-      <w:r>
-        <w:rPr>
-          <w:rFonts w:ascii="BIZ UDPゴシック" w:cs="BIZ UDPゴシック" w:eastAsia="BIZ UDPゴシック" w:hAnsi="BIZ UDPゴシック"/>
-          <w:b/>
-          <w:bCs/>
-          <w:sz w:val="32"/>
-          <w:szCs w:val="32"/>
-        </w:rPr>
-        <w:t xml:space="preserve">6. テスト手順・報告</w:t>
+        <w:t xml:space="preserve">■ テスト手順・報告</w:t>
       </w:r>
     </w:p>
     <w:tbl>
@@ -5095,6 +4178,9 @@
                 <w:rFonts w:ascii="BIZ UDPゴシック" w:cs="BIZ UDPゴシック" w:eastAsia="BIZ UDPゴシック" w:hAnsi="BIZ UDPゴシック"/>
                 <w:b/>
                 <w:bCs/>
+                <w:i w:val="false"/>
+                <w:iCs w:val="false"/>
+                <w:color w:val="000000"/>
                 <w:sz w:val="18"/>
                 <w:szCs w:val="18"/>
               </w:rPr>
@@ -5125,6 +4211,9 @@
                 <w:rFonts w:ascii="BIZ UDPゴシック" w:cs="BIZ UDPゴシック" w:eastAsia="BIZ UDPゴシック" w:hAnsi="BIZ UDPゴシック"/>
                 <w:b/>
                 <w:bCs/>
+                <w:i w:val="false"/>
+                <w:iCs w:val="false"/>
+                <w:color w:val="000000"/>
                 <w:sz w:val="18"/>
                 <w:szCs w:val="18"/>
               </w:rPr>
@@ -5155,6 +4244,9 @@
                 <w:rFonts w:ascii="BIZ UDPゴシック" w:cs="BIZ UDPゴシック" w:eastAsia="BIZ UDPゴシック" w:hAnsi="BIZ UDPゴシック"/>
                 <w:b/>
                 <w:bCs/>
+                <w:i w:val="false"/>
+                <w:iCs w:val="false"/>
+                <w:color w:val="000000"/>
                 <w:sz w:val="18"/>
                 <w:szCs w:val="18"/>
               </w:rPr>
@@ -5185,6 +4277,9 @@
                 <w:rFonts w:ascii="BIZ UDPゴシック" w:cs="BIZ UDPゴシック" w:eastAsia="BIZ UDPゴシック" w:hAnsi="BIZ UDPゴシック"/>
                 <w:b/>
                 <w:bCs/>
+                <w:i w:val="false"/>
+                <w:iCs w:val="false"/>
+                <w:color w:val="000000"/>
                 <w:sz w:val="18"/>
                 <w:szCs w:val="18"/>
               </w:rPr>
@@ -5220,6 +4315,9 @@
                 <w:rFonts w:ascii="BIZ UDPゴシック" w:cs="BIZ UDPゴシック" w:eastAsia="BIZ UDPゴシック" w:hAnsi="BIZ UDPゴシック"/>
                 <w:b w:val="false"/>
                 <w:bCs w:val="false"/>
+                <w:i w:val="false"/>
+                <w:iCs w:val="false"/>
+                <w:color w:val="000000"/>
                 <w:sz w:val="18"/>
                 <w:szCs w:val="18"/>
               </w:rPr>
@@ -5254,33 +4352,8 @@
                 <w:sz w:val="18"/>
                 <w:szCs w:val="18"/>
               </w:rPr>
-              <w:t xml:space="preserve">バックアップボールト「ksm-posprd-backup-vault」が作成されていることを確認</w:t>
-            </w:r>
-          </w:p>
-          <w:p>
-            <w:pPr>
-              <w:spacing w:before="0" w:after="0"/>
-            </w:pPr>
-            <w:r>
-              <w:rPr>
-                <w:rFonts w:ascii="BIZ UDPゴシック" w:cs="BIZ UDPゴシック" w:eastAsia="BIZ UDPゴシック" w:hAnsi="BIZ UDPゴシック"/>
-                <w:sz w:val="18"/>
-                <w:szCs w:val="18"/>
-              </w:rPr>
-              <w:t xml:space="preserve">▶ aws backup list-backup-vaults --region ap-northeast-1 \</w:t>
-            </w:r>
-          </w:p>
-          <w:p>
-            <w:pPr>
-              <w:spacing w:before="0" w:after="0"/>
-            </w:pPr>
-            <w:r>
-              <w:rPr>
-                <w:rFonts w:ascii="BIZ UDPゴシック" w:cs="BIZ UDPゴシック" w:eastAsia="BIZ UDPゴシック" w:hAnsi="BIZ UDPゴシック"/>
-                <w:sz w:val="18"/>
-                <w:szCs w:val="18"/>
-              </w:rPr>
-              <w:t xml:space="preserve">    --query "BackupVaultList[?BackupVaultName=='ksm-posprd-backup-vault'].[BackupVaultName,EncryptionKeyArn]" --output table</w:t>
+              <w:t xml:space="preserve">バックアップボールト「ksm-posprd-backup-vault」が ap-northeast-1 に作成されていることを確認
+▶ aws backup list-backup-vaults --region ap-northeast-1 --query "BackupVaultList[?BackupVaultName=='ksm-posprd-backup-vault'].[BackupVaultName,EncryptionKeyArn]" --output table</w:t>
             </w:r>
           </w:p>
         </w:tc>
@@ -5307,10 +4380,13 @@
                 <w:rFonts w:ascii="BIZ UDPゴシック" w:cs="BIZ UDPゴシック" w:eastAsia="BIZ UDPゴシック" w:hAnsi="BIZ UDPゴシック"/>
                 <w:b w:val="false"/>
                 <w:bCs w:val="false"/>
-                <w:sz w:val="18"/>
-                <w:szCs w:val="18"/>
-              </w:rPr>
-              <w:t xml:space="preserve">ボールトが ap-northeast-1 に存在し、暗号化キー ARN が表示される</w:t>
+                <w:i w:val="false"/>
+                <w:iCs w:val="false"/>
+                <w:color w:val="000000"/>
+                <w:sz w:val="18"/>
+                <w:szCs w:val="18"/>
+              </w:rPr>
+              <w:t xml:space="preserve">ボールトが存在し暗号化キー ARN が表示される</w:t>
             </w:r>
           </w:p>
         </w:tc>
@@ -5337,6 +4413,9 @@
                 <w:rFonts w:ascii="BIZ UDPゴシック" w:cs="BIZ UDPゴシック" w:eastAsia="BIZ UDPゴシック" w:hAnsi="BIZ UDPゴシック"/>
                 <w:b w:val="false"/>
                 <w:bCs w:val="false"/>
+                <w:i w:val="false"/>
+                <w:iCs w:val="false"/>
+                <w:color w:val="000000"/>
                 <w:sz w:val="18"/>
                 <w:szCs w:val="18"/>
               </w:rPr>
@@ -5372,6 +4451,9 @@
                 <w:rFonts w:ascii="BIZ UDPゴシック" w:cs="BIZ UDPゴシック" w:eastAsia="BIZ UDPゴシック" w:hAnsi="BIZ UDPゴシック"/>
                 <w:b w:val="false"/>
                 <w:bCs w:val="false"/>
+                <w:i w:val="false"/>
+                <w:iCs w:val="false"/>
+                <w:color w:val="000000"/>
                 <w:sz w:val="18"/>
                 <w:szCs w:val="18"/>
               </w:rPr>
@@ -5406,33 +4488,8 @@
                 <w:sz w:val="18"/>
                 <w:szCs w:val="18"/>
               </w:rPr>
-              <w:t xml:space="preserve">プラン①（毎時）が作成されスケジュールが正しく設定されていることを確認</w:t>
-            </w:r>
-          </w:p>
-          <w:p>
-            <w:pPr>
-              <w:spacing w:before="0" w:after="0"/>
-            </w:pPr>
-            <w:r>
-              <w:rPr>
-                <w:rFonts w:ascii="BIZ UDPゴシック" w:cs="BIZ UDPゴシック" w:eastAsia="BIZ UDPゴシック" w:hAnsi="BIZ UDPゴシック"/>
-                <w:sz w:val="18"/>
-                <w:szCs w:val="18"/>
-              </w:rPr>
-              <w:t xml:space="preserve">▶ aws backup list-backup-plans --region ap-northeast-1 \</w:t>
-            </w:r>
-          </w:p>
-          <w:p>
-            <w:pPr>
-              <w:spacing w:before="0" w:after="0"/>
-            </w:pPr>
-            <w:r>
-              <w:rPr>
-                <w:rFonts w:ascii="BIZ UDPゴシック" w:cs="BIZ UDPゴシック" w:eastAsia="BIZ UDPゴシック" w:hAnsi="BIZ UDPゴシック"/>
-                <w:sz w:val="18"/>
-                <w:szCs w:val="18"/>
-              </w:rPr>
-              <w:t xml:space="preserve">    --query "BackupPlansList[?BackupPlanName=='ksm-posprd-rds-hourly'].[BackupPlanName,BackupPlanId]" --output table</w:t>
+              <w:t xml:space="preserve">プラン「ksm-posprd-rds-hourly」が ScheduleExpression = cron(0 * * * ? *) で作成されていることを確認
+▶ aws backup list-backup-plans --region ap-northeast-1 --query "BackupPlansList[?BackupPlanName=='ksm-posprd-rds-hourly'].[BackupPlanName,BackupPlanId]" --output table</w:t>
             </w:r>
           </w:p>
         </w:tc>
@@ -5459,11 +4516,13 @@
                 <w:rFonts w:ascii="BIZ UDPゴシック" w:cs="BIZ UDPゴシック" w:eastAsia="BIZ UDPゴシック" w:hAnsi="BIZ UDPゴシック"/>
                 <w:b w:val="false"/>
                 <w:bCs w:val="false"/>
-                <w:sz w:val="18"/>
-                <w:szCs w:val="18"/>
-              </w:rPr>
-              <w:t xml:space="preserve">プラン「ksm-posprd-rds-hourly」が存在し
-ScheduleExpression = cron(0 * * * ? *)</w:t>
+                <w:i w:val="false"/>
+                <w:iCs w:val="false"/>
+                <w:color w:val="000000"/>
+                <w:sz w:val="18"/>
+                <w:szCs w:val="18"/>
+              </w:rPr>
+              <w:t xml:space="preserve">プランが存在する</w:t>
             </w:r>
           </w:p>
         </w:tc>
@@ -5490,325 +4549,9 @@
                 <w:rFonts w:ascii="BIZ UDPゴシック" w:cs="BIZ UDPゴシック" w:eastAsia="BIZ UDPゴシック" w:hAnsi="BIZ UDPゴシック"/>
                 <w:b w:val="false"/>
                 <w:bCs w:val="false"/>
-                <w:sz w:val="18"/>
-                <w:szCs w:val="18"/>
-              </w:rPr>
-              <w:t xml:space="preserve"/>
-            </w:r>
-          </w:p>
-        </w:tc>
-      </w:tr>
-      <w:tr>
-        <w:trPr>
-          <w:cantSplit/>
-        </w:trPr>
-        <w:tc>
-          <w:tcPr>
-            <w:tcW w:type="dxa" w:w="567"/>
-            <w:tcBorders>
-              <w:top w:val="single" w:color="CCCCCC" w:sz="4"/>
-              <w:left w:val="single" w:color="CCCCCC" w:sz="4"/>
-              <w:bottom w:val="single" w:color="CCCCCC" w:sz="4"/>
-              <w:right w:val="single" w:color="CCCCCC" w:sz="4"/>
-            </w:tcBorders>
-            <w:shd w:fill="FFFFFF" w:val="clear"/>
-            <w:tcMar>
-              <w:top w:type="dxa" w:w="60"/>
-              <w:left w:type="dxa" w:w="100"/>
-              <w:bottom w:type="dxa" w:w="60"/>
-              <w:right w:type="dxa" w:w="100"/>
-            </w:tcMar>
-          </w:tcPr>
-          <w:p>
-            <w:r>
-              <w:rPr>
-                <w:rFonts w:ascii="BIZ UDPゴシック" w:cs="BIZ UDPゴシック" w:eastAsia="BIZ UDPゴシック" w:hAnsi="BIZ UDPゴシック"/>
-                <w:b w:val="false"/>
-                <w:bCs w:val="false"/>
-                <w:sz w:val="18"/>
-                <w:szCs w:val="18"/>
-              </w:rPr>
-              <w:t xml:space="preserve">3</w:t>
-            </w:r>
-          </w:p>
-        </w:tc>
-        <w:tc>
-          <w:tcPr>
-            <w:tcW w:type="dxa" w:w="4536"/>
-            <w:tcBorders>
-              <w:top w:val="single" w:color="CCCCCC" w:sz="4"/>
-              <w:left w:val="single" w:color="CCCCCC" w:sz="4"/>
-              <w:bottom w:val="single" w:color="CCCCCC" w:sz="4"/>
-              <w:right w:val="single" w:color="CCCCCC" w:sz="4"/>
-            </w:tcBorders>
-            <w:shd w:fill="FFFFFF" w:val="clear"/>
-            <w:tcMar>
-              <w:top w:type="dxa" w:w="60"/>
-              <w:left w:type="dxa" w:w="100"/>
-              <w:bottom w:type="dxa" w:w="60"/>
-              <w:right w:type="dxa" w:w="100"/>
-            </w:tcMar>
-          </w:tcPr>
-          <w:p>
-            <w:pPr>
-              <w:spacing w:before="0" w:after="0"/>
-            </w:pPr>
-            <w:r>
-              <w:rPr>
-                <w:rFonts w:ascii="BIZ UDPゴシック" w:cs="BIZ UDPゴシック" w:eastAsia="BIZ UDPゴシック" w:hAnsi="BIZ UDPゴシック"/>
-                <w:sz w:val="18"/>
-                <w:szCs w:val="18"/>
-              </w:rPr>
-              <w:t xml:space="preserve">プラン②（日次）が作成されスケジュールが正しく設定されていることを確認</w:t>
-            </w:r>
-          </w:p>
-          <w:p>
-            <w:pPr>
-              <w:spacing w:before="0" w:after="0"/>
-            </w:pPr>
-            <w:r>
-              <w:rPr>
-                <w:rFonts w:ascii="BIZ UDPゴシック" w:cs="BIZ UDPゴシック" w:eastAsia="BIZ UDPゴシック" w:hAnsi="BIZ UDPゴシック"/>
-                <w:sz w:val="18"/>
-                <w:szCs w:val="18"/>
-              </w:rPr>
-              <w:t xml:space="preserve">▶ aws backup list-backup-plans --region ap-northeast-1 \</w:t>
-            </w:r>
-          </w:p>
-          <w:p>
-            <w:pPr>
-              <w:spacing w:before="0" w:after="0"/>
-            </w:pPr>
-            <w:r>
-              <w:rPr>
-                <w:rFonts w:ascii="BIZ UDPゴシック" w:cs="BIZ UDPゴシック" w:eastAsia="BIZ UDPゴシック" w:hAnsi="BIZ UDPゴシック"/>
-                <w:sz w:val="18"/>
-                <w:szCs w:val="18"/>
-              </w:rPr>
-              <w:t xml:space="preserve">    --query "BackupPlansList[?BackupPlanName=='ksm-posprd-rds-daily'].[BackupPlanName,BackupPlanId]" --output table</w:t>
-            </w:r>
-          </w:p>
-        </w:tc>
-        <w:tc>
-          <w:tcPr>
-            <w:tcW w:type="dxa" w:w="2268"/>
-            <w:tcBorders>
-              <w:top w:val="single" w:color="CCCCCC" w:sz="4"/>
-              <w:left w:val="single" w:color="CCCCCC" w:sz="4"/>
-              <w:bottom w:val="single" w:color="CCCCCC" w:sz="4"/>
-              <w:right w:val="single" w:color="CCCCCC" w:sz="4"/>
-            </w:tcBorders>
-            <w:shd w:fill="FFFFFF" w:val="clear"/>
-            <w:tcMar>
-              <w:top w:type="dxa" w:w="60"/>
-              <w:left w:type="dxa" w:w="100"/>
-              <w:bottom w:type="dxa" w:w="60"/>
-              <w:right w:type="dxa" w:w="100"/>
-            </w:tcMar>
-          </w:tcPr>
-          <w:p>
-            <w:r>
-              <w:rPr>
-                <w:rFonts w:ascii="BIZ UDPゴシック" w:cs="BIZ UDPゴシック" w:eastAsia="BIZ UDPゴシック" w:hAnsi="BIZ UDPゴシック"/>
-                <w:b w:val="false"/>
-                <w:bCs w:val="false"/>
-                <w:sz w:val="18"/>
-                <w:szCs w:val="18"/>
-              </w:rPr>
-              <w:t xml:space="preserve">プラン「ksm-posprd-rds-daily」が存在し
-ScheduleExpression = cron(0 15 * * ? *)</w:t>
-            </w:r>
-          </w:p>
-        </w:tc>
-        <w:tc>
-          <w:tcPr>
-            <w:tcW w:type="dxa" w:w="1133"/>
-            <w:tcBorders>
-              <w:top w:val="single" w:color="CCCCCC" w:sz="4"/>
-              <w:left w:val="single" w:color="CCCCCC" w:sz="4"/>
-              <w:bottom w:val="single" w:color="CCCCCC" w:sz="4"/>
-              <w:right w:val="single" w:color="CCCCCC" w:sz="4"/>
-            </w:tcBorders>
-            <w:shd w:fill="FFFFFF" w:val="clear"/>
-            <w:tcMar>
-              <w:top w:type="dxa" w:w="60"/>
-              <w:left w:type="dxa" w:w="100"/>
-              <w:bottom w:type="dxa" w:w="60"/>
-              <w:right w:type="dxa" w:w="100"/>
-            </w:tcMar>
-          </w:tcPr>
-          <w:p>
-            <w:r>
-              <w:rPr>
-                <w:rFonts w:ascii="BIZ UDPゴシック" w:cs="BIZ UDPゴシック" w:eastAsia="BIZ UDPゴシック" w:hAnsi="BIZ UDPゴシック"/>
-                <w:b w:val="false"/>
-                <w:bCs w:val="false"/>
-                <w:sz w:val="18"/>
-                <w:szCs w:val="18"/>
-              </w:rPr>
-              <w:t xml:space="preserve"/>
-            </w:r>
-          </w:p>
-        </w:tc>
-      </w:tr>
-      <w:tr>
-        <w:trPr>
-          <w:cantSplit/>
-        </w:trPr>
-        <w:tc>
-          <w:tcPr>
-            <w:tcW w:type="dxa" w:w="567"/>
-            <w:tcBorders>
-              <w:top w:val="single" w:color="CCCCCC" w:sz="4"/>
-              <w:left w:val="single" w:color="CCCCCC" w:sz="4"/>
-              <w:bottom w:val="single" w:color="CCCCCC" w:sz="4"/>
-              <w:right w:val="single" w:color="CCCCCC" w:sz="4"/>
-            </w:tcBorders>
-            <w:shd w:fill="FFFFFF" w:val="clear"/>
-            <w:tcMar>
-              <w:top w:type="dxa" w:w="60"/>
-              <w:left w:type="dxa" w:w="100"/>
-              <w:bottom w:type="dxa" w:w="60"/>
-              <w:right w:type="dxa" w:w="100"/>
-            </w:tcMar>
-          </w:tcPr>
-          <w:p>
-            <w:r>
-              <w:rPr>
-                <w:rFonts w:ascii="BIZ UDPゴシック" w:cs="BIZ UDPゴシック" w:eastAsia="BIZ UDPゴシック" w:hAnsi="BIZ UDPゴシック"/>
-                <w:b w:val="false"/>
-                <w:bCs w:val="false"/>
-                <w:sz w:val="18"/>
-                <w:szCs w:val="18"/>
-              </w:rPr>
-              <w:t xml:space="preserve">4</w:t>
-            </w:r>
-          </w:p>
-        </w:tc>
-        <w:tc>
-          <w:tcPr>
-            <w:tcW w:type="dxa" w:w="4536"/>
-            <w:tcBorders>
-              <w:top w:val="single" w:color="CCCCCC" w:sz="4"/>
-              <w:left w:val="single" w:color="CCCCCC" w:sz="4"/>
-              <w:bottom w:val="single" w:color="CCCCCC" w:sz="4"/>
-              <w:right w:val="single" w:color="CCCCCC" w:sz="4"/>
-            </w:tcBorders>
-            <w:shd w:fill="FFFFFF" w:val="clear"/>
-            <w:tcMar>
-              <w:top w:type="dxa" w:w="60"/>
-              <w:left w:type="dxa" w:w="100"/>
-              <w:bottom w:type="dxa" w:w="60"/>
-              <w:right w:type="dxa" w:w="100"/>
-            </w:tcMar>
-          </w:tcPr>
-          <w:p>
-            <w:pPr>
-              <w:spacing w:before="0" w:after="0"/>
-            </w:pPr>
-            <w:r>
-              <w:rPr>
-                <w:rFonts w:ascii="BIZ UDPゴシック" w:cs="BIZ UDPゴシック" w:eastAsia="BIZ UDPゴシック" w:hAnsi="BIZ UDPゴシック"/>
-                <w:sz w:val="18"/>
-                <w:szCs w:val="18"/>
-              </w:rPr>
-              <w:t xml:space="preserve">バックアップジョブが「COMPLETED」になっていることを確認（設定翌日以降）</w:t>
-            </w:r>
-          </w:p>
-          <w:p>
-            <w:pPr>
-              <w:spacing w:before="0" w:after="0"/>
-            </w:pPr>
-            <w:r>
-              <w:rPr>
-                <w:rFonts w:ascii="BIZ UDPゴシック" w:cs="BIZ UDPゴシック" w:eastAsia="BIZ UDPゴシック" w:hAnsi="BIZ UDPゴシック"/>
-                <w:sz w:val="18"/>
-                <w:szCs w:val="18"/>
-              </w:rPr>
-              <w:t xml:space="preserve">▶ aws backup list-backup-jobs --region ap-northeast-1 \</w:t>
-            </w:r>
-          </w:p>
-          <w:p>
-            <w:pPr>
-              <w:spacing w:before="0" w:after="0"/>
-            </w:pPr>
-            <w:r>
-              <w:rPr>
-                <w:rFonts w:ascii="BIZ UDPゴシック" w:cs="BIZ UDPゴシック" w:eastAsia="BIZ UDPゴシック" w:hAnsi="BIZ UDPゴシック"/>
-                <w:sz w:val="18"/>
-                <w:szCs w:val="18"/>
-              </w:rPr>
-              <w:t xml:space="preserve">    --by-resource-arn arn:aws:rds:ap-northeast-1:332802448674:cluster:ksm-posprd-db-cluster \</w:t>
-            </w:r>
-          </w:p>
-          <w:p>
-            <w:pPr>
-              <w:spacing w:before="0" w:after="0"/>
-            </w:pPr>
-            <w:r>
-              <w:rPr>
-                <w:rFonts w:ascii="BIZ UDPゴシック" w:cs="BIZ UDPゴシック" w:eastAsia="BIZ UDPゴシック" w:hAnsi="BIZ UDPゴシック"/>
-                <w:sz w:val="18"/>
-                <w:szCs w:val="18"/>
-              </w:rPr>
-              <w:t xml:space="preserve">    --query "BackupJobs[0:5].[CreationDate,State,BackupSizeInBytes]" --output table</w:t>
-            </w:r>
-          </w:p>
-        </w:tc>
-        <w:tc>
-          <w:tcPr>
-            <w:tcW w:type="dxa" w:w="2268"/>
-            <w:tcBorders>
-              <w:top w:val="single" w:color="CCCCCC" w:sz="4"/>
-              <w:left w:val="single" w:color="CCCCCC" w:sz="4"/>
-              <w:bottom w:val="single" w:color="CCCCCC" w:sz="4"/>
-              <w:right w:val="single" w:color="CCCCCC" w:sz="4"/>
-            </w:tcBorders>
-            <w:shd w:fill="FFFFFF" w:val="clear"/>
-            <w:tcMar>
-              <w:top w:type="dxa" w:w="60"/>
-              <w:left w:type="dxa" w:w="100"/>
-              <w:bottom w:type="dxa" w:w="60"/>
-              <w:right w:type="dxa" w:w="100"/>
-            </w:tcMar>
-          </w:tcPr>
-          <w:p>
-            <w:r>
-              <w:rPr>
-                <w:rFonts w:ascii="BIZ UDPゴシック" w:cs="BIZ UDPゴシック" w:eastAsia="BIZ UDPゴシック" w:hAnsi="BIZ UDPゴシック"/>
-                <w:b w:val="false"/>
-                <w:bCs w:val="false"/>
-                <w:sz w:val="18"/>
-                <w:szCs w:val="18"/>
-              </w:rPr>
-              <w:t xml:space="preserve">State = COMPLETED
-毎時・日次プランの両方でジョブが生成されている</w:t>
-            </w:r>
-          </w:p>
-        </w:tc>
-        <w:tc>
-          <w:tcPr>
-            <w:tcW w:type="dxa" w:w="1133"/>
-            <w:tcBorders>
-              <w:top w:val="single" w:color="CCCCCC" w:sz="4"/>
-              <w:left w:val="single" w:color="CCCCCC" w:sz="4"/>
-              <w:bottom w:val="single" w:color="CCCCCC" w:sz="4"/>
-              <w:right w:val="single" w:color="CCCCCC" w:sz="4"/>
-            </w:tcBorders>
-            <w:shd w:fill="FFFFFF" w:val="clear"/>
-            <w:tcMar>
-              <w:top w:type="dxa" w:w="60"/>
-              <w:left w:type="dxa" w:w="100"/>
-              <w:bottom w:type="dxa" w:w="60"/>
-              <w:right w:type="dxa" w:w="100"/>
-            </w:tcMar>
-          </w:tcPr>
-          <w:p>
-            <w:r>
-              <w:rPr>
-                <w:rFonts w:ascii="BIZ UDPゴシック" w:cs="BIZ UDPゴシック" w:eastAsia="BIZ UDPゴシック" w:hAnsi="BIZ UDPゴシック"/>
-                <w:b w:val="false"/>
-                <w:bCs w:val="false"/>
+                <w:i w:val="false"/>
+                <w:iCs w:val="false"/>
+                <w:color w:val="000000"/>
                 <w:sz w:val="18"/>
                 <w:szCs w:val="18"/>
               </w:rPr>
@@ -5834,6 +4577,7 @@
     <w:p>
       <w:pPr>
         <w:pStyle w:val="Heading1"/>
+        <w:pageBreakBefore/>
       </w:pPr>
       <w:r>
         <w:rPr>
@@ -5843,7 +4587,7 @@
           <w:sz w:val="32"/>
           <w:szCs w:val="32"/>
         </w:rPr>
-        <w:t xml:space="preserve">7. 切り戻し手順</w:t>
+        <w:t xml:space="preserve">No.2  AWS Backup プラン②（日次）作成</w:t>
       </w:r>
     </w:p>
     <w:p>
@@ -5858,7 +4602,1455 @@
           <w:sz w:val="24"/>
           <w:szCs w:val="24"/>
         </w:rPr>
-        <w:t xml:space="preserve">■ 切り戻しコマンド（CloudShell）</w:t>
+        <w:t xml:space="preserve">■ 対象ファイル</w:t>
+      </w:r>
+    </w:p>
+    <w:tbl>
+      <w:tblPr>
+        <w:tblW w:type="dxa" w:w="8504"/>
+        <w:tblBorders>
+          <w:top w:val="single" w:color="auto" w:sz="4"/>
+          <w:left w:val="single" w:color="auto" w:sz="4"/>
+          <w:bottom w:val="single" w:color="auto" w:sz="4"/>
+          <w:right w:val="single" w:color="auto" w:sz="4"/>
+          <w:insideH w:val="single" w:color="auto" w:sz="4"/>
+          <w:insideV w:val="single" w:color="auto" w:sz="4"/>
+        </w:tblBorders>
+      </w:tblPr>
+      <w:tblGrid>
+        <w:gridCol w:w="2126"/>
+        <w:gridCol w:w="6378"/>
+      </w:tblGrid>
+      <w:tr>
+        <w:trPr>
+          <w:cantSplit/>
+        </w:trPr>
+        <w:tc>
+          <w:tcPr>
+            <w:tcW w:type="dxa" w:w="2126"/>
+            <w:tcBorders>
+              <w:top w:val="single" w:color="CCCCCC" w:sz="4"/>
+              <w:left w:val="single" w:color="CCCCCC" w:sz="4"/>
+              <w:bottom w:val="single" w:color="CCCCCC" w:sz="4"/>
+              <w:right w:val="single" w:color="CCCCCC" w:sz="4"/>
+            </w:tcBorders>
+            <w:shd w:fill="F5F5F5" w:val="clear"/>
+            <w:tcMar>
+              <w:top w:type="dxa" w:w="60"/>
+              <w:left w:type="dxa" w:w="100"/>
+              <w:bottom w:type="dxa" w:w="60"/>
+              <w:right w:type="dxa" w:w="100"/>
+            </w:tcMar>
+          </w:tcPr>
+          <w:p>
+            <w:r>
+              <w:rPr>
+                <w:rFonts w:ascii="BIZ UDPゴシック" w:cs="BIZ UDPゴシック" w:eastAsia="BIZ UDPゴシック" w:hAnsi="BIZ UDPゴシック"/>
+                <w:b/>
+                <w:bCs/>
+                <w:i w:val="false"/>
+                <w:iCs w:val="false"/>
+                <w:color w:val="000000"/>
+                <w:sz w:val="18"/>
+                <w:szCs w:val="18"/>
+              </w:rPr>
+              <w:t xml:space="preserve">ファイルパス</w:t>
+            </w:r>
+          </w:p>
+        </w:tc>
+        <w:tc>
+          <w:tcPr>
+            <w:tcW w:type="dxa" w:w="6378"/>
+            <w:tcBorders>
+              <w:top w:val="single" w:color="CCCCCC" w:sz="4"/>
+              <w:left w:val="single" w:color="CCCCCC" w:sz="4"/>
+              <w:bottom w:val="single" w:color="CCCCCC" w:sz="4"/>
+              <w:right w:val="single" w:color="CCCCCC" w:sz="4"/>
+            </w:tcBorders>
+            <w:shd w:fill="FFFFFF" w:val="clear"/>
+            <w:tcMar>
+              <w:top w:type="dxa" w:w="60"/>
+              <w:left w:type="dxa" w:w="100"/>
+              <w:bottom w:type="dxa" w:w="60"/>
+              <w:right w:type="dxa" w:w="100"/>
+            </w:tcMar>
+          </w:tcPr>
+          <w:p>
+            <w:r>
+              <w:rPr>
+                <w:rFonts w:ascii="BIZ UDPゴシック" w:cs="BIZ UDPゴシック" w:eastAsia="BIZ UDPゴシック" w:hAnsi="BIZ UDPゴシック"/>
+                <w:b w:val="false"/>
+                <w:bCs w:val="false"/>
+                <w:i w:val="false"/>
+                <w:iCs w:val="false"/>
+                <w:color w:val="000000"/>
+                <w:sz w:val="18"/>
+                <w:szCs w:val="18"/>
+              </w:rPr>
+              <w:t xml:space="preserve">AWS Backup コンソール / CloudShell</w:t>
+            </w:r>
+          </w:p>
+        </w:tc>
+      </w:tr>
+      <w:tr>
+        <w:trPr>
+          <w:cantSplit/>
+        </w:trPr>
+        <w:tc>
+          <w:tcPr>
+            <w:tcW w:type="dxa" w:w="2126"/>
+            <w:tcBorders>
+              <w:top w:val="single" w:color="CCCCCC" w:sz="4"/>
+              <w:left w:val="single" w:color="CCCCCC" w:sz="4"/>
+              <w:bottom w:val="single" w:color="CCCCCC" w:sz="4"/>
+              <w:right w:val="single" w:color="CCCCCC" w:sz="4"/>
+            </w:tcBorders>
+            <w:shd w:fill="F5F5F5" w:val="clear"/>
+            <w:tcMar>
+              <w:top w:type="dxa" w:w="60"/>
+              <w:left w:type="dxa" w:w="100"/>
+              <w:bottom w:type="dxa" w:w="60"/>
+              <w:right w:type="dxa" w:w="100"/>
+            </w:tcMar>
+          </w:tcPr>
+          <w:p>
+            <w:r>
+              <w:rPr>
+                <w:rFonts w:ascii="BIZ UDPゴシック" w:cs="BIZ UDPゴシック" w:eastAsia="BIZ UDPゴシック" w:hAnsi="BIZ UDPゴシック"/>
+                <w:b/>
+                <w:bCs/>
+                <w:i w:val="false"/>
+                <w:iCs w:val="false"/>
+                <w:color w:val="000000"/>
+                <w:sz w:val="18"/>
+                <w:szCs w:val="18"/>
+              </w:rPr>
+              <w:t xml:space="preserve">変更種別</w:t>
+            </w:r>
+          </w:p>
+        </w:tc>
+        <w:tc>
+          <w:tcPr>
+            <w:tcW w:type="dxa" w:w="6378"/>
+            <w:tcBorders>
+              <w:top w:val="single" w:color="CCCCCC" w:sz="4"/>
+              <w:left w:val="single" w:color="CCCCCC" w:sz="4"/>
+              <w:bottom w:val="single" w:color="CCCCCC" w:sz="4"/>
+              <w:right w:val="single" w:color="CCCCCC" w:sz="4"/>
+            </w:tcBorders>
+            <w:shd w:fill="FFFFFF" w:val="clear"/>
+            <w:tcMar>
+              <w:top w:type="dxa" w:w="60"/>
+              <w:left w:type="dxa" w:w="100"/>
+              <w:bottom w:type="dxa" w:w="60"/>
+              <w:right w:type="dxa" w:w="100"/>
+            </w:tcMar>
+          </w:tcPr>
+          <w:p>
+            <w:r>
+              <w:rPr>
+                <w:rFonts w:ascii="BIZ UDPゴシック" w:cs="BIZ UDPゴシック" w:eastAsia="BIZ UDPゴシック" w:hAnsi="BIZ UDPゴシック"/>
+                <w:b w:val="false"/>
+                <w:bCs w:val="false"/>
+                <w:i w:val="false"/>
+                <w:iCs w:val="false"/>
+                <w:color w:val="000000"/>
+                <w:sz w:val="18"/>
+                <w:szCs w:val="18"/>
+              </w:rPr>
+              <w:t xml:space="preserve">新規設定</w:t>
+            </w:r>
+          </w:p>
+        </w:tc>
+      </w:tr>
+    </w:tbl>
+    <w:p>
+      <w:pPr>
+        <w:pStyle w:val="Heading2"/>
+      </w:pPr>
+      <w:r>
+        <w:rPr>
+          <w:rFonts w:ascii="BIZ UDPゴシック" w:cs="BIZ UDPゴシック" w:eastAsia="BIZ UDPゴシック" w:hAnsi="BIZ UDPゴシック"/>
+          <w:b/>
+          <w:bCs/>
+          <w:sz w:val="24"/>
+          <w:szCs w:val="24"/>
+        </w:rPr>
+        <w:t xml:space="preserve">■ 改修内容</w:t>
+      </w:r>
+    </w:p>
+    <w:p>
+      <w:pPr>
+        <w:pStyle w:val="ListParagraph"/>
+        <w:numPr>
+          <w:ilvl w:val="0"/>
+          <w:numId w:val="2"/>
+        </w:numPr>
+        <w:spacing w:before="40" w:after="40"/>
+      </w:pPr>
+      <w:r>
+        <w:rPr>
+          <w:rFonts w:ascii="BIZ UDPゴシック" w:cs="BIZ UDPゴシック" w:eastAsia="BIZ UDPゴシック" w:hAnsi="BIZ UDPゴシック"/>
+          <w:sz w:val="18"/>
+          <w:szCs w:val="18"/>
+        </w:rPr>
+        <w:t xml:space="preserve">バックアッププラン「ksm-posprd-rds-daily」を作成する</w:t>
+      </w:r>
+    </w:p>
+    <w:p>
+      <w:pPr>
+        <w:pStyle w:val="ListParagraph"/>
+        <w:numPr>
+          <w:ilvl w:val="0"/>
+          <w:numId w:val="2"/>
+        </w:numPr>
+        <w:spacing w:before="40" w:after="40"/>
+      </w:pPr>
+      <w:r>
+        <w:rPr>
+          <w:rFonts w:ascii="BIZ UDPゴシック" w:cs="BIZ UDPゴシック" w:eastAsia="BIZ UDPゴシック" w:hAnsi="BIZ UDPゴシック"/>
+          <w:sz w:val="18"/>
+          <w:szCs w:val="18"/>
+        </w:rPr>
+        <w:t xml:space="preserve">スケジュール: cron(0 15 * * ? *)  = JST 00:00（UTC 15:00）</w:t>
+      </w:r>
+    </w:p>
+    <w:p>
+      <w:pPr>
+        <w:pStyle w:val="ListParagraph"/>
+        <w:numPr>
+          <w:ilvl w:val="0"/>
+          <w:numId w:val="2"/>
+        </w:numPr>
+        <w:spacing w:before="40" w:after="40"/>
+      </w:pPr>
+      <w:r>
+        <w:rPr>
+          <w:rFonts w:ascii="BIZ UDPゴシック" w:cs="BIZ UDPゴシック" w:eastAsia="BIZ UDPゴシック" w:hAnsi="BIZ UDPゴシック"/>
+          <w:sz w:val="18"/>
+          <w:szCs w:val="18"/>
+        </w:rPr>
+        <w:t xml:space="preserve">保持期間: 7日間</w:t>
+      </w:r>
+    </w:p>
+    <w:p>
+      <w:pPr>
+        <w:pStyle w:val="ListParagraph"/>
+        <w:numPr>
+          <w:ilvl w:val="0"/>
+          <w:numId w:val="2"/>
+        </w:numPr>
+        <w:spacing w:before="40" w:after="40"/>
+      </w:pPr>
+      <w:r>
+        <w:rPr>
+          <w:rFonts w:ascii="BIZ UDPゴシック" w:cs="BIZ UDPゴシック" w:eastAsia="BIZ UDPゴシック" w:hAnsi="BIZ UDPゴシック"/>
+          <w:sz w:val="18"/>
+          <w:szCs w:val="18"/>
+        </w:rPr>
+        <w:t xml:space="preserve">対象: ksm-posprd-db-cluster（Aurora MySQL 8.0）</w:t>
+      </w:r>
+    </w:p>
+    <w:p>
+      <w:pPr>
+        <w:pStyle w:val="Heading2"/>
+      </w:pPr>
+      <w:r>
+        <w:rPr>
+          <w:rFonts w:ascii="BIZ UDPゴシック" w:cs="BIZ UDPゴシック" w:eastAsia="BIZ UDPゴシック" w:hAnsi="BIZ UDPゴシック"/>
+          <w:b/>
+          <w:bCs/>
+          <w:sz w:val="24"/>
+          <w:szCs w:val="24"/>
+        </w:rPr>
+        <w:t xml:space="preserve">■ コード差分</w:t>
+      </w:r>
+    </w:p>
+    <w:tbl>
+      <w:tblPr>
+        <w:tblW w:type="dxa" w:w="8504"/>
+        <w:tblBorders>
+          <w:top w:val="single" w:color="auto" w:sz="4"/>
+          <w:left w:val="single" w:color="auto" w:sz="4"/>
+          <w:bottom w:val="single" w:color="auto" w:sz="4"/>
+          <w:right w:val="single" w:color="auto" w:sz="4"/>
+          <w:insideH w:val="single" w:color="auto" w:sz="4"/>
+          <w:insideV w:val="single" w:color="auto" w:sz="4"/>
+        </w:tblBorders>
+      </w:tblPr>
+      <w:tblGrid>
+        <w:gridCol w:w="4252"/>
+        <w:gridCol w:w="4252"/>
+      </w:tblGrid>
+      <w:tr>
+        <w:trPr>
+          <w:cantSplit/>
+        </w:trPr>
+        <w:tc>
+          <w:tcPr>
+            <w:tcW w:type="dxa" w:w="4252"/>
+            <w:tcBorders>
+              <w:top w:val="single" w:color="CCCCCC" w:sz="4"/>
+              <w:left w:val="single" w:color="CCCCCC" w:sz="4"/>
+              <w:bottom w:val="single" w:color="CCCCCC" w:sz="4"/>
+              <w:right w:val="single" w:color="CCCCCC" w:sz="4"/>
+            </w:tcBorders>
+            <w:shd w:fill="F5F5F5" w:val="clear"/>
+            <w:tcMar>
+              <w:top w:type="dxa" w:w="60"/>
+              <w:left w:type="dxa" w:w="100"/>
+              <w:bottom w:type="dxa" w:w="60"/>
+              <w:right w:type="dxa" w:w="100"/>
+            </w:tcMar>
+          </w:tcPr>
+          <w:p>
+            <w:r>
+              <w:rPr>
+                <w:rFonts w:ascii="BIZ UDPゴシック" w:cs="BIZ UDPゴシック" w:eastAsia="BIZ UDPゴシック" w:hAnsi="BIZ UDPゴシック"/>
+                <w:b/>
+                <w:bCs/>
+                <w:i w:val="false"/>
+                <w:iCs w:val="false"/>
+                <w:color w:val="000000"/>
+                <w:sz w:val="18"/>
+                <w:szCs w:val="18"/>
+              </w:rPr>
+              <w:t xml:space="preserve">▼ 変更前 (Before)</w:t>
+            </w:r>
+          </w:p>
+        </w:tc>
+        <w:tc>
+          <w:tcPr>
+            <w:tcW w:type="dxa" w:w="4252"/>
+            <w:tcBorders>
+              <w:top w:val="single" w:color="CCCCCC" w:sz="4"/>
+              <w:left w:val="single" w:color="CCCCCC" w:sz="4"/>
+              <w:bottom w:val="single" w:color="CCCCCC" w:sz="4"/>
+              <w:right w:val="single" w:color="CCCCCC" w:sz="4"/>
+            </w:tcBorders>
+            <w:shd w:fill="F5F5F5" w:val="clear"/>
+            <w:tcMar>
+              <w:top w:type="dxa" w:w="60"/>
+              <w:left w:type="dxa" w:w="100"/>
+              <w:bottom w:type="dxa" w:w="60"/>
+              <w:right w:type="dxa" w:w="100"/>
+            </w:tcMar>
+          </w:tcPr>
+          <w:p>
+            <w:r>
+              <w:rPr>
+                <w:rFonts w:ascii="BIZ UDPゴシック" w:cs="BIZ UDPゴシック" w:eastAsia="BIZ UDPゴシック" w:hAnsi="BIZ UDPゴシック"/>
+                <w:b/>
+                <w:bCs/>
+                <w:i w:val="false"/>
+                <w:iCs w:val="false"/>
+                <w:color w:val="000000"/>
+                <w:sz w:val="18"/>
+                <w:szCs w:val="18"/>
+              </w:rPr>
+              <w:t xml:space="preserve">▲ 変更後 (After)</w:t>
+            </w:r>
+          </w:p>
+        </w:tc>
+      </w:tr>
+      <w:tr>
+        <w:trPr>
+          <w:cantSplit/>
+        </w:trPr>
+        <w:tc>
+          <w:tcPr>
+            <w:tcW w:type="dxa" w:w="4252"/>
+            <w:tcBorders>
+              <w:top w:val="single" w:color="CCCCCC" w:sz="4"/>
+              <w:left w:val="single" w:color="CCCCCC" w:sz="4"/>
+              <w:bottom w:val="single" w:color="CCCCCC" w:sz="4"/>
+              <w:right w:val="single" w:color="CCCCCC" w:sz="4"/>
+            </w:tcBorders>
+            <w:shd w:fill="FFFFFF" w:val="clear"/>
+            <w:tcMar>
+              <w:top w:type="dxa" w:w="60"/>
+              <w:left w:type="dxa" w:w="100"/>
+              <w:bottom w:type="dxa" w:w="60"/>
+              <w:right w:type="dxa" w:w="100"/>
+            </w:tcMar>
+          </w:tcPr>
+          <w:p>
+            <w:pPr>
+              <w:spacing w:before="0" w:after="0"/>
+            </w:pPr>
+            <w:r>
+              <w:rPr>
+                <w:rFonts w:ascii="Consolas" w:cs="Consolas" w:eastAsia="Consolas" w:hAnsi="Consolas"/>
+                <w:sz w:val="18"/>
+                <w:szCs w:val="18"/>
+              </w:rPr>
+              <w:t xml:space="preserve">（設定なし）</w:t>
+            </w:r>
+          </w:p>
+        </w:tc>
+        <w:tc>
+          <w:tcPr>
+            <w:tcW w:type="dxa" w:w="4252"/>
+            <w:tcBorders>
+              <w:top w:val="single" w:color="CCCCCC" w:sz="4"/>
+              <w:left w:val="single" w:color="CCCCCC" w:sz="4"/>
+              <w:bottom w:val="single" w:color="CCCCCC" w:sz="4"/>
+              <w:right w:val="single" w:color="CCCCCC" w:sz="4"/>
+            </w:tcBorders>
+            <w:shd w:fill="FFFFFF" w:val="clear"/>
+            <w:tcMar>
+              <w:top w:type="dxa" w:w="60"/>
+              <w:left w:type="dxa" w:w="100"/>
+              <w:bottom w:type="dxa" w:w="60"/>
+              <w:right w:type="dxa" w:w="100"/>
+            </w:tcMar>
+          </w:tcPr>
+          <w:p>
+            <w:pPr>
+              <w:spacing w:before="0" w:after="0"/>
+            </w:pPr>
+            <w:r>
+              <w:rPr>
+                <w:rFonts w:ascii="Consolas" w:cs="Consolas" w:eastAsia="Consolas" w:hAnsi="Consolas"/>
+                <w:sz w:val="18"/>
+                <w:szCs w:val="18"/>
+              </w:rPr>
+              <w:t xml:space="preserve">aws backup create-backup-plan \</w:t>
+            </w:r>
+          </w:p>
+          <w:p>
+            <w:pPr>
+              <w:spacing w:before="0" w:after="0"/>
+            </w:pPr>
+            <w:r>
+              <w:rPr>
+                <w:rFonts w:ascii="Consolas" w:cs="Consolas" w:eastAsia="Consolas" w:hAnsi="Consolas"/>
+                <w:sz w:val="18"/>
+                <w:szCs w:val="18"/>
+              </w:rPr>
+              <w:t xml:space="preserve">  --backup-plan '{"BackupPlanName":"ksm-posprd-rds-daily",</w:t>
+            </w:r>
+          </w:p>
+          <w:p>
+            <w:pPr>
+              <w:spacing w:before="0" w:after="0"/>
+            </w:pPr>
+            <w:r>
+              <w:rPr>
+                <w:rFonts w:ascii="Consolas" w:cs="Consolas" w:eastAsia="Consolas" w:hAnsi="Consolas"/>
+                <w:sz w:val="18"/>
+                <w:szCs w:val="18"/>
+              </w:rPr>
+              <w:t xml:space="preserve">    "Rules":[{"RuleName":"daily-7d",</w:t>
+            </w:r>
+          </w:p>
+          <w:p>
+            <w:pPr>
+              <w:spacing w:before="0" w:after="0"/>
+            </w:pPr>
+            <w:r>
+              <w:rPr>
+                <w:rFonts w:ascii="Consolas" w:cs="Consolas" w:eastAsia="Consolas" w:hAnsi="Consolas"/>
+                <w:sz w:val="18"/>
+                <w:szCs w:val="18"/>
+              </w:rPr>
+              <w:t xml:space="preserve">    "TargetBackupVaultName":"ksm-posprd-backup-vault",</w:t>
+            </w:r>
+          </w:p>
+          <w:p>
+            <w:pPr>
+              <w:spacing w:before="0" w:after="0"/>
+            </w:pPr>
+            <w:r>
+              <w:rPr>
+                <w:rFonts w:ascii="Consolas" w:cs="Consolas" w:eastAsia="Consolas" w:hAnsi="Consolas"/>
+                <w:sz w:val="18"/>
+                <w:szCs w:val="18"/>
+              </w:rPr>
+              <w:t xml:space="preserve">    "ScheduleExpression":"cron(0 15 * * ? *)",</w:t>
+            </w:r>
+          </w:p>
+          <w:p>
+            <w:pPr>
+              <w:spacing w:before="0" w:after="0"/>
+            </w:pPr>
+            <w:r>
+              <w:rPr>
+                <w:rFonts w:ascii="Consolas" w:cs="Consolas" w:eastAsia="Consolas" w:hAnsi="Consolas"/>
+                <w:sz w:val="18"/>
+                <w:szCs w:val="18"/>
+              </w:rPr>
+              <w:t xml:space="preserve">    "Lifecycle":{"DeleteAfterDays":7}}]}'</w:t>
+            </w:r>
+          </w:p>
+          <w:p>
+            <w:pPr>
+              <w:spacing w:before="0" w:after="0"/>
+            </w:pPr>
+            <w:r>
+              <w:rPr>
+                <w:rFonts w:ascii="Consolas" w:cs="Consolas" w:eastAsia="Consolas" w:hAnsi="Consolas"/>
+                <w:sz w:val="18"/>
+                <w:szCs w:val="18"/>
+              </w:rPr>
+              <w:t xml:space="preserve"/>
+            </w:r>
+          </w:p>
+          <w:p>
+            <w:pPr>
+              <w:spacing w:before="0" w:after="0"/>
+            </w:pPr>
+            <w:r>
+              <w:rPr>
+                <w:rFonts w:ascii="Consolas" w:cs="Consolas" w:eastAsia="Consolas" w:hAnsi="Consolas"/>
+                <w:sz w:val="18"/>
+                <w:szCs w:val="18"/>
+              </w:rPr>
+              <w:t xml:space="preserve"># バックアップ選択（対象クラスター）を登録</w:t>
+            </w:r>
+          </w:p>
+          <w:p>
+            <w:pPr>
+              <w:spacing w:before="0" w:after="0"/>
+            </w:pPr>
+            <w:r>
+              <w:rPr>
+                <w:rFonts w:ascii="Consolas" w:cs="Consolas" w:eastAsia="Consolas" w:hAnsi="Consolas"/>
+                <w:sz w:val="18"/>
+                <w:szCs w:val="18"/>
+              </w:rPr>
+              <w:t xml:space="preserve">aws backup create-backup-selection \</w:t>
+            </w:r>
+          </w:p>
+          <w:p>
+            <w:pPr>
+              <w:spacing w:before="0" w:after="0"/>
+            </w:pPr>
+            <w:r>
+              <w:rPr>
+                <w:rFonts w:ascii="Consolas" w:cs="Consolas" w:eastAsia="Consolas" w:hAnsi="Consolas"/>
+                <w:sz w:val="18"/>
+                <w:szCs w:val="18"/>
+              </w:rPr>
+              <w:t xml:space="preserve">  --backup-plan-id $PLAN_ID2 \</w:t>
+            </w:r>
+          </w:p>
+          <w:p>
+            <w:pPr>
+              <w:spacing w:before="0" w:after="0"/>
+            </w:pPr>
+            <w:r>
+              <w:rPr>
+                <w:rFonts w:ascii="Consolas" w:cs="Consolas" w:eastAsia="Consolas" w:hAnsi="Consolas"/>
+                <w:sz w:val="18"/>
+                <w:szCs w:val="18"/>
+              </w:rPr>
+              <w:t xml:space="preserve">  --backup-selection '{"SelectionName":"rds-cluster-daily",</w:t>
+            </w:r>
+          </w:p>
+          <w:p>
+            <w:pPr>
+              <w:spacing w:before="0" w:after="0"/>
+            </w:pPr>
+            <w:r>
+              <w:rPr>
+                <w:rFonts w:ascii="Consolas" w:cs="Consolas" w:eastAsia="Consolas" w:hAnsi="Consolas"/>
+                <w:sz w:val="18"/>
+                <w:szCs w:val="18"/>
+              </w:rPr>
+              <w:t xml:space="preserve">    "IamRoleArn":"arn:aws:iam::332802448674:role/AWSBackupDefaultServiceRole",</w:t>
+            </w:r>
+          </w:p>
+          <w:p>
+            <w:pPr>
+              <w:spacing w:before="0" w:after="0"/>
+            </w:pPr>
+            <w:r>
+              <w:rPr>
+                <w:rFonts w:ascii="Consolas" w:cs="Consolas" w:eastAsia="Consolas" w:hAnsi="Consolas"/>
+                <w:sz w:val="18"/>
+                <w:szCs w:val="18"/>
+              </w:rPr>
+              <w:t xml:space="preserve">    "Resources":["arn:aws:rds:ap-northeast-1:332802448674:cluster:ksm-posprd-db-cluster"]}'</w:t>
+            </w:r>
+          </w:p>
+        </w:tc>
+      </w:tr>
+    </w:tbl>
+    <w:p>
+      <w:pPr>
+        <w:pStyle w:val="Heading2"/>
+      </w:pPr>
+      <w:r>
+        <w:rPr>
+          <w:rFonts w:ascii="BIZ UDPゴシック" w:cs="BIZ UDPゴシック" w:eastAsia="BIZ UDPゴシック" w:hAnsi="BIZ UDPゴシック"/>
+          <w:b/>
+          <w:bCs/>
+          <w:sz w:val="24"/>
+          <w:szCs w:val="24"/>
+        </w:rPr>
+        <w:t xml:space="preserve">■ テスト手順・報告</w:t>
+      </w:r>
+    </w:p>
+    <w:tbl>
+      <w:tblPr>
+        <w:tblW w:type="dxa" w:w="8504"/>
+        <w:tblBorders>
+          <w:top w:val="single" w:color="auto" w:sz="4"/>
+          <w:left w:val="single" w:color="auto" w:sz="4"/>
+          <w:bottom w:val="single" w:color="auto" w:sz="4"/>
+          <w:right w:val="single" w:color="auto" w:sz="4"/>
+          <w:insideH w:val="single" w:color="auto" w:sz="4"/>
+          <w:insideV w:val="single" w:color="auto" w:sz="4"/>
+        </w:tblBorders>
+      </w:tblPr>
+      <w:tblGrid>
+        <w:gridCol w:w="567"/>
+        <w:gridCol w:w="4536"/>
+        <w:gridCol w:w="2268"/>
+        <w:gridCol w:w="1133"/>
+      </w:tblGrid>
+      <w:tr>
+        <w:trPr>
+          <w:cantSplit/>
+        </w:trPr>
+        <w:tc>
+          <w:tcPr>
+            <w:tcW w:type="dxa" w:w="567"/>
+            <w:tcBorders>
+              <w:top w:val="single" w:color="CCCCCC" w:sz="4"/>
+              <w:left w:val="single" w:color="CCCCCC" w:sz="4"/>
+              <w:bottom w:val="single" w:color="CCCCCC" w:sz="4"/>
+              <w:right w:val="single" w:color="CCCCCC" w:sz="4"/>
+            </w:tcBorders>
+            <w:shd w:fill="D6E4F0" w:val="clear"/>
+            <w:tcMar>
+              <w:top w:type="dxa" w:w="60"/>
+              <w:left w:type="dxa" w:w="100"/>
+              <w:bottom w:type="dxa" w:w="60"/>
+              <w:right w:type="dxa" w:w="100"/>
+            </w:tcMar>
+          </w:tcPr>
+          <w:p>
+            <w:r>
+              <w:rPr>
+                <w:rFonts w:ascii="BIZ UDPゴシック" w:cs="BIZ UDPゴシック" w:eastAsia="BIZ UDPゴシック" w:hAnsi="BIZ UDPゴシック"/>
+                <w:b/>
+                <w:bCs/>
+                <w:i w:val="false"/>
+                <w:iCs w:val="false"/>
+                <w:color w:val="000000"/>
+                <w:sz w:val="18"/>
+                <w:szCs w:val="18"/>
+              </w:rPr>
+              <w:t xml:space="preserve">No.</w:t>
+            </w:r>
+          </w:p>
+        </w:tc>
+        <w:tc>
+          <w:tcPr>
+            <w:tcW w:type="dxa" w:w="4536"/>
+            <w:tcBorders>
+              <w:top w:val="single" w:color="CCCCCC" w:sz="4"/>
+              <w:left w:val="single" w:color="CCCCCC" w:sz="4"/>
+              <w:bottom w:val="single" w:color="CCCCCC" w:sz="4"/>
+              <w:right w:val="single" w:color="CCCCCC" w:sz="4"/>
+            </w:tcBorders>
+            <w:shd w:fill="D6E4F0" w:val="clear"/>
+            <w:tcMar>
+              <w:top w:type="dxa" w:w="60"/>
+              <w:left w:type="dxa" w:w="100"/>
+              <w:bottom w:type="dxa" w:w="60"/>
+              <w:right w:type="dxa" w:w="100"/>
+            </w:tcMar>
+          </w:tcPr>
+          <w:p>
+            <w:r>
+              <w:rPr>
+                <w:rFonts w:ascii="BIZ UDPゴシック" w:cs="BIZ UDPゴシック" w:eastAsia="BIZ UDPゴシック" w:hAnsi="BIZ UDPゴシック"/>
+                <w:b/>
+                <w:bCs/>
+                <w:i w:val="false"/>
+                <w:iCs w:val="false"/>
+                <w:color w:val="000000"/>
+                <w:sz w:val="18"/>
+                <w:szCs w:val="18"/>
+              </w:rPr>
+              <w:t xml:space="preserve">テスト手順・確認内容</w:t>
+            </w:r>
+          </w:p>
+        </w:tc>
+        <w:tc>
+          <w:tcPr>
+            <w:tcW w:type="dxa" w:w="2268"/>
+            <w:tcBorders>
+              <w:top w:val="single" w:color="CCCCCC" w:sz="4"/>
+              <w:left w:val="single" w:color="CCCCCC" w:sz="4"/>
+              <w:bottom w:val="single" w:color="CCCCCC" w:sz="4"/>
+              <w:right w:val="single" w:color="CCCCCC" w:sz="4"/>
+            </w:tcBorders>
+            <w:shd w:fill="D6E4F0" w:val="clear"/>
+            <w:tcMar>
+              <w:top w:type="dxa" w:w="60"/>
+              <w:left w:type="dxa" w:w="100"/>
+              <w:bottom w:type="dxa" w:w="60"/>
+              <w:right w:type="dxa" w:w="100"/>
+            </w:tcMar>
+          </w:tcPr>
+          <w:p>
+            <w:r>
+              <w:rPr>
+                <w:rFonts w:ascii="BIZ UDPゴシック" w:cs="BIZ UDPゴシック" w:eastAsia="BIZ UDPゴシック" w:hAnsi="BIZ UDPゴシック"/>
+                <w:b/>
+                <w:bCs/>
+                <w:i w:val="false"/>
+                <w:iCs w:val="false"/>
+                <w:color w:val="000000"/>
+                <w:sz w:val="18"/>
+                <w:szCs w:val="18"/>
+              </w:rPr>
+              <w:t xml:space="preserve">期待結果</w:t>
+            </w:r>
+          </w:p>
+        </w:tc>
+        <w:tc>
+          <w:tcPr>
+            <w:tcW w:type="dxa" w:w="1133"/>
+            <w:tcBorders>
+              <w:top w:val="single" w:color="CCCCCC" w:sz="4"/>
+              <w:left w:val="single" w:color="CCCCCC" w:sz="4"/>
+              <w:bottom w:val="single" w:color="CCCCCC" w:sz="4"/>
+              <w:right w:val="single" w:color="CCCCCC" w:sz="4"/>
+            </w:tcBorders>
+            <w:shd w:fill="D6E4F0" w:val="clear"/>
+            <w:tcMar>
+              <w:top w:type="dxa" w:w="60"/>
+              <w:left w:type="dxa" w:w="100"/>
+              <w:bottom w:type="dxa" w:w="60"/>
+              <w:right w:type="dxa" w:w="100"/>
+            </w:tcMar>
+          </w:tcPr>
+          <w:p>
+            <w:r>
+              <w:rPr>
+                <w:rFonts w:ascii="BIZ UDPゴシック" w:cs="BIZ UDPゴシック" w:eastAsia="BIZ UDPゴシック" w:hAnsi="BIZ UDPゴシック"/>
+                <w:b/>
+                <w:bCs/>
+                <w:i w:val="false"/>
+                <w:iCs w:val="false"/>
+                <w:color w:val="000000"/>
+                <w:sz w:val="18"/>
+                <w:szCs w:val="18"/>
+              </w:rPr>
+              <w:t xml:space="preserve">結果（OK/NG）</w:t>
+            </w:r>
+          </w:p>
+        </w:tc>
+      </w:tr>
+      <w:tr>
+        <w:trPr>
+          <w:cantSplit/>
+        </w:trPr>
+        <w:tc>
+          <w:tcPr>
+            <w:tcW w:type="dxa" w:w="567"/>
+            <w:tcBorders>
+              <w:top w:val="single" w:color="CCCCCC" w:sz="4"/>
+              <w:left w:val="single" w:color="CCCCCC" w:sz="4"/>
+              <w:bottom w:val="single" w:color="CCCCCC" w:sz="4"/>
+              <w:right w:val="single" w:color="CCCCCC" w:sz="4"/>
+            </w:tcBorders>
+            <w:shd w:fill="FFFFFF" w:val="clear"/>
+            <w:tcMar>
+              <w:top w:type="dxa" w:w="60"/>
+              <w:left w:type="dxa" w:w="100"/>
+              <w:bottom w:type="dxa" w:w="60"/>
+              <w:right w:type="dxa" w:w="100"/>
+            </w:tcMar>
+          </w:tcPr>
+          <w:p>
+            <w:r>
+              <w:rPr>
+                <w:rFonts w:ascii="BIZ UDPゴシック" w:cs="BIZ UDPゴシック" w:eastAsia="BIZ UDPゴシック" w:hAnsi="BIZ UDPゴシック"/>
+                <w:b w:val="false"/>
+                <w:bCs w:val="false"/>
+                <w:i w:val="false"/>
+                <w:iCs w:val="false"/>
+                <w:color w:val="000000"/>
+                <w:sz w:val="18"/>
+                <w:szCs w:val="18"/>
+              </w:rPr>
+              <w:t xml:space="preserve">1</w:t>
+            </w:r>
+          </w:p>
+        </w:tc>
+        <w:tc>
+          <w:tcPr>
+            <w:tcW w:type="dxa" w:w="4536"/>
+            <w:tcBorders>
+              <w:top w:val="single" w:color="CCCCCC" w:sz="4"/>
+              <w:left w:val="single" w:color="CCCCCC" w:sz="4"/>
+              <w:bottom w:val="single" w:color="CCCCCC" w:sz="4"/>
+              <w:right w:val="single" w:color="CCCCCC" w:sz="4"/>
+            </w:tcBorders>
+            <w:shd w:fill="FFFFFF" w:val="clear"/>
+            <w:tcMar>
+              <w:top w:type="dxa" w:w="60"/>
+              <w:left w:type="dxa" w:w="100"/>
+              <w:bottom w:type="dxa" w:w="60"/>
+              <w:right w:type="dxa" w:w="100"/>
+            </w:tcMar>
+          </w:tcPr>
+          <w:p>
+            <w:pPr>
+              <w:spacing w:before="0" w:after="0"/>
+            </w:pPr>
+            <w:r>
+              <w:rPr>
+                <w:rFonts w:ascii="BIZ UDPゴシック" w:cs="BIZ UDPゴシック" w:eastAsia="BIZ UDPゴシック" w:hAnsi="BIZ UDPゴシック"/>
+                <w:sz w:val="18"/>
+                <w:szCs w:val="18"/>
+              </w:rPr>
+              <w:t xml:space="preserve">プラン「ksm-posprd-rds-daily」が ScheduleExpression = cron(0 15 * * ? *) で作成されていることを確認
+▶ aws backup list-backup-plans --region ap-northeast-1 --query "BackupPlansList[?BackupPlanName=='ksm-posprd-rds-daily'].[BackupPlanName,BackupPlanId]" --output table</w:t>
+            </w:r>
+          </w:p>
+        </w:tc>
+        <w:tc>
+          <w:tcPr>
+            <w:tcW w:type="dxa" w:w="2268"/>
+            <w:tcBorders>
+              <w:top w:val="single" w:color="CCCCCC" w:sz="4"/>
+              <w:left w:val="single" w:color="CCCCCC" w:sz="4"/>
+              <w:bottom w:val="single" w:color="CCCCCC" w:sz="4"/>
+              <w:right w:val="single" w:color="CCCCCC" w:sz="4"/>
+            </w:tcBorders>
+            <w:shd w:fill="FFFFFF" w:val="clear"/>
+            <w:tcMar>
+              <w:top w:type="dxa" w:w="60"/>
+              <w:left w:type="dxa" w:w="100"/>
+              <w:bottom w:type="dxa" w:w="60"/>
+              <w:right w:type="dxa" w:w="100"/>
+            </w:tcMar>
+          </w:tcPr>
+          <w:p>
+            <w:r>
+              <w:rPr>
+                <w:rFonts w:ascii="BIZ UDPゴシック" w:cs="BIZ UDPゴシック" w:eastAsia="BIZ UDPゴシック" w:hAnsi="BIZ UDPゴシック"/>
+                <w:b w:val="false"/>
+                <w:bCs w:val="false"/>
+                <w:i w:val="false"/>
+                <w:iCs w:val="false"/>
+                <w:color w:val="000000"/>
+                <w:sz w:val="18"/>
+                <w:szCs w:val="18"/>
+              </w:rPr>
+              <w:t xml:space="preserve">プランが存在する</w:t>
+            </w:r>
+          </w:p>
+        </w:tc>
+        <w:tc>
+          <w:tcPr>
+            <w:tcW w:type="dxa" w:w="1133"/>
+            <w:tcBorders>
+              <w:top w:val="single" w:color="CCCCCC" w:sz="4"/>
+              <w:left w:val="single" w:color="CCCCCC" w:sz="4"/>
+              <w:bottom w:val="single" w:color="CCCCCC" w:sz="4"/>
+              <w:right w:val="single" w:color="CCCCCC" w:sz="4"/>
+            </w:tcBorders>
+            <w:shd w:fill="FFFFFF" w:val="clear"/>
+            <w:tcMar>
+              <w:top w:type="dxa" w:w="60"/>
+              <w:left w:type="dxa" w:w="100"/>
+              <w:bottom w:type="dxa" w:w="60"/>
+              <w:right w:type="dxa" w:w="100"/>
+            </w:tcMar>
+          </w:tcPr>
+          <w:p>
+            <w:r>
+              <w:rPr>
+                <w:rFonts w:ascii="BIZ UDPゴシック" w:cs="BIZ UDPゴシック" w:eastAsia="BIZ UDPゴシック" w:hAnsi="BIZ UDPゴシック"/>
+                <w:b w:val="false"/>
+                <w:bCs w:val="false"/>
+                <w:i w:val="false"/>
+                <w:iCs w:val="false"/>
+                <w:color w:val="000000"/>
+                <w:sz w:val="18"/>
+                <w:szCs w:val="18"/>
+              </w:rPr>
+              <w:t xml:space="preserve"/>
+            </w:r>
+          </w:p>
+        </w:tc>
+      </w:tr>
+      <w:tr>
+        <w:trPr>
+          <w:cantSplit/>
+        </w:trPr>
+        <w:tc>
+          <w:tcPr>
+            <w:tcW w:type="dxa" w:w="567"/>
+            <w:tcBorders>
+              <w:top w:val="single" w:color="CCCCCC" w:sz="4"/>
+              <w:left w:val="single" w:color="CCCCCC" w:sz="4"/>
+              <w:bottom w:val="single" w:color="CCCCCC" w:sz="4"/>
+              <w:right w:val="single" w:color="CCCCCC" w:sz="4"/>
+            </w:tcBorders>
+            <w:shd w:fill="FFFFFF" w:val="clear"/>
+            <w:tcMar>
+              <w:top w:type="dxa" w:w="60"/>
+              <w:left w:type="dxa" w:w="100"/>
+              <w:bottom w:type="dxa" w:w="60"/>
+              <w:right w:type="dxa" w:w="100"/>
+            </w:tcMar>
+          </w:tcPr>
+          <w:p>
+            <w:r>
+              <w:rPr>
+                <w:rFonts w:ascii="BIZ UDPゴシック" w:cs="BIZ UDPゴシック" w:eastAsia="BIZ UDPゴシック" w:hAnsi="BIZ UDPゴシック"/>
+                <w:b w:val="false"/>
+                <w:bCs w:val="false"/>
+                <w:i w:val="false"/>
+                <w:iCs w:val="false"/>
+                <w:color w:val="000000"/>
+                <w:sz w:val="18"/>
+                <w:szCs w:val="18"/>
+              </w:rPr>
+              <w:t xml:space="preserve">2</w:t>
+            </w:r>
+          </w:p>
+        </w:tc>
+        <w:tc>
+          <w:tcPr>
+            <w:tcW w:type="dxa" w:w="4536"/>
+            <w:tcBorders>
+              <w:top w:val="single" w:color="CCCCCC" w:sz="4"/>
+              <w:left w:val="single" w:color="CCCCCC" w:sz="4"/>
+              <w:bottom w:val="single" w:color="CCCCCC" w:sz="4"/>
+              <w:right w:val="single" w:color="CCCCCC" w:sz="4"/>
+            </w:tcBorders>
+            <w:shd w:fill="FFFFFF" w:val="clear"/>
+            <w:tcMar>
+              <w:top w:type="dxa" w:w="60"/>
+              <w:left w:type="dxa" w:w="100"/>
+              <w:bottom w:type="dxa" w:w="60"/>
+              <w:right w:type="dxa" w:w="100"/>
+            </w:tcMar>
+          </w:tcPr>
+          <w:p>
+            <w:pPr>
+              <w:spacing w:before="0" w:after="0"/>
+            </w:pPr>
+            <w:r>
+              <w:rPr>
+                <w:rFonts w:ascii="BIZ UDPゴシック" w:cs="BIZ UDPゴシック" w:eastAsia="BIZ UDPゴシック" w:hAnsi="BIZ UDPゴシック"/>
+                <w:sz w:val="18"/>
+                <w:szCs w:val="18"/>
+              </w:rPr>
+              <w:t xml:space="preserve">設定翌日以降にバックアップジョブが COMPLETED になっていることを確認
+▶ aws backup list-backup-jobs --region ap-northeast-1 --by-resource-arn arn:aws:rds:ap-northeast-1:332802448674:cluster:ksm-posprd-db-cluster --query "BackupJobs[0:5].[CreationDate,State,BackupSizeInBytes]" --output table</w:t>
+            </w:r>
+          </w:p>
+        </w:tc>
+        <w:tc>
+          <w:tcPr>
+            <w:tcW w:type="dxa" w:w="2268"/>
+            <w:tcBorders>
+              <w:top w:val="single" w:color="CCCCCC" w:sz="4"/>
+              <w:left w:val="single" w:color="CCCCCC" w:sz="4"/>
+              <w:bottom w:val="single" w:color="CCCCCC" w:sz="4"/>
+              <w:right w:val="single" w:color="CCCCCC" w:sz="4"/>
+            </w:tcBorders>
+            <w:shd w:fill="FFFFFF" w:val="clear"/>
+            <w:tcMar>
+              <w:top w:type="dxa" w:w="60"/>
+              <w:left w:type="dxa" w:w="100"/>
+              <w:bottom w:type="dxa" w:w="60"/>
+              <w:right w:type="dxa" w:w="100"/>
+            </w:tcMar>
+          </w:tcPr>
+          <w:p>
+            <w:r>
+              <w:rPr>
+                <w:rFonts w:ascii="BIZ UDPゴシック" w:cs="BIZ UDPゴシック" w:eastAsia="BIZ UDPゴシック" w:hAnsi="BIZ UDPゴシック"/>
+                <w:b w:val="false"/>
+                <w:bCs w:val="false"/>
+                <w:i w:val="false"/>
+                <w:iCs w:val="false"/>
+                <w:color w:val="000000"/>
+                <w:sz w:val="18"/>
+                <w:szCs w:val="18"/>
+              </w:rPr>
+              <w:t xml:space="preserve">State = COMPLETED
+毎時・日次の両プランでジョブが生成されている</w:t>
+            </w:r>
+          </w:p>
+        </w:tc>
+        <w:tc>
+          <w:tcPr>
+            <w:tcW w:type="dxa" w:w="1133"/>
+            <w:tcBorders>
+              <w:top w:val="single" w:color="CCCCCC" w:sz="4"/>
+              <w:left w:val="single" w:color="CCCCCC" w:sz="4"/>
+              <w:bottom w:val="single" w:color="CCCCCC" w:sz="4"/>
+              <w:right w:val="single" w:color="CCCCCC" w:sz="4"/>
+            </w:tcBorders>
+            <w:shd w:fill="FFFFFF" w:val="clear"/>
+            <w:tcMar>
+              <w:top w:type="dxa" w:w="60"/>
+              <w:left w:type="dxa" w:w="100"/>
+              <w:bottom w:type="dxa" w:w="60"/>
+              <w:right w:type="dxa" w:w="100"/>
+            </w:tcMar>
+          </w:tcPr>
+          <w:p>
+            <w:r>
+              <w:rPr>
+                <w:rFonts w:ascii="BIZ UDPゴシック" w:cs="BIZ UDPゴシック" w:eastAsia="BIZ UDPゴシック" w:hAnsi="BIZ UDPゴシック"/>
+                <w:b w:val="false"/>
+                <w:bCs w:val="false"/>
+                <w:i w:val="false"/>
+                <w:iCs w:val="false"/>
+                <w:color w:val="000000"/>
+                <w:sz w:val="18"/>
+                <w:szCs w:val="18"/>
+              </w:rPr>
+              <w:t xml:space="preserve"/>
+            </w:r>
+          </w:p>
+        </w:tc>
+      </w:tr>
+    </w:tbl>
+    <w:p>
+      <w:pPr>
+        <w:spacing w:before="60" w:after="60"/>
+      </w:pPr>
+      <w:r>
+        <w:rPr>
+          <w:rFonts w:ascii="BIZ UDPゴシック" w:cs="BIZ UDPゴシック" w:eastAsia="BIZ UDPゴシック" w:hAnsi="BIZ UDPゴシック"/>
+          <w:sz w:val="18"/>
+          <w:szCs w:val="18"/>
+        </w:rPr>
+        <w:t xml:space="preserve">→ 全テスト完了後、結果欄（OK/NG）を記入して Thanh Nguyên へ提出すること。</w:t>
+      </w:r>
+    </w:p>
+    <w:p>
+      <w:pPr>
+        <w:pStyle w:val="Heading1"/>
+        <w:pageBreakBefore/>
+      </w:pPr>
+      <w:r>
+        <w:rPr>
+          <w:rFonts w:ascii="BIZ UDPゴシック" w:cs="BIZ UDPゴシック" w:eastAsia="BIZ UDPゴシック" w:hAnsi="BIZ UDPゴシック"/>
+          <w:b/>
+          <w:bCs/>
+          <w:sz w:val="32"/>
+          <w:szCs w:val="32"/>
+        </w:rPr>
+        <w:t xml:space="preserve">3. 影響範囲</w:t>
+      </w:r>
+    </w:p>
+    <w:tbl>
+      <w:tblPr>
+        <w:tblW w:type="dxa" w:w="8504"/>
+        <w:tblBorders>
+          <w:top w:val="single" w:color="auto" w:sz="4"/>
+          <w:left w:val="single" w:color="auto" w:sz="4"/>
+          <w:bottom w:val="single" w:color="auto" w:sz="4"/>
+          <w:right w:val="single" w:color="auto" w:sz="4"/>
+          <w:insideH w:val="single" w:color="auto" w:sz="4"/>
+          <w:insideV w:val="single" w:color="auto" w:sz="4"/>
+        </w:tblBorders>
+      </w:tblPr>
+      <w:tblGrid>
+        <w:gridCol w:w="3000"/>
+        <w:gridCol w:w="5504"/>
+      </w:tblGrid>
+      <w:tr>
+        <w:trPr>
+          <w:cantSplit/>
+        </w:trPr>
+        <w:tc>
+          <w:tcPr>
+            <w:tcW w:type="dxa" w:w="3000"/>
+            <w:tcBorders>
+              <w:top w:val="single" w:color="CCCCCC" w:sz="4"/>
+              <w:left w:val="single" w:color="CCCCCC" w:sz="4"/>
+              <w:bottom w:val="single" w:color="CCCCCC" w:sz="4"/>
+              <w:right w:val="single" w:color="CCCCCC" w:sz="4"/>
+            </w:tcBorders>
+            <w:shd w:fill="F5F5F5" w:val="clear"/>
+            <w:tcMar>
+              <w:top w:type="dxa" w:w="60"/>
+              <w:left w:type="dxa" w:w="100"/>
+              <w:bottom w:type="dxa" w:w="60"/>
+              <w:right w:type="dxa" w:w="100"/>
+            </w:tcMar>
+          </w:tcPr>
+          <w:p>
+            <w:r>
+              <w:rPr>
+                <w:rFonts w:ascii="BIZ UDPゴシック" w:cs="BIZ UDPゴシック" w:eastAsia="BIZ UDPゴシック" w:hAnsi="BIZ UDPゴシック"/>
+                <w:b/>
+                <w:bCs/>
+                <w:i w:val="false"/>
+                <w:iCs w:val="false"/>
+                <w:color w:val="000000"/>
+                <w:sz w:val="18"/>
+                <w:szCs w:val="18"/>
+              </w:rPr>
+              <w:t xml:space="preserve">項目</w:t>
+            </w:r>
+          </w:p>
+        </w:tc>
+        <w:tc>
+          <w:tcPr>
+            <w:tcW w:type="dxa" w:w="5504"/>
+            <w:tcBorders>
+              <w:top w:val="single" w:color="CCCCCC" w:sz="4"/>
+              <w:left w:val="single" w:color="CCCCCC" w:sz="4"/>
+              <w:bottom w:val="single" w:color="CCCCCC" w:sz="4"/>
+              <w:right w:val="single" w:color="CCCCCC" w:sz="4"/>
+            </w:tcBorders>
+            <w:shd w:fill="F5F5F5" w:val="clear"/>
+            <w:tcMar>
+              <w:top w:type="dxa" w:w="60"/>
+              <w:left w:type="dxa" w:w="100"/>
+              <w:bottom w:type="dxa" w:w="60"/>
+              <w:right w:type="dxa" w:w="100"/>
+            </w:tcMar>
+          </w:tcPr>
+          <w:p>
+            <w:r>
+              <w:rPr>
+                <w:rFonts w:ascii="BIZ UDPゴシック" w:cs="BIZ UDPゴシック" w:eastAsia="BIZ UDPゴシック" w:hAnsi="BIZ UDPゴシック"/>
+                <w:b/>
+                <w:bCs/>
+                <w:i w:val="false"/>
+                <w:iCs w:val="false"/>
+                <w:color w:val="000000"/>
+                <w:sz w:val="18"/>
+                <w:szCs w:val="18"/>
+              </w:rPr>
+              <w:t xml:space="preserve">影響</w:t>
+            </w:r>
+          </w:p>
+        </w:tc>
+      </w:tr>
+      <w:tr>
+        <w:trPr>
+          <w:cantSplit/>
+        </w:trPr>
+        <w:tc>
+          <w:tcPr>
+            <w:tcW w:type="dxa" w:w="3000"/>
+            <w:tcBorders>
+              <w:top w:val="single" w:color="CCCCCC" w:sz="4"/>
+              <w:left w:val="single" w:color="CCCCCC" w:sz="4"/>
+              <w:bottom w:val="single" w:color="CCCCCC" w:sz="4"/>
+              <w:right w:val="single" w:color="CCCCCC" w:sz="4"/>
+            </w:tcBorders>
+            <w:shd w:fill="FFFFFF" w:val="clear"/>
+            <w:tcMar>
+              <w:top w:type="dxa" w:w="60"/>
+              <w:left w:type="dxa" w:w="100"/>
+              <w:bottom w:type="dxa" w:w="60"/>
+              <w:right w:type="dxa" w:w="100"/>
+            </w:tcMar>
+          </w:tcPr>
+          <w:p>
+            <w:r>
+              <w:rPr>
+                <w:rFonts w:ascii="BIZ UDPゴシック" w:cs="BIZ UDPゴシック" w:eastAsia="BIZ UDPゴシック" w:hAnsi="BIZ UDPゴシック"/>
+                <w:b w:val="false"/>
+                <w:bCs w:val="false"/>
+                <w:i w:val="false"/>
+                <w:iCs w:val="false"/>
+                <w:color w:val="000000"/>
+                <w:sz w:val="18"/>
+                <w:szCs w:val="18"/>
+              </w:rPr>
+              <w:t xml:space="preserve">アプリケーション</w:t>
+            </w:r>
+          </w:p>
+        </w:tc>
+        <w:tc>
+          <w:tcPr>
+            <w:tcW w:type="dxa" w:w="5504"/>
+            <w:tcBorders>
+              <w:top w:val="single" w:color="CCCCCC" w:sz="4"/>
+              <w:left w:val="single" w:color="CCCCCC" w:sz="4"/>
+              <w:bottom w:val="single" w:color="CCCCCC" w:sz="4"/>
+              <w:right w:val="single" w:color="CCCCCC" w:sz="4"/>
+            </w:tcBorders>
+            <w:shd w:fill="FFFFFF" w:val="clear"/>
+            <w:tcMar>
+              <w:top w:type="dxa" w:w="60"/>
+              <w:left w:type="dxa" w:w="100"/>
+              <w:bottom w:type="dxa" w:w="60"/>
+              <w:right w:type="dxa" w:w="100"/>
+            </w:tcMar>
+          </w:tcPr>
+          <w:p>
+            <w:r>
+              <w:rPr>
+                <w:rFonts w:ascii="BIZ UDPゴシック" w:cs="BIZ UDPゴシック" w:eastAsia="BIZ UDPゴシック" w:hAnsi="BIZ UDPゴシック"/>
+                <w:b w:val="false"/>
+                <w:bCs w:val="false"/>
+                <w:i w:val="false"/>
+                <w:iCs w:val="false"/>
+                <w:color w:val="000000"/>
+                <w:sz w:val="18"/>
+                <w:szCs w:val="18"/>
+              </w:rPr>
+              <w:t xml:space="preserve">なし（バックアップはオフラインで実行）</w:t>
+            </w:r>
+          </w:p>
+        </w:tc>
+      </w:tr>
+      <w:tr>
+        <w:trPr>
+          <w:cantSplit/>
+        </w:trPr>
+        <w:tc>
+          <w:tcPr>
+            <w:tcW w:type="dxa" w:w="3000"/>
+            <w:tcBorders>
+              <w:top w:val="single" w:color="CCCCCC" w:sz="4"/>
+              <w:left w:val="single" w:color="CCCCCC" w:sz="4"/>
+              <w:bottom w:val="single" w:color="CCCCCC" w:sz="4"/>
+              <w:right w:val="single" w:color="CCCCCC" w:sz="4"/>
+            </w:tcBorders>
+            <w:shd w:fill="FFFFFF" w:val="clear"/>
+            <w:tcMar>
+              <w:top w:type="dxa" w:w="60"/>
+              <w:left w:type="dxa" w:w="100"/>
+              <w:bottom w:type="dxa" w:w="60"/>
+              <w:right w:type="dxa" w:w="100"/>
+            </w:tcMar>
+          </w:tcPr>
+          <w:p>
+            <w:r>
+              <w:rPr>
+                <w:rFonts w:ascii="BIZ UDPゴシック" w:cs="BIZ UDPゴシック" w:eastAsia="BIZ UDPゴシック" w:hAnsi="BIZ UDPゴシック"/>
+                <w:b w:val="false"/>
+                <w:bCs w:val="false"/>
+                <w:i w:val="false"/>
+                <w:iCs w:val="false"/>
+                <w:color w:val="000000"/>
+                <w:sz w:val="18"/>
+                <w:szCs w:val="18"/>
+              </w:rPr>
+              <w:t xml:space="preserve">DB 接続</w:t>
+            </w:r>
+          </w:p>
+        </w:tc>
+        <w:tc>
+          <w:tcPr>
+            <w:tcW w:type="dxa" w:w="5504"/>
+            <w:tcBorders>
+              <w:top w:val="single" w:color="CCCCCC" w:sz="4"/>
+              <w:left w:val="single" w:color="CCCCCC" w:sz="4"/>
+              <w:bottom w:val="single" w:color="CCCCCC" w:sz="4"/>
+              <w:right w:val="single" w:color="CCCCCC" w:sz="4"/>
+            </w:tcBorders>
+            <w:shd w:fill="FFFFFF" w:val="clear"/>
+            <w:tcMar>
+              <w:top w:type="dxa" w:w="60"/>
+              <w:left w:type="dxa" w:w="100"/>
+              <w:bottom w:type="dxa" w:w="60"/>
+              <w:right w:type="dxa" w:w="100"/>
+            </w:tcMar>
+          </w:tcPr>
+          <w:p>
+            <w:r>
+              <w:rPr>
+                <w:rFonts w:ascii="BIZ UDPゴシック" w:cs="BIZ UDPゴシック" w:eastAsia="BIZ UDPゴシック" w:hAnsi="BIZ UDPゴシック"/>
+                <w:b w:val="false"/>
+                <w:bCs w:val="false"/>
+                <w:i w:val="false"/>
+                <w:iCs w:val="false"/>
+                <w:color w:val="000000"/>
+                <w:sz w:val="18"/>
+                <w:szCs w:val="18"/>
+              </w:rPr>
+              <w:t xml:space="preserve">なし（パフォーマンスへの影響は軽微）</w:t>
+            </w:r>
+          </w:p>
+        </w:tc>
+      </w:tr>
+      <w:tr>
+        <w:trPr>
+          <w:cantSplit/>
+        </w:trPr>
+        <w:tc>
+          <w:tcPr>
+            <w:tcW w:type="dxa" w:w="3000"/>
+            <w:tcBorders>
+              <w:top w:val="single" w:color="CCCCCC" w:sz="4"/>
+              <w:left w:val="single" w:color="CCCCCC" w:sz="4"/>
+              <w:bottom w:val="single" w:color="CCCCCC" w:sz="4"/>
+              <w:right w:val="single" w:color="CCCCCC" w:sz="4"/>
+            </w:tcBorders>
+            <w:shd w:fill="FFFFFF" w:val="clear"/>
+            <w:tcMar>
+              <w:top w:type="dxa" w:w="60"/>
+              <w:left w:type="dxa" w:w="100"/>
+              <w:bottom w:type="dxa" w:w="60"/>
+              <w:right w:type="dxa" w:w="100"/>
+            </w:tcMar>
+          </w:tcPr>
+          <w:p>
+            <w:r>
+              <w:rPr>
+                <w:rFonts w:ascii="BIZ UDPゴシック" w:cs="BIZ UDPゴシック" w:eastAsia="BIZ UDPゴシック" w:hAnsi="BIZ UDPゴシック"/>
+                <w:b w:val="false"/>
+                <w:bCs w:val="false"/>
+                <w:i w:val="false"/>
+                <w:iCs w:val="false"/>
+                <w:color w:val="000000"/>
+                <w:sz w:val="18"/>
+                <w:szCs w:val="18"/>
+              </w:rPr>
+              <w:t xml:space="preserve">コスト増加</w:t>
+            </w:r>
+          </w:p>
+        </w:tc>
+        <w:tc>
+          <w:tcPr>
+            <w:tcW w:type="dxa" w:w="5504"/>
+            <w:tcBorders>
+              <w:top w:val="single" w:color="CCCCCC" w:sz="4"/>
+              <w:left w:val="single" w:color="CCCCCC" w:sz="4"/>
+              <w:bottom w:val="single" w:color="CCCCCC" w:sz="4"/>
+              <w:right w:val="single" w:color="CCCCCC" w:sz="4"/>
+            </w:tcBorders>
+            <w:shd w:fill="FFFFFF" w:val="clear"/>
+            <w:tcMar>
+              <w:top w:type="dxa" w:w="60"/>
+              <w:left w:type="dxa" w:w="100"/>
+              <w:bottom w:type="dxa" w:w="60"/>
+              <w:right w:type="dxa" w:w="100"/>
+            </w:tcMar>
+          </w:tcPr>
+          <w:p>
+            <w:r>
+              <w:rPr>
+                <w:rFonts w:ascii="BIZ UDPゴシック" w:cs="BIZ UDPゴシック" w:eastAsia="BIZ UDPゴシック" w:hAnsi="BIZ UDPゴシック"/>
+                <w:b w:val="false"/>
+                <w:bCs w:val="false"/>
+                <w:i w:val="false"/>
+                <w:iCs w:val="false"/>
+                <w:color w:val="000000"/>
+                <w:sz w:val="18"/>
+                <w:szCs w:val="18"/>
+              </w:rPr>
+              <w:t xml:space="preserve">約 +$20〜$30 / 月（スナップショット保存料）</w:t>
+            </w:r>
+          </w:p>
+        </w:tc>
+      </w:tr>
+      <w:tr>
+        <w:trPr>
+          <w:cantSplit/>
+        </w:trPr>
+        <w:tc>
+          <w:tcPr>
+            <w:tcW w:type="dxa" w:w="3000"/>
+            <w:tcBorders>
+              <w:top w:val="single" w:color="CCCCCC" w:sz="4"/>
+              <w:left w:val="single" w:color="CCCCCC" w:sz="4"/>
+              <w:bottom w:val="single" w:color="CCCCCC" w:sz="4"/>
+              <w:right w:val="single" w:color="CCCCCC" w:sz="4"/>
+            </w:tcBorders>
+            <w:shd w:fill="FFFFFF" w:val="clear"/>
+            <w:tcMar>
+              <w:top w:type="dxa" w:w="60"/>
+              <w:left w:type="dxa" w:w="100"/>
+              <w:bottom w:type="dxa" w:w="60"/>
+              <w:right w:type="dxa" w:w="100"/>
+            </w:tcMar>
+          </w:tcPr>
+          <w:p>
+            <w:r>
+              <w:rPr>
+                <w:rFonts w:ascii="BIZ UDPゴシック" w:cs="BIZ UDPゴシック" w:eastAsia="BIZ UDPゴシック" w:hAnsi="BIZ UDPゴシック"/>
+                <w:b w:val="false"/>
+                <w:bCs w:val="false"/>
+                <w:i w:val="false"/>
+                <w:iCs w:val="false"/>
+                <w:color w:val="000000"/>
+                <w:sz w:val="18"/>
+                <w:szCs w:val="18"/>
+              </w:rPr>
+              <w:t xml:space="preserve">メンテナンス停止</w:t>
+            </w:r>
+          </w:p>
+        </w:tc>
+        <w:tc>
+          <w:tcPr>
+            <w:tcW w:type="dxa" w:w="5504"/>
+            <w:tcBorders>
+              <w:top w:val="single" w:color="CCCCCC" w:sz="4"/>
+              <w:left w:val="single" w:color="CCCCCC" w:sz="4"/>
+              <w:bottom w:val="single" w:color="CCCCCC" w:sz="4"/>
+              <w:right w:val="single" w:color="CCCCCC" w:sz="4"/>
+            </w:tcBorders>
+            <w:shd w:fill="FFFFFF" w:val="clear"/>
+            <w:tcMar>
+              <w:top w:type="dxa" w:w="60"/>
+              <w:left w:type="dxa" w:w="100"/>
+              <w:bottom w:type="dxa" w:w="60"/>
+              <w:right w:type="dxa" w:w="100"/>
+            </w:tcMar>
+          </w:tcPr>
+          <w:p>
+            <w:r>
+              <w:rPr>
+                <w:rFonts w:ascii="BIZ UDPゴシック" w:cs="BIZ UDPゴシック" w:eastAsia="BIZ UDPゴシック" w:hAnsi="BIZ UDPゴシック"/>
+                <w:b w:val="false"/>
+                <w:bCs w:val="false"/>
+                <w:i w:val="false"/>
+                <w:iCs w:val="false"/>
+                <w:color w:val="000000"/>
+                <w:sz w:val="18"/>
+                <w:szCs w:val="18"/>
+              </w:rPr>
+              <w:t xml:space="preserve">不要</w:t>
+            </w:r>
+          </w:p>
+        </w:tc>
+      </w:tr>
+    </w:tbl>
+    <w:p>
+      <w:pPr>
+        <w:pStyle w:val="Heading1"/>
+        <w:pageBreakBefore/>
+      </w:pPr>
+      <w:r>
+        <w:rPr>
+          <w:rFonts w:ascii="BIZ UDPゴシック" w:cs="BIZ UDPゴシック" w:eastAsia="BIZ UDPゴシック" w:hAnsi="BIZ UDPゴシック"/>
+          <w:b/>
+          <w:bCs/>
+          <w:sz w:val="32"/>
+          <w:szCs w:val="32"/>
+        </w:rPr>
+        <w:t xml:space="preserve">4. 切り戻し手順</w:t>
+      </w:r>
+    </w:p>
+    <w:p>
+      <w:pPr>
+        <w:pStyle w:val="Heading2"/>
+      </w:pPr>
+      <w:r>
+        <w:rPr>
+          <w:rFonts w:ascii="BIZ UDPゴシック" w:cs="BIZ UDPゴシック" w:eastAsia="BIZ UDPゴシック" w:hAnsi="BIZ UDPゴシック"/>
+          <w:b/>
+          <w:bCs/>
+          <w:sz w:val="24"/>
+          <w:szCs w:val="24"/>
+        </w:rPr>
+        <w:t xml:space="preserve">■ コマンド（CloudShell）</w:t>
       </w:r>
     </w:p>
     <w:tbl>
@@ -5933,7 +6125,7 @@
                 <w:sz w:val="18"/>
                 <w:szCs w:val="18"/>
               </w:rPr>
-              <w:t xml:space="preserve"># バックアッププラン ID を取得</w:t>
+              <w:t xml:space="preserve"># プラン ID を取得</w:t>
             </w:r>
           </w:p>
           <w:p>
@@ -6011,7 +6203,7 @@
                 <w:sz w:val="18"/>
                 <w:szCs w:val="18"/>
               </w:rPr>
-              <w:t xml:space="preserve"># プランを削除</w:t>
+              <w:t xml:space="preserve"># バックアッププランを削除</w:t>
             </w:r>
           </w:p>
           <w:p>
@@ -6046,6 +6238,7 @@
     <w:p>
       <w:pPr>
         <w:pStyle w:val="Heading1"/>
+        <w:pageBreakBefore/>
       </w:pPr>
       <w:r>
         <w:rPr>
@@ -6055,7 +6248,7 @@
           <w:sz w:val="32"/>
           <w:szCs w:val="32"/>
         </w:rPr>
-        <w:t xml:space="preserve">8. 報告方法</w:t>
+        <w:t xml:space="preserve">5. 報告方法</w:t>
       </w:r>
     </w:p>
     <w:p>
@@ -6208,18 +6401,47 @@
       <w:tabs>
         <w:tab w:val="right" w:pos="8504"/>
       </w:tabs>
-      <w:spacing w:after="100"/>
+      <w:spacing w:after="80"/>
     </w:pPr>
     <w:r>
-      <w:rPr>
-        <w:rFonts w:ascii="BIZ UDPゴシック" w:cs="BIZ UDPゴシック" w:eastAsia="BIZ UDPゴシック" w:hAnsi="BIZ UDPゴシック"/>
-        <w:b/>
-        <w:bCs/>
-        <w:color w:val="C8102E"/>
-        <w:sz w:val="22"/>
-        <w:szCs w:val="22"/>
-      </w:rPr>
-      <w:t xml:space="preserve">カスミ POS  改修指示書</w:t>
+      <w:drawing>
+        <wp:inline distT="0" distB="0" distL="0" distR="0">
+          <wp:extent cx="857250" cy="428625"/>
+          <wp:effectExtent t="0" r="0" b="0" l="0"/>
+          <wp:docPr id="1" name="" descr="" title=""/>
+          <wp:cNvGraphicFramePr>
+            <a:graphicFrameLocks xmlns:a="http://schemas.openxmlformats.org/drawingml/2006/main" noChangeAspect="1"/>
+          </wp:cNvGraphicFramePr>
+          <a:graphic xmlns:a="http://schemas.openxmlformats.org/drawingml/2006/main">
+            <a:graphicData uri="http://schemas.openxmlformats.org/drawingml/2006/picture">
+              <pic:pic xmlns:pic="http://schemas.openxmlformats.org/drawingml/2006/picture">
+                <pic:nvPicPr>
+                  <pic:cNvPr id="0" name="" descr=""/>
+                  <pic:cNvPicPr>
+                    <a:picLocks noChangeAspect="1" noChangeArrowheads="1"/>
+                  </pic:cNvPicPr>
+                </pic:nvPicPr>
+                <pic:blipFill>
+                  <a:blip r:embed="rId0" cstate="none"/>
+                  <a:srcRect/>
+                  <a:stretch>
+                    <a:fillRect/>
+                  </a:stretch>
+                </pic:blipFill>
+                <pic:spPr bwMode="auto">
+                  <a:xfrm>
+                    <a:off x="0" y="0"/>
+                    <a:ext cx="857250" cy="428625"/>
+                  </a:xfrm>
+                  <a:prstGeom prst="rect">
+                    <a:avLst/>
+                  </a:prstGeom>
+                </pic:spPr>
+              </pic:pic>
+            </a:graphicData>
+          </a:graphic>
+        </wp:inline>
+      </w:drawing>
     </w:r>
     <w:r>
       <w:rPr>

--- a/40_AWS/04_修正依頼/20260308_MYSQLバックアップ設定.docx
+++ b/40_AWS/04_修正依頼/20260308_MYSQLバックアップ設定.docx
@@ -4,7 +4,111 @@
   <w:body>
     <w:p>
       <w:pPr>
-        <w:spacing w:before="1600" w:after="120"/>
+        <w:spacing w:before="0" w:after="0"/>
+      </w:pPr>
+      <w:r>
+        <w:rPr>
+          <w:rFonts w:ascii="BIZ UDPゴシック" w:cs="BIZ UDPゴシック" w:eastAsia="BIZ UDPゴシック" w:hAnsi="BIZ UDPゴシック"/>
+          <w:sz w:val="18"/>
+          <w:szCs w:val="18"/>
+        </w:rPr>
+        <w:t xml:space="preserve"/>
+      </w:r>
+    </w:p>
+    <w:p>
+      <w:pPr>
+        <w:spacing w:before="0" w:after="0"/>
+      </w:pPr>
+      <w:r>
+        <w:rPr>
+          <w:rFonts w:ascii="BIZ UDPゴシック" w:cs="BIZ UDPゴシック" w:eastAsia="BIZ UDPゴシック" w:hAnsi="BIZ UDPゴシック"/>
+          <w:sz w:val="18"/>
+          <w:szCs w:val="18"/>
+        </w:rPr>
+        <w:t xml:space="preserve"/>
+      </w:r>
+    </w:p>
+    <w:p>
+      <w:pPr>
+        <w:spacing w:before="0" w:after="0"/>
+      </w:pPr>
+      <w:r>
+        <w:rPr>
+          <w:rFonts w:ascii="BIZ UDPゴシック" w:cs="BIZ UDPゴシック" w:eastAsia="BIZ UDPゴシック" w:hAnsi="BIZ UDPゴシック"/>
+          <w:sz w:val="18"/>
+          <w:szCs w:val="18"/>
+        </w:rPr>
+        <w:t xml:space="preserve"/>
+      </w:r>
+    </w:p>
+    <w:p>
+      <w:pPr>
+        <w:spacing w:before="0" w:after="0"/>
+      </w:pPr>
+      <w:r>
+        <w:rPr>
+          <w:rFonts w:ascii="BIZ UDPゴシック" w:cs="BIZ UDPゴシック" w:eastAsia="BIZ UDPゴシック" w:hAnsi="BIZ UDPゴシック"/>
+          <w:sz w:val="18"/>
+          <w:szCs w:val="18"/>
+        </w:rPr>
+        <w:t xml:space="preserve"/>
+      </w:r>
+    </w:p>
+    <w:p>
+      <w:pPr>
+        <w:spacing w:before="0" w:after="0"/>
+      </w:pPr>
+      <w:r>
+        <w:rPr>
+          <w:rFonts w:ascii="BIZ UDPゴシック" w:cs="BIZ UDPゴシック" w:eastAsia="BIZ UDPゴシック" w:hAnsi="BIZ UDPゴシック"/>
+          <w:sz w:val="18"/>
+          <w:szCs w:val="18"/>
+        </w:rPr>
+        <w:t xml:space="preserve"/>
+      </w:r>
+    </w:p>
+    <w:p>
+      <w:pPr>
+        <w:spacing w:before="0" w:after="0"/>
+      </w:pPr>
+      <w:r>
+        <w:rPr>
+          <w:rFonts w:ascii="BIZ UDPゴシック" w:cs="BIZ UDPゴシック" w:eastAsia="BIZ UDPゴシック" w:hAnsi="BIZ UDPゴシック"/>
+          <w:sz w:val="18"/>
+          <w:szCs w:val="18"/>
+        </w:rPr>
+        <w:t xml:space="preserve"/>
+      </w:r>
+    </w:p>
+    <w:p>
+      <w:pPr>
+        <w:spacing w:before="0" w:after="0"/>
+      </w:pPr>
+      <w:r>
+        <w:rPr>
+          <w:rFonts w:ascii="BIZ UDPゴシック" w:cs="BIZ UDPゴシック" w:eastAsia="BIZ UDPゴシック" w:hAnsi="BIZ UDPゴシック"/>
+          <w:sz w:val="18"/>
+          <w:szCs w:val="18"/>
+        </w:rPr>
+        <w:t xml:space="preserve"/>
+      </w:r>
+    </w:p>
+    <w:p>
+      <w:pPr>
+        <w:spacing w:before="0" w:after="0"/>
+      </w:pPr>
+      <w:r>
+        <w:rPr>
+          <w:rFonts w:ascii="BIZ UDPゴシック" w:cs="BIZ UDPゴシック" w:eastAsia="BIZ UDPゴシック" w:hAnsi="BIZ UDPゴシック"/>
+          <w:sz w:val="18"/>
+          <w:szCs w:val="18"/>
+        </w:rPr>
+        <w:t xml:space="preserve"/>
+      </w:r>
+    </w:p>
+    <w:p>
+      <w:pPr>
+        <w:spacing w:before="0" w:after="120"/>
         <w:jc w:val="center"/>
       </w:pPr>
       <w:r>
@@ -12,6 +116,7 @@
           <w:rFonts w:ascii="BIZ UDPゴシック" w:cs="BIZ UDPゴシック" w:eastAsia="BIZ UDPゴシック" w:hAnsi="BIZ UDPゴシック"/>
           <w:b/>
           <w:bCs/>
+          <w:color w:val="C8102E"/>
           <w:sz w:val="56"/>
           <w:szCs w:val="56"/>
         </w:rPr>
@@ -20,7 +125,7 @@
     </w:p>
     <w:p>
       <w:pPr>
-        <w:spacing w:before="60" w:after="300"/>
+        <w:spacing w:before="0" w:after="0"/>
         <w:jc w:val="center"/>
       </w:pPr>
       <w:r>
@@ -30,6 +135,58 @@
           <w:szCs w:val="24"/>
         </w:rPr>
         <w:t xml:space="preserve">AWS Backup によるRDSバックアップ設定強化</w:t>
+      </w:r>
+    </w:p>
+    <w:p>
+      <w:pPr>
+        <w:spacing w:before="0" w:after="0"/>
+      </w:pPr>
+      <w:r>
+        <w:rPr>
+          <w:rFonts w:ascii="BIZ UDPゴシック" w:cs="BIZ UDPゴシック" w:eastAsia="BIZ UDPゴシック" w:hAnsi="BIZ UDPゴシック"/>
+          <w:sz w:val="18"/>
+          <w:szCs w:val="18"/>
+        </w:rPr>
+        <w:t xml:space="preserve"/>
+      </w:r>
+    </w:p>
+    <w:p>
+      <w:pPr>
+        <w:spacing w:before="0" w:after="0"/>
+      </w:pPr>
+      <w:r>
+        <w:rPr>
+          <w:rFonts w:ascii="BIZ UDPゴシック" w:cs="BIZ UDPゴシック" w:eastAsia="BIZ UDPゴシック" w:hAnsi="BIZ UDPゴシック"/>
+          <w:sz w:val="18"/>
+          <w:szCs w:val="18"/>
+        </w:rPr>
+        <w:t xml:space="preserve"/>
+      </w:r>
+    </w:p>
+    <w:p>
+      <w:pPr>
+        <w:spacing w:before="0" w:after="0"/>
+      </w:pPr>
+      <w:r>
+        <w:rPr>
+          <w:rFonts w:ascii="BIZ UDPゴシック" w:cs="BIZ UDPゴシック" w:eastAsia="BIZ UDPゴシック" w:hAnsi="BIZ UDPゴシック"/>
+          <w:sz w:val="18"/>
+          <w:szCs w:val="18"/>
+        </w:rPr>
+        <w:t xml:space="preserve"/>
+      </w:r>
+    </w:p>
+    <w:p>
+      <w:pPr>
+        <w:spacing w:before="0" w:after="0"/>
+      </w:pPr>
+      <w:r>
+        <w:rPr>
+          <w:rFonts w:ascii="BIZ UDPゴシック" w:cs="BIZ UDPゴシック" w:eastAsia="BIZ UDPゴシック" w:hAnsi="BIZ UDPゴシック"/>
+          <w:sz w:val="18"/>
+          <w:szCs w:val="18"/>
+        </w:rPr>
+        <w:t xml:space="preserve"/>
       </w:r>
     </w:p>
     <w:tbl>
@@ -689,6 +846,104 @@
         </w:tc>
       </w:tr>
     </w:tbl>
+    <w:p>
+      <w:pPr>
+        <w:spacing w:before="0" w:after="0"/>
+      </w:pPr>
+      <w:r>
+        <w:rPr>
+          <w:rFonts w:ascii="BIZ UDPゴシック" w:cs="BIZ UDPゴシック" w:eastAsia="BIZ UDPゴシック" w:hAnsi="BIZ UDPゴシック"/>
+          <w:sz w:val="18"/>
+          <w:szCs w:val="18"/>
+        </w:rPr>
+        <w:t xml:space="preserve"/>
+      </w:r>
+    </w:p>
+    <w:p>
+      <w:pPr>
+        <w:spacing w:before="0" w:after="0"/>
+      </w:pPr>
+      <w:r>
+        <w:rPr>
+          <w:rFonts w:ascii="BIZ UDPゴシック" w:cs="BIZ UDPゴシック" w:eastAsia="BIZ UDPゴシック" w:hAnsi="BIZ UDPゴシック"/>
+          <w:sz w:val="18"/>
+          <w:szCs w:val="18"/>
+        </w:rPr>
+        <w:t xml:space="preserve"/>
+      </w:r>
+    </w:p>
+    <w:p>
+      <w:pPr>
+        <w:spacing w:before="0" w:after="0"/>
+      </w:pPr>
+      <w:r>
+        <w:rPr>
+          <w:rFonts w:ascii="BIZ UDPゴシック" w:cs="BIZ UDPゴシック" w:eastAsia="BIZ UDPゴシック" w:hAnsi="BIZ UDPゴシック"/>
+          <w:sz w:val="18"/>
+          <w:szCs w:val="18"/>
+        </w:rPr>
+        <w:t xml:space="preserve"/>
+      </w:r>
+    </w:p>
+    <w:p>
+      <w:pPr>
+        <w:spacing w:before="0" w:after="0"/>
+      </w:pPr>
+      <w:r>
+        <w:rPr>
+          <w:rFonts w:ascii="BIZ UDPゴシック" w:cs="BIZ UDPゴシック" w:eastAsia="BIZ UDPゴシック" w:hAnsi="BIZ UDPゴシック"/>
+          <w:sz w:val="18"/>
+          <w:szCs w:val="18"/>
+        </w:rPr>
+        <w:t xml:space="preserve"/>
+      </w:r>
+    </w:p>
+    <w:p>
+      <w:pPr>
+        <w:spacing w:before="0" w:after="0"/>
+        <w:jc w:val="center"/>
+      </w:pPr>
+      <w:r>
+        <w:drawing>
+          <wp:inline distT="0" distB="0" distL="0" distR="0">
+            <wp:extent cx="1143000" cy="571500"/>
+            <wp:effectExtent t="0" r="0" b="0" l="0"/>
+            <wp:docPr id="1" name="" descr="" title=""/>
+            <wp:cNvGraphicFramePr>
+              <a:graphicFrameLocks xmlns:a="http://schemas.openxmlformats.org/drawingml/2006/main" noChangeAspect="1"/>
+            </wp:cNvGraphicFramePr>
+            <a:graphic xmlns:a="http://schemas.openxmlformats.org/drawingml/2006/main">
+              <a:graphicData uri="http://schemas.openxmlformats.org/drawingml/2006/picture">
+                <pic:pic xmlns:pic="http://schemas.openxmlformats.org/drawingml/2006/picture">
+                  <pic:nvPicPr>
+                    <pic:cNvPr id="0" name="" descr=""/>
+                    <pic:cNvPicPr>
+                      <a:picLocks noChangeAspect="1" noChangeArrowheads="1"/>
+                    </pic:cNvPicPr>
+                  </pic:nvPicPr>
+                  <pic:blipFill>
+                    <a:blip r:embed="rId8" cstate="none"/>
+                    <a:srcRect/>
+                    <a:stretch>
+                      <a:fillRect/>
+                    </a:stretch>
+                  </pic:blipFill>
+                  <pic:spPr bwMode="auto">
+                    <a:xfrm>
+                      <a:off x="0" y="0"/>
+                      <a:ext cx="1143000" cy="571500"/>
+                    </a:xfrm>
+                    <a:prstGeom prst="rect">
+                      <a:avLst/>
+                    </a:prstGeom>
+                  </pic:spPr>
+                </pic:pic>
+              </a:graphicData>
+            </a:graphic>
+          </wp:inline>
+        </w:drawing>
+      </w:r>
+    </w:p>
     <w:p>
       <w:pPr>
         <w:spacing w:before="0" w:after="0"/>
@@ -6399,49 +6654,20 @@
         <w:bottom w:val="single" w:color="C8102E" w:sz="8" w:space="4"/>
       </w:pBdr>
       <w:tabs>
-        <w:tab w:val="right" w:pos="8504"/>
+        <w:tab w:val="right" w:pos="9026"/>
       </w:tabs>
-      <w:spacing w:after="80"/>
+      <w:spacing w:after="100"/>
     </w:pPr>
     <w:r>
-      <w:drawing>
-        <wp:inline distT="0" distB="0" distL="0" distR="0">
-          <wp:extent cx="857250" cy="428625"/>
-          <wp:effectExtent t="0" r="0" b="0" l="0"/>
-          <wp:docPr id="1" name="" descr="" title=""/>
-          <wp:cNvGraphicFramePr>
-            <a:graphicFrameLocks xmlns:a="http://schemas.openxmlformats.org/drawingml/2006/main" noChangeAspect="1"/>
-          </wp:cNvGraphicFramePr>
-          <a:graphic xmlns:a="http://schemas.openxmlformats.org/drawingml/2006/main">
-            <a:graphicData uri="http://schemas.openxmlformats.org/drawingml/2006/picture">
-              <pic:pic xmlns:pic="http://schemas.openxmlformats.org/drawingml/2006/picture">
-                <pic:nvPicPr>
-                  <pic:cNvPr id="0" name="" descr=""/>
-                  <pic:cNvPicPr>
-                    <a:picLocks noChangeAspect="1" noChangeArrowheads="1"/>
-                  </pic:cNvPicPr>
-                </pic:nvPicPr>
-                <pic:blipFill>
-                  <a:blip r:embed="rId0" cstate="none"/>
-                  <a:srcRect/>
-                  <a:stretch>
-                    <a:fillRect/>
-                  </a:stretch>
-                </pic:blipFill>
-                <pic:spPr bwMode="auto">
-                  <a:xfrm>
-                    <a:off x="0" y="0"/>
-                    <a:ext cx="857250" cy="428625"/>
-                  </a:xfrm>
-                  <a:prstGeom prst="rect">
-                    <a:avLst/>
-                  </a:prstGeom>
-                </pic:spPr>
-              </pic:pic>
-            </a:graphicData>
-          </a:graphic>
-        </wp:inline>
-      </w:drawing>
+      <w:rPr>
+        <w:rFonts w:ascii="BIZ UDPゴシック" w:cs="BIZ UDPゴシック" w:eastAsia="BIZ UDPゴシック" w:hAnsi="BIZ UDPゴシック"/>
+        <w:b/>
+        <w:bCs/>
+        <w:color w:val="C8102E"/>
+        <w:sz w:val="26"/>
+        <w:szCs w:val="26"/>
+      </w:rPr>
+      <w:t xml:space="preserve">カスミ POS システム  改修指示書</w:t>
     </w:r>
     <w:r>
       <w:rPr>

--- a/40_AWS/04_修正依頼/20260308_MYSQLバックアップ設定.docx
+++ b/40_AWS/04_修正依頼/20260308_MYSQLバックアップ設定.docx
@@ -108,7 +108,7 @@
     </w:p>
     <w:p>
       <w:pPr>
-        <w:spacing w:before="0" w:after="120"/>
+        <w:spacing w:before="0" w:after="100"/>
         <w:jc w:val="center"/>
       </w:pPr>
       <w:r>
@@ -131,8 +131,8 @@
       <w:r>
         <w:rPr>
           <w:rFonts w:ascii="BIZ UDPゴシック" w:cs="BIZ UDPゴシック" w:eastAsia="BIZ UDPゴシック" w:hAnsi="BIZ UDPゴシック"/>
-          <w:sz w:val="24"/>
-          <w:szCs w:val="24"/>
+          <w:sz w:val="28"/>
+          <w:szCs w:val="28"/>
         </w:rPr>
         <w:t xml:space="preserve">AWS Backup によるRDSバックアップ設定強化</w:t>
       </w:r>
@@ -233,8 +233,6 @@
                 <w:rFonts w:ascii="BIZ UDPゴシック" w:cs="BIZ UDPゴシック" w:eastAsia="BIZ UDPゴシック" w:hAnsi="BIZ UDPゴシック"/>
                 <w:b w:val="false"/>
                 <w:bCs w:val="false"/>
-                <w:i w:val="false"/>
-                <w:iCs w:val="false"/>
                 <w:color w:val="000000"/>
                 <w:sz w:val="18"/>
                 <w:szCs w:val="18"/>
@@ -266,8 +264,6 @@
                 <w:rFonts w:ascii="BIZ UDPゴシック" w:cs="BIZ UDPゴシック" w:eastAsia="BIZ UDPゴシック" w:hAnsi="BIZ UDPゴシック"/>
                 <w:b w:val="false"/>
                 <w:bCs w:val="false"/>
-                <w:i w:val="false"/>
-                <w:iCs w:val="false"/>
                 <w:color w:val="000000"/>
                 <w:sz w:val="18"/>
                 <w:szCs w:val="18"/>
@@ -304,8 +300,6 @@
                 <w:rFonts w:ascii="BIZ UDPゴシック" w:cs="BIZ UDPゴシック" w:eastAsia="BIZ UDPゴシック" w:hAnsi="BIZ UDPゴシック"/>
                 <w:b w:val="false"/>
                 <w:bCs w:val="false"/>
-                <w:i w:val="false"/>
-                <w:iCs w:val="false"/>
                 <w:color w:val="000000"/>
                 <w:sz w:val="18"/>
                 <w:szCs w:val="18"/>
@@ -337,8 +331,6 @@
                 <w:rFonts w:ascii="BIZ UDPゴシック" w:cs="BIZ UDPゴシック" w:eastAsia="BIZ UDPゴシック" w:hAnsi="BIZ UDPゴシック"/>
                 <w:b w:val="false"/>
                 <w:bCs w:val="false"/>
-                <w:i w:val="false"/>
-                <w:iCs w:val="false"/>
                 <w:color w:val="000000"/>
                 <w:sz w:val="18"/>
                 <w:szCs w:val="18"/>
@@ -375,8 +367,6 @@
                 <w:rFonts w:ascii="BIZ UDPゴシック" w:cs="BIZ UDPゴシック" w:eastAsia="BIZ UDPゴシック" w:hAnsi="BIZ UDPゴシック"/>
                 <w:b w:val="false"/>
                 <w:bCs w:val="false"/>
-                <w:i w:val="false"/>
-                <w:iCs w:val="false"/>
                 <w:color w:val="000000"/>
                 <w:sz w:val="18"/>
                 <w:szCs w:val="18"/>
@@ -408,8 +398,6 @@
                 <w:rFonts w:ascii="BIZ UDPゴシック" w:cs="BIZ UDPゴシック" w:eastAsia="BIZ UDPゴシック" w:hAnsi="BIZ UDPゴシック"/>
                 <w:b w:val="false"/>
                 <w:bCs w:val="false"/>
-                <w:i w:val="false"/>
-                <w:iCs w:val="false"/>
                 <w:color w:val="000000"/>
                 <w:sz w:val="18"/>
                 <w:szCs w:val="18"/>
@@ -446,8 +434,6 @@
                 <w:rFonts w:ascii="BIZ UDPゴシック" w:cs="BIZ UDPゴシック" w:eastAsia="BIZ UDPゴシック" w:hAnsi="BIZ UDPゴシック"/>
                 <w:b w:val="false"/>
                 <w:bCs w:val="false"/>
-                <w:i w:val="false"/>
-                <w:iCs w:val="false"/>
                 <w:color w:val="000000"/>
                 <w:sz w:val="18"/>
                 <w:szCs w:val="18"/>
@@ -479,8 +465,6 @@
                 <w:rFonts w:ascii="BIZ UDPゴシック" w:cs="BIZ UDPゴシック" w:eastAsia="BIZ UDPゴシック" w:hAnsi="BIZ UDPゴシック"/>
                 <w:b w:val="false"/>
                 <w:bCs w:val="false"/>
-                <w:i w:val="false"/>
-                <w:iCs w:val="false"/>
                 <w:color w:val="000000"/>
                 <w:sz w:val="18"/>
                 <w:szCs w:val="18"/>
@@ -517,8 +501,6 @@
                 <w:rFonts w:ascii="BIZ UDPゴシック" w:cs="BIZ UDPゴシック" w:eastAsia="BIZ UDPゴシック" w:hAnsi="BIZ UDPゴシック"/>
                 <w:b w:val="false"/>
                 <w:bCs w:val="false"/>
-                <w:i w:val="false"/>
-                <w:iCs w:val="false"/>
                 <w:color w:val="000000"/>
                 <w:sz w:val="18"/>
                 <w:szCs w:val="18"/>
@@ -550,8 +532,6 @@
                 <w:rFonts w:ascii="BIZ UDPゴシック" w:cs="BIZ UDPゴシック" w:eastAsia="BIZ UDPゴシック" w:hAnsi="BIZ UDPゴシック"/>
                 <w:b w:val="false"/>
                 <w:bCs w:val="false"/>
-                <w:i w:val="false"/>
-                <w:iCs w:val="false"/>
                 <w:color w:val="000000"/>
                 <w:sz w:val="18"/>
                 <w:szCs w:val="18"/>
@@ -588,8 +568,6 @@
                 <w:rFonts w:ascii="BIZ UDPゴシック" w:cs="BIZ UDPゴシック" w:eastAsia="BIZ UDPゴシック" w:hAnsi="BIZ UDPゴシック"/>
                 <w:b w:val="false"/>
                 <w:bCs w:val="false"/>
-                <w:i w:val="false"/>
-                <w:iCs w:val="false"/>
                 <w:color w:val="000000"/>
                 <w:sz w:val="18"/>
                 <w:szCs w:val="18"/>
@@ -621,8 +599,6 @@
                 <w:rFonts w:ascii="BIZ UDPゴシック" w:cs="BIZ UDPゴシック" w:eastAsia="BIZ UDPゴシック" w:hAnsi="BIZ UDPゴシック"/>
                 <w:b w:val="false"/>
                 <w:bCs w:val="false"/>
-                <w:i w:val="false"/>
-                <w:iCs w:val="false"/>
                 <w:color w:val="000000"/>
                 <w:sz w:val="18"/>
                 <w:szCs w:val="18"/>
@@ -659,8 +635,6 @@
                 <w:rFonts w:ascii="BIZ UDPゴシック" w:cs="BIZ UDPゴシック" w:eastAsia="BIZ UDPゴシック" w:hAnsi="BIZ UDPゴシック"/>
                 <w:b w:val="false"/>
                 <w:bCs w:val="false"/>
-                <w:i w:val="false"/>
-                <w:iCs w:val="false"/>
                 <w:color w:val="000000"/>
                 <w:sz w:val="18"/>
                 <w:szCs w:val="18"/>
@@ -692,8 +666,6 @@
                 <w:rFonts w:ascii="BIZ UDPゴシック" w:cs="BIZ UDPゴシック" w:eastAsia="BIZ UDPゴシック" w:hAnsi="BIZ UDPゴシック"/>
                 <w:b w:val="false"/>
                 <w:bCs w:val="false"/>
-                <w:i w:val="false"/>
-                <w:iCs w:val="false"/>
                 <w:color w:val="000000"/>
                 <w:sz w:val="18"/>
                 <w:szCs w:val="18"/>
@@ -730,8 +702,6 @@
                 <w:rFonts w:ascii="BIZ UDPゴシック" w:cs="BIZ UDPゴシック" w:eastAsia="BIZ UDPゴシック" w:hAnsi="BIZ UDPゴシック"/>
                 <w:b w:val="false"/>
                 <w:bCs w:val="false"/>
-                <w:i w:val="false"/>
-                <w:iCs w:val="false"/>
                 <w:color w:val="000000"/>
                 <w:sz w:val="18"/>
                 <w:szCs w:val="18"/>
@@ -763,8 +733,6 @@
                 <w:rFonts w:ascii="BIZ UDPゴシック" w:cs="BIZ UDPゴシック" w:eastAsia="BIZ UDPゴシック" w:hAnsi="BIZ UDPゴシック"/>
                 <w:b w:val="false"/>
                 <w:bCs w:val="false"/>
-                <w:i w:val="false"/>
-                <w:iCs w:val="false"/>
                 <w:color w:val="000000"/>
                 <w:sz w:val="18"/>
                 <w:szCs w:val="18"/>
@@ -801,8 +769,6 @@
                 <w:rFonts w:ascii="BIZ UDPゴシック" w:cs="BIZ UDPゴシック" w:eastAsia="BIZ UDPゴシック" w:hAnsi="BIZ UDPゴシック"/>
                 <w:b w:val="false"/>
                 <w:bCs w:val="false"/>
-                <w:i w:val="false"/>
-                <w:iCs w:val="false"/>
                 <w:color w:val="000000"/>
                 <w:sz w:val="18"/>
                 <w:szCs w:val="18"/>
@@ -834,8 +800,6 @@
                 <w:rFonts w:ascii="BIZ UDPゴシック" w:cs="BIZ UDPゴシック" w:eastAsia="BIZ UDPゴシック" w:hAnsi="BIZ UDPゴシック"/>
                 <w:b w:val="false"/>
                 <w:bCs w:val="false"/>
-                <w:i w:val="false"/>
-                <w:iCs w:val="false"/>
                 <w:color w:val="000000"/>
                 <w:sz w:val="18"/>
                 <w:szCs w:val="18"/>
@@ -954,7 +918,7 @@
     </w:p>
     <w:p>
       <w:pPr>
-        <w:pStyle w:val="Heading2"/>
+        <w:spacing w:before="0" w:after="80"/>
       </w:pPr>
       <w:r>
         <w:rPr>
@@ -1012,8 +976,6 @@
                 <w:rFonts w:ascii="BIZ UDPゴシック" w:cs="BIZ UDPゴシック" w:eastAsia="BIZ UDPゴシック" w:hAnsi="BIZ UDPゴシック"/>
                 <w:b/>
                 <w:bCs/>
-                <w:i w:val="false"/>
-                <w:iCs w:val="false"/>
                 <w:color w:val="000000"/>
                 <w:sz w:val="18"/>
                 <w:szCs w:val="18"/>
@@ -1045,8 +1007,6 @@
                 <w:rFonts w:ascii="BIZ UDPゴシック" w:cs="BIZ UDPゴシック" w:eastAsia="BIZ UDPゴシック" w:hAnsi="BIZ UDPゴシック"/>
                 <w:b/>
                 <w:bCs/>
-                <w:i w:val="false"/>
-                <w:iCs w:val="false"/>
                 <w:color w:val="000000"/>
                 <w:sz w:val="18"/>
                 <w:szCs w:val="18"/>
@@ -1078,8 +1038,6 @@
                 <w:rFonts w:ascii="BIZ UDPゴシック" w:cs="BIZ UDPゴシック" w:eastAsia="BIZ UDPゴシック" w:hAnsi="BIZ UDPゴシック"/>
                 <w:b/>
                 <w:bCs/>
-                <w:i w:val="false"/>
-                <w:iCs w:val="false"/>
                 <w:color w:val="000000"/>
                 <w:sz w:val="18"/>
                 <w:szCs w:val="18"/>
@@ -1111,8 +1069,6 @@
                 <w:rFonts w:ascii="BIZ UDPゴシック" w:cs="BIZ UDPゴシック" w:eastAsia="BIZ UDPゴシック" w:hAnsi="BIZ UDPゴシック"/>
                 <w:b/>
                 <w:bCs/>
-                <w:i w:val="false"/>
-                <w:iCs w:val="false"/>
                 <w:color w:val="000000"/>
                 <w:sz w:val="18"/>
                 <w:szCs w:val="18"/>
@@ -1149,8 +1105,6 @@
                 <w:rFonts w:ascii="BIZ UDPゴシック" w:cs="BIZ UDPゴシック" w:eastAsia="BIZ UDPゴシック" w:hAnsi="BIZ UDPゴシック"/>
                 <w:b w:val="false"/>
                 <w:bCs w:val="false"/>
-                <w:i w:val="false"/>
-                <w:iCs w:val="false"/>
                 <w:color w:val="000000"/>
                 <w:sz w:val="18"/>
                 <w:szCs w:val="18"/>
@@ -1182,8 +1136,6 @@
                 <w:rFonts w:ascii="BIZ UDPゴシック" w:cs="BIZ UDPゴシック" w:eastAsia="BIZ UDPゴシック" w:hAnsi="BIZ UDPゴシック"/>
                 <w:b w:val="false"/>
                 <w:bCs w:val="false"/>
-                <w:i w:val="false"/>
-                <w:iCs w:val="false"/>
                 <w:color w:val="000000"/>
                 <w:sz w:val="18"/>
                 <w:szCs w:val="18"/>
@@ -1215,8 +1167,6 @@
                 <w:rFonts w:ascii="BIZ UDPゴシック" w:cs="BIZ UDPゴシック" w:eastAsia="BIZ UDPゴシック" w:hAnsi="BIZ UDPゴシック"/>
                 <w:b w:val="false"/>
                 <w:bCs w:val="false"/>
-                <w:i w:val="false"/>
-                <w:iCs w:val="false"/>
                 <w:color w:val="000000"/>
                 <w:sz w:val="18"/>
                 <w:szCs w:val="18"/>
@@ -1248,8 +1198,6 @@
                 <w:rFonts w:ascii="BIZ UDPゴシック" w:cs="BIZ UDPゴシック" w:eastAsia="BIZ UDPゴシック" w:hAnsi="BIZ UDPゴシック"/>
                 <w:b w:val="false"/>
                 <w:bCs w:val="false"/>
-                <w:i w:val="false"/>
-                <w:iCs w:val="false"/>
                 <w:color w:val="000000"/>
                 <w:sz w:val="18"/>
                 <w:szCs w:val="18"/>
@@ -1286,8 +1234,6 @@
                 <w:rFonts w:ascii="BIZ UDPゴシック" w:cs="BIZ UDPゴシック" w:eastAsia="BIZ UDPゴシック" w:hAnsi="BIZ UDPゴシック"/>
                 <w:b w:val="false"/>
                 <w:bCs w:val="false"/>
-                <w:i w:val="false"/>
-                <w:iCs w:val="false"/>
                 <w:color w:val="000000"/>
                 <w:sz w:val="18"/>
                 <w:szCs w:val="18"/>
@@ -1319,8 +1265,6 @@
                 <w:rFonts w:ascii="BIZ UDPゴシック" w:cs="BIZ UDPゴシック" w:eastAsia="BIZ UDPゴシック" w:hAnsi="BIZ UDPゴシック"/>
                 <w:b w:val="false"/>
                 <w:bCs w:val="false"/>
-                <w:i w:val="false"/>
-                <w:iCs w:val="false"/>
                 <w:color w:val="000000"/>
                 <w:sz w:val="18"/>
                 <w:szCs w:val="18"/>
@@ -1352,8 +1296,6 @@
                 <w:rFonts w:ascii="BIZ UDPゴシック" w:cs="BIZ UDPゴシック" w:eastAsia="BIZ UDPゴシック" w:hAnsi="BIZ UDPゴシック"/>
                 <w:b w:val="false"/>
                 <w:bCs w:val="false"/>
-                <w:i w:val="false"/>
-                <w:iCs w:val="false"/>
                 <w:color w:val="000000"/>
                 <w:sz w:val="18"/>
                 <w:szCs w:val="18"/>
@@ -1385,8 +1327,6 @@
                 <w:rFonts w:ascii="BIZ UDPゴシック" w:cs="BIZ UDPゴシック" w:eastAsia="BIZ UDPゴシック" w:hAnsi="BIZ UDPゴシック"/>
                 <w:b w:val="false"/>
                 <w:bCs w:val="false"/>
-                <w:i w:val="false"/>
-                <w:iCs w:val="false"/>
                 <w:color w:val="000000"/>
                 <w:sz w:val="18"/>
                 <w:szCs w:val="18"/>
@@ -1423,8 +1363,6 @@
                 <w:rFonts w:ascii="BIZ UDPゴシック" w:cs="BIZ UDPゴシック" w:eastAsia="BIZ UDPゴシック" w:hAnsi="BIZ UDPゴシック"/>
                 <w:b w:val="false"/>
                 <w:bCs w:val="false"/>
-                <w:i/>
-                <w:iCs/>
                 <w:color w:val="AAAAAA"/>
                 <w:sz w:val="18"/>
                 <w:szCs w:val="18"/>
@@ -1456,8 +1394,6 @@
                 <w:rFonts w:ascii="BIZ UDPゴシック" w:cs="BIZ UDPゴシック" w:eastAsia="BIZ UDPゴシック" w:hAnsi="BIZ UDPゴシック"/>
                 <w:b w:val="false"/>
                 <w:bCs w:val="false"/>
-                <w:i/>
-                <w:iCs/>
                 <w:color w:val="AAAAAA"/>
                 <w:sz w:val="18"/>
                 <w:szCs w:val="18"/>
@@ -1489,8 +1425,6 @@
                 <w:rFonts w:ascii="BIZ UDPゴシック" w:cs="BIZ UDPゴシック" w:eastAsia="BIZ UDPゴシック" w:hAnsi="BIZ UDPゴシック"/>
                 <w:b w:val="false"/>
                 <w:bCs w:val="false"/>
-                <w:i/>
-                <w:iCs/>
                 <w:color w:val="AAAAAA"/>
                 <w:sz w:val="18"/>
                 <w:szCs w:val="18"/>
@@ -1522,8 +1456,6 @@
                 <w:rFonts w:ascii="BIZ UDPゴシック" w:cs="BIZ UDPゴシック" w:eastAsia="BIZ UDPゴシック" w:hAnsi="BIZ UDPゴシック"/>
                 <w:b w:val="false"/>
                 <w:bCs w:val="false"/>
-                <w:i/>
-                <w:iCs/>
                 <w:color w:val="AAAAAA"/>
                 <w:sz w:val="18"/>
                 <w:szCs w:val="18"/>
@@ -1545,7 +1477,6 @@
     <w:p>
       <w:pPr>
         <w:pStyle w:val="Heading1"/>
-        <w:pageBreakBefore/>
       </w:pPr>
       <w:r>
         <w:rPr>
@@ -1569,6 +1500,19 @@
           <w:szCs w:val="18"/>
         </w:rPr>
         <w:t xml:space="preserve">本改修の実施にあたり、以下の内容をご確認のうえ、実施可否をご判断ください。</w:t>
+      </w:r>
+    </w:p>
+    <w:p>
+      <w:pPr>
+        <w:spacing w:before="0" w:after="0"/>
+      </w:pPr>
+      <w:r>
+        <w:rPr>
+          <w:rFonts w:ascii="BIZ UDPゴシック" w:cs="BIZ UDPゴシック" w:eastAsia="BIZ UDPゴシック" w:hAnsi="BIZ UDPゴシック"/>
+          <w:sz w:val="18"/>
+          <w:szCs w:val="18"/>
+        </w:rPr>
+        <w:t xml:space="preserve"/>
       </w:r>
     </w:p>
     <w:p>
@@ -1630,8 +1574,6 @@
                 <w:rFonts w:ascii="BIZ UDPゴシック" w:cs="BIZ UDPゴシック" w:eastAsia="BIZ UDPゴシック" w:hAnsi="BIZ UDPゴシック"/>
                 <w:b/>
                 <w:bCs/>
-                <w:i w:val="false"/>
-                <w:iCs w:val="false"/>
                 <w:color w:val="000000"/>
                 <w:sz w:val="18"/>
                 <w:szCs w:val="18"/>
@@ -1663,8 +1605,6 @@
                 <w:rFonts w:ascii="BIZ UDPゴシック" w:cs="BIZ UDPゴシック" w:eastAsia="BIZ UDPゴシック" w:hAnsi="BIZ UDPゴシック"/>
                 <w:b/>
                 <w:bCs/>
-                <w:i w:val="false"/>
-                <w:iCs w:val="false"/>
                 <w:color w:val="000000"/>
                 <w:sz w:val="18"/>
                 <w:szCs w:val="18"/>
@@ -1696,8 +1636,6 @@
                 <w:rFonts w:ascii="BIZ UDPゴシック" w:cs="BIZ UDPゴシック" w:eastAsia="BIZ UDPゴシック" w:hAnsi="BIZ UDPゴシック"/>
                 <w:b/>
                 <w:bCs/>
-                <w:i w:val="false"/>
-                <w:iCs w:val="false"/>
                 <w:color w:val="000000"/>
                 <w:sz w:val="18"/>
                 <w:szCs w:val="18"/>
@@ -1734,8 +1672,6 @@
                 <w:rFonts w:ascii="BIZ UDPゴシック" w:cs="BIZ UDPゴシック" w:eastAsia="BIZ UDPゴシック" w:hAnsi="BIZ UDPゴシック"/>
                 <w:b w:val="false"/>
                 <w:bCs w:val="false"/>
-                <w:i w:val="false"/>
-                <w:iCs w:val="false"/>
                 <w:color w:val="000000"/>
                 <w:sz w:val="18"/>
                 <w:szCs w:val="18"/>
@@ -1767,8 +1703,6 @@
                 <w:rFonts w:ascii="BIZ UDPゴシック" w:cs="BIZ UDPゴシック" w:eastAsia="BIZ UDPゴシック" w:hAnsi="BIZ UDPゴシック"/>
                 <w:b w:val="false"/>
                 <w:bCs w:val="false"/>
-                <w:i w:val="false"/>
-                <w:iCs w:val="false"/>
                 <w:color w:val="000000"/>
                 <w:sz w:val="18"/>
                 <w:szCs w:val="18"/>
@@ -1800,8 +1734,6 @@
                 <w:rFonts w:ascii="BIZ UDPゴシック" w:cs="BIZ UDPゴシック" w:eastAsia="BIZ UDPゴシック" w:hAnsi="BIZ UDPゴシック"/>
                 <w:b w:val="false"/>
                 <w:bCs w:val="false"/>
-                <w:i w:val="false"/>
-                <w:iCs w:val="false"/>
                 <w:color w:val="000000"/>
                 <w:sz w:val="18"/>
                 <w:szCs w:val="18"/>
@@ -1838,8 +1770,6 @@
                 <w:rFonts w:ascii="BIZ UDPゴシック" w:cs="BIZ UDPゴシック" w:eastAsia="BIZ UDPゴシック" w:hAnsi="BIZ UDPゴシック"/>
                 <w:b w:val="false"/>
                 <w:bCs w:val="false"/>
-                <w:i w:val="false"/>
-                <w:iCs w:val="false"/>
                 <w:color w:val="000000"/>
                 <w:sz w:val="18"/>
                 <w:szCs w:val="18"/>
@@ -1871,8 +1801,6 @@
                 <w:rFonts w:ascii="BIZ UDPゴシック" w:cs="BIZ UDPゴシック" w:eastAsia="BIZ UDPゴシック" w:hAnsi="BIZ UDPゴシック"/>
                 <w:b w:val="false"/>
                 <w:bCs w:val="false"/>
-                <w:i w:val="false"/>
-                <w:iCs w:val="false"/>
                 <w:color w:val="000000"/>
                 <w:sz w:val="18"/>
                 <w:szCs w:val="18"/>
@@ -1904,8 +1832,6 @@
                 <w:rFonts w:ascii="BIZ UDPゴシック" w:cs="BIZ UDPゴシック" w:eastAsia="BIZ UDPゴシック" w:hAnsi="BIZ UDPゴシック"/>
                 <w:b w:val="false"/>
                 <w:bCs w:val="false"/>
-                <w:i w:val="false"/>
-                <w:iCs w:val="false"/>
                 <w:color w:val="000000"/>
                 <w:sz w:val="18"/>
                 <w:szCs w:val="18"/>
@@ -1942,8 +1868,6 @@
                 <w:rFonts w:ascii="BIZ UDPゴシック" w:cs="BIZ UDPゴシック" w:eastAsia="BIZ UDPゴシック" w:hAnsi="BIZ UDPゴシック"/>
                 <w:b w:val="false"/>
                 <w:bCs w:val="false"/>
-                <w:i w:val="false"/>
-                <w:iCs w:val="false"/>
                 <w:color w:val="000000"/>
                 <w:sz w:val="18"/>
                 <w:szCs w:val="18"/>
@@ -1975,8 +1899,6 @@
                 <w:rFonts w:ascii="BIZ UDPゴシック" w:cs="BIZ UDPゴシック" w:eastAsia="BIZ UDPゴシック" w:hAnsi="BIZ UDPゴシック"/>
                 <w:b w:val="false"/>
                 <w:bCs w:val="false"/>
-                <w:i w:val="false"/>
-                <w:iCs w:val="false"/>
                 <w:color w:val="000000"/>
                 <w:sz w:val="18"/>
                 <w:szCs w:val="18"/>
@@ -2008,8 +1930,6 @@
                 <w:rFonts w:ascii="BIZ UDPゴシック" w:cs="BIZ UDPゴシック" w:eastAsia="BIZ UDPゴシック" w:hAnsi="BIZ UDPゴシック"/>
                 <w:b w:val="false"/>
                 <w:bCs w:val="false"/>
-                <w:i w:val="false"/>
-                <w:iCs w:val="false"/>
                 <w:color w:val="000000"/>
                 <w:sz w:val="18"/>
                 <w:szCs w:val="18"/>
@@ -2046,8 +1966,6 @@
                 <w:rFonts w:ascii="BIZ UDPゴシック" w:cs="BIZ UDPゴシック" w:eastAsia="BIZ UDPゴシック" w:hAnsi="BIZ UDPゴシック"/>
                 <w:b w:val="false"/>
                 <w:bCs w:val="false"/>
-                <w:i w:val="false"/>
-                <w:iCs w:val="false"/>
                 <w:color w:val="000000"/>
                 <w:sz w:val="18"/>
                 <w:szCs w:val="18"/>
@@ -2079,8 +1997,6 @@
                 <w:rFonts w:ascii="BIZ UDPゴシック" w:cs="BIZ UDPゴシック" w:eastAsia="BIZ UDPゴシック" w:hAnsi="BIZ UDPゴシック"/>
                 <w:b w:val="false"/>
                 <w:bCs w:val="false"/>
-                <w:i w:val="false"/>
-                <w:iCs w:val="false"/>
                 <w:color w:val="000000"/>
                 <w:sz w:val="18"/>
                 <w:szCs w:val="18"/>
@@ -2112,8 +2028,6 @@
                 <w:rFonts w:ascii="BIZ UDPゴシック" w:cs="BIZ UDPゴシック" w:eastAsia="BIZ UDPゴシック" w:hAnsi="BIZ UDPゴシック"/>
                 <w:b w:val="false"/>
                 <w:bCs w:val="false"/>
-                <w:i w:val="false"/>
-                <w:iCs w:val="false"/>
                 <w:color w:val="000000"/>
                 <w:sz w:val="18"/>
                 <w:szCs w:val="18"/>
@@ -2150,8 +2064,6 @@
                 <w:rFonts w:ascii="BIZ UDPゴシック" w:cs="BIZ UDPゴシック" w:eastAsia="BIZ UDPゴシック" w:hAnsi="BIZ UDPゴシック"/>
                 <w:b w:val="false"/>
                 <w:bCs w:val="false"/>
-                <w:i w:val="false"/>
-                <w:iCs w:val="false"/>
                 <w:color w:val="000000"/>
                 <w:sz w:val="18"/>
                 <w:szCs w:val="18"/>
@@ -2183,8 +2095,6 @@
                 <w:rFonts w:ascii="BIZ UDPゴシック" w:cs="BIZ UDPゴシック" w:eastAsia="BIZ UDPゴシック" w:hAnsi="BIZ UDPゴシック"/>
                 <w:b w:val="false"/>
                 <w:bCs w:val="false"/>
-                <w:i w:val="false"/>
-                <w:iCs w:val="false"/>
                 <w:color w:val="000000"/>
                 <w:sz w:val="18"/>
                 <w:szCs w:val="18"/>
@@ -2216,8 +2126,6 @@
                 <w:rFonts w:ascii="BIZ UDPゴシック" w:cs="BIZ UDPゴシック" w:eastAsia="BIZ UDPゴシック" w:hAnsi="BIZ UDPゴシック"/>
                 <w:b w:val="false"/>
                 <w:bCs w:val="false"/>
-                <w:i w:val="false"/>
-                <w:iCs w:val="false"/>
                 <w:color w:val="000000"/>
                 <w:sz w:val="18"/>
                 <w:szCs w:val="18"/>
@@ -2228,6 +2136,19 @@
         </w:tc>
       </w:tr>
     </w:tbl>
+    <w:p>
+      <w:pPr>
+        <w:spacing w:before="0" w:after="0"/>
+      </w:pPr>
+      <w:r>
+        <w:rPr>
+          <w:rFonts w:ascii="BIZ UDPゴシック" w:cs="BIZ UDPゴシック" w:eastAsia="BIZ UDPゴシック" w:hAnsi="BIZ UDPゴシック"/>
+          <w:sz w:val="18"/>
+          <w:szCs w:val="18"/>
+        </w:rPr>
+        <w:t xml:space="preserve"/>
+      </w:r>
+    </w:p>
     <w:p>
       <w:pPr>
         <w:pStyle w:val="Heading2"/>
@@ -2287,8 +2208,6 @@
                 <w:rFonts w:ascii="BIZ UDPゴシック" w:cs="BIZ UDPゴシック" w:eastAsia="BIZ UDPゴシック" w:hAnsi="BIZ UDPゴシック"/>
                 <w:b/>
                 <w:bCs/>
-                <w:i w:val="false"/>
-                <w:iCs w:val="false"/>
                 <w:color w:val="000000"/>
                 <w:sz w:val="18"/>
                 <w:szCs w:val="18"/>
@@ -2320,8 +2239,6 @@
                 <w:rFonts w:ascii="BIZ UDPゴシック" w:cs="BIZ UDPゴシック" w:eastAsia="BIZ UDPゴシック" w:hAnsi="BIZ UDPゴシック"/>
                 <w:b/>
                 <w:bCs/>
-                <w:i w:val="false"/>
-                <w:iCs w:val="false"/>
                 <w:color w:val="000000"/>
                 <w:sz w:val="18"/>
                 <w:szCs w:val="18"/>
@@ -2353,8 +2270,6 @@
                 <w:rFonts w:ascii="BIZ UDPゴシック" w:cs="BIZ UDPゴシック" w:eastAsia="BIZ UDPゴシック" w:hAnsi="BIZ UDPゴシック"/>
                 <w:b/>
                 <w:bCs/>
-                <w:i w:val="false"/>
-                <w:iCs w:val="false"/>
                 <w:color w:val="000000"/>
                 <w:sz w:val="18"/>
                 <w:szCs w:val="18"/>
@@ -2391,8 +2306,6 @@
                 <w:rFonts w:ascii="BIZ UDPゴシック" w:cs="BIZ UDPゴシック" w:eastAsia="BIZ UDPゴシック" w:hAnsi="BIZ UDPゴシック"/>
                 <w:b w:val="false"/>
                 <w:bCs w:val="false"/>
-                <w:i w:val="false"/>
-                <w:iCs w:val="false"/>
                 <w:color w:val="000000"/>
                 <w:sz w:val="18"/>
                 <w:szCs w:val="18"/>
@@ -2424,8 +2337,6 @@
                 <w:rFonts w:ascii="BIZ UDPゴシック" w:cs="BIZ UDPゴシック" w:eastAsia="BIZ UDPゴシック" w:hAnsi="BIZ UDPゴシック"/>
                 <w:b w:val="false"/>
                 <w:bCs w:val="false"/>
-                <w:i w:val="false"/>
-                <w:iCs w:val="false"/>
                 <w:color w:val="000000"/>
                 <w:sz w:val="18"/>
                 <w:szCs w:val="18"/>
@@ -2457,8 +2368,6 @@
                 <w:rFonts w:ascii="BIZ UDPゴシック" w:cs="BIZ UDPゴシック" w:eastAsia="BIZ UDPゴシック" w:hAnsi="BIZ UDPゴシック"/>
                 <w:b w:val="false"/>
                 <w:bCs w:val="false"/>
-                <w:i w:val="false"/>
-                <w:iCs w:val="false"/>
                 <w:color w:val="000000"/>
                 <w:sz w:val="18"/>
                 <w:szCs w:val="18"/>
@@ -2495,8 +2404,6 @@
                 <w:rFonts w:ascii="BIZ UDPゴシック" w:cs="BIZ UDPゴシック" w:eastAsia="BIZ UDPゴシック" w:hAnsi="BIZ UDPゴシック"/>
                 <w:b w:val="false"/>
                 <w:bCs w:val="false"/>
-                <w:i w:val="false"/>
-                <w:iCs w:val="false"/>
                 <w:color w:val="000000"/>
                 <w:sz w:val="18"/>
                 <w:szCs w:val="18"/>
@@ -2528,8 +2435,6 @@
                 <w:rFonts w:ascii="BIZ UDPゴシック" w:cs="BIZ UDPゴシック" w:eastAsia="BIZ UDPゴシック" w:hAnsi="BIZ UDPゴシック"/>
                 <w:b w:val="false"/>
                 <w:bCs w:val="false"/>
-                <w:i w:val="false"/>
-                <w:iCs w:val="false"/>
                 <w:color w:val="000000"/>
                 <w:sz w:val="18"/>
                 <w:szCs w:val="18"/>
@@ -2561,8 +2466,6 @@
                 <w:rFonts w:ascii="BIZ UDPゴシック" w:cs="BIZ UDPゴシック" w:eastAsia="BIZ UDPゴシック" w:hAnsi="BIZ UDPゴシック"/>
                 <w:b w:val="false"/>
                 <w:bCs w:val="false"/>
-                <w:i w:val="false"/>
-                <w:iCs w:val="false"/>
                 <w:color w:val="000000"/>
                 <w:sz w:val="18"/>
                 <w:szCs w:val="18"/>
@@ -2599,8 +2502,6 @@
                 <w:rFonts w:ascii="BIZ UDPゴシック" w:cs="BIZ UDPゴシック" w:eastAsia="BIZ UDPゴシック" w:hAnsi="BIZ UDPゴシック"/>
                 <w:b w:val="false"/>
                 <w:bCs w:val="false"/>
-                <w:i w:val="false"/>
-                <w:iCs w:val="false"/>
                 <w:color w:val="000000"/>
                 <w:sz w:val="18"/>
                 <w:szCs w:val="18"/>
@@ -2632,8 +2533,6 @@
                 <w:rFonts w:ascii="BIZ UDPゴシック" w:cs="BIZ UDPゴシック" w:eastAsia="BIZ UDPゴシック" w:hAnsi="BIZ UDPゴシック"/>
                 <w:b w:val="false"/>
                 <w:bCs w:val="false"/>
-                <w:i w:val="false"/>
-                <w:iCs w:val="false"/>
                 <w:color w:val="000000"/>
                 <w:sz w:val="18"/>
                 <w:szCs w:val="18"/>
@@ -2665,13 +2564,13 @@
                 <w:rFonts w:ascii="BIZ UDPゴシック" w:cs="BIZ UDPゴシック" w:eastAsia="BIZ UDPゴシック" w:hAnsi="BIZ UDPゴシック"/>
                 <w:b w:val="false"/>
                 <w:bCs w:val="false"/>
-                <w:i w:val="false"/>
-                <w:iCs w:val="false"/>
-                <w:color w:val="000000"/>
-                <w:sz w:val="18"/>
-                <w:szCs w:val="18"/>
-              </w:rPr>
-              <w:t xml:space="preserve">□ 承認  □ 保留  □ 否認</w:t>
+                <w:color w:val="000000"/>
+                <w:sz w:val="18"/>
+                <w:szCs w:val="18"/>
+              </w:rPr>
+              <w:t xml:space="preserve">□ 承認
+□ 保留
+□ 否認</w:t>
             </w:r>
           </w:p>
         </w:tc>
@@ -2692,8 +2591,15 @@
     </w:p>
     <w:p>
       <w:pPr>
+        <w:spacing w:before="0" w:after="0"/>
+      </w:pPr>
+      <w:r>
+        <w:br w:type="page"/>
+      </w:r>
+    </w:p>
+    <w:p>
+      <w:pPr>
         <w:pStyle w:val="Heading1"/>
-        <w:pageBreakBefore/>
       </w:pPr>
       <w:r>
         <w:rPr>
@@ -2717,6 +2623,19 @@
           <w:szCs w:val="18"/>
         </w:rPr>
         <w:t xml:space="preserve">現在のバックアップ設定では保持期間が1日のみであり、障害発生時に前日分のスナップショットしか復元できないリスクがある。以下の設定変更により、障害時の復元範囲を大幅に拡大する。</w:t>
+      </w:r>
+    </w:p>
+    <w:p>
+      <w:pPr>
+        <w:spacing w:before="0" w:after="0"/>
+      </w:pPr>
+      <w:r>
+        <w:rPr>
+          <w:rFonts w:ascii="BIZ UDPゴシック" w:cs="BIZ UDPゴシック" w:eastAsia="BIZ UDPゴシック" w:hAnsi="BIZ UDPゴシック"/>
+          <w:sz w:val="18"/>
+          <w:szCs w:val="18"/>
+        </w:rPr>
+        <w:t xml:space="preserve"/>
       </w:r>
     </w:p>
     <w:p>
@@ -2780,8 +2699,6 @@
                 <w:rFonts w:ascii="BIZ UDPゴシック" w:cs="BIZ UDPゴシック" w:eastAsia="BIZ UDPゴシック" w:hAnsi="BIZ UDPゴシック"/>
                 <w:b/>
                 <w:bCs/>
-                <w:i w:val="false"/>
-                <w:iCs w:val="false"/>
                 <w:color w:val="000000"/>
                 <w:sz w:val="18"/>
                 <w:szCs w:val="18"/>
@@ -2813,8 +2730,6 @@
                 <w:rFonts w:ascii="BIZ UDPゴシック" w:cs="BIZ UDPゴシック" w:eastAsia="BIZ UDPゴシック" w:hAnsi="BIZ UDPゴシック"/>
                 <w:b/>
                 <w:bCs/>
-                <w:i w:val="false"/>
-                <w:iCs w:val="false"/>
                 <w:color w:val="000000"/>
                 <w:sz w:val="18"/>
                 <w:szCs w:val="18"/>
@@ -2846,8 +2761,6 @@
                 <w:rFonts w:ascii="BIZ UDPゴシック" w:cs="BIZ UDPゴシック" w:eastAsia="BIZ UDPゴシック" w:hAnsi="BIZ UDPゴシック"/>
                 <w:b/>
                 <w:bCs/>
-                <w:i w:val="false"/>
-                <w:iCs w:val="false"/>
                 <w:color w:val="000000"/>
                 <w:sz w:val="18"/>
                 <w:szCs w:val="18"/>
@@ -2879,8 +2792,6 @@
                 <w:rFonts w:ascii="BIZ UDPゴシック" w:cs="BIZ UDPゴシック" w:eastAsia="BIZ UDPゴシック" w:hAnsi="BIZ UDPゴシック"/>
                 <w:b/>
                 <w:bCs/>
-                <w:i w:val="false"/>
-                <w:iCs w:val="false"/>
                 <w:color w:val="000000"/>
                 <w:sz w:val="18"/>
                 <w:szCs w:val="18"/>
@@ -2912,8 +2823,6 @@
                 <w:rFonts w:ascii="BIZ UDPゴシック" w:cs="BIZ UDPゴシック" w:eastAsia="BIZ UDPゴシック" w:hAnsi="BIZ UDPゴシック"/>
                 <w:b/>
                 <w:bCs/>
-                <w:i w:val="false"/>
-                <w:iCs w:val="false"/>
                 <w:color w:val="000000"/>
                 <w:sz w:val="18"/>
                 <w:szCs w:val="18"/>
@@ -2950,8 +2859,6 @@
                 <w:rFonts w:ascii="BIZ UDPゴシック" w:cs="BIZ UDPゴシック" w:eastAsia="BIZ UDPゴシック" w:hAnsi="BIZ UDPゴシック"/>
                 <w:b w:val="false"/>
                 <w:bCs w:val="false"/>
-                <w:i w:val="false"/>
-                <w:iCs w:val="false"/>
                 <w:color w:val="000000"/>
                 <w:sz w:val="18"/>
                 <w:szCs w:val="18"/>
@@ -2983,8 +2890,6 @@
                 <w:rFonts w:ascii="BIZ UDPゴシック" w:cs="BIZ UDPゴシック" w:eastAsia="BIZ UDPゴシック" w:hAnsi="BIZ UDPゴシック"/>
                 <w:b w:val="false"/>
                 <w:bCs w:val="false"/>
-                <w:i w:val="false"/>
-                <w:iCs w:val="false"/>
                 <w:color w:val="000000"/>
                 <w:sz w:val="18"/>
                 <w:szCs w:val="18"/>
@@ -3016,8 +2921,6 @@
                 <w:rFonts w:ascii="BIZ UDPゴシック" w:cs="BIZ UDPゴシック" w:eastAsia="BIZ UDPゴシック" w:hAnsi="BIZ UDPゴシック"/>
                 <w:b w:val="false"/>
                 <w:bCs w:val="false"/>
-                <w:i w:val="false"/>
-                <w:iCs w:val="false"/>
                 <w:color w:val="000000"/>
                 <w:sz w:val="18"/>
                 <w:szCs w:val="18"/>
@@ -3049,8 +2952,6 @@
                 <w:rFonts w:ascii="BIZ UDPゴシック" w:cs="BIZ UDPゴシック" w:eastAsia="BIZ UDPゴシック" w:hAnsi="BIZ UDPゴシック"/>
                 <w:b w:val="false"/>
                 <w:bCs w:val="false"/>
-                <w:i w:val="false"/>
-                <w:iCs w:val="false"/>
                 <w:color w:val="000000"/>
                 <w:sz w:val="18"/>
                 <w:szCs w:val="18"/>
@@ -3082,8 +2983,6 @@
                 <w:rFonts w:ascii="BIZ UDPゴシック" w:cs="BIZ UDPゴシック" w:eastAsia="BIZ UDPゴシック" w:hAnsi="BIZ UDPゴシック"/>
                 <w:b w:val="false"/>
                 <w:bCs w:val="false"/>
-                <w:i w:val="false"/>
-                <w:iCs w:val="false"/>
                 <w:color w:val="000000"/>
                 <w:sz w:val="18"/>
                 <w:szCs w:val="18"/>
@@ -3120,8 +3019,6 @@
                 <w:rFonts w:ascii="BIZ UDPゴシック" w:cs="BIZ UDPゴシック" w:eastAsia="BIZ UDPゴシック" w:hAnsi="BIZ UDPゴシック"/>
                 <w:b w:val="false"/>
                 <w:bCs w:val="false"/>
-                <w:i w:val="false"/>
-                <w:iCs w:val="false"/>
                 <w:color w:val="000000"/>
                 <w:sz w:val="18"/>
                 <w:szCs w:val="18"/>
@@ -3153,8 +3050,6 @@
                 <w:rFonts w:ascii="BIZ UDPゴシック" w:cs="BIZ UDPゴシック" w:eastAsia="BIZ UDPゴシック" w:hAnsi="BIZ UDPゴシック"/>
                 <w:b w:val="false"/>
                 <w:bCs w:val="false"/>
-                <w:i w:val="false"/>
-                <w:iCs w:val="false"/>
                 <w:color w:val="000000"/>
                 <w:sz w:val="18"/>
                 <w:szCs w:val="18"/>
@@ -3186,8 +3081,6 @@
                 <w:rFonts w:ascii="BIZ UDPゴシック" w:cs="BIZ UDPゴシック" w:eastAsia="BIZ UDPゴシック" w:hAnsi="BIZ UDPゴシック"/>
                 <w:b w:val="false"/>
                 <w:bCs w:val="false"/>
-                <w:i w:val="false"/>
-                <w:iCs w:val="false"/>
                 <w:color w:val="000000"/>
                 <w:sz w:val="18"/>
                 <w:szCs w:val="18"/>
@@ -3219,8 +3112,6 @@
                 <w:rFonts w:ascii="BIZ UDPゴシック" w:cs="BIZ UDPゴシック" w:eastAsia="BIZ UDPゴシック" w:hAnsi="BIZ UDPゴシック"/>
                 <w:b w:val="false"/>
                 <w:bCs w:val="false"/>
-                <w:i w:val="false"/>
-                <w:iCs w:val="false"/>
                 <w:color w:val="000000"/>
                 <w:sz w:val="18"/>
                 <w:szCs w:val="18"/>
@@ -3252,8 +3143,6 @@
                 <w:rFonts w:ascii="BIZ UDPゴシック" w:cs="BIZ UDPゴシック" w:eastAsia="BIZ UDPゴシック" w:hAnsi="BIZ UDPゴシック"/>
                 <w:b w:val="false"/>
                 <w:bCs w:val="false"/>
-                <w:i w:val="false"/>
-                <w:iCs w:val="false"/>
                 <w:color w:val="000000"/>
                 <w:sz w:val="18"/>
                 <w:szCs w:val="18"/>
@@ -3264,6 +3153,19 @@
         </w:tc>
       </w:tr>
     </w:tbl>
+    <w:p>
+      <w:pPr>
+        <w:spacing w:before="0" w:after="0"/>
+      </w:pPr>
+      <w:r>
+        <w:rPr>
+          <w:rFonts w:ascii="BIZ UDPゴシック" w:cs="BIZ UDPゴシック" w:eastAsia="BIZ UDPゴシック" w:hAnsi="BIZ UDPゴシック"/>
+          <w:sz w:val="18"/>
+          <w:szCs w:val="18"/>
+        </w:rPr>
+        <w:t xml:space="preserve"/>
+      </w:r>
+    </w:p>
     <w:p>
       <w:pPr>
         <w:pStyle w:val="Heading2"/>
@@ -3322,8 +3224,6 @@
                 <w:rFonts w:ascii="BIZ UDPゴシック" w:cs="BIZ UDPゴシック" w:eastAsia="BIZ UDPゴシック" w:hAnsi="BIZ UDPゴシック"/>
                 <w:b/>
                 <w:bCs/>
-                <w:i w:val="false"/>
-                <w:iCs w:val="false"/>
                 <w:color w:val="000000"/>
                 <w:sz w:val="18"/>
                 <w:szCs w:val="18"/>
@@ -3355,8 +3255,6 @@
                 <w:rFonts w:ascii="BIZ UDPゴシック" w:cs="BIZ UDPゴシック" w:eastAsia="BIZ UDPゴシック" w:hAnsi="BIZ UDPゴシック"/>
                 <w:b/>
                 <w:bCs/>
-                <w:i w:val="false"/>
-                <w:iCs w:val="false"/>
                 <w:color w:val="000000"/>
                 <w:sz w:val="18"/>
                 <w:szCs w:val="18"/>
@@ -3393,8 +3291,6 @@
                 <w:rFonts w:ascii="BIZ UDPゴシック" w:cs="BIZ UDPゴシック" w:eastAsia="BIZ UDPゴシック" w:hAnsi="BIZ UDPゴシック"/>
                 <w:b w:val="false"/>
                 <w:bCs w:val="false"/>
-                <w:i w:val="false"/>
-                <w:iCs w:val="false"/>
                 <w:color w:val="000000"/>
                 <w:sz w:val="18"/>
                 <w:szCs w:val="18"/>
@@ -3426,8 +3322,6 @@
                 <w:rFonts w:ascii="BIZ UDPゴシック" w:cs="BIZ UDPゴシック" w:eastAsia="BIZ UDPゴシック" w:hAnsi="BIZ UDPゴシック"/>
                 <w:b w:val="false"/>
                 <w:bCs w:val="false"/>
-                <w:i w:val="false"/>
-                <w:iCs w:val="false"/>
                 <w:color w:val="000000"/>
                 <w:sz w:val="18"/>
                 <w:szCs w:val="18"/>
@@ -3464,8 +3358,6 @@
                 <w:rFonts w:ascii="BIZ UDPゴシック" w:cs="BIZ UDPゴシック" w:eastAsia="BIZ UDPゴシック" w:hAnsi="BIZ UDPゴシック"/>
                 <w:b w:val="false"/>
                 <w:bCs w:val="false"/>
-                <w:i w:val="false"/>
-                <w:iCs w:val="false"/>
                 <w:color w:val="000000"/>
                 <w:sz w:val="18"/>
                 <w:szCs w:val="18"/>
@@ -3497,8 +3389,6 @@
                 <w:rFonts w:ascii="BIZ UDPゴシック" w:cs="BIZ UDPゴシック" w:eastAsia="BIZ UDPゴシック" w:hAnsi="BIZ UDPゴシック"/>
                 <w:b w:val="false"/>
                 <w:bCs w:val="false"/>
-                <w:i w:val="false"/>
-                <w:iCs w:val="false"/>
                 <w:color w:val="000000"/>
                 <w:sz w:val="18"/>
                 <w:szCs w:val="18"/>
@@ -3535,8 +3425,6 @@
                 <w:rFonts w:ascii="BIZ UDPゴシック" w:cs="BIZ UDPゴシック" w:eastAsia="BIZ UDPゴシック" w:hAnsi="BIZ UDPゴシック"/>
                 <w:b w:val="false"/>
                 <w:bCs w:val="false"/>
-                <w:i w:val="false"/>
-                <w:iCs w:val="false"/>
                 <w:color w:val="000000"/>
                 <w:sz w:val="18"/>
                 <w:szCs w:val="18"/>
@@ -3568,8 +3456,6 @@
                 <w:rFonts w:ascii="BIZ UDPゴシック" w:cs="BIZ UDPゴシック" w:eastAsia="BIZ UDPゴシック" w:hAnsi="BIZ UDPゴシック"/>
                 <w:b w:val="false"/>
                 <w:bCs w:val="false"/>
-                <w:i w:val="false"/>
-                <w:iCs w:val="false"/>
                 <w:color w:val="000000"/>
                 <w:sz w:val="18"/>
                 <w:szCs w:val="18"/>
@@ -3606,8 +3492,6 @@
                 <w:rFonts w:ascii="BIZ UDPゴシック" w:cs="BIZ UDPゴシック" w:eastAsia="BIZ UDPゴシック" w:hAnsi="BIZ UDPゴシック"/>
                 <w:b w:val="false"/>
                 <w:bCs w:val="false"/>
-                <w:i w:val="false"/>
-                <w:iCs w:val="false"/>
                 <w:color w:val="000000"/>
                 <w:sz w:val="18"/>
                 <w:szCs w:val="18"/>
@@ -3639,8 +3523,6 @@
                 <w:rFonts w:ascii="BIZ UDPゴシック" w:cs="BIZ UDPゴシック" w:eastAsia="BIZ UDPゴシック" w:hAnsi="BIZ UDPゴシック"/>
                 <w:b w:val="false"/>
                 <w:bCs w:val="false"/>
-                <w:i w:val="false"/>
-                <w:iCs w:val="false"/>
                 <w:color w:val="000000"/>
                 <w:sz w:val="18"/>
                 <w:szCs w:val="18"/>
@@ -3677,8 +3559,6 @@
                 <w:rFonts w:ascii="BIZ UDPゴシック" w:cs="BIZ UDPゴシック" w:eastAsia="BIZ UDPゴシック" w:hAnsi="BIZ UDPゴシック"/>
                 <w:b w:val="false"/>
                 <w:bCs w:val="false"/>
-                <w:i w:val="false"/>
-                <w:iCs w:val="false"/>
                 <w:color w:val="000000"/>
                 <w:sz w:val="18"/>
                 <w:szCs w:val="18"/>
@@ -3710,8 +3590,6 @@
                 <w:rFonts w:ascii="BIZ UDPゴシック" w:cs="BIZ UDPゴシック" w:eastAsia="BIZ UDPゴシック" w:hAnsi="BIZ UDPゴシック"/>
                 <w:b w:val="false"/>
                 <w:bCs w:val="false"/>
-                <w:i w:val="false"/>
-                <w:iCs w:val="false"/>
                 <w:color w:val="000000"/>
                 <w:sz w:val="18"/>
                 <w:szCs w:val="18"/>
@@ -3722,6 +3600,19 @@
         </w:tc>
       </w:tr>
     </w:tbl>
+    <w:p>
+      <w:pPr>
+        <w:spacing w:before="0" w:after="0"/>
+      </w:pPr>
+      <w:r>
+        <w:rPr>
+          <w:rFonts w:ascii="BIZ UDPゴシック" w:cs="BIZ UDPゴシック" w:eastAsia="BIZ UDPゴシック" w:hAnsi="BIZ UDPゴシック"/>
+          <w:sz w:val="18"/>
+          <w:szCs w:val="18"/>
+        </w:rPr>
+        <w:t xml:space="preserve"/>
+      </w:r>
+    </w:p>
     <w:p>
       <w:pPr>
         <w:pStyle w:val="Heading2"/>
@@ -3793,8 +3684,15 @@
     </w:p>
     <w:p>
       <w:pPr>
+        <w:spacing w:before="0" w:after="0"/>
+      </w:pPr>
+      <w:r>
+        <w:br w:type="page"/>
+      </w:r>
+    </w:p>
+    <w:p>
+      <w:pPr>
         <w:pStyle w:val="Heading1"/>
-        <w:pageBreakBefore/>
       </w:pPr>
       <w:r>
         <w:rPr>
@@ -3805,6 +3703,19 @@
           <w:szCs w:val="32"/>
         </w:rPr>
         <w:t xml:space="preserve">No.1  AWS Backup プラン①（毎時）作成</w:t>
+      </w:r>
+    </w:p>
+    <w:p>
+      <w:pPr>
+        <w:spacing w:before="0" w:after="0"/>
+      </w:pPr>
+      <w:r>
+        <w:rPr>
+          <w:rFonts w:ascii="BIZ UDPゴシック" w:cs="BIZ UDPゴシック" w:eastAsia="BIZ UDPゴシック" w:hAnsi="BIZ UDPゴシック"/>
+          <w:sz w:val="18"/>
+          <w:szCs w:val="18"/>
+        </w:rPr>
+        <w:t xml:space="preserve"/>
       </w:r>
     </w:p>
     <w:p>
@@ -3865,8 +3776,6 @@
                 <w:rFonts w:ascii="BIZ UDPゴシック" w:cs="BIZ UDPゴシック" w:eastAsia="BIZ UDPゴシック" w:hAnsi="BIZ UDPゴシック"/>
                 <w:b/>
                 <w:bCs/>
-                <w:i w:val="false"/>
-                <w:iCs w:val="false"/>
                 <w:color w:val="000000"/>
                 <w:sz w:val="18"/>
                 <w:szCs w:val="18"/>
@@ -3898,8 +3807,6 @@
                 <w:rFonts w:ascii="BIZ UDPゴシック" w:cs="BIZ UDPゴシック" w:eastAsia="BIZ UDPゴシック" w:hAnsi="BIZ UDPゴシック"/>
                 <w:b w:val="false"/>
                 <w:bCs w:val="false"/>
-                <w:i w:val="false"/>
-                <w:iCs w:val="false"/>
                 <w:color w:val="000000"/>
                 <w:sz w:val="18"/>
                 <w:szCs w:val="18"/>
@@ -3936,8 +3843,6 @@
                 <w:rFonts w:ascii="BIZ UDPゴシック" w:cs="BIZ UDPゴシック" w:eastAsia="BIZ UDPゴシック" w:hAnsi="BIZ UDPゴシック"/>
                 <w:b/>
                 <w:bCs/>
-                <w:i w:val="false"/>
-                <w:iCs w:val="false"/>
                 <w:color w:val="000000"/>
                 <w:sz w:val="18"/>
                 <w:szCs w:val="18"/>
@@ -3969,8 +3874,6 @@
                 <w:rFonts w:ascii="BIZ UDPゴシック" w:cs="BIZ UDPゴシック" w:eastAsia="BIZ UDPゴシック" w:hAnsi="BIZ UDPゴシック"/>
                 <w:b w:val="false"/>
                 <w:bCs w:val="false"/>
-                <w:i w:val="false"/>
-                <w:iCs w:val="false"/>
                 <w:color w:val="000000"/>
                 <w:sz w:val="18"/>
                 <w:szCs w:val="18"/>
@@ -3981,6 +3884,19 @@
         </w:tc>
       </w:tr>
     </w:tbl>
+    <w:p>
+      <w:pPr>
+        <w:spacing w:before="0" w:after="0"/>
+      </w:pPr>
+      <w:r>
+        <w:rPr>
+          <w:rFonts w:ascii="BIZ UDPゴシック" w:cs="BIZ UDPゴシック" w:eastAsia="BIZ UDPゴシック" w:hAnsi="BIZ UDPゴシック"/>
+          <w:sz w:val="18"/>
+          <w:szCs w:val="18"/>
+        </w:rPr>
+        <w:t xml:space="preserve"/>
+      </w:r>
+    </w:p>
     <w:p>
       <w:pPr>
         <w:pStyle w:val="Heading2"/>
@@ -4084,6 +4000,19 @@
           <w:szCs w:val="18"/>
         </w:rPr>
         <w:t xml:space="preserve">対象: ksm-posprd-db-cluster（Aurora MySQL 8.0）</w:t>
+      </w:r>
+    </w:p>
+    <w:p>
+      <w:pPr>
+        <w:spacing w:before="0" w:after="0"/>
+      </w:pPr>
+      <w:r>
+        <w:rPr>
+          <w:rFonts w:ascii="BIZ UDPゴシック" w:cs="BIZ UDPゴシック" w:eastAsia="BIZ UDPゴシック" w:hAnsi="BIZ UDPゴシック"/>
+          <w:sz w:val="18"/>
+          <w:szCs w:val="18"/>
+        </w:rPr>
+        <w:t xml:space="preserve"/>
       </w:r>
     </w:p>
     <w:p>
@@ -4144,8 +4073,6 @@
                 <w:rFonts w:ascii="BIZ UDPゴシック" w:cs="BIZ UDPゴシック" w:eastAsia="BIZ UDPゴシック" w:hAnsi="BIZ UDPゴシック"/>
                 <w:b/>
                 <w:bCs/>
-                <w:i w:val="false"/>
-                <w:iCs w:val="false"/>
                 <w:color w:val="000000"/>
                 <w:sz w:val="18"/>
                 <w:szCs w:val="18"/>
@@ -4177,8 +4104,6 @@
                 <w:rFonts w:ascii="BIZ UDPゴシック" w:cs="BIZ UDPゴシック" w:eastAsia="BIZ UDPゴシック" w:hAnsi="BIZ UDPゴシック"/>
                 <w:b/>
                 <w:bCs/>
-                <w:i w:val="false"/>
-                <w:iCs w:val="false"/>
                 <w:color w:val="000000"/>
                 <w:sz w:val="18"/>
                 <w:szCs w:val="18"/>
@@ -4373,6 +4298,19 @@
         </w:tc>
       </w:tr>
     </w:tbl>
+    <w:p>
+      <w:pPr>
+        <w:spacing w:before="0" w:after="0"/>
+      </w:pPr>
+      <w:r>
+        <w:rPr>
+          <w:rFonts w:ascii="BIZ UDPゴシック" w:cs="BIZ UDPゴシック" w:eastAsia="BIZ UDPゴシック" w:hAnsi="BIZ UDPゴシック"/>
+          <w:sz w:val="18"/>
+          <w:szCs w:val="18"/>
+        </w:rPr>
+        <w:t xml:space="preserve"/>
+      </w:r>
+    </w:p>
     <w:p>
       <w:pPr>
         <w:pStyle w:val="Heading2"/>
@@ -4433,8 +4371,6 @@
                 <w:rFonts w:ascii="BIZ UDPゴシック" w:cs="BIZ UDPゴシック" w:eastAsia="BIZ UDPゴシック" w:hAnsi="BIZ UDPゴシック"/>
                 <w:b/>
                 <w:bCs/>
-                <w:i w:val="false"/>
-                <w:iCs w:val="false"/>
                 <w:color w:val="000000"/>
                 <w:sz w:val="18"/>
                 <w:szCs w:val="18"/>
@@ -4466,8 +4402,6 @@
                 <w:rFonts w:ascii="BIZ UDPゴシック" w:cs="BIZ UDPゴシック" w:eastAsia="BIZ UDPゴシック" w:hAnsi="BIZ UDPゴシック"/>
                 <w:b/>
                 <w:bCs/>
-                <w:i w:val="false"/>
-                <w:iCs w:val="false"/>
                 <w:color w:val="000000"/>
                 <w:sz w:val="18"/>
                 <w:szCs w:val="18"/>
@@ -4499,8 +4433,6 @@
                 <w:rFonts w:ascii="BIZ UDPゴシック" w:cs="BIZ UDPゴシック" w:eastAsia="BIZ UDPゴシック" w:hAnsi="BIZ UDPゴシック"/>
                 <w:b/>
                 <w:bCs/>
-                <w:i w:val="false"/>
-                <w:iCs w:val="false"/>
                 <w:color w:val="000000"/>
                 <w:sz w:val="18"/>
                 <w:szCs w:val="18"/>
@@ -4532,8 +4464,6 @@
                 <w:rFonts w:ascii="BIZ UDPゴシック" w:cs="BIZ UDPゴシック" w:eastAsia="BIZ UDPゴシック" w:hAnsi="BIZ UDPゴシック"/>
                 <w:b/>
                 <w:bCs/>
-                <w:i w:val="false"/>
-                <w:iCs w:val="false"/>
                 <w:color w:val="000000"/>
                 <w:sz w:val="18"/>
                 <w:szCs w:val="18"/>
@@ -4570,8 +4500,6 @@
                 <w:rFonts w:ascii="BIZ UDPゴシック" w:cs="BIZ UDPゴシック" w:eastAsia="BIZ UDPゴシック" w:hAnsi="BIZ UDPゴシック"/>
                 <w:b w:val="false"/>
                 <w:bCs w:val="false"/>
-                <w:i w:val="false"/>
-                <w:iCs w:val="false"/>
                 <w:color w:val="000000"/>
                 <w:sz w:val="18"/>
                 <w:szCs w:val="18"/>
@@ -4607,8 +4535,33 @@
                 <w:sz w:val="18"/>
                 <w:szCs w:val="18"/>
               </w:rPr>
-              <w:t xml:space="preserve">バックアップボールト「ksm-posprd-backup-vault」が ap-northeast-1 に作成されていることを確認
-▶ aws backup list-backup-vaults --region ap-northeast-1 --query "BackupVaultList[?BackupVaultName=='ksm-posprd-backup-vault'].[BackupVaultName,EncryptionKeyArn]" --output table</w:t>
+              <w:t xml:space="preserve">バックアップボールト「ksm-posprd-backup-vault」が ap-northeast-1 に作成されていることを確認</w:t>
+            </w:r>
+          </w:p>
+          <w:p>
+            <w:pPr>
+              <w:spacing w:before="0" w:after="0"/>
+            </w:pPr>
+            <w:r>
+              <w:rPr>
+                <w:rFonts w:ascii="BIZ UDPゴシック" w:cs="BIZ UDPゴシック" w:eastAsia="BIZ UDPゴシック" w:hAnsi="BIZ UDPゴシック"/>
+                <w:sz w:val="18"/>
+                <w:szCs w:val="18"/>
+              </w:rPr>
+              <w:t xml:space="preserve">▶ aws backup list-backup-vaults --region ap-northeast-1 \</w:t>
+            </w:r>
+          </w:p>
+          <w:p>
+            <w:pPr>
+              <w:spacing w:before="0" w:after="0"/>
+            </w:pPr>
+            <w:r>
+              <w:rPr>
+                <w:rFonts w:ascii="BIZ UDPゴシック" w:cs="BIZ UDPゴシック" w:eastAsia="BIZ UDPゴシック" w:hAnsi="BIZ UDPゴシック"/>
+                <w:sz w:val="18"/>
+                <w:szCs w:val="18"/>
+              </w:rPr>
+              <w:t xml:space="preserve">    --query "BackupVaultList[?BackupVaultName=='ksm-posprd-backup-vault'].[BackupVaultName,EncryptionKeyArn]" --output table</w:t>
             </w:r>
           </w:p>
         </w:tc>
@@ -4630,18 +4583,29 @@
             </w:tcMar>
           </w:tcPr>
           <w:p>
-            <w:r>
-              <w:rPr>
-                <w:rFonts w:ascii="BIZ UDPゴシック" w:cs="BIZ UDPゴシック" w:eastAsia="BIZ UDPゴシック" w:hAnsi="BIZ UDPゴシック"/>
-                <w:b w:val="false"/>
-                <w:bCs w:val="false"/>
-                <w:i w:val="false"/>
-                <w:iCs w:val="false"/>
-                <w:color w:val="000000"/>
-                <w:sz w:val="18"/>
-                <w:szCs w:val="18"/>
-              </w:rPr>
-              <w:t xml:space="preserve">ボールトが存在し暗号化キー ARN が表示される</w:t>
+            <w:pPr>
+              <w:spacing w:before="0" w:after="0"/>
+            </w:pPr>
+            <w:r>
+              <w:rPr>
+                <w:rFonts w:ascii="BIZ UDPゴシック" w:cs="BIZ UDPゴシック" w:eastAsia="BIZ UDPゴシック" w:hAnsi="BIZ UDPゴシック"/>
+                <w:sz w:val="18"/>
+                <w:szCs w:val="18"/>
+              </w:rPr>
+              <w:t xml:space="preserve">ボールトが存在し</w:t>
+            </w:r>
+          </w:p>
+          <w:p>
+            <w:pPr>
+              <w:spacing w:before="0" w:after="0"/>
+            </w:pPr>
+            <w:r>
+              <w:rPr>
+                <w:rFonts w:ascii="BIZ UDPゴシック" w:cs="BIZ UDPゴシック" w:eastAsia="BIZ UDPゴシック" w:hAnsi="BIZ UDPゴシック"/>
+                <w:sz w:val="18"/>
+                <w:szCs w:val="18"/>
+              </w:rPr>
+              <w:t xml:space="preserve">暗号化キー ARN が表示される</w:t>
             </w:r>
           </w:p>
         </w:tc>
@@ -4668,8 +4632,6 @@
                 <w:rFonts w:ascii="BIZ UDPゴシック" w:cs="BIZ UDPゴシック" w:eastAsia="BIZ UDPゴシック" w:hAnsi="BIZ UDPゴシック"/>
                 <w:b w:val="false"/>
                 <w:bCs w:val="false"/>
-                <w:i w:val="false"/>
-                <w:iCs w:val="false"/>
                 <w:color w:val="000000"/>
                 <w:sz w:val="18"/>
                 <w:szCs w:val="18"/>
@@ -4706,8 +4668,6 @@
                 <w:rFonts w:ascii="BIZ UDPゴシック" w:cs="BIZ UDPゴシック" w:eastAsia="BIZ UDPゴシック" w:hAnsi="BIZ UDPゴシック"/>
                 <w:b w:val="false"/>
                 <w:bCs w:val="false"/>
-                <w:i w:val="false"/>
-                <w:iCs w:val="false"/>
                 <w:color w:val="000000"/>
                 <w:sz w:val="18"/>
                 <w:szCs w:val="18"/>
@@ -4743,8 +4703,33 @@
                 <w:sz w:val="18"/>
                 <w:szCs w:val="18"/>
               </w:rPr>
-              <w:t xml:space="preserve">プラン「ksm-posprd-rds-hourly」が ScheduleExpression = cron(0 * * * ? *) で作成されていることを確認
-▶ aws backup list-backup-plans --region ap-northeast-1 --query "BackupPlansList[?BackupPlanName=='ksm-posprd-rds-hourly'].[BackupPlanName,BackupPlanId]" --output table</w:t>
+              <w:t xml:space="preserve">プラン「ksm-posprd-rds-hourly」が ScheduleExpression = cron(0 * * * ? *) で作成されていることを確認</w:t>
+            </w:r>
+          </w:p>
+          <w:p>
+            <w:pPr>
+              <w:spacing w:before="0" w:after="0"/>
+            </w:pPr>
+            <w:r>
+              <w:rPr>
+                <w:rFonts w:ascii="BIZ UDPゴシック" w:cs="BIZ UDPゴシック" w:eastAsia="BIZ UDPゴシック" w:hAnsi="BIZ UDPゴシック"/>
+                <w:sz w:val="18"/>
+                <w:szCs w:val="18"/>
+              </w:rPr>
+              <w:t xml:space="preserve">▶ aws backup list-backup-plans --region ap-northeast-1 \</w:t>
+            </w:r>
+          </w:p>
+          <w:p>
+            <w:pPr>
+              <w:spacing w:before="0" w:after="0"/>
+            </w:pPr>
+            <w:r>
+              <w:rPr>
+                <w:rFonts w:ascii="BIZ UDPゴシック" w:cs="BIZ UDPゴシック" w:eastAsia="BIZ UDPゴシック" w:hAnsi="BIZ UDPゴシック"/>
+                <w:sz w:val="18"/>
+                <w:szCs w:val="18"/>
+              </w:rPr>
+              <w:t xml:space="preserve">    --query "BackupPlansList[?BackupPlanName=='ksm-posprd-rds-hourly'].[BackupPlanName,BackupPlanId]" --output table</w:t>
             </w:r>
           </w:p>
         </w:tc>
@@ -4766,14 +4751,12 @@
             </w:tcMar>
           </w:tcPr>
           <w:p>
-            <w:r>
-              <w:rPr>
-                <w:rFonts w:ascii="BIZ UDPゴシック" w:cs="BIZ UDPゴシック" w:eastAsia="BIZ UDPゴシック" w:hAnsi="BIZ UDPゴシック"/>
-                <w:b w:val="false"/>
-                <w:bCs w:val="false"/>
-                <w:i w:val="false"/>
-                <w:iCs w:val="false"/>
-                <w:color w:val="000000"/>
+            <w:pPr>
+              <w:spacing w:before="0" w:after="0"/>
+            </w:pPr>
+            <w:r>
+              <w:rPr>
+                <w:rFonts w:ascii="BIZ UDPゴシック" w:cs="BIZ UDPゴシック" w:eastAsia="BIZ UDPゴシック" w:hAnsi="BIZ UDPゴシック"/>
                 <w:sz w:val="18"/>
                 <w:szCs w:val="18"/>
               </w:rPr>
@@ -4804,8 +4787,6 @@
                 <w:rFonts w:ascii="BIZ UDPゴシック" w:cs="BIZ UDPゴシック" w:eastAsia="BIZ UDPゴシック" w:hAnsi="BIZ UDPゴシック"/>
                 <w:b w:val="false"/>
                 <w:bCs w:val="false"/>
-                <w:i w:val="false"/>
-                <w:iCs w:val="false"/>
                 <w:color w:val="000000"/>
                 <w:sz w:val="18"/>
                 <w:szCs w:val="18"/>
@@ -4831,8 +4812,15 @@
     </w:p>
     <w:p>
       <w:pPr>
+        <w:spacing w:before="0" w:after="0"/>
+      </w:pPr>
+      <w:r>
+        <w:br w:type="page"/>
+      </w:r>
+    </w:p>
+    <w:p>
+      <w:pPr>
         <w:pStyle w:val="Heading1"/>
-        <w:pageBreakBefore/>
       </w:pPr>
       <w:r>
         <w:rPr>
@@ -4843,6 +4831,19 @@
           <w:szCs w:val="32"/>
         </w:rPr>
         <w:t xml:space="preserve">No.2  AWS Backup プラン②（日次）作成</w:t>
+      </w:r>
+    </w:p>
+    <w:p>
+      <w:pPr>
+        <w:spacing w:before="0" w:after="0"/>
+      </w:pPr>
+      <w:r>
+        <w:rPr>
+          <w:rFonts w:ascii="BIZ UDPゴシック" w:cs="BIZ UDPゴシック" w:eastAsia="BIZ UDPゴシック" w:hAnsi="BIZ UDPゴシック"/>
+          <w:sz w:val="18"/>
+          <w:szCs w:val="18"/>
+        </w:rPr>
+        <w:t xml:space="preserve"/>
       </w:r>
     </w:p>
     <w:p>
@@ -4903,8 +4904,6 @@
                 <w:rFonts w:ascii="BIZ UDPゴシック" w:cs="BIZ UDPゴシック" w:eastAsia="BIZ UDPゴシック" w:hAnsi="BIZ UDPゴシック"/>
                 <w:b/>
                 <w:bCs/>
-                <w:i w:val="false"/>
-                <w:iCs w:val="false"/>
                 <w:color w:val="000000"/>
                 <w:sz w:val="18"/>
                 <w:szCs w:val="18"/>
@@ -4936,8 +4935,6 @@
                 <w:rFonts w:ascii="BIZ UDPゴシック" w:cs="BIZ UDPゴシック" w:eastAsia="BIZ UDPゴシック" w:hAnsi="BIZ UDPゴシック"/>
                 <w:b w:val="false"/>
                 <w:bCs w:val="false"/>
-                <w:i w:val="false"/>
-                <w:iCs w:val="false"/>
                 <w:color w:val="000000"/>
                 <w:sz w:val="18"/>
                 <w:szCs w:val="18"/>
@@ -4974,8 +4971,6 @@
                 <w:rFonts w:ascii="BIZ UDPゴシック" w:cs="BIZ UDPゴシック" w:eastAsia="BIZ UDPゴシック" w:hAnsi="BIZ UDPゴシック"/>
                 <w:b/>
                 <w:bCs/>
-                <w:i w:val="false"/>
-                <w:iCs w:val="false"/>
                 <w:color w:val="000000"/>
                 <w:sz w:val="18"/>
                 <w:szCs w:val="18"/>
@@ -5007,8 +5002,6 @@
                 <w:rFonts w:ascii="BIZ UDPゴシック" w:cs="BIZ UDPゴシック" w:eastAsia="BIZ UDPゴシック" w:hAnsi="BIZ UDPゴシック"/>
                 <w:b w:val="false"/>
                 <w:bCs w:val="false"/>
-                <w:i w:val="false"/>
-                <w:iCs w:val="false"/>
                 <w:color w:val="000000"/>
                 <w:sz w:val="18"/>
                 <w:szCs w:val="18"/>
@@ -5019,6 +5012,19 @@
         </w:tc>
       </w:tr>
     </w:tbl>
+    <w:p>
+      <w:pPr>
+        <w:spacing w:before="0" w:after="0"/>
+      </w:pPr>
+      <w:r>
+        <w:rPr>
+          <w:rFonts w:ascii="BIZ UDPゴシック" w:cs="BIZ UDPゴシック" w:eastAsia="BIZ UDPゴシック" w:hAnsi="BIZ UDPゴシック"/>
+          <w:sz w:val="18"/>
+          <w:szCs w:val="18"/>
+        </w:rPr>
+        <w:t xml:space="preserve"/>
+      </w:r>
+    </w:p>
     <w:p>
       <w:pPr>
         <w:pStyle w:val="Heading2"/>
@@ -5104,6 +5110,19 @@
           <w:szCs w:val="18"/>
         </w:rPr>
         <w:t xml:space="preserve">対象: ksm-posprd-db-cluster（Aurora MySQL 8.0）</w:t>
+      </w:r>
+    </w:p>
+    <w:p>
+      <w:pPr>
+        <w:spacing w:before="0" w:after="0"/>
+      </w:pPr>
+      <w:r>
+        <w:rPr>
+          <w:rFonts w:ascii="BIZ UDPゴシック" w:cs="BIZ UDPゴシック" w:eastAsia="BIZ UDPゴシック" w:hAnsi="BIZ UDPゴシック"/>
+          <w:sz w:val="18"/>
+          <w:szCs w:val="18"/>
+        </w:rPr>
+        <w:t xml:space="preserve"/>
       </w:r>
     </w:p>
     <w:p>
@@ -5164,8 +5183,6 @@
                 <w:rFonts w:ascii="BIZ UDPゴシック" w:cs="BIZ UDPゴシック" w:eastAsia="BIZ UDPゴシック" w:hAnsi="BIZ UDPゴシック"/>
                 <w:b/>
                 <w:bCs/>
-                <w:i w:val="false"/>
-                <w:iCs w:val="false"/>
                 <w:color w:val="000000"/>
                 <w:sz w:val="18"/>
                 <w:szCs w:val="18"/>
@@ -5197,8 +5214,6 @@
                 <w:rFonts w:ascii="BIZ UDPゴシック" w:cs="BIZ UDPゴシック" w:eastAsia="BIZ UDPゴシック" w:hAnsi="BIZ UDPゴシック"/>
                 <w:b/>
                 <w:bCs/>
-                <w:i w:val="false"/>
-                <w:iCs w:val="false"/>
                 <w:color w:val="000000"/>
                 <w:sz w:val="18"/>
                 <w:szCs w:val="18"/>
@@ -5432,6 +5447,19 @@
         </w:tc>
       </w:tr>
     </w:tbl>
+    <w:p>
+      <w:pPr>
+        <w:spacing w:before="0" w:after="0"/>
+      </w:pPr>
+      <w:r>
+        <w:rPr>
+          <w:rFonts w:ascii="BIZ UDPゴシック" w:cs="BIZ UDPゴシック" w:eastAsia="BIZ UDPゴシック" w:hAnsi="BIZ UDPゴシック"/>
+          <w:sz w:val="18"/>
+          <w:szCs w:val="18"/>
+        </w:rPr>
+        <w:t xml:space="preserve"/>
+      </w:r>
+    </w:p>
     <w:p>
       <w:pPr>
         <w:pStyle w:val="Heading2"/>
@@ -5492,8 +5520,6 @@
                 <w:rFonts w:ascii="BIZ UDPゴシック" w:cs="BIZ UDPゴシック" w:eastAsia="BIZ UDPゴシック" w:hAnsi="BIZ UDPゴシック"/>
                 <w:b/>
                 <w:bCs/>
-                <w:i w:val="false"/>
-                <w:iCs w:val="false"/>
                 <w:color w:val="000000"/>
                 <w:sz w:val="18"/>
                 <w:szCs w:val="18"/>
@@ -5525,8 +5551,6 @@
                 <w:rFonts w:ascii="BIZ UDPゴシック" w:cs="BIZ UDPゴシック" w:eastAsia="BIZ UDPゴシック" w:hAnsi="BIZ UDPゴシック"/>
                 <w:b/>
                 <w:bCs/>
-                <w:i w:val="false"/>
-                <w:iCs w:val="false"/>
                 <w:color w:val="000000"/>
                 <w:sz w:val="18"/>
                 <w:szCs w:val="18"/>
@@ -5558,8 +5582,6 @@
                 <w:rFonts w:ascii="BIZ UDPゴシック" w:cs="BIZ UDPゴシック" w:eastAsia="BIZ UDPゴシック" w:hAnsi="BIZ UDPゴシック"/>
                 <w:b/>
                 <w:bCs/>
-                <w:i w:val="false"/>
-                <w:iCs w:val="false"/>
                 <w:color w:val="000000"/>
                 <w:sz w:val="18"/>
                 <w:szCs w:val="18"/>
@@ -5591,8 +5613,6 @@
                 <w:rFonts w:ascii="BIZ UDPゴシック" w:cs="BIZ UDPゴシック" w:eastAsia="BIZ UDPゴシック" w:hAnsi="BIZ UDPゴシック"/>
                 <w:b/>
                 <w:bCs/>
-                <w:i w:val="false"/>
-                <w:iCs w:val="false"/>
                 <w:color w:val="000000"/>
                 <w:sz w:val="18"/>
                 <w:szCs w:val="18"/>
@@ -5629,8 +5649,6 @@
                 <w:rFonts w:ascii="BIZ UDPゴシック" w:cs="BIZ UDPゴシック" w:eastAsia="BIZ UDPゴシック" w:hAnsi="BIZ UDPゴシック"/>
                 <w:b w:val="false"/>
                 <w:bCs w:val="false"/>
-                <w:i w:val="false"/>
-                <w:iCs w:val="false"/>
                 <w:color w:val="000000"/>
                 <w:sz w:val="18"/>
                 <w:szCs w:val="18"/>
@@ -5666,8 +5684,33 @@
                 <w:sz w:val="18"/>
                 <w:szCs w:val="18"/>
               </w:rPr>
-              <w:t xml:space="preserve">プラン「ksm-posprd-rds-daily」が ScheduleExpression = cron(0 15 * * ? *) で作成されていることを確認
-▶ aws backup list-backup-plans --region ap-northeast-1 --query "BackupPlansList[?BackupPlanName=='ksm-posprd-rds-daily'].[BackupPlanName,BackupPlanId]" --output table</w:t>
+              <w:t xml:space="preserve">プラン「ksm-posprd-rds-daily」が ScheduleExpression = cron(0 15 * * ? *) で作成されていることを確認</w:t>
+            </w:r>
+          </w:p>
+          <w:p>
+            <w:pPr>
+              <w:spacing w:before="0" w:after="0"/>
+            </w:pPr>
+            <w:r>
+              <w:rPr>
+                <w:rFonts w:ascii="BIZ UDPゴシック" w:cs="BIZ UDPゴシック" w:eastAsia="BIZ UDPゴシック" w:hAnsi="BIZ UDPゴシック"/>
+                <w:sz w:val="18"/>
+                <w:szCs w:val="18"/>
+              </w:rPr>
+              <w:t xml:space="preserve">▶ aws backup list-backup-plans --region ap-northeast-1 \</w:t>
+            </w:r>
+          </w:p>
+          <w:p>
+            <w:pPr>
+              <w:spacing w:before="0" w:after="0"/>
+            </w:pPr>
+            <w:r>
+              <w:rPr>
+                <w:rFonts w:ascii="BIZ UDPゴシック" w:cs="BIZ UDPゴシック" w:eastAsia="BIZ UDPゴシック" w:hAnsi="BIZ UDPゴシック"/>
+                <w:sz w:val="18"/>
+                <w:szCs w:val="18"/>
+              </w:rPr>
+              <w:t xml:space="preserve">    --query "BackupPlansList[?BackupPlanName=='ksm-posprd-rds-daily'].[BackupPlanName,BackupPlanId]" --output table</w:t>
             </w:r>
           </w:p>
         </w:tc>
@@ -5689,14 +5732,12 @@
             </w:tcMar>
           </w:tcPr>
           <w:p>
-            <w:r>
-              <w:rPr>
-                <w:rFonts w:ascii="BIZ UDPゴシック" w:cs="BIZ UDPゴシック" w:eastAsia="BIZ UDPゴシック" w:hAnsi="BIZ UDPゴシック"/>
-                <w:b w:val="false"/>
-                <w:bCs w:val="false"/>
-                <w:i w:val="false"/>
-                <w:iCs w:val="false"/>
-                <w:color w:val="000000"/>
+            <w:pPr>
+              <w:spacing w:before="0" w:after="0"/>
+            </w:pPr>
+            <w:r>
+              <w:rPr>
+                <w:rFonts w:ascii="BIZ UDPゴシック" w:cs="BIZ UDPゴシック" w:eastAsia="BIZ UDPゴシック" w:hAnsi="BIZ UDPゴシック"/>
                 <w:sz w:val="18"/>
                 <w:szCs w:val="18"/>
               </w:rPr>
@@ -5727,8 +5768,6 @@
                 <w:rFonts w:ascii="BIZ UDPゴシック" w:cs="BIZ UDPゴシック" w:eastAsia="BIZ UDPゴシック" w:hAnsi="BIZ UDPゴシック"/>
                 <w:b w:val="false"/>
                 <w:bCs w:val="false"/>
-                <w:i w:val="false"/>
-                <w:iCs w:val="false"/>
                 <w:color w:val="000000"/>
                 <w:sz w:val="18"/>
                 <w:szCs w:val="18"/>
@@ -5765,8 +5804,6 @@
                 <w:rFonts w:ascii="BIZ UDPゴシック" w:cs="BIZ UDPゴシック" w:eastAsia="BIZ UDPゴシック" w:hAnsi="BIZ UDPゴシック"/>
                 <w:b w:val="false"/>
                 <w:bCs w:val="false"/>
-                <w:i w:val="false"/>
-                <w:iCs w:val="false"/>
                 <w:color w:val="000000"/>
                 <w:sz w:val="18"/>
                 <w:szCs w:val="18"/>
@@ -5802,8 +5839,46 @@
                 <w:sz w:val="18"/>
                 <w:szCs w:val="18"/>
               </w:rPr>
-              <w:t xml:space="preserve">設定翌日以降にバックアップジョブが COMPLETED になっていることを確認
-▶ aws backup list-backup-jobs --region ap-northeast-1 --by-resource-arn arn:aws:rds:ap-northeast-1:332802448674:cluster:ksm-posprd-db-cluster --query "BackupJobs[0:5].[CreationDate,State,BackupSizeInBytes]" --output table</w:t>
+              <w:t xml:space="preserve">設定翌日以降にバックアップジョブが COMPLETED になっていることを確認</w:t>
+            </w:r>
+          </w:p>
+          <w:p>
+            <w:pPr>
+              <w:spacing w:before="0" w:after="0"/>
+            </w:pPr>
+            <w:r>
+              <w:rPr>
+                <w:rFonts w:ascii="BIZ UDPゴシック" w:cs="BIZ UDPゴシック" w:eastAsia="BIZ UDPゴシック" w:hAnsi="BIZ UDPゴシック"/>
+                <w:sz w:val="18"/>
+                <w:szCs w:val="18"/>
+              </w:rPr>
+              <w:t xml:space="preserve">▶ aws backup list-backup-jobs --region ap-northeast-1 \</w:t>
+            </w:r>
+          </w:p>
+          <w:p>
+            <w:pPr>
+              <w:spacing w:before="0" w:after="0"/>
+            </w:pPr>
+            <w:r>
+              <w:rPr>
+                <w:rFonts w:ascii="BIZ UDPゴシック" w:cs="BIZ UDPゴシック" w:eastAsia="BIZ UDPゴシック" w:hAnsi="BIZ UDPゴシック"/>
+                <w:sz w:val="18"/>
+                <w:szCs w:val="18"/>
+              </w:rPr>
+              <w:t xml:space="preserve">    --by-resource-arn arn:aws:rds:ap-northeast-1:332802448674:cluster:ksm-posprd-db-cluster \</w:t>
+            </w:r>
+          </w:p>
+          <w:p>
+            <w:pPr>
+              <w:spacing w:before="0" w:after="0"/>
+            </w:pPr>
+            <w:r>
+              <w:rPr>
+                <w:rFonts w:ascii="BIZ UDPゴシック" w:cs="BIZ UDPゴシック" w:eastAsia="BIZ UDPゴシック" w:hAnsi="BIZ UDPゴシック"/>
+                <w:sz w:val="18"/>
+                <w:szCs w:val="18"/>
+              </w:rPr>
+              <w:t xml:space="preserve">    --query "BackupJobs[0:5].[CreationDate,State,BackupSizeInBytes]" --output table</w:t>
             </w:r>
           </w:p>
         </w:tc>
@@ -5825,19 +5900,42 @@
             </w:tcMar>
           </w:tcPr>
           <w:p>
-            <w:r>
-              <w:rPr>
-                <w:rFonts w:ascii="BIZ UDPゴシック" w:cs="BIZ UDPゴシック" w:eastAsia="BIZ UDPゴシック" w:hAnsi="BIZ UDPゴシック"/>
-                <w:b w:val="false"/>
-                <w:bCs w:val="false"/>
-                <w:i w:val="false"/>
-                <w:iCs w:val="false"/>
-                <w:color w:val="000000"/>
-                <w:sz w:val="18"/>
-                <w:szCs w:val="18"/>
-              </w:rPr>
-              <w:t xml:space="preserve">State = COMPLETED
-毎時・日次の両プランでジョブが生成されている</w:t>
+            <w:pPr>
+              <w:spacing w:before="0" w:after="0"/>
+            </w:pPr>
+            <w:r>
+              <w:rPr>
+                <w:rFonts w:ascii="BIZ UDPゴシック" w:cs="BIZ UDPゴシック" w:eastAsia="BIZ UDPゴシック" w:hAnsi="BIZ UDPゴシック"/>
+                <w:sz w:val="18"/>
+                <w:szCs w:val="18"/>
+              </w:rPr>
+              <w:t xml:space="preserve">State = COMPLETED</w:t>
+            </w:r>
+          </w:p>
+          <w:p>
+            <w:pPr>
+              <w:spacing w:before="0" w:after="0"/>
+            </w:pPr>
+            <w:r>
+              <w:rPr>
+                <w:rFonts w:ascii="BIZ UDPゴシック" w:cs="BIZ UDPゴシック" w:eastAsia="BIZ UDPゴシック" w:hAnsi="BIZ UDPゴシック"/>
+                <w:sz w:val="18"/>
+                <w:szCs w:val="18"/>
+              </w:rPr>
+              <w:t xml:space="preserve">毎時・日次の両プランで</w:t>
+            </w:r>
+          </w:p>
+          <w:p>
+            <w:pPr>
+              <w:spacing w:before="0" w:after="0"/>
+            </w:pPr>
+            <w:r>
+              <w:rPr>
+                <w:rFonts w:ascii="BIZ UDPゴシック" w:cs="BIZ UDPゴシック" w:eastAsia="BIZ UDPゴシック" w:hAnsi="BIZ UDPゴシック"/>
+                <w:sz w:val="18"/>
+                <w:szCs w:val="18"/>
+              </w:rPr>
+              <w:t xml:space="preserve">ジョブが生成されている</w:t>
             </w:r>
           </w:p>
         </w:tc>
@@ -5864,8 +5962,6 @@
                 <w:rFonts w:ascii="BIZ UDPゴシック" w:cs="BIZ UDPゴシック" w:eastAsia="BIZ UDPゴシック" w:hAnsi="BIZ UDPゴシック"/>
                 <w:b w:val="false"/>
                 <w:bCs w:val="false"/>
-                <w:i w:val="false"/>
-                <w:iCs w:val="false"/>
                 <w:color w:val="000000"/>
                 <w:sz w:val="18"/>
                 <w:szCs w:val="18"/>
@@ -5891,8 +5987,15 @@
     </w:p>
     <w:p>
       <w:pPr>
+        <w:spacing w:before="0" w:after="0"/>
+      </w:pPr>
+      <w:r>
+        <w:br w:type="page"/>
+      </w:r>
+    </w:p>
+    <w:p>
+      <w:pPr>
         <w:pStyle w:val="Heading1"/>
-        <w:pageBreakBefore/>
       </w:pPr>
       <w:r>
         <w:rPr>
@@ -5902,7 +6005,7 @@
           <w:sz w:val="32"/>
           <w:szCs w:val="32"/>
         </w:rPr>
-        <w:t xml:space="preserve">3. 影響範囲</w:t>
+        <w:t xml:space="preserve">2. 影響範囲</w:t>
       </w:r>
     </w:p>
     <w:tbl>
@@ -5948,8 +6051,6 @@
                 <w:rFonts w:ascii="BIZ UDPゴシック" w:cs="BIZ UDPゴシック" w:eastAsia="BIZ UDPゴシック" w:hAnsi="BIZ UDPゴシック"/>
                 <w:b/>
                 <w:bCs/>
-                <w:i w:val="false"/>
-                <w:iCs w:val="false"/>
                 <w:color w:val="000000"/>
                 <w:sz w:val="18"/>
                 <w:szCs w:val="18"/>
@@ -5981,8 +6082,6 @@
                 <w:rFonts w:ascii="BIZ UDPゴシック" w:cs="BIZ UDPゴシック" w:eastAsia="BIZ UDPゴシック" w:hAnsi="BIZ UDPゴシック"/>
                 <w:b/>
                 <w:bCs/>
-                <w:i w:val="false"/>
-                <w:iCs w:val="false"/>
                 <w:color w:val="000000"/>
                 <w:sz w:val="18"/>
                 <w:szCs w:val="18"/>
@@ -6019,8 +6118,6 @@
                 <w:rFonts w:ascii="BIZ UDPゴシック" w:cs="BIZ UDPゴシック" w:eastAsia="BIZ UDPゴシック" w:hAnsi="BIZ UDPゴシック"/>
                 <w:b w:val="false"/>
                 <w:bCs w:val="false"/>
-                <w:i w:val="false"/>
-                <w:iCs w:val="false"/>
                 <w:color w:val="000000"/>
                 <w:sz w:val="18"/>
                 <w:szCs w:val="18"/>
@@ -6052,8 +6149,6 @@
                 <w:rFonts w:ascii="BIZ UDPゴシック" w:cs="BIZ UDPゴシック" w:eastAsia="BIZ UDPゴシック" w:hAnsi="BIZ UDPゴシック"/>
                 <w:b w:val="false"/>
                 <w:bCs w:val="false"/>
-                <w:i w:val="false"/>
-                <w:iCs w:val="false"/>
                 <w:color w:val="000000"/>
                 <w:sz w:val="18"/>
                 <w:szCs w:val="18"/>
@@ -6090,8 +6185,6 @@
                 <w:rFonts w:ascii="BIZ UDPゴシック" w:cs="BIZ UDPゴシック" w:eastAsia="BIZ UDPゴシック" w:hAnsi="BIZ UDPゴシック"/>
                 <w:b w:val="false"/>
                 <w:bCs w:val="false"/>
-                <w:i w:val="false"/>
-                <w:iCs w:val="false"/>
                 <w:color w:val="000000"/>
                 <w:sz w:val="18"/>
                 <w:szCs w:val="18"/>
@@ -6123,8 +6216,6 @@
                 <w:rFonts w:ascii="BIZ UDPゴシック" w:cs="BIZ UDPゴシック" w:eastAsia="BIZ UDPゴシック" w:hAnsi="BIZ UDPゴシック"/>
                 <w:b w:val="false"/>
                 <w:bCs w:val="false"/>
-                <w:i w:val="false"/>
-                <w:iCs w:val="false"/>
                 <w:color w:val="000000"/>
                 <w:sz w:val="18"/>
                 <w:szCs w:val="18"/>
@@ -6161,8 +6252,6 @@
                 <w:rFonts w:ascii="BIZ UDPゴシック" w:cs="BIZ UDPゴシック" w:eastAsia="BIZ UDPゴシック" w:hAnsi="BIZ UDPゴシック"/>
                 <w:b w:val="false"/>
                 <w:bCs w:val="false"/>
-                <w:i w:val="false"/>
-                <w:iCs w:val="false"/>
                 <w:color w:val="000000"/>
                 <w:sz w:val="18"/>
                 <w:szCs w:val="18"/>
@@ -6194,8 +6283,6 @@
                 <w:rFonts w:ascii="BIZ UDPゴシック" w:cs="BIZ UDPゴシック" w:eastAsia="BIZ UDPゴシック" w:hAnsi="BIZ UDPゴシック"/>
                 <w:b w:val="false"/>
                 <w:bCs w:val="false"/>
-                <w:i w:val="false"/>
-                <w:iCs w:val="false"/>
                 <w:color w:val="000000"/>
                 <w:sz w:val="18"/>
                 <w:szCs w:val="18"/>
@@ -6232,8 +6319,6 @@
                 <w:rFonts w:ascii="BIZ UDPゴシック" w:cs="BIZ UDPゴシック" w:eastAsia="BIZ UDPゴシック" w:hAnsi="BIZ UDPゴシック"/>
                 <w:b w:val="false"/>
                 <w:bCs w:val="false"/>
-                <w:i w:val="false"/>
-                <w:iCs w:val="false"/>
                 <w:color w:val="000000"/>
                 <w:sz w:val="18"/>
                 <w:szCs w:val="18"/>
@@ -6265,8 +6350,6 @@
                 <w:rFonts w:ascii="BIZ UDPゴシック" w:cs="BIZ UDPゴシック" w:eastAsia="BIZ UDPゴシック" w:hAnsi="BIZ UDPゴシック"/>
                 <w:b w:val="false"/>
                 <w:bCs w:val="false"/>
-                <w:i w:val="false"/>
-                <w:iCs w:val="false"/>
                 <w:color w:val="000000"/>
                 <w:sz w:val="18"/>
                 <w:szCs w:val="18"/>
@@ -6279,18 +6362,15 @@
     </w:tbl>
     <w:p>
       <w:pPr>
-        <w:pStyle w:val="Heading1"/>
-        <w:pageBreakBefore/>
-      </w:pPr>
-      <w:r>
-        <w:rPr>
-          <w:rFonts w:ascii="BIZ UDPゴシック" w:cs="BIZ UDPゴシック" w:eastAsia="BIZ UDPゴシック" w:hAnsi="BIZ UDPゴシック"/>
-          <w:b/>
-          <w:bCs/>
-          <w:sz w:val="32"/>
-          <w:szCs w:val="32"/>
-        </w:rPr>
-        <w:t xml:space="preserve">4. 切り戻し手順</w:t>
+        <w:spacing w:before="0" w:after="0"/>
+      </w:pPr>
+      <w:r>
+        <w:rPr>
+          <w:rFonts w:ascii="BIZ UDPゴシック" w:cs="BIZ UDPゴシック" w:eastAsia="BIZ UDPゴシック" w:hAnsi="BIZ UDPゴシック"/>
+          <w:sz w:val="18"/>
+          <w:szCs w:val="18"/>
+        </w:rPr>
+        <w:t xml:space="preserve"/>
       </w:r>
     </w:p>
     <w:p>
@@ -6305,7 +6385,7 @@
           <w:sz w:val="24"/>
           <w:szCs w:val="24"/>
         </w:rPr>
-        <w:t xml:space="preserve">■ コマンド（CloudShell）</w:t>
+        <w:t xml:space="preserve">■ 切り戻しコマンド（CloudShell）</w:t>
       </w:r>
     </w:p>
     <w:tbl>
@@ -6492,8 +6572,20 @@
     </w:tbl>
     <w:p>
       <w:pPr>
+        <w:spacing w:before="0" w:after="0"/>
+      </w:pPr>
+      <w:r>
+        <w:rPr>
+          <w:rFonts w:ascii="BIZ UDPゴシック" w:cs="BIZ UDPゴシック" w:eastAsia="BIZ UDPゴシック" w:hAnsi="BIZ UDPゴシック"/>
+          <w:sz w:val="18"/>
+          <w:szCs w:val="18"/>
+        </w:rPr>
+        <w:t xml:space="preserve"/>
+      </w:r>
+    </w:p>
+    <w:p>
+      <w:pPr>
         <w:pStyle w:val="Heading1"/>
-        <w:pageBreakBefore/>
       </w:pPr>
       <w:r>
         <w:rPr>
@@ -6503,7 +6595,7 @@
           <w:sz w:val="32"/>
           <w:szCs w:val="32"/>
         </w:rPr>
-        <w:t xml:space="preserve">5. 報告方法</w:t>
+        <w:t xml:space="preserve">3. 報告方法</w:t>
       </w:r>
     </w:p>
     <w:p>
@@ -6947,7 +7039,7 @@
     <w:next w:val="Normal"/>
     <w:qFormat/>
     <w:pPr>
-      <w:spacing w:before="360" w:after="120"/>
+      <w:spacing w:before="240" w:after="120"/>
       <w:outlineLvl w:val="0"/>
     </w:pPr>
     <w:rPr>
@@ -6964,7 +7056,7 @@
     <w:next w:val="Normal"/>
     <w:qFormat/>
     <w:pPr>
-      <w:spacing w:before="240" w:after="80"/>
+      <w:spacing w:before="180" w:after="80"/>
       <w:outlineLvl w:val="1"/>
     </w:pPr>
     <w:rPr>
@@ -6975,22 +7067,5 @@
       <w:szCs w:val="24"/>
     </w:rPr>
   </w:style>
-  <w:style w:type="paragraph" w:styleId="Heading3">
-    <w:name w:val="Heading 3"/>
-    <w:basedOn w:val="Normal"/>
-    <w:next w:val="Normal"/>
-    <w:qFormat/>
-    <w:pPr>
-      <w:spacing w:before="160" w:after="60"/>
-      <w:outlineLvl w:val="2"/>
-    </w:pPr>
-    <w:rPr>
-      <w:rFonts w:ascii="BIZ UDPゴシック" w:cs="BIZ UDPゴシック" w:eastAsia="BIZ UDPゴシック" w:hAnsi="BIZ UDPゴシック"/>
-      <w:b/>
-      <w:bCs/>
-      <w:sz w:val="22"/>
-      <w:szCs w:val="22"/>
-    </w:rPr>
-  </w:style>
 </w:styles>
 </file>
--- a/40_AWS/04_修正依頼/20260308_MYSQLバックアップ設定.docx
+++ b/40_AWS/04_修正依頼/20260308_MYSQLバックアップ設定.docx
@@ -108,7 +108,176 @@
     </w:p>
     <w:p>
       <w:pPr>
-        <w:spacing w:before="0" w:after="100"/>
+        <w:spacing w:before="0" w:after="0"/>
+      </w:pPr>
+      <w:r>
+        <w:rPr>
+          <w:rFonts w:ascii="BIZ UDPゴシック" w:cs="BIZ UDPゴシック" w:eastAsia="BIZ UDPゴシック" w:hAnsi="BIZ UDPゴシック"/>
+          <w:sz w:val="18"/>
+          <w:szCs w:val="18"/>
+        </w:rPr>
+        <w:t xml:space="preserve"/>
+      </w:r>
+    </w:p>
+    <w:p>
+      <w:pPr>
+        <w:spacing w:before="0" w:after="0"/>
+      </w:pPr>
+      <w:r>
+        <w:rPr>
+          <w:rFonts w:ascii="BIZ UDPゴシック" w:cs="BIZ UDPゴシック" w:eastAsia="BIZ UDPゴシック" w:hAnsi="BIZ UDPゴシック"/>
+          <w:sz w:val="18"/>
+          <w:szCs w:val="18"/>
+        </w:rPr>
+        <w:t xml:space="preserve"/>
+      </w:r>
+    </w:p>
+    <w:p>
+      <w:pPr>
+        <w:spacing w:before="0" w:after="0"/>
+      </w:pPr>
+      <w:r>
+        <w:rPr>
+          <w:rFonts w:ascii="BIZ UDPゴシック" w:cs="BIZ UDPゴシック" w:eastAsia="BIZ UDPゴシック" w:hAnsi="BIZ UDPゴシック"/>
+          <w:sz w:val="18"/>
+          <w:szCs w:val="18"/>
+        </w:rPr>
+        <w:t xml:space="preserve"/>
+      </w:r>
+    </w:p>
+    <w:p>
+      <w:pPr>
+        <w:spacing w:before="0" w:after="0"/>
+      </w:pPr>
+      <w:r>
+        <w:rPr>
+          <w:rFonts w:ascii="BIZ UDPゴシック" w:cs="BIZ UDPゴシック" w:eastAsia="BIZ UDPゴシック" w:hAnsi="BIZ UDPゴシック"/>
+          <w:sz w:val="18"/>
+          <w:szCs w:val="18"/>
+        </w:rPr>
+        <w:t xml:space="preserve"/>
+      </w:r>
+    </w:p>
+    <w:p>
+      <w:pPr>
+        <w:spacing w:before="0" w:after="0"/>
+      </w:pPr>
+      <w:r>
+        <w:rPr>
+          <w:rFonts w:ascii="BIZ UDPゴシック" w:cs="BIZ UDPゴシック" w:eastAsia="BIZ UDPゴシック" w:hAnsi="BIZ UDPゴシック"/>
+          <w:sz w:val="18"/>
+          <w:szCs w:val="18"/>
+        </w:rPr>
+        <w:t xml:space="preserve"/>
+      </w:r>
+    </w:p>
+    <w:p>
+      <w:pPr>
+        <w:spacing w:before="0" w:after="0"/>
+      </w:pPr>
+      <w:r>
+        <w:rPr>
+          <w:rFonts w:ascii="BIZ UDPゴシック" w:cs="BIZ UDPゴシック" w:eastAsia="BIZ UDPゴシック" w:hAnsi="BIZ UDPゴシック"/>
+          <w:sz w:val="18"/>
+          <w:szCs w:val="18"/>
+        </w:rPr>
+        <w:t xml:space="preserve"/>
+      </w:r>
+    </w:p>
+    <w:p>
+      <w:pPr>
+        <w:spacing w:before="0" w:after="0"/>
+      </w:pPr>
+      <w:r>
+        <w:rPr>
+          <w:rFonts w:ascii="BIZ UDPゴシック" w:cs="BIZ UDPゴシック" w:eastAsia="BIZ UDPゴシック" w:hAnsi="BIZ UDPゴシック"/>
+          <w:sz w:val="18"/>
+          <w:szCs w:val="18"/>
+        </w:rPr>
+        <w:t xml:space="preserve"/>
+      </w:r>
+    </w:p>
+    <w:p>
+      <w:pPr>
+        <w:spacing w:before="0" w:after="0"/>
+      </w:pPr>
+      <w:r>
+        <w:rPr>
+          <w:rFonts w:ascii="BIZ UDPゴシック" w:cs="BIZ UDPゴシック" w:eastAsia="BIZ UDPゴシック" w:hAnsi="BIZ UDPゴシック"/>
+          <w:sz w:val="18"/>
+          <w:szCs w:val="18"/>
+        </w:rPr>
+        <w:t xml:space="preserve"/>
+      </w:r>
+    </w:p>
+    <w:p>
+      <w:pPr>
+        <w:spacing w:before="0" w:after="0"/>
+      </w:pPr>
+      <w:r>
+        <w:rPr>
+          <w:rFonts w:ascii="BIZ UDPゴシック" w:cs="BIZ UDPゴシック" w:eastAsia="BIZ UDPゴシック" w:hAnsi="BIZ UDPゴシック"/>
+          <w:sz w:val="18"/>
+          <w:szCs w:val="18"/>
+        </w:rPr>
+        <w:t xml:space="preserve"/>
+      </w:r>
+    </w:p>
+    <w:p>
+      <w:pPr>
+        <w:spacing w:before="0" w:after="0"/>
+      </w:pPr>
+      <w:r>
+        <w:rPr>
+          <w:rFonts w:ascii="BIZ UDPゴシック" w:cs="BIZ UDPゴシック" w:eastAsia="BIZ UDPゴシック" w:hAnsi="BIZ UDPゴシック"/>
+          <w:sz w:val="18"/>
+          <w:szCs w:val="18"/>
+        </w:rPr>
+        <w:t xml:space="preserve"/>
+      </w:r>
+    </w:p>
+    <w:p>
+      <w:pPr>
+        <w:spacing w:before="0" w:after="0"/>
+      </w:pPr>
+      <w:r>
+        <w:rPr>
+          <w:rFonts w:ascii="BIZ UDPゴシック" w:cs="BIZ UDPゴシック" w:eastAsia="BIZ UDPゴシック" w:hAnsi="BIZ UDPゴシック"/>
+          <w:sz w:val="18"/>
+          <w:szCs w:val="18"/>
+        </w:rPr>
+        <w:t xml:space="preserve"/>
+      </w:r>
+    </w:p>
+    <w:p>
+      <w:pPr>
+        <w:spacing w:before="0" w:after="0"/>
+      </w:pPr>
+      <w:r>
+        <w:rPr>
+          <w:rFonts w:ascii="BIZ UDPゴシック" w:cs="BIZ UDPゴシック" w:eastAsia="BIZ UDPゴシック" w:hAnsi="BIZ UDPゴシック"/>
+          <w:sz w:val="18"/>
+          <w:szCs w:val="18"/>
+        </w:rPr>
+        <w:t xml:space="preserve"/>
+      </w:r>
+    </w:p>
+    <w:p>
+      <w:pPr>
+        <w:spacing w:before="0" w:after="0"/>
+      </w:pPr>
+      <w:r>
+        <w:rPr>
+          <w:rFonts w:ascii="BIZ UDPゴシック" w:cs="BIZ UDPゴシック" w:eastAsia="BIZ UDPゴシック" w:hAnsi="BIZ UDPゴシック"/>
+          <w:sz w:val="18"/>
+          <w:szCs w:val="18"/>
+        </w:rPr>
+        <w:t xml:space="preserve"/>
+      </w:r>
+    </w:p>
+    <w:p>
+      <w:pPr>
+        <w:spacing w:before="0" w:after="80"/>
         <w:jc w:val="center"/>
       </w:pPr>
       <w:r>
@@ -135,6 +304,84 @@
           <w:szCs w:val="28"/>
         </w:rPr>
         <w:t xml:space="preserve">AWS Backup によるRDSバックアップ設定強化</w:t>
+      </w:r>
+    </w:p>
+    <w:p>
+      <w:pPr>
+        <w:spacing w:before="0" w:after="0"/>
+      </w:pPr>
+      <w:r>
+        <w:rPr>
+          <w:rFonts w:ascii="BIZ UDPゴシック" w:cs="BIZ UDPゴシック" w:eastAsia="BIZ UDPゴシック" w:hAnsi="BIZ UDPゴシック"/>
+          <w:sz w:val="18"/>
+          <w:szCs w:val="18"/>
+        </w:rPr>
+        <w:t xml:space="preserve"/>
+      </w:r>
+    </w:p>
+    <w:p>
+      <w:pPr>
+        <w:spacing w:before="0" w:after="0"/>
+      </w:pPr>
+      <w:r>
+        <w:rPr>
+          <w:rFonts w:ascii="BIZ UDPゴシック" w:cs="BIZ UDPゴシック" w:eastAsia="BIZ UDPゴシック" w:hAnsi="BIZ UDPゴシック"/>
+          <w:sz w:val="18"/>
+          <w:szCs w:val="18"/>
+        </w:rPr>
+        <w:t xml:space="preserve"/>
+      </w:r>
+    </w:p>
+    <w:p>
+      <w:pPr>
+        <w:spacing w:before="0" w:after="0"/>
+      </w:pPr>
+      <w:r>
+        <w:rPr>
+          <w:rFonts w:ascii="BIZ UDPゴシック" w:cs="BIZ UDPゴシック" w:eastAsia="BIZ UDPゴシック" w:hAnsi="BIZ UDPゴシック"/>
+          <w:sz w:val="18"/>
+          <w:szCs w:val="18"/>
+        </w:rPr>
+        <w:t xml:space="preserve"/>
+      </w:r>
+    </w:p>
+    <w:p>
+      <w:pPr>
+        <w:spacing w:before="0" w:after="0"/>
+      </w:pPr>
+      <w:r>
+        <w:rPr>
+          <w:rFonts w:ascii="BIZ UDPゴシック" w:cs="BIZ UDPゴシック" w:eastAsia="BIZ UDPゴシック" w:hAnsi="BIZ UDPゴシック"/>
+          <w:sz w:val="18"/>
+          <w:szCs w:val="18"/>
+        </w:rPr>
+        <w:t xml:space="preserve"/>
+      </w:r>
+    </w:p>
+    <w:p>
+      <w:pPr>
+        <w:spacing w:before="0" w:after="0"/>
+      </w:pPr>
+      <w:r>
+        <w:rPr>
+          <w:rFonts w:ascii="BIZ UDPゴシック" w:cs="BIZ UDPゴシック" w:eastAsia="BIZ UDPゴシック" w:hAnsi="BIZ UDPゴシック"/>
+          <w:sz w:val="18"/>
+          <w:szCs w:val="18"/>
+        </w:rPr>
+        <w:t xml:space="preserve"/>
+      </w:r>
+    </w:p>
+    <w:p>
+      <w:pPr>
+        <w:spacing w:before="0" w:after="0"/>
+      </w:pPr>
+      <w:r>
+        <w:rPr>
+          <w:rFonts w:ascii="BIZ UDPゴシック" w:cs="BIZ UDPゴシック" w:eastAsia="BIZ UDPゴシック" w:hAnsi="BIZ UDPゴシック"/>
+          <w:sz w:val="18"/>
+          <w:szCs w:val="18"/>
+        </w:rPr>
+        <w:t xml:space="preserve"/>
       </w:r>
     </w:p>
     <w:p>
@@ -810,32 +1057,6 @@
         </w:tc>
       </w:tr>
     </w:tbl>
-    <w:p>
-      <w:pPr>
-        <w:spacing w:before="0" w:after="0"/>
-      </w:pPr>
-      <w:r>
-        <w:rPr>
-          <w:rFonts w:ascii="BIZ UDPゴシック" w:cs="BIZ UDPゴシック" w:eastAsia="BIZ UDPゴシック" w:hAnsi="BIZ UDPゴシック"/>
-          <w:sz w:val="18"/>
-          <w:szCs w:val="18"/>
-        </w:rPr>
-        <w:t xml:space="preserve"/>
-      </w:r>
-    </w:p>
-    <w:p>
-      <w:pPr>
-        <w:spacing w:before="0" w:after="0"/>
-      </w:pPr>
-      <w:r>
-        <w:rPr>
-          <w:rFonts w:ascii="BIZ UDPゴシック" w:cs="BIZ UDPゴシック" w:eastAsia="BIZ UDPゴシック" w:hAnsi="BIZ UDPゴシック"/>
-          <w:sz w:val="18"/>
-          <w:szCs w:val="18"/>
-        </w:rPr>
-        <w:t xml:space="preserve"/>
-      </w:r>
-    </w:p>
     <w:p>
       <w:pPr>
         <w:spacing w:before="0" w:after="0"/>

--- a/40_AWS/04_修正依頼/20260308_MYSQLバックアップ設定.docx
+++ b/40_AWS/04_修正依頼/20260308_MYSQLバックアップ設定.docx
@@ -4,280 +4,7 @@
   <w:body>
     <w:p>
       <w:pPr>
-        <w:spacing w:before="0" w:after="0"/>
-      </w:pPr>
-      <w:r>
-        <w:rPr>
-          <w:rFonts w:ascii="BIZ UDPゴシック" w:cs="BIZ UDPゴシック" w:eastAsia="BIZ UDPゴシック" w:hAnsi="BIZ UDPゴシック"/>
-          <w:sz w:val="18"/>
-          <w:szCs w:val="18"/>
-        </w:rPr>
-        <w:t xml:space="preserve"/>
-      </w:r>
-    </w:p>
-    <w:p>
-      <w:pPr>
-        <w:spacing w:before="0" w:after="0"/>
-      </w:pPr>
-      <w:r>
-        <w:rPr>
-          <w:rFonts w:ascii="BIZ UDPゴシック" w:cs="BIZ UDPゴシック" w:eastAsia="BIZ UDPゴシック" w:hAnsi="BIZ UDPゴシック"/>
-          <w:sz w:val="18"/>
-          <w:szCs w:val="18"/>
-        </w:rPr>
-        <w:t xml:space="preserve"/>
-      </w:r>
-    </w:p>
-    <w:p>
-      <w:pPr>
-        <w:spacing w:before="0" w:after="0"/>
-      </w:pPr>
-      <w:r>
-        <w:rPr>
-          <w:rFonts w:ascii="BIZ UDPゴシック" w:cs="BIZ UDPゴシック" w:eastAsia="BIZ UDPゴシック" w:hAnsi="BIZ UDPゴシック"/>
-          <w:sz w:val="18"/>
-          <w:szCs w:val="18"/>
-        </w:rPr>
-        <w:t xml:space="preserve"/>
-      </w:r>
-    </w:p>
-    <w:p>
-      <w:pPr>
-        <w:spacing w:before="0" w:after="0"/>
-      </w:pPr>
-      <w:r>
-        <w:rPr>
-          <w:rFonts w:ascii="BIZ UDPゴシック" w:cs="BIZ UDPゴシック" w:eastAsia="BIZ UDPゴシック" w:hAnsi="BIZ UDPゴシック"/>
-          <w:sz w:val="18"/>
-          <w:szCs w:val="18"/>
-        </w:rPr>
-        <w:t xml:space="preserve"/>
-      </w:r>
-    </w:p>
-    <w:p>
-      <w:pPr>
-        <w:spacing w:before="0" w:after="0"/>
-      </w:pPr>
-      <w:r>
-        <w:rPr>
-          <w:rFonts w:ascii="BIZ UDPゴシック" w:cs="BIZ UDPゴシック" w:eastAsia="BIZ UDPゴシック" w:hAnsi="BIZ UDPゴシック"/>
-          <w:sz w:val="18"/>
-          <w:szCs w:val="18"/>
-        </w:rPr>
-        <w:t xml:space="preserve"/>
-      </w:r>
-    </w:p>
-    <w:p>
-      <w:pPr>
-        <w:spacing w:before="0" w:after="0"/>
-      </w:pPr>
-      <w:r>
-        <w:rPr>
-          <w:rFonts w:ascii="BIZ UDPゴシック" w:cs="BIZ UDPゴシック" w:eastAsia="BIZ UDPゴシック" w:hAnsi="BIZ UDPゴシック"/>
-          <w:sz w:val="18"/>
-          <w:szCs w:val="18"/>
-        </w:rPr>
-        <w:t xml:space="preserve"/>
-      </w:r>
-    </w:p>
-    <w:p>
-      <w:pPr>
-        <w:spacing w:before="0" w:after="0"/>
-      </w:pPr>
-      <w:r>
-        <w:rPr>
-          <w:rFonts w:ascii="BIZ UDPゴシック" w:cs="BIZ UDPゴシック" w:eastAsia="BIZ UDPゴシック" w:hAnsi="BIZ UDPゴシック"/>
-          <w:sz w:val="18"/>
-          <w:szCs w:val="18"/>
-        </w:rPr>
-        <w:t xml:space="preserve"/>
-      </w:r>
-    </w:p>
-    <w:p>
-      <w:pPr>
-        <w:spacing w:before="0" w:after="0"/>
-      </w:pPr>
-      <w:r>
-        <w:rPr>
-          <w:rFonts w:ascii="BIZ UDPゴシック" w:cs="BIZ UDPゴシック" w:eastAsia="BIZ UDPゴシック" w:hAnsi="BIZ UDPゴシック"/>
-          <w:sz w:val="18"/>
-          <w:szCs w:val="18"/>
-        </w:rPr>
-        <w:t xml:space="preserve"/>
-      </w:r>
-    </w:p>
-    <w:p>
-      <w:pPr>
-        <w:spacing w:before="0" w:after="0"/>
-      </w:pPr>
-      <w:r>
-        <w:rPr>
-          <w:rFonts w:ascii="BIZ UDPゴシック" w:cs="BIZ UDPゴシック" w:eastAsia="BIZ UDPゴシック" w:hAnsi="BIZ UDPゴシック"/>
-          <w:sz w:val="18"/>
-          <w:szCs w:val="18"/>
-        </w:rPr>
-        <w:t xml:space="preserve"/>
-      </w:r>
-    </w:p>
-    <w:p>
-      <w:pPr>
-        <w:spacing w:before="0" w:after="0"/>
-      </w:pPr>
-      <w:r>
-        <w:rPr>
-          <w:rFonts w:ascii="BIZ UDPゴシック" w:cs="BIZ UDPゴシック" w:eastAsia="BIZ UDPゴシック" w:hAnsi="BIZ UDPゴシック"/>
-          <w:sz w:val="18"/>
-          <w:szCs w:val="18"/>
-        </w:rPr>
-        <w:t xml:space="preserve"/>
-      </w:r>
-    </w:p>
-    <w:p>
-      <w:pPr>
-        <w:spacing w:before="0" w:after="0"/>
-      </w:pPr>
-      <w:r>
-        <w:rPr>
-          <w:rFonts w:ascii="BIZ UDPゴシック" w:cs="BIZ UDPゴシック" w:eastAsia="BIZ UDPゴシック" w:hAnsi="BIZ UDPゴシック"/>
-          <w:sz w:val="18"/>
-          <w:szCs w:val="18"/>
-        </w:rPr>
-        <w:t xml:space="preserve"/>
-      </w:r>
-    </w:p>
-    <w:p>
-      <w:pPr>
-        <w:spacing w:before="0" w:after="0"/>
-      </w:pPr>
-      <w:r>
-        <w:rPr>
-          <w:rFonts w:ascii="BIZ UDPゴシック" w:cs="BIZ UDPゴシック" w:eastAsia="BIZ UDPゴシック" w:hAnsi="BIZ UDPゴシック"/>
-          <w:sz w:val="18"/>
-          <w:szCs w:val="18"/>
-        </w:rPr>
-        <w:t xml:space="preserve"/>
-      </w:r>
-    </w:p>
-    <w:p>
-      <w:pPr>
-        <w:spacing w:before="0" w:after="0"/>
-      </w:pPr>
-      <w:r>
-        <w:rPr>
-          <w:rFonts w:ascii="BIZ UDPゴシック" w:cs="BIZ UDPゴシック" w:eastAsia="BIZ UDPゴシック" w:hAnsi="BIZ UDPゴシック"/>
-          <w:sz w:val="18"/>
-          <w:szCs w:val="18"/>
-        </w:rPr>
-        <w:t xml:space="preserve"/>
-      </w:r>
-    </w:p>
-    <w:p>
-      <w:pPr>
-        <w:spacing w:before="0" w:after="0"/>
-      </w:pPr>
-      <w:r>
-        <w:rPr>
-          <w:rFonts w:ascii="BIZ UDPゴシック" w:cs="BIZ UDPゴシック" w:eastAsia="BIZ UDPゴシック" w:hAnsi="BIZ UDPゴシック"/>
-          <w:sz w:val="18"/>
-          <w:szCs w:val="18"/>
-        </w:rPr>
-        <w:t xml:space="preserve"/>
-      </w:r>
-    </w:p>
-    <w:p>
-      <w:pPr>
-        <w:spacing w:before="0" w:after="0"/>
-      </w:pPr>
-      <w:r>
-        <w:rPr>
-          <w:rFonts w:ascii="BIZ UDPゴシック" w:cs="BIZ UDPゴシック" w:eastAsia="BIZ UDPゴシック" w:hAnsi="BIZ UDPゴシック"/>
-          <w:sz w:val="18"/>
-          <w:szCs w:val="18"/>
-        </w:rPr>
-        <w:t xml:space="preserve"/>
-      </w:r>
-    </w:p>
-    <w:p>
-      <w:pPr>
-        <w:spacing w:before="0" w:after="0"/>
-      </w:pPr>
-      <w:r>
-        <w:rPr>
-          <w:rFonts w:ascii="BIZ UDPゴシック" w:cs="BIZ UDPゴシック" w:eastAsia="BIZ UDPゴシック" w:hAnsi="BIZ UDPゴシック"/>
-          <w:sz w:val="18"/>
-          <w:szCs w:val="18"/>
-        </w:rPr>
-        <w:t xml:space="preserve"/>
-      </w:r>
-    </w:p>
-    <w:p>
-      <w:pPr>
-        <w:spacing w:before="0" w:after="0"/>
-      </w:pPr>
-      <w:r>
-        <w:rPr>
-          <w:rFonts w:ascii="BIZ UDPゴシック" w:cs="BIZ UDPゴシック" w:eastAsia="BIZ UDPゴシック" w:hAnsi="BIZ UDPゴシック"/>
-          <w:sz w:val="18"/>
-          <w:szCs w:val="18"/>
-        </w:rPr>
-        <w:t xml:space="preserve"/>
-      </w:r>
-    </w:p>
-    <w:p>
-      <w:pPr>
-        <w:spacing w:before="0" w:after="0"/>
-      </w:pPr>
-      <w:r>
-        <w:rPr>
-          <w:rFonts w:ascii="BIZ UDPゴシック" w:cs="BIZ UDPゴシック" w:eastAsia="BIZ UDPゴシック" w:hAnsi="BIZ UDPゴシック"/>
-          <w:sz w:val="18"/>
-          <w:szCs w:val="18"/>
-        </w:rPr>
-        <w:t xml:space="preserve"/>
-      </w:r>
-    </w:p>
-    <w:p>
-      <w:pPr>
-        <w:spacing w:before="0" w:after="0"/>
-      </w:pPr>
-      <w:r>
-        <w:rPr>
-          <w:rFonts w:ascii="BIZ UDPゴシック" w:cs="BIZ UDPゴシック" w:eastAsia="BIZ UDPゴシック" w:hAnsi="BIZ UDPゴシック"/>
-          <w:sz w:val="18"/>
-          <w:szCs w:val="18"/>
-        </w:rPr>
-        <w:t xml:space="preserve"/>
-      </w:r>
-    </w:p>
-    <w:p>
-      <w:pPr>
-        <w:spacing w:before="0" w:after="0"/>
-      </w:pPr>
-      <w:r>
-        <w:rPr>
-          <w:rFonts w:ascii="BIZ UDPゴシック" w:cs="BIZ UDPゴシック" w:eastAsia="BIZ UDPゴシック" w:hAnsi="BIZ UDPゴシック"/>
-          <w:sz w:val="18"/>
-          <w:szCs w:val="18"/>
-        </w:rPr>
-        <w:t xml:space="preserve"/>
-      </w:r>
-    </w:p>
-    <w:p>
-      <w:pPr>
-        <w:spacing w:before="0" w:after="0"/>
-      </w:pPr>
-      <w:r>
-        <w:rPr>
-          <w:rFonts w:ascii="BIZ UDPゴシック" w:cs="BIZ UDPゴシック" w:eastAsia="BIZ UDPゴシック" w:hAnsi="BIZ UDPゴシック"/>
-          <w:sz w:val="18"/>
-          <w:szCs w:val="18"/>
-        </w:rPr>
-        <w:t xml:space="preserve"/>
-      </w:r>
-    </w:p>
-    <w:p>
-      <w:pPr>
-        <w:spacing w:before="0" w:after="80"/>
+        <w:spacing w:before="4800" w:after="80"/>
         <w:jc w:val="center"/>
       </w:pPr>
       <w:r>
@@ -286,150 +13,34 @@
           <w:b/>
           <w:bCs/>
           <w:color w:val="C8102E"/>
-          <w:sz w:val="56"/>
-          <w:szCs w:val="56"/>
+          <w:sz w:val="32"/>
+          <w:szCs w:val="32"/>
         </w:rPr>
-        <w:t xml:space="preserve">改　修　指　示　書</w:t>
+        <w:t xml:space="preserve">カスミ POS システム  改修指示書</w:t>
       </w:r>
     </w:p>
     <w:p>
       <w:pPr>
-        <w:spacing w:before="0" w:after="0"/>
+        <w:spacing w:before="80" w:after="0"/>
         <w:jc w:val="center"/>
       </w:pPr>
       <w:r>
         <w:rPr>
           <w:rFonts w:ascii="BIZ UDPゴシック" w:cs="BIZ UDPゴシック" w:eastAsia="BIZ UDPゴシック" w:hAnsi="BIZ UDPゴシック"/>
-          <w:sz w:val="28"/>
-          <w:szCs w:val="28"/>
+          <w:b/>
+          <w:bCs/>
+          <w:sz w:val="32"/>
+          <w:szCs w:val="32"/>
         </w:rPr>
-        <w:t xml:space="preserve">AWS Backup によるRDSバックアップ設定強化</w:t>
+        <w:t xml:space="preserve">2026/03/08  AWS Backup によるRDSバックアップ設定強化</w:t>
       </w:r>
     </w:p>
     <w:p>
       <w:pPr>
-        <w:spacing w:before="0" w:after="0"/>
+        <w:spacing w:before="2400" w:after="0"/>
       </w:pPr>
       <w:r>
         <w:rPr>
-          <w:rFonts w:ascii="BIZ UDPゴシック" w:cs="BIZ UDPゴシック" w:eastAsia="BIZ UDPゴシック" w:hAnsi="BIZ UDPゴシック"/>
-          <w:sz w:val="18"/>
-          <w:szCs w:val="18"/>
-        </w:rPr>
-        <w:t xml:space="preserve"/>
-      </w:r>
-    </w:p>
-    <w:p>
-      <w:pPr>
-        <w:spacing w:before="0" w:after="0"/>
-      </w:pPr>
-      <w:r>
-        <w:rPr>
-          <w:rFonts w:ascii="BIZ UDPゴシック" w:cs="BIZ UDPゴシック" w:eastAsia="BIZ UDPゴシック" w:hAnsi="BIZ UDPゴシック"/>
-          <w:sz w:val="18"/>
-          <w:szCs w:val="18"/>
-        </w:rPr>
-        <w:t xml:space="preserve"/>
-      </w:r>
-    </w:p>
-    <w:p>
-      <w:pPr>
-        <w:spacing w:before="0" w:after="0"/>
-      </w:pPr>
-      <w:r>
-        <w:rPr>
-          <w:rFonts w:ascii="BIZ UDPゴシック" w:cs="BIZ UDPゴシック" w:eastAsia="BIZ UDPゴシック" w:hAnsi="BIZ UDPゴシック"/>
-          <w:sz w:val="18"/>
-          <w:szCs w:val="18"/>
-        </w:rPr>
-        <w:t xml:space="preserve"/>
-      </w:r>
-    </w:p>
-    <w:p>
-      <w:pPr>
-        <w:spacing w:before="0" w:after="0"/>
-      </w:pPr>
-      <w:r>
-        <w:rPr>
-          <w:rFonts w:ascii="BIZ UDPゴシック" w:cs="BIZ UDPゴシック" w:eastAsia="BIZ UDPゴシック" w:hAnsi="BIZ UDPゴシック"/>
-          <w:sz w:val="18"/>
-          <w:szCs w:val="18"/>
-        </w:rPr>
-        <w:t xml:space="preserve"/>
-      </w:r>
-    </w:p>
-    <w:p>
-      <w:pPr>
-        <w:spacing w:before="0" w:after="0"/>
-      </w:pPr>
-      <w:r>
-        <w:rPr>
-          <w:rFonts w:ascii="BIZ UDPゴシック" w:cs="BIZ UDPゴシック" w:eastAsia="BIZ UDPゴシック" w:hAnsi="BIZ UDPゴシック"/>
-          <w:sz w:val="18"/>
-          <w:szCs w:val="18"/>
-        </w:rPr>
-        <w:t xml:space="preserve"/>
-      </w:r>
-    </w:p>
-    <w:p>
-      <w:pPr>
-        <w:spacing w:before="0" w:after="0"/>
-      </w:pPr>
-      <w:r>
-        <w:rPr>
-          <w:rFonts w:ascii="BIZ UDPゴシック" w:cs="BIZ UDPゴシック" w:eastAsia="BIZ UDPゴシック" w:hAnsi="BIZ UDPゴシック"/>
-          <w:sz w:val="18"/>
-          <w:szCs w:val="18"/>
-        </w:rPr>
-        <w:t xml:space="preserve"/>
-      </w:r>
-    </w:p>
-    <w:p>
-      <w:pPr>
-        <w:spacing w:before="0" w:after="0"/>
-      </w:pPr>
-      <w:r>
-        <w:rPr>
-          <w:rFonts w:ascii="BIZ UDPゴシック" w:cs="BIZ UDPゴシック" w:eastAsia="BIZ UDPゴシック" w:hAnsi="BIZ UDPゴシック"/>
-          <w:sz w:val="18"/>
-          <w:szCs w:val="18"/>
-        </w:rPr>
-        <w:t xml:space="preserve"/>
-      </w:r>
-    </w:p>
-    <w:p>
-      <w:pPr>
-        <w:spacing w:before="0" w:after="0"/>
-      </w:pPr>
-      <w:r>
-        <w:rPr>
-          <w:rFonts w:ascii="BIZ UDPゴシック" w:cs="BIZ UDPゴシック" w:eastAsia="BIZ UDPゴシック" w:hAnsi="BIZ UDPゴシック"/>
-          <w:sz w:val="18"/>
-          <w:szCs w:val="18"/>
-        </w:rPr>
-        <w:t xml:space="preserve"/>
-      </w:r>
-    </w:p>
-    <w:p>
-      <w:pPr>
-        <w:spacing w:before="0" w:after="0"/>
-      </w:pPr>
-      <w:r>
-        <w:rPr>
-          <w:rFonts w:ascii="BIZ UDPゴシック" w:cs="BIZ UDPゴシック" w:eastAsia="BIZ UDPゴシック" w:hAnsi="BIZ UDPゴシック"/>
-          <w:sz w:val="18"/>
-          <w:szCs w:val="18"/>
-        </w:rPr>
-        <w:t xml:space="preserve"/>
-      </w:r>
-    </w:p>
-    <w:p>
-      <w:pPr>
-        <w:spacing w:before="0" w:after="0"/>
-      </w:pPr>
-      <w:r>
-        <w:rPr>
-          <w:rFonts w:ascii="BIZ UDPゴシック" w:cs="BIZ UDPゴシック" w:eastAsia="BIZ UDPゴシック" w:hAnsi="BIZ UDPゴシック"/>
           <w:sz w:val="18"/>
           <w:szCs w:val="18"/>
         </w:rPr>
@@ -1059,39 +670,13 @@
     </w:tbl>
     <w:p>
       <w:pPr>
-        <w:spacing w:before="0" w:after="0"/>
-      </w:pPr>
-      <w:r>
-        <w:rPr>
-          <w:rFonts w:ascii="BIZ UDPゴシック" w:cs="BIZ UDPゴシック" w:eastAsia="BIZ UDPゴシック" w:hAnsi="BIZ UDPゴシック"/>
-          <w:sz w:val="18"/>
-          <w:szCs w:val="18"/>
-        </w:rPr>
-        <w:t xml:space="preserve"/>
-      </w:r>
-    </w:p>
-    <w:p>
-      <w:pPr>
-        <w:spacing w:before="0" w:after="0"/>
-      </w:pPr>
-      <w:r>
-        <w:rPr>
-          <w:rFonts w:ascii="BIZ UDPゴシック" w:cs="BIZ UDPゴシック" w:eastAsia="BIZ UDPゴシック" w:hAnsi="BIZ UDPゴシック"/>
-          <w:sz w:val="18"/>
-          <w:szCs w:val="18"/>
-        </w:rPr>
-        <w:t xml:space="preserve"/>
-      </w:r>
-    </w:p>
-    <w:p>
-      <w:pPr>
-        <w:spacing w:before="0" w:after="0"/>
+        <w:spacing w:before="1400" w:after="0"/>
         <w:jc w:val="center"/>
       </w:pPr>
       <w:r>
         <w:drawing>
           <wp:inline distT="0" distB="0" distL="0" distR="0">
-            <wp:extent cx="1143000" cy="571500"/>
+            <wp:extent cx="857250" cy="428625"/>
             <wp:effectExtent t="0" r="0" b="0" l="0"/>
             <wp:docPr id="1" name="" descr="" title=""/>
             <wp:cNvGraphicFramePr>
@@ -1116,7 +701,7 @@
                   <pic:spPr bwMode="auto">
                     <a:xfrm>
                       <a:off x="0" y="0"/>
-                      <a:ext cx="1143000" cy="571500"/>
+                      <a:ext cx="857250" cy="428625"/>
                     </a:xfrm>
                     <a:prstGeom prst="rect">
                       <a:avLst/>
@@ -1131,15 +716,7 @@
     </w:p>
     <w:p>
       <w:pPr>
-        <w:spacing w:before="0" w:after="0"/>
-      </w:pPr>
-      <w:r>
-        <w:br w:type="page"/>
-      </w:r>
-    </w:p>
-    <w:p>
-      <w:pPr>
-        <w:spacing w:before="0" w:after="80"/>
+        <w:pStyle w:val="Heading1"/>
       </w:pPr>
       <w:r>
         <w:rPr>
@@ -1149,7 +726,7 @@
           <w:sz w:val="24"/>
           <w:szCs w:val="24"/>
         </w:rPr>
-        <w:t xml:space="preserve">■ 改廃履歴</w:t>
+        <w:t xml:space="preserve">■改廃履歴</w:t>
       </w:r>
     </w:p>
     <w:tbl>
@@ -1570,7 +1147,7 @@
               <w:bottom w:val="single" w:color="CCCCCC" w:sz="4"/>
               <w:right w:val="single" w:color="CCCCCC" w:sz="4"/>
             </w:tcBorders>
-            <w:shd w:fill="F5F5F5" w:val="clear"/>
+            <w:shd w:fill="FFFFFF" w:val="clear"/>
             <w:tcMar>
               <w:top w:type="dxa" w:w="60"/>
               <w:left w:type="dxa" w:w="100"/>
@@ -1601,7 +1178,7 @@
               <w:bottom w:val="single" w:color="CCCCCC" w:sz="4"/>
               <w:right w:val="single" w:color="CCCCCC" w:sz="4"/>
             </w:tcBorders>
-            <w:shd w:fill="F5F5F5" w:val="clear"/>
+            <w:shd w:fill="FFFFFF" w:val="clear"/>
             <w:tcMar>
               <w:top w:type="dxa" w:w="60"/>
               <w:left w:type="dxa" w:w="100"/>
@@ -1632,7 +1209,7 @@
               <w:bottom w:val="single" w:color="CCCCCC" w:sz="4"/>
               <w:right w:val="single" w:color="CCCCCC" w:sz="4"/>
             </w:tcBorders>
-            <w:shd w:fill="F5F5F5" w:val="clear"/>
+            <w:shd w:fill="FFFFFF" w:val="clear"/>
             <w:tcMar>
               <w:top w:type="dxa" w:w="60"/>
               <w:left w:type="dxa" w:w="100"/>
@@ -1663,7 +1240,7 @@
               <w:bottom w:val="single" w:color="CCCCCC" w:sz="4"/>
               <w:right w:val="single" w:color="CCCCCC" w:sz="4"/>
             </w:tcBorders>
-            <w:shd w:fill="F5F5F5" w:val="clear"/>
+            <w:shd w:fill="FFFFFF" w:val="clear"/>
             <w:tcMar>
               <w:top w:type="dxa" w:w="60"/>
               <w:left w:type="dxa" w:w="100"/>
@@ -1681,20 +1258,12 @@
                 <w:sz w:val="18"/>
                 <w:szCs w:val="18"/>
               </w:rPr>
-              <w:t xml:space="preserve">（顧客承認後に記入）</w:t>
+              <w:t xml:space="preserve">（顧客承認時に設定）</w:t>
             </w:r>
           </w:p>
         </w:tc>
       </w:tr>
     </w:tbl>
-    <w:p>
-      <w:pPr>
-        <w:spacing w:before="0" w:after="0"/>
-      </w:pPr>
-      <w:r>
-        <w:br w:type="page"/>
-      </w:r>
-    </w:p>
     <w:p>
       <w:pPr>
         <w:pStyle w:val="Heading1"/>
@@ -1704,8 +1273,8 @@
           <w:rFonts w:ascii="BIZ UDPゴシック" w:cs="BIZ UDPゴシック" w:eastAsia="BIZ UDPゴシック" w:hAnsi="BIZ UDPゴシック"/>
           <w:b/>
           <w:bCs/>
-          <w:sz w:val="32"/>
-          <w:szCs w:val="32"/>
+          <w:sz w:val="24"/>
+          <w:szCs w:val="24"/>
         </w:rPr>
         <w:t xml:space="preserve">0. 実施判断のご確認（顧客向け）</w:t>
       </w:r>
@@ -1725,19 +1294,6 @@
     </w:p>
     <w:p>
       <w:pPr>
-        <w:spacing w:before="0" w:after="0"/>
-      </w:pPr>
-      <w:r>
-        <w:rPr>
-          <w:rFonts w:ascii="BIZ UDPゴシック" w:cs="BIZ UDPゴシック" w:eastAsia="BIZ UDPゴシック" w:hAnsi="BIZ UDPゴシック"/>
-          <w:sz w:val="18"/>
-          <w:szCs w:val="18"/>
-        </w:rPr>
-        <w:t xml:space="preserve"/>
-      </w:r>
-    </w:p>
-    <w:p>
-      <w:pPr>
         <w:pStyle w:val="Heading2"/>
       </w:pPr>
       <w:r>
@@ -1745,8 +1301,8 @@
           <w:rFonts w:ascii="BIZ UDPゴシック" w:cs="BIZ UDPゴシック" w:eastAsia="BIZ UDPゴシック" w:hAnsi="BIZ UDPゴシック"/>
           <w:b/>
           <w:bCs/>
-          <w:sz w:val="24"/>
-          <w:szCs w:val="24"/>
+          <w:sz w:val="18"/>
+          <w:szCs w:val="18"/>
         </w:rPr>
         <w:t xml:space="preserve">■ 現状リスクと改修効果</w:t>
       </w:r>
@@ -2359,19 +1915,6 @@
     </w:tbl>
     <w:p>
       <w:pPr>
-        <w:spacing w:before="0" w:after="0"/>
-      </w:pPr>
-      <w:r>
-        <w:rPr>
-          <w:rFonts w:ascii="BIZ UDPゴシック" w:cs="BIZ UDPゴシック" w:eastAsia="BIZ UDPゴシック" w:hAnsi="BIZ UDPゴシック"/>
-          <w:sz w:val="18"/>
-          <w:szCs w:val="18"/>
-        </w:rPr>
-        <w:t xml:space="preserve"/>
-      </w:r>
-    </w:p>
-    <w:p>
-      <w:pPr>
         <w:pStyle w:val="Heading2"/>
       </w:pPr>
       <w:r>
@@ -2379,8 +1922,8 @@
           <w:rFonts w:ascii="BIZ UDPゴシック" w:cs="BIZ UDPゴシック" w:eastAsia="BIZ UDPゴシック" w:hAnsi="BIZ UDPゴシック"/>
           <w:b/>
           <w:bCs/>
-          <w:sz w:val="24"/>
-          <w:szCs w:val="24"/>
+          <w:sz w:val="18"/>
+          <w:szCs w:val="18"/>
         </w:rPr>
         <w:t xml:space="preserve">■ 実施判断チェックリスト</w:t>
       </w:r>
@@ -2758,7 +2301,7 @@
                 <w:sz w:val="18"/>
                 <w:szCs w:val="18"/>
               </w:rPr>
-              <w:t xml:space="preserve">バックアップ保持期間を「毎時2日間＋日次7日間」に変更することを承認する</w:t>
+              <w:t xml:space="preserve">バックアップ保持期間を「毎時24時間＋日次7日間」に変更することを承認する</w:t>
             </w:r>
           </w:p>
         </w:tc>
@@ -2789,9 +2332,7 @@
                 <w:sz w:val="18"/>
                 <w:szCs w:val="18"/>
               </w:rPr>
-              <w:t xml:space="preserve">□ 承認
-□ 保留
-□ 否認</w:t>
+              <w:t xml:space="preserve">□ 承認  □ 保留  □ 否認</w:t>
             </w:r>
           </w:p>
         </w:tc>
@@ -2812,14 +2353,6 @@
     </w:p>
     <w:p>
       <w:pPr>
-        <w:spacing w:before="0" w:after="0"/>
-      </w:pPr>
-      <w:r>
-        <w:br w:type="page"/>
-      </w:r>
-    </w:p>
-    <w:p>
-      <w:pPr>
         <w:pStyle w:val="Heading1"/>
       </w:pPr>
       <w:r>
@@ -2827,8 +2360,8 @@
           <w:rFonts w:ascii="BIZ UDPゴシック" w:cs="BIZ UDPゴシック" w:eastAsia="BIZ UDPゴシック" w:hAnsi="BIZ UDPゴシック"/>
           <w:b/>
           <w:bCs/>
-          <w:sz w:val="32"/>
-          <w:szCs w:val="32"/>
+          <w:sz w:val="24"/>
+          <w:szCs w:val="24"/>
         </w:rPr>
         <w:t xml:space="preserve">1. 概要・背景</w:t>
       </w:r>
@@ -2848,19 +2381,6 @@
     </w:p>
     <w:p>
       <w:pPr>
-        <w:spacing w:before="0" w:after="0"/>
-      </w:pPr>
-      <w:r>
-        <w:rPr>
-          <w:rFonts w:ascii="BIZ UDPゴシック" w:cs="BIZ UDPゴシック" w:eastAsia="BIZ UDPゴシック" w:hAnsi="BIZ UDPゴシック"/>
-          <w:sz w:val="18"/>
-          <w:szCs w:val="18"/>
-        </w:rPr>
-        <w:t xml:space="preserve"/>
-      </w:r>
-    </w:p>
-    <w:p>
-      <w:pPr>
         <w:pStyle w:val="Heading2"/>
       </w:pPr>
       <w:r>
@@ -2868,8 +2388,8 @@
           <w:rFonts w:ascii="BIZ UDPゴシック" w:cs="BIZ UDPゴシック" w:eastAsia="BIZ UDPゴシック" w:hAnsi="BIZ UDPゴシック"/>
           <w:b/>
           <w:bCs/>
-          <w:sz w:val="24"/>
-          <w:szCs w:val="24"/>
+          <w:sz w:val="18"/>
+          <w:szCs w:val="18"/>
         </w:rPr>
         <w:t xml:space="preserve">■ 改修一覧</w:t>
       </w:r>
@@ -3376,19 +2896,6 @@
     </w:tbl>
     <w:p>
       <w:pPr>
-        <w:spacing w:before="0" w:after="0"/>
-      </w:pPr>
-      <w:r>
-        <w:rPr>
-          <w:rFonts w:ascii="BIZ UDPゴシック" w:cs="BIZ UDPゴシック" w:eastAsia="BIZ UDPゴシック" w:hAnsi="BIZ UDPゴシック"/>
-          <w:sz w:val="18"/>
-          <w:szCs w:val="18"/>
-        </w:rPr>
-        <w:t xml:space="preserve"/>
-      </w:r>
-    </w:p>
-    <w:p>
-      <w:pPr>
         <w:pStyle w:val="Heading2"/>
       </w:pPr>
       <w:r>
@@ -3396,8 +2903,8 @@
           <w:rFonts w:ascii="BIZ UDPゴシック" w:cs="BIZ UDPゴシック" w:eastAsia="BIZ UDPゴシック" w:hAnsi="BIZ UDPゴシック"/>
           <w:b/>
           <w:bCs/>
-          <w:sz w:val="24"/>
-          <w:szCs w:val="24"/>
+          <w:sz w:val="18"/>
+          <w:szCs w:val="18"/>
         </w:rPr>
         <w:t xml:space="preserve">■ 現状設定</w:t>
       </w:r>
@@ -3823,19 +3330,6 @@
     </w:tbl>
     <w:p>
       <w:pPr>
-        <w:spacing w:before="0" w:after="0"/>
-      </w:pPr>
-      <w:r>
-        <w:rPr>
-          <w:rFonts w:ascii="BIZ UDPゴシック" w:cs="BIZ UDPゴシック" w:eastAsia="BIZ UDPゴシック" w:hAnsi="BIZ UDPゴシック"/>
-          <w:sz w:val="18"/>
-          <w:szCs w:val="18"/>
-        </w:rPr>
-        <w:t xml:space="preserve"/>
-      </w:r>
-    </w:p>
-    <w:p>
-      <w:pPr>
         <w:pStyle w:val="Heading2"/>
       </w:pPr>
       <w:r>
@@ -3843,8 +3337,8 @@
           <w:rFonts w:ascii="BIZ UDPゴシック" w:cs="BIZ UDPゴシック" w:eastAsia="BIZ UDPゴシック" w:hAnsi="BIZ UDPゴシック"/>
           <w:b/>
           <w:bCs/>
-          <w:sz w:val="24"/>
-          <w:szCs w:val="24"/>
+          <w:sz w:val="18"/>
+          <w:szCs w:val="18"/>
         </w:rPr>
         <w:t xml:space="preserve">■ バックアップ体系まとめ（変更後）</w:t>
       </w:r>
@@ -3900,15 +3394,7 @@
           <w:sz w:val="18"/>
           <w:szCs w:val="18"/>
         </w:rPr>
-        <w:t xml:space="preserve">【復元可能範囲】過去7日間の日次スナップショット＋直近24時間の毎時スナップショット → 直近7日間の任意の時刻に近い状態へ復元可能</w:t>
-      </w:r>
-    </w:p>
-    <w:p>
-      <w:pPr>
-        <w:spacing w:before="0" w:after="0"/>
-      </w:pPr>
-      <w:r>
-        <w:br w:type="page"/>
+        <w:t xml:space="preserve">【復元可能範囲】過去7日間の日次スナップショット＋直近24時間の毎時スナップショット</w:t>
       </w:r>
     </w:p>
     <w:p>
@@ -3920,23 +3406,10 @@
           <w:rFonts w:ascii="BIZ UDPゴシック" w:cs="BIZ UDPゴシック" w:eastAsia="BIZ UDPゴシック" w:hAnsi="BIZ UDPゴシック"/>
           <w:b/>
           <w:bCs/>
-          <w:sz w:val="32"/>
-          <w:szCs w:val="32"/>
+          <w:sz w:val="24"/>
+          <w:szCs w:val="24"/>
         </w:rPr>
         <w:t xml:space="preserve">No.1  AWS Backup プラン①（毎時）作成</w:t>
-      </w:r>
-    </w:p>
-    <w:p>
-      <w:pPr>
-        <w:spacing w:before="0" w:after="0"/>
-      </w:pPr>
-      <w:r>
-        <w:rPr>
-          <w:rFonts w:ascii="BIZ UDPゴシック" w:cs="BIZ UDPゴシック" w:eastAsia="BIZ UDPゴシック" w:hAnsi="BIZ UDPゴシック"/>
-          <w:sz w:val="18"/>
-          <w:szCs w:val="18"/>
-        </w:rPr>
-        <w:t xml:space="preserve"/>
       </w:r>
     </w:p>
     <w:p>
@@ -3948,8 +3421,8 @@
           <w:rFonts w:ascii="BIZ UDPゴシック" w:cs="BIZ UDPゴシック" w:eastAsia="BIZ UDPゴシック" w:hAnsi="BIZ UDPゴシック"/>
           <w:b/>
           <w:bCs/>
-          <w:sz w:val="24"/>
-          <w:szCs w:val="24"/>
+          <w:sz w:val="18"/>
+          <w:szCs w:val="18"/>
         </w:rPr>
         <w:t xml:space="preserve">■ 対象ファイル</w:t>
       </w:r>
@@ -4107,19 +3580,6 @@
     </w:tbl>
     <w:p>
       <w:pPr>
-        <w:spacing w:before="0" w:after="0"/>
-      </w:pPr>
-      <w:r>
-        <w:rPr>
-          <w:rFonts w:ascii="BIZ UDPゴシック" w:cs="BIZ UDPゴシック" w:eastAsia="BIZ UDPゴシック" w:hAnsi="BIZ UDPゴシック"/>
-          <w:sz w:val="18"/>
-          <w:szCs w:val="18"/>
-        </w:rPr>
-        <w:t xml:space="preserve"/>
-      </w:r>
-    </w:p>
-    <w:p>
-      <w:pPr>
         <w:pStyle w:val="Heading2"/>
       </w:pPr>
       <w:r>
@@ -4127,8 +3587,8 @@
           <w:rFonts w:ascii="BIZ UDPゴシック" w:cs="BIZ UDPゴシック" w:eastAsia="BIZ UDPゴシック" w:hAnsi="BIZ UDPゴシック"/>
           <w:b/>
           <w:bCs/>
-          <w:sz w:val="24"/>
-          <w:szCs w:val="24"/>
+          <w:sz w:val="18"/>
+          <w:szCs w:val="18"/>
         </w:rPr>
         <w:t xml:space="preserve">■ 改修内容</w:t>
       </w:r>
@@ -4225,19 +3685,6 @@
     </w:p>
     <w:p>
       <w:pPr>
-        <w:spacing w:before="0" w:after="0"/>
-      </w:pPr>
-      <w:r>
-        <w:rPr>
-          <w:rFonts w:ascii="BIZ UDPゴシック" w:cs="BIZ UDPゴシック" w:eastAsia="BIZ UDPゴシック" w:hAnsi="BIZ UDPゴシック"/>
-          <w:sz w:val="18"/>
-          <w:szCs w:val="18"/>
-        </w:rPr>
-        <w:t xml:space="preserve"/>
-      </w:r>
-    </w:p>
-    <w:p>
-      <w:pPr>
         <w:pStyle w:val="Heading2"/>
       </w:pPr>
       <w:r>
@@ -4245,8 +3692,8 @@
           <w:rFonts w:ascii="BIZ UDPゴシック" w:cs="BIZ UDPゴシック" w:eastAsia="BIZ UDPゴシック" w:hAnsi="BIZ UDPゴシック"/>
           <w:b/>
           <w:bCs/>
-          <w:sz w:val="24"/>
-          <w:szCs w:val="24"/>
+          <w:sz w:val="18"/>
+          <w:szCs w:val="18"/>
         </w:rPr>
         <w:t xml:space="preserve">■ コード差分</w:t>
       </w:r>
@@ -4521,19 +3968,6 @@
     </w:tbl>
     <w:p>
       <w:pPr>
-        <w:spacing w:before="0" w:after="0"/>
-      </w:pPr>
-      <w:r>
-        <w:rPr>
-          <w:rFonts w:ascii="BIZ UDPゴシック" w:cs="BIZ UDPゴシック" w:eastAsia="BIZ UDPゴシック" w:hAnsi="BIZ UDPゴシック"/>
-          <w:sz w:val="18"/>
-          <w:szCs w:val="18"/>
-        </w:rPr>
-        <w:t xml:space="preserve"/>
-      </w:r>
-    </w:p>
-    <w:p>
-      <w:pPr>
         <w:pStyle w:val="Heading2"/>
       </w:pPr>
       <w:r>
@@ -4541,8 +3975,8 @@
           <w:rFonts w:ascii="BIZ UDPゴシック" w:cs="BIZ UDPゴシック" w:eastAsia="BIZ UDPゴシック" w:hAnsi="BIZ UDPゴシック"/>
           <w:b/>
           <w:bCs/>
-          <w:sz w:val="24"/>
-          <w:szCs w:val="24"/>
+          <w:sz w:val="18"/>
+          <w:szCs w:val="18"/>
         </w:rPr>
         <w:t xml:space="preserve">■ テスト手順・報告</w:t>
       </w:r>
@@ -5033,14 +4467,6 @@
     </w:p>
     <w:p>
       <w:pPr>
-        <w:spacing w:before="0" w:after="0"/>
-      </w:pPr>
-      <w:r>
-        <w:br w:type="page"/>
-      </w:r>
-    </w:p>
-    <w:p>
-      <w:pPr>
         <w:pStyle w:val="Heading1"/>
       </w:pPr>
       <w:r>
@@ -5048,23 +4474,10 @@
           <w:rFonts w:ascii="BIZ UDPゴシック" w:cs="BIZ UDPゴシック" w:eastAsia="BIZ UDPゴシック" w:hAnsi="BIZ UDPゴシック"/>
           <w:b/>
           <w:bCs/>
-          <w:sz w:val="32"/>
-          <w:szCs w:val="32"/>
+          <w:sz w:val="24"/>
+          <w:szCs w:val="24"/>
         </w:rPr>
         <w:t xml:space="preserve">No.2  AWS Backup プラン②（日次）作成</w:t>
-      </w:r>
-    </w:p>
-    <w:p>
-      <w:pPr>
-        <w:spacing w:before="0" w:after="0"/>
-      </w:pPr>
-      <w:r>
-        <w:rPr>
-          <w:rFonts w:ascii="BIZ UDPゴシック" w:cs="BIZ UDPゴシック" w:eastAsia="BIZ UDPゴシック" w:hAnsi="BIZ UDPゴシック"/>
-          <w:sz w:val="18"/>
-          <w:szCs w:val="18"/>
-        </w:rPr>
-        <w:t xml:space="preserve"/>
       </w:r>
     </w:p>
     <w:p>
@@ -5076,8 +4489,8 @@
           <w:rFonts w:ascii="BIZ UDPゴシック" w:cs="BIZ UDPゴシック" w:eastAsia="BIZ UDPゴシック" w:hAnsi="BIZ UDPゴシック"/>
           <w:b/>
           <w:bCs/>
-          <w:sz w:val="24"/>
-          <w:szCs w:val="24"/>
+          <w:sz w:val="18"/>
+          <w:szCs w:val="18"/>
         </w:rPr>
         <w:t xml:space="preserve">■ 対象ファイル</w:t>
       </w:r>
@@ -5235,19 +4648,6 @@
     </w:tbl>
     <w:p>
       <w:pPr>
-        <w:spacing w:before="0" w:after="0"/>
-      </w:pPr>
-      <w:r>
-        <w:rPr>
-          <w:rFonts w:ascii="BIZ UDPゴシック" w:cs="BIZ UDPゴシック" w:eastAsia="BIZ UDPゴシック" w:hAnsi="BIZ UDPゴシック"/>
-          <w:sz w:val="18"/>
-          <w:szCs w:val="18"/>
-        </w:rPr>
-        <w:t xml:space="preserve"/>
-      </w:r>
-    </w:p>
-    <w:p>
-      <w:pPr>
         <w:pStyle w:val="Heading2"/>
       </w:pPr>
       <w:r>
@@ -5255,8 +4655,8 @@
           <w:rFonts w:ascii="BIZ UDPゴシック" w:cs="BIZ UDPゴシック" w:eastAsia="BIZ UDPゴシック" w:hAnsi="BIZ UDPゴシック"/>
           <w:b/>
           <w:bCs/>
-          <w:sz w:val="24"/>
-          <w:szCs w:val="24"/>
+          <w:sz w:val="18"/>
+          <w:szCs w:val="18"/>
         </w:rPr>
         <w:t xml:space="preserve">■ 改修内容</w:t>
       </w:r>
@@ -5335,19 +4735,6 @@
     </w:p>
     <w:p>
       <w:pPr>
-        <w:spacing w:before="0" w:after="0"/>
-      </w:pPr>
-      <w:r>
-        <w:rPr>
-          <w:rFonts w:ascii="BIZ UDPゴシック" w:cs="BIZ UDPゴシック" w:eastAsia="BIZ UDPゴシック" w:hAnsi="BIZ UDPゴシック"/>
-          <w:sz w:val="18"/>
-          <w:szCs w:val="18"/>
-        </w:rPr>
-        <w:t xml:space="preserve"/>
-      </w:r>
-    </w:p>
-    <w:p>
-      <w:pPr>
         <w:pStyle w:val="Heading2"/>
       </w:pPr>
       <w:r>
@@ -5355,8 +4742,8 @@
           <w:rFonts w:ascii="BIZ UDPゴシック" w:cs="BIZ UDPゴシック" w:eastAsia="BIZ UDPゴシック" w:hAnsi="BIZ UDPゴシック"/>
           <w:b/>
           <w:bCs/>
-          <w:sz w:val="24"/>
-          <w:szCs w:val="24"/>
+          <w:sz w:val="18"/>
+          <w:szCs w:val="18"/>
         </w:rPr>
         <w:t xml:space="preserve">■ コード差分</w:t>
       </w:r>
@@ -5670,19 +5057,6 @@
     </w:tbl>
     <w:p>
       <w:pPr>
-        <w:spacing w:before="0" w:after="0"/>
-      </w:pPr>
-      <w:r>
-        <w:rPr>
-          <w:rFonts w:ascii="BIZ UDPゴシック" w:cs="BIZ UDPゴシック" w:eastAsia="BIZ UDPゴシック" w:hAnsi="BIZ UDPゴシック"/>
-          <w:sz w:val="18"/>
-          <w:szCs w:val="18"/>
-        </w:rPr>
-        <w:t xml:space="preserve"/>
-      </w:r>
-    </w:p>
-    <w:p>
-      <w:pPr>
         <w:pStyle w:val="Heading2"/>
       </w:pPr>
       <w:r>
@@ -5690,8 +5064,8 @@
           <w:rFonts w:ascii="BIZ UDPゴシック" w:cs="BIZ UDPゴシック" w:eastAsia="BIZ UDPゴシック" w:hAnsi="BIZ UDPゴシック"/>
           <w:b/>
           <w:bCs/>
-          <w:sz w:val="24"/>
-          <w:szCs w:val="24"/>
+          <w:sz w:val="18"/>
+          <w:szCs w:val="18"/>
         </w:rPr>
         <w:t xml:space="preserve">■ テスト手順・報告</w:t>
       </w:r>
@@ -6208,14 +5582,6 @@
     </w:p>
     <w:p>
       <w:pPr>
-        <w:spacing w:before="0" w:after="0"/>
-      </w:pPr>
-      <w:r>
-        <w:br w:type="page"/>
-      </w:r>
-    </w:p>
-    <w:p>
-      <w:pPr>
         <w:pStyle w:val="Heading1"/>
       </w:pPr>
       <w:r>
@@ -6223,8 +5589,8 @@
           <w:rFonts w:ascii="BIZ UDPゴシック" w:cs="BIZ UDPゴシック" w:eastAsia="BIZ UDPゴシック" w:hAnsi="BIZ UDPゴシック"/>
           <w:b/>
           <w:bCs/>
-          <w:sz w:val="32"/>
-          <w:szCs w:val="32"/>
+          <w:sz w:val="24"/>
+          <w:szCs w:val="24"/>
         </w:rPr>
         <w:t xml:space="preserve">2. 影響範囲</w:t>
       </w:r>
@@ -6583,19 +5949,6 @@
     </w:tbl>
     <w:p>
       <w:pPr>
-        <w:spacing w:before="0" w:after="0"/>
-      </w:pPr>
-      <w:r>
-        <w:rPr>
-          <w:rFonts w:ascii="BIZ UDPゴシック" w:cs="BIZ UDPゴシック" w:eastAsia="BIZ UDPゴシック" w:hAnsi="BIZ UDPゴシック"/>
-          <w:sz w:val="18"/>
-          <w:szCs w:val="18"/>
-        </w:rPr>
-        <w:t xml:space="preserve"/>
-      </w:r>
-    </w:p>
-    <w:p>
-      <w:pPr>
         <w:pStyle w:val="Heading2"/>
       </w:pPr>
       <w:r>
@@ -6603,8 +5956,8 @@
           <w:rFonts w:ascii="BIZ UDPゴシック" w:cs="BIZ UDPゴシック" w:eastAsia="BIZ UDPゴシック" w:hAnsi="BIZ UDPゴシック"/>
           <w:b/>
           <w:bCs/>
-          <w:sz w:val="24"/>
-          <w:szCs w:val="24"/>
+          <w:sz w:val="18"/>
+          <w:szCs w:val="18"/>
         </w:rPr>
         <w:t xml:space="preserve">■ 切り戻しコマンド（CloudShell）</w:t>
       </w:r>
@@ -6668,7 +6021,7 @@
                 <w:sz w:val="18"/>
                 <w:szCs w:val="18"/>
               </w:rPr>
-              <w:t xml:space="preserve"/>
+              <w:t xml:space="preserve">PLAN_H=$(aws backup list-backup-plans --region $REGION \</w:t>
             </w:r>
           </w:p>
           <w:p>
@@ -6681,7 +6034,7 @@
                 <w:sz w:val="18"/>
                 <w:szCs w:val="18"/>
               </w:rPr>
-              <w:t xml:space="preserve"># プラン ID を取得</w:t>
+              <w:t xml:space="preserve">  --query "BackupPlansList[?BackupPlanName=='ksm-posprd-rds-hourly'].BackupPlanId" --output text)</w:t>
             </w:r>
           </w:p>
           <w:p>
@@ -6694,7 +6047,7 @@
                 <w:sz w:val="18"/>
                 <w:szCs w:val="18"/>
               </w:rPr>
-              <w:t xml:space="preserve">PLAN_H=$(aws backup list-backup-plans --region $REGION \</w:t>
+              <w:t xml:space="preserve">PLAN_D=$(aws backup list-backup-plans --region $REGION \</w:t>
             </w:r>
           </w:p>
           <w:p>
@@ -6707,7 +6060,7 @@
                 <w:sz w:val="18"/>
                 <w:szCs w:val="18"/>
               </w:rPr>
-              <w:t xml:space="preserve">  --query "BackupPlansList[?BackupPlanName=='ksm-posprd-rds-hourly'].BackupPlanId" --output text)</w:t>
+              <w:t xml:space="preserve">  --query "BackupPlansList[?BackupPlanName=='ksm-posprd-rds-daily'].BackupPlanId" --output text)</w:t>
             </w:r>
           </w:p>
           <w:p>
@@ -6720,7 +6073,7 @@
                 <w:sz w:val="18"/>
                 <w:szCs w:val="18"/>
               </w:rPr>
-              <w:t xml:space="preserve">PLAN_D=$(aws backup list-backup-plans --region $REGION \</w:t>
+              <w:t xml:space="preserve">aws backup delete-backup-plan --region $REGION --backup-plan-id $PLAN_H</w:t>
             </w:r>
           </w:p>
           <w:p>
@@ -6733,77 +6086,12 @@
                 <w:sz w:val="18"/>
                 <w:szCs w:val="18"/>
               </w:rPr>
-              <w:t xml:space="preserve">  --query "BackupPlansList[?BackupPlanName=='ksm-posprd-rds-daily'].BackupPlanId" --output text)</w:t>
-            </w:r>
-          </w:p>
-          <w:p>
-            <w:pPr>
-              <w:spacing w:before="0" w:after="0"/>
-            </w:pPr>
-            <w:r>
-              <w:rPr>
-                <w:rFonts w:ascii="Consolas" w:cs="Consolas" w:eastAsia="Consolas" w:hAnsi="Consolas"/>
-                <w:sz w:val="18"/>
-                <w:szCs w:val="18"/>
-              </w:rPr>
-              <w:t xml:space="preserve"/>
-            </w:r>
-          </w:p>
-          <w:p>
-            <w:pPr>
-              <w:spacing w:before="0" w:after="0"/>
-            </w:pPr>
-            <w:r>
-              <w:rPr>
-                <w:rFonts w:ascii="Consolas" w:cs="Consolas" w:eastAsia="Consolas" w:hAnsi="Consolas"/>
-                <w:sz w:val="18"/>
-                <w:szCs w:val="18"/>
-              </w:rPr>
-              <w:t xml:space="preserve"># バックアッププランを削除</w:t>
-            </w:r>
-          </w:p>
-          <w:p>
-            <w:pPr>
-              <w:spacing w:before="0" w:after="0"/>
-            </w:pPr>
-            <w:r>
-              <w:rPr>
-                <w:rFonts w:ascii="Consolas" w:cs="Consolas" w:eastAsia="Consolas" w:hAnsi="Consolas"/>
-                <w:sz w:val="18"/>
-                <w:szCs w:val="18"/>
-              </w:rPr>
-              <w:t xml:space="preserve">aws backup delete-backup-plan --region $REGION --backup-plan-id $PLAN_H</w:t>
-            </w:r>
-          </w:p>
-          <w:p>
-            <w:pPr>
-              <w:spacing w:before="0" w:after="0"/>
-            </w:pPr>
-            <w:r>
-              <w:rPr>
-                <w:rFonts w:ascii="Consolas" w:cs="Consolas" w:eastAsia="Consolas" w:hAnsi="Consolas"/>
-                <w:sz w:val="18"/>
-                <w:szCs w:val="18"/>
-              </w:rPr>
               <w:t xml:space="preserve">aws backup delete-backup-plan --region $REGION --backup-plan-id $PLAN_D</w:t>
             </w:r>
           </w:p>
         </w:tc>
       </w:tr>
     </w:tbl>
-    <w:p>
-      <w:pPr>
-        <w:spacing w:before="0" w:after="0"/>
-      </w:pPr>
-      <w:r>
-        <w:rPr>
-          <w:rFonts w:ascii="BIZ UDPゴシック" w:cs="BIZ UDPゴシック" w:eastAsia="BIZ UDPゴシック" w:hAnsi="BIZ UDPゴシック"/>
-          <w:sz w:val="18"/>
-          <w:szCs w:val="18"/>
-        </w:rPr>
-        <w:t xml:space="preserve"/>
-      </w:r>
-    </w:p>
     <w:p>
       <w:pPr>
         <w:pStyle w:val="Heading1"/>
@@ -6813,8 +6101,8 @@
           <w:rFonts w:ascii="BIZ UDPゴシック" w:cs="BIZ UDPゴシック" w:eastAsia="BIZ UDPゴシック" w:hAnsi="BIZ UDPゴシック"/>
           <w:b/>
           <w:bCs/>
-          <w:sz w:val="32"/>
-          <w:szCs w:val="32"/>
+          <w:sz w:val="24"/>
+          <w:szCs w:val="24"/>
         </w:rPr>
         <w:t xml:space="preserve">3. 報告方法</w:t>
       </w:r>
@@ -6908,16 +6196,7 @@
       </w:rPr>
       <w:t xml:space="preserve">Luvina Software JSC.  |  Confidential  |  p.</w:t>
     </w:r>
-    <w:fldSimple w:instr="PAGE">
-      <w:r>
-        <w:rPr>
-          <w:rFonts w:ascii="BIZ UDPゴシック" w:cs="BIZ UDPゴシック" w:eastAsia="BIZ UDPゴシック" w:hAnsi="BIZ UDPゴシック"/>
-          <w:color w:val="666666"/>
-          <w:sz w:val="16"/>
-          <w:szCs w:val="16"/>
-        </w:rPr>
-      </w:r>
-    </w:fldSimple>
+    <w:fldSimple w:instr="PAGE"/>
   </w:p>
 </w:ftr>
 </file>
@@ -6967,7 +6246,7 @@
         <w:bottom w:val="single" w:color="C8102E" w:sz="8" w:space="4"/>
       </w:pBdr>
       <w:tabs>
-        <w:tab w:val="right" w:pos="9026"/>
+        <w:tab w:val="right" w:pos="8504"/>
       </w:tabs>
       <w:spacing w:after="100"/>
     </w:pPr>
@@ -7260,25 +6539,12 @@
     <w:next w:val="Normal"/>
     <w:qFormat/>
     <w:pPr>
-      <w:spacing w:before="240" w:after="120"/>
+      <w:pageBreakBefore/>
+      <w:pBdr>
+        <w:bottom w:val="single" w:color="E8A0A8" w:sz="2" w:space="4"/>
+      </w:pBdr>
+      <w:spacing w:before="0" w:after="120"/>
       <w:outlineLvl w:val="0"/>
-    </w:pPr>
-    <w:rPr>
-      <w:rFonts w:ascii="BIZ UDPゴシック" w:cs="BIZ UDPゴシック" w:eastAsia="BIZ UDPゴシック" w:hAnsi="BIZ UDPゴシック"/>
-      <w:b/>
-      <w:bCs/>
-      <w:sz w:val="32"/>
-      <w:szCs w:val="32"/>
-    </w:rPr>
-  </w:style>
-  <w:style w:type="paragraph" w:styleId="Heading2">
-    <w:name w:val="Heading 2"/>
-    <w:basedOn w:val="Normal"/>
-    <w:next w:val="Normal"/>
-    <w:qFormat/>
-    <w:pPr>
-      <w:spacing w:before="180" w:after="80"/>
-      <w:outlineLvl w:val="1"/>
     </w:pPr>
     <w:rPr>
       <w:rFonts w:ascii="BIZ UDPゴシック" w:cs="BIZ UDPゴシック" w:eastAsia="BIZ UDPゴシック" w:hAnsi="BIZ UDPゴシック"/>
@@ -7288,5 +6554,22 @@
       <w:szCs w:val="24"/>
     </w:rPr>
   </w:style>
+  <w:style w:type="paragraph" w:styleId="Heading2">
+    <w:name w:val="Heading 2"/>
+    <w:basedOn w:val="Normal"/>
+    <w:next w:val="Normal"/>
+    <w:qFormat/>
+    <w:pPr>
+      <w:spacing w:before="160" w:after="60"/>
+      <w:outlineLvl w:val="1"/>
+    </w:pPr>
+    <w:rPr>
+      <w:rFonts w:ascii="BIZ UDPゴシック" w:cs="BIZ UDPゴシック" w:eastAsia="BIZ UDPゴシック" w:hAnsi="BIZ UDPゴシック"/>
+      <w:b/>
+      <w:bCs/>
+      <w:sz w:val="18"/>
+      <w:szCs w:val="18"/>
+    </w:rPr>
+  </w:style>
 </w:styles>
 </file>
--- a/40_AWS/04_修正依頼/20260308_MYSQLバックアップ設定.docx
+++ b/40_AWS/04_修正依頼/20260308_MYSQLバックアップ設定.docx
@@ -12,7 +12,6 @@
           <w:rFonts w:ascii="BIZ UDPゴシック" w:cs="BIZ UDPゴシック" w:eastAsia="BIZ UDPゴシック" w:hAnsi="BIZ UDPゴシック"/>
           <w:b/>
           <w:bCs/>
-          <w:color w:val="C8102E"/>
           <w:sz w:val="32"/>
           <w:szCs w:val="32"/>
         </w:rPr>
@@ -670,7 +669,7 @@
     </w:tbl>
     <w:p>
       <w:pPr>
-        <w:spacing w:before="1400" w:after="0"/>
+        <w:spacing w:before="600" w:after="0"/>
         <w:jc w:val="center"/>
       </w:pPr>
       <w:r>
@@ -907,7 +906,7 @@
                 <w:sz w:val="18"/>
                 <w:szCs w:val="18"/>
               </w:rPr>
-              <w:t xml:space="preserve">1.0</w:t>
+              <w:t xml:space="preserve">0.1</w:t>
             </w:r>
           </w:p>
         </w:tc>
@@ -1036,7 +1035,7 @@
                 <w:sz w:val="18"/>
                 <w:szCs w:val="18"/>
               </w:rPr>
-              <w:t xml:space="preserve">1.1</w:t>
+              <w:t xml:space="preserve">0.2</w:t>
             </w:r>
           </w:p>
         </w:tc>

--- a/40_AWS/04_修正依頼/20260308_MYSQLバックアップ設定.docx
+++ b/40_AWS/04_修正依頼/20260308_MYSQLバックアップ設定.docx
@@ -36,7 +36,7 @@
     </w:p>
     <w:p>
       <w:pPr>
-        <w:spacing w:before="2400" w:after="0"/>
+        <w:spacing w:before="1200" w:after="0"/>
       </w:pPr>
       <w:r>
         <w:rPr>
@@ -527,7 +527,7 @@
                 <w:sz w:val="18"/>
                 <w:szCs w:val="18"/>
               </w:rPr>
-              <w:t xml:space="preserve">1.1</w:t>
+              <w:t xml:space="preserve">0.1</w:t>
             </w:r>
           </w:p>
         </w:tc>
@@ -669,7 +669,7 @@
     </w:tbl>
     <w:p>
       <w:pPr>
-        <w:spacing w:before="600" w:after="0"/>
+        <w:spacing w:before="1400" w:after="0"/>
         <w:jc w:val="center"/>
       </w:pPr>
       <w:r>
@@ -1000,135 +1000,6 @@
                 <w:szCs w:val="18"/>
               </w:rPr>
               <w:t xml:space="preserve">初版作成</w:t>
-            </w:r>
-          </w:p>
-        </w:tc>
-      </w:tr>
-      <w:tr>
-        <w:trPr>
-          <w:cantSplit/>
-        </w:trPr>
-        <w:tc>
-          <w:tcPr>
-            <w:tcW w:type="dxa" w:w="756"/>
-            <w:tcBorders>
-              <w:top w:val="single" w:color="CCCCCC" w:sz="4"/>
-              <w:left w:val="single" w:color="CCCCCC" w:sz="4"/>
-              <w:bottom w:val="single" w:color="CCCCCC" w:sz="4"/>
-              <w:right w:val="single" w:color="CCCCCC" w:sz="4"/>
-            </w:tcBorders>
-            <w:shd w:fill="FFFFFF" w:val="clear"/>
-            <w:tcMar>
-              <w:top w:type="dxa" w:w="60"/>
-              <w:left w:type="dxa" w:w="100"/>
-              <w:bottom w:type="dxa" w:w="60"/>
-              <w:right w:type="dxa" w:w="100"/>
-            </w:tcMar>
-          </w:tcPr>
-          <w:p>
-            <w:r>
-              <w:rPr>
-                <w:rFonts w:ascii="BIZ UDPゴシック" w:cs="BIZ UDPゴシック" w:eastAsia="BIZ UDPゴシック" w:hAnsi="BIZ UDPゴシック"/>
-                <w:b w:val="false"/>
-                <w:bCs w:val="false"/>
-                <w:color w:val="000000"/>
-                <w:sz w:val="18"/>
-                <w:szCs w:val="18"/>
-              </w:rPr>
-              <w:t xml:space="preserve">0.2</w:t>
-            </w:r>
-          </w:p>
-        </w:tc>
-        <w:tc>
-          <w:tcPr>
-            <w:tcW w:type="dxa" w:w="1512"/>
-            <w:tcBorders>
-              <w:top w:val="single" w:color="CCCCCC" w:sz="4"/>
-              <w:left w:val="single" w:color="CCCCCC" w:sz="4"/>
-              <w:bottom w:val="single" w:color="CCCCCC" w:sz="4"/>
-              <w:right w:val="single" w:color="CCCCCC" w:sz="4"/>
-            </w:tcBorders>
-            <w:shd w:fill="FFFFFF" w:val="clear"/>
-            <w:tcMar>
-              <w:top w:type="dxa" w:w="60"/>
-              <w:left w:type="dxa" w:w="100"/>
-              <w:bottom w:type="dxa" w:w="60"/>
-              <w:right w:type="dxa" w:w="100"/>
-            </w:tcMar>
-          </w:tcPr>
-          <w:p>
-            <w:r>
-              <w:rPr>
-                <w:rFonts w:ascii="BIZ UDPゴシック" w:cs="BIZ UDPゴシック" w:eastAsia="BIZ UDPゴシック" w:hAnsi="BIZ UDPゴシック"/>
-                <w:b w:val="false"/>
-                <w:bCs w:val="false"/>
-                <w:color w:val="000000"/>
-                <w:sz w:val="18"/>
-                <w:szCs w:val="18"/>
-              </w:rPr>
-              <w:t xml:space="preserve">2026/03/08</w:t>
-            </w:r>
-          </w:p>
-        </w:tc>
-        <w:tc>
-          <w:tcPr>
-            <w:tcW w:type="dxa" w:w="1890"/>
-            <w:tcBorders>
-              <w:top w:val="single" w:color="CCCCCC" w:sz="4"/>
-              <w:left w:val="single" w:color="CCCCCC" w:sz="4"/>
-              <w:bottom w:val="single" w:color="CCCCCC" w:sz="4"/>
-              <w:right w:val="single" w:color="CCCCCC" w:sz="4"/>
-            </w:tcBorders>
-            <w:shd w:fill="FFFFFF" w:val="clear"/>
-            <w:tcMar>
-              <w:top w:type="dxa" w:w="60"/>
-              <w:left w:type="dxa" w:w="100"/>
-              <w:bottom w:type="dxa" w:w="60"/>
-              <w:right w:type="dxa" w:w="100"/>
-            </w:tcMar>
-          </w:tcPr>
-          <w:p>
-            <w:r>
-              <w:rPr>
-                <w:rFonts w:ascii="BIZ UDPゴシック" w:cs="BIZ UDPゴシック" w:eastAsia="BIZ UDPゴシック" w:hAnsi="BIZ UDPゴシック"/>
-                <w:b w:val="false"/>
-                <w:bCs w:val="false"/>
-                <w:color w:val="000000"/>
-                <w:sz w:val="18"/>
-                <w:szCs w:val="18"/>
-              </w:rPr>
-              <w:t xml:space="preserve">Thanh Nguyên</w:t>
-            </w:r>
-          </w:p>
-        </w:tc>
-        <w:tc>
-          <w:tcPr>
-            <w:tcW w:type="dxa" w:w="4346"/>
-            <w:tcBorders>
-              <w:top w:val="single" w:color="CCCCCC" w:sz="4"/>
-              <w:left w:val="single" w:color="CCCCCC" w:sz="4"/>
-              <w:bottom w:val="single" w:color="CCCCCC" w:sz="4"/>
-              <w:right w:val="single" w:color="CCCCCC" w:sz="4"/>
-            </w:tcBorders>
-            <w:shd w:fill="FFFFFF" w:val="clear"/>
-            <w:tcMar>
-              <w:top w:type="dxa" w:w="60"/>
-              <w:left w:type="dxa" w:w="100"/>
-              <w:bottom w:type="dxa" w:w="60"/>
-              <w:right w:type="dxa" w:w="100"/>
-            </w:tcMar>
-          </w:tcPr>
-          <w:p>
-            <w:r>
-              <w:rPr>
-                <w:rFonts w:ascii="BIZ UDPゴシック" w:cs="BIZ UDPゴシック" w:eastAsia="BIZ UDPゴシック" w:hAnsi="BIZ UDPゴシック"/>
-                <w:b w:val="false"/>
-                <w:bCs w:val="false"/>
-                <w:color w:val="000000"/>
-                <w:sz w:val="18"/>
-                <w:szCs w:val="18"/>
-              </w:rPr>
-              <w:t xml:space="preserve">顧客実施判断確認セクション（第0章）を追加</w:t>
             </w:r>
           </w:p>
         </w:tc>

--- a/40_AWS/04_修正依頼/20260308_MYSQLバックアップ設定.docx
+++ b/40_AWS/04_修正依頼/20260308_MYSQLバックアップ設定.docx
@@ -6066,7 +6066,17 @@
       </w:rPr>
       <w:t xml:space="preserve">Luvina Software JSC.  |  Confidential  |  p.</w:t>
     </w:r>
-    <w:fldSimple w:instr="PAGE"/>
+    <w:fldSimple w:instr="PAGE">
+      <w:r>
+        <w:rPr>
+          <w:rFonts w:ascii="BIZ UDPゴシック" w:cs="BIZ UDPゴシック" w:eastAsia="BIZ UDPゴシック" w:hAnsi="BIZ UDPゴシック"/>
+          <w:color w:val="666666"/>
+          <w:sz w:val="16"/>
+          <w:szCs w:val="16"/>
+        </w:rPr>
+        <w:t>1</w:t>
+      </w:r>
+    </w:fldSimple>
   </w:p>
 </w:ftr>
 </file>

--- a/40_AWS/04_修正依頼/20260308_MYSQLバックアップ設定.docx
+++ b/40_AWS/04_修正依頼/20260308_MYSQLバックアップ設定.docx
@@ -3851,6 +3851,20 @@
         <w:t xml:space="preserve">■ テスト手順・報告</w:t>
       </w:r>
     </w:p>
+    <w:p>
+      <w:pPr>
+        <w:rPr/>
+      </w:pPr>
+      <w:r>
+        <w:rPr>
+          <w:b/>
+          <w:color w:val="C8102E"/>
+          <w:sz w:val="18"/>
+          <w:rFonts w:ascii="BIZ UDPゴシック" w:eastAsia="BIZ UDPゴシック"/>
+        </w:rPr>
+        <w:t>【実施順序】①検証環境 → ②STG環境（stg.ignicapos.com）→ ③PRD本番環境（www.ignicapos.com）の順に実施すること</w:t>
+      </w:r>
+    </w:p>
     <w:tbl>
       <w:tblPr>
         <w:tblW w:type="dxa" w:w="8504"/>
@@ -3997,6 +4011,26 @@
             </w:r>
           </w:p>
         </w:tc>
+        <w:tc>
+          <w:tcPr>
+            <w:tcW w:w="1200" w:type="dxa"/>
+            <w:shd w:val="clear" w:color="auto" w:fill="D6E4F0"/>
+          </w:tcPr>
+          <w:p>
+            <w:pPr>
+              <w:jc w:val="center"/>
+            </w:pPr>
+            <w:r>
+              <w:rPr>
+                <w:b/>
+                <w:rFonts w:ascii="BIZ UDPゴシック" w:eastAsia="BIZ UDPゴシック"/>
+                <w:sz w:val="18"/>
+              </w:rPr>
+              <w:t>実施
+環境</w:t>
+            </w:r>
+          </w:p>
+        </w:tc>
       </w:tr>
       <w:tr>
         <w:trPr>
@@ -4060,7 +4094,7 @@
                 <w:sz w:val="18"/>
                 <w:szCs w:val="18"/>
               </w:rPr>
-              <w:t xml:space="preserve">バックアップボールト「ksm-posprd-backup-vault」が ap-northeast-1 に作成されていることを確認</w:t>
+              <w:t xml:space="preserve">バックアップボールト「ksm-posstg-backup-vault」が ap-northeast-1 に作成されていることを確認</w:t>
             </w:r>
           </w:p>
           <w:p>
@@ -4086,7 +4120,7 @@
                 <w:sz w:val="18"/>
                 <w:szCs w:val="18"/>
               </w:rPr>
-              <w:t xml:space="preserve">    --query "BackupVaultList[?BackupVaultName=='ksm-posprd-backup-vault'].[BackupVaultName,EncryptionKeyArn]" --output table</w:t>
+              <w:t xml:space="preserve">    --query "BackupVaultList[?BackupVaultName=='ksm-posstg-backup-vault'].[BackupVaultName,EncryptionKeyArn]" --output table</w:t>
             </w:r>
           </w:p>
         </w:tc>
@@ -4162,6 +4196,27 @@
                 <w:szCs w:val="18"/>
               </w:rPr>
               <w:t xml:space="preserve"/>
+            </w:r>
+          </w:p>
+        </w:tc>
+        <w:tc>
+          <w:tcPr>
+            <w:tcW w:w="1200" w:type="dxa"/>
+            <w:shd w:val="clear" w:color="auto" w:fill="1F7A8C"/>
+            <w:vAlign w:val="center"/>
+          </w:tcPr>
+          <w:p>
+            <w:pPr>
+              <w:jc w:val="center"/>
+            </w:pPr>
+            <w:r>
+              <w:rPr>
+                <w:b/>
+                <w:color w:val="FFFFFF"/>
+                <w:sz w:val="18"/>
+                <w:rFonts w:ascii="BIZ UDPゴシック" w:eastAsia="BIZ UDPゴシック"/>
+              </w:rPr>
+              <w:t>✓STG</w:t>
             </w:r>
           </w:p>
         </w:tc>
@@ -4197,7 +4252,7 @@
                 <w:sz w:val="18"/>
                 <w:szCs w:val="18"/>
               </w:rPr>
-              <w:t xml:space="preserve">2</w:t>
+              <w:t xml:space="preserve">1</w:t>
             </w:r>
           </w:p>
         </w:tc>
@@ -4228,7 +4283,7 @@
                 <w:sz w:val="18"/>
                 <w:szCs w:val="18"/>
               </w:rPr>
-              <w:t xml:space="preserve">プラン「ksm-posprd-rds-hourly」が ScheduleExpression = cron(0 * * * ? *) で作成されていることを確認</w:t>
+              <w:t xml:space="preserve">バックアップボールト「ksm-posprd-backup-vault」が ap-northeast-1 に作成されていることを確認</w:t>
             </w:r>
           </w:p>
           <w:p>
@@ -4241,7 +4296,7 @@
                 <w:sz w:val="18"/>
                 <w:szCs w:val="18"/>
               </w:rPr>
-              <w:t xml:space="preserve">▶ aws backup list-backup-plans --region ap-northeast-1 \</w:t>
+              <w:t xml:space="preserve">▶ aws backup list-backup-vaults --region ap-northeast-1 \</w:t>
             </w:r>
           </w:p>
           <w:p>
@@ -4254,7 +4309,7 @@
                 <w:sz w:val="18"/>
                 <w:szCs w:val="18"/>
               </w:rPr>
-              <w:t xml:space="preserve">    --query "BackupPlansList[?BackupPlanName=='ksm-posprd-rds-hourly'].[BackupPlanName,BackupPlanId]" --output table</w:t>
+              <w:t xml:space="preserve">    --query "BackupVaultList[?BackupVaultName=='ksm-posprd-backup-vault'].[BackupVaultName,EncryptionKeyArn]" --output table</w:t>
             </w:r>
           </w:p>
         </w:tc>
@@ -4285,6 +4340,195 @@
                 <w:sz w:val="18"/>
                 <w:szCs w:val="18"/>
               </w:rPr>
+              <w:t xml:space="preserve">ボールトが存在し</w:t>
+            </w:r>
+          </w:p>
+          <w:p>
+            <w:pPr>
+              <w:spacing w:before="0" w:after="0"/>
+            </w:pPr>
+            <w:r>
+              <w:rPr>
+                <w:rFonts w:ascii="BIZ UDPゴシック" w:cs="BIZ UDPゴシック" w:eastAsia="BIZ UDPゴシック" w:hAnsi="BIZ UDPゴシック"/>
+                <w:sz w:val="18"/>
+                <w:szCs w:val="18"/>
+              </w:rPr>
+              <w:t xml:space="preserve">暗号化キー ARN が表示される</w:t>
+            </w:r>
+          </w:p>
+        </w:tc>
+        <w:tc>
+          <w:tcPr>
+            <w:tcW w:type="dxa" w:w="1133"/>
+            <w:tcBorders>
+              <w:top w:val="single" w:color="CCCCCC" w:sz="4"/>
+              <w:left w:val="single" w:color="CCCCCC" w:sz="4"/>
+              <w:bottom w:val="single" w:color="CCCCCC" w:sz="4"/>
+              <w:right w:val="single" w:color="CCCCCC" w:sz="4"/>
+            </w:tcBorders>
+            <w:shd w:fill="FFFFFF" w:val="clear"/>
+            <w:tcMar>
+              <w:top w:type="dxa" w:w="60"/>
+              <w:left w:type="dxa" w:w="100"/>
+              <w:bottom w:type="dxa" w:w="60"/>
+              <w:right w:type="dxa" w:w="100"/>
+            </w:tcMar>
+          </w:tcPr>
+          <w:p>
+            <w:r>
+              <w:rPr>
+                <w:rFonts w:ascii="BIZ UDPゴシック" w:cs="BIZ UDPゴシック" w:eastAsia="BIZ UDPゴシック" w:hAnsi="BIZ UDPゴシック"/>
+                <w:b w:val="false"/>
+                <w:bCs w:val="false"/>
+                <w:color w:val="000000"/>
+                <w:sz w:val="18"/>
+                <w:szCs w:val="18"/>
+              </w:rPr>
+              <w:t xml:space="preserve"/>
+            </w:r>
+          </w:p>
+        </w:tc>
+        <w:tc>
+          <w:tcPr>
+            <w:tcW w:w="1200" w:type="dxa"/>
+            <w:shd w:val="clear" w:color="auto" w:fill="C8102E"/>
+            <w:vAlign w:val="center"/>
+          </w:tcPr>
+          <w:p>
+            <w:pPr>
+              <w:jc w:val="center"/>
+            </w:pPr>
+            <w:r>
+              <w:rPr>
+                <w:b/>
+                <w:color w:val="FFFFFF"/>
+                <w:sz w:val="18"/>
+                <w:rFonts w:ascii="BIZ UDPゴシック" w:eastAsia="BIZ UDPゴシック"/>
+              </w:rPr>
+              <w:t>✓PRD</w:t>
+            </w:r>
+          </w:p>
+        </w:tc>
+      </w:tr>
+      <w:tr>
+        <w:trPr>
+          <w:cantSplit/>
+        </w:trPr>
+        <w:tc>
+          <w:tcPr>
+            <w:tcW w:type="dxa" w:w="567"/>
+            <w:tcBorders>
+              <w:top w:val="single" w:color="CCCCCC" w:sz="4"/>
+              <w:left w:val="single" w:color="CCCCCC" w:sz="4"/>
+              <w:bottom w:val="single" w:color="CCCCCC" w:sz="4"/>
+              <w:right w:val="single" w:color="CCCCCC" w:sz="4"/>
+            </w:tcBorders>
+            <w:shd w:fill="FFFFFF" w:val="clear"/>
+            <w:tcMar>
+              <w:top w:type="dxa" w:w="60"/>
+              <w:left w:type="dxa" w:w="100"/>
+              <w:bottom w:type="dxa" w:w="60"/>
+              <w:right w:type="dxa" w:w="100"/>
+            </w:tcMar>
+          </w:tcPr>
+          <w:p>
+            <w:r>
+              <w:rPr>
+                <w:rFonts w:ascii="BIZ UDPゴシック" w:cs="BIZ UDPゴシック" w:eastAsia="BIZ UDPゴシック" w:hAnsi="BIZ UDPゴシック"/>
+                <w:b w:val="false"/>
+                <w:bCs w:val="false"/>
+                <w:color w:val="000000"/>
+                <w:sz w:val="18"/>
+                <w:szCs w:val="18"/>
+              </w:rPr>
+              <w:t xml:space="preserve">2</w:t>
+            </w:r>
+          </w:p>
+        </w:tc>
+        <w:tc>
+          <w:tcPr>
+            <w:tcW w:type="dxa" w:w="4536"/>
+            <w:tcBorders>
+              <w:top w:val="single" w:color="CCCCCC" w:sz="4"/>
+              <w:left w:val="single" w:color="CCCCCC" w:sz="4"/>
+              <w:bottom w:val="single" w:color="CCCCCC" w:sz="4"/>
+              <w:right w:val="single" w:color="CCCCCC" w:sz="4"/>
+            </w:tcBorders>
+            <w:shd w:fill="FFFFFF" w:val="clear"/>
+            <w:tcMar>
+              <w:top w:type="dxa" w:w="60"/>
+              <w:left w:type="dxa" w:w="100"/>
+              <w:bottom w:type="dxa" w:w="60"/>
+              <w:right w:type="dxa" w:w="100"/>
+            </w:tcMar>
+          </w:tcPr>
+          <w:p>
+            <w:pPr>
+              <w:spacing w:before="0" w:after="0"/>
+            </w:pPr>
+            <w:r>
+              <w:rPr>
+                <w:rFonts w:ascii="BIZ UDPゴシック" w:cs="BIZ UDPゴシック" w:eastAsia="BIZ UDPゴシック" w:hAnsi="BIZ UDPゴシック"/>
+                <w:sz w:val="18"/>
+                <w:szCs w:val="18"/>
+              </w:rPr>
+              <w:t xml:space="preserve">プラン「ksm-posstg-rds-hourly」が ScheduleExpression = cron(0 * * * ? *) で作成されていることを確認</w:t>
+            </w:r>
+          </w:p>
+          <w:p>
+            <w:pPr>
+              <w:spacing w:before="0" w:after="0"/>
+            </w:pPr>
+            <w:r>
+              <w:rPr>
+                <w:rFonts w:ascii="BIZ UDPゴシック" w:cs="BIZ UDPゴシック" w:eastAsia="BIZ UDPゴシック" w:hAnsi="BIZ UDPゴシック"/>
+                <w:sz w:val="18"/>
+                <w:szCs w:val="18"/>
+              </w:rPr>
+              <w:t xml:space="preserve">▶ aws backup list-backup-plans --region ap-northeast-1 \</w:t>
+            </w:r>
+          </w:p>
+          <w:p>
+            <w:pPr>
+              <w:spacing w:before="0" w:after="0"/>
+            </w:pPr>
+            <w:r>
+              <w:rPr>
+                <w:rFonts w:ascii="BIZ UDPゴシック" w:cs="BIZ UDPゴシック" w:eastAsia="BIZ UDPゴシック" w:hAnsi="BIZ UDPゴシック"/>
+                <w:sz w:val="18"/>
+                <w:szCs w:val="18"/>
+              </w:rPr>
+              <w:t xml:space="preserve">    --query "BackupPlansList[?BackupPlanName=='ksm-posstg-rds-hourly'].[BackupPlanName,BackupPlanId]" --output table</w:t>
+            </w:r>
+          </w:p>
+        </w:tc>
+        <w:tc>
+          <w:tcPr>
+            <w:tcW w:type="dxa" w:w="2268"/>
+            <w:tcBorders>
+              <w:top w:val="single" w:color="CCCCCC" w:sz="4"/>
+              <w:left w:val="single" w:color="CCCCCC" w:sz="4"/>
+              <w:bottom w:val="single" w:color="CCCCCC" w:sz="4"/>
+              <w:right w:val="single" w:color="CCCCCC" w:sz="4"/>
+            </w:tcBorders>
+            <w:shd w:fill="FFFFFF" w:val="clear"/>
+            <w:tcMar>
+              <w:top w:type="dxa" w:w="60"/>
+              <w:left w:type="dxa" w:w="100"/>
+              <w:bottom w:type="dxa" w:w="60"/>
+              <w:right w:type="dxa" w:w="100"/>
+            </w:tcMar>
+          </w:tcPr>
+          <w:p>
+            <w:pPr>
+              <w:spacing w:before="0" w:after="0"/>
+            </w:pPr>
+            <w:r>
+              <w:rPr>
+                <w:rFonts w:ascii="BIZ UDPゴシック" w:cs="BIZ UDPゴシック" w:eastAsia="BIZ UDPゴシック" w:hAnsi="BIZ UDPゴシック"/>
+                <w:sz w:val="18"/>
+                <w:szCs w:val="18"/>
+              </w:rPr>
               <w:t xml:space="preserve">プランが存在する</w:t>
             </w:r>
           </w:p>
@@ -4317,6 +4561,203 @@
                 <w:szCs w:val="18"/>
               </w:rPr>
               <w:t xml:space="preserve"/>
+            </w:r>
+          </w:p>
+        </w:tc>
+        <w:tc>
+          <w:tcPr>
+            <w:tcW w:w="1200" w:type="dxa"/>
+            <w:shd w:val="clear" w:color="auto" w:fill="1F7A8C"/>
+            <w:vAlign w:val="center"/>
+          </w:tcPr>
+          <w:p>
+            <w:pPr>
+              <w:jc w:val="center"/>
+            </w:pPr>
+            <w:r>
+              <w:rPr>
+                <w:b/>
+                <w:color w:val="FFFFFF"/>
+                <w:sz w:val="18"/>
+                <w:rFonts w:ascii="BIZ UDPゴシック" w:eastAsia="BIZ UDPゴシック"/>
+              </w:rPr>
+              <w:t>✓STG</w:t>
+            </w:r>
+          </w:p>
+        </w:tc>
+      </w:tr>
+      <w:tr>
+        <w:trPr>
+          <w:cantSplit/>
+        </w:trPr>
+        <w:tc>
+          <w:tcPr>
+            <w:tcW w:type="dxa" w:w="567"/>
+            <w:tcBorders>
+              <w:top w:val="single" w:color="CCCCCC" w:sz="4"/>
+              <w:left w:val="single" w:color="CCCCCC" w:sz="4"/>
+              <w:bottom w:val="single" w:color="CCCCCC" w:sz="4"/>
+              <w:right w:val="single" w:color="CCCCCC" w:sz="4"/>
+            </w:tcBorders>
+            <w:shd w:fill="FFFFFF" w:val="clear"/>
+            <w:tcMar>
+              <w:top w:type="dxa" w:w="60"/>
+              <w:left w:type="dxa" w:w="100"/>
+              <w:bottom w:type="dxa" w:w="60"/>
+              <w:right w:type="dxa" w:w="100"/>
+            </w:tcMar>
+          </w:tcPr>
+          <w:p>
+            <w:r>
+              <w:rPr>
+                <w:rFonts w:ascii="BIZ UDPゴシック" w:cs="BIZ UDPゴシック" w:eastAsia="BIZ UDPゴシック" w:hAnsi="BIZ UDPゴシック"/>
+                <w:b w:val="false"/>
+                <w:bCs w:val="false"/>
+                <w:color w:val="000000"/>
+                <w:sz w:val="18"/>
+                <w:szCs w:val="18"/>
+              </w:rPr>
+              <w:t xml:space="preserve">2</w:t>
+            </w:r>
+          </w:p>
+        </w:tc>
+        <w:tc>
+          <w:tcPr>
+            <w:tcW w:type="dxa" w:w="4536"/>
+            <w:tcBorders>
+              <w:top w:val="single" w:color="CCCCCC" w:sz="4"/>
+              <w:left w:val="single" w:color="CCCCCC" w:sz="4"/>
+              <w:bottom w:val="single" w:color="CCCCCC" w:sz="4"/>
+              <w:right w:val="single" w:color="CCCCCC" w:sz="4"/>
+            </w:tcBorders>
+            <w:shd w:fill="FFFFFF" w:val="clear"/>
+            <w:tcMar>
+              <w:top w:type="dxa" w:w="60"/>
+              <w:left w:type="dxa" w:w="100"/>
+              <w:bottom w:type="dxa" w:w="60"/>
+              <w:right w:type="dxa" w:w="100"/>
+            </w:tcMar>
+          </w:tcPr>
+          <w:p>
+            <w:pPr>
+              <w:spacing w:before="0" w:after="0"/>
+            </w:pPr>
+            <w:r>
+              <w:rPr>
+                <w:rFonts w:ascii="BIZ UDPゴシック" w:cs="BIZ UDPゴシック" w:eastAsia="BIZ UDPゴシック" w:hAnsi="BIZ UDPゴシック"/>
+                <w:sz w:val="18"/>
+                <w:szCs w:val="18"/>
+              </w:rPr>
+              <w:t xml:space="preserve">プラン「ksm-posprd-rds-hourly」が ScheduleExpression = cron(0 * * * ? *) で作成されていることを確認</w:t>
+            </w:r>
+          </w:p>
+          <w:p>
+            <w:pPr>
+              <w:spacing w:before="0" w:after="0"/>
+            </w:pPr>
+            <w:r>
+              <w:rPr>
+                <w:rFonts w:ascii="BIZ UDPゴシック" w:cs="BIZ UDPゴシック" w:eastAsia="BIZ UDPゴシック" w:hAnsi="BIZ UDPゴシック"/>
+                <w:sz w:val="18"/>
+                <w:szCs w:val="18"/>
+              </w:rPr>
+              <w:t xml:space="preserve">▶ aws backup list-backup-plans --region ap-northeast-1 \</w:t>
+            </w:r>
+          </w:p>
+          <w:p>
+            <w:pPr>
+              <w:spacing w:before="0" w:after="0"/>
+            </w:pPr>
+            <w:r>
+              <w:rPr>
+                <w:rFonts w:ascii="BIZ UDPゴシック" w:cs="BIZ UDPゴシック" w:eastAsia="BIZ UDPゴシック" w:hAnsi="BIZ UDPゴシック"/>
+                <w:sz w:val="18"/>
+                <w:szCs w:val="18"/>
+              </w:rPr>
+              <w:t xml:space="preserve">    --query "BackupPlansList[?BackupPlanName=='ksm-posprd-rds-hourly'].[BackupPlanName,BackupPlanId]" --output table</w:t>
+            </w:r>
+          </w:p>
+        </w:tc>
+        <w:tc>
+          <w:tcPr>
+            <w:tcW w:type="dxa" w:w="2268"/>
+            <w:tcBorders>
+              <w:top w:val="single" w:color="CCCCCC" w:sz="4"/>
+              <w:left w:val="single" w:color="CCCCCC" w:sz="4"/>
+              <w:bottom w:val="single" w:color="CCCCCC" w:sz="4"/>
+              <w:right w:val="single" w:color="CCCCCC" w:sz="4"/>
+            </w:tcBorders>
+            <w:shd w:fill="FFFFFF" w:val="clear"/>
+            <w:tcMar>
+              <w:top w:type="dxa" w:w="60"/>
+              <w:left w:type="dxa" w:w="100"/>
+              <w:bottom w:type="dxa" w:w="60"/>
+              <w:right w:type="dxa" w:w="100"/>
+            </w:tcMar>
+          </w:tcPr>
+          <w:p>
+            <w:pPr>
+              <w:spacing w:before="0" w:after="0"/>
+            </w:pPr>
+            <w:r>
+              <w:rPr>
+                <w:rFonts w:ascii="BIZ UDPゴシック" w:cs="BIZ UDPゴシック" w:eastAsia="BIZ UDPゴシック" w:hAnsi="BIZ UDPゴシック"/>
+                <w:sz w:val="18"/>
+                <w:szCs w:val="18"/>
+              </w:rPr>
+              <w:t xml:space="preserve">プランが存在する</w:t>
+            </w:r>
+          </w:p>
+        </w:tc>
+        <w:tc>
+          <w:tcPr>
+            <w:tcW w:type="dxa" w:w="1133"/>
+            <w:tcBorders>
+              <w:top w:val="single" w:color="CCCCCC" w:sz="4"/>
+              <w:left w:val="single" w:color="CCCCCC" w:sz="4"/>
+              <w:bottom w:val="single" w:color="CCCCCC" w:sz="4"/>
+              <w:right w:val="single" w:color="CCCCCC" w:sz="4"/>
+            </w:tcBorders>
+            <w:shd w:fill="FFFFFF" w:val="clear"/>
+            <w:tcMar>
+              <w:top w:type="dxa" w:w="60"/>
+              <w:left w:type="dxa" w:w="100"/>
+              <w:bottom w:type="dxa" w:w="60"/>
+              <w:right w:type="dxa" w:w="100"/>
+            </w:tcMar>
+          </w:tcPr>
+          <w:p>
+            <w:r>
+              <w:rPr>
+                <w:rFonts w:ascii="BIZ UDPゴシック" w:cs="BIZ UDPゴシック" w:eastAsia="BIZ UDPゴシック" w:hAnsi="BIZ UDPゴシック"/>
+                <w:b w:val="false"/>
+                <w:bCs w:val="false"/>
+                <w:color w:val="000000"/>
+                <w:sz w:val="18"/>
+                <w:szCs w:val="18"/>
+              </w:rPr>
+              <w:t xml:space="preserve"/>
+            </w:r>
+          </w:p>
+        </w:tc>
+        <w:tc>
+          <w:tcPr>
+            <w:tcW w:w="1200" w:type="dxa"/>
+            <w:shd w:val="clear" w:color="auto" w:fill="C8102E"/>
+            <w:vAlign w:val="center"/>
+          </w:tcPr>
+          <w:p>
+            <w:pPr>
+              <w:jc w:val="center"/>
+            </w:pPr>
+            <w:r>
+              <w:rPr>
+                <w:b/>
+                <w:color w:val="FFFFFF"/>
+                <w:sz w:val="18"/>
+                <w:rFonts w:ascii="BIZ UDPゴシック" w:eastAsia="BIZ UDPゴシック"/>
+              </w:rPr>
+              <w:t>✓PRD</w:t>
             </w:r>
           </w:p>
         </w:tc>
@@ -4938,6 +5379,20 @@
           <w:szCs w:val="18"/>
         </w:rPr>
         <w:t xml:space="preserve">■ テスト手順・報告</w:t>
+      </w:r>
+    </w:p>
+    <w:p>
+      <w:pPr>
+        <w:rPr/>
+      </w:pPr>
+      <w:r>
+        <w:rPr>
+          <w:b/>
+          <w:color w:val="C8102E"/>
+          <w:sz w:val="18"/>
+          <w:rFonts w:ascii="BIZ UDPゴシック" w:eastAsia="BIZ UDPゴシック"/>
+        </w:rPr>
+        <w:t>【実施順序】①検証環境 → ②STG環境（stg.ignicapos.com）→ ③PRD本番環境（www.ignicapos.com）の順に実施すること</w:t>
       </w:r>
     </w:p>
     <w:tbl>
